--- a/data/outputs/v2/Essential_Mathematics/SS1.1_Real_Numbers/Essential_Mathematics_Real_Numbers_CBE_LessonSequence.docx
+++ b/data/outputs/v2/Essential_Mathematics/SS1.1_Real_Numbers/Essential_Mathematics_Real_Numbers_CBE_LessonSequence.docx
@@ -2947,7 +2947,7 @@
             <w:pPr>
               <w:spacing w:after="20" w:before="0"/>
             </w:pPr>
-            <w:hyperlink w:history="1" r:id="rIdpj09tadzvskyqdslwoyiu">
+            <w:hyperlink w:history="1" r:id="rIduabkn2jfs2k5v_nuwpe2l">
               <w:r>
                 <w:rPr>
                   <w:rFonts w:ascii="Arial" w:cs="Arial" w:eastAsia="Arial" w:hAnsi="Arial"/>
@@ -2956,7 +2956,7 @@
                   <w:szCs w:val="16"/>
                   <w:u w:val="single" w:color="2E75B6"/>
                 </w:rPr>
-                <w:t xml:space="preserve">Prime numbers</w:t>
+                <w:t xml:space="preserve">Worked example: classifying numbers</w:t>
               </w:r>
             </w:hyperlink>
           </w:p>
@@ -2980,7 +2980,7 @@
               <w:spacing w:after="10" w:before="0"/>
               <w:ind w:left="120"/>
             </w:pPr>
-            <w:hyperlink w:history="1" r:id="rId1fsa-qfxsfhlddniliu7-">
+            <w:hyperlink w:history="1" r:id="rIdi_hufawsuu-0ljnv2ohrf">
               <w:r>
                 <w:rPr>
                   <w:rFonts w:ascii="Arial" w:cs="Arial" w:eastAsia="Arial" w:hAnsi="Arial"/>
@@ -3018,14 +3018,14 @@
                 <w:sz w:val="16"/>
                 <w:szCs w:val="16"/>
               </w:rPr>
-              <w:t xml:space="preserve">📖 HTML:</w:t>
+              <w:t xml:space="preserve">📖 EXERCISE:</w:t>
             </w:r>
           </w:p>
           <w:p>
             <w:pPr>
               <w:spacing w:after="20" w:before="0"/>
             </w:pPr>
-            <w:hyperlink w:history="1" r:id="rIdatp0tjnnnyy0il3jtccaw">
+            <w:hyperlink w:history="1" r:id="rIddvwcjxvlwlgtyyen1moig">
               <w:r>
                 <w:rPr>
                   <w:rFonts w:ascii="Arial" w:cs="Arial" w:eastAsia="Arial" w:hAnsi="Arial"/>
@@ -3034,7 +3034,7 @@
                   <w:szCs w:val="16"/>
                   <w:u w:val="single" w:color="2E75B6"/>
                 </w:rPr>
-                <w:t xml:space="preserve">Order of Real Numbers (Flexbook)</w:t>
+                <w:t xml:space="preserve">Classify numbers</w:t>
               </w:r>
             </w:hyperlink>
           </w:p>
@@ -3050,7 +3050,7 @@
                 <w:sz w:val="14"/>
                 <w:szCs w:val="14"/>
               </w:rPr>
-              <w:t xml:space="preserve">Source: CK-12</w:t>
+              <w:t xml:space="preserve">Source: Khan Academy (English - US curriculum)</w:t>
             </w:r>
           </w:p>
           <w:p>
@@ -3058,7 +3058,7 @@
               <w:spacing w:after="10" w:before="0"/>
               <w:ind w:left="120"/>
             </w:pPr>
-            <w:hyperlink w:history="1" r:id="rId0diqrwxh5yvwjnsqcbhn2">
+            <w:hyperlink w:history="1" r:id="rId6v4mlzhjsy7mhro9jjhoe">
               <w:r>
                 <w:rPr>
                   <w:rFonts w:ascii="Arial" w:cs="Arial" w:eastAsia="Arial" w:hAnsi="Arial"/>
@@ -3329,7 +3329,7 @@
             <w:pPr>
               <w:spacing w:after="20" w:before="0"/>
             </w:pPr>
-            <w:hyperlink w:history="1" r:id="rIdgh0w-xvokdumkny81ygp-">
+            <w:hyperlink w:history="1" r:id="rId87i7objnwamgyi7f1rmfj">
               <w:r>
                 <w:rPr>
                   <w:rFonts w:ascii="Arial" w:cs="Arial" w:eastAsia="Arial" w:hAnsi="Arial"/>
@@ -3338,7 +3338,7 @@
                   <w:szCs w:val="16"/>
                   <w:u w:val="single" w:color="2E75B6"/>
                 </w:rPr>
-                <w:t xml:space="preserve">Prime numbers</w:t>
+                <w:t xml:space="preserve">Proof: √2 is irrational</w:t>
               </w:r>
             </w:hyperlink>
           </w:p>
@@ -3362,7 +3362,7 @@
               <w:spacing w:after="10" w:before="0"/>
               <w:ind w:left="120"/>
             </w:pPr>
-            <w:hyperlink w:history="1" r:id="rIdxfzmxt7lj8zaf3m27ni53">
+            <w:hyperlink w:history="1" r:id="rIduikask1wuhtjqq10on7da">
               <w:r>
                 <w:rPr>
                   <w:rFonts w:ascii="Arial" w:cs="Arial" w:eastAsia="Arial" w:hAnsi="Arial"/>
@@ -3407,7 +3407,7 @@
             <w:pPr>
               <w:spacing w:after="20" w:before="0"/>
             </w:pPr>
-            <w:hyperlink w:history="1" r:id="rId_7hwr89b-iwpmwn87oxj1">
+            <w:hyperlink w:history="1" r:id="rIducqfihl4k3vberz_w9kky">
               <w:r>
                 <w:rPr>
                   <w:rFonts w:ascii="Arial" w:cs="Arial" w:eastAsia="Arial" w:hAnsi="Arial"/>
@@ -3416,7 +3416,7 @@
                   <w:szCs w:val="16"/>
                   <w:u w:val="single" w:color="2E75B6"/>
                 </w:rPr>
-                <w:t xml:space="preserve">Order of Real Numbers (Flexbook)</w:t>
+                <w:t xml:space="preserve">Square Roots and Irrational Numbers (Flexbook)</w:t>
               </w:r>
             </w:hyperlink>
           </w:p>
@@ -3440,7 +3440,7 @@
               <w:spacing w:after="10" w:before="0"/>
               <w:ind w:left="120"/>
             </w:pPr>
-            <w:hyperlink w:history="1" r:id="rIdrpygv71eqiw8x-kb80qg4">
+            <w:hyperlink w:history="1" r:id="rIdv6hptxy-_anbg-bebtehj">
               <w:r>
                 <w:rPr>
                   <w:rFonts w:ascii="Arial" w:cs="Arial" w:eastAsia="Arial" w:hAnsi="Arial"/>
@@ -3730,7 +3730,7 @@
             <w:pPr>
               <w:spacing w:after="20" w:before="0"/>
             </w:pPr>
-            <w:hyperlink w:history="1" r:id="rIdlc979dvbb7sznnbo20tqt">
+            <w:hyperlink w:history="1" r:id="rIdhti_keq9tgutexzh0mhnq">
               <w:r>
                 <w:rPr>
                   <w:rFonts w:ascii="Arial" w:cs="Arial" w:eastAsia="Arial" w:hAnsi="Arial"/>
@@ -3739,7 +3739,7 @@
                   <w:szCs w:val="16"/>
                   <w:u w:val="single" w:color="2E75B6"/>
                 </w:rPr>
-                <w:t xml:space="preserve">Prime numbers</w:t>
+                <w:t xml:space="preserve">Proof: square roots of prime numbers are irrational</w:t>
               </w:r>
             </w:hyperlink>
           </w:p>
@@ -3763,7 +3763,7 @@
               <w:spacing w:after="10" w:before="0"/>
               <w:ind w:left="120"/>
             </w:pPr>
-            <w:hyperlink w:history="1" r:id="rIdmvsyn9fjkg8tbwb0vnp2v">
+            <w:hyperlink w:history="1" r:id="rIdkrie3uittnmbrprtdbm6h">
               <w:r>
                 <w:rPr>
                   <w:rFonts w:ascii="Arial" w:cs="Arial" w:eastAsia="Arial" w:hAnsi="Arial"/>
@@ -3801,14 +3801,14 @@
                 <w:sz w:val="16"/>
                 <w:szCs w:val="16"/>
               </w:rPr>
-              <w:t xml:space="preserve">📖 HTML:</w:t>
+              <w:t xml:space="preserve">📖 EXERCISE:</w:t>
             </w:r>
           </w:p>
           <w:p>
             <w:pPr>
               <w:spacing w:after="20" w:before="0"/>
             </w:pPr>
-            <w:hyperlink w:history="1" r:id="rIdmswf-bvtqbqappjcrueqh">
+            <w:hyperlink w:history="1" r:id="rIdgfy2lmhx9sfev5siwl79i">
               <w:r>
                 <w:rPr>
                   <w:rFonts w:ascii="Arial" w:cs="Arial" w:eastAsia="Arial" w:hAnsi="Arial"/>
@@ -3817,7 +3817,7 @@
                   <w:szCs w:val="16"/>
                   <w:u w:val="single" w:color="2E75B6"/>
                 </w:rPr>
-                <w:t xml:space="preserve">Order of Real Numbers (Flexbook)</w:t>
+                <w:t xml:space="preserve">Square Roots and Irrational Numbers Practice</w:t>
               </w:r>
             </w:hyperlink>
           </w:p>
@@ -3841,7 +3841,7 @@
               <w:spacing w:after="10" w:before="0"/>
               <w:ind w:left="120"/>
             </w:pPr>
-            <w:hyperlink w:history="1" r:id="rIdkxkt_p-emhnrs1ips9gng">
+            <w:hyperlink w:history="1" r:id="rIdifxz3i1i2jnhuo8lbzv2f">
               <w:r>
                 <w:rPr>
                   <w:rFonts w:ascii="Arial" w:cs="Arial" w:eastAsia="Arial" w:hAnsi="Arial"/>
@@ -4150,7 +4150,7 @@
             <w:pPr>
               <w:spacing w:after="20" w:before="0"/>
             </w:pPr>
-            <w:hyperlink w:history="1" r:id="rIdwif52mz4gvvv88pzvnlj-">
+            <w:hyperlink w:history="1" r:id="rIdssmqp1hdsgwjdtlexkkab">
               <w:r>
                 <w:rPr>
                   <w:rFonts w:ascii="Arial" w:cs="Arial" w:eastAsia="Arial" w:hAnsi="Arial"/>
@@ -4159,7 +4159,7 @@
                   <w:szCs w:val="16"/>
                   <w:u w:val="single" w:color="2E75B6"/>
                 </w:rPr>
-                <w:t xml:space="preserve">Prime numbers</w:t>
+                <w:t xml:space="preserve">Compare rational numbers using a number line</w:t>
               </w:r>
             </w:hyperlink>
           </w:p>
@@ -4183,7 +4183,7 @@
               <w:spacing w:after="10" w:before="0"/>
               <w:ind w:left="120"/>
             </w:pPr>
-            <w:hyperlink w:history="1" r:id="rIds5eikt4v93xctvykm6zir">
+            <w:hyperlink w:history="1" r:id="rIdj8hl8yw0uogaqdalqo0km">
               <w:r>
                 <w:rPr>
                   <w:rFonts w:ascii="Arial" w:cs="Arial" w:eastAsia="Arial" w:hAnsi="Arial"/>
@@ -4221,14 +4221,14 @@
                 <w:sz w:val="16"/>
                 <w:szCs w:val="16"/>
               </w:rPr>
-              <w:t xml:space="preserve">📖 HTML:</w:t>
+              <w:t xml:space="preserve">📖 EXERCISE:</w:t>
             </w:r>
           </w:p>
           <w:p>
             <w:pPr>
               <w:spacing w:after="20" w:before="0"/>
             </w:pPr>
-            <w:hyperlink w:history="1" r:id="rIdxreikv_uggdb7zc_-5ch9">
+            <w:hyperlink w:history="1" r:id="rIdqttmn-k_qa8mimgs6b4az">
               <w:r>
                 <w:rPr>
                   <w:rFonts w:ascii="Arial" w:cs="Arial" w:eastAsia="Arial" w:hAnsi="Arial"/>
@@ -4237,7 +4237,7 @@
                   <w:szCs w:val="16"/>
                   <w:u w:val="single" w:color="2E75B6"/>
                 </w:rPr>
-                <w:t xml:space="preserve">Order of Real Numbers (Flexbook)</w:t>
+                <w:t xml:space="preserve">Compare rational numbers using a number line</w:t>
               </w:r>
             </w:hyperlink>
           </w:p>
@@ -4253,7 +4253,7 @@
                 <w:sz w:val="14"/>
                 <w:szCs w:val="14"/>
               </w:rPr>
-              <w:t xml:space="preserve">Source: CK-12</w:t>
+              <w:t xml:space="preserve">Source: Khan Academy (English - US curriculum)</w:t>
             </w:r>
           </w:p>
           <w:p>
@@ -4261,7 +4261,7 @@
               <w:spacing w:after="10" w:before="0"/>
               <w:ind w:left="120"/>
             </w:pPr>
-            <w:hyperlink w:history="1" r:id="rIdtylzjoaeoyr_syfvvpxyu">
+            <w:hyperlink w:history="1" r:id="rIdhk-j3a3enhegx9kzwxtad">
               <w:r>
                 <w:rPr>
                   <w:rFonts w:ascii="Arial" w:cs="Arial" w:eastAsia="Arial" w:hAnsi="Arial"/>
@@ -4551,7 +4551,7 @@
             <w:pPr>
               <w:spacing w:after="20" w:before="0"/>
             </w:pPr>
-            <w:hyperlink w:history="1" r:id="rId8vkdzdzrgot1ktqe-0iva">
+            <w:hyperlink w:history="1" r:id="rId7mmsc8vfr1fce5kgytlhr">
               <w:r>
                 <w:rPr>
                   <w:rFonts w:ascii="Arial" w:cs="Arial" w:eastAsia="Arial" w:hAnsi="Arial"/>
@@ -4560,7 +4560,7 @@
                   <w:szCs w:val="16"/>
                   <w:u w:val="single" w:color="2E75B6"/>
                 </w:rPr>
-                <w:t xml:space="preserve">Prime numbers</w:t>
+                <w:t xml:space="preserve">Classifying numbers</w:t>
               </w:r>
             </w:hyperlink>
           </w:p>
@@ -4584,7 +4584,7 @@
               <w:spacing w:after="10" w:before="0"/>
               <w:ind w:left="120"/>
             </w:pPr>
-            <w:hyperlink w:history="1" r:id="rIdtcjz5i0ijh9g36zmqsgol">
+            <w:hyperlink w:history="1" r:id="rIdf_ksrxegasjgzwt0c-0sg">
               <w:r>
                 <w:rPr>
                   <w:rFonts w:ascii="Arial" w:cs="Arial" w:eastAsia="Arial" w:hAnsi="Arial"/>
@@ -4622,14 +4622,14 @@
                 <w:sz w:val="16"/>
                 <w:szCs w:val="16"/>
               </w:rPr>
-              <w:t xml:space="preserve">📖 HTML:</w:t>
+              <w:t xml:space="preserve">📖 EXERCISE:</w:t>
             </w:r>
           </w:p>
           <w:p>
             <w:pPr>
               <w:spacing w:after="20" w:before="0"/>
             </w:pPr>
-            <w:hyperlink w:history="1" r:id="rIdge8qxn4qy0szhmb5pvvzo">
+            <w:hyperlink w:history="1" r:id="rIdmcirtecyxzg9suer1qb7f">
               <w:r>
                 <w:rPr>
                   <w:rFonts w:ascii="Arial" w:cs="Arial" w:eastAsia="Arial" w:hAnsi="Arial"/>
@@ -4638,7 +4638,7 @@
                   <w:szCs w:val="16"/>
                   <w:u w:val="single" w:color="2E75B6"/>
                 </w:rPr>
-                <w:t xml:space="preserve">Order of Real Numbers (Flexbook)</w:t>
+                <w:t xml:space="preserve">Negative numbers on the number line</w:t>
               </w:r>
             </w:hyperlink>
           </w:p>
@@ -4654,7 +4654,7 @@
                 <w:sz w:val="14"/>
                 <w:szCs w:val="14"/>
               </w:rPr>
-              <w:t xml:space="preserve">Source: CK-12</w:t>
+              <w:t xml:space="preserve">Source: Khan Academy (English - US curriculum)</w:t>
             </w:r>
           </w:p>
           <w:p>
@@ -4662,7 +4662,7 @@
               <w:spacing w:after="10" w:before="0"/>
               <w:ind w:left="120"/>
             </w:pPr>
-            <w:hyperlink w:history="1" r:id="rIdzf5nicvxj0duohusl2c27">
+            <w:hyperlink w:history="1" r:id="rIdpg_xf4mfbyzf9knubkbk8">
               <w:r>
                 <w:rPr>
                   <w:rFonts w:ascii="Arial" w:cs="Arial" w:eastAsia="Arial" w:hAnsi="Arial"/>
@@ -6244,7 +6244,7 @@
             <w:pPr>
               <w:spacing w:after="20" w:before="0"/>
             </w:pPr>
-            <w:hyperlink w:history="1" r:id="rIdvx5qwleqswlibysyycg7p">
+            <w:hyperlink w:history="1" r:id="rIdlroac0tn7dadrjxchy4bl">
               <w:r>
                 <w:rPr>
                   <w:rFonts w:ascii="Arial" w:cs="Arial" w:eastAsia="Arial" w:hAnsi="Arial"/>
@@ -6253,7 +6253,7 @@
                   <w:szCs w:val="16"/>
                   <w:u w:val="single" w:color="2E75B6"/>
                 </w:rPr>
-                <w:t xml:space="preserve">Prime numbers</w:t>
+                <w:t xml:space="preserve">Worked example: classifying numbers</w:t>
               </w:r>
             </w:hyperlink>
           </w:p>
@@ -6277,7 +6277,7 @@
               <w:spacing w:after="10" w:before="0"/>
               <w:ind w:left="120"/>
             </w:pPr>
-            <w:hyperlink w:history="1" r:id="rIdsnd3bm7qphzfppf3oblpg">
+            <w:hyperlink w:history="1" r:id="rIdsoquyatphfceeyshqyzsw">
               <w:r>
                 <w:rPr>
                   <w:rFonts w:ascii="Arial" w:cs="Arial" w:eastAsia="Arial" w:hAnsi="Arial"/>
@@ -6315,14 +6315,14 @@
                 <w:sz w:val="16"/>
                 <w:szCs w:val="16"/>
               </w:rPr>
-              <w:t xml:space="preserve">📖 HTML:</w:t>
+              <w:t xml:space="preserve">📖 EXERCISE:</w:t>
             </w:r>
           </w:p>
           <w:p>
             <w:pPr>
               <w:spacing w:after="20" w:before="0"/>
             </w:pPr>
-            <w:hyperlink w:history="1" r:id="rIdxm5z6szakqlihcxbjp2kh">
+            <w:hyperlink w:history="1" r:id="rId91yo_ry0-0fg6vjaxat28">
               <w:r>
                 <w:rPr>
                   <w:rFonts w:ascii="Arial" w:cs="Arial" w:eastAsia="Arial" w:hAnsi="Arial"/>
@@ -6331,7 +6331,7 @@
                   <w:szCs w:val="16"/>
                   <w:u w:val="single" w:color="2E75B6"/>
                 </w:rPr>
-                <w:t xml:space="preserve">Properties of Rational Numbers (Flexbook)</w:t>
+                <w:t xml:space="preserve">Rational number word problems</w:t>
               </w:r>
             </w:hyperlink>
           </w:p>
@@ -6347,7 +6347,7 @@
                 <w:sz w:val="14"/>
                 <w:szCs w:val="14"/>
               </w:rPr>
-              <w:t xml:space="preserve">Source: CK-12</w:t>
+              <w:t xml:space="preserve">Source: Khan Academy (English - US curriculum)</w:t>
             </w:r>
           </w:p>
           <w:p>
@@ -6355,7 +6355,7 @@
               <w:spacing w:after="10" w:before="0"/>
               <w:ind w:left="120"/>
             </w:pPr>
-            <w:hyperlink w:history="1" r:id="rIdht2r7wvxq0clxnetz4jok">
+            <w:hyperlink w:history="1" r:id="rIdondxfyfsualvqloldx1hd">
               <w:r>
                 <w:rPr>
                   <w:rFonts w:ascii="Arial" w:cs="Arial" w:eastAsia="Arial" w:hAnsi="Arial"/>
@@ -6550,7 +6550,7 @@
             <w:pPr>
               <w:spacing w:after="20" w:before="0"/>
             </w:pPr>
-            <w:hyperlink w:history="1" r:id="rId-bsgswrla44mu5mgwvid3">
+            <w:hyperlink w:history="1" r:id="rIdi6sxbapv2hvvpigd6obuz">
               <w:r>
                 <w:rPr>
                   <w:rFonts w:ascii="Arial" w:cs="Arial" w:eastAsia="Arial" w:hAnsi="Arial"/>
@@ -6559,7 +6559,7 @@
                   <w:szCs w:val="16"/>
                   <w:u w:val="single" w:color="2E75B6"/>
                 </w:rPr>
-                <w:t xml:space="preserve">Prime numbers</w:t>
+                <w:t xml:space="preserve">Proof: there's an irrational number between any two rational numbers</w:t>
               </w:r>
             </w:hyperlink>
           </w:p>
@@ -6583,7 +6583,7 @@
               <w:spacing w:after="10" w:before="0"/>
               <w:ind w:left="120"/>
             </w:pPr>
-            <w:hyperlink w:history="1" r:id="rId2as7hapep_pt8r9ouuwos">
+            <w:hyperlink w:history="1" r:id="rIdda5wko0nwn-lpuimp3rxd">
               <w:r>
                 <w:rPr>
                   <w:rFonts w:ascii="Arial" w:cs="Arial" w:eastAsia="Arial" w:hAnsi="Arial"/>
@@ -6621,14 +6621,14 @@
                 <w:sz w:val="16"/>
                 <w:szCs w:val="16"/>
               </w:rPr>
-              <w:t xml:space="preserve">📖 HTML:</w:t>
+              <w:t xml:space="preserve">📖 EXERCISE:</w:t>
             </w:r>
           </w:p>
           <w:p>
             <w:pPr>
               <w:spacing w:after="20" w:before="0"/>
             </w:pPr>
-            <w:hyperlink w:history="1" r:id="rIdqpzmt3get_uogbmoalm40">
+            <w:hyperlink w:history="1" r:id="rIdsftc1hvqypcpuqjp0nevd">
               <w:r>
                 <w:rPr>
                   <w:rFonts w:ascii="Arial" w:cs="Arial" w:eastAsia="Arial" w:hAnsi="Arial"/>
@@ -6637,7 +6637,7 @@
                   <w:szCs w:val="16"/>
                   <w:u w:val="single" w:color="2E75B6"/>
                 </w:rPr>
-                <w:t xml:space="preserve">Properties of Rational Numbers (Flexbook)</w:t>
+                <w:t xml:space="preserve">Order rational numbers</w:t>
               </w:r>
             </w:hyperlink>
           </w:p>
@@ -6653,7 +6653,7 @@
                 <w:sz w:val="14"/>
                 <w:szCs w:val="14"/>
               </w:rPr>
-              <w:t xml:space="preserve">Source: CK-12</w:t>
+              <w:t xml:space="preserve">Source: Khan Academy (English - US curriculum)</w:t>
             </w:r>
           </w:p>
           <w:p>
@@ -6661,7 +6661,7 @@
               <w:spacing w:after="10" w:before="0"/>
               <w:ind w:left="120"/>
             </w:pPr>
-            <w:hyperlink w:history="1" r:id="rIdrvfmgnvxqmrjoxrdbjtg0">
+            <w:hyperlink w:history="1" r:id="rIdz7bf2la_kwmnvjr2ykfd_">
               <w:r>
                 <w:rPr>
                   <w:rFonts w:ascii="Arial" w:cs="Arial" w:eastAsia="Arial" w:hAnsi="Arial"/>
@@ -7084,7 +7084,7 @@
             <w:pPr>
               <w:spacing w:after="20" w:before="0"/>
             </w:pPr>
-            <w:hyperlink w:history="1" r:id="rIdp2rjlltuujqdqxroxslte">
+            <w:hyperlink w:history="1" r:id="rId70fp4hsaufgtahzyxbcii">
               <w:r>
                 <w:rPr>
                   <w:rFonts w:ascii="Arial" w:cs="Arial" w:eastAsia="Arial" w:hAnsi="Arial"/>
@@ -7093,7 +7093,7 @@
                   <w:szCs w:val="16"/>
                   <w:u w:val="single" w:color="2E75B6"/>
                 </w:rPr>
-                <w:t xml:space="preserve">Prime numbers</w:t>
+                <w:t xml:space="preserve">Intro to rational &amp; irrational numbers</w:t>
               </w:r>
             </w:hyperlink>
           </w:p>
@@ -7117,7 +7117,7 @@
               <w:spacing w:after="10" w:before="0"/>
               <w:ind w:left="120"/>
             </w:pPr>
-            <w:hyperlink w:history="1" r:id="rIdaldtwy-h6_gr9tpj8gno9">
+            <w:hyperlink w:history="1" r:id="rIdtprqje_hg2udloztt2gck">
               <w:r>
                 <w:rPr>
                   <w:rFonts w:ascii="Arial" w:cs="Arial" w:eastAsia="Arial" w:hAnsi="Arial"/>
@@ -7155,14 +7155,14 @@
                 <w:sz w:val="16"/>
                 <w:szCs w:val="16"/>
               </w:rPr>
-              <w:t xml:space="preserve">📖 HTML:</w:t>
+              <w:t xml:space="preserve">📖 EXERCISE:</w:t>
             </w:r>
           </w:p>
           <w:p>
             <w:pPr>
               <w:spacing w:after="20" w:before="0"/>
             </w:pPr>
-            <w:hyperlink w:history="1" r:id="rId3rqrbhbmnjal36h0gvjsd">
+            <w:hyperlink w:history="1" r:id="rId8lkpc4mj62t1gpjigqgtk">
               <w:r>
                 <w:rPr>
                   <w:rFonts w:ascii="Arial" w:cs="Arial" w:eastAsia="Arial" w:hAnsi="Arial"/>
@@ -7171,7 +7171,7 @@
                   <w:szCs w:val="16"/>
                   <w:u w:val="single" w:color="2E75B6"/>
                 </w:rPr>
-                <w:t xml:space="preserve">Properties of Rational Numbers (Flexbook)</w:t>
+                <w:t xml:space="preserve">Adding &amp; subtracting rational numbers</w:t>
               </w:r>
             </w:hyperlink>
           </w:p>
@@ -7187,7 +7187,7 @@
                 <w:sz w:val="14"/>
                 <w:szCs w:val="14"/>
               </w:rPr>
-              <w:t xml:space="preserve">Source: CK-12</w:t>
+              <w:t xml:space="preserve">Source: Khan Academy (English - US curriculum)</w:t>
             </w:r>
           </w:p>
           <w:p>
@@ -7195,7 +7195,7 @@
               <w:spacing w:after="10" w:before="0"/>
               <w:ind w:left="120"/>
             </w:pPr>
-            <w:hyperlink w:history="1" r:id="rIdve9ozufuczqvfzf6aakk8">
+            <w:hyperlink w:history="1" r:id="rIdipmoinx4lvqfqdoqgbqpw">
               <w:r>
                 <w:rPr>
                   <w:rFonts w:ascii="Arial" w:cs="Arial" w:eastAsia="Arial" w:hAnsi="Arial"/>
@@ -7390,7 +7390,7 @@
             <w:pPr>
               <w:spacing w:after="20" w:before="0"/>
             </w:pPr>
-            <w:hyperlink w:history="1" r:id="rIdlgfy3t8hegcancaao9ptn">
+            <w:hyperlink w:history="1" r:id="rIda70lvkcjbsiznlzahlmsb">
               <w:r>
                 <w:rPr>
                   <w:rFonts w:ascii="Arial" w:cs="Arial" w:eastAsia="Arial" w:hAnsi="Arial"/>
@@ -7399,7 +7399,7 @@
                   <w:szCs w:val="16"/>
                   <w:u w:val="single" w:color="2E75B6"/>
                 </w:rPr>
-                <w:t xml:space="preserve">Prime numbers</w:t>
+                <w:t xml:space="preserve">Classifying numbers: rational &amp; irrational</w:t>
               </w:r>
             </w:hyperlink>
           </w:p>
@@ -7423,7 +7423,7 @@
               <w:spacing w:after="10" w:before="0"/>
               <w:ind w:left="120"/>
             </w:pPr>
-            <w:hyperlink w:history="1" r:id="rIddqzbdk2bkfqnvvh6zp0gu">
+            <w:hyperlink w:history="1" r:id="rIdhqlleqswbme2vggiv7sgs">
               <w:r>
                 <w:rPr>
                   <w:rFonts w:ascii="Arial" w:cs="Arial" w:eastAsia="Arial" w:hAnsi="Arial"/>
@@ -7461,14 +7461,14 @@
                 <w:sz w:val="16"/>
                 <w:szCs w:val="16"/>
               </w:rPr>
-              <w:t xml:space="preserve">📖 HTML:</w:t>
+              <w:t xml:space="preserve">📖 EXERCISE:</w:t>
             </w:r>
           </w:p>
           <w:p>
             <w:pPr>
               <w:spacing w:after="20" w:before="0"/>
             </w:pPr>
-            <w:hyperlink w:history="1" r:id="rIdcxrp32cdarvs9auoxpvxb">
+            <w:hyperlink w:history="1" r:id="rId8f0valj8z-2qafkkgoxq6">
               <w:r>
                 <w:rPr>
                   <w:rFonts w:ascii="Arial" w:cs="Arial" w:eastAsia="Arial" w:hAnsi="Arial"/>
@@ -7477,7 +7477,7 @@
                   <w:szCs w:val="16"/>
                   <w:u w:val="single" w:color="2E75B6"/>
                 </w:rPr>
-                <w:t xml:space="preserve">Properties of Rational Numbers (Flexbook)</w:t>
+                <w:t xml:space="preserve">Equations with parentheses: decimals &amp; fractions</w:t>
               </w:r>
             </w:hyperlink>
           </w:p>
@@ -7493,7 +7493,7 @@
                 <w:sz w:val="14"/>
                 <w:szCs w:val="14"/>
               </w:rPr>
-              <w:t xml:space="preserve">Source: CK-12</w:t>
+              <w:t xml:space="preserve">Source: Khan Academy (English - US curriculum)</w:t>
             </w:r>
           </w:p>
           <w:p>
@@ -7501,7 +7501,7 @@
               <w:spacing w:after="10" w:before="0"/>
               <w:ind w:left="120"/>
             </w:pPr>
-            <w:hyperlink w:history="1" r:id="rIdlu8bkzxgubicv3w0wsw4k">
+            <w:hyperlink w:history="1" r:id="rIdb2oiqvxvdsgtehfr3netl">
               <w:r>
                 <w:rPr>
                   <w:rFonts w:ascii="Arial" w:cs="Arial" w:eastAsia="Arial" w:hAnsi="Arial"/>
@@ -7696,7 +7696,7 @@
             <w:pPr>
               <w:spacing w:after="20" w:before="0"/>
             </w:pPr>
-            <w:hyperlink w:history="1" r:id="rIdzgfehsfzx3uyja2ouvvsw">
+            <w:hyperlink w:history="1" r:id="rIdbtad0hn9uarzop_au2z7-">
               <w:r>
                 <w:rPr>
                   <w:rFonts w:ascii="Arial" w:cs="Arial" w:eastAsia="Arial" w:hAnsi="Arial"/>
@@ -7705,7 +7705,7 @@
                   <w:szCs w:val="16"/>
                   <w:u w:val="single" w:color="2E75B6"/>
                 </w:rPr>
-                <w:t xml:space="preserve">Prime numbers</w:t>
+                <w:t xml:space="preserve">Rational number word problem: school report</w:t>
               </w:r>
             </w:hyperlink>
           </w:p>
@@ -7729,7 +7729,7 @@
               <w:spacing w:after="10" w:before="0"/>
               <w:ind w:left="120"/>
             </w:pPr>
-            <w:hyperlink w:history="1" r:id="rId_6qqztfu9ndop3br06u7d">
+            <w:hyperlink w:history="1" r:id="rIdikltgtozsig3ayec2foxm">
               <w:r>
                 <w:rPr>
                   <w:rFonts w:ascii="Arial" w:cs="Arial" w:eastAsia="Arial" w:hAnsi="Arial"/>
@@ -7774,7 +7774,7 @@
             <w:pPr>
               <w:spacing w:after="20" w:before="0"/>
             </w:pPr>
-            <w:hyperlink w:history="1" r:id="rIdtzgubvtfzrgwcj59cpryd">
+            <w:hyperlink w:history="1" r:id="rIde50st_mja1csyvbmgv0bw">
               <w:r>
                 <w:rPr>
                   <w:rFonts w:ascii="Arial" w:cs="Arial" w:eastAsia="Arial" w:hAnsi="Arial"/>
@@ -7783,7 +7783,7 @@
                   <w:szCs w:val="16"/>
                   <w:u w:val="single" w:color="2E75B6"/>
                 </w:rPr>
-                <w:t xml:space="preserve">Properties of Rational Numbers (Flexbook)</w:t>
+                <w:t xml:space="preserve">Properties of Rational Numbers versus Irrational Numbers (Flexbook)</w:t>
               </w:r>
             </w:hyperlink>
           </w:p>
@@ -7807,7 +7807,7 @@
               <w:spacing w:after="10" w:before="0"/>
               <w:ind w:left="120"/>
             </w:pPr>
-            <w:hyperlink w:history="1" r:id="rId6cuksdt7gmuehajloi0b-">
+            <w:hyperlink w:history="1" r:id="rId0fvxfvtnjgnua82ytjwko">
               <w:r>
                 <w:rPr>
                   <w:rFonts w:ascii="Arial" w:cs="Arial" w:eastAsia="Arial" w:hAnsi="Arial"/>
@@ -9294,7 +9294,7 @@
             <w:pPr>
               <w:spacing w:after="20" w:before="0"/>
             </w:pPr>
-            <w:hyperlink w:history="1" r:id="rIdhxfk_4wzatxtsdubmgkix">
+            <w:hyperlink w:history="1" r:id="rId3kmkm7yn4latg_stgrs2f">
               <w:r>
                 <w:rPr>
                   <w:rFonts w:ascii="Arial" w:cs="Arial" w:eastAsia="Arial" w:hAnsi="Arial"/>
@@ -9303,7 +9303,7 @@
                   <w:szCs w:val="16"/>
                   <w:u w:val="single" w:color="2E75B6"/>
                 </w:rPr>
-                <w:t xml:space="preserve">Prime numbers</w:t>
+                <w:t xml:space="preserve">Worked example: classifying numbers</w:t>
               </w:r>
             </w:hyperlink>
           </w:p>
@@ -9327,7 +9327,7 @@
               <w:spacing w:after="10" w:before="0"/>
               <w:ind w:left="120"/>
             </w:pPr>
-            <w:hyperlink w:history="1" r:id="rIdh3scbadqeywvz5_tpsjdq">
+            <w:hyperlink w:history="1" r:id="rIdg35ypekzec7zxu1ammzfe">
               <w:r>
                 <w:rPr>
                   <w:rFonts w:ascii="Arial" w:cs="Arial" w:eastAsia="Arial" w:hAnsi="Arial"/>
@@ -9365,14 +9365,14 @@
                 <w:sz w:val="16"/>
                 <w:szCs w:val="16"/>
               </w:rPr>
-              <w:t xml:space="preserve">📖 HTML:</w:t>
+              <w:t xml:space="preserve">📖 EXERCISE:</w:t>
             </w:r>
           </w:p>
           <w:p>
             <w:pPr>
               <w:spacing w:after="20" w:before="0"/>
             </w:pPr>
-            <w:hyperlink w:history="1" r:id="rIdf464cqhdfqlhhkrjroeqq">
+            <w:hyperlink w:history="1" r:id="rIdffh9es26wi4bn2stt7uqq">
               <w:r>
                 <w:rPr>
                   <w:rFonts w:ascii="Arial" w:cs="Arial" w:eastAsia="Arial" w:hAnsi="Arial"/>
@@ -9381,7 +9381,7 @@
                   <w:szCs w:val="16"/>
                   <w:u w:val="single" w:color="2E75B6"/>
                 </w:rPr>
-                <w:t xml:space="preserve">Properties of Rational Numbers (Flexbook)</w:t>
+                <w:t xml:space="preserve">Classify numbers</w:t>
               </w:r>
             </w:hyperlink>
           </w:p>
@@ -9397,7 +9397,7 @@
                 <w:sz w:val="14"/>
                 <w:szCs w:val="14"/>
               </w:rPr>
-              <w:t xml:space="preserve">Source: CK-12</w:t>
+              <w:t xml:space="preserve">Source: Khan Academy (English - US curriculum)</w:t>
             </w:r>
           </w:p>
           <w:p>
@@ -9405,7 +9405,7 @@
               <w:spacing w:after="10" w:before="0"/>
               <w:ind w:left="120"/>
             </w:pPr>
-            <w:hyperlink w:history="1" r:id="rIdcidtrddxfoxxmqdo-cy33">
+            <w:hyperlink w:history="1" r:id="rIdiahf84ecei9alpepvwlsd">
               <w:r>
                 <w:rPr>
                   <w:rFonts w:ascii="Arial" w:cs="Arial" w:eastAsia="Arial" w:hAnsi="Arial"/>
@@ -9600,7 +9600,7 @@
             <w:pPr>
               <w:spacing w:after="20" w:before="0"/>
             </w:pPr>
-            <w:hyperlink w:history="1" r:id="rIdi4io8dlfba9ucw43aumjn">
+            <w:hyperlink w:history="1" r:id="rIdl9roauh-72jooaz1cagvq">
               <w:r>
                 <w:rPr>
                   <w:rFonts w:ascii="Arial" w:cs="Arial" w:eastAsia="Arial" w:hAnsi="Arial"/>
@@ -9609,7 +9609,7 @@
                   <w:szCs w:val="16"/>
                   <w:u w:val="single" w:color="2E75B6"/>
                 </w:rPr>
-                <w:t xml:space="preserve">Prime numbers</w:t>
+                <w:t xml:space="preserve">Compare rational numbers using a number line</w:t>
               </w:r>
             </w:hyperlink>
           </w:p>
@@ -9633,7 +9633,7 @@
               <w:spacing w:after="10" w:before="0"/>
               <w:ind w:left="120"/>
             </w:pPr>
-            <w:hyperlink w:history="1" r:id="rId9x3eftl5dl69fkiyfrjp-">
+            <w:hyperlink w:history="1" r:id="rIdzph6kca5wwbv-p3ycaklt">
               <w:r>
                 <w:rPr>
                   <w:rFonts w:ascii="Arial" w:cs="Arial" w:eastAsia="Arial" w:hAnsi="Arial"/>
@@ -9671,14 +9671,14 @@
                 <w:sz w:val="16"/>
                 <w:szCs w:val="16"/>
               </w:rPr>
-              <w:t xml:space="preserve">📖 HTML:</w:t>
+              <w:t xml:space="preserve">📖 EXERCISE:</w:t>
             </w:r>
           </w:p>
           <w:p>
             <w:pPr>
               <w:spacing w:after="20" w:before="0"/>
             </w:pPr>
-            <w:hyperlink w:history="1" r:id="rIdxceasqu-d8to0gqjjszt3">
+            <w:hyperlink w:history="1" r:id="rIdbmixnvnapdmbmhb9e_h_l">
               <w:r>
                 <w:rPr>
                   <w:rFonts w:ascii="Arial" w:cs="Arial" w:eastAsia="Arial" w:hAnsi="Arial"/>
@@ -9687,7 +9687,7 @@
                   <w:szCs w:val="16"/>
                   <w:u w:val="single" w:color="2E75B6"/>
                 </w:rPr>
-                <w:t xml:space="preserve">Properties of Rational Numbers (Flexbook)</w:t>
+                <w:t xml:space="preserve">Negative numbers on the number line</w:t>
               </w:r>
             </w:hyperlink>
           </w:p>
@@ -9703,7 +9703,7 @@
                 <w:sz w:val="14"/>
                 <w:szCs w:val="14"/>
               </w:rPr>
-              <w:t xml:space="preserve">Source: CK-12</w:t>
+              <w:t xml:space="preserve">Source: Khan Academy (English - US curriculum)</w:t>
             </w:r>
           </w:p>
           <w:p>
@@ -9711,7 +9711,7 @@
               <w:spacing w:after="10" w:before="0"/>
               <w:ind w:left="120"/>
             </w:pPr>
-            <w:hyperlink w:history="1" r:id="rId3dt8z55bfv9ufpirs4edb">
+            <w:hyperlink w:history="1" r:id="rId4j_ayftvuykgjlp66ruho">
               <w:r>
                 <w:rPr>
                   <w:rFonts w:ascii="Arial" w:cs="Arial" w:eastAsia="Arial" w:hAnsi="Arial"/>
@@ -9906,7 +9906,7 @@
             <w:pPr>
               <w:spacing w:after="20" w:before="0"/>
             </w:pPr>
-            <w:hyperlink w:history="1" r:id="rIdslridxda9hisjhmh2bj9h">
+            <w:hyperlink w:history="1" r:id="rIdshnqqy-logo39s8l4sxql">
               <w:r>
                 <w:rPr>
                   <w:rFonts w:ascii="Arial" w:cs="Arial" w:eastAsia="Arial" w:hAnsi="Arial"/>
@@ -9915,7 +9915,7 @@
                   <w:szCs w:val="16"/>
                   <w:u w:val="single" w:color="2E75B6"/>
                 </w:rPr>
-                <w:t xml:space="preserve">Prime numbers</w:t>
+                <w:t xml:space="preserve">Classifying numbers</w:t>
               </w:r>
             </w:hyperlink>
           </w:p>
@@ -9939,7 +9939,7 @@
               <w:spacing w:after="10" w:before="0"/>
               <w:ind w:left="120"/>
             </w:pPr>
-            <w:hyperlink w:history="1" r:id="rIdpvcuulio3l_lzh_uqj0hw">
+            <w:hyperlink w:history="1" r:id="rIdm_vkj_k6v24ouh0vypeut">
               <w:r>
                 <w:rPr>
                   <w:rFonts w:ascii="Arial" w:cs="Arial" w:eastAsia="Arial" w:hAnsi="Arial"/>
@@ -9977,14 +9977,14 @@
                 <w:sz w:val="16"/>
                 <w:szCs w:val="16"/>
               </w:rPr>
-              <w:t xml:space="preserve">📖 HTML:</w:t>
+              <w:t xml:space="preserve">📖 EXERCISE:</w:t>
             </w:r>
           </w:p>
           <w:p>
             <w:pPr>
               <w:spacing w:after="20" w:before="0"/>
             </w:pPr>
-            <w:hyperlink w:history="1" r:id="rIdnkiztjeoy-0tnxcdrgkzg">
+            <w:hyperlink w:history="1" r:id="rIdddzhncdsm2jgalx5nrxbh">
               <w:r>
                 <w:rPr>
                   <w:rFonts w:ascii="Arial" w:cs="Arial" w:eastAsia="Arial" w:hAnsi="Arial"/>
@@ -9993,7 +9993,7 @@
                   <w:szCs w:val="16"/>
                   <w:u w:val="single" w:color="2E75B6"/>
                 </w:rPr>
-                <w:t xml:space="preserve">Properties of Rational Numbers (Flexbook)</w:t>
+                <w:t xml:space="preserve">Compare rational numbers using a number line</w:t>
               </w:r>
             </w:hyperlink>
           </w:p>
@@ -10009,7 +10009,7 @@
                 <w:sz w:val="14"/>
                 <w:szCs w:val="14"/>
               </w:rPr>
-              <w:t xml:space="preserve">Source: CK-12</w:t>
+              <w:t xml:space="preserve">Source: Khan Academy (English - US curriculum)</w:t>
             </w:r>
           </w:p>
           <w:p>
@@ -10017,7 +10017,7 @@
               <w:spacing w:after="10" w:before="0"/>
               <w:ind w:left="120"/>
             </w:pPr>
-            <w:hyperlink w:history="1" r:id="rIdvmzwmtcrp-fiactbdp689">
+            <w:hyperlink w:history="1" r:id="rId8olbwsrhe7jxuq2qm8t69">
               <w:r>
                 <w:rPr>
                   <w:rFonts w:ascii="Arial" w:cs="Arial" w:eastAsia="Arial" w:hAnsi="Arial"/>
@@ -10212,7 +10212,7 @@
             <w:pPr>
               <w:spacing w:after="20" w:before="0"/>
             </w:pPr>
-            <w:hyperlink w:history="1" r:id="rId44wzm0n1okxqwsdvwlkqh">
+            <w:hyperlink w:history="1" r:id="rIdo3od2waqa102pfka1kz5p">
               <w:r>
                 <w:rPr>
                   <w:rFonts w:ascii="Arial" w:cs="Arial" w:eastAsia="Arial" w:hAnsi="Arial"/>
@@ -10221,7 +10221,7 @@
                   <w:szCs w:val="16"/>
                   <w:u w:val="single" w:color="2E75B6"/>
                 </w:rPr>
-                <w:t xml:space="preserve">Prime numbers</w:t>
+                <w:t xml:space="preserve">Worked example: classifying numbers</w:t>
               </w:r>
             </w:hyperlink>
           </w:p>
@@ -10245,7 +10245,7 @@
               <w:spacing w:after="10" w:before="0"/>
               <w:ind w:left="120"/>
             </w:pPr>
-            <w:hyperlink w:history="1" r:id="rId_phdvscqundwtpbcjmpsz">
+            <w:hyperlink w:history="1" r:id="rIdg7n0-c3vkwr3s5xgcyy6h">
               <w:r>
                 <w:rPr>
                   <w:rFonts w:ascii="Arial" w:cs="Arial" w:eastAsia="Arial" w:hAnsi="Arial"/>
@@ -10283,14 +10283,14 @@
                 <w:sz w:val="16"/>
                 <w:szCs w:val="16"/>
               </w:rPr>
-              <w:t xml:space="preserve">📖 HTML:</w:t>
+              <w:t xml:space="preserve">📖 EXERCISE:</w:t>
             </w:r>
           </w:p>
           <w:p>
             <w:pPr>
               <w:spacing w:after="20" w:before="0"/>
             </w:pPr>
-            <w:hyperlink w:history="1" r:id="rIduinmwecqhxoemrrkouduz">
+            <w:hyperlink w:history="1" r:id="rIdaztj6p98tcxyjczjy120l">
               <w:r>
                 <w:rPr>
                   <w:rFonts w:ascii="Arial" w:cs="Arial" w:eastAsia="Arial" w:hAnsi="Arial"/>
@@ -10299,7 +10299,7 @@
                   <w:szCs w:val="16"/>
                   <w:u w:val="single" w:color="2E75B6"/>
                 </w:rPr>
-                <w:t xml:space="preserve">Properties of Rational Numbers (Flexbook)</w:t>
+                <w:t xml:space="preserve">Missing numbers on the number line</w:t>
               </w:r>
             </w:hyperlink>
           </w:p>
@@ -10315,7 +10315,7 @@
                 <w:sz w:val="14"/>
                 <w:szCs w:val="14"/>
               </w:rPr>
-              <w:t xml:space="preserve">Source: CK-12</w:t>
+              <w:t xml:space="preserve">Source: Khan Academy (English - US curriculum)</w:t>
             </w:r>
           </w:p>
           <w:p>
@@ -10323,7 +10323,7 @@
               <w:spacing w:after="10" w:before="0"/>
               <w:ind w:left="120"/>
             </w:pPr>
-            <w:hyperlink w:history="1" r:id="rId-8jezrpxrukpil3m1nknl">
+            <w:hyperlink w:history="1" r:id="rId7dnnehgyo5srq7twbdyyt">
               <w:r>
                 <w:rPr>
                   <w:rFonts w:ascii="Arial" w:cs="Arial" w:eastAsia="Arial" w:hAnsi="Arial"/>
@@ -10518,7 +10518,7 @@
             <w:pPr>
               <w:spacing w:after="20" w:before="0"/>
             </w:pPr>
-            <w:hyperlink w:history="1" r:id="rIdruw0l7evuucrakta1treb">
+            <w:hyperlink w:history="1" r:id="rId17w9gp0ycte8k3oh8m36h">
               <w:r>
                 <w:rPr>
                   <w:rFonts w:ascii="Arial" w:cs="Arial" w:eastAsia="Arial" w:hAnsi="Arial"/>
@@ -10527,7 +10527,7 @@
                   <w:szCs w:val="16"/>
                   <w:u w:val="single" w:color="2E75B6"/>
                 </w:rPr>
-                <w:t xml:space="preserve">Prime numbers</w:t>
+                <w:t xml:space="preserve">Worked example: classifying numbers</w:t>
               </w:r>
             </w:hyperlink>
           </w:p>
@@ -10551,7 +10551,7 @@
               <w:spacing w:after="10" w:before="0"/>
               <w:ind w:left="120"/>
             </w:pPr>
-            <w:hyperlink w:history="1" r:id="rIdbnbalaqb2nyeq_s7e6ask">
+            <w:hyperlink w:history="1" r:id="rId7-j1urhviziyovzulzaor">
               <w:r>
                 <w:rPr>
                   <w:rFonts w:ascii="Arial" w:cs="Arial" w:eastAsia="Arial" w:hAnsi="Arial"/>
@@ -10596,7 +10596,7 @@
             <w:pPr>
               <w:spacing w:after="20" w:before="0"/>
             </w:pPr>
-            <w:hyperlink w:history="1" r:id="rIdmqslkf0lwl6nmoiv2oljy">
+            <w:hyperlink w:history="1" r:id="rIdxrh-avvmpzwll6jgjnczn">
               <w:r>
                 <w:rPr>
                   <w:rFonts w:ascii="Arial" w:cs="Arial" w:eastAsia="Arial" w:hAnsi="Arial"/>
@@ -10605,7 +10605,7 @@
                   <w:szCs w:val="16"/>
                   <w:u w:val="single" w:color="2E75B6"/>
                 </w:rPr>
-                <w:t xml:space="preserve">Properties of Rational Numbers (Flexbook)</w:t>
+                <w:t xml:space="preserve">Sums of Integers on a Number Line (Flexbook)</w:t>
               </w:r>
             </w:hyperlink>
           </w:p>
@@ -10629,7 +10629,7 @@
               <w:spacing w:after="10" w:before="0"/>
               <w:ind w:left="120"/>
             </w:pPr>
-            <w:hyperlink w:history="1" r:id="rIddijhid9mgk4cmyh8xza8t">
+            <w:hyperlink w:history="1" r:id="rIdew2ncdvpgbnxmwkenalt6">
               <w:r>
                 <w:rPr>
                   <w:rFonts w:ascii="Arial" w:cs="Arial" w:eastAsia="Arial" w:hAnsi="Arial"/>
@@ -12294,7 +12294,7 @@
             <w:pPr>
               <w:spacing w:after="20" w:before="0"/>
             </w:pPr>
-            <w:hyperlink w:history="1" r:id="rIdrm1nqghkrksbk5jtyixle">
+            <w:hyperlink w:history="1" r:id="rIdwfdlmzrn-hpcchf9-sond">
               <w:r>
                 <w:rPr>
                   <w:rFonts w:ascii="Arial" w:cs="Arial" w:eastAsia="Arial" w:hAnsi="Arial"/>
@@ -12303,7 +12303,7 @@
                   <w:szCs w:val="16"/>
                   <w:u w:val="single" w:color="2E75B6"/>
                 </w:rPr>
-                <w:t xml:space="preserve">Worked example: Order of operations (PEMDAS)</w:t>
+                <w:t xml:space="preserve">One-step addition &amp; subtraction equations: fractions &amp; decimals</w:t>
               </w:r>
             </w:hyperlink>
           </w:p>
@@ -12327,7 +12327,7 @@
               <w:spacing w:after="10" w:before="0"/>
               <w:ind w:left="120"/>
             </w:pPr>
-            <w:hyperlink w:history="1" r:id="rIdp-z8o9cgu6atus1fpr_10">
+            <w:hyperlink w:history="1" r:id="rIdadnjbctg-s0kq8zjvhmnb">
               <w:r>
                 <w:rPr>
                   <w:rFonts w:ascii="Arial" w:cs="Arial" w:eastAsia="Arial" w:hAnsi="Arial"/>
@@ -12365,14 +12365,14 @@
                 <w:sz w:val="16"/>
                 <w:szCs w:val="16"/>
               </w:rPr>
-              <w:t xml:space="preserve">📖 HTML:</w:t>
+              <w:t xml:space="preserve">📖 EXERCISE:</w:t>
             </w:r>
           </w:p>
           <w:p>
             <w:pPr>
               <w:spacing w:after="20" w:before="0"/>
             </w:pPr>
-            <w:hyperlink w:history="1" r:id="rId0lkvj_dpbk-rpvlq2ekmv">
+            <w:hyperlink w:history="1" r:id="rIdhqzaek9_uesanievpovpp">
               <w:r>
                 <w:rPr>
                   <w:rFonts w:ascii="Arial" w:cs="Arial" w:eastAsia="Arial" w:hAnsi="Arial"/>
@@ -12381,7 +12381,7 @@
                   <w:szCs w:val="16"/>
                   <w:u w:val="single" w:color="2E75B6"/>
                 </w:rPr>
-                <w:t xml:space="preserve">Areas of Combined Figures Involving Circles (Flexbook)</w:t>
+                <w:t xml:space="preserve">One-step addition &amp; subtraction equations: fractions &amp; decimals</w:t>
               </w:r>
             </w:hyperlink>
           </w:p>
@@ -12397,7 +12397,7 @@
                 <w:sz w:val="14"/>
                 <w:szCs w:val="14"/>
               </w:rPr>
-              <w:t xml:space="preserve">Source: CK-12</w:t>
+              <w:t xml:space="preserve">Source: Khan Academy (English - US curriculum)</w:t>
             </w:r>
           </w:p>
           <w:p>
@@ -12405,7 +12405,7 @@
               <w:spacing w:after="10" w:before="0"/>
               <w:ind w:left="120"/>
             </w:pPr>
-            <w:hyperlink w:history="1" r:id="rIdn_rny_leh_d8akags9omd">
+            <w:hyperlink w:history="1" r:id="rIdle_sxuo6aulw7dfskyroq">
               <w:r>
                 <w:rPr>
                   <w:rFonts w:ascii="Arial" w:cs="Arial" w:eastAsia="Arial" w:hAnsi="Arial"/>
@@ -12600,7 +12600,7 @@
             <w:pPr>
               <w:spacing w:after="20" w:before="0"/>
             </w:pPr>
-            <w:hyperlink w:history="1" r:id="rId9iiwfixfxckr-ni1o4zx6">
+            <w:hyperlink w:history="1" r:id="rId_tcrokx2izj7cf5igkgsa">
               <w:r>
                 <w:rPr>
                   <w:rFonts w:ascii="Arial" w:cs="Arial" w:eastAsia="Arial" w:hAnsi="Arial"/>
@@ -12609,7 +12609,7 @@
                   <w:szCs w:val="16"/>
                   <w:u w:val="single" w:color="2E75B6"/>
                 </w:rPr>
-                <w:t xml:space="preserve">Worked example: Order of operations (PEMDAS)</w:t>
+                <w:t xml:space="preserve">Rational number word problem: school report</w:t>
               </w:r>
             </w:hyperlink>
           </w:p>
@@ -12633,7 +12633,7 @@
               <w:spacing w:after="10" w:before="0"/>
               <w:ind w:left="120"/>
             </w:pPr>
-            <w:hyperlink w:history="1" r:id="rIdvoqti_1m0swz_zonfu53h">
+            <w:hyperlink w:history="1" r:id="rIdvjch_nzci1ltazgc1qbu8">
               <w:r>
                 <w:rPr>
                   <w:rFonts w:ascii="Arial" w:cs="Arial" w:eastAsia="Arial" w:hAnsi="Arial"/>
@@ -12671,14 +12671,14 @@
                 <w:sz w:val="16"/>
                 <w:szCs w:val="16"/>
               </w:rPr>
-              <w:t xml:space="preserve">📖 HTML:</w:t>
+              <w:t xml:space="preserve">📖 EXERCISE:</w:t>
             </w:r>
           </w:p>
           <w:p>
             <w:pPr>
               <w:spacing w:after="20" w:before="0"/>
             </w:pPr>
-            <w:hyperlink w:history="1" r:id="rIdd_rx8hh1j4ww_o3cvnv09">
+            <w:hyperlink w:history="1" r:id="rId3ip3xdtc87spyhbqm5yix">
               <w:r>
                 <w:rPr>
                   <w:rFonts w:ascii="Arial" w:cs="Arial" w:eastAsia="Arial" w:hAnsi="Arial"/>
@@ -12687,7 +12687,7 @@
                   <w:szCs w:val="16"/>
                   <w:u w:val="single" w:color="2E75B6"/>
                 </w:rPr>
-                <w:t xml:space="preserve">Areas of Combined Figures Involving Circles (Flexbook)</w:t>
+                <w:t xml:space="preserve">Order rational numbers</w:t>
               </w:r>
             </w:hyperlink>
           </w:p>
@@ -12703,7 +12703,7 @@
                 <w:sz w:val="14"/>
                 <w:szCs w:val="14"/>
               </w:rPr>
-              <w:t xml:space="preserve">Source: CK-12</w:t>
+              <w:t xml:space="preserve">Source: Khan Academy (English - US curriculum)</w:t>
             </w:r>
           </w:p>
           <w:p>
@@ -12711,7 +12711,7 @@
               <w:spacing w:after="10" w:before="0"/>
               <w:ind w:left="120"/>
             </w:pPr>
-            <w:hyperlink w:history="1" r:id="rId0wvqsrka8rzxdl4hz4c3b">
+            <w:hyperlink w:history="1" r:id="rIdnvdtkc3ewyblkmqipmtzp">
               <w:r>
                 <w:rPr>
                   <w:rFonts w:ascii="Arial" w:cs="Arial" w:eastAsia="Arial" w:hAnsi="Arial"/>
@@ -12906,7 +12906,7 @@
             <w:pPr>
               <w:spacing w:after="20" w:before="0"/>
             </w:pPr>
-            <w:hyperlink w:history="1" r:id="rIdoldxud_v9k-ysx7r0mohx">
+            <w:hyperlink w:history="1" r:id="rIdnd5xetykb_sc6kwhfhenw">
               <w:r>
                 <w:rPr>
                   <w:rFonts w:ascii="Arial" w:cs="Arial" w:eastAsia="Arial" w:hAnsi="Arial"/>
@@ -12915,7 +12915,7 @@
                   <w:szCs w:val="16"/>
                   <w:u w:val="single" w:color="2E75B6"/>
                 </w:rPr>
-                <w:t xml:space="preserve">Worked example: Order of operations (PEMDAS)</w:t>
+                <w:t xml:space="preserve">Proof: sum &amp; product of two rationals is rational</w:t>
               </w:r>
             </w:hyperlink>
           </w:p>
@@ -12939,7 +12939,7 @@
               <w:spacing w:after="10" w:before="0"/>
               <w:ind w:left="120"/>
             </w:pPr>
-            <w:hyperlink w:history="1" r:id="rIdzpjtrhn7n7fuizztw3iyf">
+            <w:hyperlink w:history="1" r:id="rIdkualoig3x_mzwxivkh_3s">
               <w:r>
                 <w:rPr>
                   <w:rFonts w:ascii="Arial" w:cs="Arial" w:eastAsia="Arial" w:hAnsi="Arial"/>
@@ -12977,14 +12977,14 @@
                 <w:sz w:val="16"/>
                 <w:szCs w:val="16"/>
               </w:rPr>
-              <w:t xml:space="preserve">📖 HTML:</w:t>
+              <w:t xml:space="preserve">📖 EXERCISE:</w:t>
             </w:r>
           </w:p>
           <w:p>
             <w:pPr>
               <w:spacing w:after="20" w:before="0"/>
             </w:pPr>
-            <w:hyperlink w:history="1" r:id="rIdmre8yelhxjbtbqsojb7pw">
+            <w:hyperlink w:history="1" r:id="rId_xmmt2zbimkbft8lssdhr">
               <w:r>
                 <w:rPr>
                   <w:rFonts w:ascii="Arial" w:cs="Arial" w:eastAsia="Arial" w:hAnsi="Arial"/>
@@ -12993,7 +12993,7 @@
                   <w:szCs w:val="16"/>
                   <w:u w:val="single" w:color="2E75B6"/>
                 </w:rPr>
-                <w:t xml:space="preserve">Areas of Combined Figures Involving Circles (Flexbook)</w:t>
+                <w:t xml:space="preserve">Compare rational numbers</w:t>
               </w:r>
             </w:hyperlink>
           </w:p>
@@ -13009,7 +13009,7 @@
                 <w:sz w:val="14"/>
                 <w:szCs w:val="14"/>
               </w:rPr>
-              <w:t xml:space="preserve">Source: CK-12</w:t>
+              <w:t xml:space="preserve">Source: Khan Academy (English - US curriculum)</w:t>
             </w:r>
           </w:p>
           <w:p>
@@ -13017,7 +13017,7 @@
               <w:spacing w:after="10" w:before="0"/>
               <w:ind w:left="120"/>
             </w:pPr>
-            <w:hyperlink w:history="1" r:id="rIdvxpsosr13x6spnjodk3sz">
+            <w:hyperlink w:history="1" r:id="rIduta6jfv3ggmrmw8f-pqou">
               <w:r>
                 <w:rPr>
                   <w:rFonts w:ascii="Arial" w:cs="Arial" w:eastAsia="Arial" w:hAnsi="Arial"/>
@@ -13212,7 +13212,7 @@
             <w:pPr>
               <w:spacing w:after="20" w:before="0"/>
             </w:pPr>
-            <w:hyperlink w:history="1" r:id="rId66tpinvc1onb8tsnkrq1u">
+            <w:hyperlink w:history="1" r:id="rIdml5dpv8lwnoaxmcmjsflt">
               <w:r>
                 <w:rPr>
                   <w:rFonts w:ascii="Arial" w:cs="Arial" w:eastAsia="Arial" w:hAnsi="Arial"/>
@@ -13221,7 +13221,7 @@
                   <w:szCs w:val="16"/>
                   <w:u w:val="single" w:color="2E75B6"/>
                 </w:rPr>
-                <w:t xml:space="preserve">Worked example: Order of operations (PEMDAS)</w:t>
+                <w:t xml:space="preserve">Rational number word problem: checking account</w:t>
               </w:r>
             </w:hyperlink>
           </w:p>
@@ -13245,7 +13245,7 @@
               <w:spacing w:after="10" w:before="0"/>
               <w:ind w:left="120"/>
             </w:pPr>
-            <w:hyperlink w:history="1" r:id="rIdm8yvylkgjakatnpbcssoe">
+            <w:hyperlink w:history="1" r:id="rId7dhslhtyfid98gfbibanp">
               <w:r>
                 <w:rPr>
                   <w:rFonts w:ascii="Arial" w:cs="Arial" w:eastAsia="Arial" w:hAnsi="Arial"/>
@@ -13283,14 +13283,14 @@
                 <w:sz w:val="16"/>
                 <w:szCs w:val="16"/>
               </w:rPr>
-              <w:t xml:space="preserve">📖 HTML:</w:t>
+              <w:t xml:space="preserve">📖 EXERCISE:</w:t>
             </w:r>
           </w:p>
           <w:p>
             <w:pPr>
               <w:spacing w:after="20" w:before="0"/>
             </w:pPr>
-            <w:hyperlink w:history="1" r:id="rIdpyfvjyvyaxasbaf4erlyl">
+            <w:hyperlink w:history="1" r:id="rIdfdgiedfwytan05z6tzyds">
               <w:r>
                 <w:rPr>
                   <w:rFonts w:ascii="Arial" w:cs="Arial" w:eastAsia="Arial" w:hAnsi="Arial"/>
@@ -13299,7 +13299,7 @@
                   <w:szCs w:val="16"/>
                   <w:u w:val="single" w:color="2E75B6"/>
                 </w:rPr>
-                <w:t xml:space="preserve">Areas of Combined Figures Involving Circles (Flexbook)</w:t>
+                <w:t xml:space="preserve">Rational number word problems</w:t>
               </w:r>
             </w:hyperlink>
           </w:p>
@@ -13315,7 +13315,7 @@
                 <w:sz w:val="14"/>
                 <w:szCs w:val="14"/>
               </w:rPr>
-              <w:t xml:space="preserve">Source: CK-12</w:t>
+              <w:t xml:space="preserve">Source: Khan Academy (English - US curriculum)</w:t>
             </w:r>
           </w:p>
           <w:p>
@@ -13323,7 +13323,7 @@
               <w:spacing w:after="10" w:before="0"/>
               <w:ind w:left="120"/>
             </w:pPr>
-            <w:hyperlink w:history="1" r:id="rId2duhe8lbrezqivfopbxxk">
+            <w:hyperlink w:history="1" r:id="rIdfqae-ro72iuzbkkz61p2u">
               <w:r>
                 <w:rPr>
                   <w:rFonts w:ascii="Arial" w:cs="Arial" w:eastAsia="Arial" w:hAnsi="Arial"/>
@@ -13518,7 +13518,7 @@
             <w:pPr>
               <w:spacing w:after="20" w:before="0"/>
             </w:pPr>
-            <w:hyperlink w:history="1" r:id="rIdspwxxlwm9oprhymoptg1l">
+            <w:hyperlink w:history="1" r:id="rIdnjrarytseztt53xfw9edy">
               <w:r>
                 <w:rPr>
                   <w:rFonts w:ascii="Arial" w:cs="Arial" w:eastAsia="Arial" w:hAnsi="Arial"/>
@@ -13527,7 +13527,7 @@
                   <w:szCs w:val="16"/>
                   <w:u w:val="single" w:color="2E75B6"/>
                 </w:rPr>
-                <w:t xml:space="preserve">Worked example: Order of operations (PEMDAS)</w:t>
+                <w:t xml:space="preserve">Worked example: classifying numbers</w:t>
               </w:r>
             </w:hyperlink>
           </w:p>
@@ -13551,7 +13551,7 @@
               <w:spacing w:after="10" w:before="0"/>
               <w:ind w:left="120"/>
             </w:pPr>
-            <w:hyperlink w:history="1" r:id="rIdi_0njzznortrpimjqudwu">
+            <w:hyperlink w:history="1" r:id="rIdm_npiyeqautgzdjn4995k">
               <w:r>
                 <w:rPr>
                   <w:rFonts w:ascii="Arial" w:cs="Arial" w:eastAsia="Arial" w:hAnsi="Arial"/>
@@ -13589,14 +13589,14 @@
                 <w:sz w:val="16"/>
                 <w:szCs w:val="16"/>
               </w:rPr>
-              <w:t xml:space="preserve">📖 HTML:</w:t>
+              <w:t xml:space="preserve">📖 EXERCISE:</w:t>
             </w:r>
           </w:p>
           <w:p>
             <w:pPr>
               <w:spacing w:after="20" w:before="0"/>
             </w:pPr>
-            <w:hyperlink w:history="1" r:id="rIdcshrjsxypw89cykzypxh0">
+            <w:hyperlink w:history="1" r:id="rIduxi3k4nm6pd5koeqocq8q">
               <w:r>
                 <w:rPr>
                   <w:rFonts w:ascii="Arial" w:cs="Arial" w:eastAsia="Arial" w:hAnsi="Arial"/>
@@ -13605,7 +13605,7 @@
                   <w:szCs w:val="16"/>
                   <w:u w:val="single" w:color="2E75B6"/>
                 </w:rPr>
-                <w:t xml:space="preserve">Areas of Combined Figures Involving Circles (Flexbook)</w:t>
+                <w:t xml:space="preserve">Combined vector operations</w:t>
               </w:r>
             </w:hyperlink>
           </w:p>
@@ -13621,7 +13621,7 @@
                 <w:sz w:val="14"/>
                 <w:szCs w:val="14"/>
               </w:rPr>
-              <w:t xml:space="preserve">Source: CK-12</w:t>
+              <w:t xml:space="preserve">Source: Khan Academy (English - US curriculum)</w:t>
             </w:r>
           </w:p>
           <w:p>
@@ -13629,7 +13629,7 @@
               <w:spacing w:after="10" w:before="0"/>
               <w:ind w:left="120"/>
             </w:pPr>
-            <w:hyperlink w:history="1" r:id="rId9ovl3gcy66smspv86zpky">
+            <w:hyperlink w:history="1" r:id="rIdbsbbpex6g4ewnnts278aa">
               <w:r>
                 <w:rPr>
                   <w:rFonts w:ascii="Arial" w:cs="Arial" w:eastAsia="Arial" w:hAnsi="Arial"/>
@@ -15116,7 +15116,313 @@
             <w:pPr>
               <w:spacing w:after="20" w:before="0"/>
             </w:pPr>
-            <w:hyperlink w:history="1" r:id="rIdduli4bdqmf9hrvrlkzfgc">
+            <w:hyperlink w:history="1" r:id="rIdx5xqb8plwizggwpnbsrwh">
+              <w:r>
+                <w:rPr>
+                  <w:rFonts w:ascii="Arial" w:cs="Arial" w:eastAsia="Arial" w:hAnsi="Arial"/>
+                  <w:color w:val="2E75B6"/>
+                  <w:sz w:val="16"/>
+                  <w:szCs w:val="16"/>
+                  <w:u w:val="single" w:color="2E75B6"/>
+                </w:rPr>
+                <w:t xml:space="preserve">Writing mixed numbers as improper fractions</w:t>
+              </w:r>
+            </w:hyperlink>
+          </w:p>
+          <w:p>
+            <w:pPr>
+              <w:spacing w:after="10" w:before="0"/>
+              <w:ind w:left="120"/>
+            </w:pPr>
+            <w:r>
+              <w:rPr>
+                <w:rFonts w:ascii="Arial" w:cs="Arial" w:eastAsia="Arial" w:hAnsi="Arial"/>
+                <w:color w:val="595959"/>
+                <w:sz w:val="14"/>
+                <w:szCs w:val="14"/>
+              </w:rPr>
+              <w:t xml:space="preserve">Source: Khan Academy (English - US curriculum)</w:t>
+            </w:r>
+          </w:p>
+          <w:p>
+            <w:pPr>
+              <w:spacing w:after="10" w:before="0"/>
+              <w:ind w:left="120"/>
+            </w:pPr>
+            <w:hyperlink w:history="1" r:id="rIdmph5fqbf0ucza7-cdemt6">
+              <w:r>
+                <w:rPr>
+                  <w:rFonts w:ascii="Arial" w:cs="Arial" w:eastAsia="Arial" w:hAnsi="Arial"/>
+                  <w:color w:val="595959"/>
+                  <w:sz w:val="14"/>
+                  <w:szCs w:val="14"/>
+                  <w:u w:val="single" w:color="595959"/>
+                </w:rPr>
+                <w:t xml:space="preserve">🔍 Search ARES for similar videos</w:t>
+              </w:r>
+            </w:hyperlink>
+          </w:p>
+          <w:p>
+            <w:pPr>
+              <w:spacing w:after="40" w:before="0"/>
+            </w:pPr>
+            <w:r>
+              <w:rPr>
+                <w:sz w:val="14"/>
+                <w:szCs w:val="14"/>
+              </w:rPr>
+              <w:t xml:space="preserve"/>
+            </w:r>
+          </w:p>
+          <w:p>
+            <w:pPr>
+              <w:spacing w:after="20" w:before="0"/>
+            </w:pPr>
+            <w:r>
+              <w:rPr>
+                <w:rFonts w:ascii="Arial" w:cs="Arial" w:eastAsia="Arial" w:hAnsi="Arial"/>
+                <w:b/>
+                <w:bCs/>
+                <w:color w:val="1F3864"/>
+                <w:sz w:val="16"/>
+                <w:szCs w:val="16"/>
+              </w:rPr>
+              <w:t xml:space="preserve">📖 EXERCISE:</w:t>
+            </w:r>
+          </w:p>
+          <w:p>
+            <w:pPr>
+              <w:spacing w:after="20" w:before="0"/>
+            </w:pPr>
+            <w:hyperlink w:history="1" r:id="rIdaigugmlnbcpzlgr2fvcmu">
+              <w:r>
+                <w:rPr>
+                  <w:rFonts w:ascii="Arial" w:cs="Arial" w:eastAsia="Arial" w:hAnsi="Arial"/>
+                  <w:color w:val="2E75B6"/>
+                  <w:sz w:val="16"/>
+                  <w:szCs w:val="16"/>
+                  <w:u w:val="single" w:color="2E75B6"/>
+                </w:rPr>
+                <w:t xml:space="preserve">Write mixed numbers and improper fractions</w:t>
+              </w:r>
+            </w:hyperlink>
+          </w:p>
+          <w:p>
+            <w:pPr>
+              <w:spacing w:after="10" w:before="0"/>
+              <w:ind w:left="120"/>
+            </w:pPr>
+            <w:r>
+              <w:rPr>
+                <w:rFonts w:ascii="Arial" w:cs="Arial" w:eastAsia="Arial" w:hAnsi="Arial"/>
+                <w:color w:val="595959"/>
+                <w:sz w:val="14"/>
+                <w:szCs w:val="14"/>
+              </w:rPr>
+              <w:t xml:space="preserve">Source: Khan Academy (English - US curriculum)</w:t>
+            </w:r>
+          </w:p>
+          <w:p>
+            <w:pPr>
+              <w:spacing w:after="10" w:before="0"/>
+              <w:ind w:left="120"/>
+            </w:pPr>
+            <w:hyperlink w:history="1" r:id="rIdy9zdiyktee7kdf2e314im">
+              <w:r>
+                <w:rPr>
+                  <w:rFonts w:ascii="Arial" w:cs="Arial" w:eastAsia="Arial" w:hAnsi="Arial"/>
+                  <w:color w:val="595959"/>
+                  <w:sz w:val="14"/>
+                  <w:szCs w:val="14"/>
+                  <w:u w:val="single" w:color="595959"/>
+                </w:rPr>
+                <w:t xml:space="preserve">🔍 Search ARES for similar readings</w:t>
+              </w:r>
+            </w:hyperlink>
+          </w:p>
+        </w:tc>
+        <w:tc>
+          <w:tcPr>
+            <w:tcW w:type="dxa" w:w="3040"/>
+            <w:shd w:fill="FFFFFF" w:color="auto" w:val="clear"/>
+            <w:tcMar>
+              <w:top w:type="dxa" w:w="60"/>
+              <w:left w:type="dxa" w:w="120"/>
+              <w:bottom w:type="dxa" w:w="60"/>
+              <w:right w:type="dxa" w:w="120"/>
+            </w:tcMar>
+            <w:vAlign w:val="top"/>
+          </w:tcPr>
+          <w:p>
+            <w:pPr>
+              <w:spacing w:after="40" w:before="0"/>
+              <w:jc w:val="left"/>
+            </w:pPr>
+            <w:r>
+              <w:rPr>
+                <w:rFonts w:ascii="Arial" w:cs="Arial" w:eastAsia="Arial" w:hAnsi="Arial"/>
+                <w:b w:val="false"/>
+                <w:bCs w:val="false"/>
+                <w:i w:val="false"/>
+                <w:iCs w:val="false"/>
+                <w:color w:val="000000"/>
+                <w:sz w:val="18"/>
+                <w:szCs w:val="18"/>
+              </w:rPr>
+              <w:t xml:space="preserve">Learners read two short scenario cards displayed on the board (Kericho tea farmer: 3¾ kg ÷ 5 members; Rift Valley maize farmer: 2⅖ kg/acre × 3½ acres). Working individually for 2 minutes, they record their predicted answers and predict whether each answer will 'end neatly' or 'go on forever', writing their reasoning in one sentence in their exercise books. Pairs then whisper-share predictions for 1 minute.</w:t>
+            </w:r>
+          </w:p>
+        </w:tc>
+        <w:tc>
+          <w:tcPr>
+            <w:tcW w:type="dxa" w:w="3040"/>
+            <w:shd w:fill="F2F2F2" w:color="auto" w:val="clear"/>
+            <w:tcMar>
+              <w:top w:type="dxa" w:w="60"/>
+              <w:left w:type="dxa" w:w="120"/>
+              <w:bottom w:type="dxa" w:w="60"/>
+              <w:right w:type="dxa" w:w="120"/>
+            </w:tcMar>
+            <w:vAlign w:val="top"/>
+          </w:tcPr>
+          <w:p>
+            <w:pPr>
+              <w:spacing w:after="40" w:before="0"/>
+              <w:jc w:val="left"/>
+            </w:pPr>
+            <w:r>
+              <w:rPr>
+                <w:rFonts w:ascii="Arial" w:cs="Arial" w:eastAsia="Arial" w:hAnsi="Arial"/>
+                <w:b w:val="false"/>
+                <w:bCs w:val="false"/>
+                <w:i w:val="false"/>
+                <w:iCs w:val="false"/>
+                <w:color w:val="000000"/>
+                <w:sz w:val="18"/>
+                <w:szCs w:val="18"/>
+              </w:rPr>
+              <w:t xml:space="preserve">Display the two scenario cards. Say: 'Before we calculate anything, I want you to predict — will these answers end neatly, like the health volunteer's average temperature, or go on forever like √2? Write your prediction AND your reason. You have 2 minutes — go.' Circulate silently for 2 minutes observing written predictions; do not confirm or deny. After whisper-share, cold-call 2 learners (one per scenario): 'Tell us your prediction and your one-sentence reason.' After each, say: 'Hold that thought — the gallery walk will tell us if you are right.'</w:t>
+            </w:r>
+          </w:p>
+        </w:tc>
+        <w:tc>
+          <w:tcPr>
+            <w:tcW w:type="dxa" w:w="3040"/>
+            <w:shd w:fill="FFFFFF" w:color="auto" w:val="clear"/>
+            <w:tcMar>
+              <w:top w:type="dxa" w:w="60"/>
+              <w:left w:type="dxa" w:w="120"/>
+              <w:bottom w:type="dxa" w:w="60"/>
+              <w:right w:type="dxa" w:w="120"/>
+            </w:tcMar>
+            <w:vAlign w:val="top"/>
+          </w:tcPr>
+          <w:p>
+            <w:pPr>
+              <w:spacing w:after="40" w:before="0"/>
+              <w:jc w:val="left"/>
+            </w:pPr>
+            <w:r>
+              <w:rPr>
+                <w:rFonts w:ascii="Arial" w:cs="Arial" w:eastAsia="Arial" w:hAnsi="Arial"/>
+                <w:b w:val="false"/>
+                <w:bCs w:val="false"/>
+                <w:i w:val="false"/>
+                <w:iCs w:val="false"/>
+                <w:color w:val="000000"/>
+                <w:sz w:val="18"/>
+                <w:szCs w:val="18"/>
+              </w:rPr>
+              <w:t xml:space="preserve">Prediction Journaling with Phenomenon Anchor: by explicitly linking each scenario to the driving-question tension ('ends neatly vs. goes on forever') before any calculation, learners activate prior knowledge from Lessons 1–4 and commit to a testable claim, creating cognitive dissonance that motivates careful observation during the gallery walk.</w:t>
+            </w:r>
+          </w:p>
+        </w:tc>
+        <w:tc>
+          <w:tcPr>
+            <w:tcW w:type="dxa" w:w="3040"/>
+            <w:shd w:fill="F2F2F2" w:color="auto" w:val="clear"/>
+            <w:tcMar>
+              <w:top w:type="dxa" w:w="60"/>
+              <w:left w:type="dxa" w:w="120"/>
+              <w:bottom w:type="dxa" w:w="60"/>
+              <w:right w:type="dxa" w:w="120"/>
+            </w:tcMar>
+            <w:vAlign w:val="top"/>
+          </w:tcPr>
+          <w:p>
+            <w:pPr>
+              <w:spacing w:after="40" w:before="0"/>
+              <w:jc w:val="left"/>
+            </w:pPr>
+            <w:r>
+              <w:rPr>
+                <w:rFonts w:ascii="Arial" w:cs="Arial" w:eastAsia="Arial" w:hAnsi="Arial"/>
+                <w:b w:val="false"/>
+                <w:bCs w:val="false"/>
+                <w:i w:val="false"/>
+                <w:iCs w:val="false"/>
+                <w:color w:val="000000"/>
+                <w:sz w:val="18"/>
+                <w:szCs w:val="18"/>
+              </w:rPr>
+              <w:t xml:space="preserve">Scan written predictions for two observable indicators: (1) learner writes a specific numerical estimate (e.g., 'about ¾ kg') rather than just 'yes/no'; (2) learner's reasoning references fractions or 'rational' from prior lessons. Flag pairs who predict irrational results for targeted follow-up during the gallery walk.</w:t>
+            </w:r>
+          </w:p>
+        </w:tc>
+      </w:tr>
+      <w:tr>
+        <w:tc>
+          <w:tcPr>
+            <w:tcW w:type="dxa" w:w="1520"/>
+            <w:shd w:fill="D9EEF1" w:color="auto" w:val="clear"/>
+            <w:tcMar>
+              <w:top w:type="dxa" w:w="60"/>
+              <w:left w:type="dxa" w:w="120"/>
+              <w:bottom w:type="dxa" w:w="60"/>
+              <w:right w:type="dxa" w:w="120"/>
+            </w:tcMar>
+            <w:vAlign w:val="top"/>
+          </w:tcPr>
+          <w:p>
+            <w:pPr>
+              <w:spacing w:after="40" w:before="0"/>
+              <w:jc w:val="left"/>
+            </w:pPr>
+            <w:r>
+              <w:rPr>
+                <w:rFonts w:ascii="Arial" w:cs="Arial" w:eastAsia="Arial" w:hAnsi="Arial"/>
+                <w:b/>
+                <w:bCs/>
+                <w:i w:val="false"/>
+                <w:iCs w:val="false"/>
+                <w:color w:val="000000"/>
+                <w:sz w:val="18"/>
+                <w:szCs w:val="18"/>
+              </w:rPr>
+              <w:t xml:space="preserve">Observe Phase</w:t>
+            </w:r>
+          </w:p>
+          <w:p>
+            <w:pPr>
+              <w:spacing w:after="20" w:before="0"/>
+            </w:pPr>
+            <w:r>
+              <w:rPr>
+                <w:rFonts w:ascii="Arial" w:cs="Arial" w:eastAsia="Arial" w:hAnsi="Arial"/>
+                <w:b/>
+                <w:bCs/>
+                <w:color w:val="1F3864"/>
+                <w:sz w:val="16"/>
+                <w:szCs w:val="16"/>
+              </w:rPr>
+              <w:t xml:space="preserve">📹 VIDEO:</w:t>
+            </w:r>
+          </w:p>
+          <w:p>
+            <w:pPr>
+              <w:spacing w:after="20" w:before="0"/>
+            </w:pPr>
+            <w:hyperlink w:history="1" r:id="rIdj5agtjcaj0bdgqwbvxxzs">
               <w:r>
                 <w:rPr>
                   <w:rFonts w:ascii="Arial" w:cs="Arial" w:eastAsia="Arial" w:hAnsi="Arial"/>
@@ -15149,7 +15455,7 @@
               <w:spacing w:after="10" w:before="0"/>
               <w:ind w:left="120"/>
             </w:pPr>
-            <w:hyperlink w:history="1" r:id="rIdbqoct3fhuchtxh8-bkppu">
+            <w:hyperlink w:history="1" r:id="rIdx3gl_vs51i7bahjrw9nw-">
               <w:r>
                 <w:rPr>
                   <w:rFonts w:ascii="Arial" w:cs="Arial" w:eastAsia="Arial" w:hAnsi="Arial"/>
@@ -15187,14 +15493,14 @@
                 <w:sz w:val="16"/>
                 <w:szCs w:val="16"/>
               </w:rPr>
-              <w:t xml:space="preserve">📖 HTML:</w:t>
+              <w:t xml:space="preserve">📖 EXERCISE:</w:t>
             </w:r>
           </w:p>
           <w:p>
             <w:pPr>
               <w:spacing w:after="20" w:before="0"/>
             </w:pPr>
-            <w:hyperlink w:history="1" r:id="rIdygq0if5pdgwqx0euq3wlx">
+            <w:hyperlink w:history="1" r:id="rId16wqyr4gy_zgafjpwyhs3">
               <w:r>
                 <w:rPr>
                   <w:rFonts w:ascii="Arial" w:cs="Arial" w:eastAsia="Arial" w:hAnsi="Arial"/>
@@ -15203,7 +15509,7 @@
                   <w:szCs w:val="16"/>
                   <w:u w:val="single" w:color="2E75B6"/>
                 </w:rPr>
-                <w:t xml:space="preserve">Properties of Rational Numbers (Flexbook)</w:t>
+                <w:t xml:space="preserve">Multiply fractions word problems</w:t>
               </w:r>
             </w:hyperlink>
           </w:p>
@@ -15219,7 +15525,7 @@
                 <w:sz w:val="14"/>
                 <w:szCs w:val="14"/>
               </w:rPr>
-              <w:t xml:space="preserve">Source: CK-12</w:t>
+              <w:t xml:space="preserve">Source: Khan Academy (English - US curriculum)</w:t>
             </w:r>
           </w:p>
           <w:p>
@@ -15227,7 +15533,7 @@
               <w:spacing w:after="10" w:before="0"/>
               <w:ind w:left="120"/>
             </w:pPr>
-            <w:hyperlink w:history="1" r:id="rId4xdgvs-sv9hkm50pjd9dw">
+            <w:hyperlink w:history="1" r:id="rIdmw00nnzboiu-am3a9-uue">
               <w:r>
                 <w:rPr>
                   <w:rFonts w:ascii="Arial" w:cs="Arial" w:eastAsia="Arial" w:hAnsi="Arial"/>
@@ -15269,7 +15575,7 @@
                 <w:sz w:val="18"/>
                 <w:szCs w:val="18"/>
               </w:rPr>
-              <w:t xml:space="preserve">Learners read two short scenario cards displayed on the board (Kericho tea farmer: 3¾ kg ÷ 5 members; Rift Valley maize farmer: 2⅖ kg/acre × 3½ acres). Working individually for 2 minutes, they record their predicted answers and predict whether each answer will 'end neatly' or 'go on forever', writing their reasoning in one sentence in their exercise books. Pairs then whisper-share predictions for 1 minute.</w:t>
+              <w:t xml:space="preserve">Four gallery-walk stations are set up around the room, each with a large A3 poster showing a fully worked problem and a blank annotation strip (sticky notes or a ruled strip of paper). Pairs rotate to each station every 5 minutes (teacher signals with a clap). At each station they: (a) read the worked solution carefully, (b) check every step for correctness, (c) write on the annotation strip either a correction, an alternative method, or a 'confirmed correct ✓ because…' note with their initials. Station problems: Station 1 — Kericho tea: 3¾ ÷ 5 (division of mixed number by whole number). Station 2 — Rift Valley maize: 2⅖ × 3½ (multiplication of two mixed numbers). Station 3 — A Kisumu fish trader buys 4½ crates and sells ⅔ of the stock; how many crates sold? (multiplication with fraction of a mixed number). Station 4 — A Mombasa coconut seller shares 6⅗ kg of copra equally among 4 buyers; what does each receive? (division of mixed number).</w:t>
             </w:r>
           </w:p>
         </w:tc>
@@ -15301,7 +15607,7 @@
                 <w:sz w:val="18"/>
                 <w:szCs w:val="18"/>
               </w:rPr>
-              <w:t xml:space="preserve">Display the two scenario cards. Say: 'Before we calculate anything, I want you to predict — will these answers end neatly, like the health volunteer's average temperature, or go on forever like √2? Write your prediction AND your reason. You have 2 minutes — go.' Circulate silently for 2 minutes observing written predictions; do not confirm or deny. After whisper-share, cold-call 2 learners (one per scenario): 'Tell us your prediction and your one-sentence reason.' After each, say: 'Hold that thought — the gallery walk will tell us if you are right.'</w:t>
+              <w:t xml:space="preserve">Before rotation begins, say: 'Your job at each station is to be a quality-control inspector — like a KEBS officer checking a product. Read every step. If you find an error, write the correct step and explain why. If the solution is correct, write why it is correct. You are not just copying — you are evaluating.' Set a visible 5-minute timer. Signal each rotation with a single clap and say: 'Rotate — move to the next station clockwise.' During rotations, circulate and observe annotations; do not correct learners directly. Whisper to pairs who are only writing 'correct ✓' without reasoning: 'Tell me why it is correct — what rule did they use?' After all 4 rotations, say: 'Return to your seats. You have 1 minute to re-read your own annotations silently.' Allow 1 minute of silent review.</w:t>
             </w:r>
           </w:p>
         </w:tc>
@@ -15333,7 +15639,7 @@
                 <w:sz w:val="18"/>
                 <w:szCs w:val="18"/>
               </w:rPr>
-              <w:t xml:space="preserve">Prediction Journaling with Phenomenon Anchor: by explicitly linking each scenario to the driving-question tension ('ends neatly vs. goes on forever') before any calculation, learners activate prior knowledge from Lessons 1–4 and commit to a testable claim, creating cognitive dissonance that motivates careful observation during the gallery walk.</w:t>
+              <w:t xml:space="preserve">Structured Gallery Walk with Annotation: this strategy shifts the epistemic authority from the teacher to the mathematical work itself. Learners must engage with reasoning at the step level (not just the answer), mirroring how scientists evaluate evidence — connecting to NGSS Science and Engineering Practice 7 (Engaging in Argument from Evidence). The four Kenyan contexts (tea, maize, fish, coconut) reinforce that rational ÷ rational and rational × rational always produce rational results — observable evidence for the driving question.</w:t>
             </w:r>
           </w:p>
         </w:tc>
@@ -15365,7 +15671,7 @@
                 <w:sz w:val="18"/>
                 <w:szCs w:val="18"/>
               </w:rPr>
-              <w:t xml:space="preserve">Scan written predictions for two observable indicators: (1) learner writes a specific numerical estimate (e.g., 'about ¾ kg') rather than just 'yes/no'; (2) learner's reasoning references fractions or 'rational' from prior lessons. Flag pairs who predict irrational results for targeted follow-up during the gallery walk.</w:t>
+              <w:t xml:space="preserve">Collect and scan annotation strips after the activity. Observable indicators of understanding: (1) learner correctly identifies and fixes an error in a multi-step solution (e.g., failing to convert mixed number to improper fraction before multiplying); (2) learner's 'confirmed correct' note names the specific rule applied (e.g., 'multiply numerators then denominators'); (3) learner's annotation uses the word 'rational' or 'fraction' at least once. Indicators of misconception: learner 'corrects' a step that was actually right, or skips the invert-and-multiply step in division.</w:t>
             </w:r>
           </w:p>
         </w:tc>
@@ -15374,32 +15680,32 @@
         <w:tc>
           <w:tcPr>
             <w:tcW w:type="dxa" w:w="1520"/>
-            <w:shd w:fill="D9EEF1" w:color="auto" w:val="clear"/>
-            <w:tcMar>
-              <w:top w:type="dxa" w:w="60"/>
-              <w:left w:type="dxa" w:w="120"/>
-              <w:bottom w:type="dxa" w:w="60"/>
-              <w:right w:type="dxa" w:w="120"/>
-            </w:tcMar>
-            <w:vAlign w:val="top"/>
-          </w:tcPr>
-          <w:p>
-            <w:pPr>
-              <w:spacing w:after="40" w:before="0"/>
-              <w:jc w:val="left"/>
-            </w:pPr>
-            <w:r>
-              <w:rPr>
-                <w:rFonts w:ascii="Arial" w:cs="Arial" w:eastAsia="Arial" w:hAnsi="Arial"/>
-                <w:b/>
-                <w:bCs/>
-                <w:i w:val="false"/>
-                <w:iCs w:val="false"/>
-                <w:color w:val="000000"/>
-                <w:sz w:val="18"/>
-                <w:szCs w:val="18"/>
-              </w:rPr>
-              <w:t xml:space="preserve">Observe Phase</w:t>
+            <w:shd w:fill="E2EFDA" w:color="auto" w:val="clear"/>
+            <w:tcMar>
+              <w:top w:type="dxa" w:w="60"/>
+              <w:left w:type="dxa" w:w="120"/>
+              <w:bottom w:type="dxa" w:w="60"/>
+              <w:right w:type="dxa" w:w="120"/>
+            </w:tcMar>
+            <w:vAlign w:val="top"/>
+          </w:tcPr>
+          <w:p>
+            <w:pPr>
+              <w:spacing w:after="40" w:before="0"/>
+              <w:jc w:val="left"/>
+            </w:pPr>
+            <w:r>
+              <w:rPr>
+                <w:rFonts w:ascii="Arial" w:cs="Arial" w:eastAsia="Arial" w:hAnsi="Arial"/>
+                <w:b/>
+                <w:bCs/>
+                <w:i w:val="false"/>
+                <w:iCs w:val="false"/>
+                <w:color w:val="000000"/>
+                <w:sz w:val="18"/>
+                <w:szCs w:val="18"/>
+              </w:rPr>
+              <w:t xml:space="preserve">Explain Phase</w:t>
             </w:r>
           </w:p>
           <w:p>
@@ -15422,7 +15728,7 @@
             <w:pPr>
               <w:spacing w:after="20" w:before="0"/>
             </w:pPr>
-            <w:hyperlink w:history="1" r:id="rIdjlorrds2mbcpitkfza9xr">
+            <w:hyperlink w:history="1" r:id="rIdsqfjbcidthse50nl583eg">
               <w:r>
                 <w:rPr>
                   <w:rFonts w:ascii="Arial" w:cs="Arial" w:eastAsia="Arial" w:hAnsi="Arial"/>
@@ -15431,7 +15737,7 @@
                   <w:szCs w:val="16"/>
                   <w:u w:val="single" w:color="2E75B6"/>
                 </w:rPr>
-                <w:t xml:space="preserve">Identifying Mixed Numbers and Improper Fractions - Example 1</w:t>
+                <w:t xml:space="preserve">Writing improper fractions as mixed numbers</w:t>
               </w:r>
             </w:hyperlink>
           </w:p>
@@ -15447,7 +15753,7 @@
                 <w:sz w:val="14"/>
                 <w:szCs w:val="14"/>
               </w:rPr>
-              <w:t xml:space="preserve">Source: CK-12</w:t>
+              <w:t xml:space="preserve">Source: Khan Academy (English - US curriculum)</w:t>
             </w:r>
           </w:p>
           <w:p>
@@ -15455,7 +15761,7 @@
               <w:spacing w:after="10" w:before="0"/>
               <w:ind w:left="120"/>
             </w:pPr>
-            <w:hyperlink w:history="1" r:id="rId-dyj9lw9yaj6ectu3qh64">
+            <w:hyperlink w:history="1" r:id="rIdsiwxz_mnqzvycidti0c70">
               <w:r>
                 <w:rPr>
                   <w:rFonts w:ascii="Arial" w:cs="Arial" w:eastAsia="Arial" w:hAnsi="Arial"/>
@@ -15500,7 +15806,7 @@
             <w:pPr>
               <w:spacing w:after="20" w:before="0"/>
             </w:pPr>
-            <w:hyperlink w:history="1" r:id="rIdoto-nmvip-zar6hacoq1l">
+            <w:hyperlink w:history="1" r:id="rIdvlokedugim1wtrj1x8xx_">
               <w:r>
                 <w:rPr>
                   <w:rFonts w:ascii="Arial" w:cs="Arial" w:eastAsia="Arial" w:hAnsi="Arial"/>
@@ -15509,7 +15815,7 @@
                   <w:szCs w:val="16"/>
                   <w:u w:val="single" w:color="2E75B6"/>
                 </w:rPr>
-                <w:t xml:space="preserve">Properties of Rational Numbers (Flexbook)</w:t>
+                <w:t xml:space="preserve">Mixed Numbers as Improper Fractions (Flexbook)</w:t>
               </w:r>
             </w:hyperlink>
           </w:p>
@@ -15533,7 +15839,7 @@
               <w:spacing w:after="10" w:before="0"/>
               <w:ind w:left="120"/>
             </w:pPr>
-            <w:hyperlink w:history="1" r:id="rIdagvo4lwa4cqwbn1i80yb1">
+            <w:hyperlink w:history="1" r:id="rIdgkzu2vk583faeo6oqqw5b">
               <w:r>
                 <w:rPr>
                   <w:rFonts w:ascii="Arial" w:cs="Arial" w:eastAsia="Arial" w:hAnsi="Arial"/>
@@ -15575,7 +15881,7 @@
                 <w:sz w:val="18"/>
                 <w:szCs w:val="18"/>
               </w:rPr>
-              <w:t xml:space="preserve">Four gallery-walk stations are set up around the room, each with a large A3 poster showing a fully worked problem and a blank annotation strip (sticky notes or a ruled strip of paper). Pairs rotate to each station every 5 minutes (teacher signals with a clap). At each station they: (a) read the worked solution carefully, (b) check every step for correctness, (c) write on the annotation strip either a correction, an alternative method, or a 'confirmed correct ✓ because…' note with their initials. Station problems: Station 1 — Kericho tea: 3¾ ÷ 5 (division of mixed number by whole number). Station 2 — Rift Valley maize: 2⅖ × 3½ (multiplication of two mixed numbers). Station 3 — A Kisumu fish trader buys 4½ crates and sells ⅔ of the stock; how many crates sold? (multiplication with fraction of a mixed number). Station 4 — A Mombasa coconut seller shares 6⅗ kg of copra equally among 4 buyers; what does each receive? (division of mixed number).</w:t>
+              <w:t xml:space="preserve">The class reconvenes. The teacher selects 3 gallery-walk annotations (one correct confirmation, one valid correction, one alternative method) and projects or reads them aloud. The 3 pairs who wrote those annotations are cold-called to defend their reasoning to the class. After each defence, the class votes silently (thumbs up / thumbs sideways / thumbs down) on whether they agree. The teacher then facilitates a whole-class consolidation: on the board, works through the standard method for multiplying and dividing mixed numbers step-by-step, co-constructing the steps with learner input. Learners copy the consolidated method into their exercise books and then individually solve one exit problem: 'A Nakuru dairy farmer has 5⅓ litres of milk and fills bottles of ⅔ litre each. How many full bottles does she fill?' (5⅓ ÷ ⅔).</w:t>
             </w:r>
           </w:p>
         </w:tc>
@@ -15607,7 +15913,7 @@
                 <w:sz w:val="18"/>
                 <w:szCs w:val="18"/>
               </w:rPr>
-              <w:t xml:space="preserve">Before rotation begins, say: 'Your job at each station is to be a quality-control inspector — like a KEBS officer checking a product. Read every step. If you find an error, write the correct step and explain why. If the solution is correct, write why it is correct. You are not just copying — you are evaluating.' Set a visible 5-minute timer. Signal each rotation with a single clap and say: 'Rotate — move to the next station clockwise.' During rotations, circulate and observe annotations; do not correct learners directly. Whisper to pairs who are only writing 'correct ✓' without reasoning: 'Tell me why it is correct — what rule did they use?' After all 4 rotations, say: 'Return to your seats. You have 1 minute to re-read your own annotations silently.' Allow 1 minute of silent review.</w:t>
+              <w:t xml:space="preserve">Cold-call Pair A (correct confirmation): 'Pair A, read your annotation for Station 1 aloud and defend it — why is that step correct?' Allow 15 seconds WAIT TIME before prompting. After response, say: 'Class, thumbs up if you agree, sideways if unsure, down if you disagree. [Pause 5 seconds.] [Name a 'sideways' learner] — tell us your doubt.' Repeat for Pair B (correction) and Pair C (alternative method). During consolidation, write each step on the board and ask: 'What do I do FIRST when I see a mixed number in a multiplication or division problem?' WAIT 10 seconds. Cold-call a learner who has not yet spoken. Build steps: (1) Convert to improper fractions. (2) For division, invert the divisor and multiply. (3) Multiply numerators; multiply denominators. (4) Simplify. After learners copy, say: 'Now solve the Nakuru dairy problem alone — 3 minutes. Show every step.' Circulate and note common errors.</w:t>
             </w:r>
           </w:p>
         </w:tc>
@@ -15639,7 +15945,7 @@
                 <w:sz w:val="18"/>
                 <w:szCs w:val="18"/>
               </w:rPr>
-              <w:t xml:space="preserve">Structured Gallery Walk with Annotation: this strategy shifts the epistemic authority from the teacher to the mathematical work itself. Learners must engage with reasoning at the step level (not just the answer), mirroring how scientists evaluate evidence — connecting to NGSS Science and Engineering Practice 7 (Engaging in Argument from Evidence). The four Kenyan contexts (tea, maize, fish, coconut) reinforce that rational ÷ rational and rational × rational always produce rational results — observable evidence for the driving question.</w:t>
+              <w:t xml:space="preserve">Claim–Evidence–Reasoning (CER) Defence: each cold-called pair must state a claim (this step is correct/incorrect), cite evidence (the numbers in the worked solution), and give reasoning (the mathematical rule). This mirrors NGSS Practice 6 (Constructing Explanations) and makes the sensemaking process public and critiqueable. The consolidation then formalises the pattern, connecting it back to the phenomenon: 'Every answer we got today was a fraction or a terminating decimal — a rational number. None of them went on forever like √2.'</w:t>
             </w:r>
           </w:p>
         </w:tc>
@@ -15671,7 +15977,7 @@
                 <w:sz w:val="18"/>
                 <w:szCs w:val="18"/>
               </w:rPr>
-              <w:t xml:space="preserve">Collect and scan annotation strips after the activity. Observable indicators of understanding: (1) learner correctly identifies and fixes an error in a multi-step solution (e.g., failing to convert mixed number to improper fraction before multiplying); (2) learner's 'confirmed correct' note names the specific rule applied (e.g., 'multiply numerators then denominators'); (3) learner's annotation uses the word 'rational' or 'fraction' at least once. Indicators of misconception: learner 'corrects' a step that was actually right, or skips the invert-and-multiply step in division.</w:t>
+              <w:t xml:space="preserve">Exit problem (Nakuru dairy farmer): collect exercise books or observe work in real time. Indicators of mastery: (1) learner correctly converts 5⅓ to 16/3 and ⅔ remains as is; (2) learner inverts ⅔ to 3/2 and multiplies; (3) arrives at 8 full bottles with correct simplification. Common error to watch: learner divides numerator by numerator and denominator by denominator (12÷2=6, 3÷3=1 → wrong answer of 6). Flag these learners for follow-up in Lesson 6.</w:t>
             </w:r>
           </w:p>
         </w:tc>
@@ -15680,32 +15986,32 @@
         <w:tc>
           <w:tcPr>
             <w:tcW w:type="dxa" w:w="1520"/>
-            <w:shd w:fill="E2EFDA" w:color="auto" w:val="clear"/>
-            <w:tcMar>
-              <w:top w:type="dxa" w:w="60"/>
-              <w:left w:type="dxa" w:w="120"/>
-              <w:bottom w:type="dxa" w:w="60"/>
-              <w:right w:type="dxa" w:w="120"/>
-            </w:tcMar>
-            <w:vAlign w:val="top"/>
-          </w:tcPr>
-          <w:p>
-            <w:pPr>
-              <w:spacing w:after="40" w:before="0"/>
-              <w:jc w:val="left"/>
-            </w:pPr>
-            <w:r>
-              <w:rPr>
-                <w:rFonts w:ascii="Arial" w:cs="Arial" w:eastAsia="Arial" w:hAnsi="Arial"/>
-                <w:b/>
-                <w:bCs/>
-                <w:i w:val="false"/>
-                <w:iCs w:val="false"/>
-                <w:color w:val="000000"/>
-                <w:sz w:val="18"/>
-                <w:szCs w:val="18"/>
-              </w:rPr>
-              <w:t xml:space="preserve">Explain Phase</w:t>
+            <w:shd w:fill="FCE4D6" w:color="auto" w:val="clear"/>
+            <w:tcMar>
+              <w:top w:type="dxa" w:w="60"/>
+              <w:left w:type="dxa" w:w="120"/>
+              <w:bottom w:type="dxa" w:w="60"/>
+              <w:right w:type="dxa" w:w="120"/>
+            </w:tcMar>
+            <w:vAlign w:val="top"/>
+          </w:tcPr>
+          <w:p>
+            <w:pPr>
+              <w:spacing w:after="40" w:before="0"/>
+              <w:jc w:val="left"/>
+            </w:pPr>
+            <w:r>
+              <w:rPr>
+                <w:rFonts w:ascii="Arial" w:cs="Arial" w:eastAsia="Arial" w:hAnsi="Arial"/>
+                <w:b/>
+                <w:bCs/>
+                <w:i w:val="false"/>
+                <w:iCs w:val="false"/>
+                <w:color w:val="000000"/>
+                <w:sz w:val="18"/>
+                <w:szCs w:val="18"/>
+              </w:rPr>
+              <w:t xml:space="preserve">Driving Question Board (DQB) Creation</w:t>
             </w:r>
           </w:p>
           <w:p>
@@ -15728,7 +16034,7 @@
             <w:pPr>
               <w:spacing w:after="20" w:before="0"/>
             </w:pPr>
-            <w:hyperlink w:history="1" r:id="rIdlaxhc7g2vweje8agkl0_v">
+            <w:hyperlink w:history="1" r:id="rIdsqw5scbh6uskyl0vycpq5">
               <w:r>
                 <w:rPr>
                   <w:rFonts w:ascii="Arial" w:cs="Arial" w:eastAsia="Arial" w:hAnsi="Arial"/>
@@ -15737,7 +16043,7 @@
                   <w:szCs w:val="16"/>
                   <w:u w:val="single" w:color="2E75B6"/>
                 </w:rPr>
-                <w:t xml:space="preserve">Identifying Mixed Numbers and Improper Fractions - Example 1</w:t>
+                <w:t xml:space="preserve">One-step multiplication &amp; division equations: fractions &amp; decimals</w:t>
               </w:r>
             </w:hyperlink>
           </w:p>
@@ -15753,7 +16059,7 @@
                 <w:sz w:val="14"/>
                 <w:szCs w:val="14"/>
               </w:rPr>
-              <w:t xml:space="preserve">Source: CK-12</w:t>
+              <w:t xml:space="preserve">Source: Khan Academy (English - US curriculum)</w:t>
             </w:r>
           </w:p>
           <w:p>
@@ -15761,7 +16067,7 @@
               <w:spacing w:after="10" w:before="0"/>
               <w:ind w:left="120"/>
             </w:pPr>
-            <w:hyperlink w:history="1" r:id="rId8xbcnpi5zrkjbyawpln57">
+            <w:hyperlink w:history="1" r:id="rIdzi8mrtypdyvo9d5tn8twy">
               <w:r>
                 <w:rPr>
                   <w:rFonts w:ascii="Arial" w:cs="Arial" w:eastAsia="Arial" w:hAnsi="Arial"/>
@@ -15799,14 +16105,14 @@
                 <w:sz w:val="16"/>
                 <w:szCs w:val="16"/>
               </w:rPr>
-              <w:t xml:space="preserve">📖 HTML:</w:t>
+              <w:t xml:space="preserve">📖 EXERCISE:</w:t>
             </w:r>
           </w:p>
           <w:p>
             <w:pPr>
               <w:spacing w:after="20" w:before="0"/>
             </w:pPr>
-            <w:hyperlink w:history="1" r:id="rIdrs64up8jsxb_l_b46_4bu">
+            <w:hyperlink w:history="1" r:id="rIdw2nw7b1lqdmyc3x4d-f77">
               <w:r>
                 <w:rPr>
                   <w:rFonts w:ascii="Arial" w:cs="Arial" w:eastAsia="Arial" w:hAnsi="Arial"/>
@@ -15815,7 +16121,7 @@
                   <w:szCs w:val="16"/>
                   <w:u w:val="single" w:color="2E75B6"/>
                 </w:rPr>
-                <w:t xml:space="preserve">Properties of Rational Numbers (Flexbook)</w:t>
+                <w:t xml:space="preserve">Mixed Numbers as Improper Fractions Practice</w:t>
               </w:r>
             </w:hyperlink>
           </w:p>
@@ -15839,7 +16145,7 @@
               <w:spacing w:after="10" w:before="0"/>
               <w:ind w:left="120"/>
             </w:pPr>
-            <w:hyperlink w:history="1" r:id="rIddybupxincfnshbj5rim_q">
+            <w:hyperlink w:history="1" r:id="rIdeaoff37pglva0pgrasab0">
               <w:r>
                 <w:rPr>
                   <w:rFonts w:ascii="Arial" w:cs="Arial" w:eastAsia="Arial" w:hAnsi="Arial"/>
@@ -15881,7 +16187,7 @@
                 <w:sz w:val="18"/>
                 <w:szCs w:val="18"/>
               </w:rPr>
-              <w:t xml:space="preserve">The class reconvenes. The teacher selects 3 gallery-walk annotations (one correct confirmation, one valid correction, one alternative method) and projects or reads them aloud. The 3 pairs who wrote those annotations are cold-called to defend their reasoning to the class. After each defence, the class votes silently (thumbs up / thumbs sideways / thumbs down) on whether they agree. The teacher then facilitates a whole-class consolidation: on the board, works through the standard method for multiplying and dividing mixed numbers step-by-step, co-constructing the steps with learner input. Learners copy the consolidated method into their exercise books and then individually solve one exit problem: 'A Nakuru dairy farmer has 5⅓ litres of milk and fills bottles of ⅔ litre each. How many full bottles does she fill?' (5⅓ ÷ ⅔).</w:t>
+              <w:t xml:space="preserve">Learners return to the class Driving Question Board. Each pair receives one sticky note. They write one new piece of evidence their lesson has given them about the driving question: 'Why do some numbers end neatly while others go on forever — and how does knowing the difference help us make better decisions?' Pairs post their sticky notes under the column 'What we now know'. Two learners are invited to read their notes aloud. The teacher highlights the emerging pattern across Lessons 1–5 by pointing to the board: addition, subtraction, multiplication, and division of rational numbers always produce rational numbers — the health volunteer's averages always end neatly because they are combinations of rational measurements.</w:t>
             </w:r>
           </w:p>
         </w:tc>
@@ -15913,7 +16219,7 @@
                 <w:sz w:val="18"/>
                 <w:szCs w:val="18"/>
               </w:rPr>
-              <w:t xml:space="preserve">Cold-call Pair A (correct confirmation): 'Pair A, read your annotation for Station 1 aloud and defend it — why is that step correct?' Allow 15 seconds WAIT TIME before prompting. After response, say: 'Class, thumbs up if you agree, sideways if unsure, down if you disagree. [Pause 5 seconds.] [Name a 'sideways' learner] — tell us your doubt.' Repeat for Pair B (correction) and Pair C (alternative method). During consolidation, write each step on the board and ask: 'What do I do FIRST when I see a mixed number in a multiplication or division problem?' WAIT 10 seconds. Cold-call a learner who has not yet spoken. Build steps: (1) Convert to improper fractions. (2) For division, invert the divisor and multiply. (3) Multiply numerators; multiply denominators. (4) Simplify. After learners copy, say: 'Now solve the Nakuru dairy problem alone — 3 minutes. Show every step.' Circulate and note common errors.</w:t>
+              <w:t xml:space="preserve">Hand out sticky notes. Say: 'In one or two sentences, write the most important thing today's lesson adds to our answer to the driving question. Mention the word rational or irrational.' Allow 2 minutes of writing. After posting, read two contrasting notes aloud and say: 'Notice — both pairs are saying that our Kericho and Rift Valley results were rational. Does that surprise anyone, given your prediction at the start?' WAIT 10 seconds. Cold-call one learner. Then gesture to the full DQB: 'Look at what we have built over five lessons. Every operation we have tested on rational numbers gives us a rational result. So why does √2 still go on forever? That tension is still alive — and we will keep investigating.'</w:t>
             </w:r>
           </w:p>
         </w:tc>
@@ -15945,7 +16251,7 @@
                 <w:sz w:val="18"/>
                 <w:szCs w:val="18"/>
               </w:rPr>
-              <w:t xml:space="preserve">Claim–Evidence–Reasoning (CER) Defence: each cold-called pair must state a claim (this step is correct/incorrect), cite evidence (the numbers in the worked solution), and give reasoning (the mathematical rule). This mirrors NGSS Practice 6 (Constructing Explanations) and makes the sensemaking process public and critiqueable. The consolidation then formalises the pattern, connecting it back to the phenomenon: 'Every answer we got today was a fraction or a terminating decimal — a rational number. None of them went on forever like √2.'</w:t>
+              <w:t xml:space="preserve">DQB Cumulative Mapping: the DQB functions as a public, growing evidence wall — a direct analogue to a scientific investigation log. By explicitly mapping today's evidence (multiplication and division of rationals are rational) onto the board alongside prior lessons' evidence (addition and subtraction of rationals are rational), learners build a coherent conceptual structure rather than isolated facts. The unresolved tension about √2 sustains motivation for subsequent lessons.</w:t>
             </w:r>
           </w:p>
         </w:tc>
@@ -15977,7 +16283,7 @@
                 <w:sz w:val="18"/>
                 <w:szCs w:val="18"/>
               </w:rPr>
-              <w:t xml:space="preserve">Exit problem (Nakuru dairy farmer): collect exercise books or observe work in real time. Indicators of mastery: (1) learner correctly converts 5⅓ to 16/3 and ⅔ remains as is; (2) learner inverts ⅔ to 3/2 and multiplies; (3) arrives at 8 full bottles with correct simplification. Common error to watch: learner divides numerator by numerator and denominator by denominator (12÷2=6, 3÷3=1 → wrong answer of 6). Flag these learners for follow-up in Lesson 6.</w:t>
+              <w:t xml:space="preserve">Read all posted sticky notes after class. Indicators of conceptual progress: (1) learner explicitly states that the result of multiplying or dividing rational numbers is rational; (2) learner connects this back to the health volunteer's temperature data or another phenomenon example; (3) learner identifies the remaining open question (why √2 is different). Notes that only describe procedure ('we learned to multiply fractions') indicate surface-level learning and signal need for deeper conceptual questioning in Lesson 6.</w:t>
             </w:r>
           </w:p>
         </w:tc>
@@ -15986,32 +16292,32 @@
         <w:tc>
           <w:tcPr>
             <w:tcW w:type="dxa" w:w="1520"/>
-            <w:shd w:fill="FCE4D6" w:color="auto" w:val="clear"/>
-            <w:tcMar>
-              <w:top w:type="dxa" w:w="60"/>
-              <w:left w:type="dxa" w:w="120"/>
-              <w:bottom w:type="dxa" w:w="60"/>
-              <w:right w:type="dxa" w:w="120"/>
-            </w:tcMar>
-            <w:vAlign w:val="top"/>
-          </w:tcPr>
-          <w:p>
-            <w:pPr>
-              <w:spacing w:after="40" w:before="0"/>
-              <w:jc w:val="left"/>
-            </w:pPr>
-            <w:r>
-              <w:rPr>
-                <w:rFonts w:ascii="Arial" w:cs="Arial" w:eastAsia="Arial" w:hAnsi="Arial"/>
-                <w:b/>
-                <w:bCs/>
-                <w:i w:val="false"/>
-                <w:iCs w:val="false"/>
-                <w:color w:val="000000"/>
-                <w:sz w:val="18"/>
-                <w:szCs w:val="18"/>
-              </w:rPr>
-              <w:t xml:space="preserve">Driving Question Board (DQB) Creation</w:t>
+            <w:shd w:fill="D5E8F0" w:color="auto" w:val="clear"/>
+            <w:tcMar>
+              <w:top w:type="dxa" w:w="60"/>
+              <w:left w:type="dxa" w:w="120"/>
+              <w:bottom w:type="dxa" w:w="60"/>
+              <w:right w:type="dxa" w:w="120"/>
+            </w:tcMar>
+            <w:vAlign w:val="top"/>
+          </w:tcPr>
+          <w:p>
+            <w:pPr>
+              <w:spacing w:after="40" w:before="0"/>
+              <w:jc w:val="left"/>
+            </w:pPr>
+            <w:r>
+              <w:rPr>
+                <w:rFonts w:ascii="Arial" w:cs="Arial" w:eastAsia="Arial" w:hAnsi="Arial"/>
+                <w:b/>
+                <w:bCs/>
+                <w:i w:val="false"/>
+                <w:iCs w:val="false"/>
+                <w:color w:val="000000"/>
+                <w:sz w:val="18"/>
+                <w:szCs w:val="18"/>
+              </w:rPr>
+              <w:t xml:space="preserve">Model Building Phase</w:t>
             </w:r>
           </w:p>
           <w:p>
@@ -16034,7 +16340,7 @@
             <w:pPr>
               <w:spacing w:after="20" w:before="0"/>
             </w:pPr>
-            <w:hyperlink w:history="1" r:id="rIdua8t1wyiau4zuxx7cdmvo">
+            <w:hyperlink w:history="1" r:id="rIdejjnpc1exm5lkwzu-vo4e">
               <w:r>
                 <w:rPr>
                   <w:rFonts w:ascii="Arial" w:cs="Arial" w:eastAsia="Arial" w:hAnsi="Arial"/>
@@ -16043,7 +16349,7 @@
                   <w:szCs w:val="16"/>
                   <w:u w:val="single" w:color="2E75B6"/>
                 </w:rPr>
-                <w:t xml:space="preserve">Identifying Mixed Numbers and Improper Fractions - Example 1</w:t>
+                <w:t xml:space="preserve">Subtracting mixed numbers: 7 6/9 - 3 2/5</w:t>
               </w:r>
             </w:hyperlink>
           </w:p>
@@ -16059,7 +16365,7 @@
                 <w:sz w:val="14"/>
                 <w:szCs w:val="14"/>
               </w:rPr>
-              <w:t xml:space="preserve">Source: CK-12</w:t>
+              <w:t xml:space="preserve">Source: Khan Academy (English - US curriculum)</w:t>
             </w:r>
           </w:p>
           <w:p>
@@ -16067,7 +16373,7 @@
               <w:spacing w:after="10" w:before="0"/>
               <w:ind w:left="120"/>
             </w:pPr>
-            <w:hyperlink w:history="1" r:id="rIdoayqivavt_jpcwd2sfwbx">
+            <w:hyperlink w:history="1" r:id="rIdz_ekbqgstyom2wknavfoq">
               <w:r>
                 <w:rPr>
                   <w:rFonts w:ascii="Arial" w:cs="Arial" w:eastAsia="Arial" w:hAnsi="Arial"/>
@@ -16112,7 +16418,7 @@
             <w:pPr>
               <w:spacing w:after="20" w:before="0"/>
             </w:pPr>
-            <w:hyperlink w:history="1" r:id="rIdfvyajoqom61_ronhy9960">
+            <w:hyperlink w:history="1" r:id="rIdwb-acay3z-nvjlsqxemub">
               <w:r>
                 <w:rPr>
                   <w:rFonts w:ascii="Arial" w:cs="Arial" w:eastAsia="Arial" w:hAnsi="Arial"/>
@@ -16121,7 +16427,7 @@
                   <w:szCs w:val="16"/>
                   <w:u w:val="single" w:color="2E75B6"/>
                 </w:rPr>
-                <w:t xml:space="preserve">Properties of Rational Numbers (Flexbook)</w:t>
+                <w:t xml:space="preserve">Improper Fractions as Mixed Numbers (Flexbook)</w:t>
               </w:r>
             </w:hyperlink>
           </w:p>
@@ -16145,313 +16451,7 @@
               <w:spacing w:after="10" w:before="0"/>
               <w:ind w:left="120"/>
             </w:pPr>
-            <w:hyperlink w:history="1" r:id="rIdb-ly_qntdocbms13lygdj">
-              <w:r>
-                <w:rPr>
-                  <w:rFonts w:ascii="Arial" w:cs="Arial" w:eastAsia="Arial" w:hAnsi="Arial"/>
-                  <w:color w:val="595959"/>
-                  <w:sz w:val="14"/>
-                  <w:szCs w:val="14"/>
-                  <w:u w:val="single" w:color="595959"/>
-                </w:rPr>
-                <w:t xml:space="preserve">🔍 Search ARES for similar readings</w:t>
-              </w:r>
-            </w:hyperlink>
-          </w:p>
-        </w:tc>
-        <w:tc>
-          <w:tcPr>
-            <w:tcW w:type="dxa" w:w="3040"/>
-            <w:shd w:fill="FFFFFF" w:color="auto" w:val="clear"/>
-            <w:tcMar>
-              <w:top w:type="dxa" w:w="60"/>
-              <w:left w:type="dxa" w:w="120"/>
-              <w:bottom w:type="dxa" w:w="60"/>
-              <w:right w:type="dxa" w:w="120"/>
-            </w:tcMar>
-            <w:vAlign w:val="top"/>
-          </w:tcPr>
-          <w:p>
-            <w:pPr>
-              <w:spacing w:after="40" w:before="0"/>
-              <w:jc w:val="left"/>
-            </w:pPr>
-            <w:r>
-              <w:rPr>
-                <w:rFonts w:ascii="Arial" w:cs="Arial" w:eastAsia="Arial" w:hAnsi="Arial"/>
-                <w:b w:val="false"/>
-                <w:bCs w:val="false"/>
-                <w:i w:val="false"/>
-                <w:iCs w:val="false"/>
-                <w:color w:val="000000"/>
-                <w:sz w:val="18"/>
-                <w:szCs w:val="18"/>
-              </w:rPr>
-              <w:t xml:space="preserve">Learners return to the class Driving Question Board. Each pair receives one sticky note. They write one new piece of evidence their lesson has given them about the driving question: 'Why do some numbers end neatly while others go on forever — and how does knowing the difference help us make better decisions?' Pairs post their sticky notes under the column 'What we now know'. Two learners are invited to read their notes aloud. The teacher highlights the emerging pattern across Lessons 1–5 by pointing to the board: addition, subtraction, multiplication, and division of rational numbers always produce rational numbers — the health volunteer's averages always end neatly because they are combinations of rational measurements.</w:t>
-            </w:r>
-          </w:p>
-        </w:tc>
-        <w:tc>
-          <w:tcPr>
-            <w:tcW w:type="dxa" w:w="3040"/>
-            <w:shd w:fill="F2F2F2" w:color="auto" w:val="clear"/>
-            <w:tcMar>
-              <w:top w:type="dxa" w:w="60"/>
-              <w:left w:type="dxa" w:w="120"/>
-              <w:bottom w:type="dxa" w:w="60"/>
-              <w:right w:type="dxa" w:w="120"/>
-            </w:tcMar>
-            <w:vAlign w:val="top"/>
-          </w:tcPr>
-          <w:p>
-            <w:pPr>
-              <w:spacing w:after="40" w:before="0"/>
-              <w:jc w:val="left"/>
-            </w:pPr>
-            <w:r>
-              <w:rPr>
-                <w:rFonts w:ascii="Arial" w:cs="Arial" w:eastAsia="Arial" w:hAnsi="Arial"/>
-                <w:b w:val="false"/>
-                <w:bCs w:val="false"/>
-                <w:i w:val="false"/>
-                <w:iCs w:val="false"/>
-                <w:color w:val="000000"/>
-                <w:sz w:val="18"/>
-                <w:szCs w:val="18"/>
-              </w:rPr>
-              <w:t xml:space="preserve">Hand out sticky notes. Say: 'In one or two sentences, write the most important thing today's lesson adds to our answer to the driving question. Mention the word rational or irrational.' Allow 2 minutes of writing. After posting, read two contrasting notes aloud and say: 'Notice — both pairs are saying that our Kericho and Rift Valley results were rational. Does that surprise anyone, given your prediction at the start?' WAIT 10 seconds. Cold-call one learner. Then gesture to the full DQB: 'Look at what we have built over five lessons. Every operation we have tested on rational numbers gives us a rational result. So why does √2 still go on forever? That tension is still alive — and we will keep investigating.'</w:t>
-            </w:r>
-          </w:p>
-        </w:tc>
-        <w:tc>
-          <w:tcPr>
-            <w:tcW w:type="dxa" w:w="3040"/>
-            <w:shd w:fill="FFFFFF" w:color="auto" w:val="clear"/>
-            <w:tcMar>
-              <w:top w:type="dxa" w:w="60"/>
-              <w:left w:type="dxa" w:w="120"/>
-              <w:bottom w:type="dxa" w:w="60"/>
-              <w:right w:type="dxa" w:w="120"/>
-            </w:tcMar>
-            <w:vAlign w:val="top"/>
-          </w:tcPr>
-          <w:p>
-            <w:pPr>
-              <w:spacing w:after="40" w:before="0"/>
-              <w:jc w:val="left"/>
-            </w:pPr>
-            <w:r>
-              <w:rPr>
-                <w:rFonts w:ascii="Arial" w:cs="Arial" w:eastAsia="Arial" w:hAnsi="Arial"/>
-                <w:b w:val="false"/>
-                <w:bCs w:val="false"/>
-                <w:i w:val="false"/>
-                <w:iCs w:val="false"/>
-                <w:color w:val="000000"/>
-                <w:sz w:val="18"/>
-                <w:szCs w:val="18"/>
-              </w:rPr>
-              <w:t xml:space="preserve">DQB Cumulative Mapping: the DQB functions as a public, growing evidence wall — a direct analogue to a scientific investigation log. By explicitly mapping today's evidence (multiplication and division of rationals are rational) onto the board alongside prior lessons' evidence (addition and subtraction of rationals are rational), learners build a coherent conceptual structure rather than isolated facts. The unresolved tension about √2 sustains motivation for subsequent lessons.</w:t>
-            </w:r>
-          </w:p>
-        </w:tc>
-        <w:tc>
-          <w:tcPr>
-            <w:tcW w:type="dxa" w:w="3040"/>
-            <w:shd w:fill="F2F2F2" w:color="auto" w:val="clear"/>
-            <w:tcMar>
-              <w:top w:type="dxa" w:w="60"/>
-              <w:left w:type="dxa" w:w="120"/>
-              <w:bottom w:type="dxa" w:w="60"/>
-              <w:right w:type="dxa" w:w="120"/>
-            </w:tcMar>
-            <w:vAlign w:val="top"/>
-          </w:tcPr>
-          <w:p>
-            <w:pPr>
-              <w:spacing w:after="40" w:before="0"/>
-              <w:jc w:val="left"/>
-            </w:pPr>
-            <w:r>
-              <w:rPr>
-                <w:rFonts w:ascii="Arial" w:cs="Arial" w:eastAsia="Arial" w:hAnsi="Arial"/>
-                <w:b w:val="false"/>
-                <w:bCs w:val="false"/>
-                <w:i w:val="false"/>
-                <w:iCs w:val="false"/>
-                <w:color w:val="000000"/>
-                <w:sz w:val="18"/>
-                <w:szCs w:val="18"/>
-              </w:rPr>
-              <w:t xml:space="preserve">Read all posted sticky notes after class. Indicators of conceptual progress: (1) learner explicitly states that the result of multiplying or dividing rational numbers is rational; (2) learner connects this back to the health volunteer's temperature data or another phenomenon example; (3) learner identifies the remaining open question (why √2 is different). Notes that only describe procedure ('we learned to multiply fractions') indicate surface-level learning and signal need for deeper conceptual questioning in Lesson 6.</w:t>
-            </w:r>
-          </w:p>
-        </w:tc>
-      </w:tr>
-      <w:tr>
-        <w:tc>
-          <w:tcPr>
-            <w:tcW w:type="dxa" w:w="1520"/>
-            <w:shd w:fill="D5E8F0" w:color="auto" w:val="clear"/>
-            <w:tcMar>
-              <w:top w:type="dxa" w:w="60"/>
-              <w:left w:type="dxa" w:w="120"/>
-              <w:bottom w:type="dxa" w:w="60"/>
-              <w:right w:type="dxa" w:w="120"/>
-            </w:tcMar>
-            <w:vAlign w:val="top"/>
-          </w:tcPr>
-          <w:p>
-            <w:pPr>
-              <w:spacing w:after="40" w:before="0"/>
-              <w:jc w:val="left"/>
-            </w:pPr>
-            <w:r>
-              <w:rPr>
-                <w:rFonts w:ascii="Arial" w:cs="Arial" w:eastAsia="Arial" w:hAnsi="Arial"/>
-                <w:b/>
-                <w:bCs/>
-                <w:i w:val="false"/>
-                <w:iCs w:val="false"/>
-                <w:color w:val="000000"/>
-                <w:sz w:val="18"/>
-                <w:szCs w:val="18"/>
-              </w:rPr>
-              <w:t xml:space="preserve">Model Building Phase</w:t>
-            </w:r>
-          </w:p>
-          <w:p>
-            <w:pPr>
-              <w:spacing w:after="20" w:before="0"/>
-            </w:pPr>
-            <w:r>
-              <w:rPr>
-                <w:rFonts w:ascii="Arial" w:cs="Arial" w:eastAsia="Arial" w:hAnsi="Arial"/>
-                <w:b/>
-                <w:bCs/>
-                <w:color w:val="1F3864"/>
-                <w:sz w:val="16"/>
-                <w:szCs w:val="16"/>
-              </w:rPr>
-              <w:t xml:space="preserve">📹 VIDEO:</w:t>
-            </w:r>
-          </w:p>
-          <w:p>
-            <w:pPr>
-              <w:spacing w:after="20" w:before="0"/>
-            </w:pPr>
-            <w:hyperlink w:history="1" r:id="rIdy3dfmx28oymmlsmuczl3y">
-              <w:r>
-                <w:rPr>
-                  <w:rFonts w:ascii="Arial" w:cs="Arial" w:eastAsia="Arial" w:hAnsi="Arial"/>
-                  <w:color w:val="2E75B6"/>
-                  <w:sz w:val="16"/>
-                  <w:szCs w:val="16"/>
-                  <w:u w:val="single" w:color="2E75B6"/>
-                </w:rPr>
-                <w:t xml:space="preserve">Identifying Mixed Numbers and Improper Fractions - Example 1</w:t>
-              </w:r>
-            </w:hyperlink>
-          </w:p>
-          <w:p>
-            <w:pPr>
-              <w:spacing w:after="10" w:before="0"/>
-              <w:ind w:left="120"/>
-            </w:pPr>
-            <w:r>
-              <w:rPr>
-                <w:rFonts w:ascii="Arial" w:cs="Arial" w:eastAsia="Arial" w:hAnsi="Arial"/>
-                <w:color w:val="595959"/>
-                <w:sz w:val="14"/>
-                <w:szCs w:val="14"/>
-              </w:rPr>
-              <w:t xml:space="preserve">Source: CK-12</w:t>
-            </w:r>
-          </w:p>
-          <w:p>
-            <w:pPr>
-              <w:spacing w:after="10" w:before="0"/>
-              <w:ind w:left="120"/>
-            </w:pPr>
-            <w:hyperlink w:history="1" r:id="rIdk6wq7quxnueaz2v3efgty">
-              <w:r>
-                <w:rPr>
-                  <w:rFonts w:ascii="Arial" w:cs="Arial" w:eastAsia="Arial" w:hAnsi="Arial"/>
-                  <w:color w:val="595959"/>
-                  <w:sz w:val="14"/>
-                  <w:szCs w:val="14"/>
-                  <w:u w:val="single" w:color="595959"/>
-                </w:rPr>
-                <w:t xml:space="preserve">🔍 Search ARES for similar videos</w:t>
-              </w:r>
-            </w:hyperlink>
-          </w:p>
-          <w:p>
-            <w:pPr>
-              <w:spacing w:after="40" w:before="0"/>
-            </w:pPr>
-            <w:r>
-              <w:rPr>
-                <w:sz w:val="14"/>
-                <w:szCs w:val="14"/>
-              </w:rPr>
-              <w:t xml:space="preserve"/>
-            </w:r>
-          </w:p>
-          <w:p>
-            <w:pPr>
-              <w:spacing w:after="20" w:before="0"/>
-            </w:pPr>
-            <w:r>
-              <w:rPr>
-                <w:rFonts w:ascii="Arial" w:cs="Arial" w:eastAsia="Arial" w:hAnsi="Arial"/>
-                <w:b/>
-                <w:bCs/>
-                <w:color w:val="1F3864"/>
-                <w:sz w:val="16"/>
-                <w:szCs w:val="16"/>
-              </w:rPr>
-              <w:t xml:space="preserve">📖 HTML:</w:t>
-            </w:r>
-          </w:p>
-          <w:p>
-            <w:pPr>
-              <w:spacing w:after="20" w:before="0"/>
-            </w:pPr>
-            <w:hyperlink w:history="1" r:id="rId_fyi8zuqcmmrw0as1aq7j">
-              <w:r>
-                <w:rPr>
-                  <w:rFonts w:ascii="Arial" w:cs="Arial" w:eastAsia="Arial" w:hAnsi="Arial"/>
-                  <w:color w:val="2E75B6"/>
-                  <w:sz w:val="16"/>
-                  <w:szCs w:val="16"/>
-                  <w:u w:val="single" w:color="2E75B6"/>
-                </w:rPr>
-                <w:t xml:space="preserve">Properties of Rational Numbers (Flexbook)</w:t>
-              </w:r>
-            </w:hyperlink>
-          </w:p>
-          <w:p>
-            <w:pPr>
-              <w:spacing w:after="10" w:before="0"/>
-              <w:ind w:left="120"/>
-            </w:pPr>
-            <w:r>
-              <w:rPr>
-                <w:rFonts w:ascii="Arial" w:cs="Arial" w:eastAsia="Arial" w:hAnsi="Arial"/>
-                <w:color w:val="595959"/>
-                <w:sz w:val="14"/>
-                <w:szCs w:val="14"/>
-              </w:rPr>
-              <w:t xml:space="preserve">Source: CK-12</w:t>
-            </w:r>
-          </w:p>
-          <w:p>
-            <w:pPr>
-              <w:spacing w:after="10" w:before="0"/>
-              <w:ind w:left="120"/>
-            </w:pPr>
-            <w:hyperlink w:history="1" r:id="rIdog9iy5bfedfijfevtpmhp">
+            <w:hyperlink w:history="1" r:id="rIdbxtayaqe-u0fqbbiw5mpw">
               <w:r>
                 <w:rPr>
                   <w:rFonts w:ascii="Arial" w:cs="Arial" w:eastAsia="Arial" w:hAnsi="Arial"/>
@@ -18117,7 +18117,7 @@
             <w:pPr>
               <w:spacing w:after="20" w:before="0"/>
             </w:pPr>
-            <w:hyperlink w:history="1" r:id="rIdh_i6gurac4e_rfjuabozp">
+            <w:hyperlink w:history="1" r:id="rId2f1kqqdyhvhf6oe5g5kw7">
               <w:r>
                 <w:rPr>
                   <w:rFonts w:ascii="Arial" w:cs="Arial" w:eastAsia="Arial" w:hAnsi="Arial"/>
@@ -18126,7 +18126,7 @@
                   <w:szCs w:val="16"/>
                   <w:u w:val="single" w:color="2E75B6"/>
                 </w:rPr>
-                <w:t xml:space="preserve">Finding the Reciprocal of Fractions</w:t>
+                <w:t xml:space="preserve">Inverse matrix introduction</w:t>
               </w:r>
             </w:hyperlink>
           </w:p>
@@ -18142,7 +18142,7 @@
                 <w:sz w:val="14"/>
                 <w:szCs w:val="14"/>
               </w:rPr>
-              <w:t xml:space="preserve">Source: CK-12</w:t>
+              <w:t xml:space="preserve">Source: Khan Academy (English - US curriculum)</w:t>
             </w:r>
           </w:p>
           <w:p>
@@ -18150,7 +18150,7 @@
               <w:spacing w:after="10" w:before="0"/>
               <w:ind w:left="120"/>
             </w:pPr>
-            <w:hyperlink w:history="1" r:id="rId-_0bgsb3ytn14bwp2khgk">
+            <w:hyperlink w:history="1" r:id="rIdcgq5bfttojoluzesvf0rv">
               <w:r>
                 <w:rPr>
                   <w:rFonts w:ascii="Arial" w:cs="Arial" w:eastAsia="Arial" w:hAnsi="Arial"/>
@@ -18195,7 +18195,7 @@
             <w:pPr>
               <w:spacing w:after="20" w:before="0"/>
             </w:pPr>
-            <w:hyperlink w:history="1" r:id="rIdgqbdbtjhuerv0xjnxgy-g">
+            <w:hyperlink w:history="1" r:id="rIdsd97s5yiooouwssle5mvb">
               <w:r>
                 <w:rPr>
                   <w:rFonts w:ascii="Arial" w:cs="Arial" w:eastAsia="Arial" w:hAnsi="Arial"/>
@@ -18204,7 +18204,7 @@
                   <w:szCs w:val="16"/>
                   <w:u w:val="single" w:color="2E75B6"/>
                 </w:rPr>
-                <w:t xml:space="preserve">Identification and Writing of Reciprocal Fractions (Flexbook)</w:t>
+                <w:t xml:space="preserve">Definition of Inverse Reciprocal Trig Functions (Flexbook)</w:t>
               </w:r>
             </w:hyperlink>
           </w:p>
@@ -18228,7 +18228,7 @@
               <w:spacing w:after="10" w:before="0"/>
               <w:ind w:left="120"/>
             </w:pPr>
-            <w:hyperlink w:history="1" r:id="rIdnjm8kg_pxi7qefn36wmsl">
+            <w:hyperlink w:history="1" r:id="rIdwlczfdluuhrudoauh4mkt">
               <w:r>
                 <w:rPr>
                   <w:rFonts w:ascii="Arial" w:cs="Arial" w:eastAsia="Arial" w:hAnsi="Arial"/>
@@ -18423,7 +18423,7 @@
             <w:pPr>
               <w:spacing w:after="20" w:before="0"/>
             </w:pPr>
-            <w:hyperlink w:history="1" r:id="rIdlefp5txmq8-kavkv1qtbf">
+            <w:hyperlink w:history="1" r:id="rId5hggsqvmuwvkapszzgjfu">
               <w:r>
                 <w:rPr>
                   <w:rFonts w:ascii="Arial" w:cs="Arial" w:eastAsia="Arial" w:hAnsi="Arial"/>
@@ -18432,7 +18432,7 @@
                   <w:szCs w:val="16"/>
                   <w:u w:val="single" w:color="2E75B6"/>
                 </w:rPr>
-                <w:t xml:space="preserve">Finding the Reciprocal of Fractions</w:t>
+                <w:t xml:space="preserve">Meaning of the reciprocal</w:t>
               </w:r>
             </w:hyperlink>
           </w:p>
@@ -18448,7 +18448,7 @@
                 <w:sz w:val="14"/>
                 <w:szCs w:val="14"/>
               </w:rPr>
-              <w:t xml:space="preserve">Source: CK-12</w:t>
+              <w:t xml:space="preserve">Source: Khan Academy (English - US curriculum)</w:t>
             </w:r>
           </w:p>
           <w:p>
@@ -18456,7 +18456,7 @@
               <w:spacing w:after="10" w:before="0"/>
               <w:ind w:left="120"/>
             </w:pPr>
-            <w:hyperlink w:history="1" r:id="rIdkdv4kgad7zz0-ukxwwsof">
+            <w:hyperlink w:history="1" r:id="rId2bdegy4l_hq7sag5oajup">
               <w:r>
                 <w:rPr>
                   <w:rFonts w:ascii="Arial" w:cs="Arial" w:eastAsia="Arial" w:hAnsi="Arial"/>
@@ -18494,14 +18494,14 @@
                 <w:sz w:val="16"/>
                 <w:szCs w:val="16"/>
               </w:rPr>
-              <w:t xml:space="preserve">📖 HTML:</w:t>
+              <w:t xml:space="preserve">📖 EXERCISE:</w:t>
             </w:r>
           </w:p>
           <w:p>
             <w:pPr>
               <w:spacing w:after="20" w:before="0"/>
             </w:pPr>
-            <w:hyperlink w:history="1" r:id="rIdwft3pe0wxos4qtmfagncf">
+            <w:hyperlink w:history="1" r:id="rId2itbrftmwnkwkjelknqzz">
               <w:r>
                 <w:rPr>
                   <w:rFonts w:ascii="Arial" w:cs="Arial" w:eastAsia="Arial" w:hAnsi="Arial"/>
@@ -18510,7 +18510,7 @@
                   <w:szCs w:val="16"/>
                   <w:u w:val="single" w:color="2E75B6"/>
                 </w:rPr>
-                <w:t xml:space="preserve">Identification and Writing of Reciprocal Fractions (Flexbook)</w:t>
+                <w:t xml:space="preserve">Definition of Inverse Reciprocal Trig Functions Practice</w:t>
               </w:r>
             </w:hyperlink>
           </w:p>
@@ -18534,7 +18534,7 @@
               <w:spacing w:after="10" w:before="0"/>
               <w:ind w:left="120"/>
             </w:pPr>
-            <w:hyperlink w:history="1" r:id="rIdoagsp-xr9v_kfhjheuvr8">
+            <w:hyperlink w:history="1" r:id="rIdcsxadgmogbzavw87yjiai">
               <w:r>
                 <w:rPr>
                   <w:rFonts w:ascii="Arial" w:cs="Arial" w:eastAsia="Arial" w:hAnsi="Arial"/>
@@ -18729,7 +18729,7 @@
             <w:pPr>
               <w:spacing w:after="20" w:before="0"/>
             </w:pPr>
-            <w:hyperlink w:history="1" r:id="rIddgqhtvj9ekplx6hveigi_">
+            <w:hyperlink w:history="1" r:id="rIdbau6gs4fbf0zsnxy7s5eg">
               <w:r>
                 <w:rPr>
                   <w:rFonts w:ascii="Arial" w:cs="Arial" w:eastAsia="Arial" w:hAnsi="Arial"/>
@@ -18738,7 +18738,7 @@
                   <w:szCs w:val="16"/>
                   <w:u w:val="single" w:color="2E75B6"/>
                 </w:rPr>
-                <w:t xml:space="preserve">Finding the Reciprocal of Fractions</w:t>
+                <w:t xml:space="preserve">Dividing whole numbers &amp; fractions: t-shirts</w:t>
               </w:r>
             </w:hyperlink>
           </w:p>
@@ -18754,7 +18754,7 @@
                 <w:sz w:val="14"/>
                 <w:szCs w:val="14"/>
               </w:rPr>
-              <w:t xml:space="preserve">Source: CK-12</w:t>
+              <w:t xml:space="preserve">Source: Khan Academy (English - US curriculum)</w:t>
             </w:r>
           </w:p>
           <w:p>
@@ -18762,7 +18762,7 @@
               <w:spacing w:after="10" w:before="0"/>
               <w:ind w:left="120"/>
             </w:pPr>
-            <w:hyperlink w:history="1" r:id="rIdf_wbu41g9lbnn7f2f1c68">
+            <w:hyperlink w:history="1" r:id="rIdjumme9-hnsfyunjzzmu_u">
               <w:r>
                 <w:rPr>
                   <w:rFonts w:ascii="Arial" w:cs="Arial" w:eastAsia="Arial" w:hAnsi="Arial"/>
@@ -18807,7 +18807,7 @@
             <w:pPr>
               <w:spacing w:after="20" w:before="0"/>
             </w:pPr>
-            <w:hyperlink w:history="1" r:id="rIdfl-7_7finrd4o0etmuw0w">
+            <w:hyperlink w:history="1" r:id="rId89gs1fpfsz-efvl10ygya">
               <w:r>
                 <w:rPr>
                   <w:rFonts w:ascii="Arial" w:cs="Arial" w:eastAsia="Arial" w:hAnsi="Arial"/>
@@ -18816,7 +18816,7 @@
                   <w:szCs w:val="16"/>
                   <w:u w:val="single" w:color="2E75B6"/>
                 </w:rPr>
-                <w:t xml:space="preserve">Identification and Writing of Reciprocal Fractions (Flexbook)</w:t>
+                <w:t xml:space="preserve">Composition of Inverse Reciprocal Trig Functions (Flexbook)</w:t>
               </w:r>
             </w:hyperlink>
           </w:p>
@@ -18840,7 +18840,7 @@
               <w:spacing w:after="10" w:before="0"/>
               <w:ind w:left="120"/>
             </w:pPr>
-            <w:hyperlink w:history="1" r:id="rIdib4o0nadf8ag_dj2doaz9">
+            <w:hyperlink w:history="1" r:id="rIdv_aynvfrwjmh778jz2tjv">
               <w:r>
                 <w:rPr>
                   <w:rFonts w:ascii="Arial" w:cs="Arial" w:eastAsia="Arial" w:hAnsi="Arial"/>
@@ -19035,7 +19035,7 @@
             <w:pPr>
               <w:spacing w:after="20" w:before="0"/>
             </w:pPr>
-            <w:hyperlink w:history="1" r:id="rIdxv5u4dizgdlsar4_yz09g">
+            <w:hyperlink w:history="1" r:id="rIdkopnyxflrcgi94m2nvf3t">
               <w:r>
                 <w:rPr>
                   <w:rFonts w:ascii="Arial" w:cs="Arial" w:eastAsia="Arial" w:hAnsi="Arial"/>
@@ -19044,7 +19044,7 @@
                   <w:szCs w:val="16"/>
                   <w:u w:val="single" w:color="2E75B6"/>
                 </w:rPr>
-                <w:t xml:space="preserve">Finding the Reciprocal of Fractions</w:t>
+                <w:t xml:space="preserve">Division strategies for decimal quotients</w:t>
               </w:r>
             </w:hyperlink>
           </w:p>
@@ -19060,7 +19060,7 @@
                 <w:sz w:val="14"/>
                 <w:szCs w:val="14"/>
               </w:rPr>
-              <w:t xml:space="preserve">Source: CK-12</w:t>
+              <w:t xml:space="preserve">Source: Khan Academy (English - US curriculum)</w:t>
             </w:r>
           </w:p>
           <w:p>
@@ -19068,7 +19068,7 @@
               <w:spacing w:after="10" w:before="0"/>
               <w:ind w:left="120"/>
             </w:pPr>
-            <w:hyperlink w:history="1" r:id="rIdsezkrwi5lzye-smzedr_y">
+            <w:hyperlink w:history="1" r:id="rId0dr3halafndwclht7uwqq">
               <w:r>
                 <w:rPr>
                   <w:rFonts w:ascii="Arial" w:cs="Arial" w:eastAsia="Arial" w:hAnsi="Arial"/>
@@ -19106,14 +19106,14 @@
                 <w:sz w:val="16"/>
                 <w:szCs w:val="16"/>
               </w:rPr>
-              <w:t xml:space="preserve">📖 HTML:</w:t>
+              <w:t xml:space="preserve">📖 EXERCISE:</w:t>
             </w:r>
           </w:p>
           <w:p>
             <w:pPr>
               <w:spacing w:after="20" w:before="0"/>
             </w:pPr>
-            <w:hyperlink w:history="1" r:id="rIdzj51vdzdpjwlhrnxbhxcw">
+            <w:hyperlink w:history="1" r:id="rIdee_dxmdefprjx_68qcfpm">
               <w:r>
                 <w:rPr>
                   <w:rFonts w:ascii="Arial" w:cs="Arial" w:eastAsia="Arial" w:hAnsi="Arial"/>
@@ -19122,7 +19122,7 @@
                   <w:szCs w:val="16"/>
                   <w:u w:val="single" w:color="2E75B6"/>
                 </w:rPr>
-                <w:t xml:space="preserve">Identification and Writing of Reciprocal Fractions (Flexbook)</w:t>
+                <w:t xml:space="preserve">Composition of Inverse Reciprocal Trig Functions Practice</w:t>
               </w:r>
             </w:hyperlink>
           </w:p>
@@ -19146,7 +19146,7 @@
               <w:spacing w:after="10" w:before="0"/>
               <w:ind w:left="120"/>
             </w:pPr>
-            <w:hyperlink w:history="1" r:id="rId9cv-zga6yzlouxcmgvgnc">
+            <w:hyperlink w:history="1" r:id="rIdmpawmpotg2awmsnonsecg">
               <w:r>
                 <w:rPr>
                   <w:rFonts w:ascii="Arial" w:cs="Arial" w:eastAsia="Arial" w:hAnsi="Arial"/>
@@ -19341,7 +19341,7 @@
             <w:pPr>
               <w:spacing w:after="20" w:before="0"/>
             </w:pPr>
-            <w:hyperlink w:history="1" r:id="rId8bf78wfmmyhxjshkejns8">
+            <w:hyperlink w:history="1" r:id="rIdajpmt-5lf2a_rfo2vuz_y">
               <w:r>
                 <w:rPr>
                   <w:rFonts w:ascii="Arial" w:cs="Arial" w:eastAsia="Arial" w:hAnsi="Arial"/>
@@ -19350,7 +19350,7 @@
                   <w:szCs w:val="16"/>
                   <w:u w:val="single" w:color="2E75B6"/>
                 </w:rPr>
-                <w:t xml:space="preserve">Finding the Reciprocal of Fractions</w:t>
+                <w:t xml:space="preserve">Dividing a whole number by a fraction with reciprocal</w:t>
               </w:r>
             </w:hyperlink>
           </w:p>
@@ -19366,7 +19366,7 @@
                 <w:sz w:val="14"/>
                 <w:szCs w:val="14"/>
               </w:rPr>
-              <w:t xml:space="preserve">Source: CK-12</w:t>
+              <w:t xml:space="preserve">Source: Khan Academy (English - US curriculum)</w:t>
             </w:r>
           </w:p>
           <w:p>
@@ -19374,7 +19374,7 @@
               <w:spacing w:after="10" w:before="0"/>
               <w:ind w:left="120"/>
             </w:pPr>
-            <w:hyperlink w:history="1" r:id="rIdmxy2calbt5srac76ols0a">
+            <w:hyperlink w:history="1" r:id="rIdk8-zrr741hoi_p9acwgq-">
               <w:r>
                 <w:rPr>
                   <w:rFonts w:ascii="Arial" w:cs="Arial" w:eastAsia="Arial" w:hAnsi="Arial"/>
@@ -19419,7 +19419,7 @@
             <w:pPr>
               <w:spacing w:after="20" w:before="0"/>
             </w:pPr>
-            <w:hyperlink w:history="1" r:id="rId84olak9wqy10xetmgbkar">
+            <w:hyperlink w:history="1" r:id="rIdc6z1tw0pgkpxbxw108m_b">
               <w:r>
                 <w:rPr>
                   <w:rFonts w:ascii="Arial" w:cs="Arial" w:eastAsia="Arial" w:hAnsi="Arial"/>
@@ -19428,7 +19428,7 @@
                   <w:szCs w:val="16"/>
                   <w:u w:val="single" w:color="2E75B6"/>
                 </w:rPr>
-                <w:t xml:space="preserve">Identification and Writing of Reciprocal Fractions (Flexbook)</w:t>
+                <w:t xml:space="preserve">Applications of Reciprocals (Flexbook)</w:t>
               </w:r>
             </w:hyperlink>
           </w:p>
@@ -19452,7 +19452,7 @@
               <w:spacing w:after="10" w:before="0"/>
               <w:ind w:left="120"/>
             </w:pPr>
-            <w:hyperlink w:history="1" r:id="rIdnn31pstudvwidybqe0o1_">
+            <w:hyperlink w:history="1" r:id="rIdbzpvvbx_5qor0lcnuttfn">
               <w:r>
                 <w:rPr>
                   <w:rFonts w:ascii="Arial" w:cs="Arial" w:eastAsia="Arial" w:hAnsi="Arial"/>
@@ -21091,7 +21091,7 @@
             <w:pPr>
               <w:spacing w:after="20" w:before="0"/>
             </w:pPr>
-            <w:hyperlink w:history="1" r:id="rIdlvt3tivuffmzwpzkn440b">
+            <w:hyperlink w:history="1" r:id="rIdmouj-ogary68t9jznunuf">
               <w:r>
                 <w:rPr>
                   <w:rFonts w:ascii="Arial" w:cs="Arial" w:eastAsia="Arial" w:hAnsi="Arial"/>
@@ -21100,7 +21100,7 @@
                   <w:szCs w:val="16"/>
                   <w:u w:val="single" w:color="2E75B6"/>
                 </w:rPr>
-                <w:t xml:space="preserve">Prime numbers</w:t>
+                <w:t xml:space="preserve">Intro to square roots</w:t>
               </w:r>
             </w:hyperlink>
           </w:p>
@@ -21124,7 +21124,7 @@
               <w:spacing w:after="10" w:before="0"/>
               <w:ind w:left="120"/>
             </w:pPr>
-            <w:hyperlink w:history="1" r:id="rIdzm9cuw5cdsfgh1zj0bont">
+            <w:hyperlink w:history="1" r:id="rIdoef4ihkurreh-03riibwt">
               <w:r>
                 <w:rPr>
                   <w:rFonts w:ascii="Arial" w:cs="Arial" w:eastAsia="Arial" w:hAnsi="Arial"/>
@@ -21162,14 +21162,14 @@
                 <w:sz w:val="16"/>
                 <w:szCs w:val="16"/>
               </w:rPr>
-              <w:t xml:space="preserve">📖 HTML:</w:t>
+              <w:t xml:space="preserve">📖 EXERCISE:</w:t>
             </w:r>
           </w:p>
           <w:p>
             <w:pPr>
               <w:spacing w:after="20" w:before="0"/>
             </w:pPr>
-            <w:hyperlink w:history="1" r:id="rIdf94ypjp63yaiwl13bwfym">
+            <w:hyperlink w:history="1" r:id="rIdro3wrp8fo-trqv7oyc-ys">
               <w:r>
                 <w:rPr>
                   <w:rFonts w:ascii="Arial" w:cs="Arial" w:eastAsia="Arial" w:hAnsi="Arial"/>
@@ -21178,7 +21178,7 @@
                   <w:szCs w:val="16"/>
                   <w:u w:val="single" w:color="2E75B6"/>
                 </w:rPr>
-                <w:t xml:space="preserve">Order of Real Numbers (Flexbook)</w:t>
+                <w:t xml:space="preserve">Irrational Square Roots Practice</w:t>
               </w:r>
             </w:hyperlink>
           </w:p>
@@ -21202,7 +21202,7 @@
               <w:spacing w:after="10" w:before="0"/>
               <w:ind w:left="120"/>
             </w:pPr>
-            <w:hyperlink w:history="1" r:id="rIdqz4cayf-cnrd0tiug93o6">
+            <w:hyperlink w:history="1" r:id="rIdwq8ok2xfcpo4l_j1rf5v-">
               <w:r>
                 <w:rPr>
                   <w:rFonts w:ascii="Arial" w:cs="Arial" w:eastAsia="Arial" w:hAnsi="Arial"/>
@@ -21397,7 +21397,7 @@
             <w:pPr>
               <w:spacing w:after="20" w:before="0"/>
             </w:pPr>
-            <w:hyperlink w:history="1" r:id="rIdx4gjgkjj7tvnlt6wk_b2o">
+            <w:hyperlink w:history="1" r:id="rIdlqlypspqksrtcrpeckqa7">
               <w:r>
                 <w:rPr>
                   <w:rFonts w:ascii="Arial" w:cs="Arial" w:eastAsia="Arial" w:hAnsi="Arial"/>
@@ -21406,7 +21406,7 @@
                   <w:szCs w:val="16"/>
                   <w:u w:val="single" w:color="2E75B6"/>
                 </w:rPr>
-                <w:t xml:space="preserve">Prime numbers</w:t>
+                <w:t xml:space="preserve">Proof: square roots of prime numbers are irrational</w:t>
               </w:r>
             </w:hyperlink>
           </w:p>
@@ -21430,7 +21430,7 @@
               <w:spacing w:after="10" w:before="0"/>
               <w:ind w:left="120"/>
             </w:pPr>
-            <w:hyperlink w:history="1" r:id="rIdsql7cbina99oofc1c8tqv">
+            <w:hyperlink w:history="1" r:id="rIdjzcbxlk9mbqoepmh8v8zf">
               <w:r>
                 <w:rPr>
                   <w:rFonts w:ascii="Arial" w:cs="Arial" w:eastAsia="Arial" w:hAnsi="Arial"/>
@@ -21475,7 +21475,7 @@
             <w:pPr>
               <w:spacing w:after="20" w:before="0"/>
             </w:pPr>
-            <w:hyperlink w:history="1" r:id="rIdppkeokcy4jhghhex9qptm">
+            <w:hyperlink w:history="1" r:id="rIdgxgdoy6x8v7t1lzx81aiq">
               <w:r>
                 <w:rPr>
                   <w:rFonts w:ascii="Arial" w:cs="Arial" w:eastAsia="Arial" w:hAnsi="Arial"/>
@@ -21484,7 +21484,7 @@
                   <w:szCs w:val="16"/>
                   <w:u w:val="single" w:color="2E75B6"/>
                 </w:rPr>
-                <w:t xml:space="preserve">Order of Real Numbers (Flexbook)</w:t>
+                <w:t xml:space="preserve">Square Roots and Irrational Numbers (Flexbook)</w:t>
               </w:r>
             </w:hyperlink>
           </w:p>
@@ -21508,7 +21508,7 @@
               <w:spacing w:after="10" w:before="0"/>
               <w:ind w:left="120"/>
             </w:pPr>
-            <w:hyperlink w:history="1" r:id="rId_fsa5oglg4xtqhdrdeqb-">
+            <w:hyperlink w:history="1" r:id="rIdxs1xva85hhmfgyuczqh_b">
               <w:r>
                 <w:rPr>
                   <w:rFonts w:ascii="Arial" w:cs="Arial" w:eastAsia="Arial" w:hAnsi="Arial"/>
@@ -21969,7 +21969,7 @@
             <w:pPr>
               <w:spacing w:after="20" w:before="0"/>
             </w:pPr>
-            <w:hyperlink w:history="1" r:id="rIdcfkm4uj5zgpxhl_vwramo">
+            <w:hyperlink w:history="1" r:id="rId18idzbft4snteazcxyfyf">
               <w:r>
                 <w:rPr>
                   <w:rFonts w:ascii="Arial" w:cs="Arial" w:eastAsia="Arial" w:hAnsi="Arial"/>
@@ -21978,7 +21978,7 @@
                   <w:szCs w:val="16"/>
                   <w:u w:val="single" w:color="2E75B6"/>
                 </w:rPr>
-                <w:t xml:space="preserve">Prime numbers</w:t>
+                <w:t xml:space="preserve">Understanding square roots</w:t>
               </w:r>
             </w:hyperlink>
           </w:p>
@@ -22002,7 +22002,7 @@
               <w:spacing w:after="10" w:before="0"/>
               <w:ind w:left="120"/>
             </w:pPr>
-            <w:hyperlink w:history="1" r:id="rIdxqk14hytj0f_skqvajtqb">
+            <w:hyperlink w:history="1" r:id="rIde76fcxtbbc4x95lgfog7-">
               <w:r>
                 <w:rPr>
                   <w:rFonts w:ascii="Arial" w:cs="Arial" w:eastAsia="Arial" w:hAnsi="Arial"/>
@@ -22040,14 +22040,14 @@
                 <w:sz w:val="16"/>
                 <w:szCs w:val="16"/>
               </w:rPr>
-              <w:t xml:space="preserve">📖 HTML:</w:t>
+              <w:t xml:space="preserve">📖 EXERCISE:</w:t>
             </w:r>
           </w:p>
           <w:p>
             <w:pPr>
               <w:spacing w:after="20" w:before="0"/>
             </w:pPr>
-            <w:hyperlink w:history="1" r:id="rIdy8qnwcyorjwlnobdwgetw">
+            <w:hyperlink w:history="1" r:id="rIdyd5y_ysrx41_jrhhzxnr0">
               <w:r>
                 <w:rPr>
                   <w:rFonts w:ascii="Arial" w:cs="Arial" w:eastAsia="Arial" w:hAnsi="Arial"/>
@@ -22056,7 +22056,7 @@
                   <w:szCs w:val="16"/>
                   <w:u w:val="single" w:color="2E75B6"/>
                 </w:rPr>
-                <w:t xml:space="preserve">Order of Real Numbers (Flexbook)</w:t>
+                <w:t xml:space="preserve">Square Roots and Irrational Numbers Practice</w:t>
               </w:r>
             </w:hyperlink>
           </w:p>
@@ -22080,7 +22080,7 @@
               <w:spacing w:after="10" w:before="0"/>
               <w:ind w:left="120"/>
             </w:pPr>
-            <w:hyperlink w:history="1" r:id="rIdleu19cnzk4ystoy-x34zu">
+            <w:hyperlink w:history="1" r:id="rIdnuxw32bhlgzsu8uabxh5l">
               <w:r>
                 <w:rPr>
                   <w:rFonts w:ascii="Arial" w:cs="Arial" w:eastAsia="Arial" w:hAnsi="Arial"/>
@@ -22465,7 +22465,7 @@
             <w:pPr>
               <w:spacing w:after="20" w:before="0"/>
             </w:pPr>
-            <w:hyperlink w:history="1" r:id="rId4ivm6t72nn2w_w5tlxtct">
+            <w:hyperlink w:history="1" r:id="rId25xdwpqurbcue5uw98vqh">
               <w:r>
                 <w:rPr>
                   <w:rFonts w:ascii="Arial" w:cs="Arial" w:eastAsia="Arial" w:hAnsi="Arial"/>
@@ -22474,7 +22474,7 @@
                   <w:szCs w:val="16"/>
                   <w:u w:val="single" w:color="2E75B6"/>
                 </w:rPr>
-                <w:t xml:space="preserve">Prime numbers</w:t>
+                <w:t xml:space="preserve">Proof: √2 is irrational</w:t>
               </w:r>
             </w:hyperlink>
           </w:p>
@@ -22498,7 +22498,7 @@
               <w:spacing w:after="10" w:before="0"/>
               <w:ind w:left="120"/>
             </w:pPr>
-            <w:hyperlink w:history="1" r:id="rId59upp_6pesipwdtqcel7k">
+            <w:hyperlink w:history="1" r:id="rIdmqygxjw14rqj7jhwhvnv6">
               <w:r>
                 <w:rPr>
                   <w:rFonts w:ascii="Arial" w:cs="Arial" w:eastAsia="Arial" w:hAnsi="Arial"/>
@@ -22536,14 +22536,14 @@
                 <w:sz w:val="16"/>
                 <w:szCs w:val="16"/>
               </w:rPr>
-              <w:t xml:space="preserve">📖 HTML:</w:t>
+              <w:t xml:space="preserve">📖 EXERCISE:</w:t>
             </w:r>
           </w:p>
           <w:p>
             <w:pPr>
               <w:spacing w:after="20" w:before="0"/>
             </w:pPr>
-            <w:hyperlink w:history="1" r:id="rIdbg0tkuwa4vexqrtd6uum6">
+            <w:hyperlink w:history="1" r:id="rIdt6nknqatbubrvgbvkhx7m">
               <w:r>
                 <w:rPr>
                   <w:rFonts w:ascii="Arial" w:cs="Arial" w:eastAsia="Arial" w:hAnsi="Arial"/>
@@ -22552,7 +22552,7 @@
                   <w:szCs w:val="16"/>
                   <w:u w:val="single" w:color="2E75B6"/>
                 </w:rPr>
-                <w:t xml:space="preserve">Order of Real Numbers (Flexbook)</w:t>
+                <w:t xml:space="preserve">Rational Square Roots Practice</w:t>
               </w:r>
             </w:hyperlink>
           </w:p>
@@ -22576,7 +22576,7 @@
               <w:spacing w:after="10" w:before="0"/>
               <w:ind w:left="120"/>
             </w:pPr>
-            <w:hyperlink w:history="1" r:id="rIdmfztlkw8rlnrroel41hnh">
+            <w:hyperlink w:history="1" r:id="rIdlcwcnkjin_kahvffkubpj">
               <w:r>
                 <w:rPr>
                   <w:rFonts w:ascii="Arial" w:cs="Arial" w:eastAsia="Arial" w:hAnsi="Arial"/>
@@ -22885,7 +22885,7 @@
             <w:pPr>
               <w:spacing w:after="20" w:before="0"/>
             </w:pPr>
-            <w:hyperlink w:history="1" r:id="rIdhsjdpv-9iy2la8b02cit8">
+            <w:hyperlink w:history="1" r:id="rIdhkgohbp_8bfshg1vgvyn_">
               <w:r>
                 <w:rPr>
                   <w:rFonts w:ascii="Arial" w:cs="Arial" w:eastAsia="Arial" w:hAnsi="Arial"/>
@@ -22894,7 +22894,7 @@
                   <w:szCs w:val="16"/>
                   <w:u w:val="single" w:color="2E75B6"/>
                 </w:rPr>
-                <w:t xml:space="preserve">Prime numbers</w:t>
+                <w:t xml:space="preserve">Mean value theorem example: square root function</w:t>
               </w:r>
             </w:hyperlink>
           </w:p>
@@ -22918,7 +22918,7 @@
               <w:spacing w:after="10" w:before="0"/>
               <w:ind w:left="120"/>
             </w:pPr>
-            <w:hyperlink w:history="1" r:id="rIdxkj4odg5xnjytnbimn5lu">
+            <w:hyperlink w:history="1" r:id="rIdxpb3gykn566quolp1mk1t">
               <w:r>
                 <w:rPr>
                   <w:rFonts w:ascii="Arial" w:cs="Arial" w:eastAsia="Arial" w:hAnsi="Arial"/>
@@ -22956,14 +22956,14 @@
                 <w:sz w:val="16"/>
                 <w:szCs w:val="16"/>
               </w:rPr>
-              <w:t xml:space="preserve">📖 HTML:</w:t>
+              <w:t xml:space="preserve">📖 EXERCISE:</w:t>
             </w:r>
           </w:p>
           <w:p>
             <w:pPr>
               <w:spacing w:after="20" w:before="0"/>
             </w:pPr>
-            <w:hyperlink w:history="1" r:id="rIdvtyt3hyn5qmu39mtgu60o">
+            <w:hyperlink w:history="1" r:id="rIdxhtqaczd1wqsrr5tlv7rw">
               <w:r>
                 <w:rPr>
                   <w:rFonts w:ascii="Arial" w:cs="Arial" w:eastAsia="Arial" w:hAnsi="Arial"/>
@@ -22972,7 +22972,7 @@
                   <w:szCs w:val="16"/>
                   <w:u w:val="single" w:color="2E75B6"/>
                 </w:rPr>
-                <w:t xml:space="preserve">Order of Real Numbers (Flexbook)</w:t>
+                <w:t xml:space="preserve">Definite integrals: common functions</w:t>
               </w:r>
             </w:hyperlink>
           </w:p>
@@ -22988,7 +22988,7 @@
                 <w:sz w:val="14"/>
                 <w:szCs w:val="14"/>
               </w:rPr>
-              <w:t xml:space="preserve">Source: CK-12</w:t>
+              <w:t xml:space="preserve">Source: Khan Academy (English - US curriculum)</w:t>
             </w:r>
           </w:p>
           <w:p>
@@ -22996,7 +22996,7 @@
               <w:spacing w:after="10" w:before="0"/>
               <w:ind w:left="120"/>
             </w:pPr>
-            <w:hyperlink w:history="1" r:id="rIdbua4rik2zxyk-8_1a65ac">
+            <w:hyperlink w:history="1" r:id="rIdvkhgfuwk_kyljlpmpuwot">
               <w:r>
                 <w:rPr>
                   <w:rFonts w:ascii="Arial" w:cs="Arial" w:eastAsia="Arial" w:hAnsi="Arial"/>
@@ -24718,7 +24718,7 @@
             <w:pPr>
               <w:spacing w:after="20" w:before="0"/>
             </w:pPr>
-            <w:hyperlink w:history="1" r:id="rIdauqlnavluzd5si2ex0yxn">
+            <w:hyperlink w:history="1" r:id="rIdgg_lvlk_fpnfy3wsu6to7">
               <w:r>
                 <w:rPr>
                   <w:rFonts w:ascii="Arial" w:cs="Arial" w:eastAsia="Arial" w:hAnsi="Arial"/>
@@ -24727,7 +24727,7 @@
                   <w:szCs w:val="16"/>
                   <w:u w:val="single" w:color="2E75B6"/>
                 </w:rPr>
-                <w:t xml:space="preserve">Prime numbers</w:t>
+                <w:t xml:space="preserve">Intro to rational &amp; irrational numbers</w:t>
               </w:r>
             </w:hyperlink>
           </w:p>
@@ -24751,7 +24751,7 @@
               <w:spacing w:after="10" w:before="0"/>
               <w:ind w:left="120"/>
             </w:pPr>
-            <w:hyperlink w:history="1" r:id="rIdqaty7pys4tntbsxnqvsts">
+            <w:hyperlink w:history="1" r:id="rIdjtczxtjnecqonjyekecky">
               <w:r>
                 <w:rPr>
                   <w:rFonts w:ascii="Arial" w:cs="Arial" w:eastAsia="Arial" w:hAnsi="Arial"/>
@@ -24789,14 +24789,14 @@
                 <w:sz w:val="16"/>
                 <w:szCs w:val="16"/>
               </w:rPr>
-              <w:t xml:space="preserve">📖 HTML:</w:t>
+              <w:t xml:space="preserve">📖 EXERCISE:</w:t>
             </w:r>
           </w:p>
           <w:p>
             <w:pPr>
               <w:spacing w:after="20" w:before="0"/>
             </w:pPr>
-            <w:hyperlink w:history="1" r:id="rIdgfwvs0eqwltoqxwy3a_bx">
+            <w:hyperlink w:history="1" r:id="rIdxzvovimlzqgbbgw7gjb46">
               <w:r>
                 <w:rPr>
                   <w:rFonts w:ascii="Arial" w:cs="Arial" w:eastAsia="Arial" w:hAnsi="Arial"/>
@@ -24805,7 +24805,7 @@
                   <w:szCs w:val="16"/>
                   <w:u w:val="single" w:color="2E75B6"/>
                 </w:rPr>
-                <w:t xml:space="preserve">Order of Real Numbers (Flexbook)</w:t>
+                <w:t xml:space="preserve">Classify numbers: rational &amp; irrational</w:t>
               </w:r>
             </w:hyperlink>
           </w:p>
@@ -24821,7 +24821,7 @@
                 <w:sz w:val="14"/>
                 <w:szCs w:val="14"/>
               </w:rPr>
-              <w:t xml:space="preserve">Source: CK-12</w:t>
+              <w:t xml:space="preserve">Source: Khan Academy (English - US curriculum)</w:t>
             </w:r>
           </w:p>
           <w:p>
@@ -24829,7 +24829,7 @@
               <w:spacing w:after="10" w:before="0"/>
               <w:ind w:left="120"/>
             </w:pPr>
-            <w:hyperlink w:history="1" r:id="rIdybxt1rkeveggfuo8jqk1f">
+            <w:hyperlink w:history="1" r:id="rIdpmbm32qjcykyxhmheu1fk">
               <w:r>
                 <w:rPr>
                   <w:rFonts w:ascii="Arial" w:cs="Arial" w:eastAsia="Arial" w:hAnsi="Arial"/>
@@ -25024,7 +25024,7 @@
             <w:pPr>
               <w:spacing w:after="20" w:before="0"/>
             </w:pPr>
-            <w:hyperlink w:history="1" r:id="rIdy59st7e2dvbyewwovvuk3">
+            <w:hyperlink w:history="1" r:id="rId951bubocbkmoad35uiwrz">
               <w:r>
                 <w:rPr>
                   <w:rFonts w:ascii="Arial" w:cs="Arial" w:eastAsia="Arial" w:hAnsi="Arial"/>
@@ -25033,7 +25033,7 @@
                   <w:szCs w:val="16"/>
                   <w:u w:val="single" w:color="2E75B6"/>
                 </w:rPr>
-                <w:t xml:space="preserve">Prime numbers</w:t>
+                <w:t xml:space="preserve">Classifying numbers: rational &amp; irrational</w:t>
               </w:r>
             </w:hyperlink>
           </w:p>
@@ -25057,7 +25057,7 @@
               <w:spacing w:after="10" w:before="0"/>
               <w:ind w:left="120"/>
             </w:pPr>
-            <w:hyperlink w:history="1" r:id="rIdwtso2_huolhfkqx4dd1lu">
+            <w:hyperlink w:history="1" r:id="rId4i9ng_itkfppmucfqzekx">
               <w:r>
                 <w:rPr>
                   <w:rFonts w:ascii="Arial" w:cs="Arial" w:eastAsia="Arial" w:hAnsi="Arial"/>
@@ -25095,14 +25095,14 @@
                 <w:sz w:val="16"/>
                 <w:szCs w:val="16"/>
               </w:rPr>
-              <w:t xml:space="preserve">📖 HTML:</w:t>
+              <w:t xml:space="preserve">📖 EXERCISE:</w:t>
             </w:r>
           </w:p>
           <w:p>
             <w:pPr>
               <w:spacing w:after="20" w:before="0"/>
             </w:pPr>
-            <w:hyperlink w:history="1" r:id="rIdwmokxudcga7te1xzmr_mt">
+            <w:hyperlink w:history="1" r:id="rIdr8sdysqv2kzdkqiijnuui">
               <w:r>
                 <w:rPr>
                   <w:rFonts w:ascii="Arial" w:cs="Arial" w:eastAsia="Arial" w:hAnsi="Arial"/>
@@ -25111,7 +25111,7 @@
                   <w:szCs w:val="16"/>
                   <w:u w:val="single" w:color="2E75B6"/>
                 </w:rPr>
-                <w:t xml:space="preserve">Order of Real Numbers (Flexbook)</w:t>
+                <w:t xml:space="preserve">Rational vs. irrational expressions</w:t>
               </w:r>
             </w:hyperlink>
           </w:p>
@@ -25127,7 +25127,7 @@
                 <w:sz w:val="14"/>
                 <w:szCs w:val="14"/>
               </w:rPr>
-              <w:t xml:space="preserve">Source: CK-12</w:t>
+              <w:t xml:space="preserve">Source: Khan Academy (English - US curriculum)</w:t>
             </w:r>
           </w:p>
           <w:p>
@@ -25135,7 +25135,7 @@
               <w:spacing w:after="10" w:before="0"/>
               <w:ind w:left="120"/>
             </w:pPr>
-            <w:hyperlink w:history="1" r:id="rIds-3bsvsjr72rb3rxcohub">
+            <w:hyperlink w:history="1" r:id="rId7vbcflc_3x2b6vx73pahz">
               <w:r>
                 <w:rPr>
                   <w:rFonts w:ascii="Arial" w:cs="Arial" w:eastAsia="Arial" w:hAnsi="Arial"/>
@@ -25330,7 +25330,7 @@
             <w:pPr>
               <w:spacing w:after="20" w:before="0"/>
             </w:pPr>
-            <w:hyperlink w:history="1" r:id="rId9m3dz9nknyt584ck5g5gt">
+            <w:hyperlink w:history="1" r:id="rIdayfwzb1v6pl4kcphtq6bw">
               <w:r>
                 <w:rPr>
                   <w:rFonts w:ascii="Arial" w:cs="Arial" w:eastAsia="Arial" w:hAnsi="Arial"/>
@@ -25339,7 +25339,7 @@
                   <w:szCs w:val="16"/>
                   <w:u w:val="single" w:color="2E75B6"/>
                 </w:rPr>
-                <w:t xml:space="preserve">Prime numbers</w:t>
+                <w:t xml:space="preserve">Worked example: classifying numbers</w:t>
               </w:r>
             </w:hyperlink>
           </w:p>
@@ -25363,7 +25363,7 @@
               <w:spacing w:after="10" w:before="0"/>
               <w:ind w:left="120"/>
             </w:pPr>
-            <w:hyperlink w:history="1" r:id="rIdisl7an0p44r7omh_gczl7">
+            <w:hyperlink w:history="1" r:id="rId5wuwcprpin0e1tjr3jtz3">
               <w:r>
                 <w:rPr>
                   <w:rFonts w:ascii="Arial" w:cs="Arial" w:eastAsia="Arial" w:hAnsi="Arial"/>
@@ -25401,14 +25401,14 @@
                 <w:sz w:val="16"/>
                 <w:szCs w:val="16"/>
               </w:rPr>
-              <w:t xml:space="preserve">📖 HTML:</w:t>
+              <w:t xml:space="preserve">📖 EXERCISE:</w:t>
             </w:r>
           </w:p>
           <w:p>
             <w:pPr>
               <w:spacing w:after="20" w:before="0"/>
             </w:pPr>
-            <w:hyperlink w:history="1" r:id="rId5usziy4p0vgmizfoue-jw">
+            <w:hyperlink w:history="1" r:id="rId9sdj-qx2aqaw9ek1secdn">
               <w:r>
                 <w:rPr>
                   <w:rFonts w:ascii="Arial" w:cs="Arial" w:eastAsia="Arial" w:hAnsi="Arial"/>
@@ -25417,7 +25417,7 @@
                   <w:szCs w:val="16"/>
                   <w:u w:val="single" w:color="2E75B6"/>
                 </w:rPr>
-                <w:t xml:space="preserve">Order of Real Numbers (Flexbook)</w:t>
+                <w:t xml:space="preserve">Classify numbers</w:t>
               </w:r>
             </w:hyperlink>
           </w:p>
@@ -25433,7 +25433,7 @@
                 <w:sz w:val="14"/>
                 <w:szCs w:val="14"/>
               </w:rPr>
-              <w:t xml:space="preserve">Source: CK-12</w:t>
+              <w:t xml:space="preserve">Source: Khan Academy (English - US curriculum)</w:t>
             </w:r>
           </w:p>
           <w:p>
@@ -25441,7 +25441,7 @@
               <w:spacing w:after="10" w:before="0"/>
               <w:ind w:left="120"/>
             </w:pPr>
-            <w:hyperlink w:history="1" r:id="rIdanamoljttbzzm7zhkn2ui">
+            <w:hyperlink w:history="1" r:id="rIdsi8xuydbrpkao0zllqqo6">
               <w:r>
                 <w:rPr>
                   <w:rFonts w:ascii="Arial" w:cs="Arial" w:eastAsia="Arial" w:hAnsi="Arial"/>
@@ -25636,7 +25636,7 @@
             <w:pPr>
               <w:spacing w:after="20" w:before="0"/>
             </w:pPr>
-            <w:hyperlink w:history="1" r:id="rIdcnj6ld8q1hhlqyqwrljsk">
+            <w:hyperlink w:history="1" r:id="rId9xq1qzaowmaem22zciduj">
               <w:r>
                 <w:rPr>
                   <w:rFonts w:ascii="Arial" w:cs="Arial" w:eastAsia="Arial" w:hAnsi="Arial"/>
@@ -25645,7 +25645,7 @@
                   <w:szCs w:val="16"/>
                   <w:u w:val="single" w:color="2E75B6"/>
                 </w:rPr>
-                <w:t xml:space="preserve">Prime numbers</w:t>
+                <w:t xml:space="preserve">Worked example: rational vs. irrational expressions (unknowns)</w:t>
               </w:r>
             </w:hyperlink>
           </w:p>
@@ -25669,7 +25669,7 @@
               <w:spacing w:after="10" w:before="0"/>
               <w:ind w:left="120"/>
             </w:pPr>
-            <w:hyperlink w:history="1" r:id="rIddpwdrdi6l8amdt9hfvjm2">
+            <w:hyperlink w:history="1" r:id="rId5o_m44-i5lnmeaqoieh-n">
               <w:r>
                 <w:rPr>
                   <w:rFonts w:ascii="Arial" w:cs="Arial" w:eastAsia="Arial" w:hAnsi="Arial"/>
@@ -25714,7 +25714,7 @@
             <w:pPr>
               <w:spacing w:after="20" w:before="0"/>
             </w:pPr>
-            <w:hyperlink w:history="1" r:id="rIdmntch8sf5x6hjttwdwmvd">
+            <w:hyperlink w:history="1" r:id="rIdtyl3m8fsdk1dhlv4rlmgi">
               <w:r>
                 <w:rPr>
                   <w:rFonts w:ascii="Arial" w:cs="Arial" w:eastAsia="Arial" w:hAnsi="Arial"/>
@@ -25723,7 +25723,7 @@
                   <w:szCs w:val="16"/>
                   <w:u w:val="single" w:color="2E75B6"/>
                 </w:rPr>
-                <w:t xml:space="preserve">Order of Real Numbers (Flexbook)</w:t>
+                <w:t xml:space="preserve">Properties of Rational Numbers versus Irrational Numbers (Flexbook)</w:t>
               </w:r>
             </w:hyperlink>
           </w:p>
@@ -25747,7 +25747,7 @@
               <w:spacing w:after="10" w:before="0"/>
               <w:ind w:left="120"/>
             </w:pPr>
-            <w:hyperlink w:history="1" r:id="rIdrabin38qky-xiwcicankd">
+            <w:hyperlink w:history="1" r:id="rIdkpvwrlqtnjl8worcq4hcm">
               <w:r>
                 <w:rPr>
                   <w:rFonts w:ascii="Arial" w:cs="Arial" w:eastAsia="Arial" w:hAnsi="Arial"/>
@@ -25942,7 +25942,7 @@
             <w:pPr>
               <w:spacing w:after="20" w:before="0"/>
             </w:pPr>
-            <w:hyperlink w:history="1" r:id="rIdeizc_i6ey0sa6bf61x6nu">
+            <w:hyperlink w:history="1" r:id="rIdojnn5ztgoqi-jqsswn6_9">
               <w:r>
                 <w:rPr>
                   <w:rFonts w:ascii="Arial" w:cs="Arial" w:eastAsia="Arial" w:hAnsi="Arial"/>
@@ -25951,7 +25951,7 @@
                   <w:szCs w:val="16"/>
                   <w:u w:val="single" w:color="2E75B6"/>
                 </w:rPr>
-                <w:t xml:space="preserve">Prime numbers</w:t>
+                <w:t xml:space="preserve">Proof: product of rational &amp; irrational is irrational</w:t>
               </w:r>
             </w:hyperlink>
           </w:p>
@@ -25975,7 +25975,7 @@
               <w:spacing w:after="10" w:before="0"/>
               <w:ind w:left="120"/>
             </w:pPr>
-            <w:hyperlink w:history="1" r:id="rIdf2vq98t5rl1dnmixg1u9o">
+            <w:hyperlink w:history="1" r:id="rIddzg4hsrto4ban_ap7znrs">
               <w:r>
                 <w:rPr>
                   <w:rFonts w:ascii="Arial" w:cs="Arial" w:eastAsia="Arial" w:hAnsi="Arial"/>
@@ -26013,14 +26013,14 @@
                 <w:sz w:val="16"/>
                 <w:szCs w:val="16"/>
               </w:rPr>
-              <w:t xml:space="preserve">📖 HTML:</w:t>
+              <w:t xml:space="preserve">📖 EXERCISE:</w:t>
             </w:r>
           </w:p>
           <w:p>
             <w:pPr>
               <w:spacing w:after="20" w:before="0"/>
             </w:pPr>
-            <w:hyperlink w:history="1" r:id="rId3jitjfazyyjbnsahxeuun">
+            <w:hyperlink w:history="1" r:id="rIdxdg0rg-qaeafh_dl_8q3o">
               <w:r>
                 <w:rPr>
                   <w:rFonts w:ascii="Arial" w:cs="Arial" w:eastAsia="Arial" w:hAnsi="Arial"/>
@@ -26029,7 +26029,7 @@
                   <w:szCs w:val="16"/>
                   <w:u w:val="single" w:color="2E75B6"/>
                 </w:rPr>
-                <w:t xml:space="preserve">Order of Real Numbers (Flexbook)</w:t>
+                <w:t xml:space="preserve">Properties of Rational Numbers versus Irrational Numbers Practice</w:t>
               </w:r>
             </w:hyperlink>
           </w:p>
@@ -26053,7 +26053,7 @@
               <w:spacing w:after="10" w:before="0"/>
               <w:ind w:left="120"/>
             </w:pPr>
-            <w:hyperlink w:history="1" r:id="rId5vbqig8zrb_rfy5opuspp">
+            <w:hyperlink w:history="1" r:id="rIdxcr0lhoca56tlfsfrv511">
               <w:r>
                 <w:rPr>
                   <w:rFonts w:ascii="Arial" w:cs="Arial" w:eastAsia="Arial" w:hAnsi="Arial"/>

--- a/data/outputs/v2/Essential_Mathematics/SS1.1_Real_Numbers/Essential_Mathematics_Real_Numbers_CBE_LessonSequence.docx
+++ b/data/outputs/v2/Essential_Mathematics/SS1.1_Real_Numbers/Essential_Mathematics_Real_Numbers_CBE_LessonSequence.docx
@@ -2947,7 +2947,7 @@
             <w:pPr>
               <w:spacing w:after="20" w:before="0"/>
             </w:pPr>
-            <w:hyperlink w:history="1" r:id="rIduabkn2jfs2k5v_nuwpe2l">
+            <w:hyperlink w:history="1" r:id="rIdqsx1htehgq6kmvlwztsvi">
               <w:r>
                 <w:rPr>
                   <w:rFonts w:ascii="Arial" w:cs="Arial" w:eastAsia="Arial" w:hAnsi="Arial"/>
@@ -2980,7 +2980,7 @@
               <w:spacing w:after="10" w:before="0"/>
               <w:ind w:left="120"/>
             </w:pPr>
-            <w:hyperlink w:history="1" r:id="rIdi_hufawsuu-0ljnv2ohrf">
+            <w:hyperlink w:history="1" r:id="rIdy_cyohrqr3bzvnsbzmnzb">
               <w:r>
                 <w:rPr>
                   <w:rFonts w:ascii="Arial" w:cs="Arial" w:eastAsia="Arial" w:hAnsi="Arial"/>
@@ -3025,7 +3025,7 @@
             <w:pPr>
               <w:spacing w:after="20" w:before="0"/>
             </w:pPr>
-            <w:hyperlink w:history="1" r:id="rIddvwcjxvlwlgtyyen1moig">
+            <w:hyperlink w:history="1" r:id="rId4c3ayzbn2kmwh7wyh9xg_">
               <w:r>
                 <w:rPr>
                   <w:rFonts w:ascii="Arial" w:cs="Arial" w:eastAsia="Arial" w:hAnsi="Arial"/>
@@ -3058,7 +3058,7 @@
               <w:spacing w:after="10" w:before="0"/>
               <w:ind w:left="120"/>
             </w:pPr>
-            <w:hyperlink w:history="1" r:id="rId6v4mlzhjsy7mhro9jjhoe">
+            <w:hyperlink w:history="1" r:id="rIdjtka23r1bkltzjennko9g">
               <w:r>
                 <w:rPr>
                   <w:rFonts w:ascii="Arial" w:cs="Arial" w:eastAsia="Arial" w:hAnsi="Arial"/>
@@ -3329,7 +3329,7 @@
             <w:pPr>
               <w:spacing w:after="20" w:before="0"/>
             </w:pPr>
-            <w:hyperlink w:history="1" r:id="rId87i7objnwamgyi7f1rmfj">
+            <w:hyperlink w:history="1" r:id="rIddfhhz-znjjb0olg9n1eqr">
               <w:r>
                 <w:rPr>
                   <w:rFonts w:ascii="Arial" w:cs="Arial" w:eastAsia="Arial" w:hAnsi="Arial"/>
@@ -3362,7 +3362,7 @@
               <w:spacing w:after="10" w:before="0"/>
               <w:ind w:left="120"/>
             </w:pPr>
-            <w:hyperlink w:history="1" r:id="rIduikask1wuhtjqq10on7da">
+            <w:hyperlink w:history="1" r:id="rIdvjwms3ysptdvmzy9jnjxv">
               <w:r>
                 <w:rPr>
                   <w:rFonts w:ascii="Arial" w:cs="Arial" w:eastAsia="Arial" w:hAnsi="Arial"/>
@@ -3407,7 +3407,7 @@
             <w:pPr>
               <w:spacing w:after="20" w:before="0"/>
             </w:pPr>
-            <w:hyperlink w:history="1" r:id="rIducqfihl4k3vberz_w9kky">
+            <w:hyperlink w:history="1" r:id="rIdsvgrdbn3tmcczahhebcbu">
               <w:r>
                 <w:rPr>
                   <w:rFonts w:ascii="Arial" w:cs="Arial" w:eastAsia="Arial" w:hAnsi="Arial"/>
@@ -3440,7 +3440,7 @@
               <w:spacing w:after="10" w:before="0"/>
               <w:ind w:left="120"/>
             </w:pPr>
-            <w:hyperlink w:history="1" r:id="rIdv6hptxy-_anbg-bebtehj">
+            <w:hyperlink w:history="1" r:id="rIdoihywctvoqqlylut7uled">
               <w:r>
                 <w:rPr>
                   <w:rFonts w:ascii="Arial" w:cs="Arial" w:eastAsia="Arial" w:hAnsi="Arial"/>
@@ -3730,7 +3730,7 @@
             <w:pPr>
               <w:spacing w:after="20" w:before="0"/>
             </w:pPr>
-            <w:hyperlink w:history="1" r:id="rIdhti_keq9tgutexzh0mhnq">
+            <w:hyperlink w:history="1" r:id="rIdj95sm606g_4ewtcj16jss">
               <w:r>
                 <w:rPr>
                   <w:rFonts w:ascii="Arial" w:cs="Arial" w:eastAsia="Arial" w:hAnsi="Arial"/>
@@ -3763,7 +3763,7 @@
               <w:spacing w:after="10" w:before="0"/>
               <w:ind w:left="120"/>
             </w:pPr>
-            <w:hyperlink w:history="1" r:id="rIdkrie3uittnmbrprtdbm6h">
+            <w:hyperlink w:history="1" r:id="rIdzqjmh-zwgbmogyespxqju">
               <w:r>
                 <w:rPr>
                   <w:rFonts w:ascii="Arial" w:cs="Arial" w:eastAsia="Arial" w:hAnsi="Arial"/>
@@ -3808,7 +3808,7 @@
             <w:pPr>
               <w:spacing w:after="20" w:before="0"/>
             </w:pPr>
-            <w:hyperlink w:history="1" r:id="rIdgfy2lmhx9sfev5siwl79i">
+            <w:hyperlink w:history="1" r:id="rIdkhdczwz_2zi3_t5egoujd">
               <w:r>
                 <w:rPr>
                   <w:rFonts w:ascii="Arial" w:cs="Arial" w:eastAsia="Arial" w:hAnsi="Arial"/>
@@ -3841,7 +3841,7 @@
               <w:spacing w:after="10" w:before="0"/>
               <w:ind w:left="120"/>
             </w:pPr>
-            <w:hyperlink w:history="1" r:id="rIdifxz3i1i2jnhuo8lbzv2f">
+            <w:hyperlink w:history="1" r:id="rId_ttzcuw-g-llycffp-ruk">
               <w:r>
                 <w:rPr>
                   <w:rFonts w:ascii="Arial" w:cs="Arial" w:eastAsia="Arial" w:hAnsi="Arial"/>
@@ -4150,7 +4150,7 @@
             <w:pPr>
               <w:spacing w:after="20" w:before="0"/>
             </w:pPr>
-            <w:hyperlink w:history="1" r:id="rIdssmqp1hdsgwjdtlexkkab">
+            <w:hyperlink w:history="1" r:id="rIdoabrsx074h35-dsmxfgov">
               <w:r>
                 <w:rPr>
                   <w:rFonts w:ascii="Arial" w:cs="Arial" w:eastAsia="Arial" w:hAnsi="Arial"/>
@@ -4183,7 +4183,7 @@
               <w:spacing w:after="10" w:before="0"/>
               <w:ind w:left="120"/>
             </w:pPr>
-            <w:hyperlink w:history="1" r:id="rIdj8hl8yw0uogaqdalqo0km">
+            <w:hyperlink w:history="1" r:id="rIdx5cjcvjjurmpwqtpekigq">
               <w:r>
                 <w:rPr>
                   <w:rFonts w:ascii="Arial" w:cs="Arial" w:eastAsia="Arial" w:hAnsi="Arial"/>
@@ -4228,7 +4228,7 @@
             <w:pPr>
               <w:spacing w:after="20" w:before="0"/>
             </w:pPr>
-            <w:hyperlink w:history="1" r:id="rIdqttmn-k_qa8mimgs6b4az">
+            <w:hyperlink w:history="1" r:id="rId_yon4wcplx8yhqehgrdk7">
               <w:r>
                 <w:rPr>
                   <w:rFonts w:ascii="Arial" w:cs="Arial" w:eastAsia="Arial" w:hAnsi="Arial"/>
@@ -4261,7 +4261,7 @@
               <w:spacing w:after="10" w:before="0"/>
               <w:ind w:left="120"/>
             </w:pPr>
-            <w:hyperlink w:history="1" r:id="rIdhk-j3a3enhegx9kzwxtad">
+            <w:hyperlink w:history="1" r:id="rIdxz60_ijib37rwgiud81v3">
               <w:r>
                 <w:rPr>
                   <w:rFonts w:ascii="Arial" w:cs="Arial" w:eastAsia="Arial" w:hAnsi="Arial"/>
@@ -4551,7 +4551,7 @@
             <w:pPr>
               <w:spacing w:after="20" w:before="0"/>
             </w:pPr>
-            <w:hyperlink w:history="1" r:id="rId7mmsc8vfr1fce5kgytlhr">
+            <w:hyperlink w:history="1" r:id="rIdibsgzyvkbcpf_qbwovmy2">
               <w:r>
                 <w:rPr>
                   <w:rFonts w:ascii="Arial" w:cs="Arial" w:eastAsia="Arial" w:hAnsi="Arial"/>
@@ -4584,7 +4584,7 @@
               <w:spacing w:after="10" w:before="0"/>
               <w:ind w:left="120"/>
             </w:pPr>
-            <w:hyperlink w:history="1" r:id="rIdf_ksrxegasjgzwt0c-0sg">
+            <w:hyperlink w:history="1" r:id="rIdwwp_efajvl4aifmzxarei">
               <w:r>
                 <w:rPr>
                   <w:rFonts w:ascii="Arial" w:cs="Arial" w:eastAsia="Arial" w:hAnsi="Arial"/>
@@ -4629,7 +4629,7 @@
             <w:pPr>
               <w:spacing w:after="20" w:before="0"/>
             </w:pPr>
-            <w:hyperlink w:history="1" r:id="rIdmcirtecyxzg9suer1qb7f">
+            <w:hyperlink w:history="1" r:id="rIdved18lvbucftph-78bqxk">
               <w:r>
                 <w:rPr>
                   <w:rFonts w:ascii="Arial" w:cs="Arial" w:eastAsia="Arial" w:hAnsi="Arial"/>
@@ -4662,7 +4662,7 @@
               <w:spacing w:after="10" w:before="0"/>
               <w:ind w:left="120"/>
             </w:pPr>
-            <w:hyperlink w:history="1" r:id="rIdpg_xf4mfbyzf9knubkbk8">
+            <w:hyperlink w:history="1" r:id="rId6zzsuyjxbwpidzawljypv">
               <w:r>
                 <w:rPr>
                   <w:rFonts w:ascii="Arial" w:cs="Arial" w:eastAsia="Arial" w:hAnsi="Arial"/>
@@ -6244,7 +6244,7 @@
             <w:pPr>
               <w:spacing w:after="20" w:before="0"/>
             </w:pPr>
-            <w:hyperlink w:history="1" r:id="rIdlroac0tn7dadrjxchy4bl">
+            <w:hyperlink w:history="1" r:id="rIdggt9xt-xhcwzlfwav7vjl">
               <w:r>
                 <w:rPr>
                   <w:rFonts w:ascii="Arial" w:cs="Arial" w:eastAsia="Arial" w:hAnsi="Arial"/>
@@ -6277,7 +6277,7 @@
               <w:spacing w:after="10" w:before="0"/>
               <w:ind w:left="120"/>
             </w:pPr>
-            <w:hyperlink w:history="1" r:id="rIdsoquyatphfceeyshqyzsw">
+            <w:hyperlink w:history="1" r:id="rIdckvs075ujkilpiqlfktxg">
               <w:r>
                 <w:rPr>
                   <w:rFonts w:ascii="Arial" w:cs="Arial" w:eastAsia="Arial" w:hAnsi="Arial"/>
@@ -6322,7 +6322,7 @@
             <w:pPr>
               <w:spacing w:after="20" w:before="0"/>
             </w:pPr>
-            <w:hyperlink w:history="1" r:id="rId91yo_ry0-0fg6vjaxat28">
+            <w:hyperlink w:history="1" r:id="rId721s821p0zuqg3yvol9nd">
               <w:r>
                 <w:rPr>
                   <w:rFonts w:ascii="Arial" w:cs="Arial" w:eastAsia="Arial" w:hAnsi="Arial"/>
@@ -6355,7 +6355,7 @@
               <w:spacing w:after="10" w:before="0"/>
               <w:ind w:left="120"/>
             </w:pPr>
-            <w:hyperlink w:history="1" r:id="rIdondxfyfsualvqloldx1hd">
+            <w:hyperlink w:history="1" r:id="rIdkajbbgsrgy6bium0njeqs">
               <w:r>
                 <w:rPr>
                   <w:rFonts w:ascii="Arial" w:cs="Arial" w:eastAsia="Arial" w:hAnsi="Arial"/>
@@ -6550,7 +6550,7 @@
             <w:pPr>
               <w:spacing w:after="20" w:before="0"/>
             </w:pPr>
-            <w:hyperlink w:history="1" r:id="rIdi6sxbapv2hvvpigd6obuz">
+            <w:hyperlink w:history="1" r:id="rId36suk4454-getdrby5yyy">
               <w:r>
                 <w:rPr>
                   <w:rFonts w:ascii="Arial" w:cs="Arial" w:eastAsia="Arial" w:hAnsi="Arial"/>
@@ -6583,7 +6583,7 @@
               <w:spacing w:after="10" w:before="0"/>
               <w:ind w:left="120"/>
             </w:pPr>
-            <w:hyperlink w:history="1" r:id="rIdda5wko0nwn-lpuimp3rxd">
+            <w:hyperlink w:history="1" r:id="rId8nw_akmw7kkgse0nd54hb">
               <w:r>
                 <w:rPr>
                   <w:rFonts w:ascii="Arial" w:cs="Arial" w:eastAsia="Arial" w:hAnsi="Arial"/>
@@ -6628,7 +6628,7 @@
             <w:pPr>
               <w:spacing w:after="20" w:before="0"/>
             </w:pPr>
-            <w:hyperlink w:history="1" r:id="rIdsftc1hvqypcpuqjp0nevd">
+            <w:hyperlink w:history="1" r:id="rIdvkz4gvqlwbpvyarifhpg_">
               <w:r>
                 <w:rPr>
                   <w:rFonts w:ascii="Arial" w:cs="Arial" w:eastAsia="Arial" w:hAnsi="Arial"/>
@@ -6661,7 +6661,7 @@
               <w:spacing w:after="10" w:before="0"/>
               <w:ind w:left="120"/>
             </w:pPr>
-            <w:hyperlink w:history="1" r:id="rIdz7bf2la_kwmnvjr2ykfd_">
+            <w:hyperlink w:history="1" r:id="rIdan2qwjnwcep6iotcqwynm">
               <w:r>
                 <w:rPr>
                   <w:rFonts w:ascii="Arial" w:cs="Arial" w:eastAsia="Arial" w:hAnsi="Arial"/>
@@ -7084,7 +7084,7 @@
             <w:pPr>
               <w:spacing w:after="20" w:before="0"/>
             </w:pPr>
-            <w:hyperlink w:history="1" r:id="rId70fp4hsaufgtahzyxbcii">
+            <w:hyperlink w:history="1" r:id="rId5tlb_meb_ju4qp9snvtvx">
               <w:r>
                 <w:rPr>
                   <w:rFonts w:ascii="Arial" w:cs="Arial" w:eastAsia="Arial" w:hAnsi="Arial"/>
@@ -7117,7 +7117,7 @@
               <w:spacing w:after="10" w:before="0"/>
               <w:ind w:left="120"/>
             </w:pPr>
-            <w:hyperlink w:history="1" r:id="rIdtprqje_hg2udloztt2gck">
+            <w:hyperlink w:history="1" r:id="rId9fxad6st56dtuuzfqf6-6">
               <w:r>
                 <w:rPr>
                   <w:rFonts w:ascii="Arial" w:cs="Arial" w:eastAsia="Arial" w:hAnsi="Arial"/>
@@ -7162,7 +7162,7 @@
             <w:pPr>
               <w:spacing w:after="20" w:before="0"/>
             </w:pPr>
-            <w:hyperlink w:history="1" r:id="rId8lkpc4mj62t1gpjigqgtk">
+            <w:hyperlink w:history="1" r:id="rIdlwrnpxzs0523doxklnthu">
               <w:r>
                 <w:rPr>
                   <w:rFonts w:ascii="Arial" w:cs="Arial" w:eastAsia="Arial" w:hAnsi="Arial"/>
@@ -7195,7 +7195,7 @@
               <w:spacing w:after="10" w:before="0"/>
               <w:ind w:left="120"/>
             </w:pPr>
-            <w:hyperlink w:history="1" r:id="rIdipmoinx4lvqfqdoqgbqpw">
+            <w:hyperlink w:history="1" r:id="rIdurqo2-olq2nxguzqeyzr5">
               <w:r>
                 <w:rPr>
                   <w:rFonts w:ascii="Arial" w:cs="Arial" w:eastAsia="Arial" w:hAnsi="Arial"/>
@@ -7390,7 +7390,7 @@
             <w:pPr>
               <w:spacing w:after="20" w:before="0"/>
             </w:pPr>
-            <w:hyperlink w:history="1" r:id="rIda70lvkcjbsiznlzahlmsb">
+            <w:hyperlink w:history="1" r:id="rIdom3swrh8jghjki-_l79od">
               <w:r>
                 <w:rPr>
                   <w:rFonts w:ascii="Arial" w:cs="Arial" w:eastAsia="Arial" w:hAnsi="Arial"/>
@@ -7423,7 +7423,7 @@
               <w:spacing w:after="10" w:before="0"/>
               <w:ind w:left="120"/>
             </w:pPr>
-            <w:hyperlink w:history="1" r:id="rIdhqlleqswbme2vggiv7sgs">
+            <w:hyperlink w:history="1" r:id="rIdfu6nyhgolqfvhtuixsbgg">
               <w:r>
                 <w:rPr>
                   <w:rFonts w:ascii="Arial" w:cs="Arial" w:eastAsia="Arial" w:hAnsi="Arial"/>
@@ -7468,7 +7468,7 @@
             <w:pPr>
               <w:spacing w:after="20" w:before="0"/>
             </w:pPr>
-            <w:hyperlink w:history="1" r:id="rId8f0valj8z-2qafkkgoxq6">
+            <w:hyperlink w:history="1" r:id="rId5aipm6bir9jr5j5cmai06">
               <w:r>
                 <w:rPr>
                   <w:rFonts w:ascii="Arial" w:cs="Arial" w:eastAsia="Arial" w:hAnsi="Arial"/>
@@ -7501,7 +7501,7 @@
               <w:spacing w:after="10" w:before="0"/>
               <w:ind w:left="120"/>
             </w:pPr>
-            <w:hyperlink w:history="1" r:id="rIdb2oiqvxvdsgtehfr3netl">
+            <w:hyperlink w:history="1" r:id="rIdoc2zbsltmye9ga01vc35i">
               <w:r>
                 <w:rPr>
                   <w:rFonts w:ascii="Arial" w:cs="Arial" w:eastAsia="Arial" w:hAnsi="Arial"/>
@@ -7696,7 +7696,7 @@
             <w:pPr>
               <w:spacing w:after="20" w:before="0"/>
             </w:pPr>
-            <w:hyperlink w:history="1" r:id="rIdbtad0hn9uarzop_au2z7-">
+            <w:hyperlink w:history="1" r:id="rIdxgqu47ell_68r4gn4r_ye">
               <w:r>
                 <w:rPr>
                   <w:rFonts w:ascii="Arial" w:cs="Arial" w:eastAsia="Arial" w:hAnsi="Arial"/>
@@ -7729,7 +7729,7 @@
               <w:spacing w:after="10" w:before="0"/>
               <w:ind w:left="120"/>
             </w:pPr>
-            <w:hyperlink w:history="1" r:id="rIdikltgtozsig3ayec2foxm">
+            <w:hyperlink w:history="1" r:id="rIdypk-hilghlztcw2wvddf5">
               <w:r>
                 <w:rPr>
                   <w:rFonts w:ascii="Arial" w:cs="Arial" w:eastAsia="Arial" w:hAnsi="Arial"/>
@@ -7774,7 +7774,7 @@
             <w:pPr>
               <w:spacing w:after="20" w:before="0"/>
             </w:pPr>
-            <w:hyperlink w:history="1" r:id="rIde50st_mja1csyvbmgv0bw">
+            <w:hyperlink w:history="1" r:id="rId8r1sg3kmuszf6nyrzxkm9">
               <w:r>
                 <w:rPr>
                   <w:rFonts w:ascii="Arial" w:cs="Arial" w:eastAsia="Arial" w:hAnsi="Arial"/>
@@ -7807,7 +7807,7 @@
               <w:spacing w:after="10" w:before="0"/>
               <w:ind w:left="120"/>
             </w:pPr>
-            <w:hyperlink w:history="1" r:id="rId0fvxfvtnjgnua82ytjwko">
+            <w:hyperlink w:history="1" r:id="rIdyurrdcpjtk87lwj-zm3yg">
               <w:r>
                 <w:rPr>
                   <w:rFonts w:ascii="Arial" w:cs="Arial" w:eastAsia="Arial" w:hAnsi="Arial"/>
@@ -9294,7 +9294,7 @@
             <w:pPr>
               <w:spacing w:after="20" w:before="0"/>
             </w:pPr>
-            <w:hyperlink w:history="1" r:id="rId3kmkm7yn4latg_stgrs2f">
+            <w:hyperlink w:history="1" r:id="rIdms_tw5ef9pz3t-n0s77sb">
               <w:r>
                 <w:rPr>
                   <w:rFonts w:ascii="Arial" w:cs="Arial" w:eastAsia="Arial" w:hAnsi="Arial"/>
@@ -9327,7 +9327,7 @@
               <w:spacing w:after="10" w:before="0"/>
               <w:ind w:left="120"/>
             </w:pPr>
-            <w:hyperlink w:history="1" r:id="rIdg35ypekzec7zxu1ammzfe">
+            <w:hyperlink w:history="1" r:id="rIdo6ynlojgc8_66aqvh-eba">
               <w:r>
                 <w:rPr>
                   <w:rFonts w:ascii="Arial" w:cs="Arial" w:eastAsia="Arial" w:hAnsi="Arial"/>
@@ -9372,7 +9372,7 @@
             <w:pPr>
               <w:spacing w:after="20" w:before="0"/>
             </w:pPr>
-            <w:hyperlink w:history="1" r:id="rIdffh9es26wi4bn2stt7uqq">
+            <w:hyperlink w:history="1" r:id="rIdihj6_k8ehaz_idqyyljn-">
               <w:r>
                 <w:rPr>
                   <w:rFonts w:ascii="Arial" w:cs="Arial" w:eastAsia="Arial" w:hAnsi="Arial"/>
@@ -9405,7 +9405,7 @@
               <w:spacing w:after="10" w:before="0"/>
               <w:ind w:left="120"/>
             </w:pPr>
-            <w:hyperlink w:history="1" r:id="rIdiahf84ecei9alpepvwlsd">
+            <w:hyperlink w:history="1" r:id="rIdl2yep_dmqxdamctlu2mb8">
               <w:r>
                 <w:rPr>
                   <w:rFonts w:ascii="Arial" w:cs="Arial" w:eastAsia="Arial" w:hAnsi="Arial"/>
@@ -9600,7 +9600,7 @@
             <w:pPr>
               <w:spacing w:after="20" w:before="0"/>
             </w:pPr>
-            <w:hyperlink w:history="1" r:id="rIdl9roauh-72jooaz1cagvq">
+            <w:hyperlink w:history="1" r:id="rIdjuztuk63groxc0emrekyd">
               <w:r>
                 <w:rPr>
                   <w:rFonts w:ascii="Arial" w:cs="Arial" w:eastAsia="Arial" w:hAnsi="Arial"/>
@@ -9633,7 +9633,7 @@
               <w:spacing w:after="10" w:before="0"/>
               <w:ind w:left="120"/>
             </w:pPr>
-            <w:hyperlink w:history="1" r:id="rIdzph6kca5wwbv-p3ycaklt">
+            <w:hyperlink w:history="1" r:id="rId5t-9pgbcto4toz7yqnnrw">
               <w:r>
                 <w:rPr>
                   <w:rFonts w:ascii="Arial" w:cs="Arial" w:eastAsia="Arial" w:hAnsi="Arial"/>
@@ -9678,7 +9678,7 @@
             <w:pPr>
               <w:spacing w:after="20" w:before="0"/>
             </w:pPr>
-            <w:hyperlink w:history="1" r:id="rIdbmixnvnapdmbmhb9e_h_l">
+            <w:hyperlink w:history="1" r:id="rIdssbtktgxh2gw560arbskf">
               <w:r>
                 <w:rPr>
                   <w:rFonts w:ascii="Arial" w:cs="Arial" w:eastAsia="Arial" w:hAnsi="Arial"/>
@@ -9711,7 +9711,7 @@
               <w:spacing w:after="10" w:before="0"/>
               <w:ind w:left="120"/>
             </w:pPr>
-            <w:hyperlink w:history="1" r:id="rId4j_ayftvuykgjlp66ruho">
+            <w:hyperlink w:history="1" r:id="rIdr-myzssg2utf3zzzplxl9">
               <w:r>
                 <w:rPr>
                   <w:rFonts w:ascii="Arial" w:cs="Arial" w:eastAsia="Arial" w:hAnsi="Arial"/>
@@ -9906,7 +9906,7 @@
             <w:pPr>
               <w:spacing w:after="20" w:before="0"/>
             </w:pPr>
-            <w:hyperlink w:history="1" r:id="rIdshnqqy-logo39s8l4sxql">
+            <w:hyperlink w:history="1" r:id="rIdoleefjlasqtcfpwg9noj-">
               <w:r>
                 <w:rPr>
                   <w:rFonts w:ascii="Arial" w:cs="Arial" w:eastAsia="Arial" w:hAnsi="Arial"/>
@@ -9939,7 +9939,7 @@
               <w:spacing w:after="10" w:before="0"/>
               <w:ind w:left="120"/>
             </w:pPr>
-            <w:hyperlink w:history="1" r:id="rIdm_vkj_k6v24ouh0vypeut">
+            <w:hyperlink w:history="1" r:id="rIdii0-wt1qsbjsx45v-gzfx">
               <w:r>
                 <w:rPr>
                   <w:rFonts w:ascii="Arial" w:cs="Arial" w:eastAsia="Arial" w:hAnsi="Arial"/>
@@ -9984,7 +9984,7 @@
             <w:pPr>
               <w:spacing w:after="20" w:before="0"/>
             </w:pPr>
-            <w:hyperlink w:history="1" r:id="rIdddzhncdsm2jgalx5nrxbh">
+            <w:hyperlink w:history="1" r:id="rIda7gknfd6qusx64rtrwmwc">
               <w:r>
                 <w:rPr>
                   <w:rFonts w:ascii="Arial" w:cs="Arial" w:eastAsia="Arial" w:hAnsi="Arial"/>
@@ -10017,7 +10017,7 @@
               <w:spacing w:after="10" w:before="0"/>
               <w:ind w:left="120"/>
             </w:pPr>
-            <w:hyperlink w:history="1" r:id="rId8olbwsrhe7jxuq2qm8t69">
+            <w:hyperlink w:history="1" r:id="rIdzajgunw_o4k-btbzcrh0h">
               <w:r>
                 <w:rPr>
                   <w:rFonts w:ascii="Arial" w:cs="Arial" w:eastAsia="Arial" w:hAnsi="Arial"/>
@@ -10212,7 +10212,7 @@
             <w:pPr>
               <w:spacing w:after="20" w:before="0"/>
             </w:pPr>
-            <w:hyperlink w:history="1" r:id="rIdo3od2waqa102pfka1kz5p">
+            <w:hyperlink w:history="1" r:id="rIdwpmtx1gredvz1rcvju1bq">
               <w:r>
                 <w:rPr>
                   <w:rFonts w:ascii="Arial" w:cs="Arial" w:eastAsia="Arial" w:hAnsi="Arial"/>
@@ -10245,7 +10245,7 @@
               <w:spacing w:after="10" w:before="0"/>
               <w:ind w:left="120"/>
             </w:pPr>
-            <w:hyperlink w:history="1" r:id="rIdg7n0-c3vkwr3s5xgcyy6h">
+            <w:hyperlink w:history="1" r:id="rId3u0lxfl4731f7r2mxws1f">
               <w:r>
                 <w:rPr>
                   <w:rFonts w:ascii="Arial" w:cs="Arial" w:eastAsia="Arial" w:hAnsi="Arial"/>
@@ -10290,7 +10290,7 @@
             <w:pPr>
               <w:spacing w:after="20" w:before="0"/>
             </w:pPr>
-            <w:hyperlink w:history="1" r:id="rIdaztj6p98tcxyjczjy120l">
+            <w:hyperlink w:history="1" r:id="rIdcn2psmkajjusq7c3nw6yu">
               <w:r>
                 <w:rPr>
                   <w:rFonts w:ascii="Arial" w:cs="Arial" w:eastAsia="Arial" w:hAnsi="Arial"/>
@@ -10323,7 +10323,7 @@
               <w:spacing w:after="10" w:before="0"/>
               <w:ind w:left="120"/>
             </w:pPr>
-            <w:hyperlink w:history="1" r:id="rId7dnnehgyo5srq7twbdyyt">
+            <w:hyperlink w:history="1" r:id="rIdih-huxe8ycsktabw_moz2">
               <w:r>
                 <w:rPr>
                   <w:rFonts w:ascii="Arial" w:cs="Arial" w:eastAsia="Arial" w:hAnsi="Arial"/>
@@ -10518,7 +10518,7 @@
             <w:pPr>
               <w:spacing w:after="20" w:before="0"/>
             </w:pPr>
-            <w:hyperlink w:history="1" r:id="rId17w9gp0ycte8k3oh8m36h">
+            <w:hyperlink w:history="1" r:id="rIdegjmq6bwcys2hyptpkxqf">
               <w:r>
                 <w:rPr>
                   <w:rFonts w:ascii="Arial" w:cs="Arial" w:eastAsia="Arial" w:hAnsi="Arial"/>
@@ -10551,7 +10551,7 @@
               <w:spacing w:after="10" w:before="0"/>
               <w:ind w:left="120"/>
             </w:pPr>
-            <w:hyperlink w:history="1" r:id="rId7-j1urhviziyovzulzaor">
+            <w:hyperlink w:history="1" r:id="rIdlg6th-oxmqnjz7gx6-703">
               <w:r>
                 <w:rPr>
                   <w:rFonts w:ascii="Arial" w:cs="Arial" w:eastAsia="Arial" w:hAnsi="Arial"/>
@@ -10596,7 +10596,7 @@
             <w:pPr>
               <w:spacing w:after="20" w:before="0"/>
             </w:pPr>
-            <w:hyperlink w:history="1" r:id="rIdxrh-avvmpzwll6jgjnczn">
+            <w:hyperlink w:history="1" r:id="rIduyjkxcorpvnvnqoeduopa">
               <w:r>
                 <w:rPr>
                   <w:rFonts w:ascii="Arial" w:cs="Arial" w:eastAsia="Arial" w:hAnsi="Arial"/>
@@ -10629,7 +10629,7 @@
               <w:spacing w:after="10" w:before="0"/>
               <w:ind w:left="120"/>
             </w:pPr>
-            <w:hyperlink w:history="1" r:id="rIdew2ncdvpgbnxmwkenalt6">
+            <w:hyperlink w:history="1" r:id="rId939hi6vkjsmozozvgzqct">
               <w:r>
                 <w:rPr>
                   <w:rFonts w:ascii="Arial" w:cs="Arial" w:eastAsia="Arial" w:hAnsi="Arial"/>
@@ -12294,7 +12294,7 @@
             <w:pPr>
               <w:spacing w:after="20" w:before="0"/>
             </w:pPr>
-            <w:hyperlink w:history="1" r:id="rIdwfdlmzrn-hpcchf9-sond">
+            <w:hyperlink w:history="1" r:id="rId-zr5q04p8qxtxiytgsyee">
               <w:r>
                 <w:rPr>
                   <w:rFonts w:ascii="Arial" w:cs="Arial" w:eastAsia="Arial" w:hAnsi="Arial"/>
@@ -12327,7 +12327,7 @@
               <w:spacing w:after="10" w:before="0"/>
               <w:ind w:left="120"/>
             </w:pPr>
-            <w:hyperlink w:history="1" r:id="rIdadnjbctg-s0kq8zjvhmnb">
+            <w:hyperlink w:history="1" r:id="rIdaim7rhey4r7qj1w57stjp">
               <w:r>
                 <w:rPr>
                   <w:rFonts w:ascii="Arial" w:cs="Arial" w:eastAsia="Arial" w:hAnsi="Arial"/>
@@ -12372,7 +12372,7 @@
             <w:pPr>
               <w:spacing w:after="20" w:before="0"/>
             </w:pPr>
-            <w:hyperlink w:history="1" r:id="rIdhqzaek9_uesanievpovpp">
+            <w:hyperlink w:history="1" r:id="rId-7ipftg7an0jhq6jrqdxh">
               <w:r>
                 <w:rPr>
                   <w:rFonts w:ascii="Arial" w:cs="Arial" w:eastAsia="Arial" w:hAnsi="Arial"/>
@@ -12405,7 +12405,7 @@
               <w:spacing w:after="10" w:before="0"/>
               <w:ind w:left="120"/>
             </w:pPr>
-            <w:hyperlink w:history="1" r:id="rIdle_sxuo6aulw7dfskyroq">
+            <w:hyperlink w:history="1" r:id="rIdiy_fobmuo6ojmt5y9c9hn">
               <w:r>
                 <w:rPr>
                   <w:rFonts w:ascii="Arial" w:cs="Arial" w:eastAsia="Arial" w:hAnsi="Arial"/>
@@ -12600,7 +12600,7 @@
             <w:pPr>
               <w:spacing w:after="20" w:before="0"/>
             </w:pPr>
-            <w:hyperlink w:history="1" r:id="rId_tcrokx2izj7cf5igkgsa">
+            <w:hyperlink w:history="1" r:id="rIdaum11msz688ct4vunynq4">
               <w:r>
                 <w:rPr>
                   <w:rFonts w:ascii="Arial" w:cs="Arial" w:eastAsia="Arial" w:hAnsi="Arial"/>
@@ -12633,7 +12633,7 @@
               <w:spacing w:after="10" w:before="0"/>
               <w:ind w:left="120"/>
             </w:pPr>
-            <w:hyperlink w:history="1" r:id="rIdvjch_nzci1ltazgc1qbu8">
+            <w:hyperlink w:history="1" r:id="rIdvh8dkwn23yv30ji1mu88y">
               <w:r>
                 <w:rPr>
                   <w:rFonts w:ascii="Arial" w:cs="Arial" w:eastAsia="Arial" w:hAnsi="Arial"/>
@@ -12678,7 +12678,7 @@
             <w:pPr>
               <w:spacing w:after="20" w:before="0"/>
             </w:pPr>
-            <w:hyperlink w:history="1" r:id="rId3ip3xdtc87spyhbqm5yix">
+            <w:hyperlink w:history="1" r:id="rId_iur53uxrfrwdyaqfxtlh">
               <w:r>
                 <w:rPr>
                   <w:rFonts w:ascii="Arial" w:cs="Arial" w:eastAsia="Arial" w:hAnsi="Arial"/>
@@ -12711,7 +12711,7 @@
               <w:spacing w:after="10" w:before="0"/>
               <w:ind w:left="120"/>
             </w:pPr>
-            <w:hyperlink w:history="1" r:id="rIdnvdtkc3ewyblkmqipmtzp">
+            <w:hyperlink w:history="1" r:id="rIdvqqtxzu5ug19t3shu4j-n">
               <w:r>
                 <w:rPr>
                   <w:rFonts w:ascii="Arial" w:cs="Arial" w:eastAsia="Arial" w:hAnsi="Arial"/>
@@ -12906,7 +12906,7 @@
             <w:pPr>
               <w:spacing w:after="20" w:before="0"/>
             </w:pPr>
-            <w:hyperlink w:history="1" r:id="rIdnd5xetykb_sc6kwhfhenw">
+            <w:hyperlink w:history="1" r:id="rId2jshshdpyj9we1ximmwot">
               <w:r>
                 <w:rPr>
                   <w:rFonts w:ascii="Arial" w:cs="Arial" w:eastAsia="Arial" w:hAnsi="Arial"/>
@@ -12939,7 +12939,7 @@
               <w:spacing w:after="10" w:before="0"/>
               <w:ind w:left="120"/>
             </w:pPr>
-            <w:hyperlink w:history="1" r:id="rIdkualoig3x_mzwxivkh_3s">
+            <w:hyperlink w:history="1" r:id="rIdtyfeor5pjpcxqdqma9oah">
               <w:r>
                 <w:rPr>
                   <w:rFonts w:ascii="Arial" w:cs="Arial" w:eastAsia="Arial" w:hAnsi="Arial"/>
@@ -12984,7 +12984,7 @@
             <w:pPr>
               <w:spacing w:after="20" w:before="0"/>
             </w:pPr>
-            <w:hyperlink w:history="1" r:id="rId_xmmt2zbimkbft8lssdhr">
+            <w:hyperlink w:history="1" r:id="rIdxcbu50dfdel9t5u_jhote">
               <w:r>
                 <w:rPr>
                   <w:rFonts w:ascii="Arial" w:cs="Arial" w:eastAsia="Arial" w:hAnsi="Arial"/>
@@ -13017,7 +13017,7 @@
               <w:spacing w:after="10" w:before="0"/>
               <w:ind w:left="120"/>
             </w:pPr>
-            <w:hyperlink w:history="1" r:id="rIduta6jfv3ggmrmw8f-pqou">
+            <w:hyperlink w:history="1" r:id="rIduu9pw659h-1mmnqotljca">
               <w:r>
                 <w:rPr>
                   <w:rFonts w:ascii="Arial" w:cs="Arial" w:eastAsia="Arial" w:hAnsi="Arial"/>
@@ -13212,7 +13212,7 @@
             <w:pPr>
               <w:spacing w:after="20" w:before="0"/>
             </w:pPr>
-            <w:hyperlink w:history="1" r:id="rIdml5dpv8lwnoaxmcmjsflt">
+            <w:hyperlink w:history="1" r:id="rIdxpode1ihickxwveke4fcq">
               <w:r>
                 <w:rPr>
                   <w:rFonts w:ascii="Arial" w:cs="Arial" w:eastAsia="Arial" w:hAnsi="Arial"/>
@@ -13245,7 +13245,7 @@
               <w:spacing w:after="10" w:before="0"/>
               <w:ind w:left="120"/>
             </w:pPr>
-            <w:hyperlink w:history="1" r:id="rId7dhslhtyfid98gfbibanp">
+            <w:hyperlink w:history="1" r:id="rIde_h8xjygvusvtwm7lzqys">
               <w:r>
                 <w:rPr>
                   <w:rFonts w:ascii="Arial" w:cs="Arial" w:eastAsia="Arial" w:hAnsi="Arial"/>
@@ -13290,7 +13290,7 @@
             <w:pPr>
               <w:spacing w:after="20" w:before="0"/>
             </w:pPr>
-            <w:hyperlink w:history="1" r:id="rIdfdgiedfwytan05z6tzyds">
+            <w:hyperlink w:history="1" r:id="rIdt9e0mhlmjm7rgxatwm7ji">
               <w:r>
                 <w:rPr>
                   <w:rFonts w:ascii="Arial" w:cs="Arial" w:eastAsia="Arial" w:hAnsi="Arial"/>
@@ -13323,7 +13323,7 @@
               <w:spacing w:after="10" w:before="0"/>
               <w:ind w:left="120"/>
             </w:pPr>
-            <w:hyperlink w:history="1" r:id="rIdfqae-ro72iuzbkkz61p2u">
+            <w:hyperlink w:history="1" r:id="rIdzhvjdotw2wov-yb4eov7n">
               <w:r>
                 <w:rPr>
                   <w:rFonts w:ascii="Arial" w:cs="Arial" w:eastAsia="Arial" w:hAnsi="Arial"/>
@@ -13518,7 +13518,7 @@
             <w:pPr>
               <w:spacing w:after="20" w:before="0"/>
             </w:pPr>
-            <w:hyperlink w:history="1" r:id="rIdnjrarytseztt53xfw9edy">
+            <w:hyperlink w:history="1" r:id="rIdm1kkmmaakchs3qnafkdiz">
               <w:r>
                 <w:rPr>
                   <w:rFonts w:ascii="Arial" w:cs="Arial" w:eastAsia="Arial" w:hAnsi="Arial"/>
@@ -13551,7 +13551,7 @@
               <w:spacing w:after="10" w:before="0"/>
               <w:ind w:left="120"/>
             </w:pPr>
-            <w:hyperlink w:history="1" r:id="rIdm_npiyeqautgzdjn4995k">
+            <w:hyperlink w:history="1" r:id="rId5zghpvvrgfulg45lxnyyv">
               <w:r>
                 <w:rPr>
                   <w:rFonts w:ascii="Arial" w:cs="Arial" w:eastAsia="Arial" w:hAnsi="Arial"/>
@@ -13596,7 +13596,7 @@
             <w:pPr>
               <w:spacing w:after="20" w:before="0"/>
             </w:pPr>
-            <w:hyperlink w:history="1" r:id="rIduxi3k4nm6pd5koeqocq8q">
+            <w:hyperlink w:history="1" r:id="rIdvjahjdllo4faszgbca-qp">
               <w:r>
                 <w:rPr>
                   <w:rFonts w:ascii="Arial" w:cs="Arial" w:eastAsia="Arial" w:hAnsi="Arial"/>
@@ -13629,7 +13629,7 @@
               <w:spacing w:after="10" w:before="0"/>
               <w:ind w:left="120"/>
             </w:pPr>
-            <w:hyperlink w:history="1" r:id="rIdbsbbpex6g4ewnnts278aa">
+            <w:hyperlink w:history="1" r:id="rIdnns98lh-ypsh1ijhozjah">
               <w:r>
                 <w:rPr>
                   <w:rFonts w:ascii="Arial" w:cs="Arial" w:eastAsia="Arial" w:hAnsi="Arial"/>
@@ -15116,7 +15116,7 @@
             <w:pPr>
               <w:spacing w:after="20" w:before="0"/>
             </w:pPr>
-            <w:hyperlink w:history="1" r:id="rIdx5xqb8plwizggwpnbsrwh">
+            <w:hyperlink w:history="1" r:id="rIdfx-wam7rnqfp1ekcb9i9e">
               <w:r>
                 <w:rPr>
                   <w:rFonts w:ascii="Arial" w:cs="Arial" w:eastAsia="Arial" w:hAnsi="Arial"/>
@@ -15149,7 +15149,7 @@
               <w:spacing w:after="10" w:before="0"/>
               <w:ind w:left="120"/>
             </w:pPr>
-            <w:hyperlink w:history="1" r:id="rIdmph5fqbf0ucza7-cdemt6">
+            <w:hyperlink w:history="1" r:id="rIdxqb2db34trpok5rgfjoct">
               <w:r>
                 <w:rPr>
                   <w:rFonts w:ascii="Arial" w:cs="Arial" w:eastAsia="Arial" w:hAnsi="Arial"/>
@@ -15194,7 +15194,7 @@
             <w:pPr>
               <w:spacing w:after="20" w:before="0"/>
             </w:pPr>
-            <w:hyperlink w:history="1" r:id="rIdaigugmlnbcpzlgr2fvcmu">
+            <w:hyperlink w:history="1" r:id="rIdmdaxbkewahslcpwnybktj">
               <w:r>
                 <w:rPr>
                   <w:rFonts w:ascii="Arial" w:cs="Arial" w:eastAsia="Arial" w:hAnsi="Arial"/>
@@ -15227,7 +15227,7 @@
               <w:spacing w:after="10" w:before="0"/>
               <w:ind w:left="120"/>
             </w:pPr>
-            <w:hyperlink w:history="1" r:id="rIdy9zdiyktee7kdf2e314im">
+            <w:hyperlink w:history="1" r:id="rIdnxhyaqnccz4-yq34vqa0t">
               <w:r>
                 <w:rPr>
                   <w:rFonts w:ascii="Arial" w:cs="Arial" w:eastAsia="Arial" w:hAnsi="Arial"/>
@@ -15422,7 +15422,7 @@
             <w:pPr>
               <w:spacing w:after="20" w:before="0"/>
             </w:pPr>
-            <w:hyperlink w:history="1" r:id="rIdj5agtjcaj0bdgqwbvxxzs">
+            <w:hyperlink w:history="1" r:id="rIdl38shd21ctcrn9mn3er3b">
               <w:r>
                 <w:rPr>
                   <w:rFonts w:ascii="Arial" w:cs="Arial" w:eastAsia="Arial" w:hAnsi="Arial"/>
@@ -15455,7 +15455,7 @@
               <w:spacing w:after="10" w:before="0"/>
               <w:ind w:left="120"/>
             </w:pPr>
-            <w:hyperlink w:history="1" r:id="rIdx3gl_vs51i7bahjrw9nw-">
+            <w:hyperlink w:history="1" r:id="rIdfcsn6ctqk9ez2ryrjj4_a">
               <w:r>
                 <w:rPr>
                   <w:rFonts w:ascii="Arial" w:cs="Arial" w:eastAsia="Arial" w:hAnsi="Arial"/>
@@ -15500,7 +15500,7 @@
             <w:pPr>
               <w:spacing w:after="20" w:before="0"/>
             </w:pPr>
-            <w:hyperlink w:history="1" r:id="rId16wqyr4gy_zgafjpwyhs3">
+            <w:hyperlink w:history="1" r:id="rIdaxzyxbgawconbzcg8ehrd">
               <w:r>
                 <w:rPr>
                   <w:rFonts w:ascii="Arial" w:cs="Arial" w:eastAsia="Arial" w:hAnsi="Arial"/>
@@ -15533,7 +15533,7 @@
               <w:spacing w:after="10" w:before="0"/>
               <w:ind w:left="120"/>
             </w:pPr>
-            <w:hyperlink w:history="1" r:id="rIdmw00nnzboiu-am3a9-uue">
+            <w:hyperlink w:history="1" r:id="rId1qv9fhdehowfs9fltynkf">
               <w:r>
                 <w:rPr>
                   <w:rFonts w:ascii="Arial" w:cs="Arial" w:eastAsia="Arial" w:hAnsi="Arial"/>
@@ -15728,7 +15728,7 @@
             <w:pPr>
               <w:spacing w:after="20" w:before="0"/>
             </w:pPr>
-            <w:hyperlink w:history="1" r:id="rIdsqfjbcidthse50nl583eg">
+            <w:hyperlink w:history="1" r:id="rIdpzyemh0vvdfg9wbcze9bp">
               <w:r>
                 <w:rPr>
                   <w:rFonts w:ascii="Arial" w:cs="Arial" w:eastAsia="Arial" w:hAnsi="Arial"/>
@@ -15761,7 +15761,7 @@
               <w:spacing w:after="10" w:before="0"/>
               <w:ind w:left="120"/>
             </w:pPr>
-            <w:hyperlink w:history="1" r:id="rIdsiwxz_mnqzvycidti0c70">
+            <w:hyperlink w:history="1" r:id="rIdygz2ec8tg-w5fistlgfyo">
               <w:r>
                 <w:rPr>
                   <w:rFonts w:ascii="Arial" w:cs="Arial" w:eastAsia="Arial" w:hAnsi="Arial"/>
@@ -15806,7 +15806,7 @@
             <w:pPr>
               <w:spacing w:after="20" w:before="0"/>
             </w:pPr>
-            <w:hyperlink w:history="1" r:id="rIdvlokedugim1wtrj1x8xx_">
+            <w:hyperlink w:history="1" r:id="rIddm1vrphit5erw4rv3zy6p">
               <w:r>
                 <w:rPr>
                   <w:rFonts w:ascii="Arial" w:cs="Arial" w:eastAsia="Arial" w:hAnsi="Arial"/>
@@ -15839,7 +15839,7 @@
               <w:spacing w:after="10" w:before="0"/>
               <w:ind w:left="120"/>
             </w:pPr>
-            <w:hyperlink w:history="1" r:id="rIdgkzu2vk583faeo6oqqw5b">
+            <w:hyperlink w:history="1" r:id="rIduesawnmdwt-cvadoivhmz">
               <w:r>
                 <w:rPr>
                   <w:rFonts w:ascii="Arial" w:cs="Arial" w:eastAsia="Arial" w:hAnsi="Arial"/>
@@ -16034,7 +16034,7 @@
             <w:pPr>
               <w:spacing w:after="20" w:before="0"/>
             </w:pPr>
-            <w:hyperlink w:history="1" r:id="rIdsqw5scbh6uskyl0vycpq5">
+            <w:hyperlink w:history="1" r:id="rIdur1sp3o7vnn__nknfxwqr">
               <w:r>
                 <w:rPr>
                   <w:rFonts w:ascii="Arial" w:cs="Arial" w:eastAsia="Arial" w:hAnsi="Arial"/>
@@ -16067,7 +16067,7 @@
               <w:spacing w:after="10" w:before="0"/>
               <w:ind w:left="120"/>
             </w:pPr>
-            <w:hyperlink w:history="1" r:id="rIdzi8mrtypdyvo9d5tn8twy">
+            <w:hyperlink w:history="1" r:id="rIdjxlmvq6cmkmn_bwuof2yq">
               <w:r>
                 <w:rPr>
                   <w:rFonts w:ascii="Arial" w:cs="Arial" w:eastAsia="Arial" w:hAnsi="Arial"/>
@@ -16112,7 +16112,7 @@
             <w:pPr>
               <w:spacing w:after="20" w:before="0"/>
             </w:pPr>
-            <w:hyperlink w:history="1" r:id="rIdw2nw7b1lqdmyc3x4d-f77">
+            <w:hyperlink w:history="1" r:id="rId5d_yewpqy75n7gyskpnni">
               <w:r>
                 <w:rPr>
                   <w:rFonts w:ascii="Arial" w:cs="Arial" w:eastAsia="Arial" w:hAnsi="Arial"/>
@@ -16145,7 +16145,7 @@
               <w:spacing w:after="10" w:before="0"/>
               <w:ind w:left="120"/>
             </w:pPr>
-            <w:hyperlink w:history="1" r:id="rIdeaoff37pglva0pgrasab0">
+            <w:hyperlink w:history="1" r:id="rIdkds9sw5s0jeb9bbhyd3lu">
               <w:r>
                 <w:rPr>
                   <w:rFonts w:ascii="Arial" w:cs="Arial" w:eastAsia="Arial" w:hAnsi="Arial"/>
@@ -16340,7 +16340,7 @@
             <w:pPr>
               <w:spacing w:after="20" w:before="0"/>
             </w:pPr>
-            <w:hyperlink w:history="1" r:id="rIdejjnpc1exm5lkwzu-vo4e">
+            <w:hyperlink w:history="1" r:id="rIdulm3jbee3a-nocs9xsxez">
               <w:r>
                 <w:rPr>
                   <w:rFonts w:ascii="Arial" w:cs="Arial" w:eastAsia="Arial" w:hAnsi="Arial"/>
@@ -16373,7 +16373,7 @@
               <w:spacing w:after="10" w:before="0"/>
               <w:ind w:left="120"/>
             </w:pPr>
-            <w:hyperlink w:history="1" r:id="rIdz_ekbqgstyom2wknavfoq">
+            <w:hyperlink w:history="1" r:id="rIdfhwsezfoiyg1x5vkksiup">
               <w:r>
                 <w:rPr>
                   <w:rFonts w:ascii="Arial" w:cs="Arial" w:eastAsia="Arial" w:hAnsi="Arial"/>
@@ -16418,7 +16418,7 @@
             <w:pPr>
               <w:spacing w:after="20" w:before="0"/>
             </w:pPr>
-            <w:hyperlink w:history="1" r:id="rIdwb-acay3z-nvjlsqxemub">
+            <w:hyperlink w:history="1" r:id="rIdgpwjvsqdzctdo2wohvv-n">
               <w:r>
                 <w:rPr>
                   <w:rFonts w:ascii="Arial" w:cs="Arial" w:eastAsia="Arial" w:hAnsi="Arial"/>
@@ -16451,7 +16451,7 @@
               <w:spacing w:after="10" w:before="0"/>
               <w:ind w:left="120"/>
             </w:pPr>
-            <w:hyperlink w:history="1" r:id="rIdbxtayaqe-u0fqbbiw5mpw">
+            <w:hyperlink w:history="1" r:id="rIdwf58h9vsiid6n6v17rx5y">
               <w:r>
                 <w:rPr>
                   <w:rFonts w:ascii="Arial" w:cs="Arial" w:eastAsia="Arial" w:hAnsi="Arial"/>
@@ -18117,7 +18117,7 @@
             <w:pPr>
               <w:spacing w:after="20" w:before="0"/>
             </w:pPr>
-            <w:hyperlink w:history="1" r:id="rId2f1kqqdyhvhf6oe5g5kw7">
+            <w:hyperlink w:history="1" r:id="rIdmjeoe1-vacitln41t8cuw">
               <w:r>
                 <w:rPr>
                   <w:rFonts w:ascii="Arial" w:cs="Arial" w:eastAsia="Arial" w:hAnsi="Arial"/>
@@ -18150,7 +18150,7 @@
               <w:spacing w:after="10" w:before="0"/>
               <w:ind w:left="120"/>
             </w:pPr>
-            <w:hyperlink w:history="1" r:id="rIdcgq5bfttojoluzesvf0rv">
+            <w:hyperlink w:history="1" r:id="rIdphz55tzgmhuzdeoiuhttf">
               <w:r>
                 <w:rPr>
                   <w:rFonts w:ascii="Arial" w:cs="Arial" w:eastAsia="Arial" w:hAnsi="Arial"/>
@@ -18195,7 +18195,7 @@
             <w:pPr>
               <w:spacing w:after="20" w:before="0"/>
             </w:pPr>
-            <w:hyperlink w:history="1" r:id="rIdsd97s5yiooouwssle5mvb">
+            <w:hyperlink w:history="1" r:id="rIdzownmoe11vdxevxwmaawl">
               <w:r>
                 <w:rPr>
                   <w:rFonts w:ascii="Arial" w:cs="Arial" w:eastAsia="Arial" w:hAnsi="Arial"/>
@@ -18228,7 +18228,7 @@
               <w:spacing w:after="10" w:before="0"/>
               <w:ind w:left="120"/>
             </w:pPr>
-            <w:hyperlink w:history="1" r:id="rIdwlczfdluuhrudoauh4mkt">
+            <w:hyperlink w:history="1" r:id="rId6uilplulmrf6c8nxt5mhy">
               <w:r>
                 <w:rPr>
                   <w:rFonts w:ascii="Arial" w:cs="Arial" w:eastAsia="Arial" w:hAnsi="Arial"/>
@@ -18423,7 +18423,7 @@
             <w:pPr>
               <w:spacing w:after="20" w:before="0"/>
             </w:pPr>
-            <w:hyperlink w:history="1" r:id="rId5hggsqvmuwvkapszzgjfu">
+            <w:hyperlink w:history="1" r:id="rIdh0uvr-kqfaf2gsvedstyz">
               <w:r>
                 <w:rPr>
                   <w:rFonts w:ascii="Arial" w:cs="Arial" w:eastAsia="Arial" w:hAnsi="Arial"/>
@@ -18456,7 +18456,7 @@
               <w:spacing w:after="10" w:before="0"/>
               <w:ind w:left="120"/>
             </w:pPr>
-            <w:hyperlink w:history="1" r:id="rId2bdegy4l_hq7sag5oajup">
+            <w:hyperlink w:history="1" r:id="rIdfqv29lujg2skhnqurn0iq">
               <w:r>
                 <w:rPr>
                   <w:rFonts w:ascii="Arial" w:cs="Arial" w:eastAsia="Arial" w:hAnsi="Arial"/>
@@ -18501,7 +18501,7 @@
             <w:pPr>
               <w:spacing w:after="20" w:before="0"/>
             </w:pPr>
-            <w:hyperlink w:history="1" r:id="rId2itbrftmwnkwkjelknqzz">
+            <w:hyperlink w:history="1" r:id="rId0vso4qs6fehkzcfw4fyqu">
               <w:r>
                 <w:rPr>
                   <w:rFonts w:ascii="Arial" w:cs="Arial" w:eastAsia="Arial" w:hAnsi="Arial"/>
@@ -18534,7 +18534,7 @@
               <w:spacing w:after="10" w:before="0"/>
               <w:ind w:left="120"/>
             </w:pPr>
-            <w:hyperlink w:history="1" r:id="rIdcsxadgmogbzavw87yjiai">
+            <w:hyperlink w:history="1" r:id="rIdh6oggwdcuaw4pji4-iwkx">
               <w:r>
                 <w:rPr>
                   <w:rFonts w:ascii="Arial" w:cs="Arial" w:eastAsia="Arial" w:hAnsi="Arial"/>
@@ -18729,7 +18729,7 @@
             <w:pPr>
               <w:spacing w:after="20" w:before="0"/>
             </w:pPr>
-            <w:hyperlink w:history="1" r:id="rIdbau6gs4fbf0zsnxy7s5eg">
+            <w:hyperlink w:history="1" r:id="rId4ev6igfrn6fqh72wlj8bd">
               <w:r>
                 <w:rPr>
                   <w:rFonts w:ascii="Arial" w:cs="Arial" w:eastAsia="Arial" w:hAnsi="Arial"/>
@@ -18762,7 +18762,7 @@
               <w:spacing w:after="10" w:before="0"/>
               <w:ind w:left="120"/>
             </w:pPr>
-            <w:hyperlink w:history="1" r:id="rIdjumme9-hnsfyunjzzmu_u">
+            <w:hyperlink w:history="1" r:id="rIdgtrlvztkrst0o7zbsx1oy">
               <w:r>
                 <w:rPr>
                   <w:rFonts w:ascii="Arial" w:cs="Arial" w:eastAsia="Arial" w:hAnsi="Arial"/>
@@ -18807,7 +18807,7 @@
             <w:pPr>
               <w:spacing w:after="20" w:before="0"/>
             </w:pPr>
-            <w:hyperlink w:history="1" r:id="rId89gs1fpfsz-efvl10ygya">
+            <w:hyperlink w:history="1" r:id="rIddfft7d__pb8blkk54eg3b">
               <w:r>
                 <w:rPr>
                   <w:rFonts w:ascii="Arial" w:cs="Arial" w:eastAsia="Arial" w:hAnsi="Arial"/>
@@ -18840,7 +18840,7 @@
               <w:spacing w:after="10" w:before="0"/>
               <w:ind w:left="120"/>
             </w:pPr>
-            <w:hyperlink w:history="1" r:id="rIdv_aynvfrwjmh778jz2tjv">
+            <w:hyperlink w:history="1" r:id="rIdkrwn26mvbsibqwl0yvirn">
               <w:r>
                 <w:rPr>
                   <w:rFonts w:ascii="Arial" w:cs="Arial" w:eastAsia="Arial" w:hAnsi="Arial"/>
@@ -19035,7 +19035,7 @@
             <w:pPr>
               <w:spacing w:after="20" w:before="0"/>
             </w:pPr>
-            <w:hyperlink w:history="1" r:id="rIdkopnyxflrcgi94m2nvf3t">
+            <w:hyperlink w:history="1" r:id="rId1n0ygi83zl63v8zpv38um">
               <w:r>
                 <w:rPr>
                   <w:rFonts w:ascii="Arial" w:cs="Arial" w:eastAsia="Arial" w:hAnsi="Arial"/>
@@ -19068,7 +19068,7 @@
               <w:spacing w:after="10" w:before="0"/>
               <w:ind w:left="120"/>
             </w:pPr>
-            <w:hyperlink w:history="1" r:id="rId0dr3halafndwclht7uwqq">
+            <w:hyperlink w:history="1" r:id="rIdg8kc5rkmdsdiga-slpnxa">
               <w:r>
                 <w:rPr>
                   <w:rFonts w:ascii="Arial" w:cs="Arial" w:eastAsia="Arial" w:hAnsi="Arial"/>
@@ -19113,7 +19113,7 @@
             <w:pPr>
               <w:spacing w:after="20" w:before="0"/>
             </w:pPr>
-            <w:hyperlink w:history="1" r:id="rIdee_dxmdefprjx_68qcfpm">
+            <w:hyperlink w:history="1" r:id="rIdyyrhzcs9eqsmlx7ye2ssn">
               <w:r>
                 <w:rPr>
                   <w:rFonts w:ascii="Arial" w:cs="Arial" w:eastAsia="Arial" w:hAnsi="Arial"/>
@@ -19146,7 +19146,7 @@
               <w:spacing w:after="10" w:before="0"/>
               <w:ind w:left="120"/>
             </w:pPr>
-            <w:hyperlink w:history="1" r:id="rIdmpawmpotg2awmsnonsecg">
+            <w:hyperlink w:history="1" r:id="rId1s-nudvb65tsz43j7lace">
               <w:r>
                 <w:rPr>
                   <w:rFonts w:ascii="Arial" w:cs="Arial" w:eastAsia="Arial" w:hAnsi="Arial"/>
@@ -19341,7 +19341,7 @@
             <w:pPr>
               <w:spacing w:after="20" w:before="0"/>
             </w:pPr>
-            <w:hyperlink w:history="1" r:id="rIdajpmt-5lf2a_rfo2vuz_y">
+            <w:hyperlink w:history="1" r:id="rIdczbydbvi7txfxsdmbzstb">
               <w:r>
                 <w:rPr>
                   <w:rFonts w:ascii="Arial" w:cs="Arial" w:eastAsia="Arial" w:hAnsi="Arial"/>
@@ -19374,7 +19374,7 @@
               <w:spacing w:after="10" w:before="0"/>
               <w:ind w:left="120"/>
             </w:pPr>
-            <w:hyperlink w:history="1" r:id="rIdk8-zrr741hoi_p9acwgq-">
+            <w:hyperlink w:history="1" r:id="rIdinfstnppyqjnhkrrs443u">
               <w:r>
                 <w:rPr>
                   <w:rFonts w:ascii="Arial" w:cs="Arial" w:eastAsia="Arial" w:hAnsi="Arial"/>
@@ -19419,7 +19419,7 @@
             <w:pPr>
               <w:spacing w:after="20" w:before="0"/>
             </w:pPr>
-            <w:hyperlink w:history="1" r:id="rIdc6z1tw0pgkpxbxw108m_b">
+            <w:hyperlink w:history="1" r:id="rId1zcezu4rr4ull5pamd_st">
               <w:r>
                 <w:rPr>
                   <w:rFonts w:ascii="Arial" w:cs="Arial" w:eastAsia="Arial" w:hAnsi="Arial"/>
@@ -19452,7 +19452,7 @@
               <w:spacing w:after="10" w:before="0"/>
               <w:ind w:left="120"/>
             </w:pPr>
-            <w:hyperlink w:history="1" r:id="rIdbzpvvbx_5qor0lcnuttfn">
+            <w:hyperlink w:history="1" r:id="rIdavnltfsuuom3-gza31qt_">
               <w:r>
                 <w:rPr>
                   <w:rFonts w:ascii="Arial" w:cs="Arial" w:eastAsia="Arial" w:hAnsi="Arial"/>
@@ -21091,7 +21091,7 @@
             <w:pPr>
               <w:spacing w:after="20" w:before="0"/>
             </w:pPr>
-            <w:hyperlink w:history="1" r:id="rIdmouj-ogary68t9jznunuf">
+            <w:hyperlink w:history="1" r:id="rIdtfdxxmxzbt_an8azkqr8r">
               <w:r>
                 <w:rPr>
                   <w:rFonts w:ascii="Arial" w:cs="Arial" w:eastAsia="Arial" w:hAnsi="Arial"/>
@@ -21124,7 +21124,7 @@
               <w:spacing w:after="10" w:before="0"/>
               <w:ind w:left="120"/>
             </w:pPr>
-            <w:hyperlink w:history="1" r:id="rIdoef4ihkurreh-03riibwt">
+            <w:hyperlink w:history="1" r:id="rIdfryvumuoqbtzebws-qbwj">
               <w:r>
                 <w:rPr>
                   <w:rFonts w:ascii="Arial" w:cs="Arial" w:eastAsia="Arial" w:hAnsi="Arial"/>
@@ -21169,7 +21169,7 @@
             <w:pPr>
               <w:spacing w:after="20" w:before="0"/>
             </w:pPr>
-            <w:hyperlink w:history="1" r:id="rIdro3wrp8fo-trqv7oyc-ys">
+            <w:hyperlink w:history="1" r:id="rId1ifmzw2-8xecyu9yjcyov">
               <w:r>
                 <w:rPr>
                   <w:rFonts w:ascii="Arial" w:cs="Arial" w:eastAsia="Arial" w:hAnsi="Arial"/>
@@ -21202,7 +21202,7 @@
               <w:spacing w:after="10" w:before="0"/>
               <w:ind w:left="120"/>
             </w:pPr>
-            <w:hyperlink w:history="1" r:id="rIdwq8ok2xfcpo4l_j1rf5v-">
+            <w:hyperlink w:history="1" r:id="rIdjieoaqmrt3s4szhqiasov">
               <w:r>
                 <w:rPr>
                   <w:rFonts w:ascii="Arial" w:cs="Arial" w:eastAsia="Arial" w:hAnsi="Arial"/>
@@ -21397,7 +21397,7 @@
             <w:pPr>
               <w:spacing w:after="20" w:before="0"/>
             </w:pPr>
-            <w:hyperlink w:history="1" r:id="rIdlqlypspqksrtcrpeckqa7">
+            <w:hyperlink w:history="1" r:id="rIdiia7pmw1vqeyvldf4r_v4">
               <w:r>
                 <w:rPr>
                   <w:rFonts w:ascii="Arial" w:cs="Arial" w:eastAsia="Arial" w:hAnsi="Arial"/>
@@ -21430,7 +21430,7 @@
               <w:spacing w:after="10" w:before="0"/>
               <w:ind w:left="120"/>
             </w:pPr>
-            <w:hyperlink w:history="1" r:id="rIdjzcbxlk9mbqoepmh8v8zf">
+            <w:hyperlink w:history="1" r:id="rIdyi1focwwh1_ivjeskoxjp">
               <w:r>
                 <w:rPr>
                   <w:rFonts w:ascii="Arial" w:cs="Arial" w:eastAsia="Arial" w:hAnsi="Arial"/>
@@ -21475,7 +21475,7 @@
             <w:pPr>
               <w:spacing w:after="20" w:before="0"/>
             </w:pPr>
-            <w:hyperlink w:history="1" r:id="rIdgxgdoy6x8v7t1lzx81aiq">
+            <w:hyperlink w:history="1" r:id="rIdckgao8pxssxkqwu91gpmx">
               <w:r>
                 <w:rPr>
                   <w:rFonts w:ascii="Arial" w:cs="Arial" w:eastAsia="Arial" w:hAnsi="Arial"/>
@@ -21508,7 +21508,7 @@
               <w:spacing w:after="10" w:before="0"/>
               <w:ind w:left="120"/>
             </w:pPr>
-            <w:hyperlink w:history="1" r:id="rIdxs1xva85hhmfgyuczqh_b">
+            <w:hyperlink w:history="1" r:id="rIdl5tu6ck_2ua6iyo1qyhne">
               <w:r>
                 <w:rPr>
                   <w:rFonts w:ascii="Arial" w:cs="Arial" w:eastAsia="Arial" w:hAnsi="Arial"/>
@@ -21969,7 +21969,7 @@
             <w:pPr>
               <w:spacing w:after="20" w:before="0"/>
             </w:pPr>
-            <w:hyperlink w:history="1" r:id="rId18idzbft4snteazcxyfyf">
+            <w:hyperlink w:history="1" r:id="rIdmi6pbkor3izios2zond1z">
               <w:r>
                 <w:rPr>
                   <w:rFonts w:ascii="Arial" w:cs="Arial" w:eastAsia="Arial" w:hAnsi="Arial"/>
@@ -22002,7 +22002,7 @@
               <w:spacing w:after="10" w:before="0"/>
               <w:ind w:left="120"/>
             </w:pPr>
-            <w:hyperlink w:history="1" r:id="rIde76fcxtbbc4x95lgfog7-">
+            <w:hyperlink w:history="1" r:id="rIdl1wwhvkayxu8seqnnbi66">
               <w:r>
                 <w:rPr>
                   <w:rFonts w:ascii="Arial" w:cs="Arial" w:eastAsia="Arial" w:hAnsi="Arial"/>
@@ -22047,7 +22047,7 @@
             <w:pPr>
               <w:spacing w:after="20" w:before="0"/>
             </w:pPr>
-            <w:hyperlink w:history="1" r:id="rIdyd5y_ysrx41_jrhhzxnr0">
+            <w:hyperlink w:history="1" r:id="rIdjtj3bbmaktzsk8lhapelv">
               <w:r>
                 <w:rPr>
                   <w:rFonts w:ascii="Arial" w:cs="Arial" w:eastAsia="Arial" w:hAnsi="Arial"/>
@@ -22080,7 +22080,7 @@
               <w:spacing w:after="10" w:before="0"/>
               <w:ind w:left="120"/>
             </w:pPr>
-            <w:hyperlink w:history="1" r:id="rIdnuxw32bhlgzsu8uabxh5l">
+            <w:hyperlink w:history="1" r:id="rId9oia1h2m8vw0k49wi6q1a">
               <w:r>
                 <w:rPr>
                   <w:rFonts w:ascii="Arial" w:cs="Arial" w:eastAsia="Arial" w:hAnsi="Arial"/>
@@ -22465,7 +22465,7 @@
             <w:pPr>
               <w:spacing w:after="20" w:before="0"/>
             </w:pPr>
-            <w:hyperlink w:history="1" r:id="rId25xdwpqurbcue5uw98vqh">
+            <w:hyperlink w:history="1" r:id="rIdbcdkozi_pxq1w6w4pvbag">
               <w:r>
                 <w:rPr>
                   <w:rFonts w:ascii="Arial" w:cs="Arial" w:eastAsia="Arial" w:hAnsi="Arial"/>
@@ -22498,7 +22498,7 @@
               <w:spacing w:after="10" w:before="0"/>
               <w:ind w:left="120"/>
             </w:pPr>
-            <w:hyperlink w:history="1" r:id="rIdmqygxjw14rqj7jhwhvnv6">
+            <w:hyperlink w:history="1" r:id="rId4p6qqcnk2mg5s-lfpeffe">
               <w:r>
                 <w:rPr>
                   <w:rFonts w:ascii="Arial" w:cs="Arial" w:eastAsia="Arial" w:hAnsi="Arial"/>
@@ -22543,7 +22543,7 @@
             <w:pPr>
               <w:spacing w:after="20" w:before="0"/>
             </w:pPr>
-            <w:hyperlink w:history="1" r:id="rIdt6nknqatbubrvgbvkhx7m">
+            <w:hyperlink w:history="1" r:id="rIdzzjpjqpe7qo9iv8wqypgu">
               <w:r>
                 <w:rPr>
                   <w:rFonts w:ascii="Arial" w:cs="Arial" w:eastAsia="Arial" w:hAnsi="Arial"/>
@@ -22576,7 +22576,7 @@
               <w:spacing w:after="10" w:before="0"/>
               <w:ind w:left="120"/>
             </w:pPr>
-            <w:hyperlink w:history="1" r:id="rIdlcwcnkjin_kahvffkubpj">
+            <w:hyperlink w:history="1" r:id="rIdgm_b6o1m_bkmebtvlfte9">
               <w:r>
                 <w:rPr>
                   <w:rFonts w:ascii="Arial" w:cs="Arial" w:eastAsia="Arial" w:hAnsi="Arial"/>
@@ -22885,7 +22885,7 @@
             <w:pPr>
               <w:spacing w:after="20" w:before="0"/>
             </w:pPr>
-            <w:hyperlink w:history="1" r:id="rIdhkgohbp_8bfshg1vgvyn_">
+            <w:hyperlink w:history="1" r:id="rIdqwmfypzmg3boebcdexm1z">
               <w:r>
                 <w:rPr>
                   <w:rFonts w:ascii="Arial" w:cs="Arial" w:eastAsia="Arial" w:hAnsi="Arial"/>
@@ -22918,7 +22918,7 @@
               <w:spacing w:after="10" w:before="0"/>
               <w:ind w:left="120"/>
             </w:pPr>
-            <w:hyperlink w:history="1" r:id="rIdxpb3gykn566quolp1mk1t">
+            <w:hyperlink w:history="1" r:id="rIdzrc8ycsvwvnwanygzsqit">
               <w:r>
                 <w:rPr>
                   <w:rFonts w:ascii="Arial" w:cs="Arial" w:eastAsia="Arial" w:hAnsi="Arial"/>
@@ -22963,7 +22963,7 @@
             <w:pPr>
               <w:spacing w:after="20" w:before="0"/>
             </w:pPr>
-            <w:hyperlink w:history="1" r:id="rIdxhtqaczd1wqsrr5tlv7rw">
+            <w:hyperlink w:history="1" r:id="rIdurtnmmnzz-i1aozwiqsq9">
               <w:r>
                 <w:rPr>
                   <w:rFonts w:ascii="Arial" w:cs="Arial" w:eastAsia="Arial" w:hAnsi="Arial"/>
@@ -22996,7 +22996,7 @@
               <w:spacing w:after="10" w:before="0"/>
               <w:ind w:left="120"/>
             </w:pPr>
-            <w:hyperlink w:history="1" r:id="rIdvkhgfuwk_kyljlpmpuwot">
+            <w:hyperlink w:history="1" r:id="rIdjfy1ozhligcqoeseeejh5">
               <w:r>
                 <w:rPr>
                   <w:rFonts w:ascii="Arial" w:cs="Arial" w:eastAsia="Arial" w:hAnsi="Arial"/>
@@ -24718,7 +24718,7 @@
             <w:pPr>
               <w:spacing w:after="20" w:before="0"/>
             </w:pPr>
-            <w:hyperlink w:history="1" r:id="rIdgg_lvlk_fpnfy3wsu6to7">
+            <w:hyperlink w:history="1" r:id="rIdoy8xtkbre1b7pqvu0yzue">
               <w:r>
                 <w:rPr>
                   <w:rFonts w:ascii="Arial" w:cs="Arial" w:eastAsia="Arial" w:hAnsi="Arial"/>
@@ -24751,7 +24751,7 @@
               <w:spacing w:after="10" w:before="0"/>
               <w:ind w:left="120"/>
             </w:pPr>
-            <w:hyperlink w:history="1" r:id="rIdjtczxtjnecqonjyekecky">
+            <w:hyperlink w:history="1" r:id="rIdvzufasmjazy96ekg_dajm">
               <w:r>
                 <w:rPr>
                   <w:rFonts w:ascii="Arial" w:cs="Arial" w:eastAsia="Arial" w:hAnsi="Arial"/>
@@ -24796,7 +24796,7 @@
             <w:pPr>
               <w:spacing w:after="20" w:before="0"/>
             </w:pPr>
-            <w:hyperlink w:history="1" r:id="rIdxzvovimlzqgbbgw7gjb46">
+            <w:hyperlink w:history="1" r:id="rIdee-ih36lb-4nhksb11f9z">
               <w:r>
                 <w:rPr>
                   <w:rFonts w:ascii="Arial" w:cs="Arial" w:eastAsia="Arial" w:hAnsi="Arial"/>
@@ -24829,7 +24829,7 @@
               <w:spacing w:after="10" w:before="0"/>
               <w:ind w:left="120"/>
             </w:pPr>
-            <w:hyperlink w:history="1" r:id="rIdpmbm32qjcykyxhmheu1fk">
+            <w:hyperlink w:history="1" r:id="rIdv7pynn-gp5n4nbndhgr8w">
               <w:r>
                 <w:rPr>
                   <w:rFonts w:ascii="Arial" w:cs="Arial" w:eastAsia="Arial" w:hAnsi="Arial"/>
@@ -25024,7 +25024,7 @@
             <w:pPr>
               <w:spacing w:after="20" w:before="0"/>
             </w:pPr>
-            <w:hyperlink w:history="1" r:id="rId951bubocbkmoad35uiwrz">
+            <w:hyperlink w:history="1" r:id="rIdxp2ffsyuknfwakao5cjb-">
               <w:r>
                 <w:rPr>
                   <w:rFonts w:ascii="Arial" w:cs="Arial" w:eastAsia="Arial" w:hAnsi="Arial"/>
@@ -25057,7 +25057,7 @@
               <w:spacing w:after="10" w:before="0"/>
               <w:ind w:left="120"/>
             </w:pPr>
-            <w:hyperlink w:history="1" r:id="rId4i9ng_itkfppmucfqzekx">
+            <w:hyperlink w:history="1" r:id="rIdsopbqad68qqajonhhyebp">
               <w:r>
                 <w:rPr>
                   <w:rFonts w:ascii="Arial" w:cs="Arial" w:eastAsia="Arial" w:hAnsi="Arial"/>
@@ -25102,7 +25102,7 @@
             <w:pPr>
               <w:spacing w:after="20" w:before="0"/>
             </w:pPr>
-            <w:hyperlink w:history="1" r:id="rIdr8sdysqv2kzdkqiijnuui">
+            <w:hyperlink w:history="1" r:id="rId--wyksnre3rzliyrq7fxh">
               <w:r>
                 <w:rPr>
                   <w:rFonts w:ascii="Arial" w:cs="Arial" w:eastAsia="Arial" w:hAnsi="Arial"/>
@@ -25135,7 +25135,7 @@
               <w:spacing w:after="10" w:before="0"/>
               <w:ind w:left="120"/>
             </w:pPr>
-            <w:hyperlink w:history="1" r:id="rId7vbcflc_3x2b6vx73pahz">
+            <w:hyperlink w:history="1" r:id="rId8nagnhp-crfvpvdivx9l0">
               <w:r>
                 <w:rPr>
                   <w:rFonts w:ascii="Arial" w:cs="Arial" w:eastAsia="Arial" w:hAnsi="Arial"/>
@@ -25330,7 +25330,7 @@
             <w:pPr>
               <w:spacing w:after="20" w:before="0"/>
             </w:pPr>
-            <w:hyperlink w:history="1" r:id="rIdayfwzb1v6pl4kcphtq6bw">
+            <w:hyperlink w:history="1" r:id="rIdktlum1ljdiwlsk87mcg77">
               <w:r>
                 <w:rPr>
                   <w:rFonts w:ascii="Arial" w:cs="Arial" w:eastAsia="Arial" w:hAnsi="Arial"/>
@@ -25363,7 +25363,7 @@
               <w:spacing w:after="10" w:before="0"/>
               <w:ind w:left="120"/>
             </w:pPr>
-            <w:hyperlink w:history="1" r:id="rId5wuwcprpin0e1tjr3jtz3">
+            <w:hyperlink w:history="1" r:id="rIdoc9g4mdhos4qr-_4-1yuz">
               <w:r>
                 <w:rPr>
                   <w:rFonts w:ascii="Arial" w:cs="Arial" w:eastAsia="Arial" w:hAnsi="Arial"/>
@@ -25408,7 +25408,7 @@
             <w:pPr>
               <w:spacing w:after="20" w:before="0"/>
             </w:pPr>
-            <w:hyperlink w:history="1" r:id="rId9sdj-qx2aqaw9ek1secdn">
+            <w:hyperlink w:history="1" r:id="rIdsiczcx2orx1lhix5ls-ot">
               <w:r>
                 <w:rPr>
                   <w:rFonts w:ascii="Arial" w:cs="Arial" w:eastAsia="Arial" w:hAnsi="Arial"/>
@@ -25441,7 +25441,7 @@
               <w:spacing w:after="10" w:before="0"/>
               <w:ind w:left="120"/>
             </w:pPr>
-            <w:hyperlink w:history="1" r:id="rIdsi8xuydbrpkao0zllqqo6">
+            <w:hyperlink w:history="1" r:id="rIddsg51scnzybod4inexily">
               <w:r>
                 <w:rPr>
                   <w:rFonts w:ascii="Arial" w:cs="Arial" w:eastAsia="Arial" w:hAnsi="Arial"/>
@@ -25636,7 +25636,7 @@
             <w:pPr>
               <w:spacing w:after="20" w:before="0"/>
             </w:pPr>
-            <w:hyperlink w:history="1" r:id="rId9xq1qzaowmaem22zciduj">
+            <w:hyperlink w:history="1" r:id="rIdcvk7knquziuixz-_e16k_">
               <w:r>
                 <w:rPr>
                   <w:rFonts w:ascii="Arial" w:cs="Arial" w:eastAsia="Arial" w:hAnsi="Arial"/>
@@ -25669,7 +25669,7 @@
               <w:spacing w:after="10" w:before="0"/>
               <w:ind w:left="120"/>
             </w:pPr>
-            <w:hyperlink w:history="1" r:id="rId5o_m44-i5lnmeaqoieh-n">
+            <w:hyperlink w:history="1" r:id="rIds3oj7vpbhusyyttbv0kxc">
               <w:r>
                 <w:rPr>
                   <w:rFonts w:ascii="Arial" w:cs="Arial" w:eastAsia="Arial" w:hAnsi="Arial"/>
@@ -25714,7 +25714,7 @@
             <w:pPr>
               <w:spacing w:after="20" w:before="0"/>
             </w:pPr>
-            <w:hyperlink w:history="1" r:id="rIdtyl3m8fsdk1dhlv4rlmgi">
+            <w:hyperlink w:history="1" r:id="rIdk-jihicx8d1_m5u-rs8vb">
               <w:r>
                 <w:rPr>
                   <w:rFonts w:ascii="Arial" w:cs="Arial" w:eastAsia="Arial" w:hAnsi="Arial"/>
@@ -25747,7 +25747,7 @@
               <w:spacing w:after="10" w:before="0"/>
               <w:ind w:left="120"/>
             </w:pPr>
-            <w:hyperlink w:history="1" r:id="rIdkpvwrlqtnjl8worcq4hcm">
+            <w:hyperlink w:history="1" r:id="rIdoancpfaexyrdbliwb2n7j">
               <w:r>
                 <w:rPr>
                   <w:rFonts w:ascii="Arial" w:cs="Arial" w:eastAsia="Arial" w:hAnsi="Arial"/>
@@ -25942,7 +25942,7 @@
             <w:pPr>
               <w:spacing w:after="20" w:before="0"/>
             </w:pPr>
-            <w:hyperlink w:history="1" r:id="rIdojnn5ztgoqi-jqsswn6_9">
+            <w:hyperlink w:history="1" r:id="rIdrqdf470exvb_kg6zvgqlh">
               <w:r>
                 <w:rPr>
                   <w:rFonts w:ascii="Arial" w:cs="Arial" w:eastAsia="Arial" w:hAnsi="Arial"/>
@@ -25975,7 +25975,7 @@
               <w:spacing w:after="10" w:before="0"/>
               <w:ind w:left="120"/>
             </w:pPr>
-            <w:hyperlink w:history="1" r:id="rIddzg4hsrto4ban_ap7znrs">
+            <w:hyperlink w:history="1" r:id="rIdkyovrhiaccsfjce56r8m1">
               <w:r>
                 <w:rPr>
                   <w:rFonts w:ascii="Arial" w:cs="Arial" w:eastAsia="Arial" w:hAnsi="Arial"/>
@@ -26020,7 +26020,7 @@
             <w:pPr>
               <w:spacing w:after="20" w:before="0"/>
             </w:pPr>
-            <w:hyperlink w:history="1" r:id="rIdxdg0rg-qaeafh_dl_8q3o">
+            <w:hyperlink w:history="1" r:id="rIdbz4af4xblmnun-fduvqel">
               <w:r>
                 <w:rPr>
                   <w:rFonts w:ascii="Arial" w:cs="Arial" w:eastAsia="Arial" w:hAnsi="Arial"/>
@@ -26053,7 +26053,7 @@
               <w:spacing w:after="10" w:before="0"/>
               <w:ind w:left="120"/>
             </w:pPr>
-            <w:hyperlink w:history="1" r:id="rIdxcr0lhoca56tlfsfrv511">
+            <w:hyperlink w:history="1" r:id="rId0bomv3idbahn8e5shkoy_">
               <w:r>
                 <w:rPr>
                   <w:rFonts w:ascii="Arial" w:cs="Arial" w:eastAsia="Arial" w:hAnsi="Arial"/>

--- a/data/outputs/v2/Essential_Mathematics/SS1.1_Real_Numbers/Essential_Mathematics_Real_Numbers_CBE_LessonSequence.docx
+++ b/data/outputs/v2/Essential_Mathematics/SS1.1_Real_Numbers/Essential_Mathematics_Real_Numbers_CBE_LessonSequence.docx
@@ -42,6 +42,177 @@
     </w:p>
     <w:p>
       <w:pPr>
+        <w:spacing w:after="80" w:before="120"/>
+      </w:pPr>
+      <w:r>
+        <w:rPr>
+          <w:rFonts w:ascii="Arial" w:cs="Arial" w:eastAsia="Arial" w:hAnsi="Arial"/>
+          <w:b/>
+          <w:bCs/>
+          <w:color w:val="1F3864"/>
+          <w:sz w:val="20"/>
+          <w:szCs w:val="20"/>
+        </w:rPr>
+        <w:t xml:space="preserve">ATTRIBUTION AND LICENSING</w:t>
+      </w:r>
+    </w:p>
+    <w:p>
+      <w:pPr>
+        <w:spacing w:after="60" w:before="0"/>
+      </w:pPr>
+      <w:r>
+        <w:rPr>
+          <w:rFonts w:ascii="Arial" w:cs="Arial" w:eastAsia="Arial" w:hAnsi="Arial"/>
+          <w:b/>
+          <w:bCs/>
+          <w:sz w:val="17"/>
+          <w:szCs w:val="17"/>
+        </w:rPr>
+        <w:t xml:space="preserve">Curriculum Alignment: </w:t>
+      </w:r>
+      <w:r>
+        <w:rPr>
+          <w:rFonts w:ascii="Arial" w:cs="Arial" w:eastAsia="Arial" w:hAnsi="Arial"/>
+          <w:sz w:val="17"/>
+          <w:szCs w:val="17"/>
+        </w:rPr>
+        <w:t xml:space="preserve">Structured in pedagogical alignment with the competence-based curriculum format and learning outcomes established by the Kenya Institute of Curriculum Development (KICD). This material is independently developed and is not officially endorsed or published by KICD.</w:t>
+      </w:r>
+    </w:p>
+    <w:p>
+      <w:pPr>
+        <w:spacing w:after="60" w:before="0"/>
+      </w:pPr>
+      <w:r>
+        <w:rPr>
+          <w:rFonts w:ascii="Arial" w:cs="Arial" w:eastAsia="Arial" w:hAnsi="Arial"/>
+          <w:b/>
+          <w:bCs/>
+          <w:sz w:val="17"/>
+          <w:szCs w:val="17"/>
+        </w:rPr>
+        <w:t xml:space="preserve">Content &amp; Pedagogy: </w:t>
+      </w:r>
+      <w:r>
+        <w:rPr>
+          <w:rFonts w:ascii="Arial" w:cs="Arial" w:eastAsia="Arial" w:hAnsi="Arial"/>
+          <w:sz w:val="17"/>
+          <w:szCs w:val="17"/>
+        </w:rPr>
+        <w:t xml:space="preserve">Developed and adapted by the educator team at SeaVuria (registered 501(c)(3) in the United States and registered NGO in Kenya, No. 872-850A-BF11), who designed the pedagogical framework, lesson templates and exemplar lessons on which this material is based.</w:t>
+      </w:r>
+    </w:p>
+    <w:p>
+      <w:pPr>
+        <w:spacing w:after="60" w:before="0"/>
+      </w:pPr>
+      <w:r>
+        <w:rPr>
+          <w:rFonts w:ascii="Arial" w:cs="Arial" w:eastAsia="Arial" w:hAnsi="Arial"/>
+          <w:b/>
+          <w:bCs/>
+          <w:sz w:val="17"/>
+          <w:szCs w:val="17"/>
+        </w:rPr>
+        <w:t xml:space="preserve">Production &amp; Layout: </w:t>
+      </w:r>
+      <w:r>
+        <w:rPr>
+          <w:rFonts w:ascii="Arial" w:cs="Arial" w:eastAsia="Arial" w:hAnsi="Arial"/>
+          <w:sz w:val="17"/>
+          <w:szCs w:val="17"/>
+        </w:rPr>
+        <w:t xml:space="preserve">Educational design and curriculum sequencing by SeaVuria. Technical layout, structural formatting, and digital optimization/implementation executed in partnership with ARES Education (registered 501(c)(3) in the United States and Canada (as Afretech Aid) and registered NGO in Kenya), with lesson drafting and compilation assisted by AI (Claude, Anthropic).</w:t>
+      </w:r>
+    </w:p>
+    <w:p>
+      <w:pPr>
+        <w:pBdr>
+          <w:bottom w:val="single" w:color="1F3864" w:sz="6" w:space="6"/>
+        </w:pBdr>
+        <w:spacing w:after="60" w:before="0"/>
+      </w:pPr>
+      <w:r>
+        <w:rPr>
+          <w:rFonts w:ascii="Arial" w:cs="Arial" w:eastAsia="Arial" w:hAnsi="Arial"/>
+          <w:b/>
+          <w:bCs/>
+          <w:sz w:val="17"/>
+          <w:szCs w:val="17"/>
+        </w:rPr>
+        <w:t xml:space="preserve">Licensing &amp; Copyright: </w:t>
+      </w:r>
+      <w:r>
+        <w:rPr>
+          <w:rFonts w:ascii="Arial" w:cs="Arial" w:eastAsia="Arial" w:hAnsi="Arial"/>
+          <w:sz w:val="17"/>
+          <w:szCs w:val="17"/>
+        </w:rPr>
+        <w:t xml:space="preserve">© 2026 SeaVuria and ARES. This work is licensed under a </w:t>
+      </w:r>
+      <w:hyperlink w:history="1" r:id="rIdw4hj1j4sawabuqddc48v6">
+        <w:r>
+          <w:rPr>
+            <w:rFonts w:ascii="Arial" w:cs="Arial" w:eastAsia="Arial" w:hAnsi="Arial"/>
+            <w:color w:val="1F6B75"/>
+            <w:sz w:val="17"/>
+            <w:szCs w:val="17"/>
+            <w:u w:val="single" w:color="1F6B75"/>
+          </w:rPr>
+          <w:t xml:space="preserve">Creative Commons Attribution-NonCommercial 4.0 International License</w:t>
+        </w:r>
+      </w:hyperlink>
+      <w:r>
+        <w:rPr>
+          <w:rFonts w:ascii="Arial" w:cs="Arial" w:eastAsia="Arial" w:hAnsi="Arial"/>
+          <w:sz w:val="17"/>
+          <w:szCs w:val="17"/>
+        </w:rPr>
+        <w:t xml:space="preserve"> (</w:t>
+      </w:r>
+      <w:hyperlink w:history="1" r:id="rId8_ybd2-gimhkhfrfjeka5">
+        <w:r>
+          <w:rPr>
+            <w:rFonts w:ascii="Arial" w:cs="Arial" w:eastAsia="Arial" w:hAnsi="Arial"/>
+            <w:color w:val="1F6B75"/>
+            <w:sz w:val="17"/>
+            <w:szCs w:val="17"/>
+            <w:u w:val="single" w:color="1F6B75"/>
+          </w:rPr>
+          <w:t xml:space="preserve">CC BY-NC 4.0</w:t>
+        </w:r>
+      </w:hyperlink>
+      <w:r>
+        <w:rPr>
+          <w:rFonts w:ascii="Arial" w:cs="Arial" w:eastAsia="Arial" w:hAnsi="Arial"/>
+          <w:sz w:val="17"/>
+          <w:szCs w:val="17"/>
+        </w:rPr>
+        <w:t xml:space="preserve">). To view a copy of this license, visit </w:t>
+      </w:r>
+      <w:hyperlink w:history="1" r:id="rId-cpwnb4ftcic5javfy0ut">
+        <w:r>
+          <w:rPr>
+            <w:rFonts w:ascii="Arial" w:cs="Arial" w:eastAsia="Arial" w:hAnsi="Arial"/>
+            <w:color w:val="1F6B75"/>
+            <w:sz w:val="17"/>
+            <w:szCs w:val="17"/>
+            <w:u w:val="single" w:color="1F6B75"/>
+          </w:rPr>
+          <w:t xml:space="preserve">https://creativecommons.org/licenses/by-nc/4.0/</w:t>
+        </w:r>
+      </w:hyperlink>
+      <w:r>
+        <w:rPr>
+          <w:rFonts w:ascii="Arial" w:cs="Arial" w:eastAsia="Arial" w:hAnsi="Arial"/>
+          <w:sz w:val="17"/>
+          <w:szCs w:val="17"/>
+        </w:rPr>
+        <w:t xml:space="preserve">. You are free to copy, redistribute, and adapt this material in any medium or format, provided appropriate credit is given and the material is not used for commercial purposes. KICD learning outcomes and curriculum designations reproduced here for alignment purposes remain the property of KICD and are not covered by this license. Linked external resources (e.g. CK-12, Khan Academy, PhET) are subject to their own licenses.</w:t>
+      </w:r>
+    </w:p>
+    <w:p>
+      <w:pPr>
         <w:spacing w:after="120"/>
       </w:pPr>
       <w:r>
@@ -2947,7 +3118,7 @@
             <w:pPr>
               <w:spacing w:after="20" w:before="0"/>
             </w:pPr>
-            <w:hyperlink w:history="1" r:id="rIdqsx1htehgq6kmvlwztsvi">
+            <w:hyperlink w:history="1" r:id="rIdq8c525lwffsz9twn1amd1">
               <w:r>
                 <w:rPr>
                   <w:rFonts w:ascii="Arial" w:cs="Arial" w:eastAsia="Arial" w:hAnsi="Arial"/>
@@ -2980,7 +3151,7 @@
               <w:spacing w:after="10" w:before="0"/>
               <w:ind w:left="120"/>
             </w:pPr>
-            <w:hyperlink w:history="1" r:id="rIdy_cyohrqr3bzvnsbzmnzb">
+            <w:hyperlink w:history="1" r:id="rIdwpcjbmp4c_j0q9rk6pkbi">
               <w:r>
                 <w:rPr>
                   <w:rFonts w:ascii="Arial" w:cs="Arial" w:eastAsia="Arial" w:hAnsi="Arial"/>
@@ -3025,7 +3196,7 @@
             <w:pPr>
               <w:spacing w:after="20" w:before="0"/>
             </w:pPr>
-            <w:hyperlink w:history="1" r:id="rId4c3ayzbn2kmwh7wyh9xg_">
+            <w:hyperlink w:history="1" r:id="rIdv1tyiupsgwyifgx1bpviv">
               <w:r>
                 <w:rPr>
                   <w:rFonts w:ascii="Arial" w:cs="Arial" w:eastAsia="Arial" w:hAnsi="Arial"/>
@@ -3058,7 +3229,7 @@
               <w:spacing w:after="10" w:before="0"/>
               <w:ind w:left="120"/>
             </w:pPr>
-            <w:hyperlink w:history="1" r:id="rIdjtka23r1bkltzjennko9g">
+            <w:hyperlink w:history="1" r:id="rIdzqd2alucumyxiksqd7-tf">
               <w:r>
                 <w:rPr>
                   <w:rFonts w:ascii="Arial" w:cs="Arial" w:eastAsia="Arial" w:hAnsi="Arial"/>
@@ -3329,7 +3500,7 @@
             <w:pPr>
               <w:spacing w:after="20" w:before="0"/>
             </w:pPr>
-            <w:hyperlink w:history="1" r:id="rIddfhhz-znjjb0olg9n1eqr">
+            <w:hyperlink w:history="1" r:id="rIdciirujcndw6ww8isqfim8">
               <w:r>
                 <w:rPr>
                   <w:rFonts w:ascii="Arial" w:cs="Arial" w:eastAsia="Arial" w:hAnsi="Arial"/>
@@ -3362,7 +3533,7 @@
               <w:spacing w:after="10" w:before="0"/>
               <w:ind w:left="120"/>
             </w:pPr>
-            <w:hyperlink w:history="1" r:id="rIdvjwms3ysptdvmzy9jnjxv">
+            <w:hyperlink w:history="1" r:id="rIdcegov8unbjcs6alndfaws">
               <w:r>
                 <w:rPr>
                   <w:rFonts w:ascii="Arial" w:cs="Arial" w:eastAsia="Arial" w:hAnsi="Arial"/>
@@ -3407,7 +3578,7 @@
             <w:pPr>
               <w:spacing w:after="20" w:before="0"/>
             </w:pPr>
-            <w:hyperlink w:history="1" r:id="rIdsvgrdbn3tmcczahhebcbu">
+            <w:hyperlink w:history="1" r:id="rIdppceylhwzk1hbws6xmq6d">
               <w:r>
                 <w:rPr>
                   <w:rFonts w:ascii="Arial" w:cs="Arial" w:eastAsia="Arial" w:hAnsi="Arial"/>
@@ -3440,7 +3611,7 @@
               <w:spacing w:after="10" w:before="0"/>
               <w:ind w:left="120"/>
             </w:pPr>
-            <w:hyperlink w:history="1" r:id="rIdoihywctvoqqlylut7uled">
+            <w:hyperlink w:history="1" r:id="rIdkdaslwejknmi-20rmu_lt">
               <w:r>
                 <w:rPr>
                   <w:rFonts w:ascii="Arial" w:cs="Arial" w:eastAsia="Arial" w:hAnsi="Arial"/>
@@ -3730,7 +3901,7 @@
             <w:pPr>
               <w:spacing w:after="20" w:before="0"/>
             </w:pPr>
-            <w:hyperlink w:history="1" r:id="rIdj95sm606g_4ewtcj16jss">
+            <w:hyperlink w:history="1" r:id="rIdv03d5mmpqgthip6pcswhh">
               <w:r>
                 <w:rPr>
                   <w:rFonts w:ascii="Arial" w:cs="Arial" w:eastAsia="Arial" w:hAnsi="Arial"/>
@@ -3763,7 +3934,7 @@
               <w:spacing w:after="10" w:before="0"/>
               <w:ind w:left="120"/>
             </w:pPr>
-            <w:hyperlink w:history="1" r:id="rIdzqjmh-zwgbmogyespxqju">
+            <w:hyperlink w:history="1" r:id="rIdozbu230zkvxvt1vkdiwta">
               <w:r>
                 <w:rPr>
                   <w:rFonts w:ascii="Arial" w:cs="Arial" w:eastAsia="Arial" w:hAnsi="Arial"/>
@@ -3808,7 +3979,7 @@
             <w:pPr>
               <w:spacing w:after="20" w:before="0"/>
             </w:pPr>
-            <w:hyperlink w:history="1" r:id="rIdkhdczwz_2zi3_t5egoujd">
+            <w:hyperlink w:history="1" r:id="rIdcxifsuoprklfd4spmxh06">
               <w:r>
                 <w:rPr>
                   <w:rFonts w:ascii="Arial" w:cs="Arial" w:eastAsia="Arial" w:hAnsi="Arial"/>
@@ -3841,7 +4012,7 @@
               <w:spacing w:after="10" w:before="0"/>
               <w:ind w:left="120"/>
             </w:pPr>
-            <w:hyperlink w:history="1" r:id="rId_ttzcuw-g-llycffp-ruk">
+            <w:hyperlink w:history="1" r:id="rIdywnzuccqkdnxragn-ur9d">
               <w:r>
                 <w:rPr>
                   <w:rFonts w:ascii="Arial" w:cs="Arial" w:eastAsia="Arial" w:hAnsi="Arial"/>
@@ -4150,7 +4321,7 @@
             <w:pPr>
               <w:spacing w:after="20" w:before="0"/>
             </w:pPr>
-            <w:hyperlink w:history="1" r:id="rIdoabrsx074h35-dsmxfgov">
+            <w:hyperlink w:history="1" r:id="rId789czkpm-fa2kph3eplz1">
               <w:r>
                 <w:rPr>
                   <w:rFonts w:ascii="Arial" w:cs="Arial" w:eastAsia="Arial" w:hAnsi="Arial"/>
@@ -4183,7 +4354,7 @@
               <w:spacing w:after="10" w:before="0"/>
               <w:ind w:left="120"/>
             </w:pPr>
-            <w:hyperlink w:history="1" r:id="rIdx5cjcvjjurmpwqtpekigq">
+            <w:hyperlink w:history="1" r:id="rIdktwzvy3tvctlxj2e-dpgj">
               <w:r>
                 <w:rPr>
                   <w:rFonts w:ascii="Arial" w:cs="Arial" w:eastAsia="Arial" w:hAnsi="Arial"/>
@@ -4228,7 +4399,7 @@
             <w:pPr>
               <w:spacing w:after="20" w:before="0"/>
             </w:pPr>
-            <w:hyperlink w:history="1" r:id="rId_yon4wcplx8yhqehgrdk7">
+            <w:hyperlink w:history="1" r:id="rIdvqbmnwxtvfobtt6wbgyod">
               <w:r>
                 <w:rPr>
                   <w:rFonts w:ascii="Arial" w:cs="Arial" w:eastAsia="Arial" w:hAnsi="Arial"/>
@@ -4261,7 +4432,7 @@
               <w:spacing w:after="10" w:before="0"/>
               <w:ind w:left="120"/>
             </w:pPr>
-            <w:hyperlink w:history="1" r:id="rIdxz60_ijib37rwgiud81v3">
+            <w:hyperlink w:history="1" r:id="rIdgkj2_r6guvxyxi2aus1mg">
               <w:r>
                 <w:rPr>
                   <w:rFonts w:ascii="Arial" w:cs="Arial" w:eastAsia="Arial" w:hAnsi="Arial"/>
@@ -4551,7 +4722,7 @@
             <w:pPr>
               <w:spacing w:after="20" w:before="0"/>
             </w:pPr>
-            <w:hyperlink w:history="1" r:id="rIdibsgzyvkbcpf_qbwovmy2">
+            <w:hyperlink w:history="1" r:id="rIds8ihea20ny9xgs7l8af41">
               <w:r>
                 <w:rPr>
                   <w:rFonts w:ascii="Arial" w:cs="Arial" w:eastAsia="Arial" w:hAnsi="Arial"/>
@@ -4584,7 +4755,7 @@
               <w:spacing w:after="10" w:before="0"/>
               <w:ind w:left="120"/>
             </w:pPr>
-            <w:hyperlink w:history="1" r:id="rIdwwp_efajvl4aifmzxarei">
+            <w:hyperlink w:history="1" r:id="rId8ghv_l-edqrn7x0o9stb3">
               <w:r>
                 <w:rPr>
                   <w:rFonts w:ascii="Arial" w:cs="Arial" w:eastAsia="Arial" w:hAnsi="Arial"/>
@@ -4629,7 +4800,7 @@
             <w:pPr>
               <w:spacing w:after="20" w:before="0"/>
             </w:pPr>
-            <w:hyperlink w:history="1" r:id="rIdved18lvbucftph-78bqxk">
+            <w:hyperlink w:history="1" r:id="rIdy7ddmu-vtrt6u851gj5tn">
               <w:r>
                 <w:rPr>
                   <w:rFonts w:ascii="Arial" w:cs="Arial" w:eastAsia="Arial" w:hAnsi="Arial"/>
@@ -4662,7 +4833,7 @@
               <w:spacing w:after="10" w:before="0"/>
               <w:ind w:left="120"/>
             </w:pPr>
-            <w:hyperlink w:history="1" r:id="rId6zzsuyjxbwpidzawljypv">
+            <w:hyperlink w:history="1" r:id="rIdrx-u27-dft-qef-mop1c7">
               <w:r>
                 <w:rPr>
                   <w:rFonts w:ascii="Arial" w:cs="Arial" w:eastAsia="Arial" w:hAnsi="Arial"/>
@@ -5253,6 +5424,65 @@
         </w:tc>
       </w:tr>
     </w:tbl>
+    <w:p>
+      <w:pPr>
+        <w:pBdr>
+          <w:top w:val="single" w:color="BBBBBB" w:sz="4" w:space="4"/>
+        </w:pBdr>
+        <w:spacing w:after="0" w:before="160"/>
+      </w:pPr>
+      <w:r>
+        <w:rPr>
+          <w:rFonts w:ascii="Arial" w:cs="Arial" w:eastAsia="Arial" w:hAnsi="Arial"/>
+          <w:color w:val="666666"/>
+          <w:sz w:val="14"/>
+          <w:szCs w:val="14"/>
+        </w:rPr>
+        <w:t xml:space="preserve">© 2026 SeaVuria and ARES. Aligned with KICD objectives. Developed by SeaVuria; technical implementation by ARES (with AI assistance from Claude). Licensed under </w:t>
+      </w:r>
+      <w:hyperlink w:history="1" r:id="rIdzlvdlqc-40vighg5b8ow5">
+        <w:r>
+          <w:rPr>
+            <w:rFonts w:ascii="Arial" w:cs="Arial" w:eastAsia="Arial" w:hAnsi="Arial"/>
+            <w:color w:val="1F6B75"/>
+            <w:sz w:val="14"/>
+            <w:szCs w:val="14"/>
+            <w:u w:val="single" w:color="1F6B75"/>
+          </w:rPr>
+          <w:t xml:space="preserve">CC BY-NC 4.0</w:t>
+        </w:r>
+      </w:hyperlink>
+      <w:r>
+        <w:rPr>
+          <w:rFonts w:ascii="Arial" w:cs="Arial" w:eastAsia="Arial" w:hAnsi="Arial"/>
+          <w:color w:val="666666"/>
+          <w:sz w:val="14"/>
+          <w:szCs w:val="14"/>
+        </w:rPr>
+        <w:t xml:space="preserve"> (</w:t>
+      </w:r>
+      <w:hyperlink w:history="1" r:id="rIdlr5n8zpecdp7e8rjnzde7">
+        <w:r>
+          <w:rPr>
+            <w:rFonts w:ascii="Arial" w:cs="Arial" w:eastAsia="Arial" w:hAnsi="Arial"/>
+            <w:color w:val="1F6B75"/>
+            <w:sz w:val="14"/>
+            <w:szCs w:val="14"/>
+            <w:u w:val="single" w:color="1F6B75"/>
+          </w:rPr>
+          <w:t xml:space="preserve">https://creativecommons.org/licenses/by-nc/4.0/</w:t>
+        </w:r>
+      </w:hyperlink>
+      <w:r>
+        <w:rPr>
+          <w:rFonts w:ascii="Arial" w:cs="Arial" w:eastAsia="Arial" w:hAnsi="Arial"/>
+          <w:color w:val="666666"/>
+          <w:sz w:val="14"/>
+          <w:szCs w:val="14"/>
+        </w:rPr>
+        <w:t xml:space="preserve">).</w:t>
+      </w:r>
+    </w:p>
     <w:p>
       <w:r>
         <w:br w:type="page"/>
@@ -6244,7 +6474,7 @@
             <w:pPr>
               <w:spacing w:after="20" w:before="0"/>
             </w:pPr>
-            <w:hyperlink w:history="1" r:id="rIdggt9xt-xhcwzlfwav7vjl">
+            <w:hyperlink w:history="1" r:id="rIdayp9ee60zhlcnvud3eimw">
               <w:r>
                 <w:rPr>
                   <w:rFonts w:ascii="Arial" w:cs="Arial" w:eastAsia="Arial" w:hAnsi="Arial"/>
@@ -6277,7 +6507,7 @@
               <w:spacing w:after="10" w:before="0"/>
               <w:ind w:left="120"/>
             </w:pPr>
-            <w:hyperlink w:history="1" r:id="rIdckvs075ujkilpiqlfktxg">
+            <w:hyperlink w:history="1" r:id="rIdhmhbblqyk2avizn-ph8sq">
               <w:r>
                 <w:rPr>
                   <w:rFonts w:ascii="Arial" w:cs="Arial" w:eastAsia="Arial" w:hAnsi="Arial"/>
@@ -6322,7 +6552,7 @@
             <w:pPr>
               <w:spacing w:after="20" w:before="0"/>
             </w:pPr>
-            <w:hyperlink w:history="1" r:id="rId721s821p0zuqg3yvol9nd">
+            <w:hyperlink w:history="1" r:id="rIdvimwulniz_dcdghwuxeep">
               <w:r>
                 <w:rPr>
                   <w:rFonts w:ascii="Arial" w:cs="Arial" w:eastAsia="Arial" w:hAnsi="Arial"/>
@@ -6355,7 +6585,7 @@
               <w:spacing w:after="10" w:before="0"/>
               <w:ind w:left="120"/>
             </w:pPr>
-            <w:hyperlink w:history="1" r:id="rIdkajbbgsrgy6bium0njeqs">
+            <w:hyperlink w:history="1" r:id="rIdlsez86velqvzlaut8ppw3">
               <w:r>
                 <w:rPr>
                   <w:rFonts w:ascii="Arial" w:cs="Arial" w:eastAsia="Arial" w:hAnsi="Arial"/>
@@ -6550,7 +6780,7 @@
             <w:pPr>
               <w:spacing w:after="20" w:before="0"/>
             </w:pPr>
-            <w:hyperlink w:history="1" r:id="rId36suk4454-getdrby5yyy">
+            <w:hyperlink w:history="1" r:id="rId1bqqc3sm7guonvkt_6ha-">
               <w:r>
                 <w:rPr>
                   <w:rFonts w:ascii="Arial" w:cs="Arial" w:eastAsia="Arial" w:hAnsi="Arial"/>
@@ -6583,7 +6813,7 @@
               <w:spacing w:after="10" w:before="0"/>
               <w:ind w:left="120"/>
             </w:pPr>
-            <w:hyperlink w:history="1" r:id="rId8nw_akmw7kkgse0nd54hb">
+            <w:hyperlink w:history="1" r:id="rId8xbrpgitgn9230lao4ma7">
               <w:r>
                 <w:rPr>
                   <w:rFonts w:ascii="Arial" w:cs="Arial" w:eastAsia="Arial" w:hAnsi="Arial"/>
@@ -6628,7 +6858,7 @@
             <w:pPr>
               <w:spacing w:after="20" w:before="0"/>
             </w:pPr>
-            <w:hyperlink w:history="1" r:id="rIdvkz4gvqlwbpvyarifhpg_">
+            <w:hyperlink w:history="1" r:id="rIdr3gxd6hphkpnz8u_srran">
               <w:r>
                 <w:rPr>
                   <w:rFonts w:ascii="Arial" w:cs="Arial" w:eastAsia="Arial" w:hAnsi="Arial"/>
@@ -6661,7 +6891,7 @@
               <w:spacing w:after="10" w:before="0"/>
               <w:ind w:left="120"/>
             </w:pPr>
-            <w:hyperlink w:history="1" r:id="rIdan2qwjnwcep6iotcqwynm">
+            <w:hyperlink w:history="1" r:id="rIddvzlazkcy2uu8jkursdwy">
               <w:r>
                 <w:rPr>
                   <w:rFonts w:ascii="Arial" w:cs="Arial" w:eastAsia="Arial" w:hAnsi="Arial"/>
@@ -7084,7 +7314,7 @@
             <w:pPr>
               <w:spacing w:after="20" w:before="0"/>
             </w:pPr>
-            <w:hyperlink w:history="1" r:id="rId5tlb_meb_ju4qp9snvtvx">
+            <w:hyperlink w:history="1" r:id="rIdzhkmdkphuq-grruqozqma">
               <w:r>
                 <w:rPr>
                   <w:rFonts w:ascii="Arial" w:cs="Arial" w:eastAsia="Arial" w:hAnsi="Arial"/>
@@ -7117,7 +7347,7 @@
               <w:spacing w:after="10" w:before="0"/>
               <w:ind w:left="120"/>
             </w:pPr>
-            <w:hyperlink w:history="1" r:id="rId9fxad6st56dtuuzfqf6-6">
+            <w:hyperlink w:history="1" r:id="rId9itomwqu6jndzqinkklj2">
               <w:r>
                 <w:rPr>
                   <w:rFonts w:ascii="Arial" w:cs="Arial" w:eastAsia="Arial" w:hAnsi="Arial"/>
@@ -7162,7 +7392,7 @@
             <w:pPr>
               <w:spacing w:after="20" w:before="0"/>
             </w:pPr>
-            <w:hyperlink w:history="1" r:id="rIdlwrnpxzs0523doxklnthu">
+            <w:hyperlink w:history="1" r:id="rIdflg3zopnihknygfxylfkg">
               <w:r>
                 <w:rPr>
                   <w:rFonts w:ascii="Arial" w:cs="Arial" w:eastAsia="Arial" w:hAnsi="Arial"/>
@@ -7195,7 +7425,7 @@
               <w:spacing w:after="10" w:before="0"/>
               <w:ind w:left="120"/>
             </w:pPr>
-            <w:hyperlink w:history="1" r:id="rIdurqo2-olq2nxguzqeyzr5">
+            <w:hyperlink w:history="1" r:id="rId9pxbnqnsdunuq5snhk0ny">
               <w:r>
                 <w:rPr>
                   <w:rFonts w:ascii="Arial" w:cs="Arial" w:eastAsia="Arial" w:hAnsi="Arial"/>
@@ -7390,7 +7620,7 @@
             <w:pPr>
               <w:spacing w:after="20" w:before="0"/>
             </w:pPr>
-            <w:hyperlink w:history="1" r:id="rIdom3swrh8jghjki-_l79od">
+            <w:hyperlink w:history="1" r:id="rId1osvgtvamnr4ppvj_ufbt">
               <w:r>
                 <w:rPr>
                   <w:rFonts w:ascii="Arial" w:cs="Arial" w:eastAsia="Arial" w:hAnsi="Arial"/>
@@ -7423,7 +7653,7 @@
               <w:spacing w:after="10" w:before="0"/>
               <w:ind w:left="120"/>
             </w:pPr>
-            <w:hyperlink w:history="1" r:id="rIdfu6nyhgolqfvhtuixsbgg">
+            <w:hyperlink w:history="1" r:id="rIdp7xdaeveqbgxcsfrhmsdi">
               <w:r>
                 <w:rPr>
                   <w:rFonts w:ascii="Arial" w:cs="Arial" w:eastAsia="Arial" w:hAnsi="Arial"/>
@@ -7468,7 +7698,7 @@
             <w:pPr>
               <w:spacing w:after="20" w:before="0"/>
             </w:pPr>
-            <w:hyperlink w:history="1" r:id="rId5aipm6bir9jr5j5cmai06">
+            <w:hyperlink w:history="1" r:id="rIdxajllxuilx9w8hrlqjekg">
               <w:r>
                 <w:rPr>
                   <w:rFonts w:ascii="Arial" w:cs="Arial" w:eastAsia="Arial" w:hAnsi="Arial"/>
@@ -7501,7 +7731,7 @@
               <w:spacing w:after="10" w:before="0"/>
               <w:ind w:left="120"/>
             </w:pPr>
-            <w:hyperlink w:history="1" r:id="rIdoc2zbsltmye9ga01vc35i">
+            <w:hyperlink w:history="1" r:id="rId68cwmajqiqgnpmgcps5uj">
               <w:r>
                 <w:rPr>
                   <w:rFonts w:ascii="Arial" w:cs="Arial" w:eastAsia="Arial" w:hAnsi="Arial"/>
@@ -7696,7 +7926,7 @@
             <w:pPr>
               <w:spacing w:after="20" w:before="0"/>
             </w:pPr>
-            <w:hyperlink w:history="1" r:id="rIdxgqu47ell_68r4gn4r_ye">
+            <w:hyperlink w:history="1" r:id="rIdkaskevfbs4-lvsyfbnbj7">
               <w:r>
                 <w:rPr>
                   <w:rFonts w:ascii="Arial" w:cs="Arial" w:eastAsia="Arial" w:hAnsi="Arial"/>
@@ -7729,7 +7959,7 @@
               <w:spacing w:after="10" w:before="0"/>
               <w:ind w:left="120"/>
             </w:pPr>
-            <w:hyperlink w:history="1" r:id="rIdypk-hilghlztcw2wvddf5">
+            <w:hyperlink w:history="1" r:id="rIdmnh5iwh8uc_vstzpjxrum">
               <w:r>
                 <w:rPr>
                   <w:rFonts w:ascii="Arial" w:cs="Arial" w:eastAsia="Arial" w:hAnsi="Arial"/>
@@ -7774,7 +8004,7 @@
             <w:pPr>
               <w:spacing w:after="20" w:before="0"/>
             </w:pPr>
-            <w:hyperlink w:history="1" r:id="rId8r1sg3kmuszf6nyrzxkm9">
+            <w:hyperlink w:history="1" r:id="rIdy0kezjglvl7nr_zrnq817">
               <w:r>
                 <w:rPr>
                   <w:rFonts w:ascii="Arial" w:cs="Arial" w:eastAsia="Arial" w:hAnsi="Arial"/>
@@ -7807,7 +8037,7 @@
               <w:spacing w:after="10" w:before="0"/>
               <w:ind w:left="120"/>
             </w:pPr>
-            <w:hyperlink w:history="1" r:id="rIdyurrdcpjtk87lwj-zm3yg">
+            <w:hyperlink w:history="1" r:id="rIdkswazc0lh47h9bdoxweoj">
               <w:r>
                 <w:rPr>
                   <w:rFonts w:ascii="Arial" w:cs="Arial" w:eastAsia="Arial" w:hAnsi="Arial"/>
@@ -8303,6 +8533,65 @@
         </w:tc>
       </w:tr>
     </w:tbl>
+    <w:p>
+      <w:pPr>
+        <w:pBdr>
+          <w:top w:val="single" w:color="BBBBBB" w:sz="4" w:space="4"/>
+        </w:pBdr>
+        <w:spacing w:after="0" w:before="160"/>
+      </w:pPr>
+      <w:r>
+        <w:rPr>
+          <w:rFonts w:ascii="Arial" w:cs="Arial" w:eastAsia="Arial" w:hAnsi="Arial"/>
+          <w:color w:val="666666"/>
+          <w:sz w:val="14"/>
+          <w:szCs w:val="14"/>
+        </w:rPr>
+        <w:t xml:space="preserve">© 2026 SeaVuria and ARES. Aligned with KICD objectives. Developed by SeaVuria; technical implementation by ARES (with AI assistance from Claude). Licensed under </w:t>
+      </w:r>
+      <w:hyperlink w:history="1" r:id="rIddnhwjq5cakr0ssbmc3fer">
+        <w:r>
+          <w:rPr>
+            <w:rFonts w:ascii="Arial" w:cs="Arial" w:eastAsia="Arial" w:hAnsi="Arial"/>
+            <w:color w:val="1F6B75"/>
+            <w:sz w:val="14"/>
+            <w:szCs w:val="14"/>
+            <w:u w:val="single" w:color="1F6B75"/>
+          </w:rPr>
+          <w:t xml:space="preserve">CC BY-NC 4.0</w:t>
+        </w:r>
+      </w:hyperlink>
+      <w:r>
+        <w:rPr>
+          <w:rFonts w:ascii="Arial" w:cs="Arial" w:eastAsia="Arial" w:hAnsi="Arial"/>
+          <w:color w:val="666666"/>
+          <w:sz w:val="14"/>
+          <w:szCs w:val="14"/>
+        </w:rPr>
+        <w:t xml:space="preserve"> (</w:t>
+      </w:r>
+      <w:hyperlink w:history="1" r:id="rIdsupj7vcvwlx-aws9rx7if">
+        <w:r>
+          <w:rPr>
+            <w:rFonts w:ascii="Arial" w:cs="Arial" w:eastAsia="Arial" w:hAnsi="Arial"/>
+            <w:color w:val="1F6B75"/>
+            <w:sz w:val="14"/>
+            <w:szCs w:val="14"/>
+            <w:u w:val="single" w:color="1F6B75"/>
+          </w:rPr>
+          <w:t xml:space="preserve">https://creativecommons.org/licenses/by-nc/4.0/</w:t>
+        </w:r>
+      </w:hyperlink>
+      <w:r>
+        <w:rPr>
+          <w:rFonts w:ascii="Arial" w:cs="Arial" w:eastAsia="Arial" w:hAnsi="Arial"/>
+          <w:color w:val="666666"/>
+          <w:sz w:val="14"/>
+          <w:szCs w:val="14"/>
+        </w:rPr>
+        <w:t xml:space="preserve">).</w:t>
+      </w:r>
+    </w:p>
     <w:p>
       <w:r>
         <w:br w:type="page"/>
@@ -9294,7 +9583,7 @@
             <w:pPr>
               <w:spacing w:after="20" w:before="0"/>
             </w:pPr>
-            <w:hyperlink w:history="1" r:id="rIdms_tw5ef9pz3t-n0s77sb">
+            <w:hyperlink w:history="1" r:id="rId-vjmsjibu9lyh81gfyrzf">
               <w:r>
                 <w:rPr>
                   <w:rFonts w:ascii="Arial" w:cs="Arial" w:eastAsia="Arial" w:hAnsi="Arial"/>
@@ -9327,7 +9616,7 @@
               <w:spacing w:after="10" w:before="0"/>
               <w:ind w:left="120"/>
             </w:pPr>
-            <w:hyperlink w:history="1" r:id="rIdo6ynlojgc8_66aqvh-eba">
+            <w:hyperlink w:history="1" r:id="rIdx5ej-xkur8u10yfktcqjd">
               <w:r>
                 <w:rPr>
                   <w:rFonts w:ascii="Arial" w:cs="Arial" w:eastAsia="Arial" w:hAnsi="Arial"/>
@@ -9372,7 +9661,7 @@
             <w:pPr>
               <w:spacing w:after="20" w:before="0"/>
             </w:pPr>
-            <w:hyperlink w:history="1" r:id="rIdihj6_k8ehaz_idqyyljn-">
+            <w:hyperlink w:history="1" r:id="rIdmuz-hy4pd4ycuen-bewfp">
               <w:r>
                 <w:rPr>
                   <w:rFonts w:ascii="Arial" w:cs="Arial" w:eastAsia="Arial" w:hAnsi="Arial"/>
@@ -9405,7 +9694,7 @@
               <w:spacing w:after="10" w:before="0"/>
               <w:ind w:left="120"/>
             </w:pPr>
-            <w:hyperlink w:history="1" r:id="rIdl2yep_dmqxdamctlu2mb8">
+            <w:hyperlink w:history="1" r:id="rIdzmqchg_cunp0k64qpwo-d">
               <w:r>
                 <w:rPr>
                   <w:rFonts w:ascii="Arial" w:cs="Arial" w:eastAsia="Arial" w:hAnsi="Arial"/>
@@ -9600,7 +9889,7 @@
             <w:pPr>
               <w:spacing w:after="20" w:before="0"/>
             </w:pPr>
-            <w:hyperlink w:history="1" r:id="rIdjuztuk63groxc0emrekyd">
+            <w:hyperlink w:history="1" r:id="rIdvdkh9vhqjzmt16eplt2-o">
               <w:r>
                 <w:rPr>
                   <w:rFonts w:ascii="Arial" w:cs="Arial" w:eastAsia="Arial" w:hAnsi="Arial"/>
@@ -9633,7 +9922,7 @@
               <w:spacing w:after="10" w:before="0"/>
               <w:ind w:left="120"/>
             </w:pPr>
-            <w:hyperlink w:history="1" r:id="rId5t-9pgbcto4toz7yqnnrw">
+            <w:hyperlink w:history="1" r:id="rIdj0wugcbftnih9luoi3me3">
               <w:r>
                 <w:rPr>
                   <w:rFonts w:ascii="Arial" w:cs="Arial" w:eastAsia="Arial" w:hAnsi="Arial"/>
@@ -9678,7 +9967,7 @@
             <w:pPr>
               <w:spacing w:after="20" w:before="0"/>
             </w:pPr>
-            <w:hyperlink w:history="1" r:id="rIdssbtktgxh2gw560arbskf">
+            <w:hyperlink w:history="1" r:id="rIdx8lxzejmnjomlyytydctj">
               <w:r>
                 <w:rPr>
                   <w:rFonts w:ascii="Arial" w:cs="Arial" w:eastAsia="Arial" w:hAnsi="Arial"/>
@@ -9711,7 +10000,7 @@
               <w:spacing w:after="10" w:before="0"/>
               <w:ind w:left="120"/>
             </w:pPr>
-            <w:hyperlink w:history="1" r:id="rIdr-myzssg2utf3zzzplxl9">
+            <w:hyperlink w:history="1" r:id="rIdfknga33vvbdli8rxzp4ah">
               <w:r>
                 <w:rPr>
                   <w:rFonts w:ascii="Arial" w:cs="Arial" w:eastAsia="Arial" w:hAnsi="Arial"/>
@@ -9906,7 +10195,7 @@
             <w:pPr>
               <w:spacing w:after="20" w:before="0"/>
             </w:pPr>
-            <w:hyperlink w:history="1" r:id="rIdoleefjlasqtcfpwg9noj-">
+            <w:hyperlink w:history="1" r:id="rIdes8ftosyh9k9zezz9wsfe">
               <w:r>
                 <w:rPr>
                   <w:rFonts w:ascii="Arial" w:cs="Arial" w:eastAsia="Arial" w:hAnsi="Arial"/>
@@ -9939,7 +10228,7 @@
               <w:spacing w:after="10" w:before="0"/>
               <w:ind w:left="120"/>
             </w:pPr>
-            <w:hyperlink w:history="1" r:id="rIdii0-wt1qsbjsx45v-gzfx">
+            <w:hyperlink w:history="1" r:id="rIdkpraironxslvonr7apeqf">
               <w:r>
                 <w:rPr>
                   <w:rFonts w:ascii="Arial" w:cs="Arial" w:eastAsia="Arial" w:hAnsi="Arial"/>
@@ -9984,7 +10273,7 @@
             <w:pPr>
               <w:spacing w:after="20" w:before="0"/>
             </w:pPr>
-            <w:hyperlink w:history="1" r:id="rIda7gknfd6qusx64rtrwmwc">
+            <w:hyperlink w:history="1" r:id="rIducd7coh1jpmun3krmaxlv">
               <w:r>
                 <w:rPr>
                   <w:rFonts w:ascii="Arial" w:cs="Arial" w:eastAsia="Arial" w:hAnsi="Arial"/>
@@ -10017,7 +10306,7 @@
               <w:spacing w:after="10" w:before="0"/>
               <w:ind w:left="120"/>
             </w:pPr>
-            <w:hyperlink w:history="1" r:id="rIdzajgunw_o4k-btbzcrh0h">
+            <w:hyperlink w:history="1" r:id="rIdndbo0diocaar1yb6erlnn">
               <w:r>
                 <w:rPr>
                   <w:rFonts w:ascii="Arial" w:cs="Arial" w:eastAsia="Arial" w:hAnsi="Arial"/>
@@ -10212,7 +10501,7 @@
             <w:pPr>
               <w:spacing w:after="20" w:before="0"/>
             </w:pPr>
-            <w:hyperlink w:history="1" r:id="rIdwpmtx1gredvz1rcvju1bq">
+            <w:hyperlink w:history="1" r:id="rIdn1xlublha4zsykh8qpnfv">
               <w:r>
                 <w:rPr>
                   <w:rFonts w:ascii="Arial" w:cs="Arial" w:eastAsia="Arial" w:hAnsi="Arial"/>
@@ -10245,7 +10534,7 @@
               <w:spacing w:after="10" w:before="0"/>
               <w:ind w:left="120"/>
             </w:pPr>
-            <w:hyperlink w:history="1" r:id="rId3u0lxfl4731f7r2mxws1f">
+            <w:hyperlink w:history="1" r:id="rId5tmcg5zjy6ekjiy80y8l6">
               <w:r>
                 <w:rPr>
                   <w:rFonts w:ascii="Arial" w:cs="Arial" w:eastAsia="Arial" w:hAnsi="Arial"/>
@@ -10290,7 +10579,7 @@
             <w:pPr>
               <w:spacing w:after="20" w:before="0"/>
             </w:pPr>
-            <w:hyperlink w:history="1" r:id="rIdcn2psmkajjusq7c3nw6yu">
+            <w:hyperlink w:history="1" r:id="rId4xgkizphq3xqz33iy3ryv">
               <w:r>
                 <w:rPr>
                   <w:rFonts w:ascii="Arial" w:cs="Arial" w:eastAsia="Arial" w:hAnsi="Arial"/>
@@ -10323,7 +10612,7 @@
               <w:spacing w:after="10" w:before="0"/>
               <w:ind w:left="120"/>
             </w:pPr>
-            <w:hyperlink w:history="1" r:id="rIdih-huxe8ycsktabw_moz2">
+            <w:hyperlink w:history="1" r:id="rIdvvemepgpphxipdutqwesm">
               <w:r>
                 <w:rPr>
                   <w:rFonts w:ascii="Arial" w:cs="Arial" w:eastAsia="Arial" w:hAnsi="Arial"/>
@@ -10518,7 +10807,7 @@
             <w:pPr>
               <w:spacing w:after="20" w:before="0"/>
             </w:pPr>
-            <w:hyperlink w:history="1" r:id="rIdegjmq6bwcys2hyptpkxqf">
+            <w:hyperlink w:history="1" r:id="rIdiaxobdwiwe5vipd8u5a9o">
               <w:r>
                 <w:rPr>
                   <w:rFonts w:ascii="Arial" w:cs="Arial" w:eastAsia="Arial" w:hAnsi="Arial"/>
@@ -10551,7 +10840,7 @@
               <w:spacing w:after="10" w:before="0"/>
               <w:ind w:left="120"/>
             </w:pPr>
-            <w:hyperlink w:history="1" r:id="rIdlg6th-oxmqnjz7gx6-703">
+            <w:hyperlink w:history="1" r:id="rIdxj-23dymjobfyse0xffmh">
               <w:r>
                 <w:rPr>
                   <w:rFonts w:ascii="Arial" w:cs="Arial" w:eastAsia="Arial" w:hAnsi="Arial"/>
@@ -10596,7 +10885,7 @@
             <w:pPr>
               <w:spacing w:after="20" w:before="0"/>
             </w:pPr>
-            <w:hyperlink w:history="1" r:id="rIduyjkxcorpvnvnqoeduopa">
+            <w:hyperlink w:history="1" r:id="rIdbrn1lvzgw2bobqaqzfk0u">
               <w:r>
                 <w:rPr>
                   <w:rFonts w:ascii="Arial" w:cs="Arial" w:eastAsia="Arial" w:hAnsi="Arial"/>
@@ -10629,7 +10918,7 @@
               <w:spacing w:after="10" w:before="0"/>
               <w:ind w:left="120"/>
             </w:pPr>
-            <w:hyperlink w:history="1" r:id="rId939hi6vkjsmozozvgzqct">
+            <w:hyperlink w:history="1" r:id="rIdznkmd9wfm3aeqpe23yuy4">
               <w:r>
                 <w:rPr>
                   <w:rFonts w:ascii="Arial" w:cs="Arial" w:eastAsia="Arial" w:hAnsi="Arial"/>
@@ -11220,6 +11509,65 @@
         </w:tc>
       </w:tr>
     </w:tbl>
+    <w:p>
+      <w:pPr>
+        <w:pBdr>
+          <w:top w:val="single" w:color="BBBBBB" w:sz="4" w:space="4"/>
+        </w:pBdr>
+        <w:spacing w:after="0" w:before="160"/>
+      </w:pPr>
+      <w:r>
+        <w:rPr>
+          <w:rFonts w:ascii="Arial" w:cs="Arial" w:eastAsia="Arial" w:hAnsi="Arial"/>
+          <w:color w:val="666666"/>
+          <w:sz w:val="14"/>
+          <w:szCs w:val="14"/>
+        </w:rPr>
+        <w:t xml:space="preserve">© 2026 SeaVuria and ARES. Aligned with KICD objectives. Developed by SeaVuria; technical implementation by ARES (with AI assistance from Claude). Licensed under </w:t>
+      </w:r>
+      <w:hyperlink w:history="1" r:id="rIdr30t-lk7shfbyampfragh">
+        <w:r>
+          <w:rPr>
+            <w:rFonts w:ascii="Arial" w:cs="Arial" w:eastAsia="Arial" w:hAnsi="Arial"/>
+            <w:color w:val="1F6B75"/>
+            <w:sz w:val="14"/>
+            <w:szCs w:val="14"/>
+            <w:u w:val="single" w:color="1F6B75"/>
+          </w:rPr>
+          <w:t xml:space="preserve">CC BY-NC 4.0</w:t>
+        </w:r>
+      </w:hyperlink>
+      <w:r>
+        <w:rPr>
+          <w:rFonts w:ascii="Arial" w:cs="Arial" w:eastAsia="Arial" w:hAnsi="Arial"/>
+          <w:color w:val="666666"/>
+          <w:sz w:val="14"/>
+          <w:szCs w:val="14"/>
+        </w:rPr>
+        <w:t xml:space="preserve"> (</w:t>
+      </w:r>
+      <w:hyperlink w:history="1" r:id="rIdsuzvcl0dcjhtjgdpa5jkz">
+        <w:r>
+          <w:rPr>
+            <w:rFonts w:ascii="Arial" w:cs="Arial" w:eastAsia="Arial" w:hAnsi="Arial"/>
+            <w:color w:val="1F6B75"/>
+            <w:sz w:val="14"/>
+            <w:szCs w:val="14"/>
+            <w:u w:val="single" w:color="1F6B75"/>
+          </w:rPr>
+          <w:t xml:space="preserve">https://creativecommons.org/licenses/by-nc/4.0/</w:t>
+        </w:r>
+      </w:hyperlink>
+      <w:r>
+        <w:rPr>
+          <w:rFonts w:ascii="Arial" w:cs="Arial" w:eastAsia="Arial" w:hAnsi="Arial"/>
+          <w:color w:val="666666"/>
+          <w:sz w:val="14"/>
+          <w:szCs w:val="14"/>
+        </w:rPr>
+        <w:t xml:space="preserve">).</w:t>
+      </w:r>
+    </w:p>
     <w:p>
       <w:r>
         <w:br w:type="page"/>
@@ -12294,7 +12642,7 @@
             <w:pPr>
               <w:spacing w:after="20" w:before="0"/>
             </w:pPr>
-            <w:hyperlink w:history="1" r:id="rId-zr5q04p8qxtxiytgsyee">
+            <w:hyperlink w:history="1" r:id="rIdkye_vapr9oyu-8muz9luq">
               <w:r>
                 <w:rPr>
                   <w:rFonts w:ascii="Arial" w:cs="Arial" w:eastAsia="Arial" w:hAnsi="Arial"/>
@@ -12327,7 +12675,7 @@
               <w:spacing w:after="10" w:before="0"/>
               <w:ind w:left="120"/>
             </w:pPr>
-            <w:hyperlink w:history="1" r:id="rIdaim7rhey4r7qj1w57stjp">
+            <w:hyperlink w:history="1" r:id="rIdlqahx4v3p5cnvwvnfeqze">
               <w:r>
                 <w:rPr>
                   <w:rFonts w:ascii="Arial" w:cs="Arial" w:eastAsia="Arial" w:hAnsi="Arial"/>
@@ -12372,7 +12720,7 @@
             <w:pPr>
               <w:spacing w:after="20" w:before="0"/>
             </w:pPr>
-            <w:hyperlink w:history="1" r:id="rId-7ipftg7an0jhq6jrqdxh">
+            <w:hyperlink w:history="1" r:id="rId7uecuevpcmmizmkzxwbrh">
               <w:r>
                 <w:rPr>
                   <w:rFonts w:ascii="Arial" w:cs="Arial" w:eastAsia="Arial" w:hAnsi="Arial"/>
@@ -12405,7 +12753,7 @@
               <w:spacing w:after="10" w:before="0"/>
               <w:ind w:left="120"/>
             </w:pPr>
-            <w:hyperlink w:history="1" r:id="rIdiy_fobmuo6ojmt5y9c9hn">
+            <w:hyperlink w:history="1" r:id="rIdmtzj8n6xy7oppe_8ctf8x">
               <w:r>
                 <w:rPr>
                   <w:rFonts w:ascii="Arial" w:cs="Arial" w:eastAsia="Arial" w:hAnsi="Arial"/>
@@ -12600,7 +12948,7 @@
             <w:pPr>
               <w:spacing w:after="20" w:before="0"/>
             </w:pPr>
-            <w:hyperlink w:history="1" r:id="rIdaum11msz688ct4vunynq4">
+            <w:hyperlink w:history="1" r:id="rIdvaqvuwtd1m4orq29fghf6">
               <w:r>
                 <w:rPr>
                   <w:rFonts w:ascii="Arial" w:cs="Arial" w:eastAsia="Arial" w:hAnsi="Arial"/>
@@ -12633,7 +12981,7 @@
               <w:spacing w:after="10" w:before="0"/>
               <w:ind w:left="120"/>
             </w:pPr>
-            <w:hyperlink w:history="1" r:id="rIdvh8dkwn23yv30ji1mu88y">
+            <w:hyperlink w:history="1" r:id="rId3lt6cc7pzjamkkqvdadc8">
               <w:r>
                 <w:rPr>
                   <w:rFonts w:ascii="Arial" w:cs="Arial" w:eastAsia="Arial" w:hAnsi="Arial"/>
@@ -12678,7 +13026,7 @@
             <w:pPr>
               <w:spacing w:after="20" w:before="0"/>
             </w:pPr>
-            <w:hyperlink w:history="1" r:id="rId_iur53uxrfrwdyaqfxtlh">
+            <w:hyperlink w:history="1" r:id="rIdsjylwuy_ooe8rg-u2zhiu">
               <w:r>
                 <w:rPr>
                   <w:rFonts w:ascii="Arial" w:cs="Arial" w:eastAsia="Arial" w:hAnsi="Arial"/>
@@ -12711,7 +13059,7 @@
               <w:spacing w:after="10" w:before="0"/>
               <w:ind w:left="120"/>
             </w:pPr>
-            <w:hyperlink w:history="1" r:id="rIdvqqtxzu5ug19t3shu4j-n">
+            <w:hyperlink w:history="1" r:id="rIdhmd8f-y9sg2wdazo1wolg">
               <w:r>
                 <w:rPr>
                   <w:rFonts w:ascii="Arial" w:cs="Arial" w:eastAsia="Arial" w:hAnsi="Arial"/>
@@ -12906,7 +13254,7 @@
             <w:pPr>
               <w:spacing w:after="20" w:before="0"/>
             </w:pPr>
-            <w:hyperlink w:history="1" r:id="rId2jshshdpyj9we1ximmwot">
+            <w:hyperlink w:history="1" r:id="rIdzfez3yfbdzov66jxntgrk">
               <w:r>
                 <w:rPr>
                   <w:rFonts w:ascii="Arial" w:cs="Arial" w:eastAsia="Arial" w:hAnsi="Arial"/>
@@ -12939,7 +13287,7 @@
               <w:spacing w:after="10" w:before="0"/>
               <w:ind w:left="120"/>
             </w:pPr>
-            <w:hyperlink w:history="1" r:id="rIdtyfeor5pjpcxqdqma9oah">
+            <w:hyperlink w:history="1" r:id="rIdb6qweusmpag4vhb9ocdbg">
               <w:r>
                 <w:rPr>
                   <w:rFonts w:ascii="Arial" w:cs="Arial" w:eastAsia="Arial" w:hAnsi="Arial"/>
@@ -12984,7 +13332,7 @@
             <w:pPr>
               <w:spacing w:after="20" w:before="0"/>
             </w:pPr>
-            <w:hyperlink w:history="1" r:id="rIdxcbu50dfdel9t5u_jhote">
+            <w:hyperlink w:history="1" r:id="rIdfnjtl0zogwtmo2_lkvvte">
               <w:r>
                 <w:rPr>
                   <w:rFonts w:ascii="Arial" w:cs="Arial" w:eastAsia="Arial" w:hAnsi="Arial"/>
@@ -13017,7 +13365,7 @@
               <w:spacing w:after="10" w:before="0"/>
               <w:ind w:left="120"/>
             </w:pPr>
-            <w:hyperlink w:history="1" r:id="rIduu9pw659h-1mmnqotljca">
+            <w:hyperlink w:history="1" r:id="rIdpz_6x1kpdk3ke8gvta1lg">
               <w:r>
                 <w:rPr>
                   <w:rFonts w:ascii="Arial" w:cs="Arial" w:eastAsia="Arial" w:hAnsi="Arial"/>
@@ -13212,7 +13560,7 @@
             <w:pPr>
               <w:spacing w:after="20" w:before="0"/>
             </w:pPr>
-            <w:hyperlink w:history="1" r:id="rIdxpode1ihickxwveke4fcq">
+            <w:hyperlink w:history="1" r:id="rIdrh3tvctqgrswf-cmpa2oh">
               <w:r>
                 <w:rPr>
                   <w:rFonts w:ascii="Arial" w:cs="Arial" w:eastAsia="Arial" w:hAnsi="Arial"/>
@@ -13245,7 +13593,7 @@
               <w:spacing w:after="10" w:before="0"/>
               <w:ind w:left="120"/>
             </w:pPr>
-            <w:hyperlink w:history="1" r:id="rIde_h8xjygvusvtwm7lzqys">
+            <w:hyperlink w:history="1" r:id="rIdr3xcvk9oqg4pptkelpg2b">
               <w:r>
                 <w:rPr>
                   <w:rFonts w:ascii="Arial" w:cs="Arial" w:eastAsia="Arial" w:hAnsi="Arial"/>
@@ -13290,7 +13638,7 @@
             <w:pPr>
               <w:spacing w:after="20" w:before="0"/>
             </w:pPr>
-            <w:hyperlink w:history="1" r:id="rIdt9e0mhlmjm7rgxatwm7ji">
+            <w:hyperlink w:history="1" r:id="rId9n7ksju_z-yvf_tu0q1ut">
               <w:r>
                 <w:rPr>
                   <w:rFonts w:ascii="Arial" w:cs="Arial" w:eastAsia="Arial" w:hAnsi="Arial"/>
@@ -13323,7 +13671,7 @@
               <w:spacing w:after="10" w:before="0"/>
               <w:ind w:left="120"/>
             </w:pPr>
-            <w:hyperlink w:history="1" r:id="rIdzhvjdotw2wov-yb4eov7n">
+            <w:hyperlink w:history="1" r:id="rIdgcsuix6zpnfzn3qehsbgh">
               <w:r>
                 <w:rPr>
                   <w:rFonts w:ascii="Arial" w:cs="Arial" w:eastAsia="Arial" w:hAnsi="Arial"/>
@@ -13518,7 +13866,7 @@
             <w:pPr>
               <w:spacing w:after="20" w:before="0"/>
             </w:pPr>
-            <w:hyperlink w:history="1" r:id="rIdm1kkmmaakchs3qnafkdiz">
+            <w:hyperlink w:history="1" r:id="rIdrm8ywl-ay0vdqtvfeqzs5">
               <w:r>
                 <w:rPr>
                   <w:rFonts w:ascii="Arial" w:cs="Arial" w:eastAsia="Arial" w:hAnsi="Arial"/>
@@ -13551,7 +13899,7 @@
               <w:spacing w:after="10" w:before="0"/>
               <w:ind w:left="120"/>
             </w:pPr>
-            <w:hyperlink w:history="1" r:id="rId5zghpvvrgfulg45lxnyyv">
+            <w:hyperlink w:history="1" r:id="rIdsrhjmnjx2ucry-jrdogkk">
               <w:r>
                 <w:rPr>
                   <w:rFonts w:ascii="Arial" w:cs="Arial" w:eastAsia="Arial" w:hAnsi="Arial"/>
@@ -13596,7 +13944,7 @@
             <w:pPr>
               <w:spacing w:after="20" w:before="0"/>
             </w:pPr>
-            <w:hyperlink w:history="1" r:id="rIdvjahjdllo4faszgbca-qp">
+            <w:hyperlink w:history="1" r:id="rId2_b0lp_9losd3snl2j0oi">
               <w:r>
                 <w:rPr>
                   <w:rFonts w:ascii="Arial" w:cs="Arial" w:eastAsia="Arial" w:hAnsi="Arial"/>
@@ -13629,7 +13977,7 @@
               <w:spacing w:after="10" w:before="0"/>
               <w:ind w:left="120"/>
             </w:pPr>
-            <w:hyperlink w:history="1" r:id="rIdnns98lh-ypsh1ijhozjah">
+            <w:hyperlink w:history="1" r:id="rIdu8nbdjfmwq5acilfxu1on">
               <w:r>
                 <w:rPr>
                   <w:rFonts w:ascii="Arial" w:cs="Arial" w:eastAsia="Arial" w:hAnsi="Arial"/>
@@ -14125,6 +14473,65 @@
         </w:tc>
       </w:tr>
     </w:tbl>
+    <w:p>
+      <w:pPr>
+        <w:pBdr>
+          <w:top w:val="single" w:color="BBBBBB" w:sz="4" w:space="4"/>
+        </w:pBdr>
+        <w:spacing w:after="0" w:before="160"/>
+      </w:pPr>
+      <w:r>
+        <w:rPr>
+          <w:rFonts w:ascii="Arial" w:cs="Arial" w:eastAsia="Arial" w:hAnsi="Arial"/>
+          <w:color w:val="666666"/>
+          <w:sz w:val="14"/>
+          <w:szCs w:val="14"/>
+        </w:rPr>
+        <w:t xml:space="preserve">© 2026 SeaVuria and ARES. Aligned with KICD objectives. Developed by SeaVuria; technical implementation by ARES (with AI assistance from Claude). Licensed under </w:t>
+      </w:r>
+      <w:hyperlink w:history="1" r:id="rIdpvidojfl2reqme0ftpxgf">
+        <w:r>
+          <w:rPr>
+            <w:rFonts w:ascii="Arial" w:cs="Arial" w:eastAsia="Arial" w:hAnsi="Arial"/>
+            <w:color w:val="1F6B75"/>
+            <w:sz w:val="14"/>
+            <w:szCs w:val="14"/>
+            <w:u w:val="single" w:color="1F6B75"/>
+          </w:rPr>
+          <w:t xml:space="preserve">CC BY-NC 4.0</w:t>
+        </w:r>
+      </w:hyperlink>
+      <w:r>
+        <w:rPr>
+          <w:rFonts w:ascii="Arial" w:cs="Arial" w:eastAsia="Arial" w:hAnsi="Arial"/>
+          <w:color w:val="666666"/>
+          <w:sz w:val="14"/>
+          <w:szCs w:val="14"/>
+        </w:rPr>
+        <w:t xml:space="preserve"> (</w:t>
+      </w:r>
+      <w:hyperlink w:history="1" r:id="rIdicj45fqp2gbv_qing6su1">
+        <w:r>
+          <w:rPr>
+            <w:rFonts w:ascii="Arial" w:cs="Arial" w:eastAsia="Arial" w:hAnsi="Arial"/>
+            <w:color w:val="1F6B75"/>
+            <w:sz w:val="14"/>
+            <w:szCs w:val="14"/>
+            <w:u w:val="single" w:color="1F6B75"/>
+          </w:rPr>
+          <w:t xml:space="preserve">https://creativecommons.org/licenses/by-nc/4.0/</w:t>
+        </w:r>
+      </w:hyperlink>
+      <w:r>
+        <w:rPr>
+          <w:rFonts w:ascii="Arial" w:cs="Arial" w:eastAsia="Arial" w:hAnsi="Arial"/>
+          <w:color w:val="666666"/>
+          <w:sz w:val="14"/>
+          <w:szCs w:val="14"/>
+        </w:rPr>
+        <w:t xml:space="preserve">).</w:t>
+      </w:r>
+    </w:p>
     <w:p>
       <w:r>
         <w:br w:type="page"/>
@@ -15116,7 +15523,7 @@
             <w:pPr>
               <w:spacing w:after="20" w:before="0"/>
             </w:pPr>
-            <w:hyperlink w:history="1" r:id="rIdfx-wam7rnqfp1ekcb9i9e">
+            <w:hyperlink w:history="1" r:id="rIdbiduxvkrbcklb52agnsnn">
               <w:r>
                 <w:rPr>
                   <w:rFonts w:ascii="Arial" w:cs="Arial" w:eastAsia="Arial" w:hAnsi="Arial"/>
@@ -15149,7 +15556,7 @@
               <w:spacing w:after="10" w:before="0"/>
               <w:ind w:left="120"/>
             </w:pPr>
-            <w:hyperlink w:history="1" r:id="rIdxqb2db34trpok5rgfjoct">
+            <w:hyperlink w:history="1" r:id="rId0lztucwbt6momagvatoeu">
               <w:r>
                 <w:rPr>
                   <w:rFonts w:ascii="Arial" w:cs="Arial" w:eastAsia="Arial" w:hAnsi="Arial"/>
@@ -15194,7 +15601,7 @@
             <w:pPr>
               <w:spacing w:after="20" w:before="0"/>
             </w:pPr>
-            <w:hyperlink w:history="1" r:id="rIdmdaxbkewahslcpwnybktj">
+            <w:hyperlink w:history="1" r:id="rIda7ws7yu7jwokyukciajar">
               <w:r>
                 <w:rPr>
                   <w:rFonts w:ascii="Arial" w:cs="Arial" w:eastAsia="Arial" w:hAnsi="Arial"/>
@@ -15227,7 +15634,7 @@
               <w:spacing w:after="10" w:before="0"/>
               <w:ind w:left="120"/>
             </w:pPr>
-            <w:hyperlink w:history="1" r:id="rIdnxhyaqnccz4-yq34vqa0t">
+            <w:hyperlink w:history="1" r:id="rIdpve7a-q32cshcbvc5ttme">
               <w:r>
                 <w:rPr>
                   <w:rFonts w:ascii="Arial" w:cs="Arial" w:eastAsia="Arial" w:hAnsi="Arial"/>
@@ -15422,7 +15829,7 @@
             <w:pPr>
               <w:spacing w:after="20" w:before="0"/>
             </w:pPr>
-            <w:hyperlink w:history="1" r:id="rIdl38shd21ctcrn9mn3er3b">
+            <w:hyperlink w:history="1" r:id="rId4ounbqncqbptit2njf6wj">
               <w:r>
                 <w:rPr>
                   <w:rFonts w:ascii="Arial" w:cs="Arial" w:eastAsia="Arial" w:hAnsi="Arial"/>
@@ -15455,7 +15862,7 @@
               <w:spacing w:after="10" w:before="0"/>
               <w:ind w:left="120"/>
             </w:pPr>
-            <w:hyperlink w:history="1" r:id="rIdfcsn6ctqk9ez2ryrjj4_a">
+            <w:hyperlink w:history="1" r:id="rIdwfntlojqhobd0a8fk4z9v">
               <w:r>
                 <w:rPr>
                   <w:rFonts w:ascii="Arial" w:cs="Arial" w:eastAsia="Arial" w:hAnsi="Arial"/>
@@ -15500,7 +15907,7 @@
             <w:pPr>
               <w:spacing w:after="20" w:before="0"/>
             </w:pPr>
-            <w:hyperlink w:history="1" r:id="rIdaxzyxbgawconbzcg8ehrd">
+            <w:hyperlink w:history="1" r:id="rId5j7fwlmvuvupdadx_ruc9">
               <w:r>
                 <w:rPr>
                   <w:rFonts w:ascii="Arial" w:cs="Arial" w:eastAsia="Arial" w:hAnsi="Arial"/>
@@ -15533,7 +15940,7 @@
               <w:spacing w:after="10" w:before="0"/>
               <w:ind w:left="120"/>
             </w:pPr>
-            <w:hyperlink w:history="1" r:id="rId1qv9fhdehowfs9fltynkf">
+            <w:hyperlink w:history="1" r:id="rIdheg1habccimtduyd2jx0n">
               <w:r>
                 <w:rPr>
                   <w:rFonts w:ascii="Arial" w:cs="Arial" w:eastAsia="Arial" w:hAnsi="Arial"/>
@@ -15728,7 +16135,7 @@
             <w:pPr>
               <w:spacing w:after="20" w:before="0"/>
             </w:pPr>
-            <w:hyperlink w:history="1" r:id="rIdpzyemh0vvdfg9wbcze9bp">
+            <w:hyperlink w:history="1" r:id="rIdze8a6jhmwx5kkwq-kfpe3">
               <w:r>
                 <w:rPr>
                   <w:rFonts w:ascii="Arial" w:cs="Arial" w:eastAsia="Arial" w:hAnsi="Arial"/>
@@ -15761,7 +16168,7 @@
               <w:spacing w:after="10" w:before="0"/>
               <w:ind w:left="120"/>
             </w:pPr>
-            <w:hyperlink w:history="1" r:id="rIdygz2ec8tg-w5fistlgfyo">
+            <w:hyperlink w:history="1" r:id="rIdiif5ea2qyfddz6-aot2sk">
               <w:r>
                 <w:rPr>
                   <w:rFonts w:ascii="Arial" w:cs="Arial" w:eastAsia="Arial" w:hAnsi="Arial"/>
@@ -15806,7 +16213,7 @@
             <w:pPr>
               <w:spacing w:after="20" w:before="0"/>
             </w:pPr>
-            <w:hyperlink w:history="1" r:id="rIddm1vrphit5erw4rv3zy6p">
+            <w:hyperlink w:history="1" r:id="rIdvloxxj8431uj_wpnhjoiy">
               <w:r>
                 <w:rPr>
                   <w:rFonts w:ascii="Arial" w:cs="Arial" w:eastAsia="Arial" w:hAnsi="Arial"/>
@@ -15839,7 +16246,7 @@
               <w:spacing w:after="10" w:before="0"/>
               <w:ind w:left="120"/>
             </w:pPr>
-            <w:hyperlink w:history="1" r:id="rIduesawnmdwt-cvadoivhmz">
+            <w:hyperlink w:history="1" r:id="rId-kuvbqf8ycakhpfuvl3tl">
               <w:r>
                 <w:rPr>
                   <w:rFonts w:ascii="Arial" w:cs="Arial" w:eastAsia="Arial" w:hAnsi="Arial"/>
@@ -16034,7 +16441,7 @@
             <w:pPr>
               <w:spacing w:after="20" w:before="0"/>
             </w:pPr>
-            <w:hyperlink w:history="1" r:id="rIdur1sp3o7vnn__nknfxwqr">
+            <w:hyperlink w:history="1" r:id="rIdtsmzi6m126njajfrij822">
               <w:r>
                 <w:rPr>
                   <w:rFonts w:ascii="Arial" w:cs="Arial" w:eastAsia="Arial" w:hAnsi="Arial"/>
@@ -16067,7 +16474,7 @@
               <w:spacing w:after="10" w:before="0"/>
               <w:ind w:left="120"/>
             </w:pPr>
-            <w:hyperlink w:history="1" r:id="rIdjxlmvq6cmkmn_bwuof2yq">
+            <w:hyperlink w:history="1" r:id="rIddiusdvp3-k69kiv3qoud5">
               <w:r>
                 <w:rPr>
                   <w:rFonts w:ascii="Arial" w:cs="Arial" w:eastAsia="Arial" w:hAnsi="Arial"/>
@@ -16112,7 +16519,7 @@
             <w:pPr>
               <w:spacing w:after="20" w:before="0"/>
             </w:pPr>
-            <w:hyperlink w:history="1" r:id="rId5d_yewpqy75n7gyskpnni">
+            <w:hyperlink w:history="1" r:id="rIdgu4fgnkulndib3hyh6xfd">
               <w:r>
                 <w:rPr>
                   <w:rFonts w:ascii="Arial" w:cs="Arial" w:eastAsia="Arial" w:hAnsi="Arial"/>
@@ -16145,7 +16552,7 @@
               <w:spacing w:after="10" w:before="0"/>
               <w:ind w:left="120"/>
             </w:pPr>
-            <w:hyperlink w:history="1" r:id="rIdkds9sw5s0jeb9bbhyd3lu">
+            <w:hyperlink w:history="1" r:id="rIdcrtdrkdlqojbainushvip">
               <w:r>
                 <w:rPr>
                   <w:rFonts w:ascii="Arial" w:cs="Arial" w:eastAsia="Arial" w:hAnsi="Arial"/>
@@ -16340,7 +16747,7 @@
             <w:pPr>
               <w:spacing w:after="20" w:before="0"/>
             </w:pPr>
-            <w:hyperlink w:history="1" r:id="rIdulm3jbee3a-nocs9xsxez">
+            <w:hyperlink w:history="1" r:id="rIdcy3yb7iutfrdua1gujq8w">
               <w:r>
                 <w:rPr>
                   <w:rFonts w:ascii="Arial" w:cs="Arial" w:eastAsia="Arial" w:hAnsi="Arial"/>
@@ -16373,7 +16780,7 @@
               <w:spacing w:after="10" w:before="0"/>
               <w:ind w:left="120"/>
             </w:pPr>
-            <w:hyperlink w:history="1" r:id="rIdfhwsezfoiyg1x5vkksiup">
+            <w:hyperlink w:history="1" r:id="rIdy5iqdilc8lverrg6op8ox">
               <w:r>
                 <w:rPr>
                   <w:rFonts w:ascii="Arial" w:cs="Arial" w:eastAsia="Arial" w:hAnsi="Arial"/>
@@ -16418,7 +16825,7 @@
             <w:pPr>
               <w:spacing w:after="20" w:before="0"/>
             </w:pPr>
-            <w:hyperlink w:history="1" r:id="rIdgpwjvsqdzctdo2wohvv-n">
+            <w:hyperlink w:history="1" r:id="rIdxr0jksipssbnmauynqojn">
               <w:r>
                 <w:rPr>
                   <w:rFonts w:ascii="Arial" w:cs="Arial" w:eastAsia="Arial" w:hAnsi="Arial"/>
@@ -16451,7 +16858,7 @@
               <w:spacing w:after="10" w:before="0"/>
               <w:ind w:left="120"/>
             </w:pPr>
-            <w:hyperlink w:history="1" r:id="rIdwf58h9vsiid6n6v17rx5y">
+            <w:hyperlink w:history="1" r:id="rId4s1p3k5m6dkjadvjixyey">
               <w:r>
                 <w:rPr>
                   <w:rFonts w:ascii="Arial" w:cs="Arial" w:eastAsia="Arial" w:hAnsi="Arial"/>
@@ -16947,6 +17354,65 @@
         </w:tc>
       </w:tr>
     </w:tbl>
+    <w:p>
+      <w:pPr>
+        <w:pBdr>
+          <w:top w:val="single" w:color="BBBBBB" w:sz="4" w:space="4"/>
+        </w:pBdr>
+        <w:spacing w:after="0" w:before="160"/>
+      </w:pPr>
+      <w:r>
+        <w:rPr>
+          <w:rFonts w:ascii="Arial" w:cs="Arial" w:eastAsia="Arial" w:hAnsi="Arial"/>
+          <w:color w:val="666666"/>
+          <w:sz w:val="14"/>
+          <w:szCs w:val="14"/>
+        </w:rPr>
+        <w:t xml:space="preserve">© 2026 SeaVuria and ARES. Aligned with KICD objectives. Developed by SeaVuria; technical implementation by ARES (with AI assistance from Claude). Licensed under </w:t>
+      </w:r>
+      <w:hyperlink w:history="1" r:id="rIdhun_awmqkfp2e-qeftmqu">
+        <w:r>
+          <w:rPr>
+            <w:rFonts w:ascii="Arial" w:cs="Arial" w:eastAsia="Arial" w:hAnsi="Arial"/>
+            <w:color w:val="1F6B75"/>
+            <w:sz w:val="14"/>
+            <w:szCs w:val="14"/>
+            <w:u w:val="single" w:color="1F6B75"/>
+          </w:rPr>
+          <w:t xml:space="preserve">CC BY-NC 4.0</w:t>
+        </w:r>
+      </w:hyperlink>
+      <w:r>
+        <w:rPr>
+          <w:rFonts w:ascii="Arial" w:cs="Arial" w:eastAsia="Arial" w:hAnsi="Arial"/>
+          <w:color w:val="666666"/>
+          <w:sz w:val="14"/>
+          <w:szCs w:val="14"/>
+        </w:rPr>
+        <w:t xml:space="preserve"> (</w:t>
+      </w:r>
+      <w:hyperlink w:history="1" r:id="rIdduivr6_g5tlvukcic7cji">
+        <w:r>
+          <w:rPr>
+            <w:rFonts w:ascii="Arial" w:cs="Arial" w:eastAsia="Arial" w:hAnsi="Arial"/>
+            <w:color w:val="1F6B75"/>
+            <w:sz w:val="14"/>
+            <w:szCs w:val="14"/>
+            <w:u w:val="single" w:color="1F6B75"/>
+          </w:rPr>
+          <w:t xml:space="preserve">https://creativecommons.org/licenses/by-nc/4.0/</w:t>
+        </w:r>
+      </w:hyperlink>
+      <w:r>
+        <w:rPr>
+          <w:rFonts w:ascii="Arial" w:cs="Arial" w:eastAsia="Arial" w:hAnsi="Arial"/>
+          <w:color w:val="666666"/>
+          <w:sz w:val="14"/>
+          <w:szCs w:val="14"/>
+        </w:rPr>
+        <w:t xml:space="preserve">).</w:t>
+      </w:r>
+    </w:p>
     <w:p>
       <w:r>
         <w:br w:type="page"/>
@@ -18117,7 +18583,7 @@
             <w:pPr>
               <w:spacing w:after="20" w:before="0"/>
             </w:pPr>
-            <w:hyperlink w:history="1" r:id="rIdmjeoe1-vacitln41t8cuw">
+            <w:hyperlink w:history="1" r:id="rId9ze1zgihmeb3lrp247snv">
               <w:r>
                 <w:rPr>
                   <w:rFonts w:ascii="Arial" w:cs="Arial" w:eastAsia="Arial" w:hAnsi="Arial"/>
@@ -18150,7 +18616,7 @@
               <w:spacing w:after="10" w:before="0"/>
               <w:ind w:left="120"/>
             </w:pPr>
-            <w:hyperlink w:history="1" r:id="rIdphz55tzgmhuzdeoiuhttf">
+            <w:hyperlink w:history="1" r:id="rIdpt230oygxo8vps8lvs9qm">
               <w:r>
                 <w:rPr>
                   <w:rFonts w:ascii="Arial" w:cs="Arial" w:eastAsia="Arial" w:hAnsi="Arial"/>
@@ -18195,7 +18661,7 @@
             <w:pPr>
               <w:spacing w:after="20" w:before="0"/>
             </w:pPr>
-            <w:hyperlink w:history="1" r:id="rIdzownmoe11vdxevxwmaawl">
+            <w:hyperlink w:history="1" r:id="rIdnrrbfb0ly1pgq3i-x5dfr">
               <w:r>
                 <w:rPr>
                   <w:rFonts w:ascii="Arial" w:cs="Arial" w:eastAsia="Arial" w:hAnsi="Arial"/>
@@ -18228,7 +18694,7 @@
               <w:spacing w:after="10" w:before="0"/>
               <w:ind w:left="120"/>
             </w:pPr>
-            <w:hyperlink w:history="1" r:id="rId6uilplulmrf6c8nxt5mhy">
+            <w:hyperlink w:history="1" r:id="rIdve3mkqmhvq_djfli8eo5b">
               <w:r>
                 <w:rPr>
                   <w:rFonts w:ascii="Arial" w:cs="Arial" w:eastAsia="Arial" w:hAnsi="Arial"/>
@@ -18423,7 +18889,7 @@
             <w:pPr>
               <w:spacing w:after="20" w:before="0"/>
             </w:pPr>
-            <w:hyperlink w:history="1" r:id="rIdh0uvr-kqfaf2gsvedstyz">
+            <w:hyperlink w:history="1" r:id="rId_9rivhgs9rqrnpqvuyr9f">
               <w:r>
                 <w:rPr>
                   <w:rFonts w:ascii="Arial" w:cs="Arial" w:eastAsia="Arial" w:hAnsi="Arial"/>
@@ -18456,7 +18922,7 @@
               <w:spacing w:after="10" w:before="0"/>
               <w:ind w:left="120"/>
             </w:pPr>
-            <w:hyperlink w:history="1" r:id="rIdfqv29lujg2skhnqurn0iq">
+            <w:hyperlink w:history="1" r:id="rId5u_992admmf9pebex5fod">
               <w:r>
                 <w:rPr>
                   <w:rFonts w:ascii="Arial" w:cs="Arial" w:eastAsia="Arial" w:hAnsi="Arial"/>
@@ -18501,7 +18967,7 @@
             <w:pPr>
               <w:spacing w:after="20" w:before="0"/>
             </w:pPr>
-            <w:hyperlink w:history="1" r:id="rId0vso4qs6fehkzcfw4fyqu">
+            <w:hyperlink w:history="1" r:id="rIdebesatio6hqm_bsvfqchk">
               <w:r>
                 <w:rPr>
                   <w:rFonts w:ascii="Arial" w:cs="Arial" w:eastAsia="Arial" w:hAnsi="Arial"/>
@@ -18534,7 +19000,7 @@
               <w:spacing w:after="10" w:before="0"/>
               <w:ind w:left="120"/>
             </w:pPr>
-            <w:hyperlink w:history="1" r:id="rIdh6oggwdcuaw4pji4-iwkx">
+            <w:hyperlink w:history="1" r:id="rIdqawtri1iej0hjvqfap2ym">
               <w:r>
                 <w:rPr>
                   <w:rFonts w:ascii="Arial" w:cs="Arial" w:eastAsia="Arial" w:hAnsi="Arial"/>
@@ -18729,7 +19195,7 @@
             <w:pPr>
               <w:spacing w:after="20" w:before="0"/>
             </w:pPr>
-            <w:hyperlink w:history="1" r:id="rId4ev6igfrn6fqh72wlj8bd">
+            <w:hyperlink w:history="1" r:id="rIdax3qaz6jzqjwmuq1-t_bt">
               <w:r>
                 <w:rPr>
                   <w:rFonts w:ascii="Arial" w:cs="Arial" w:eastAsia="Arial" w:hAnsi="Arial"/>
@@ -18762,7 +19228,7 @@
               <w:spacing w:after="10" w:before="0"/>
               <w:ind w:left="120"/>
             </w:pPr>
-            <w:hyperlink w:history="1" r:id="rIdgtrlvztkrst0o7zbsx1oy">
+            <w:hyperlink w:history="1" r:id="rIdxuv3ix3-ecfy3-qzqn-e4">
               <w:r>
                 <w:rPr>
                   <w:rFonts w:ascii="Arial" w:cs="Arial" w:eastAsia="Arial" w:hAnsi="Arial"/>
@@ -18807,7 +19273,7 @@
             <w:pPr>
               <w:spacing w:after="20" w:before="0"/>
             </w:pPr>
-            <w:hyperlink w:history="1" r:id="rIddfft7d__pb8blkk54eg3b">
+            <w:hyperlink w:history="1" r:id="rIdgnqxcetfyscdzaazptwa7">
               <w:r>
                 <w:rPr>
                   <w:rFonts w:ascii="Arial" w:cs="Arial" w:eastAsia="Arial" w:hAnsi="Arial"/>
@@ -18840,7 +19306,7 @@
               <w:spacing w:after="10" w:before="0"/>
               <w:ind w:left="120"/>
             </w:pPr>
-            <w:hyperlink w:history="1" r:id="rIdkrwn26mvbsibqwl0yvirn">
+            <w:hyperlink w:history="1" r:id="rIdsgmcqgbcq2laux5g9ajac">
               <w:r>
                 <w:rPr>
                   <w:rFonts w:ascii="Arial" w:cs="Arial" w:eastAsia="Arial" w:hAnsi="Arial"/>
@@ -19035,7 +19501,7 @@
             <w:pPr>
               <w:spacing w:after="20" w:before="0"/>
             </w:pPr>
-            <w:hyperlink w:history="1" r:id="rId1n0ygi83zl63v8zpv38um">
+            <w:hyperlink w:history="1" r:id="rIdm2ysc8towestucibk5ver">
               <w:r>
                 <w:rPr>
                   <w:rFonts w:ascii="Arial" w:cs="Arial" w:eastAsia="Arial" w:hAnsi="Arial"/>
@@ -19068,7 +19534,7 @@
               <w:spacing w:after="10" w:before="0"/>
               <w:ind w:left="120"/>
             </w:pPr>
-            <w:hyperlink w:history="1" r:id="rIdg8kc5rkmdsdiga-slpnxa">
+            <w:hyperlink w:history="1" r:id="rIddayacg5zxrqlcy18jeufi">
               <w:r>
                 <w:rPr>
                   <w:rFonts w:ascii="Arial" w:cs="Arial" w:eastAsia="Arial" w:hAnsi="Arial"/>
@@ -19113,7 +19579,7 @@
             <w:pPr>
               <w:spacing w:after="20" w:before="0"/>
             </w:pPr>
-            <w:hyperlink w:history="1" r:id="rIdyyrhzcs9eqsmlx7ye2ssn">
+            <w:hyperlink w:history="1" r:id="rIdgnowlmegienucbpfqf4n3">
               <w:r>
                 <w:rPr>
                   <w:rFonts w:ascii="Arial" w:cs="Arial" w:eastAsia="Arial" w:hAnsi="Arial"/>
@@ -19146,7 +19612,7 @@
               <w:spacing w:after="10" w:before="0"/>
               <w:ind w:left="120"/>
             </w:pPr>
-            <w:hyperlink w:history="1" r:id="rId1s-nudvb65tsz43j7lace">
+            <w:hyperlink w:history="1" r:id="rIdetyzdbnqvis_zahuwxuig">
               <w:r>
                 <w:rPr>
                   <w:rFonts w:ascii="Arial" w:cs="Arial" w:eastAsia="Arial" w:hAnsi="Arial"/>
@@ -19341,7 +19807,7 @@
             <w:pPr>
               <w:spacing w:after="20" w:before="0"/>
             </w:pPr>
-            <w:hyperlink w:history="1" r:id="rIdczbydbvi7txfxsdmbzstb">
+            <w:hyperlink w:history="1" r:id="rId5chse0mfv_ifanjsvl0xf">
               <w:r>
                 <w:rPr>
                   <w:rFonts w:ascii="Arial" w:cs="Arial" w:eastAsia="Arial" w:hAnsi="Arial"/>
@@ -19374,7 +19840,7 @@
               <w:spacing w:after="10" w:before="0"/>
               <w:ind w:left="120"/>
             </w:pPr>
-            <w:hyperlink w:history="1" r:id="rIdinfstnppyqjnhkrrs443u">
+            <w:hyperlink w:history="1" r:id="rIdtnqhzlpnn476l6qihtn8u">
               <w:r>
                 <w:rPr>
                   <w:rFonts w:ascii="Arial" w:cs="Arial" w:eastAsia="Arial" w:hAnsi="Arial"/>
@@ -19419,7 +19885,7 @@
             <w:pPr>
               <w:spacing w:after="20" w:before="0"/>
             </w:pPr>
-            <w:hyperlink w:history="1" r:id="rId1zcezu4rr4ull5pamd_st">
+            <w:hyperlink w:history="1" r:id="rIduaqsmgm5g6hkwfmnbp59y">
               <w:r>
                 <w:rPr>
                   <w:rFonts w:ascii="Arial" w:cs="Arial" w:eastAsia="Arial" w:hAnsi="Arial"/>
@@ -19452,7 +19918,7 @@
               <w:spacing w:after="10" w:before="0"/>
               <w:ind w:left="120"/>
             </w:pPr>
-            <w:hyperlink w:history="1" r:id="rIdavnltfsuuom3-gza31qt_">
+            <w:hyperlink w:history="1" r:id="rIdeny9urt7g2gwwhixv7jiu">
               <w:r>
                 <w:rPr>
                   <w:rFonts w:ascii="Arial" w:cs="Arial" w:eastAsia="Arial" w:hAnsi="Arial"/>
@@ -20100,6 +20566,65 @@
         </w:tc>
       </w:tr>
     </w:tbl>
+    <w:p>
+      <w:pPr>
+        <w:pBdr>
+          <w:top w:val="single" w:color="BBBBBB" w:sz="4" w:space="4"/>
+        </w:pBdr>
+        <w:spacing w:after="0" w:before="160"/>
+      </w:pPr>
+      <w:r>
+        <w:rPr>
+          <w:rFonts w:ascii="Arial" w:cs="Arial" w:eastAsia="Arial" w:hAnsi="Arial"/>
+          <w:color w:val="666666"/>
+          <w:sz w:val="14"/>
+          <w:szCs w:val="14"/>
+        </w:rPr>
+        <w:t xml:space="preserve">© 2026 SeaVuria and ARES. Aligned with KICD objectives. Developed by SeaVuria; technical implementation by ARES (with AI assistance from Claude). Licensed under </w:t>
+      </w:r>
+      <w:hyperlink w:history="1" r:id="rIduu_4jkxh9qsaizhszl1fi">
+        <w:r>
+          <w:rPr>
+            <w:rFonts w:ascii="Arial" w:cs="Arial" w:eastAsia="Arial" w:hAnsi="Arial"/>
+            <w:color w:val="1F6B75"/>
+            <w:sz w:val="14"/>
+            <w:szCs w:val="14"/>
+            <w:u w:val="single" w:color="1F6B75"/>
+          </w:rPr>
+          <w:t xml:space="preserve">CC BY-NC 4.0</w:t>
+        </w:r>
+      </w:hyperlink>
+      <w:r>
+        <w:rPr>
+          <w:rFonts w:ascii="Arial" w:cs="Arial" w:eastAsia="Arial" w:hAnsi="Arial"/>
+          <w:color w:val="666666"/>
+          <w:sz w:val="14"/>
+          <w:szCs w:val="14"/>
+        </w:rPr>
+        <w:t xml:space="preserve"> (</w:t>
+      </w:r>
+      <w:hyperlink w:history="1" r:id="rIdq2tlyltbblfgzlucabekx">
+        <w:r>
+          <w:rPr>
+            <w:rFonts w:ascii="Arial" w:cs="Arial" w:eastAsia="Arial" w:hAnsi="Arial"/>
+            <w:color w:val="1F6B75"/>
+            <w:sz w:val="14"/>
+            <w:szCs w:val="14"/>
+            <w:u w:val="single" w:color="1F6B75"/>
+          </w:rPr>
+          <w:t xml:space="preserve">https://creativecommons.org/licenses/by-nc/4.0/</w:t>
+        </w:r>
+      </w:hyperlink>
+      <w:r>
+        <w:rPr>
+          <w:rFonts w:ascii="Arial" w:cs="Arial" w:eastAsia="Arial" w:hAnsi="Arial"/>
+          <w:color w:val="666666"/>
+          <w:sz w:val="14"/>
+          <w:szCs w:val="14"/>
+        </w:rPr>
+        <w:t xml:space="preserve">).</w:t>
+      </w:r>
+    </w:p>
     <w:p>
       <w:r>
         <w:br w:type="page"/>
@@ -21091,7 +21616,7 @@
             <w:pPr>
               <w:spacing w:after="20" w:before="0"/>
             </w:pPr>
-            <w:hyperlink w:history="1" r:id="rIdtfdxxmxzbt_an8azkqr8r">
+            <w:hyperlink w:history="1" r:id="rIdp9eizytgtcmetth97ba5f">
               <w:r>
                 <w:rPr>
                   <w:rFonts w:ascii="Arial" w:cs="Arial" w:eastAsia="Arial" w:hAnsi="Arial"/>
@@ -21124,7 +21649,7 @@
               <w:spacing w:after="10" w:before="0"/>
               <w:ind w:left="120"/>
             </w:pPr>
-            <w:hyperlink w:history="1" r:id="rIdfryvumuoqbtzebws-qbwj">
+            <w:hyperlink w:history="1" r:id="rId7exzggkh9jwt8occibtja">
               <w:r>
                 <w:rPr>
                   <w:rFonts w:ascii="Arial" w:cs="Arial" w:eastAsia="Arial" w:hAnsi="Arial"/>
@@ -21169,7 +21694,7 @@
             <w:pPr>
               <w:spacing w:after="20" w:before="0"/>
             </w:pPr>
-            <w:hyperlink w:history="1" r:id="rId1ifmzw2-8xecyu9yjcyov">
+            <w:hyperlink w:history="1" r:id="rId1izqespoupc1i-f4zvzds">
               <w:r>
                 <w:rPr>
                   <w:rFonts w:ascii="Arial" w:cs="Arial" w:eastAsia="Arial" w:hAnsi="Arial"/>
@@ -21202,7 +21727,7 @@
               <w:spacing w:after="10" w:before="0"/>
               <w:ind w:left="120"/>
             </w:pPr>
-            <w:hyperlink w:history="1" r:id="rIdjieoaqmrt3s4szhqiasov">
+            <w:hyperlink w:history="1" r:id="rIdeuslgfbsuqa5kxij4qkhg">
               <w:r>
                 <w:rPr>
                   <w:rFonts w:ascii="Arial" w:cs="Arial" w:eastAsia="Arial" w:hAnsi="Arial"/>
@@ -21397,7 +21922,7 @@
             <w:pPr>
               <w:spacing w:after="20" w:before="0"/>
             </w:pPr>
-            <w:hyperlink w:history="1" r:id="rIdiia7pmw1vqeyvldf4r_v4">
+            <w:hyperlink w:history="1" r:id="rIdnvnssgmfeaiiz7hopdwwa">
               <w:r>
                 <w:rPr>
                   <w:rFonts w:ascii="Arial" w:cs="Arial" w:eastAsia="Arial" w:hAnsi="Arial"/>
@@ -21430,7 +21955,7 @@
               <w:spacing w:after="10" w:before="0"/>
               <w:ind w:left="120"/>
             </w:pPr>
-            <w:hyperlink w:history="1" r:id="rIdyi1focwwh1_ivjeskoxjp">
+            <w:hyperlink w:history="1" r:id="rIdvoca99m56lrs2ztg4gpe_">
               <w:r>
                 <w:rPr>
                   <w:rFonts w:ascii="Arial" w:cs="Arial" w:eastAsia="Arial" w:hAnsi="Arial"/>
@@ -21475,7 +22000,7 @@
             <w:pPr>
               <w:spacing w:after="20" w:before="0"/>
             </w:pPr>
-            <w:hyperlink w:history="1" r:id="rIdckgao8pxssxkqwu91gpmx">
+            <w:hyperlink w:history="1" r:id="rIdcciaokpbcnbhxhwmrzwen">
               <w:r>
                 <w:rPr>
                   <w:rFonts w:ascii="Arial" w:cs="Arial" w:eastAsia="Arial" w:hAnsi="Arial"/>
@@ -21508,7 +22033,7 @@
               <w:spacing w:after="10" w:before="0"/>
               <w:ind w:left="120"/>
             </w:pPr>
-            <w:hyperlink w:history="1" r:id="rIdl5tu6ck_2ua6iyo1qyhne">
+            <w:hyperlink w:history="1" r:id="rIdekuywjaaqxl6unzzsrey2">
               <w:r>
                 <w:rPr>
                   <w:rFonts w:ascii="Arial" w:cs="Arial" w:eastAsia="Arial" w:hAnsi="Arial"/>
@@ -21969,7 +22494,7 @@
             <w:pPr>
               <w:spacing w:after="20" w:before="0"/>
             </w:pPr>
-            <w:hyperlink w:history="1" r:id="rIdmi6pbkor3izios2zond1z">
+            <w:hyperlink w:history="1" r:id="rIdgngvhvcz0jmzklnamm7co">
               <w:r>
                 <w:rPr>
                   <w:rFonts w:ascii="Arial" w:cs="Arial" w:eastAsia="Arial" w:hAnsi="Arial"/>
@@ -22002,7 +22527,7 @@
               <w:spacing w:after="10" w:before="0"/>
               <w:ind w:left="120"/>
             </w:pPr>
-            <w:hyperlink w:history="1" r:id="rIdl1wwhvkayxu8seqnnbi66">
+            <w:hyperlink w:history="1" r:id="rIdlwqpktaohjmfjjswcwdva">
               <w:r>
                 <w:rPr>
                   <w:rFonts w:ascii="Arial" w:cs="Arial" w:eastAsia="Arial" w:hAnsi="Arial"/>
@@ -22047,7 +22572,7 @@
             <w:pPr>
               <w:spacing w:after="20" w:before="0"/>
             </w:pPr>
-            <w:hyperlink w:history="1" r:id="rIdjtj3bbmaktzsk8lhapelv">
+            <w:hyperlink w:history="1" r:id="rIdzwusognsfyc28prulvjuj">
               <w:r>
                 <w:rPr>
                   <w:rFonts w:ascii="Arial" w:cs="Arial" w:eastAsia="Arial" w:hAnsi="Arial"/>
@@ -22080,7 +22605,7 @@
               <w:spacing w:after="10" w:before="0"/>
               <w:ind w:left="120"/>
             </w:pPr>
-            <w:hyperlink w:history="1" r:id="rId9oia1h2m8vw0k49wi6q1a">
+            <w:hyperlink w:history="1" r:id="rIdbsdqtoqcpwbluijw8yocj">
               <w:r>
                 <w:rPr>
                   <w:rFonts w:ascii="Arial" w:cs="Arial" w:eastAsia="Arial" w:hAnsi="Arial"/>
@@ -22465,7 +22990,7 @@
             <w:pPr>
               <w:spacing w:after="20" w:before="0"/>
             </w:pPr>
-            <w:hyperlink w:history="1" r:id="rIdbcdkozi_pxq1w6w4pvbag">
+            <w:hyperlink w:history="1" r:id="rId3q5wi56loeubecvpgqek-">
               <w:r>
                 <w:rPr>
                   <w:rFonts w:ascii="Arial" w:cs="Arial" w:eastAsia="Arial" w:hAnsi="Arial"/>
@@ -22498,7 +23023,7 @@
               <w:spacing w:after="10" w:before="0"/>
               <w:ind w:left="120"/>
             </w:pPr>
-            <w:hyperlink w:history="1" r:id="rId4p6qqcnk2mg5s-lfpeffe">
+            <w:hyperlink w:history="1" r:id="rIdhekuhb02zkj5uglxsviph">
               <w:r>
                 <w:rPr>
                   <w:rFonts w:ascii="Arial" w:cs="Arial" w:eastAsia="Arial" w:hAnsi="Arial"/>
@@ -22543,7 +23068,7 @@
             <w:pPr>
               <w:spacing w:after="20" w:before="0"/>
             </w:pPr>
-            <w:hyperlink w:history="1" r:id="rIdzzjpjqpe7qo9iv8wqypgu">
+            <w:hyperlink w:history="1" r:id="rIdxya2jxvq7eh9z-fm4iaur">
               <w:r>
                 <w:rPr>
                   <w:rFonts w:ascii="Arial" w:cs="Arial" w:eastAsia="Arial" w:hAnsi="Arial"/>
@@ -22576,7 +23101,7 @@
               <w:spacing w:after="10" w:before="0"/>
               <w:ind w:left="120"/>
             </w:pPr>
-            <w:hyperlink w:history="1" r:id="rIdgm_b6o1m_bkmebtvlfte9">
+            <w:hyperlink w:history="1" r:id="rIdwsij7vjrpklkjjau-ibao">
               <w:r>
                 <w:rPr>
                   <w:rFonts w:ascii="Arial" w:cs="Arial" w:eastAsia="Arial" w:hAnsi="Arial"/>
@@ -22885,7 +23410,7 @@
             <w:pPr>
               <w:spacing w:after="20" w:before="0"/>
             </w:pPr>
-            <w:hyperlink w:history="1" r:id="rIdqwmfypzmg3boebcdexm1z">
+            <w:hyperlink w:history="1" r:id="rIdmis1-ee-fpetfg8psnjge">
               <w:r>
                 <w:rPr>
                   <w:rFonts w:ascii="Arial" w:cs="Arial" w:eastAsia="Arial" w:hAnsi="Arial"/>
@@ -22918,7 +23443,7 @@
               <w:spacing w:after="10" w:before="0"/>
               <w:ind w:left="120"/>
             </w:pPr>
-            <w:hyperlink w:history="1" r:id="rIdzrc8ycsvwvnwanygzsqit">
+            <w:hyperlink w:history="1" r:id="rIdtatk6lxnfwwyrcosuod2s">
               <w:r>
                 <w:rPr>
                   <w:rFonts w:ascii="Arial" w:cs="Arial" w:eastAsia="Arial" w:hAnsi="Arial"/>
@@ -22963,7 +23488,7 @@
             <w:pPr>
               <w:spacing w:after="20" w:before="0"/>
             </w:pPr>
-            <w:hyperlink w:history="1" r:id="rIdurtnmmnzz-i1aozwiqsq9">
+            <w:hyperlink w:history="1" r:id="rIdwljhxxyq65q6qqrhbbujg">
               <w:r>
                 <w:rPr>
                   <w:rFonts w:ascii="Arial" w:cs="Arial" w:eastAsia="Arial" w:hAnsi="Arial"/>
@@ -22996,7 +23521,7 @@
               <w:spacing w:after="10" w:before="0"/>
               <w:ind w:left="120"/>
             </w:pPr>
-            <w:hyperlink w:history="1" r:id="rIdjfy1ozhligcqoeseeejh5">
+            <w:hyperlink w:history="1" r:id="rIdzyolbf0msqxr4awwvlwpl">
               <w:r>
                 <w:rPr>
                   <w:rFonts w:ascii="Arial" w:cs="Arial" w:eastAsia="Arial" w:hAnsi="Arial"/>
@@ -23568,6 +24093,65 @@
         </w:tc>
       </w:tr>
     </w:tbl>
+    <w:p>
+      <w:pPr>
+        <w:pBdr>
+          <w:top w:val="single" w:color="BBBBBB" w:sz="4" w:space="4"/>
+        </w:pBdr>
+        <w:spacing w:after="0" w:before="160"/>
+      </w:pPr>
+      <w:r>
+        <w:rPr>
+          <w:rFonts w:ascii="Arial" w:cs="Arial" w:eastAsia="Arial" w:hAnsi="Arial"/>
+          <w:color w:val="666666"/>
+          <w:sz w:val="14"/>
+          <w:szCs w:val="14"/>
+        </w:rPr>
+        <w:t xml:space="preserve">© 2026 SeaVuria and ARES. Aligned with KICD objectives. Developed by SeaVuria; technical implementation by ARES (with AI assistance from Claude). Licensed under </w:t>
+      </w:r>
+      <w:hyperlink w:history="1" r:id="rIdhuvlzrm98sxpchgxrlt03">
+        <w:r>
+          <w:rPr>
+            <w:rFonts w:ascii="Arial" w:cs="Arial" w:eastAsia="Arial" w:hAnsi="Arial"/>
+            <w:color w:val="1F6B75"/>
+            <w:sz w:val="14"/>
+            <w:szCs w:val="14"/>
+            <w:u w:val="single" w:color="1F6B75"/>
+          </w:rPr>
+          <w:t xml:space="preserve">CC BY-NC 4.0</w:t>
+        </w:r>
+      </w:hyperlink>
+      <w:r>
+        <w:rPr>
+          <w:rFonts w:ascii="Arial" w:cs="Arial" w:eastAsia="Arial" w:hAnsi="Arial"/>
+          <w:color w:val="666666"/>
+          <w:sz w:val="14"/>
+          <w:szCs w:val="14"/>
+        </w:rPr>
+        <w:t xml:space="preserve"> (</w:t>
+      </w:r>
+      <w:hyperlink w:history="1" r:id="rIdxria-zd-lx1eec6eafbtw">
+        <w:r>
+          <w:rPr>
+            <w:rFonts w:ascii="Arial" w:cs="Arial" w:eastAsia="Arial" w:hAnsi="Arial"/>
+            <w:color w:val="1F6B75"/>
+            <w:sz w:val="14"/>
+            <w:szCs w:val="14"/>
+            <w:u w:val="single" w:color="1F6B75"/>
+          </w:rPr>
+          <w:t xml:space="preserve">https://creativecommons.org/licenses/by-nc/4.0/</w:t>
+        </w:r>
+      </w:hyperlink>
+      <w:r>
+        <w:rPr>
+          <w:rFonts w:ascii="Arial" w:cs="Arial" w:eastAsia="Arial" w:hAnsi="Arial"/>
+          <w:color w:val="666666"/>
+          <w:sz w:val="14"/>
+          <w:szCs w:val="14"/>
+        </w:rPr>
+        <w:t xml:space="preserve">).</w:t>
+      </w:r>
+    </w:p>
     <w:p>
       <w:r>
         <w:br w:type="page"/>
@@ -24718,7 +25302,7 @@
             <w:pPr>
               <w:spacing w:after="20" w:before="0"/>
             </w:pPr>
-            <w:hyperlink w:history="1" r:id="rIdoy8xtkbre1b7pqvu0yzue">
+            <w:hyperlink w:history="1" r:id="rIdeqqbsz5s2rx7rij9fvike">
               <w:r>
                 <w:rPr>
                   <w:rFonts w:ascii="Arial" w:cs="Arial" w:eastAsia="Arial" w:hAnsi="Arial"/>
@@ -24751,7 +25335,7 @@
               <w:spacing w:after="10" w:before="0"/>
               <w:ind w:left="120"/>
             </w:pPr>
-            <w:hyperlink w:history="1" r:id="rIdvzufasmjazy96ekg_dajm">
+            <w:hyperlink w:history="1" r:id="rIdud1ubvtc5mhepqtw8ulnz">
               <w:r>
                 <w:rPr>
                   <w:rFonts w:ascii="Arial" w:cs="Arial" w:eastAsia="Arial" w:hAnsi="Arial"/>
@@ -24796,7 +25380,7 @@
             <w:pPr>
               <w:spacing w:after="20" w:before="0"/>
             </w:pPr>
-            <w:hyperlink w:history="1" r:id="rIdee-ih36lb-4nhksb11f9z">
+            <w:hyperlink w:history="1" r:id="rId8taz7zc7wmmgubcaddovs">
               <w:r>
                 <w:rPr>
                   <w:rFonts w:ascii="Arial" w:cs="Arial" w:eastAsia="Arial" w:hAnsi="Arial"/>
@@ -24829,7 +25413,7 @@
               <w:spacing w:after="10" w:before="0"/>
               <w:ind w:left="120"/>
             </w:pPr>
-            <w:hyperlink w:history="1" r:id="rIdv7pynn-gp5n4nbndhgr8w">
+            <w:hyperlink w:history="1" r:id="rIdunoe7bpmxpswzqhruwg7-">
               <w:r>
                 <w:rPr>
                   <w:rFonts w:ascii="Arial" w:cs="Arial" w:eastAsia="Arial" w:hAnsi="Arial"/>
@@ -25024,7 +25608,7 @@
             <w:pPr>
               <w:spacing w:after="20" w:before="0"/>
             </w:pPr>
-            <w:hyperlink w:history="1" r:id="rIdxp2ffsyuknfwakao5cjb-">
+            <w:hyperlink w:history="1" r:id="rIdjbjnoebovtvrtxbkqpwc0">
               <w:r>
                 <w:rPr>
                   <w:rFonts w:ascii="Arial" w:cs="Arial" w:eastAsia="Arial" w:hAnsi="Arial"/>
@@ -25057,7 +25641,7 @@
               <w:spacing w:after="10" w:before="0"/>
               <w:ind w:left="120"/>
             </w:pPr>
-            <w:hyperlink w:history="1" r:id="rIdsopbqad68qqajonhhyebp">
+            <w:hyperlink w:history="1" r:id="rIdmhrs_iyfc5zofetk7vzz4">
               <w:r>
                 <w:rPr>
                   <w:rFonts w:ascii="Arial" w:cs="Arial" w:eastAsia="Arial" w:hAnsi="Arial"/>
@@ -25102,7 +25686,7 @@
             <w:pPr>
               <w:spacing w:after="20" w:before="0"/>
             </w:pPr>
-            <w:hyperlink w:history="1" r:id="rId--wyksnre3rzliyrq7fxh">
+            <w:hyperlink w:history="1" r:id="rIdu6kptehtitl_cgxb3fhgd">
               <w:r>
                 <w:rPr>
                   <w:rFonts w:ascii="Arial" w:cs="Arial" w:eastAsia="Arial" w:hAnsi="Arial"/>
@@ -25135,7 +25719,7 @@
               <w:spacing w:after="10" w:before="0"/>
               <w:ind w:left="120"/>
             </w:pPr>
-            <w:hyperlink w:history="1" r:id="rId8nagnhp-crfvpvdivx9l0">
+            <w:hyperlink w:history="1" r:id="rId-ioqjurlaeycweiu0blen">
               <w:r>
                 <w:rPr>
                   <w:rFonts w:ascii="Arial" w:cs="Arial" w:eastAsia="Arial" w:hAnsi="Arial"/>
@@ -25330,7 +25914,7 @@
             <w:pPr>
               <w:spacing w:after="20" w:before="0"/>
             </w:pPr>
-            <w:hyperlink w:history="1" r:id="rIdktlum1ljdiwlsk87mcg77">
+            <w:hyperlink w:history="1" r:id="rIdty_9c2qagp9xaedosufq3">
               <w:r>
                 <w:rPr>
                   <w:rFonts w:ascii="Arial" w:cs="Arial" w:eastAsia="Arial" w:hAnsi="Arial"/>
@@ -25363,7 +25947,7 @@
               <w:spacing w:after="10" w:before="0"/>
               <w:ind w:left="120"/>
             </w:pPr>
-            <w:hyperlink w:history="1" r:id="rIdoc9g4mdhos4qr-_4-1yuz">
+            <w:hyperlink w:history="1" r:id="rId18iujiyy5uimeo1jlkdv_">
               <w:r>
                 <w:rPr>
                   <w:rFonts w:ascii="Arial" w:cs="Arial" w:eastAsia="Arial" w:hAnsi="Arial"/>
@@ -25408,7 +25992,7 @@
             <w:pPr>
               <w:spacing w:after="20" w:before="0"/>
             </w:pPr>
-            <w:hyperlink w:history="1" r:id="rIdsiczcx2orx1lhix5ls-ot">
+            <w:hyperlink w:history="1" r:id="rIdo0t_pwhjiz_ggqoqmdgsm">
               <w:r>
                 <w:rPr>
                   <w:rFonts w:ascii="Arial" w:cs="Arial" w:eastAsia="Arial" w:hAnsi="Arial"/>
@@ -25441,7 +26025,7 @@
               <w:spacing w:after="10" w:before="0"/>
               <w:ind w:left="120"/>
             </w:pPr>
-            <w:hyperlink w:history="1" r:id="rIddsg51scnzybod4inexily">
+            <w:hyperlink w:history="1" r:id="rIdaibzfzejqzt6vos_k4bjw">
               <w:r>
                 <w:rPr>
                   <w:rFonts w:ascii="Arial" w:cs="Arial" w:eastAsia="Arial" w:hAnsi="Arial"/>
@@ -25636,7 +26220,7 @@
             <w:pPr>
               <w:spacing w:after="20" w:before="0"/>
             </w:pPr>
-            <w:hyperlink w:history="1" r:id="rIdcvk7knquziuixz-_e16k_">
+            <w:hyperlink w:history="1" r:id="rId04cnjonsg_wz3xzwh5szo">
               <w:r>
                 <w:rPr>
                   <w:rFonts w:ascii="Arial" w:cs="Arial" w:eastAsia="Arial" w:hAnsi="Arial"/>
@@ -25669,7 +26253,7 @@
               <w:spacing w:after="10" w:before="0"/>
               <w:ind w:left="120"/>
             </w:pPr>
-            <w:hyperlink w:history="1" r:id="rIds3oj7vpbhusyyttbv0kxc">
+            <w:hyperlink w:history="1" r:id="rIdinl8yg6euebrfy3wtwgf_">
               <w:r>
                 <w:rPr>
                   <w:rFonts w:ascii="Arial" w:cs="Arial" w:eastAsia="Arial" w:hAnsi="Arial"/>
@@ -25714,7 +26298,7 @@
             <w:pPr>
               <w:spacing w:after="20" w:before="0"/>
             </w:pPr>
-            <w:hyperlink w:history="1" r:id="rIdk-jihicx8d1_m5u-rs8vb">
+            <w:hyperlink w:history="1" r:id="rIdqxdayx3frwihoqnezgrg8">
               <w:r>
                 <w:rPr>
                   <w:rFonts w:ascii="Arial" w:cs="Arial" w:eastAsia="Arial" w:hAnsi="Arial"/>
@@ -25747,7 +26331,7 @@
               <w:spacing w:after="10" w:before="0"/>
               <w:ind w:left="120"/>
             </w:pPr>
-            <w:hyperlink w:history="1" r:id="rIdoancpfaexyrdbliwb2n7j">
+            <w:hyperlink w:history="1" r:id="rId3kjlnrlxpqmkkv05me_ye">
               <w:r>
                 <w:rPr>
                   <w:rFonts w:ascii="Arial" w:cs="Arial" w:eastAsia="Arial" w:hAnsi="Arial"/>
@@ -25942,7 +26526,7 @@
             <w:pPr>
               <w:spacing w:after="20" w:before="0"/>
             </w:pPr>
-            <w:hyperlink w:history="1" r:id="rIdrqdf470exvb_kg6zvgqlh">
+            <w:hyperlink w:history="1" r:id="rIddv4melskfmsrqop8awxoc">
               <w:r>
                 <w:rPr>
                   <w:rFonts w:ascii="Arial" w:cs="Arial" w:eastAsia="Arial" w:hAnsi="Arial"/>
@@ -25975,7 +26559,7 @@
               <w:spacing w:after="10" w:before="0"/>
               <w:ind w:left="120"/>
             </w:pPr>
-            <w:hyperlink w:history="1" r:id="rIdkyovrhiaccsfjce56r8m1">
+            <w:hyperlink w:history="1" r:id="rIdqco4k0gjvmfndggswec5a">
               <w:r>
                 <w:rPr>
                   <w:rFonts w:ascii="Arial" w:cs="Arial" w:eastAsia="Arial" w:hAnsi="Arial"/>
@@ -26020,7 +26604,7 @@
             <w:pPr>
               <w:spacing w:after="20" w:before="0"/>
             </w:pPr>
-            <w:hyperlink w:history="1" r:id="rIdbz4af4xblmnun-fduvqel">
+            <w:hyperlink w:history="1" r:id="rIdaeb_hs9r4mftkzs4dylk0">
               <w:r>
                 <w:rPr>
                   <w:rFonts w:ascii="Arial" w:cs="Arial" w:eastAsia="Arial" w:hAnsi="Arial"/>
@@ -26053,7 +26637,7 @@
               <w:spacing w:after="10" w:before="0"/>
               <w:ind w:left="120"/>
             </w:pPr>
-            <w:hyperlink w:history="1" r:id="rId0bomv3idbahn8e5shkoy_">
+            <w:hyperlink w:history="1" r:id="rIdphe_rrnwmurzr00x7_6fh">
               <w:r>
                 <w:rPr>
                   <w:rFonts w:ascii="Arial" w:cs="Arial" w:eastAsia="Arial" w:hAnsi="Arial"/>
@@ -26625,6 +27209,65 @@
         </w:tc>
       </w:tr>
     </w:tbl>
+    <w:p>
+      <w:pPr>
+        <w:pBdr>
+          <w:top w:val="single" w:color="BBBBBB" w:sz="4" w:space="4"/>
+        </w:pBdr>
+        <w:spacing w:after="0" w:before="160"/>
+      </w:pPr>
+      <w:r>
+        <w:rPr>
+          <w:rFonts w:ascii="Arial" w:cs="Arial" w:eastAsia="Arial" w:hAnsi="Arial"/>
+          <w:color w:val="666666"/>
+          <w:sz w:val="14"/>
+          <w:szCs w:val="14"/>
+        </w:rPr>
+        <w:t xml:space="preserve">© 2026 SeaVuria and ARES. Aligned with KICD objectives. Developed by SeaVuria; technical implementation by ARES (with AI assistance from Claude). Licensed under </w:t>
+      </w:r>
+      <w:hyperlink w:history="1" r:id="rId2iqizmtkcnzza41bsqi6o">
+        <w:r>
+          <w:rPr>
+            <w:rFonts w:ascii="Arial" w:cs="Arial" w:eastAsia="Arial" w:hAnsi="Arial"/>
+            <w:color w:val="1F6B75"/>
+            <w:sz w:val="14"/>
+            <w:szCs w:val="14"/>
+            <w:u w:val="single" w:color="1F6B75"/>
+          </w:rPr>
+          <w:t xml:space="preserve">CC BY-NC 4.0</w:t>
+        </w:r>
+      </w:hyperlink>
+      <w:r>
+        <w:rPr>
+          <w:rFonts w:ascii="Arial" w:cs="Arial" w:eastAsia="Arial" w:hAnsi="Arial"/>
+          <w:color w:val="666666"/>
+          <w:sz w:val="14"/>
+          <w:szCs w:val="14"/>
+        </w:rPr>
+        <w:t xml:space="preserve"> (</w:t>
+      </w:r>
+      <w:hyperlink w:history="1" r:id="rIdthazs7qghl2yvqcln5oe0">
+        <w:r>
+          <w:rPr>
+            <w:rFonts w:ascii="Arial" w:cs="Arial" w:eastAsia="Arial" w:hAnsi="Arial"/>
+            <w:color w:val="1F6B75"/>
+            <w:sz w:val="14"/>
+            <w:szCs w:val="14"/>
+            <w:u w:val="single" w:color="1F6B75"/>
+          </w:rPr>
+          <w:t xml:space="preserve">https://creativecommons.org/licenses/by-nc/4.0/</w:t>
+        </w:r>
+      </w:hyperlink>
+      <w:r>
+        <w:rPr>
+          <w:rFonts w:ascii="Arial" w:cs="Arial" w:eastAsia="Arial" w:hAnsi="Arial"/>
+          <w:color w:val="666666"/>
+          <w:sz w:val="14"/>
+          <w:szCs w:val="14"/>
+        </w:rPr>
+        <w:t xml:space="preserve">).</w:t>
+      </w:r>
+    </w:p>
     <w:p>
       <w:r>
         <w:br w:type="page"/>

--- a/data/outputs/v2/Essential_Mathematics/SS1.1_Real_Numbers/Essential_Mathematics_Real_Numbers_CBE_LessonSequence.docx
+++ b/data/outputs/v2/Essential_Mathematics/SS1.1_Real_Numbers/Essential_Mathematics_Real_Numbers_CBE_LessonSequence.docx
@@ -38,6 +38,1922 @@
           <w:szCs w:val="22"/>
         </w:rPr>
         <w:t xml:space="preserve">CBE Phenomenon-Driven Lesson Sequence — Sub-Strand 1.1 (8 Lessons)</w:t>
+      </w:r>
+    </w:p>
+    <w:p>
+      <w:pPr>
+        <w:spacing w:after="120"/>
+      </w:pPr>
+      <w:r>
+        <w:t xml:space="preserve"/>
+      </w:r>
+    </w:p>
+    <w:tbl>
+      <w:tblPr>
+        <w:tblW w:type="dxa" w:w="13680"/>
+        <w:tblBorders>
+          <w:top w:val="single" w:color="AAAAAA" w:sz="4"/>
+          <w:left w:val="single" w:color="AAAAAA" w:sz="4"/>
+          <w:bottom w:val="single" w:color="AAAAAA" w:sz="4"/>
+          <w:right w:val="single" w:color="AAAAAA" w:sz="4"/>
+          <w:insideH w:val="single" w:color="auto" w:sz="4"/>
+          <w:insideV w:val="single" w:color="auto" w:sz="4"/>
+        </w:tblBorders>
+        <w:tblLayout w:type="fixed"/>
+      </w:tblPr>
+      <w:tblGrid>
+        <w:gridCol w:w="3000"/>
+        <w:gridCol w:w="10680"/>
+      </w:tblGrid>
+      <w:tr>
+        <w:tc>
+          <w:tcPr>
+            <w:tcW w:type="dxa" w:w="13680"/>
+            <w:gridSpan w:val="2"/>
+            <w:shd w:fill="1F3864" w:color="auto" w:val="clear"/>
+            <w:tcMar>
+              <w:top w:type="dxa" w:w="60"/>
+              <w:left w:type="dxa" w:w="120"/>
+              <w:bottom w:type="dxa" w:w="60"/>
+              <w:right w:type="dxa" w:w="120"/>
+            </w:tcMar>
+            <w:vAlign w:val="top"/>
+          </w:tcPr>
+          <w:p>
+            <w:pPr>
+              <w:spacing w:after="40" w:before="0"/>
+              <w:jc w:val="center"/>
+            </w:pPr>
+            <w:r>
+              <w:rPr>
+                <w:rFonts w:ascii="Arial" w:cs="Arial" w:eastAsia="Arial" w:hAnsi="Arial"/>
+                <w:b/>
+                <w:bCs/>
+                <w:i w:val="false"/>
+                <w:iCs w:val="false"/>
+                <w:color w:val="FFFFFF"/>
+                <w:sz w:val="22"/>
+                <w:szCs w:val="22"/>
+              </w:rPr>
+              <w:t xml:space="preserve">SUB-STRAND OVERVIEW</w:t>
+            </w:r>
+          </w:p>
+        </w:tc>
+      </w:tr>
+      <w:tr>
+        <w:tc>
+          <w:tcPr>
+            <w:tcW w:type="dxa" w:w="3000"/>
+            <w:shd w:fill="D5E8F0" w:color="auto" w:val="clear"/>
+            <w:tcMar>
+              <w:top w:type="dxa" w:w="60"/>
+              <w:left w:type="dxa" w:w="120"/>
+              <w:bottom w:type="dxa" w:w="60"/>
+              <w:right w:type="dxa" w:w="120"/>
+            </w:tcMar>
+            <w:vAlign w:val="top"/>
+          </w:tcPr>
+          <w:p>
+            <w:pPr>
+              <w:spacing w:after="40" w:before="0"/>
+              <w:jc w:val="left"/>
+            </w:pPr>
+            <w:r>
+              <w:rPr>
+                <w:rFonts w:ascii="Arial" w:cs="Arial" w:eastAsia="Arial" w:hAnsi="Arial"/>
+                <w:b/>
+                <w:bCs/>
+                <w:i w:val="false"/>
+                <w:iCs w:val="false"/>
+                <w:color w:val="000000"/>
+                <w:sz w:val="18"/>
+                <w:szCs w:val="18"/>
+              </w:rPr>
+              <w:t xml:space="preserve">Grade Level</w:t>
+            </w:r>
+          </w:p>
+        </w:tc>
+        <w:tc>
+          <w:tcPr>
+            <w:tcW w:type="dxa" w:w="10680"/>
+            <w:shd w:fill="FFFFFF" w:color="auto" w:val="clear"/>
+            <w:tcMar>
+              <w:top w:type="dxa" w:w="60"/>
+              <w:left w:type="dxa" w:w="120"/>
+              <w:bottom w:type="dxa" w:w="60"/>
+              <w:right w:type="dxa" w:w="120"/>
+            </w:tcMar>
+            <w:vAlign w:val="top"/>
+          </w:tcPr>
+          <w:p>
+            <w:pPr>
+              <w:spacing w:after="40" w:before="0"/>
+              <w:jc w:val="left"/>
+            </w:pPr>
+            <w:r>
+              <w:rPr>
+                <w:rFonts w:ascii="Arial" w:cs="Arial" w:eastAsia="Arial" w:hAnsi="Arial"/>
+                <w:b w:val="false"/>
+                <w:bCs w:val="false"/>
+                <w:i w:val="false"/>
+                <w:iCs w:val="false"/>
+                <w:color w:val="000000"/>
+                <w:sz w:val="18"/>
+                <w:szCs w:val="18"/>
+              </w:rPr>
+              <w:t xml:space="preserve">10</w:t>
+            </w:r>
+          </w:p>
+        </w:tc>
+      </w:tr>
+      <w:tr>
+        <w:tc>
+          <w:tcPr>
+            <w:tcW w:type="dxa" w:w="3000"/>
+            <w:shd w:fill="D5E8F0" w:color="auto" w:val="clear"/>
+            <w:tcMar>
+              <w:top w:type="dxa" w:w="60"/>
+              <w:left w:type="dxa" w:w="120"/>
+              <w:bottom w:type="dxa" w:w="60"/>
+              <w:right w:type="dxa" w:w="120"/>
+            </w:tcMar>
+            <w:vAlign w:val="top"/>
+          </w:tcPr>
+          <w:p>
+            <w:pPr>
+              <w:spacing w:after="40" w:before="0"/>
+              <w:jc w:val="left"/>
+            </w:pPr>
+            <w:r>
+              <w:rPr>
+                <w:rFonts w:ascii="Arial" w:cs="Arial" w:eastAsia="Arial" w:hAnsi="Arial"/>
+                <w:b/>
+                <w:bCs/>
+                <w:i w:val="false"/>
+                <w:iCs w:val="false"/>
+                <w:color w:val="000000"/>
+                <w:sz w:val="18"/>
+                <w:szCs w:val="18"/>
+              </w:rPr>
+              <w:t xml:space="preserve">Subject</w:t>
+            </w:r>
+          </w:p>
+        </w:tc>
+        <w:tc>
+          <w:tcPr>
+            <w:tcW w:type="dxa" w:w="10680"/>
+            <w:shd w:fill="FFFFFF" w:color="auto" w:val="clear"/>
+            <w:tcMar>
+              <w:top w:type="dxa" w:w="60"/>
+              <w:left w:type="dxa" w:w="120"/>
+              <w:bottom w:type="dxa" w:w="60"/>
+              <w:right w:type="dxa" w:w="120"/>
+            </w:tcMar>
+            <w:vAlign w:val="top"/>
+          </w:tcPr>
+          <w:p>
+            <w:pPr>
+              <w:spacing w:after="40" w:before="0"/>
+              <w:jc w:val="left"/>
+            </w:pPr>
+            <w:r>
+              <w:rPr>
+                <w:rFonts w:ascii="Arial" w:cs="Arial" w:eastAsia="Arial" w:hAnsi="Arial"/>
+                <w:b w:val="false"/>
+                <w:bCs w:val="false"/>
+                <w:i w:val="false"/>
+                <w:iCs w:val="false"/>
+                <w:color w:val="000000"/>
+                <w:sz w:val="18"/>
+                <w:szCs w:val="18"/>
+              </w:rPr>
+              <w:t xml:space="preserve">Essential Mathematics</w:t>
+            </w:r>
+          </w:p>
+        </w:tc>
+      </w:tr>
+      <w:tr>
+        <w:tc>
+          <w:tcPr>
+            <w:tcW w:type="dxa" w:w="3000"/>
+            <w:shd w:fill="D5E8F0" w:color="auto" w:val="clear"/>
+            <w:tcMar>
+              <w:top w:type="dxa" w:w="60"/>
+              <w:left w:type="dxa" w:w="120"/>
+              <w:bottom w:type="dxa" w:w="60"/>
+              <w:right w:type="dxa" w:w="120"/>
+            </w:tcMar>
+            <w:vAlign w:val="top"/>
+          </w:tcPr>
+          <w:p>
+            <w:pPr>
+              <w:spacing w:after="40" w:before="0"/>
+              <w:jc w:val="left"/>
+            </w:pPr>
+            <w:r>
+              <w:rPr>
+                <w:rFonts w:ascii="Arial" w:cs="Arial" w:eastAsia="Arial" w:hAnsi="Arial"/>
+                <w:b/>
+                <w:bCs/>
+                <w:i w:val="false"/>
+                <w:iCs w:val="false"/>
+                <w:color w:val="000000"/>
+                <w:sz w:val="18"/>
+                <w:szCs w:val="18"/>
+              </w:rPr>
+              <w:t xml:space="preserve">Strand</w:t>
+            </w:r>
+          </w:p>
+        </w:tc>
+        <w:tc>
+          <w:tcPr>
+            <w:tcW w:type="dxa" w:w="10680"/>
+            <w:shd w:fill="FFFFFF" w:color="auto" w:val="clear"/>
+            <w:tcMar>
+              <w:top w:type="dxa" w:w="60"/>
+              <w:left w:type="dxa" w:w="120"/>
+              <w:bottom w:type="dxa" w:w="60"/>
+              <w:right w:type="dxa" w:w="120"/>
+            </w:tcMar>
+            <w:vAlign w:val="top"/>
+          </w:tcPr>
+          <w:p>
+            <w:pPr>
+              <w:spacing w:after="40" w:before="0"/>
+              <w:jc w:val="left"/>
+            </w:pPr>
+            <w:r>
+              <w:rPr>
+                <w:rFonts w:ascii="Arial" w:cs="Arial" w:eastAsia="Arial" w:hAnsi="Arial"/>
+                <w:b w:val="false"/>
+                <w:bCs w:val="false"/>
+                <w:i w:val="false"/>
+                <w:iCs w:val="false"/>
+                <w:color w:val="000000"/>
+                <w:sz w:val="18"/>
+                <w:szCs w:val="18"/>
+              </w:rPr>
+              <w:t xml:space="preserve">Strand 1.0: Numbers and Algebra</w:t>
+            </w:r>
+          </w:p>
+        </w:tc>
+      </w:tr>
+      <w:tr>
+        <w:tc>
+          <w:tcPr>
+            <w:tcW w:type="dxa" w:w="3000"/>
+            <w:shd w:fill="D5E8F0" w:color="auto" w:val="clear"/>
+            <w:tcMar>
+              <w:top w:type="dxa" w:w="60"/>
+              <w:left w:type="dxa" w:w="120"/>
+              <w:bottom w:type="dxa" w:w="60"/>
+              <w:right w:type="dxa" w:w="120"/>
+            </w:tcMar>
+            <w:vAlign w:val="top"/>
+          </w:tcPr>
+          <w:p>
+            <w:pPr>
+              <w:spacing w:after="40" w:before="0"/>
+              <w:jc w:val="left"/>
+            </w:pPr>
+            <w:r>
+              <w:rPr>
+                <w:rFonts w:ascii="Arial" w:cs="Arial" w:eastAsia="Arial" w:hAnsi="Arial"/>
+                <w:b/>
+                <w:bCs/>
+                <w:i w:val="false"/>
+                <w:iCs w:val="false"/>
+                <w:color w:val="000000"/>
+                <w:sz w:val="18"/>
+                <w:szCs w:val="18"/>
+              </w:rPr>
+              <w:t xml:space="preserve">Sub-Strand</w:t>
+            </w:r>
+          </w:p>
+        </w:tc>
+        <w:tc>
+          <w:tcPr>
+            <w:tcW w:type="dxa" w:w="10680"/>
+            <w:shd w:fill="FFFFFF" w:color="auto" w:val="clear"/>
+            <w:tcMar>
+              <w:top w:type="dxa" w:w="60"/>
+              <w:left w:type="dxa" w:w="120"/>
+              <w:bottom w:type="dxa" w:w="60"/>
+              <w:right w:type="dxa" w:w="120"/>
+            </w:tcMar>
+            <w:vAlign w:val="top"/>
+          </w:tcPr>
+          <w:p>
+            <w:pPr>
+              <w:spacing w:after="40" w:before="0"/>
+              <w:jc w:val="left"/>
+            </w:pPr>
+            <w:r>
+              <w:rPr>
+                <w:rFonts w:ascii="Arial" w:cs="Arial" w:eastAsia="Arial" w:hAnsi="Arial"/>
+                <w:b w:val="false"/>
+                <w:bCs w:val="false"/>
+                <w:i w:val="false"/>
+                <w:iCs w:val="false"/>
+                <w:color w:val="000000"/>
+                <w:sz w:val="18"/>
+                <w:szCs w:val="18"/>
+              </w:rPr>
+              <w:t xml:space="preserve">Sub-Strand 1.1: Real Numbers</w:t>
+            </w:r>
+          </w:p>
+        </w:tc>
+      </w:tr>
+      <w:tr>
+        <w:tc>
+          <w:tcPr>
+            <w:tcW w:type="dxa" w:w="3000"/>
+            <w:shd w:fill="D5E8F0" w:color="auto" w:val="clear"/>
+            <w:tcMar>
+              <w:top w:type="dxa" w:w="60"/>
+              <w:left w:type="dxa" w:w="120"/>
+              <w:bottom w:type="dxa" w:w="60"/>
+              <w:right w:type="dxa" w:w="120"/>
+            </w:tcMar>
+            <w:vAlign w:val="top"/>
+          </w:tcPr>
+          <w:p>
+            <w:pPr>
+              <w:spacing w:after="40" w:before="0"/>
+              <w:jc w:val="left"/>
+            </w:pPr>
+            <w:r>
+              <w:rPr>
+                <w:rFonts w:ascii="Arial" w:cs="Arial" w:eastAsia="Arial" w:hAnsi="Arial"/>
+                <w:b/>
+                <w:bCs/>
+                <w:i w:val="false"/>
+                <w:iCs w:val="false"/>
+                <w:color w:val="000000"/>
+                <w:sz w:val="18"/>
+                <w:szCs w:val="18"/>
+              </w:rPr>
+              <w:t xml:space="preserve">Total Duration</w:t>
+            </w:r>
+          </w:p>
+        </w:tc>
+        <w:tc>
+          <w:tcPr>
+            <w:tcW w:type="dxa" w:w="10680"/>
+            <w:shd w:fill="FFFFFF" w:color="auto" w:val="clear"/>
+            <w:tcMar>
+              <w:top w:type="dxa" w:w="60"/>
+              <w:left w:type="dxa" w:w="120"/>
+              <w:bottom w:type="dxa" w:w="60"/>
+              <w:right w:type="dxa" w:w="120"/>
+            </w:tcMar>
+            <w:vAlign w:val="top"/>
+          </w:tcPr>
+          <w:p>
+            <w:pPr>
+              <w:spacing w:after="40" w:before="0"/>
+              <w:jc w:val="left"/>
+            </w:pPr>
+            <w:r>
+              <w:rPr>
+                <w:rFonts w:ascii="Arial" w:cs="Arial" w:eastAsia="Arial" w:hAnsi="Arial"/>
+                <w:b w:val="false"/>
+                <w:bCs w:val="false"/>
+                <w:i w:val="false"/>
+                <w:iCs w:val="false"/>
+                <w:color w:val="000000"/>
+                <w:sz w:val="18"/>
+                <w:szCs w:val="18"/>
+              </w:rPr>
+              <w:t xml:space="preserve">8 lessons × 40 minutes = 320 minutes total</w:t>
+            </w:r>
+          </w:p>
+        </w:tc>
+      </w:tr>
+      <w:tr>
+        <w:tc>
+          <w:tcPr>
+            <w:tcW w:type="dxa" w:w="3000"/>
+            <w:shd w:fill="D5E8F0" w:color="auto" w:val="clear"/>
+            <w:tcMar>
+              <w:top w:type="dxa" w:w="60"/>
+              <w:left w:type="dxa" w:w="120"/>
+              <w:bottom w:type="dxa" w:w="60"/>
+              <w:right w:type="dxa" w:w="120"/>
+            </w:tcMar>
+            <w:vAlign w:val="top"/>
+          </w:tcPr>
+          <w:p>
+            <w:pPr>
+              <w:spacing w:after="40" w:before="0"/>
+              <w:jc w:val="left"/>
+            </w:pPr>
+            <w:r>
+              <w:rPr>
+                <w:rFonts w:ascii="Arial" w:cs="Arial" w:eastAsia="Arial" w:hAnsi="Arial"/>
+                <w:b/>
+                <w:bCs/>
+                <w:i w:val="false"/>
+                <w:iCs w:val="false"/>
+                <w:color w:val="000000"/>
+                <w:sz w:val="18"/>
+                <w:szCs w:val="18"/>
+              </w:rPr>
+              <w:t xml:space="preserve">Sub-Strand Content</w:t>
+            </w:r>
+          </w:p>
+        </w:tc>
+        <w:tc>
+          <w:tcPr>
+            <w:tcW w:type="dxa" w:w="10680"/>
+            <w:shd w:fill="FFFFFF" w:color="auto" w:val="clear"/>
+            <w:tcMar>
+              <w:top w:type="dxa" w:w="60"/>
+              <w:left w:type="dxa" w:w="120"/>
+              <w:bottom w:type="dxa" w:w="60"/>
+              <w:right w:type="dxa" w:w="120"/>
+            </w:tcMar>
+            <w:vAlign w:val="top"/>
+          </w:tcPr>
+          <w:p>
+            <w:pPr>
+              <w:spacing w:after="30" w:before="0"/>
+              <w:ind w:left="360" w:hanging="180"/>
+              <w:jc w:val="left"/>
+            </w:pPr>
+            <w:r>
+              <w:rPr>
+                <w:rFonts w:ascii="Arial" w:cs="Arial" w:eastAsia="Arial" w:hAnsi="Arial"/>
+                <w:b w:val="false"/>
+                <w:bCs w:val="false"/>
+                <w:i w:val="false"/>
+                <w:iCs w:val="false"/>
+                <w:color w:val="000000"/>
+                <w:sz w:val="18"/>
+                <w:szCs w:val="18"/>
+              </w:rPr>
+              <w:t xml:space="preserve">–  Classification of real numbers as rational or irrational</w:t>
+            </w:r>
+          </w:p>
+          <w:p>
+            <w:pPr>
+              <w:spacing w:after="30" w:before="0"/>
+              <w:ind w:left="360" w:hanging="180"/>
+              <w:jc w:val="left"/>
+            </w:pPr>
+            <w:r>
+              <w:rPr>
+                <w:rFonts w:ascii="Arial" w:cs="Arial" w:eastAsia="Arial" w:hAnsi="Arial"/>
+                <w:b w:val="false"/>
+                <w:bCs w:val="false"/>
+                <w:i w:val="false"/>
+                <w:iCs w:val="false"/>
+                <w:color w:val="000000"/>
+                <w:sz w:val="18"/>
+                <w:szCs w:val="18"/>
+              </w:rPr>
+              <w:t xml:space="preserve">–  Odd, even, prime and composite numbers</w:t>
+            </w:r>
+          </w:p>
+          <w:p>
+            <w:pPr>
+              <w:spacing w:after="30" w:before="0"/>
+              <w:ind w:left="360" w:hanging="180"/>
+              <w:jc w:val="left"/>
+            </w:pPr>
+            <w:r>
+              <w:rPr>
+                <w:rFonts w:ascii="Arial" w:cs="Arial" w:eastAsia="Arial" w:hAnsi="Arial"/>
+                <w:b w:val="false"/>
+                <w:bCs w:val="false"/>
+                <w:i w:val="false"/>
+                <w:iCs w:val="false"/>
+                <w:color w:val="000000"/>
+                <w:sz w:val="18"/>
+                <w:szCs w:val="18"/>
+              </w:rPr>
+              <w:t xml:space="preserve">–  Combined operations on rational numbers (order of operations)</w:t>
+            </w:r>
+          </w:p>
+          <w:p>
+            <w:pPr>
+              <w:spacing w:after="30" w:before="0"/>
+              <w:ind w:left="360" w:hanging="180"/>
+              <w:jc w:val="left"/>
+            </w:pPr>
+            <w:r>
+              <w:rPr>
+                <w:rFonts w:ascii="Arial" w:cs="Arial" w:eastAsia="Arial" w:hAnsi="Arial"/>
+                <w:b w:val="false"/>
+                <w:bCs w:val="false"/>
+                <w:i w:val="false"/>
+                <w:iCs w:val="false"/>
+                <w:color w:val="000000"/>
+                <w:sz w:val="18"/>
+                <w:szCs w:val="18"/>
+              </w:rPr>
+              <w:t xml:space="preserve">–  Reciprocal of real numbers (using calculators)</w:t>
+            </w:r>
+          </w:p>
+          <w:p>
+            <w:pPr>
+              <w:spacing w:after="30" w:before="0"/>
+              <w:ind w:left="360" w:hanging="180"/>
+              <w:jc w:val="left"/>
+            </w:pPr>
+            <w:r>
+              <w:rPr>
+                <w:rFonts w:ascii="Arial" w:cs="Arial" w:eastAsia="Arial" w:hAnsi="Arial"/>
+                <w:b w:val="false"/>
+                <w:bCs w:val="false"/>
+                <w:i w:val="false"/>
+                <w:iCs w:val="false"/>
+                <w:color w:val="000000"/>
+                <w:sz w:val="18"/>
+                <w:szCs w:val="18"/>
+              </w:rPr>
+              <w:t xml:space="preserve">–  Application of integers and rational numbers in real-life situations (e.g., body temperature, blood pressure, shoe sizes)</w:t>
+            </w:r>
+          </w:p>
+        </w:tc>
+      </w:tr>
+      <w:tr>
+        <w:tc>
+          <w:tcPr>
+            <w:tcW w:type="dxa" w:w="3000"/>
+            <w:shd w:fill="D5E8F0" w:color="auto" w:val="clear"/>
+            <w:tcMar>
+              <w:top w:type="dxa" w:w="60"/>
+              <w:left w:type="dxa" w:w="120"/>
+              <w:bottom w:type="dxa" w:w="60"/>
+              <w:right w:type="dxa" w:w="120"/>
+            </w:tcMar>
+            <w:vAlign w:val="top"/>
+          </w:tcPr>
+          <w:p>
+            <w:pPr>
+              <w:spacing w:after="40" w:before="0"/>
+              <w:jc w:val="left"/>
+            </w:pPr>
+            <w:r>
+              <w:rPr>
+                <w:rFonts w:ascii="Arial" w:cs="Arial" w:eastAsia="Arial" w:hAnsi="Arial"/>
+                <w:b/>
+                <w:bCs/>
+                <w:i w:val="false"/>
+                <w:iCs w:val="false"/>
+                <w:color w:val="000000"/>
+                <w:sz w:val="18"/>
+                <w:szCs w:val="18"/>
+              </w:rPr>
+              <w:t xml:space="preserve">Learning Outcomes</w:t>
+            </w:r>
+          </w:p>
+        </w:tc>
+        <w:tc>
+          <w:tcPr>
+            <w:tcW w:type="dxa" w:w="10680"/>
+            <w:shd w:fill="FFFFFF" w:color="auto" w:val="clear"/>
+            <w:tcMar>
+              <w:top w:type="dxa" w:w="60"/>
+              <w:left w:type="dxa" w:w="120"/>
+              <w:bottom w:type="dxa" w:w="60"/>
+              <w:right w:type="dxa" w:w="120"/>
+            </w:tcMar>
+            <w:vAlign w:val="top"/>
+          </w:tcPr>
+          <w:p>
+            <w:pPr>
+              <w:spacing w:after="40" w:before="0"/>
+              <w:jc w:val="left"/>
+            </w:pPr>
+            <w:r>
+              <w:rPr>
+                <w:rFonts w:ascii="Arial" w:cs="Arial" w:eastAsia="Arial" w:hAnsi="Arial"/>
+                <w:b w:val="false"/>
+                <w:bCs w:val="false"/>
+                <w:i w:val="false"/>
+                <w:iCs w:val="false"/>
+                <w:color w:val="000000"/>
+                <w:sz w:val="18"/>
+                <w:szCs w:val="18"/>
+              </w:rPr>
+              <w:t xml:space="preserve">By the end of the sub-strand, the learner should be able to:</w:t>
+            </w:r>
+          </w:p>
+          <w:p>
+            <w:pPr>
+              <w:spacing w:after="40" w:before="0"/>
+              <w:jc w:val="left"/>
+            </w:pPr>
+            <w:r>
+              <w:rPr>
+                <w:rFonts w:ascii="Arial" w:cs="Arial" w:eastAsia="Arial" w:hAnsi="Arial"/>
+                <w:b w:val="false"/>
+                <w:bCs w:val="false"/>
+                <w:i w:val="false"/>
+                <w:iCs w:val="false"/>
+                <w:color w:val="000000"/>
+                <w:sz w:val="18"/>
+                <w:szCs w:val="18"/>
+              </w:rPr>
+              <w:t xml:space="preserve">a) classify real numbers as rational or irrational,</w:t>
+            </w:r>
+          </w:p>
+          <w:p>
+            <w:pPr>
+              <w:spacing w:after="40" w:before="0"/>
+              <w:jc w:val="left"/>
+            </w:pPr>
+            <w:r>
+              <w:rPr>
+                <w:rFonts w:ascii="Arial" w:cs="Arial" w:eastAsia="Arial" w:hAnsi="Arial"/>
+                <w:b w:val="false"/>
+                <w:bCs w:val="false"/>
+                <w:i w:val="false"/>
+                <w:iCs w:val="false"/>
+                <w:color w:val="000000"/>
+                <w:sz w:val="18"/>
+                <w:szCs w:val="18"/>
+              </w:rPr>
+              <w:t xml:space="preserve">b) perform combined operations on rational numbers,</w:t>
+            </w:r>
+          </w:p>
+          <w:p>
+            <w:pPr>
+              <w:spacing w:after="40" w:before="0"/>
+              <w:jc w:val="left"/>
+            </w:pPr>
+            <w:r>
+              <w:rPr>
+                <w:rFonts w:ascii="Arial" w:cs="Arial" w:eastAsia="Arial" w:hAnsi="Arial"/>
+                <w:b w:val="false"/>
+                <w:bCs w:val="false"/>
+                <w:i w:val="false"/>
+                <w:iCs w:val="false"/>
+                <w:color w:val="000000"/>
+                <w:sz w:val="18"/>
+                <w:szCs w:val="18"/>
+              </w:rPr>
+              <w:t xml:space="preserve">c) determine the reciprocal of real numbers using calculators,</w:t>
+            </w:r>
+          </w:p>
+          <w:p>
+            <w:pPr>
+              <w:spacing w:after="40" w:before="0"/>
+              <w:jc w:val="left"/>
+            </w:pPr>
+            <w:r>
+              <w:rPr>
+                <w:rFonts w:ascii="Arial" w:cs="Arial" w:eastAsia="Arial" w:hAnsi="Arial"/>
+                <w:b w:val="false"/>
+                <w:bCs w:val="false"/>
+                <w:i w:val="false"/>
+                <w:iCs w:val="false"/>
+                <w:color w:val="000000"/>
+                <w:sz w:val="18"/>
+                <w:szCs w:val="18"/>
+              </w:rPr>
+              <w:t xml:space="preserve">d) apply rational numbers in real life situations,</w:t>
+            </w:r>
+          </w:p>
+          <w:p>
+            <w:pPr>
+              <w:spacing w:after="40" w:before="0"/>
+              <w:jc w:val="left"/>
+            </w:pPr>
+            <w:r>
+              <w:rPr>
+                <w:rFonts w:ascii="Arial" w:cs="Arial" w:eastAsia="Arial" w:hAnsi="Arial"/>
+                <w:b w:val="false"/>
+                <w:bCs w:val="false"/>
+                <w:i w:val="false"/>
+                <w:iCs w:val="false"/>
+                <w:color w:val="000000"/>
+                <w:sz w:val="18"/>
+                <w:szCs w:val="18"/>
+              </w:rPr>
+              <w:t xml:space="preserve">e) appreciate the use of real numbers in real life.</w:t>
+            </w:r>
+          </w:p>
+        </w:tc>
+      </w:tr>
+      <w:tr>
+        <w:tc>
+          <w:tcPr>
+            <w:tcW w:type="dxa" w:w="3000"/>
+            <w:shd w:fill="D5E8F0" w:color="auto" w:val="clear"/>
+            <w:tcMar>
+              <w:top w:type="dxa" w:w="60"/>
+              <w:left w:type="dxa" w:w="120"/>
+              <w:bottom w:type="dxa" w:w="60"/>
+              <w:right w:type="dxa" w:w="120"/>
+            </w:tcMar>
+            <w:vAlign w:val="top"/>
+          </w:tcPr>
+          <w:p>
+            <w:pPr>
+              <w:spacing w:after="40" w:before="0"/>
+              <w:jc w:val="left"/>
+            </w:pPr>
+            <w:r>
+              <w:rPr>
+                <w:rFonts w:ascii="Arial" w:cs="Arial" w:eastAsia="Arial" w:hAnsi="Arial"/>
+                <w:b/>
+                <w:bCs/>
+                <w:i w:val="false"/>
+                <w:iCs w:val="false"/>
+                <w:color w:val="000000"/>
+                <w:sz w:val="18"/>
+                <w:szCs w:val="18"/>
+              </w:rPr>
+              <w:t xml:space="preserve">Core Competencies</w:t>
+            </w:r>
+          </w:p>
+        </w:tc>
+        <w:tc>
+          <w:tcPr>
+            <w:tcW w:type="dxa" w:w="10680"/>
+            <w:shd w:fill="FFFFFF" w:color="auto" w:val="clear"/>
+            <w:tcMar>
+              <w:top w:type="dxa" w:w="60"/>
+              <w:left w:type="dxa" w:w="120"/>
+              <w:bottom w:type="dxa" w:w="60"/>
+              <w:right w:type="dxa" w:w="120"/>
+            </w:tcMar>
+            <w:vAlign w:val="top"/>
+          </w:tcPr>
+          <w:p>
+            <w:pPr>
+              <w:spacing w:after="30" w:before="0"/>
+              <w:ind w:left="360" w:hanging="180"/>
+              <w:jc w:val="left"/>
+            </w:pPr>
+            <w:r>
+              <w:rPr>
+                <w:rFonts w:ascii="Arial" w:cs="Arial" w:eastAsia="Arial" w:hAnsi="Arial"/>
+                <w:b w:val="false"/>
+                <w:bCs w:val="false"/>
+                <w:i w:val="false"/>
+                <w:iCs w:val="false"/>
+                <w:color w:val="000000"/>
+                <w:sz w:val="18"/>
+                <w:szCs w:val="18"/>
+              </w:rPr>
+              <w:t xml:space="preserve">–  Critical Thinking and Problem Solving: the learner develops interpretation and inference skills as they classify numbers as either rational or irrational numbers.</w:t>
+            </w:r>
+          </w:p>
+          <w:p>
+            <w:pPr>
+              <w:spacing w:after="30" w:before="0"/>
+              <w:ind w:left="360" w:hanging="180"/>
+              <w:jc w:val="left"/>
+            </w:pPr>
+            <w:r>
+              <w:rPr>
+                <w:rFonts w:ascii="Arial" w:cs="Arial" w:eastAsia="Arial" w:hAnsi="Arial"/>
+                <w:b w:val="false"/>
+                <w:bCs w:val="false"/>
+                <w:i w:val="false"/>
+                <w:iCs w:val="false"/>
+                <w:color w:val="000000"/>
+                <w:sz w:val="18"/>
+                <w:szCs w:val="18"/>
+              </w:rPr>
+              <w:t xml:space="preserve">–  Self-efficacy: the learner develops self-awareness as they discuss the use of real numbers in real life such as in body temperature and blood pressure.</w:t>
+            </w:r>
+          </w:p>
+        </w:tc>
+      </w:tr>
+      <w:tr>
+        <w:tc>
+          <w:tcPr>
+            <w:tcW w:type="dxa" w:w="3000"/>
+            <w:shd w:fill="E2EFDA" w:color="auto" w:val="clear"/>
+            <w:tcMar>
+              <w:top w:type="dxa" w:w="60"/>
+              <w:left w:type="dxa" w:w="120"/>
+              <w:bottom w:type="dxa" w:w="60"/>
+              <w:right w:type="dxa" w:w="120"/>
+            </w:tcMar>
+            <w:vAlign w:val="top"/>
+          </w:tcPr>
+          <w:p>
+            <w:pPr>
+              <w:spacing w:after="40" w:before="0"/>
+              <w:jc w:val="left"/>
+            </w:pPr>
+            <w:r>
+              <w:rPr>
+                <w:rFonts w:ascii="Arial" w:cs="Arial" w:eastAsia="Arial" w:hAnsi="Arial"/>
+                <w:b/>
+                <w:bCs/>
+                <w:i w:val="false"/>
+                <w:iCs w:val="false"/>
+                <w:color w:val="000000"/>
+                <w:sz w:val="18"/>
+                <w:szCs w:val="18"/>
+              </w:rPr>
+              <w:t xml:space="preserve">Core Values</w:t>
+            </w:r>
+          </w:p>
+        </w:tc>
+        <w:tc>
+          <w:tcPr>
+            <w:tcW w:type="dxa" w:w="10680"/>
+            <w:shd w:fill="FFFFFF" w:color="auto" w:val="clear"/>
+            <w:tcMar>
+              <w:top w:type="dxa" w:w="60"/>
+              <w:left w:type="dxa" w:w="120"/>
+              <w:bottom w:type="dxa" w:w="60"/>
+              <w:right w:type="dxa" w:w="120"/>
+            </w:tcMar>
+            <w:vAlign w:val="top"/>
+          </w:tcPr>
+          <w:p>
+            <w:pPr>
+              <w:spacing w:after="30" w:before="0"/>
+              <w:ind w:left="360" w:hanging="180"/>
+              <w:jc w:val="left"/>
+            </w:pPr>
+            <w:r>
+              <w:rPr>
+                <w:rFonts w:ascii="Arial" w:cs="Arial" w:eastAsia="Arial" w:hAnsi="Arial"/>
+                <w:b w:val="false"/>
+                <w:bCs w:val="false"/>
+                <w:i w:val="false"/>
+                <w:iCs w:val="false"/>
+                <w:color w:val="000000"/>
+                <w:sz w:val="18"/>
+                <w:szCs w:val="18"/>
+              </w:rPr>
+              <w:t xml:space="preserve">–  Responsibility: the learner takes care of a calculator when using it to work out reciprocal of numbers.</w:t>
+            </w:r>
+          </w:p>
+          <w:p>
+            <w:pPr>
+              <w:spacing w:after="30" w:before="0"/>
+              <w:ind w:left="360" w:hanging="180"/>
+              <w:jc w:val="left"/>
+            </w:pPr>
+            <w:r>
+              <w:rPr>
+                <w:rFonts w:ascii="Arial" w:cs="Arial" w:eastAsia="Arial" w:hAnsi="Arial"/>
+                <w:b w:val="false"/>
+                <w:bCs w:val="false"/>
+                <w:i w:val="false"/>
+                <w:iCs w:val="false"/>
+                <w:color w:val="000000"/>
+                <w:sz w:val="18"/>
+                <w:szCs w:val="18"/>
+              </w:rPr>
+              <w:t xml:space="preserve">–  Respect: the learner develops humility by taking turns while discussing with peers and working out combined operations.</w:t>
+            </w:r>
+          </w:p>
+        </w:tc>
+      </w:tr>
+      <w:tr>
+        <w:tc>
+          <w:tcPr>
+            <w:tcW w:type="dxa" w:w="3000"/>
+            <w:shd w:fill="D5E8F0" w:color="auto" w:val="clear"/>
+            <w:tcMar>
+              <w:top w:type="dxa" w:w="60"/>
+              <w:left w:type="dxa" w:w="120"/>
+              <w:bottom w:type="dxa" w:w="60"/>
+              <w:right w:type="dxa" w:w="120"/>
+            </w:tcMar>
+            <w:vAlign w:val="top"/>
+          </w:tcPr>
+          <w:p>
+            <w:pPr>
+              <w:spacing w:after="40" w:before="0"/>
+              <w:jc w:val="left"/>
+            </w:pPr>
+            <w:r>
+              <w:rPr>
+                <w:rFonts w:ascii="Arial" w:cs="Arial" w:eastAsia="Arial" w:hAnsi="Arial"/>
+                <w:b/>
+                <w:bCs/>
+                <w:i w:val="false"/>
+                <w:iCs w:val="false"/>
+                <w:color w:val="000000"/>
+                <w:sz w:val="18"/>
+                <w:szCs w:val="18"/>
+              </w:rPr>
+              <w:t xml:space="preserve">Science &amp; Engineering Practices</w:t>
+            </w:r>
+          </w:p>
+        </w:tc>
+        <w:tc>
+          <w:tcPr>
+            <w:tcW w:type="dxa" w:w="10680"/>
+            <w:shd w:fill="FFFFFF" w:color="auto" w:val="clear"/>
+            <w:tcMar>
+              <w:top w:type="dxa" w:w="60"/>
+              <w:left w:type="dxa" w:w="120"/>
+              <w:bottom w:type="dxa" w:w="60"/>
+              <w:right w:type="dxa" w:w="120"/>
+            </w:tcMar>
+            <w:vAlign w:val="top"/>
+          </w:tcPr>
+          <w:p>
+            <w:pPr>
+              <w:spacing w:after="30" w:before="0"/>
+              <w:ind w:left="360" w:hanging="180"/>
+              <w:jc w:val="left"/>
+            </w:pPr>
+            <w:r>
+              <w:rPr>
+                <w:rFonts w:ascii="Arial" w:cs="Arial" w:eastAsia="Arial" w:hAnsi="Arial"/>
+                <w:b w:val="false"/>
+                <w:bCs w:val="false"/>
+                <w:i w:val="false"/>
+                <w:iCs w:val="false"/>
+                <w:color w:val="000000"/>
+                <w:sz w:val="18"/>
+                <w:szCs w:val="18"/>
+              </w:rPr>
+              <w:t xml:space="preserve">–  Asking Questions and Defining Problems: learners pose and refine questions about why certain measurements (e.g., a Nairobi market vendor's daily tally) produce rational vs. irrational results, driving the inquiry into real-number classification.</w:t>
+            </w:r>
+          </w:p>
+          <w:p>
+            <w:pPr>
+              <w:spacing w:after="30" w:before="0"/>
+              <w:ind w:left="360" w:hanging="180"/>
+              <w:jc w:val="left"/>
+            </w:pPr>
+            <w:r>
+              <w:rPr>
+                <w:rFonts w:ascii="Arial" w:cs="Arial" w:eastAsia="Arial" w:hAnsi="Arial"/>
+                <w:b w:val="false"/>
+                <w:bCs w:val="false"/>
+                <w:i w:val="false"/>
+                <w:iCs w:val="false"/>
+                <w:color w:val="000000"/>
+                <w:sz w:val="18"/>
+                <w:szCs w:val="18"/>
+              </w:rPr>
+              <w:t xml:space="preserve">–  Analysing and Interpreting Data: learners collect personal biometric data (weight, height, shoe size) and analyse whether each measurement is best represented by a rational or irrational number.</w:t>
+            </w:r>
+          </w:p>
+          <w:p>
+            <w:pPr>
+              <w:spacing w:after="30" w:before="0"/>
+              <w:ind w:left="360" w:hanging="180"/>
+              <w:jc w:val="left"/>
+            </w:pPr>
+            <w:r>
+              <w:rPr>
+                <w:rFonts w:ascii="Arial" w:cs="Arial" w:eastAsia="Arial" w:hAnsi="Arial"/>
+                <w:b w:val="false"/>
+                <w:bCs w:val="false"/>
+                <w:i w:val="false"/>
+                <w:iCs w:val="false"/>
+                <w:color w:val="000000"/>
+                <w:sz w:val="18"/>
+                <w:szCs w:val="18"/>
+              </w:rPr>
+              <w:t xml:space="preserve">–  Using Mathematics and Computational Thinking: learners apply order-of-operations rules and calculator-based reciprocal computation to solve multi-step problems set in Kenyan market and health contexts.</w:t>
+            </w:r>
+          </w:p>
+          <w:p>
+            <w:pPr>
+              <w:spacing w:after="30" w:before="0"/>
+              <w:ind w:left="360" w:hanging="180"/>
+              <w:jc w:val="left"/>
+            </w:pPr>
+            <w:r>
+              <w:rPr>
+                <w:rFonts w:ascii="Arial" w:cs="Arial" w:eastAsia="Arial" w:hAnsi="Arial"/>
+                <w:b w:val="false"/>
+                <w:bCs w:val="false"/>
+                <w:i w:val="false"/>
+                <w:iCs w:val="false"/>
+                <w:color w:val="000000"/>
+                <w:sz w:val="18"/>
+                <w:szCs w:val="18"/>
+              </w:rPr>
+              <w:t xml:space="preserve">–  Constructing Explanations: learners build written and verbal explanations for why operations on rational numbers always yield rational results, anchored in the observed market-transaction phenomenon.</w:t>
+            </w:r>
+          </w:p>
+        </w:tc>
+      </w:tr>
+      <w:tr>
+        <w:tc>
+          <w:tcPr>
+            <w:tcW w:type="dxa" w:w="3000"/>
+            <w:shd w:fill="FCE4D6" w:color="auto" w:val="clear"/>
+            <w:tcMar>
+              <w:top w:type="dxa" w:w="60"/>
+              <w:left w:type="dxa" w:w="120"/>
+              <w:bottom w:type="dxa" w:w="60"/>
+              <w:right w:type="dxa" w:w="120"/>
+            </w:tcMar>
+            <w:vAlign w:val="top"/>
+          </w:tcPr>
+          <w:p>
+            <w:pPr>
+              <w:spacing w:after="40" w:before="0"/>
+              <w:jc w:val="left"/>
+            </w:pPr>
+            <w:r>
+              <w:rPr>
+                <w:rFonts w:ascii="Arial" w:cs="Arial" w:eastAsia="Arial" w:hAnsi="Arial"/>
+                <w:b/>
+                <w:bCs/>
+                <w:i w:val="false"/>
+                <w:iCs w:val="false"/>
+                <w:color w:val="000000"/>
+                <w:sz w:val="18"/>
+                <w:szCs w:val="18"/>
+              </w:rPr>
+              <w:t xml:space="preserve">Pertinent &amp; Contemporary Issues (PCIs)</w:t>
+            </w:r>
+          </w:p>
+        </w:tc>
+        <w:tc>
+          <w:tcPr>
+            <w:tcW w:type="dxa" w:w="10680"/>
+            <w:shd w:fill="FFFFFF" w:color="auto" w:val="clear"/>
+            <w:tcMar>
+              <w:top w:type="dxa" w:w="60"/>
+              <w:left w:type="dxa" w:w="120"/>
+              <w:bottom w:type="dxa" w:w="60"/>
+              <w:right w:type="dxa" w:w="120"/>
+            </w:tcMar>
+            <w:vAlign w:val="top"/>
+          </w:tcPr>
+          <w:p>
+            <w:pPr>
+              <w:spacing w:after="30" w:before="0"/>
+              <w:ind w:left="360" w:hanging="180"/>
+              <w:jc w:val="left"/>
+            </w:pPr>
+            <w:r>
+              <w:rPr>
+                <w:rFonts w:ascii="Arial" w:cs="Arial" w:eastAsia="Arial" w:hAnsi="Arial"/>
+                <w:b w:val="false"/>
+                <w:bCs w:val="false"/>
+                <w:i w:val="false"/>
+                <w:iCs w:val="false"/>
+                <w:color w:val="000000"/>
+                <w:sz w:val="18"/>
+                <w:szCs w:val="18"/>
+              </w:rPr>
+              <w:t xml:space="preserve">–  Health Promotion: the learner develops healthy practice skills while discussing the use of real numbers in recording body temperature and blood pressure — contextualised through scenarios at a Kenyan community health centre.</w:t>
+            </w:r>
+          </w:p>
+        </w:tc>
+      </w:tr>
+      <w:tr>
+        <w:tc>
+          <w:tcPr>
+            <w:tcW w:type="dxa" w:w="3000"/>
+            <w:shd w:fill="D9EEF1" w:color="auto" w:val="clear"/>
+            <w:tcMar>
+              <w:top w:type="dxa" w:w="60"/>
+              <w:left w:type="dxa" w:w="120"/>
+              <w:bottom w:type="dxa" w:w="60"/>
+              <w:right w:type="dxa" w:w="120"/>
+            </w:tcMar>
+            <w:vAlign w:val="top"/>
+          </w:tcPr>
+          <w:p>
+            <w:pPr>
+              <w:spacing w:after="40" w:before="0"/>
+              <w:jc w:val="left"/>
+            </w:pPr>
+            <w:r>
+              <w:rPr>
+                <w:rFonts w:ascii="Arial" w:cs="Arial" w:eastAsia="Arial" w:hAnsi="Arial"/>
+                <w:b/>
+                <w:bCs/>
+                <w:i w:val="false"/>
+                <w:iCs w:val="false"/>
+                <w:color w:val="000000"/>
+                <w:sz w:val="18"/>
+                <w:szCs w:val="18"/>
+              </w:rPr>
+              <w:t xml:space="preserve">Career Connections</w:t>
+            </w:r>
+          </w:p>
+        </w:tc>
+        <w:tc>
+          <w:tcPr>
+            <w:tcW w:type="dxa" w:w="10680"/>
+            <w:shd w:fill="FFFFFF" w:color="auto" w:val="clear"/>
+            <w:tcMar>
+              <w:top w:type="dxa" w:w="60"/>
+              <w:left w:type="dxa" w:w="120"/>
+              <w:bottom w:type="dxa" w:w="60"/>
+              <w:right w:type="dxa" w:w="120"/>
+            </w:tcMar>
+            <w:vAlign w:val="top"/>
+          </w:tcPr>
+          <w:p>
+            <w:pPr>
+              <w:spacing w:after="30" w:before="0"/>
+              <w:ind w:left="360" w:hanging="180"/>
+              <w:jc w:val="left"/>
+            </w:pPr>
+            <w:r>
+              <w:rPr>
+                <w:rFonts w:ascii="Arial" w:cs="Arial" w:eastAsia="Arial" w:hAnsi="Arial"/>
+                <w:b w:val="false"/>
+                <w:bCs w:val="false"/>
+                <w:i w:val="false"/>
+                <w:iCs w:val="false"/>
+                <w:color w:val="000000"/>
+                <w:sz w:val="18"/>
+                <w:szCs w:val="18"/>
+              </w:rPr>
+              <w:t xml:space="preserve">–  Healthcare / Nursing: recording and interpreting patient vitals (temperature 36.8 °C, blood pressure 120/80) requires fluency with rational numbers and combined operations.</w:t>
+            </w:r>
+          </w:p>
+          <w:p>
+            <w:pPr>
+              <w:spacing w:after="30" w:before="0"/>
+              <w:ind w:left="360" w:hanging="180"/>
+              <w:jc w:val="left"/>
+            </w:pPr>
+            <w:r>
+              <w:rPr>
+                <w:rFonts w:ascii="Arial" w:cs="Arial" w:eastAsia="Arial" w:hAnsi="Arial"/>
+                <w:b w:val="false"/>
+                <w:bCs w:val="false"/>
+                <w:i w:val="false"/>
+                <w:iCs w:val="false"/>
+                <w:color w:val="000000"/>
+                <w:sz w:val="18"/>
+                <w:szCs w:val="18"/>
+              </w:rPr>
+              <w:t xml:space="preserve">–  Market Trading / Sole Proprietorship: Mama mboga vendors at Gikomba Market use rational numbers daily for pricing, giving change, and calculating profit margins.</w:t>
+            </w:r>
+          </w:p>
+          <w:p>
+            <w:pPr>
+              <w:spacing w:after="30" w:before="0"/>
+              <w:ind w:left="360" w:hanging="180"/>
+              <w:jc w:val="left"/>
+            </w:pPr>
+            <w:r>
+              <w:rPr>
+                <w:rFonts w:ascii="Arial" w:cs="Arial" w:eastAsia="Arial" w:hAnsi="Arial"/>
+                <w:b w:val="false"/>
+                <w:bCs w:val="false"/>
+                <w:i w:val="false"/>
+                <w:iCs w:val="false"/>
+                <w:color w:val="000000"/>
+                <w:sz w:val="18"/>
+                <w:szCs w:val="18"/>
+              </w:rPr>
+              <w:t xml:space="preserve">–  Sports Coaching / Athletics: timing and ranking Kenyan runners (e.g., at Kipchoge Keino Stadium, Eldoret) involves precise rational-number comparisons and averages.</w:t>
+            </w:r>
+          </w:p>
+          <w:p>
+            <w:pPr>
+              <w:spacing w:after="30" w:before="0"/>
+              <w:ind w:left="360" w:hanging="180"/>
+              <w:jc w:val="left"/>
+            </w:pPr>
+            <w:r>
+              <w:rPr>
+                <w:rFonts w:ascii="Arial" w:cs="Arial" w:eastAsia="Arial" w:hAnsi="Arial"/>
+                <w:b w:val="false"/>
+                <w:bCs w:val="false"/>
+                <w:i w:val="false"/>
+                <w:iCs w:val="false"/>
+                <w:color w:val="000000"/>
+                <w:sz w:val="18"/>
+                <w:szCs w:val="18"/>
+              </w:rPr>
+              <w:t xml:space="preserve">–  Journalism / Media: reporters presenting poll results or economic statistics need to classify and manipulate rational numbers accurately for public communication.</w:t>
+            </w:r>
+          </w:p>
+        </w:tc>
+      </w:tr>
+      <w:tr>
+        <w:tc>
+          <w:tcPr>
+            <w:tcW w:type="dxa" w:w="3000"/>
+            <w:shd w:fill="D5E8F0" w:color="auto" w:val="clear"/>
+            <w:tcMar>
+              <w:top w:type="dxa" w:w="60"/>
+              <w:left w:type="dxa" w:w="120"/>
+              <w:bottom w:type="dxa" w:w="60"/>
+              <w:right w:type="dxa" w:w="120"/>
+            </w:tcMar>
+            <w:vAlign w:val="top"/>
+          </w:tcPr>
+          <w:p>
+            <w:pPr>
+              <w:spacing w:after="40" w:before="0"/>
+              <w:jc w:val="left"/>
+            </w:pPr>
+            <w:r>
+              <w:rPr>
+                <w:rFonts w:ascii="Arial" w:cs="Arial" w:eastAsia="Arial" w:hAnsi="Arial"/>
+                <w:b/>
+                <w:bCs/>
+                <w:i w:val="false"/>
+                <w:iCs w:val="false"/>
+                <w:color w:val="000000"/>
+                <w:sz w:val="18"/>
+                <w:szCs w:val="18"/>
+              </w:rPr>
+              <w:t xml:space="preserve">Focus for Lessons</w:t>
+            </w:r>
+          </w:p>
+        </w:tc>
+        <w:tc>
+          <w:tcPr>
+            <w:tcW w:type="dxa" w:w="10680"/>
+            <w:shd w:fill="FFFFFF" w:color="auto" w:val="clear"/>
+            <w:tcMar>
+              <w:top w:type="dxa" w:w="60"/>
+              <w:left w:type="dxa" w:w="120"/>
+              <w:bottom w:type="dxa" w:w="60"/>
+              <w:right w:type="dxa" w:w="120"/>
+            </w:tcMar>
+            <w:vAlign w:val="top"/>
+          </w:tcPr>
+          <w:p>
+            <w:pPr>
+              <w:spacing w:after="40" w:before="0"/>
+              <w:jc w:val="left"/>
+            </w:pPr>
+            <w:r>
+              <w:rPr>
+                <w:rFonts w:ascii="Arial" w:cs="Arial" w:eastAsia="Arial" w:hAnsi="Arial"/>
+                <w:b w:val="false"/>
+                <w:bCs w:val="false"/>
+                <w:i w:val="false"/>
+                <w:iCs w:val="false"/>
+                <w:color w:val="000000"/>
+                <w:sz w:val="18"/>
+                <w:szCs w:val="18"/>
+              </w:rPr>
+              <w:t xml:space="preserve">This unit grounds learners in the complete landscape of real numbers — rational and irrational — and builds confident fluency with combined operations and reciprocals in everyday Kenyan contexts. Using familiar anchors such as market transactions at Wakulima Market in Nairobi and health-clinic records from a rural dispensary in Kisumu County, learners move from intuitive number sense to precise classification and computation. The unit deliberately integrates calculator skills, peer discussion, and health-promotion awareness so that mathematical reasoning is always connected to real decisions learners and their communities make.</w:t>
+            </w:r>
+          </w:p>
+        </w:tc>
+      </w:tr>
+      <w:tr>
+        <w:tc>
+          <w:tcPr>
+            <w:tcW w:type="dxa" w:w="3000"/>
+            <w:shd w:fill="EAD1F5" w:color="auto" w:val="clear"/>
+            <w:tcMar>
+              <w:top w:type="dxa" w:w="60"/>
+              <w:left w:type="dxa" w:w="120"/>
+              <w:bottom w:type="dxa" w:w="60"/>
+              <w:right w:type="dxa" w:w="120"/>
+            </w:tcMar>
+            <w:vAlign w:val="top"/>
+          </w:tcPr>
+          <w:p>
+            <w:pPr>
+              <w:spacing w:after="40" w:before="0"/>
+              <w:jc w:val="left"/>
+            </w:pPr>
+            <w:r>
+              <w:rPr>
+                <w:rFonts w:ascii="Arial" w:cs="Arial" w:eastAsia="Arial" w:hAnsi="Arial"/>
+                <w:b/>
+                <w:bCs/>
+                <w:i w:val="false"/>
+                <w:iCs w:val="false"/>
+                <w:color w:val="000000"/>
+                <w:sz w:val="18"/>
+                <w:szCs w:val="18"/>
+              </w:rPr>
+              <w:t xml:space="preserve">Driving Question / Key Inquiry Questions</w:t>
+            </w:r>
+          </w:p>
+        </w:tc>
+        <w:tc>
+          <w:tcPr>
+            <w:tcW w:type="dxa" w:w="10680"/>
+            <w:shd w:fill="FFFFFF" w:color="auto" w:val="clear"/>
+            <w:tcMar>
+              <w:top w:type="dxa" w:w="60"/>
+              <w:left w:type="dxa" w:w="120"/>
+              <w:bottom w:type="dxa" w:w="60"/>
+              <w:right w:type="dxa" w:w="120"/>
+            </w:tcMar>
+            <w:vAlign w:val="top"/>
+          </w:tcPr>
+          <w:p>
+            <w:pPr>
+              <w:spacing w:after="40" w:before="0"/>
+              <w:jc w:val="left"/>
+            </w:pPr>
+            <w:r>
+              <w:rPr>
+                <w:rFonts w:ascii="Arial" w:cs="Arial" w:eastAsia="Arial" w:hAnsi="Arial"/>
+                <w:b w:val="false"/>
+                <w:bCs w:val="false"/>
+                <w:i w:val="false"/>
+                <w:iCs w:val="false"/>
+                <w:color w:val="000000"/>
+                <w:sz w:val="18"/>
+                <w:szCs w:val="18"/>
+              </w:rPr>
+              <w:t xml:space="preserve">DRIVING QUESTION: Why do some numbers from our everyday Kenyan lives "end neatly" while others go on forever — and how does knowing the difference help us make better decisions?</w:t>
+            </w:r>
+          </w:p>
+          <w:p>
+            <w:pPr>
+              <w:spacing w:after="40" w:before="0"/>
+              <w:jc w:val="left"/>
+            </w:pPr>
+            <w:r>
+              <w:rPr>
+                <w:rFonts w:ascii="Arial" w:cs="Arial" w:eastAsia="Arial" w:hAnsi="Arial"/>
+                <w:b w:val="false"/>
+                <w:bCs w:val="false"/>
+                <w:i w:val="false"/>
+                <w:iCs w:val="false"/>
+                <w:color w:val="000000"/>
+                <w:sz w:val="18"/>
+                <w:szCs w:val="18"/>
+              </w:rPr>
+              <w:t xml:space="preserve"/>
+            </w:r>
+          </w:p>
+          <w:p>
+            <w:pPr>
+              <w:spacing w:after="40" w:before="0"/>
+              <w:jc w:val="left"/>
+            </w:pPr>
+            <w:r>
+              <w:rPr>
+                <w:rFonts w:ascii="Arial" w:cs="Arial" w:eastAsia="Arial" w:hAnsi="Arial"/>
+                <w:b w:val="false"/>
+                <w:bCs w:val="false"/>
+                <w:i w:val="false"/>
+                <w:iCs w:val="false"/>
+                <w:color w:val="000000"/>
+                <w:sz w:val="18"/>
+                <w:szCs w:val="18"/>
+              </w:rPr>
+              <w:t xml:space="preserve">KICD KEY INQUIRY QUESTIONS:</w:t>
+            </w:r>
+          </w:p>
+          <w:p>
+            <w:pPr>
+              <w:spacing w:after="40" w:before="0"/>
+              <w:jc w:val="left"/>
+            </w:pPr>
+            <w:r>
+              <w:rPr>
+                <w:rFonts w:ascii="Arial" w:cs="Arial" w:eastAsia="Arial" w:hAnsi="Arial"/>
+                <w:b w:val="false"/>
+                <w:bCs w:val="false"/>
+                <w:i w:val="false"/>
+                <w:iCs w:val="false"/>
+                <w:color w:val="000000"/>
+                <w:sz w:val="18"/>
+                <w:szCs w:val="18"/>
+              </w:rPr>
+              <w:t xml:space="preserve">1. Why are numbers important?</w:t>
+            </w:r>
+          </w:p>
+        </w:tc>
+      </w:tr>
+      <w:tr>
+        <w:tc>
+          <w:tcPr>
+            <w:tcW w:type="dxa" w:w="3000"/>
+            <w:shd w:fill="EAD1F5" w:color="auto" w:val="clear"/>
+            <w:tcMar>
+              <w:top w:type="dxa" w:w="60"/>
+              <w:left w:type="dxa" w:w="120"/>
+              <w:bottom w:type="dxa" w:w="60"/>
+              <w:right w:type="dxa" w:w="120"/>
+            </w:tcMar>
+            <w:vAlign w:val="top"/>
+          </w:tcPr>
+          <w:p>
+            <w:pPr>
+              <w:spacing w:after="40" w:before="0"/>
+              <w:jc w:val="left"/>
+            </w:pPr>
+            <w:r>
+              <w:rPr>
+                <w:rFonts w:ascii="Arial" w:cs="Arial" w:eastAsia="Arial" w:hAnsi="Arial"/>
+                <w:b/>
+                <w:bCs/>
+                <w:i w:val="false"/>
+                <w:iCs w:val="false"/>
+                <w:color w:val="000000"/>
+                <w:sz w:val="18"/>
+                <w:szCs w:val="18"/>
+              </w:rPr>
+              <w:t xml:space="preserve">Anchoring Phenomenon</w:t>
+            </w:r>
+          </w:p>
+        </w:tc>
+        <w:tc>
+          <w:tcPr>
+            <w:tcW w:type="dxa" w:w="10680"/>
+            <w:shd w:fill="FFFFFF" w:color="auto" w:val="clear"/>
+            <w:tcMar>
+              <w:top w:type="dxa" w:w="60"/>
+              <w:left w:type="dxa" w:w="120"/>
+              <w:bottom w:type="dxa" w:w="60"/>
+              <w:right w:type="dxa" w:w="120"/>
+            </w:tcMar>
+            <w:vAlign w:val="top"/>
+          </w:tcPr>
+          <w:p>
+            <w:pPr>
+              <w:spacing w:after="40" w:before="0"/>
+              <w:jc w:val="left"/>
+            </w:pPr>
+            <w:r>
+              <w:rPr>
+                <w:rFonts w:ascii="Arial" w:cs="Arial" w:eastAsia="Arial" w:hAnsi="Arial"/>
+                <w:b w:val="false"/>
+                <w:bCs w:val="false"/>
+                <w:i w:val="false"/>
+                <w:iCs w:val="false"/>
+                <w:color w:val="000000"/>
+                <w:sz w:val="18"/>
+                <w:szCs w:val="18"/>
+              </w:rPr>
+              <w:t xml:space="preserve">A community health volunteer at the Mathare North Health Centre in Nairobi records the following patient data on a single morning: body temperatures of 36.8 °C, 37.0 °C, and 37.5 °C; blood pressure readings of 120/80 and 135/90; and shoe sizes of 40, 41, and 43. When she enters the data into a basic calculator to compute an average temperature, she notices that 36.8 + 37.0 + 37.5 divided by 3 gives a decimal that terminates exactly — yet when she tries to calculate the diagonal of the square floor tile (side = 1 m) in the waiting room using the Pythagorean theorem, the calculator displays a never-ending, non-repeating decimal (√2 ≈ 1.41421356…). Students are puzzled: why do some of the health worker's numbers "end neatly" while others seem to go on forever? This tension — between numbers that can be written as exact fractions and those that cannot — anchors the entire sub-strand investigation into the nature of real numbers.</w:t>
+            </w:r>
+          </w:p>
+        </w:tc>
+      </w:tr>
+      <w:tr>
+        <w:tc>
+          <w:tcPr>
+            <w:tcW w:type="dxa" w:w="3000"/>
+            <w:shd w:fill="D9EEF1" w:color="auto" w:val="clear"/>
+            <w:tcMar>
+              <w:top w:type="dxa" w:w="60"/>
+              <w:left w:type="dxa" w:w="120"/>
+              <w:bottom w:type="dxa" w:w="60"/>
+              <w:right w:type="dxa" w:w="120"/>
+            </w:tcMar>
+            <w:vAlign w:val="top"/>
+          </w:tcPr>
+          <w:p>
+            <w:pPr>
+              <w:spacing w:after="40" w:before="0"/>
+              <w:jc w:val="left"/>
+            </w:pPr>
+            <w:r>
+              <w:rPr>
+                <w:rFonts w:ascii="Arial" w:cs="Arial" w:eastAsia="Arial" w:hAnsi="Arial"/>
+                <w:b/>
+                <w:bCs/>
+                <w:i w:val="false"/>
+                <w:iCs w:val="false"/>
+                <w:color w:val="000000"/>
+                <w:sz w:val="18"/>
+                <w:szCs w:val="18"/>
+              </w:rPr>
+              <w:t xml:space="preserve">Storyline Thread</w:t>
+            </w:r>
+          </w:p>
+        </w:tc>
+        <w:tc>
+          <w:tcPr>
+            <w:tcW w:type="dxa" w:w="10680"/>
+            <w:shd w:fill="FFFFFF" w:color="auto" w:val="clear"/>
+            <w:tcMar>
+              <w:top w:type="dxa" w:w="60"/>
+              <w:left w:type="dxa" w:w="120"/>
+              <w:bottom w:type="dxa" w:w="60"/>
+              <w:right w:type="dxa" w:w="120"/>
+            </w:tcMar>
+            <w:vAlign w:val="top"/>
+          </w:tcPr>
+          <w:p>
+            <w:pPr>
+              <w:spacing w:after="40" w:before="0"/>
+              <w:jc w:val="left"/>
+            </w:pPr>
+            <w:r>
+              <w:rPr>
+                <w:rFonts w:ascii="Arial" w:cs="Arial" w:eastAsia="Arial" w:hAnsi="Arial"/>
+                <w:b w:val="false"/>
+                <w:bCs w:val="false"/>
+                <w:i w:val="false"/>
+                <w:iCs w:val="false"/>
+                <w:color w:val="000000"/>
+                <w:sz w:val="18"/>
+                <w:szCs w:val="18"/>
+              </w:rPr>
+              <w:t xml:space="preserve">Lesson 1 — Anchoring Phenomenon &amp; Number Classification (Predict Phase): Teacher presents the Mathare North Health Centre scenario. Learners individually record their own weight, height, and shoe size; classify each measurement as odd/even, prime/composite, and attempt to decide whether each is rational or irrational. Class creates a shared "What We Notice / What We Wonder" Driving Question Board (DQB). Cold-call 4 learners to share predictions about why the calculator diagonal "goes on forever."</w:t>
+            </w:r>
+          </w:p>
+          <w:p>
+            <w:pPr>
+              <w:spacing w:after="40" w:before="0"/>
+              <w:jc w:val="left"/>
+            </w:pPr>
+            <w:r>
+              <w:rPr>
+                <w:rFonts w:ascii="Arial" w:cs="Arial" w:eastAsia="Arial" w:hAnsi="Arial"/>
+                <w:b w:val="false"/>
+                <w:bCs w:val="false"/>
+                <w:i w:val="false"/>
+                <w:iCs w:val="false"/>
+                <w:color w:val="000000"/>
+                <w:sz w:val="18"/>
+                <w:szCs w:val="18"/>
+              </w:rPr>
+              <w:t xml:space="preserve"/>
+            </w:r>
+          </w:p>
+          <w:p>
+            <w:pPr>
+              <w:spacing w:after="40" w:before="0"/>
+              <w:jc w:val="left"/>
+            </w:pPr>
+            <w:r>
+              <w:rPr>
+                <w:rFonts w:ascii="Arial" w:cs="Arial" w:eastAsia="Arial" w:hAnsi="Arial"/>
+                <w:b w:val="false"/>
+                <w:bCs w:val="false"/>
+                <w:i w:val="false"/>
+                <w:iCs w:val="false"/>
+                <w:color w:val="000000"/>
+                <w:sz w:val="18"/>
+                <w:szCs w:val="18"/>
+              </w:rPr>
+              <w:t xml:space="preserve">Lesson 2 — Observe: Rational vs. Irrational Numbers (Observe Phase): Learners examine a curated data set of Kenyan real-life numbers (maize prices, athletics times, tile diagonals, blood pressure values). In pairs they attempt to write each number as a fraction p/q; numbers that resist this are labelled irrational. Teacher guides a class sort on the board. Learners update their DQB with new evidence. Wait time: 60 seconds silent think before each cold-call (minimum 5 cold-calls per lesson).</w:t>
+            </w:r>
+          </w:p>
+          <w:p>
+            <w:pPr>
+              <w:spacing w:after="40" w:before="0"/>
+              <w:jc w:val="left"/>
+            </w:pPr>
+            <w:r>
+              <w:rPr>
+                <w:rFonts w:ascii="Arial" w:cs="Arial" w:eastAsia="Arial" w:hAnsi="Arial"/>
+                <w:b w:val="false"/>
+                <w:bCs w:val="false"/>
+                <w:i w:val="false"/>
+                <w:iCs w:val="false"/>
+                <w:color w:val="000000"/>
+                <w:sz w:val="18"/>
+                <w:szCs w:val="18"/>
+              </w:rPr>
+              <w:t xml:space="preserve"/>
+            </w:r>
+          </w:p>
+          <w:p>
+            <w:pPr>
+              <w:spacing w:after="40" w:before="0"/>
+              <w:jc w:val="left"/>
+            </w:pPr>
+            <w:r>
+              <w:rPr>
+                <w:rFonts w:ascii="Arial" w:cs="Arial" w:eastAsia="Arial" w:hAnsi="Arial"/>
+                <w:b w:val="false"/>
+                <w:bCs w:val="false"/>
+                <w:i w:val="false"/>
+                <w:iCs w:val="false"/>
+                <w:color w:val="000000"/>
+                <w:sz w:val="18"/>
+                <w:szCs w:val="18"/>
+              </w:rPr>
+              <w:t xml:space="preserve">Lesson 3 — Explain: Defining and Formalising Rational vs. Irrational (Explain Phase): Learners formalise the definition of rational (p/q, q ≠ 0, p and q integers) and irrational numbers using worked examples from the health-centre phenomenon. Teacher models number-line placement of √2 and 22/7 (distinguishing the approximation from π). Learners complete a classification activity using 20 Kenyan-context numbers. DQB is updated with the formal definition.</w:t>
+            </w:r>
+          </w:p>
+          <w:p>
+            <w:pPr>
+              <w:spacing w:after="40" w:before="0"/>
+              <w:jc w:val="left"/>
+            </w:pPr>
+            <w:r>
+              <w:rPr>
+                <w:rFonts w:ascii="Arial" w:cs="Arial" w:eastAsia="Arial" w:hAnsi="Arial"/>
+                <w:b w:val="false"/>
+                <w:bCs w:val="false"/>
+                <w:i w:val="false"/>
+                <w:iCs w:val="false"/>
+                <w:color w:val="000000"/>
+                <w:sz w:val="18"/>
+                <w:szCs w:val="18"/>
+              </w:rPr>
+              <w:t xml:space="preserve"/>
+            </w:r>
+          </w:p>
+          <w:p>
+            <w:pPr>
+              <w:spacing w:after="40" w:before="0"/>
+              <w:jc w:val="left"/>
+            </w:pPr>
+            <w:r>
+              <w:rPr>
+                <w:rFonts w:ascii="Arial" w:cs="Arial" w:eastAsia="Arial" w:hAnsi="Arial"/>
+                <w:b w:val="false"/>
+                <w:bCs w:val="false"/>
+                <w:i w:val="false"/>
+                <w:iCs w:val="false"/>
+                <w:color w:val="000000"/>
+                <w:sz w:val="18"/>
+                <w:szCs w:val="18"/>
+              </w:rPr>
+              <w:t xml:space="preserve">Lesson 4 — Combined Operations on Rational Numbers I (Observe + Explain): Using the sukuma wiki vendor scenario (supporting phenomenon 3), learners explore addition and subtraction of rational numbers including fractions and decimals. Teacher demonstrates BODMAS/PEMDAS with market-price contexts (ugali + beans + sukuma wiki total cost). Learners work in groups of three on case scenarios involving distribution of school stationery at a Kisumu school; each group presents one solution. DQB updated: "Do combined operations on rationals always give a rational result?"</w:t>
+            </w:r>
+          </w:p>
+          <w:p>
+            <w:pPr>
+              <w:spacing w:after="40" w:before="0"/>
+              <w:jc w:val="left"/>
+            </w:pPr>
+            <w:r>
+              <w:rPr>
+                <w:rFonts w:ascii="Arial" w:cs="Arial" w:eastAsia="Arial" w:hAnsi="Arial"/>
+                <w:b w:val="false"/>
+                <w:bCs w:val="false"/>
+                <w:i w:val="false"/>
+                <w:iCs w:val="false"/>
+                <w:color w:val="000000"/>
+                <w:sz w:val="18"/>
+                <w:szCs w:val="18"/>
+              </w:rPr>
+              <w:t xml:space="preserve"/>
+            </w:r>
+          </w:p>
+          <w:p>
+            <w:pPr>
+              <w:spacing w:after="40" w:before="0"/>
+              <w:jc w:val="left"/>
+            </w:pPr>
+            <w:r>
+              <w:rPr>
+                <w:rFonts w:ascii="Arial" w:cs="Arial" w:eastAsia="Arial" w:hAnsi="Arial"/>
+                <w:b w:val="false"/>
+                <w:bCs w:val="false"/>
+                <w:i w:val="false"/>
+                <w:iCs w:val="false"/>
+                <w:color w:val="000000"/>
+                <w:sz w:val="18"/>
+                <w:szCs w:val="18"/>
+              </w:rPr>
+              <w:t xml:space="preserve">Lesson 5 — Combined Operations on Rational Numbers II — Multiplication &amp; Division (Observe + Explain): Learners extend to multiplication and division of rational numbers through scenarios: a Kericho tea farmer divides 3¾ kg of dried tea leaves equally among 5 co-operative members; a Rift Valley maize farmer multiplies a seed rate of 2⅖ kg/acre over 3½ acres. Teacher facilitates a "gallery walk" — four worked problems posted around the room; pairs rotate (5 mins each) and annotate with corrections or alternative methods. Cold-call 3 pairs to defend their annotations. DQB updated.</w:t>
+            </w:r>
+          </w:p>
+          <w:p>
+            <w:pPr>
+              <w:spacing w:after="40" w:before="0"/>
+              <w:jc w:val="left"/>
+            </w:pPr>
+            <w:r>
+              <w:rPr>
+                <w:rFonts w:ascii="Arial" w:cs="Arial" w:eastAsia="Arial" w:hAnsi="Arial"/>
+                <w:b w:val="false"/>
+                <w:bCs w:val="false"/>
+                <w:i w:val="false"/>
+                <w:iCs w:val="false"/>
+                <w:color w:val="000000"/>
+                <w:sz w:val="18"/>
+                <w:szCs w:val="18"/>
+              </w:rPr>
+              <w:t xml:space="preserve"/>
+            </w:r>
+          </w:p>
+          <w:p>
+            <w:pPr>
+              <w:spacing w:after="40" w:before="0"/>
+              <w:jc w:val="left"/>
+            </w:pPr>
+            <w:r>
+              <w:rPr>
+                <w:rFonts w:ascii="Arial" w:cs="Arial" w:eastAsia="Arial" w:hAnsi="Arial"/>
+                <w:b w:val="false"/>
+                <w:bCs w:val="false"/>
+                <w:i w:val="false"/>
+                <w:iCs w:val="false"/>
+                <w:color w:val="000000"/>
+                <w:sz w:val="18"/>
+                <w:szCs w:val="18"/>
+              </w:rPr>
+              <w:t xml:space="preserve">Lesson 6 — Reciprocals of Real Numbers Using Calculators (Observe + Explain): Teacher returns to the blood pressure reciprocal supporting phenomenon. Learners practise finding reciprocals of integers, fractions, and decimals using calculators; they record results in a table and identify the pattern (number × reciprocal = 1). Learners discuss: what is the reciprocal of an irrational number? Is it also irrational? Responsible calculator use (Responsibility value) is explicitly discussed. Learners update DQB.</w:t>
+            </w:r>
+          </w:p>
+          <w:p>
+            <w:pPr>
+              <w:spacing w:after="40" w:before="0"/>
+              <w:jc w:val="left"/>
+            </w:pPr>
+            <w:r>
+              <w:rPr>
+                <w:rFonts w:ascii="Arial" w:cs="Arial" w:eastAsia="Arial" w:hAnsi="Arial"/>
+                <w:b w:val="false"/>
+                <w:bCs w:val="false"/>
+                <w:i w:val="false"/>
+                <w:iCs w:val="false"/>
+                <w:color w:val="000000"/>
+                <w:sz w:val="18"/>
+                <w:szCs w:val="18"/>
+              </w:rPr>
+              <w:t xml:space="preserve"/>
+            </w:r>
+          </w:p>
+          <w:p>
+            <w:pPr>
+              <w:spacing w:after="40" w:before="0"/>
+              <w:jc w:val="left"/>
+            </w:pPr>
+            <w:r>
+              <w:rPr>
+                <w:rFonts w:ascii="Arial" w:cs="Arial" w:eastAsia="Arial" w:hAnsi="Arial"/>
+                <w:b w:val="false"/>
+                <w:bCs w:val="false"/>
+                <w:i w:val="false"/>
+                <w:iCs w:val="false"/>
+                <w:color w:val="000000"/>
+                <w:sz w:val="18"/>
+                <w:szCs w:val="18"/>
+              </w:rPr>
+              <w:t xml:space="preserve">Lesson 7 — Real Numbers in Real-Life Applications &amp; DQB Consolidation (Driving Question Board Creation): Learners work in groups on three application tasks: (a) computing a patient's average body temperature at a community dispensary; (b) calculating total and unit cost of githeri ingredients for a school canteen serving 200 learners; (c) determining whether a √5 m fence post length is rational or irrational and finding its decimal approximation to 4 s.f. Groups present findings; class revisits and expands the DQB, answering as many posted questions as possible with evidence gathered across lessons 1–6. Teacher cold-calls 6 learners to explain connections to the anchoring phenomenon.</w:t>
+            </w:r>
+          </w:p>
+          <w:p>
+            <w:pPr>
+              <w:spacing w:after="40" w:before="0"/>
+              <w:jc w:val="left"/>
+            </w:pPr>
+            <w:r>
+              <w:rPr>
+                <w:rFonts w:ascii="Arial" w:cs="Arial" w:eastAsia="Arial" w:hAnsi="Arial"/>
+                <w:b w:val="false"/>
+                <w:bCs w:val="false"/>
+                <w:i w:val="false"/>
+                <w:iCs w:val="false"/>
+                <w:color w:val="000000"/>
+                <w:sz w:val="18"/>
+                <w:szCs w:val="18"/>
+              </w:rPr>
+              <w:t xml:space="preserve"/>
+            </w:r>
+          </w:p>
+          <w:p>
+            <w:pPr>
+              <w:spacing w:after="40" w:before="0"/>
+              <w:jc w:val="left"/>
+            </w:pPr>
+            <w:r>
+              <w:rPr>
+                <w:rFonts w:ascii="Arial" w:cs="Arial" w:eastAsia="Arial" w:hAnsi="Arial"/>
+                <w:b w:val="false"/>
+                <w:bCs w:val="false"/>
+                <w:i w:val="false"/>
+                <w:iCs w:val="false"/>
+                <w:color w:val="000000"/>
+                <w:sz w:val="18"/>
+                <w:szCs w:val="18"/>
+              </w:rPr>
+              <w:t xml:space="preserve">Lesson 8 — Model Building, Synthesis &amp; Assessment (Model Building Phase): Each learner individually constructs a "Real Numbers Reference Map" — a hand-drawn or calculator-supported model showing the real-number system (naturals ⊂ integers ⊂ rationals ⊂ reals, with irrationals alongside), populated entirely with Kenyan-context examples from the unit. Learners annotate at least one combined-operations worked example and one reciprocal example on their map. Class discusses: "How has our answer to the driving question changed since Lesson 1?" Teacher administers a short class written test (portfolio evidence). Learners submit models as portfolio artefacts.</w:t>
+            </w:r>
+          </w:p>
+        </w:tc>
+      </w:tr>
+      <w:tr>
+        <w:tc>
+          <w:tcPr>
+            <w:tcW w:type="dxa" w:w="3000"/>
+            <w:shd w:fill="EAD1F5" w:color="auto" w:val="clear"/>
+            <w:tcMar>
+              <w:top w:type="dxa" w:w="60"/>
+              <w:left w:type="dxa" w:w="120"/>
+              <w:bottom w:type="dxa" w:w="60"/>
+              <w:right w:type="dxa" w:w="120"/>
+            </w:tcMar>
+            <w:vAlign w:val="top"/>
+          </w:tcPr>
+          <w:p>
+            <w:pPr>
+              <w:spacing w:after="40" w:before="0"/>
+              <w:jc w:val="left"/>
+            </w:pPr>
+            <w:r>
+              <w:rPr>
+                <w:rFonts w:ascii="Arial" w:cs="Arial" w:eastAsia="Arial" w:hAnsi="Arial"/>
+                <w:b/>
+                <w:bCs/>
+                <w:i w:val="false"/>
+                <w:iCs w:val="false"/>
+                <w:color w:val="000000"/>
+                <w:sz w:val="18"/>
+                <w:szCs w:val="18"/>
+              </w:rPr>
+              <w:t xml:space="preserve">Supporting Phenomena</w:t>
+            </w:r>
+          </w:p>
+        </w:tc>
+        <w:tc>
+          <w:tcPr>
+            <w:tcW w:type="dxa" w:w="10680"/>
+            <w:shd w:fill="FFFFFF" w:color="auto" w:val="clear"/>
+            <w:tcMar>
+              <w:top w:type="dxa" w:w="60"/>
+              <w:left w:type="dxa" w:w="120"/>
+              <w:bottom w:type="dxa" w:w="60"/>
+              <w:right w:type="dxa" w:w="120"/>
+            </w:tcMar>
+            <w:vAlign w:val="top"/>
+          </w:tcPr>
+          <w:p>
+            <w:pPr>
+              <w:spacing w:after="30" w:before="0"/>
+              <w:ind w:left="360" w:hanging="180"/>
+              <w:jc w:val="left"/>
+            </w:pPr>
+            <w:r>
+              <w:rPr>
+                <w:rFonts w:ascii="Arial" w:cs="Arial" w:eastAsia="Arial" w:hAnsi="Arial"/>
+                <w:b w:val="false"/>
+                <w:bCs w:val="false"/>
+                <w:i w:val="false"/>
+                <w:iCs w:val="false"/>
+                <w:color w:val="000000"/>
+                <w:sz w:val="18"/>
+                <w:szCs w:val="18"/>
+              </w:rPr>
+              <w:t xml:space="preserve">–  Maize-sack weighing at Eldoret Grain Market: a grain trader weighs sacks and records 90 kg, 87.5 kg, and 91⅓ kg — all expressible as fractions — but the length of the rope needed to reach diagonally across a square 2 m × 2 m storage bay is √8 m, a number that cannot be expressed as a fraction. Why does the rope length "misbehave" while the weights do not?</w:t>
+            </w:r>
+          </w:p>
+          <w:p>
+            <w:pPr>
+              <w:spacing w:after="30" w:before="0"/>
+              <w:ind w:left="360" w:hanging="180"/>
+              <w:jc w:val="left"/>
+            </w:pPr>
+            <w:r>
+              <w:rPr>
+                <w:rFonts w:ascii="Arial" w:cs="Arial" w:eastAsia="Arial" w:hAnsi="Arial"/>
+                <w:b w:val="false"/>
+                <w:bCs w:val="false"/>
+                <w:i w:val="false"/>
+                <w:iCs w:val="false"/>
+                <w:color w:val="000000"/>
+                <w:sz w:val="18"/>
+                <w:szCs w:val="18"/>
+              </w:rPr>
+              <w:t xml:space="preserve">–  Kenyan athletics timing boards at Kasarani Stadium: race times displayed as 9.58 s (rational) vs. the mathematical constant π used to compute the exact circumference of the circular track (irrational) — same track, two very different kinds of numbers.</w:t>
+            </w:r>
+          </w:p>
+          <w:p>
+            <w:pPr>
+              <w:spacing w:after="30" w:before="0"/>
+              <w:ind w:left="360" w:hanging="180"/>
+              <w:jc w:val="left"/>
+            </w:pPr>
+            <w:r>
+              <w:rPr>
+                <w:rFonts w:ascii="Arial" w:cs="Arial" w:eastAsia="Arial" w:hAnsi="Arial"/>
+                <w:b w:val="false"/>
+                <w:bCs w:val="false"/>
+                <w:i w:val="false"/>
+                <w:iCs w:val="false"/>
+                <w:color w:val="000000"/>
+                <w:sz w:val="18"/>
+                <w:szCs w:val="18"/>
+              </w:rPr>
+              <w:t xml:space="preserve">–  Sukuma wiki price calculation: a vendor sells bunches at Ksh 5, Ksh 7.50, and Ksh 12.50 — combined operations on these rational prices always land on a rational total — inviting learners to test whether that pattern always holds.</w:t>
+            </w:r>
+          </w:p>
+          <w:p>
+            <w:pPr>
+              <w:spacing w:after="30" w:before="0"/>
+              <w:ind w:left="360" w:hanging="180"/>
+              <w:jc w:val="left"/>
+            </w:pPr>
+            <w:r>
+              <w:rPr>
+                <w:rFonts w:ascii="Arial" w:cs="Arial" w:eastAsia="Arial" w:hAnsi="Arial"/>
+                <w:b w:val="false"/>
+                <w:bCs w:val="false"/>
+                <w:i w:val="false"/>
+                <w:iCs w:val="false"/>
+                <w:color w:val="000000"/>
+                <w:sz w:val="18"/>
+                <w:szCs w:val="18"/>
+              </w:rPr>
+              <w:t xml:space="preserve">–  Blood pressure reciprocal puzzle: a nurse is trained to consider the reciprocal of a patient's diastolic pressure ratio (1 ÷ 80 = 0.0125) when computing a medication dosage index — demonstrating a real-life need for reciprocals of rational numbers.</w:t>
+            </w:r>
+          </w:p>
+        </w:tc>
+      </w:tr>
+    </w:tbl>
+    <w:p>
+      <w:pPr>
+        <w:spacing w:after="120"/>
+      </w:pPr>
+      <w:r>
+        <w:t xml:space="preserve"/>
       </w:r>
     </w:p>
     <w:p>
@@ -150,7 +2066,7 @@
         </w:rPr>
         <w:t xml:space="preserve">© 2026 SeaVuria and ARES. This work is licensed under a </w:t>
       </w:r>
-      <w:hyperlink w:history="1" r:id="rIdw4hj1j4sawabuqddc48v6">
+      <w:hyperlink w:history="1" r:id="rIdrwvjanot7vtl0i51knkk_">
         <w:r>
           <w:rPr>
             <w:rFonts w:ascii="Arial" w:cs="Arial" w:eastAsia="Arial" w:hAnsi="Arial"/>
@@ -170,7 +2086,7 @@
         </w:rPr>
         <w:t xml:space="preserve"> (</w:t>
       </w:r>
-      <w:hyperlink w:history="1" r:id="rId8_ybd2-gimhkhfrfjeka5">
+      <w:hyperlink w:history="1" r:id="rId2mmjat3t-fggbubafyw-p">
         <w:r>
           <w:rPr>
             <w:rFonts w:ascii="Arial" w:cs="Arial" w:eastAsia="Arial" w:hAnsi="Arial"/>
@@ -190,7 +2106,7 @@
         </w:rPr>
         <w:t xml:space="preserve">). To view a copy of this license, visit </w:t>
       </w:r>
-      <w:hyperlink w:history="1" r:id="rId-cpwnb4ftcic5javfy0ut">
+      <w:hyperlink w:history="1" r:id="rIdznmwjsyhwfhdpstyda0sm">
         <w:r>
           <w:rPr>
             <w:rFonts w:ascii="Arial" w:cs="Arial" w:eastAsia="Arial" w:hAnsi="Arial"/>
@@ -209,1922 +2125,6 @@
           <w:szCs w:val="17"/>
         </w:rPr>
         <w:t xml:space="preserve">. You are free to copy, redistribute, and adapt this material in any medium or format, provided appropriate credit is given and the material is not used for commercial purposes. KICD learning outcomes and curriculum designations reproduced here for alignment purposes remain the property of KICD and are not covered by this license. Linked external resources (e.g. CK-12, Khan Academy, PhET) are subject to their own licenses.</w:t>
-      </w:r>
-    </w:p>
-    <w:p>
-      <w:pPr>
-        <w:spacing w:after="120"/>
-      </w:pPr>
-      <w:r>
-        <w:t xml:space="preserve"/>
-      </w:r>
-    </w:p>
-    <w:tbl>
-      <w:tblPr>
-        <w:tblW w:type="dxa" w:w="13680"/>
-        <w:tblBorders>
-          <w:top w:val="single" w:color="AAAAAA" w:sz="4"/>
-          <w:left w:val="single" w:color="AAAAAA" w:sz="4"/>
-          <w:bottom w:val="single" w:color="AAAAAA" w:sz="4"/>
-          <w:right w:val="single" w:color="AAAAAA" w:sz="4"/>
-          <w:insideH w:val="single" w:color="auto" w:sz="4"/>
-          <w:insideV w:val="single" w:color="auto" w:sz="4"/>
-        </w:tblBorders>
-        <w:tblLayout w:type="fixed"/>
-      </w:tblPr>
-      <w:tblGrid>
-        <w:gridCol w:w="3000"/>
-        <w:gridCol w:w="10680"/>
-      </w:tblGrid>
-      <w:tr>
-        <w:tc>
-          <w:tcPr>
-            <w:tcW w:type="dxa" w:w="13680"/>
-            <w:gridSpan w:val="2"/>
-            <w:shd w:fill="1F3864" w:color="auto" w:val="clear"/>
-            <w:tcMar>
-              <w:top w:type="dxa" w:w="60"/>
-              <w:left w:type="dxa" w:w="120"/>
-              <w:bottom w:type="dxa" w:w="60"/>
-              <w:right w:type="dxa" w:w="120"/>
-            </w:tcMar>
-            <w:vAlign w:val="top"/>
-          </w:tcPr>
-          <w:p>
-            <w:pPr>
-              <w:spacing w:after="40" w:before="0"/>
-              <w:jc w:val="center"/>
-            </w:pPr>
-            <w:r>
-              <w:rPr>
-                <w:rFonts w:ascii="Arial" w:cs="Arial" w:eastAsia="Arial" w:hAnsi="Arial"/>
-                <w:b/>
-                <w:bCs/>
-                <w:i w:val="false"/>
-                <w:iCs w:val="false"/>
-                <w:color w:val="FFFFFF"/>
-                <w:sz w:val="22"/>
-                <w:szCs w:val="22"/>
-              </w:rPr>
-              <w:t xml:space="preserve">SUB-STRAND OVERVIEW</w:t>
-            </w:r>
-          </w:p>
-        </w:tc>
-      </w:tr>
-      <w:tr>
-        <w:tc>
-          <w:tcPr>
-            <w:tcW w:type="dxa" w:w="3000"/>
-            <w:shd w:fill="D5E8F0" w:color="auto" w:val="clear"/>
-            <w:tcMar>
-              <w:top w:type="dxa" w:w="60"/>
-              <w:left w:type="dxa" w:w="120"/>
-              <w:bottom w:type="dxa" w:w="60"/>
-              <w:right w:type="dxa" w:w="120"/>
-            </w:tcMar>
-            <w:vAlign w:val="top"/>
-          </w:tcPr>
-          <w:p>
-            <w:pPr>
-              <w:spacing w:after="40" w:before="0"/>
-              <w:jc w:val="left"/>
-            </w:pPr>
-            <w:r>
-              <w:rPr>
-                <w:rFonts w:ascii="Arial" w:cs="Arial" w:eastAsia="Arial" w:hAnsi="Arial"/>
-                <w:b/>
-                <w:bCs/>
-                <w:i w:val="false"/>
-                <w:iCs w:val="false"/>
-                <w:color w:val="000000"/>
-                <w:sz w:val="18"/>
-                <w:szCs w:val="18"/>
-              </w:rPr>
-              <w:t xml:space="preserve">Grade Level</w:t>
-            </w:r>
-          </w:p>
-        </w:tc>
-        <w:tc>
-          <w:tcPr>
-            <w:tcW w:type="dxa" w:w="10680"/>
-            <w:shd w:fill="FFFFFF" w:color="auto" w:val="clear"/>
-            <w:tcMar>
-              <w:top w:type="dxa" w:w="60"/>
-              <w:left w:type="dxa" w:w="120"/>
-              <w:bottom w:type="dxa" w:w="60"/>
-              <w:right w:type="dxa" w:w="120"/>
-            </w:tcMar>
-            <w:vAlign w:val="top"/>
-          </w:tcPr>
-          <w:p>
-            <w:pPr>
-              <w:spacing w:after="40" w:before="0"/>
-              <w:jc w:val="left"/>
-            </w:pPr>
-            <w:r>
-              <w:rPr>
-                <w:rFonts w:ascii="Arial" w:cs="Arial" w:eastAsia="Arial" w:hAnsi="Arial"/>
-                <w:b w:val="false"/>
-                <w:bCs w:val="false"/>
-                <w:i w:val="false"/>
-                <w:iCs w:val="false"/>
-                <w:color w:val="000000"/>
-                <w:sz w:val="18"/>
-                <w:szCs w:val="18"/>
-              </w:rPr>
-              <w:t xml:space="preserve">10</w:t>
-            </w:r>
-          </w:p>
-        </w:tc>
-      </w:tr>
-      <w:tr>
-        <w:tc>
-          <w:tcPr>
-            <w:tcW w:type="dxa" w:w="3000"/>
-            <w:shd w:fill="D5E8F0" w:color="auto" w:val="clear"/>
-            <w:tcMar>
-              <w:top w:type="dxa" w:w="60"/>
-              <w:left w:type="dxa" w:w="120"/>
-              <w:bottom w:type="dxa" w:w="60"/>
-              <w:right w:type="dxa" w:w="120"/>
-            </w:tcMar>
-            <w:vAlign w:val="top"/>
-          </w:tcPr>
-          <w:p>
-            <w:pPr>
-              <w:spacing w:after="40" w:before="0"/>
-              <w:jc w:val="left"/>
-            </w:pPr>
-            <w:r>
-              <w:rPr>
-                <w:rFonts w:ascii="Arial" w:cs="Arial" w:eastAsia="Arial" w:hAnsi="Arial"/>
-                <w:b/>
-                <w:bCs/>
-                <w:i w:val="false"/>
-                <w:iCs w:val="false"/>
-                <w:color w:val="000000"/>
-                <w:sz w:val="18"/>
-                <w:szCs w:val="18"/>
-              </w:rPr>
-              <w:t xml:space="preserve">Subject</w:t>
-            </w:r>
-          </w:p>
-        </w:tc>
-        <w:tc>
-          <w:tcPr>
-            <w:tcW w:type="dxa" w:w="10680"/>
-            <w:shd w:fill="FFFFFF" w:color="auto" w:val="clear"/>
-            <w:tcMar>
-              <w:top w:type="dxa" w:w="60"/>
-              <w:left w:type="dxa" w:w="120"/>
-              <w:bottom w:type="dxa" w:w="60"/>
-              <w:right w:type="dxa" w:w="120"/>
-            </w:tcMar>
-            <w:vAlign w:val="top"/>
-          </w:tcPr>
-          <w:p>
-            <w:pPr>
-              <w:spacing w:after="40" w:before="0"/>
-              <w:jc w:val="left"/>
-            </w:pPr>
-            <w:r>
-              <w:rPr>
-                <w:rFonts w:ascii="Arial" w:cs="Arial" w:eastAsia="Arial" w:hAnsi="Arial"/>
-                <w:b w:val="false"/>
-                <w:bCs w:val="false"/>
-                <w:i w:val="false"/>
-                <w:iCs w:val="false"/>
-                <w:color w:val="000000"/>
-                <w:sz w:val="18"/>
-                <w:szCs w:val="18"/>
-              </w:rPr>
-              <w:t xml:space="preserve">Essential Mathematics</w:t>
-            </w:r>
-          </w:p>
-        </w:tc>
-      </w:tr>
-      <w:tr>
-        <w:tc>
-          <w:tcPr>
-            <w:tcW w:type="dxa" w:w="3000"/>
-            <w:shd w:fill="D5E8F0" w:color="auto" w:val="clear"/>
-            <w:tcMar>
-              <w:top w:type="dxa" w:w="60"/>
-              <w:left w:type="dxa" w:w="120"/>
-              <w:bottom w:type="dxa" w:w="60"/>
-              <w:right w:type="dxa" w:w="120"/>
-            </w:tcMar>
-            <w:vAlign w:val="top"/>
-          </w:tcPr>
-          <w:p>
-            <w:pPr>
-              <w:spacing w:after="40" w:before="0"/>
-              <w:jc w:val="left"/>
-            </w:pPr>
-            <w:r>
-              <w:rPr>
-                <w:rFonts w:ascii="Arial" w:cs="Arial" w:eastAsia="Arial" w:hAnsi="Arial"/>
-                <w:b/>
-                <w:bCs/>
-                <w:i w:val="false"/>
-                <w:iCs w:val="false"/>
-                <w:color w:val="000000"/>
-                <w:sz w:val="18"/>
-                <w:szCs w:val="18"/>
-              </w:rPr>
-              <w:t xml:space="preserve">Strand</w:t>
-            </w:r>
-          </w:p>
-        </w:tc>
-        <w:tc>
-          <w:tcPr>
-            <w:tcW w:type="dxa" w:w="10680"/>
-            <w:shd w:fill="FFFFFF" w:color="auto" w:val="clear"/>
-            <w:tcMar>
-              <w:top w:type="dxa" w:w="60"/>
-              <w:left w:type="dxa" w:w="120"/>
-              <w:bottom w:type="dxa" w:w="60"/>
-              <w:right w:type="dxa" w:w="120"/>
-            </w:tcMar>
-            <w:vAlign w:val="top"/>
-          </w:tcPr>
-          <w:p>
-            <w:pPr>
-              <w:spacing w:after="40" w:before="0"/>
-              <w:jc w:val="left"/>
-            </w:pPr>
-            <w:r>
-              <w:rPr>
-                <w:rFonts w:ascii="Arial" w:cs="Arial" w:eastAsia="Arial" w:hAnsi="Arial"/>
-                <w:b w:val="false"/>
-                <w:bCs w:val="false"/>
-                <w:i w:val="false"/>
-                <w:iCs w:val="false"/>
-                <w:color w:val="000000"/>
-                <w:sz w:val="18"/>
-                <w:szCs w:val="18"/>
-              </w:rPr>
-              <w:t xml:space="preserve">Strand 1.0: Numbers and Algebra</w:t>
-            </w:r>
-          </w:p>
-        </w:tc>
-      </w:tr>
-      <w:tr>
-        <w:tc>
-          <w:tcPr>
-            <w:tcW w:type="dxa" w:w="3000"/>
-            <w:shd w:fill="D5E8F0" w:color="auto" w:val="clear"/>
-            <w:tcMar>
-              <w:top w:type="dxa" w:w="60"/>
-              <w:left w:type="dxa" w:w="120"/>
-              <w:bottom w:type="dxa" w:w="60"/>
-              <w:right w:type="dxa" w:w="120"/>
-            </w:tcMar>
-            <w:vAlign w:val="top"/>
-          </w:tcPr>
-          <w:p>
-            <w:pPr>
-              <w:spacing w:after="40" w:before="0"/>
-              <w:jc w:val="left"/>
-            </w:pPr>
-            <w:r>
-              <w:rPr>
-                <w:rFonts w:ascii="Arial" w:cs="Arial" w:eastAsia="Arial" w:hAnsi="Arial"/>
-                <w:b/>
-                <w:bCs/>
-                <w:i w:val="false"/>
-                <w:iCs w:val="false"/>
-                <w:color w:val="000000"/>
-                <w:sz w:val="18"/>
-                <w:szCs w:val="18"/>
-              </w:rPr>
-              <w:t xml:space="preserve">Sub-Strand</w:t>
-            </w:r>
-          </w:p>
-        </w:tc>
-        <w:tc>
-          <w:tcPr>
-            <w:tcW w:type="dxa" w:w="10680"/>
-            <w:shd w:fill="FFFFFF" w:color="auto" w:val="clear"/>
-            <w:tcMar>
-              <w:top w:type="dxa" w:w="60"/>
-              <w:left w:type="dxa" w:w="120"/>
-              <w:bottom w:type="dxa" w:w="60"/>
-              <w:right w:type="dxa" w:w="120"/>
-            </w:tcMar>
-            <w:vAlign w:val="top"/>
-          </w:tcPr>
-          <w:p>
-            <w:pPr>
-              <w:spacing w:after="40" w:before="0"/>
-              <w:jc w:val="left"/>
-            </w:pPr>
-            <w:r>
-              <w:rPr>
-                <w:rFonts w:ascii="Arial" w:cs="Arial" w:eastAsia="Arial" w:hAnsi="Arial"/>
-                <w:b w:val="false"/>
-                <w:bCs w:val="false"/>
-                <w:i w:val="false"/>
-                <w:iCs w:val="false"/>
-                <w:color w:val="000000"/>
-                <w:sz w:val="18"/>
-                <w:szCs w:val="18"/>
-              </w:rPr>
-              <w:t xml:space="preserve">Sub-Strand 1.1: Real Numbers</w:t>
-            </w:r>
-          </w:p>
-        </w:tc>
-      </w:tr>
-      <w:tr>
-        <w:tc>
-          <w:tcPr>
-            <w:tcW w:type="dxa" w:w="3000"/>
-            <w:shd w:fill="D5E8F0" w:color="auto" w:val="clear"/>
-            <w:tcMar>
-              <w:top w:type="dxa" w:w="60"/>
-              <w:left w:type="dxa" w:w="120"/>
-              <w:bottom w:type="dxa" w:w="60"/>
-              <w:right w:type="dxa" w:w="120"/>
-            </w:tcMar>
-            <w:vAlign w:val="top"/>
-          </w:tcPr>
-          <w:p>
-            <w:pPr>
-              <w:spacing w:after="40" w:before="0"/>
-              <w:jc w:val="left"/>
-            </w:pPr>
-            <w:r>
-              <w:rPr>
-                <w:rFonts w:ascii="Arial" w:cs="Arial" w:eastAsia="Arial" w:hAnsi="Arial"/>
-                <w:b/>
-                <w:bCs/>
-                <w:i w:val="false"/>
-                <w:iCs w:val="false"/>
-                <w:color w:val="000000"/>
-                <w:sz w:val="18"/>
-                <w:szCs w:val="18"/>
-              </w:rPr>
-              <w:t xml:space="preserve">Total Duration</w:t>
-            </w:r>
-          </w:p>
-        </w:tc>
-        <w:tc>
-          <w:tcPr>
-            <w:tcW w:type="dxa" w:w="10680"/>
-            <w:shd w:fill="FFFFFF" w:color="auto" w:val="clear"/>
-            <w:tcMar>
-              <w:top w:type="dxa" w:w="60"/>
-              <w:left w:type="dxa" w:w="120"/>
-              <w:bottom w:type="dxa" w:w="60"/>
-              <w:right w:type="dxa" w:w="120"/>
-            </w:tcMar>
-            <w:vAlign w:val="top"/>
-          </w:tcPr>
-          <w:p>
-            <w:pPr>
-              <w:spacing w:after="40" w:before="0"/>
-              <w:jc w:val="left"/>
-            </w:pPr>
-            <w:r>
-              <w:rPr>
-                <w:rFonts w:ascii="Arial" w:cs="Arial" w:eastAsia="Arial" w:hAnsi="Arial"/>
-                <w:b w:val="false"/>
-                <w:bCs w:val="false"/>
-                <w:i w:val="false"/>
-                <w:iCs w:val="false"/>
-                <w:color w:val="000000"/>
-                <w:sz w:val="18"/>
-                <w:szCs w:val="18"/>
-              </w:rPr>
-              <w:t xml:space="preserve">8 lessons × 40 minutes = 320 minutes total</w:t>
-            </w:r>
-          </w:p>
-        </w:tc>
-      </w:tr>
-      <w:tr>
-        <w:tc>
-          <w:tcPr>
-            <w:tcW w:type="dxa" w:w="3000"/>
-            <w:shd w:fill="D5E8F0" w:color="auto" w:val="clear"/>
-            <w:tcMar>
-              <w:top w:type="dxa" w:w="60"/>
-              <w:left w:type="dxa" w:w="120"/>
-              <w:bottom w:type="dxa" w:w="60"/>
-              <w:right w:type="dxa" w:w="120"/>
-            </w:tcMar>
-            <w:vAlign w:val="top"/>
-          </w:tcPr>
-          <w:p>
-            <w:pPr>
-              <w:spacing w:after="40" w:before="0"/>
-              <w:jc w:val="left"/>
-            </w:pPr>
-            <w:r>
-              <w:rPr>
-                <w:rFonts w:ascii="Arial" w:cs="Arial" w:eastAsia="Arial" w:hAnsi="Arial"/>
-                <w:b/>
-                <w:bCs/>
-                <w:i w:val="false"/>
-                <w:iCs w:val="false"/>
-                <w:color w:val="000000"/>
-                <w:sz w:val="18"/>
-                <w:szCs w:val="18"/>
-              </w:rPr>
-              <w:t xml:space="preserve">Sub-Strand Content</w:t>
-            </w:r>
-          </w:p>
-        </w:tc>
-        <w:tc>
-          <w:tcPr>
-            <w:tcW w:type="dxa" w:w="10680"/>
-            <w:shd w:fill="FFFFFF" w:color="auto" w:val="clear"/>
-            <w:tcMar>
-              <w:top w:type="dxa" w:w="60"/>
-              <w:left w:type="dxa" w:w="120"/>
-              <w:bottom w:type="dxa" w:w="60"/>
-              <w:right w:type="dxa" w:w="120"/>
-            </w:tcMar>
-            <w:vAlign w:val="top"/>
-          </w:tcPr>
-          <w:p>
-            <w:pPr>
-              <w:spacing w:after="30" w:before="0"/>
-              <w:ind w:left="360" w:hanging="180"/>
-              <w:jc w:val="left"/>
-            </w:pPr>
-            <w:r>
-              <w:rPr>
-                <w:rFonts w:ascii="Arial" w:cs="Arial" w:eastAsia="Arial" w:hAnsi="Arial"/>
-                <w:b w:val="false"/>
-                <w:bCs w:val="false"/>
-                <w:i w:val="false"/>
-                <w:iCs w:val="false"/>
-                <w:color w:val="000000"/>
-                <w:sz w:val="18"/>
-                <w:szCs w:val="18"/>
-              </w:rPr>
-              <w:t xml:space="preserve">–  Classification of real numbers as rational or irrational</w:t>
-            </w:r>
-          </w:p>
-          <w:p>
-            <w:pPr>
-              <w:spacing w:after="30" w:before="0"/>
-              <w:ind w:left="360" w:hanging="180"/>
-              <w:jc w:val="left"/>
-            </w:pPr>
-            <w:r>
-              <w:rPr>
-                <w:rFonts w:ascii="Arial" w:cs="Arial" w:eastAsia="Arial" w:hAnsi="Arial"/>
-                <w:b w:val="false"/>
-                <w:bCs w:val="false"/>
-                <w:i w:val="false"/>
-                <w:iCs w:val="false"/>
-                <w:color w:val="000000"/>
-                <w:sz w:val="18"/>
-                <w:szCs w:val="18"/>
-              </w:rPr>
-              <w:t xml:space="preserve">–  Odd, even, prime and composite numbers</w:t>
-            </w:r>
-          </w:p>
-          <w:p>
-            <w:pPr>
-              <w:spacing w:after="30" w:before="0"/>
-              <w:ind w:left="360" w:hanging="180"/>
-              <w:jc w:val="left"/>
-            </w:pPr>
-            <w:r>
-              <w:rPr>
-                <w:rFonts w:ascii="Arial" w:cs="Arial" w:eastAsia="Arial" w:hAnsi="Arial"/>
-                <w:b w:val="false"/>
-                <w:bCs w:val="false"/>
-                <w:i w:val="false"/>
-                <w:iCs w:val="false"/>
-                <w:color w:val="000000"/>
-                <w:sz w:val="18"/>
-                <w:szCs w:val="18"/>
-              </w:rPr>
-              <w:t xml:space="preserve">–  Combined operations on rational numbers (order of operations)</w:t>
-            </w:r>
-          </w:p>
-          <w:p>
-            <w:pPr>
-              <w:spacing w:after="30" w:before="0"/>
-              <w:ind w:left="360" w:hanging="180"/>
-              <w:jc w:val="left"/>
-            </w:pPr>
-            <w:r>
-              <w:rPr>
-                <w:rFonts w:ascii="Arial" w:cs="Arial" w:eastAsia="Arial" w:hAnsi="Arial"/>
-                <w:b w:val="false"/>
-                <w:bCs w:val="false"/>
-                <w:i w:val="false"/>
-                <w:iCs w:val="false"/>
-                <w:color w:val="000000"/>
-                <w:sz w:val="18"/>
-                <w:szCs w:val="18"/>
-              </w:rPr>
-              <w:t xml:space="preserve">–  Reciprocal of real numbers (using calculators)</w:t>
-            </w:r>
-          </w:p>
-          <w:p>
-            <w:pPr>
-              <w:spacing w:after="30" w:before="0"/>
-              <w:ind w:left="360" w:hanging="180"/>
-              <w:jc w:val="left"/>
-            </w:pPr>
-            <w:r>
-              <w:rPr>
-                <w:rFonts w:ascii="Arial" w:cs="Arial" w:eastAsia="Arial" w:hAnsi="Arial"/>
-                <w:b w:val="false"/>
-                <w:bCs w:val="false"/>
-                <w:i w:val="false"/>
-                <w:iCs w:val="false"/>
-                <w:color w:val="000000"/>
-                <w:sz w:val="18"/>
-                <w:szCs w:val="18"/>
-              </w:rPr>
-              <w:t xml:space="preserve">–  Application of integers and rational numbers in real-life situations (e.g., body temperature, blood pressure, shoe sizes)</w:t>
-            </w:r>
-          </w:p>
-        </w:tc>
-      </w:tr>
-      <w:tr>
-        <w:tc>
-          <w:tcPr>
-            <w:tcW w:type="dxa" w:w="3000"/>
-            <w:shd w:fill="D5E8F0" w:color="auto" w:val="clear"/>
-            <w:tcMar>
-              <w:top w:type="dxa" w:w="60"/>
-              <w:left w:type="dxa" w:w="120"/>
-              <w:bottom w:type="dxa" w:w="60"/>
-              <w:right w:type="dxa" w:w="120"/>
-            </w:tcMar>
-            <w:vAlign w:val="top"/>
-          </w:tcPr>
-          <w:p>
-            <w:pPr>
-              <w:spacing w:after="40" w:before="0"/>
-              <w:jc w:val="left"/>
-            </w:pPr>
-            <w:r>
-              <w:rPr>
-                <w:rFonts w:ascii="Arial" w:cs="Arial" w:eastAsia="Arial" w:hAnsi="Arial"/>
-                <w:b/>
-                <w:bCs/>
-                <w:i w:val="false"/>
-                <w:iCs w:val="false"/>
-                <w:color w:val="000000"/>
-                <w:sz w:val="18"/>
-                <w:szCs w:val="18"/>
-              </w:rPr>
-              <w:t xml:space="preserve">Learning Outcomes</w:t>
-            </w:r>
-          </w:p>
-        </w:tc>
-        <w:tc>
-          <w:tcPr>
-            <w:tcW w:type="dxa" w:w="10680"/>
-            <w:shd w:fill="FFFFFF" w:color="auto" w:val="clear"/>
-            <w:tcMar>
-              <w:top w:type="dxa" w:w="60"/>
-              <w:left w:type="dxa" w:w="120"/>
-              <w:bottom w:type="dxa" w:w="60"/>
-              <w:right w:type="dxa" w:w="120"/>
-            </w:tcMar>
-            <w:vAlign w:val="top"/>
-          </w:tcPr>
-          <w:p>
-            <w:pPr>
-              <w:spacing w:after="40" w:before="0"/>
-              <w:jc w:val="left"/>
-            </w:pPr>
-            <w:r>
-              <w:rPr>
-                <w:rFonts w:ascii="Arial" w:cs="Arial" w:eastAsia="Arial" w:hAnsi="Arial"/>
-                <w:b w:val="false"/>
-                <w:bCs w:val="false"/>
-                <w:i w:val="false"/>
-                <w:iCs w:val="false"/>
-                <w:color w:val="000000"/>
-                <w:sz w:val="18"/>
-                <w:szCs w:val="18"/>
-              </w:rPr>
-              <w:t xml:space="preserve">By the end of the sub-strand, the learner should be able to:</w:t>
-            </w:r>
-          </w:p>
-          <w:p>
-            <w:pPr>
-              <w:spacing w:after="40" w:before="0"/>
-              <w:jc w:val="left"/>
-            </w:pPr>
-            <w:r>
-              <w:rPr>
-                <w:rFonts w:ascii="Arial" w:cs="Arial" w:eastAsia="Arial" w:hAnsi="Arial"/>
-                <w:b w:val="false"/>
-                <w:bCs w:val="false"/>
-                <w:i w:val="false"/>
-                <w:iCs w:val="false"/>
-                <w:color w:val="000000"/>
-                <w:sz w:val="18"/>
-                <w:szCs w:val="18"/>
-              </w:rPr>
-              <w:t xml:space="preserve">a) classify real numbers as rational or irrational,</w:t>
-            </w:r>
-          </w:p>
-          <w:p>
-            <w:pPr>
-              <w:spacing w:after="40" w:before="0"/>
-              <w:jc w:val="left"/>
-            </w:pPr>
-            <w:r>
-              <w:rPr>
-                <w:rFonts w:ascii="Arial" w:cs="Arial" w:eastAsia="Arial" w:hAnsi="Arial"/>
-                <w:b w:val="false"/>
-                <w:bCs w:val="false"/>
-                <w:i w:val="false"/>
-                <w:iCs w:val="false"/>
-                <w:color w:val="000000"/>
-                <w:sz w:val="18"/>
-                <w:szCs w:val="18"/>
-              </w:rPr>
-              <w:t xml:space="preserve">b) perform combined operations on rational numbers,</w:t>
-            </w:r>
-          </w:p>
-          <w:p>
-            <w:pPr>
-              <w:spacing w:after="40" w:before="0"/>
-              <w:jc w:val="left"/>
-            </w:pPr>
-            <w:r>
-              <w:rPr>
-                <w:rFonts w:ascii="Arial" w:cs="Arial" w:eastAsia="Arial" w:hAnsi="Arial"/>
-                <w:b w:val="false"/>
-                <w:bCs w:val="false"/>
-                <w:i w:val="false"/>
-                <w:iCs w:val="false"/>
-                <w:color w:val="000000"/>
-                <w:sz w:val="18"/>
-                <w:szCs w:val="18"/>
-              </w:rPr>
-              <w:t xml:space="preserve">c) determine the reciprocal of real numbers using calculators,</w:t>
-            </w:r>
-          </w:p>
-          <w:p>
-            <w:pPr>
-              <w:spacing w:after="40" w:before="0"/>
-              <w:jc w:val="left"/>
-            </w:pPr>
-            <w:r>
-              <w:rPr>
-                <w:rFonts w:ascii="Arial" w:cs="Arial" w:eastAsia="Arial" w:hAnsi="Arial"/>
-                <w:b w:val="false"/>
-                <w:bCs w:val="false"/>
-                <w:i w:val="false"/>
-                <w:iCs w:val="false"/>
-                <w:color w:val="000000"/>
-                <w:sz w:val="18"/>
-                <w:szCs w:val="18"/>
-              </w:rPr>
-              <w:t xml:space="preserve">d) apply rational numbers in real life situations,</w:t>
-            </w:r>
-          </w:p>
-          <w:p>
-            <w:pPr>
-              <w:spacing w:after="40" w:before="0"/>
-              <w:jc w:val="left"/>
-            </w:pPr>
-            <w:r>
-              <w:rPr>
-                <w:rFonts w:ascii="Arial" w:cs="Arial" w:eastAsia="Arial" w:hAnsi="Arial"/>
-                <w:b w:val="false"/>
-                <w:bCs w:val="false"/>
-                <w:i w:val="false"/>
-                <w:iCs w:val="false"/>
-                <w:color w:val="000000"/>
-                <w:sz w:val="18"/>
-                <w:szCs w:val="18"/>
-              </w:rPr>
-              <w:t xml:space="preserve">e) appreciate the use of real numbers in real life.</w:t>
-            </w:r>
-          </w:p>
-        </w:tc>
-      </w:tr>
-      <w:tr>
-        <w:tc>
-          <w:tcPr>
-            <w:tcW w:type="dxa" w:w="3000"/>
-            <w:shd w:fill="D5E8F0" w:color="auto" w:val="clear"/>
-            <w:tcMar>
-              <w:top w:type="dxa" w:w="60"/>
-              <w:left w:type="dxa" w:w="120"/>
-              <w:bottom w:type="dxa" w:w="60"/>
-              <w:right w:type="dxa" w:w="120"/>
-            </w:tcMar>
-            <w:vAlign w:val="top"/>
-          </w:tcPr>
-          <w:p>
-            <w:pPr>
-              <w:spacing w:after="40" w:before="0"/>
-              <w:jc w:val="left"/>
-            </w:pPr>
-            <w:r>
-              <w:rPr>
-                <w:rFonts w:ascii="Arial" w:cs="Arial" w:eastAsia="Arial" w:hAnsi="Arial"/>
-                <w:b/>
-                <w:bCs/>
-                <w:i w:val="false"/>
-                <w:iCs w:val="false"/>
-                <w:color w:val="000000"/>
-                <w:sz w:val="18"/>
-                <w:szCs w:val="18"/>
-              </w:rPr>
-              <w:t xml:space="preserve">Core Competencies</w:t>
-            </w:r>
-          </w:p>
-        </w:tc>
-        <w:tc>
-          <w:tcPr>
-            <w:tcW w:type="dxa" w:w="10680"/>
-            <w:shd w:fill="FFFFFF" w:color="auto" w:val="clear"/>
-            <w:tcMar>
-              <w:top w:type="dxa" w:w="60"/>
-              <w:left w:type="dxa" w:w="120"/>
-              <w:bottom w:type="dxa" w:w="60"/>
-              <w:right w:type="dxa" w:w="120"/>
-            </w:tcMar>
-            <w:vAlign w:val="top"/>
-          </w:tcPr>
-          <w:p>
-            <w:pPr>
-              <w:spacing w:after="30" w:before="0"/>
-              <w:ind w:left="360" w:hanging="180"/>
-              <w:jc w:val="left"/>
-            </w:pPr>
-            <w:r>
-              <w:rPr>
-                <w:rFonts w:ascii="Arial" w:cs="Arial" w:eastAsia="Arial" w:hAnsi="Arial"/>
-                <w:b w:val="false"/>
-                <w:bCs w:val="false"/>
-                <w:i w:val="false"/>
-                <w:iCs w:val="false"/>
-                <w:color w:val="000000"/>
-                <w:sz w:val="18"/>
-                <w:szCs w:val="18"/>
-              </w:rPr>
-              <w:t xml:space="preserve">–  Critical Thinking and Problem Solving: the learner develops interpretation and inference skills as they classify numbers as either rational or irrational numbers.</w:t>
-            </w:r>
-          </w:p>
-          <w:p>
-            <w:pPr>
-              <w:spacing w:after="30" w:before="0"/>
-              <w:ind w:left="360" w:hanging="180"/>
-              <w:jc w:val="left"/>
-            </w:pPr>
-            <w:r>
-              <w:rPr>
-                <w:rFonts w:ascii="Arial" w:cs="Arial" w:eastAsia="Arial" w:hAnsi="Arial"/>
-                <w:b w:val="false"/>
-                <w:bCs w:val="false"/>
-                <w:i w:val="false"/>
-                <w:iCs w:val="false"/>
-                <w:color w:val="000000"/>
-                <w:sz w:val="18"/>
-                <w:szCs w:val="18"/>
-              </w:rPr>
-              <w:t xml:space="preserve">–  Self-efficacy: the learner develops self-awareness as they discuss the use of real numbers in real life such as in body temperature and blood pressure.</w:t>
-            </w:r>
-          </w:p>
-        </w:tc>
-      </w:tr>
-      <w:tr>
-        <w:tc>
-          <w:tcPr>
-            <w:tcW w:type="dxa" w:w="3000"/>
-            <w:shd w:fill="E2EFDA" w:color="auto" w:val="clear"/>
-            <w:tcMar>
-              <w:top w:type="dxa" w:w="60"/>
-              <w:left w:type="dxa" w:w="120"/>
-              <w:bottom w:type="dxa" w:w="60"/>
-              <w:right w:type="dxa" w:w="120"/>
-            </w:tcMar>
-            <w:vAlign w:val="top"/>
-          </w:tcPr>
-          <w:p>
-            <w:pPr>
-              <w:spacing w:after="40" w:before="0"/>
-              <w:jc w:val="left"/>
-            </w:pPr>
-            <w:r>
-              <w:rPr>
-                <w:rFonts w:ascii="Arial" w:cs="Arial" w:eastAsia="Arial" w:hAnsi="Arial"/>
-                <w:b/>
-                <w:bCs/>
-                <w:i w:val="false"/>
-                <w:iCs w:val="false"/>
-                <w:color w:val="000000"/>
-                <w:sz w:val="18"/>
-                <w:szCs w:val="18"/>
-              </w:rPr>
-              <w:t xml:space="preserve">Core Values</w:t>
-            </w:r>
-          </w:p>
-        </w:tc>
-        <w:tc>
-          <w:tcPr>
-            <w:tcW w:type="dxa" w:w="10680"/>
-            <w:shd w:fill="FFFFFF" w:color="auto" w:val="clear"/>
-            <w:tcMar>
-              <w:top w:type="dxa" w:w="60"/>
-              <w:left w:type="dxa" w:w="120"/>
-              <w:bottom w:type="dxa" w:w="60"/>
-              <w:right w:type="dxa" w:w="120"/>
-            </w:tcMar>
-            <w:vAlign w:val="top"/>
-          </w:tcPr>
-          <w:p>
-            <w:pPr>
-              <w:spacing w:after="30" w:before="0"/>
-              <w:ind w:left="360" w:hanging="180"/>
-              <w:jc w:val="left"/>
-            </w:pPr>
-            <w:r>
-              <w:rPr>
-                <w:rFonts w:ascii="Arial" w:cs="Arial" w:eastAsia="Arial" w:hAnsi="Arial"/>
-                <w:b w:val="false"/>
-                <w:bCs w:val="false"/>
-                <w:i w:val="false"/>
-                <w:iCs w:val="false"/>
-                <w:color w:val="000000"/>
-                <w:sz w:val="18"/>
-                <w:szCs w:val="18"/>
-              </w:rPr>
-              <w:t xml:space="preserve">–  Responsibility: the learner takes care of a calculator when using it to work out reciprocal of numbers.</w:t>
-            </w:r>
-          </w:p>
-          <w:p>
-            <w:pPr>
-              <w:spacing w:after="30" w:before="0"/>
-              <w:ind w:left="360" w:hanging="180"/>
-              <w:jc w:val="left"/>
-            </w:pPr>
-            <w:r>
-              <w:rPr>
-                <w:rFonts w:ascii="Arial" w:cs="Arial" w:eastAsia="Arial" w:hAnsi="Arial"/>
-                <w:b w:val="false"/>
-                <w:bCs w:val="false"/>
-                <w:i w:val="false"/>
-                <w:iCs w:val="false"/>
-                <w:color w:val="000000"/>
-                <w:sz w:val="18"/>
-                <w:szCs w:val="18"/>
-              </w:rPr>
-              <w:t xml:space="preserve">–  Respect: the learner develops humility by taking turns while discussing with peers and working out combined operations.</w:t>
-            </w:r>
-          </w:p>
-        </w:tc>
-      </w:tr>
-      <w:tr>
-        <w:tc>
-          <w:tcPr>
-            <w:tcW w:type="dxa" w:w="3000"/>
-            <w:shd w:fill="D5E8F0" w:color="auto" w:val="clear"/>
-            <w:tcMar>
-              <w:top w:type="dxa" w:w="60"/>
-              <w:left w:type="dxa" w:w="120"/>
-              <w:bottom w:type="dxa" w:w="60"/>
-              <w:right w:type="dxa" w:w="120"/>
-            </w:tcMar>
-            <w:vAlign w:val="top"/>
-          </w:tcPr>
-          <w:p>
-            <w:pPr>
-              <w:spacing w:after="40" w:before="0"/>
-              <w:jc w:val="left"/>
-            </w:pPr>
-            <w:r>
-              <w:rPr>
-                <w:rFonts w:ascii="Arial" w:cs="Arial" w:eastAsia="Arial" w:hAnsi="Arial"/>
-                <w:b/>
-                <w:bCs/>
-                <w:i w:val="false"/>
-                <w:iCs w:val="false"/>
-                <w:color w:val="000000"/>
-                <w:sz w:val="18"/>
-                <w:szCs w:val="18"/>
-              </w:rPr>
-              <w:t xml:space="preserve">Science &amp; Engineering Practices</w:t>
-            </w:r>
-          </w:p>
-        </w:tc>
-        <w:tc>
-          <w:tcPr>
-            <w:tcW w:type="dxa" w:w="10680"/>
-            <w:shd w:fill="FFFFFF" w:color="auto" w:val="clear"/>
-            <w:tcMar>
-              <w:top w:type="dxa" w:w="60"/>
-              <w:left w:type="dxa" w:w="120"/>
-              <w:bottom w:type="dxa" w:w="60"/>
-              <w:right w:type="dxa" w:w="120"/>
-            </w:tcMar>
-            <w:vAlign w:val="top"/>
-          </w:tcPr>
-          <w:p>
-            <w:pPr>
-              <w:spacing w:after="30" w:before="0"/>
-              <w:ind w:left="360" w:hanging="180"/>
-              <w:jc w:val="left"/>
-            </w:pPr>
-            <w:r>
-              <w:rPr>
-                <w:rFonts w:ascii="Arial" w:cs="Arial" w:eastAsia="Arial" w:hAnsi="Arial"/>
-                <w:b w:val="false"/>
-                <w:bCs w:val="false"/>
-                <w:i w:val="false"/>
-                <w:iCs w:val="false"/>
-                <w:color w:val="000000"/>
-                <w:sz w:val="18"/>
-                <w:szCs w:val="18"/>
-              </w:rPr>
-              <w:t xml:space="preserve">–  Asking Questions and Defining Problems: learners pose and refine questions about why certain measurements (e.g., a Nairobi market vendor's daily tally) produce rational vs. irrational results, driving the inquiry into real-number classification.</w:t>
-            </w:r>
-          </w:p>
-          <w:p>
-            <w:pPr>
-              <w:spacing w:after="30" w:before="0"/>
-              <w:ind w:left="360" w:hanging="180"/>
-              <w:jc w:val="left"/>
-            </w:pPr>
-            <w:r>
-              <w:rPr>
-                <w:rFonts w:ascii="Arial" w:cs="Arial" w:eastAsia="Arial" w:hAnsi="Arial"/>
-                <w:b w:val="false"/>
-                <w:bCs w:val="false"/>
-                <w:i w:val="false"/>
-                <w:iCs w:val="false"/>
-                <w:color w:val="000000"/>
-                <w:sz w:val="18"/>
-                <w:szCs w:val="18"/>
-              </w:rPr>
-              <w:t xml:space="preserve">–  Analysing and Interpreting Data: learners collect personal biometric data (weight, height, shoe size) and analyse whether each measurement is best represented by a rational or irrational number.</w:t>
-            </w:r>
-          </w:p>
-          <w:p>
-            <w:pPr>
-              <w:spacing w:after="30" w:before="0"/>
-              <w:ind w:left="360" w:hanging="180"/>
-              <w:jc w:val="left"/>
-            </w:pPr>
-            <w:r>
-              <w:rPr>
-                <w:rFonts w:ascii="Arial" w:cs="Arial" w:eastAsia="Arial" w:hAnsi="Arial"/>
-                <w:b w:val="false"/>
-                <w:bCs w:val="false"/>
-                <w:i w:val="false"/>
-                <w:iCs w:val="false"/>
-                <w:color w:val="000000"/>
-                <w:sz w:val="18"/>
-                <w:szCs w:val="18"/>
-              </w:rPr>
-              <w:t xml:space="preserve">–  Using Mathematics and Computational Thinking: learners apply order-of-operations rules and calculator-based reciprocal computation to solve multi-step problems set in Kenyan market and health contexts.</w:t>
-            </w:r>
-          </w:p>
-          <w:p>
-            <w:pPr>
-              <w:spacing w:after="30" w:before="0"/>
-              <w:ind w:left="360" w:hanging="180"/>
-              <w:jc w:val="left"/>
-            </w:pPr>
-            <w:r>
-              <w:rPr>
-                <w:rFonts w:ascii="Arial" w:cs="Arial" w:eastAsia="Arial" w:hAnsi="Arial"/>
-                <w:b w:val="false"/>
-                <w:bCs w:val="false"/>
-                <w:i w:val="false"/>
-                <w:iCs w:val="false"/>
-                <w:color w:val="000000"/>
-                <w:sz w:val="18"/>
-                <w:szCs w:val="18"/>
-              </w:rPr>
-              <w:t xml:space="preserve">–  Constructing Explanations: learners build written and verbal explanations for why operations on rational numbers always yield rational results, anchored in the observed market-transaction phenomenon.</w:t>
-            </w:r>
-          </w:p>
-        </w:tc>
-      </w:tr>
-      <w:tr>
-        <w:tc>
-          <w:tcPr>
-            <w:tcW w:type="dxa" w:w="3000"/>
-            <w:shd w:fill="FCE4D6" w:color="auto" w:val="clear"/>
-            <w:tcMar>
-              <w:top w:type="dxa" w:w="60"/>
-              <w:left w:type="dxa" w:w="120"/>
-              <w:bottom w:type="dxa" w:w="60"/>
-              <w:right w:type="dxa" w:w="120"/>
-            </w:tcMar>
-            <w:vAlign w:val="top"/>
-          </w:tcPr>
-          <w:p>
-            <w:pPr>
-              <w:spacing w:after="40" w:before="0"/>
-              <w:jc w:val="left"/>
-            </w:pPr>
-            <w:r>
-              <w:rPr>
-                <w:rFonts w:ascii="Arial" w:cs="Arial" w:eastAsia="Arial" w:hAnsi="Arial"/>
-                <w:b/>
-                <w:bCs/>
-                <w:i w:val="false"/>
-                <w:iCs w:val="false"/>
-                <w:color w:val="000000"/>
-                <w:sz w:val="18"/>
-                <w:szCs w:val="18"/>
-              </w:rPr>
-              <w:t xml:space="preserve">Pertinent &amp; Contemporary Issues (PCIs)</w:t>
-            </w:r>
-          </w:p>
-        </w:tc>
-        <w:tc>
-          <w:tcPr>
-            <w:tcW w:type="dxa" w:w="10680"/>
-            <w:shd w:fill="FFFFFF" w:color="auto" w:val="clear"/>
-            <w:tcMar>
-              <w:top w:type="dxa" w:w="60"/>
-              <w:left w:type="dxa" w:w="120"/>
-              <w:bottom w:type="dxa" w:w="60"/>
-              <w:right w:type="dxa" w:w="120"/>
-            </w:tcMar>
-            <w:vAlign w:val="top"/>
-          </w:tcPr>
-          <w:p>
-            <w:pPr>
-              <w:spacing w:after="30" w:before="0"/>
-              <w:ind w:left="360" w:hanging="180"/>
-              <w:jc w:val="left"/>
-            </w:pPr>
-            <w:r>
-              <w:rPr>
-                <w:rFonts w:ascii="Arial" w:cs="Arial" w:eastAsia="Arial" w:hAnsi="Arial"/>
-                <w:b w:val="false"/>
-                <w:bCs w:val="false"/>
-                <w:i w:val="false"/>
-                <w:iCs w:val="false"/>
-                <w:color w:val="000000"/>
-                <w:sz w:val="18"/>
-                <w:szCs w:val="18"/>
-              </w:rPr>
-              <w:t xml:space="preserve">–  Health Promotion: the learner develops healthy practice skills while discussing the use of real numbers in recording body temperature and blood pressure — contextualised through scenarios at a Kenyan community health centre.</w:t>
-            </w:r>
-          </w:p>
-        </w:tc>
-      </w:tr>
-      <w:tr>
-        <w:tc>
-          <w:tcPr>
-            <w:tcW w:type="dxa" w:w="3000"/>
-            <w:shd w:fill="D9EEF1" w:color="auto" w:val="clear"/>
-            <w:tcMar>
-              <w:top w:type="dxa" w:w="60"/>
-              <w:left w:type="dxa" w:w="120"/>
-              <w:bottom w:type="dxa" w:w="60"/>
-              <w:right w:type="dxa" w:w="120"/>
-            </w:tcMar>
-            <w:vAlign w:val="top"/>
-          </w:tcPr>
-          <w:p>
-            <w:pPr>
-              <w:spacing w:after="40" w:before="0"/>
-              <w:jc w:val="left"/>
-            </w:pPr>
-            <w:r>
-              <w:rPr>
-                <w:rFonts w:ascii="Arial" w:cs="Arial" w:eastAsia="Arial" w:hAnsi="Arial"/>
-                <w:b/>
-                <w:bCs/>
-                <w:i w:val="false"/>
-                <w:iCs w:val="false"/>
-                <w:color w:val="000000"/>
-                <w:sz w:val="18"/>
-                <w:szCs w:val="18"/>
-              </w:rPr>
-              <w:t xml:space="preserve">Career Connections</w:t>
-            </w:r>
-          </w:p>
-        </w:tc>
-        <w:tc>
-          <w:tcPr>
-            <w:tcW w:type="dxa" w:w="10680"/>
-            <w:shd w:fill="FFFFFF" w:color="auto" w:val="clear"/>
-            <w:tcMar>
-              <w:top w:type="dxa" w:w="60"/>
-              <w:left w:type="dxa" w:w="120"/>
-              <w:bottom w:type="dxa" w:w="60"/>
-              <w:right w:type="dxa" w:w="120"/>
-            </w:tcMar>
-            <w:vAlign w:val="top"/>
-          </w:tcPr>
-          <w:p>
-            <w:pPr>
-              <w:spacing w:after="30" w:before="0"/>
-              <w:ind w:left="360" w:hanging="180"/>
-              <w:jc w:val="left"/>
-            </w:pPr>
-            <w:r>
-              <w:rPr>
-                <w:rFonts w:ascii="Arial" w:cs="Arial" w:eastAsia="Arial" w:hAnsi="Arial"/>
-                <w:b w:val="false"/>
-                <w:bCs w:val="false"/>
-                <w:i w:val="false"/>
-                <w:iCs w:val="false"/>
-                <w:color w:val="000000"/>
-                <w:sz w:val="18"/>
-                <w:szCs w:val="18"/>
-              </w:rPr>
-              <w:t xml:space="preserve">–  Healthcare / Nursing: recording and interpreting patient vitals (temperature 36.8 °C, blood pressure 120/80) requires fluency with rational numbers and combined operations.</w:t>
-            </w:r>
-          </w:p>
-          <w:p>
-            <w:pPr>
-              <w:spacing w:after="30" w:before="0"/>
-              <w:ind w:left="360" w:hanging="180"/>
-              <w:jc w:val="left"/>
-            </w:pPr>
-            <w:r>
-              <w:rPr>
-                <w:rFonts w:ascii="Arial" w:cs="Arial" w:eastAsia="Arial" w:hAnsi="Arial"/>
-                <w:b w:val="false"/>
-                <w:bCs w:val="false"/>
-                <w:i w:val="false"/>
-                <w:iCs w:val="false"/>
-                <w:color w:val="000000"/>
-                <w:sz w:val="18"/>
-                <w:szCs w:val="18"/>
-              </w:rPr>
-              <w:t xml:space="preserve">–  Market Trading / Sole Proprietorship: Mama mboga vendors at Gikomba Market use rational numbers daily for pricing, giving change, and calculating profit margins.</w:t>
-            </w:r>
-          </w:p>
-          <w:p>
-            <w:pPr>
-              <w:spacing w:after="30" w:before="0"/>
-              <w:ind w:left="360" w:hanging="180"/>
-              <w:jc w:val="left"/>
-            </w:pPr>
-            <w:r>
-              <w:rPr>
-                <w:rFonts w:ascii="Arial" w:cs="Arial" w:eastAsia="Arial" w:hAnsi="Arial"/>
-                <w:b w:val="false"/>
-                <w:bCs w:val="false"/>
-                <w:i w:val="false"/>
-                <w:iCs w:val="false"/>
-                <w:color w:val="000000"/>
-                <w:sz w:val="18"/>
-                <w:szCs w:val="18"/>
-              </w:rPr>
-              <w:t xml:space="preserve">–  Sports Coaching / Athletics: timing and ranking Kenyan runners (e.g., at Kipchoge Keino Stadium, Eldoret) involves precise rational-number comparisons and averages.</w:t>
-            </w:r>
-          </w:p>
-          <w:p>
-            <w:pPr>
-              <w:spacing w:after="30" w:before="0"/>
-              <w:ind w:left="360" w:hanging="180"/>
-              <w:jc w:val="left"/>
-            </w:pPr>
-            <w:r>
-              <w:rPr>
-                <w:rFonts w:ascii="Arial" w:cs="Arial" w:eastAsia="Arial" w:hAnsi="Arial"/>
-                <w:b w:val="false"/>
-                <w:bCs w:val="false"/>
-                <w:i w:val="false"/>
-                <w:iCs w:val="false"/>
-                <w:color w:val="000000"/>
-                <w:sz w:val="18"/>
-                <w:szCs w:val="18"/>
-              </w:rPr>
-              <w:t xml:space="preserve">–  Journalism / Media: reporters presenting poll results or economic statistics need to classify and manipulate rational numbers accurately for public communication.</w:t>
-            </w:r>
-          </w:p>
-        </w:tc>
-      </w:tr>
-      <w:tr>
-        <w:tc>
-          <w:tcPr>
-            <w:tcW w:type="dxa" w:w="3000"/>
-            <w:shd w:fill="D5E8F0" w:color="auto" w:val="clear"/>
-            <w:tcMar>
-              <w:top w:type="dxa" w:w="60"/>
-              <w:left w:type="dxa" w:w="120"/>
-              <w:bottom w:type="dxa" w:w="60"/>
-              <w:right w:type="dxa" w:w="120"/>
-            </w:tcMar>
-            <w:vAlign w:val="top"/>
-          </w:tcPr>
-          <w:p>
-            <w:pPr>
-              <w:spacing w:after="40" w:before="0"/>
-              <w:jc w:val="left"/>
-            </w:pPr>
-            <w:r>
-              <w:rPr>
-                <w:rFonts w:ascii="Arial" w:cs="Arial" w:eastAsia="Arial" w:hAnsi="Arial"/>
-                <w:b/>
-                <w:bCs/>
-                <w:i w:val="false"/>
-                <w:iCs w:val="false"/>
-                <w:color w:val="000000"/>
-                <w:sz w:val="18"/>
-                <w:szCs w:val="18"/>
-              </w:rPr>
-              <w:t xml:space="preserve">Focus for Lessons</w:t>
-            </w:r>
-          </w:p>
-        </w:tc>
-        <w:tc>
-          <w:tcPr>
-            <w:tcW w:type="dxa" w:w="10680"/>
-            <w:shd w:fill="FFFFFF" w:color="auto" w:val="clear"/>
-            <w:tcMar>
-              <w:top w:type="dxa" w:w="60"/>
-              <w:left w:type="dxa" w:w="120"/>
-              <w:bottom w:type="dxa" w:w="60"/>
-              <w:right w:type="dxa" w:w="120"/>
-            </w:tcMar>
-            <w:vAlign w:val="top"/>
-          </w:tcPr>
-          <w:p>
-            <w:pPr>
-              <w:spacing w:after="40" w:before="0"/>
-              <w:jc w:val="left"/>
-            </w:pPr>
-            <w:r>
-              <w:rPr>
-                <w:rFonts w:ascii="Arial" w:cs="Arial" w:eastAsia="Arial" w:hAnsi="Arial"/>
-                <w:b w:val="false"/>
-                <w:bCs w:val="false"/>
-                <w:i w:val="false"/>
-                <w:iCs w:val="false"/>
-                <w:color w:val="000000"/>
-                <w:sz w:val="18"/>
-                <w:szCs w:val="18"/>
-              </w:rPr>
-              <w:t xml:space="preserve">This unit grounds learners in the complete landscape of real numbers — rational and irrational — and builds confident fluency with combined operations and reciprocals in everyday Kenyan contexts. Using familiar anchors such as market transactions at Wakulima Market in Nairobi and health-clinic records from a rural dispensary in Kisumu County, learners move from intuitive number sense to precise classification and computation. The unit deliberately integrates calculator skills, peer discussion, and health-promotion awareness so that mathematical reasoning is always connected to real decisions learners and their communities make.</w:t>
-            </w:r>
-          </w:p>
-        </w:tc>
-      </w:tr>
-      <w:tr>
-        <w:tc>
-          <w:tcPr>
-            <w:tcW w:type="dxa" w:w="3000"/>
-            <w:shd w:fill="EAD1F5" w:color="auto" w:val="clear"/>
-            <w:tcMar>
-              <w:top w:type="dxa" w:w="60"/>
-              <w:left w:type="dxa" w:w="120"/>
-              <w:bottom w:type="dxa" w:w="60"/>
-              <w:right w:type="dxa" w:w="120"/>
-            </w:tcMar>
-            <w:vAlign w:val="top"/>
-          </w:tcPr>
-          <w:p>
-            <w:pPr>
-              <w:spacing w:after="40" w:before="0"/>
-              <w:jc w:val="left"/>
-            </w:pPr>
-            <w:r>
-              <w:rPr>
-                <w:rFonts w:ascii="Arial" w:cs="Arial" w:eastAsia="Arial" w:hAnsi="Arial"/>
-                <w:b/>
-                <w:bCs/>
-                <w:i w:val="false"/>
-                <w:iCs w:val="false"/>
-                <w:color w:val="000000"/>
-                <w:sz w:val="18"/>
-                <w:szCs w:val="18"/>
-              </w:rPr>
-              <w:t xml:space="preserve">Driving Question / Key Inquiry Questions</w:t>
-            </w:r>
-          </w:p>
-        </w:tc>
-        <w:tc>
-          <w:tcPr>
-            <w:tcW w:type="dxa" w:w="10680"/>
-            <w:shd w:fill="FFFFFF" w:color="auto" w:val="clear"/>
-            <w:tcMar>
-              <w:top w:type="dxa" w:w="60"/>
-              <w:left w:type="dxa" w:w="120"/>
-              <w:bottom w:type="dxa" w:w="60"/>
-              <w:right w:type="dxa" w:w="120"/>
-            </w:tcMar>
-            <w:vAlign w:val="top"/>
-          </w:tcPr>
-          <w:p>
-            <w:pPr>
-              <w:spacing w:after="40" w:before="0"/>
-              <w:jc w:val="left"/>
-            </w:pPr>
-            <w:r>
-              <w:rPr>
-                <w:rFonts w:ascii="Arial" w:cs="Arial" w:eastAsia="Arial" w:hAnsi="Arial"/>
-                <w:b w:val="false"/>
-                <w:bCs w:val="false"/>
-                <w:i w:val="false"/>
-                <w:iCs w:val="false"/>
-                <w:color w:val="000000"/>
-                <w:sz w:val="18"/>
-                <w:szCs w:val="18"/>
-              </w:rPr>
-              <w:t xml:space="preserve">DRIVING QUESTION: Why do some numbers from our everyday Kenyan lives "end neatly" while others go on forever — and how does knowing the difference help us make better decisions?</w:t>
-            </w:r>
-          </w:p>
-          <w:p>
-            <w:pPr>
-              <w:spacing w:after="40" w:before="0"/>
-              <w:jc w:val="left"/>
-            </w:pPr>
-            <w:r>
-              <w:rPr>
-                <w:rFonts w:ascii="Arial" w:cs="Arial" w:eastAsia="Arial" w:hAnsi="Arial"/>
-                <w:b w:val="false"/>
-                <w:bCs w:val="false"/>
-                <w:i w:val="false"/>
-                <w:iCs w:val="false"/>
-                <w:color w:val="000000"/>
-                <w:sz w:val="18"/>
-                <w:szCs w:val="18"/>
-              </w:rPr>
-              <w:t xml:space="preserve"/>
-            </w:r>
-          </w:p>
-          <w:p>
-            <w:pPr>
-              <w:spacing w:after="40" w:before="0"/>
-              <w:jc w:val="left"/>
-            </w:pPr>
-            <w:r>
-              <w:rPr>
-                <w:rFonts w:ascii="Arial" w:cs="Arial" w:eastAsia="Arial" w:hAnsi="Arial"/>
-                <w:b w:val="false"/>
-                <w:bCs w:val="false"/>
-                <w:i w:val="false"/>
-                <w:iCs w:val="false"/>
-                <w:color w:val="000000"/>
-                <w:sz w:val="18"/>
-                <w:szCs w:val="18"/>
-              </w:rPr>
-              <w:t xml:space="preserve">KICD KEY INQUIRY QUESTIONS:</w:t>
-            </w:r>
-          </w:p>
-          <w:p>
-            <w:pPr>
-              <w:spacing w:after="40" w:before="0"/>
-              <w:jc w:val="left"/>
-            </w:pPr>
-            <w:r>
-              <w:rPr>
-                <w:rFonts w:ascii="Arial" w:cs="Arial" w:eastAsia="Arial" w:hAnsi="Arial"/>
-                <w:b w:val="false"/>
-                <w:bCs w:val="false"/>
-                <w:i w:val="false"/>
-                <w:iCs w:val="false"/>
-                <w:color w:val="000000"/>
-                <w:sz w:val="18"/>
-                <w:szCs w:val="18"/>
-              </w:rPr>
-              <w:t xml:space="preserve">1. Why are numbers important?</w:t>
-            </w:r>
-          </w:p>
-        </w:tc>
-      </w:tr>
-      <w:tr>
-        <w:tc>
-          <w:tcPr>
-            <w:tcW w:type="dxa" w:w="3000"/>
-            <w:shd w:fill="EAD1F5" w:color="auto" w:val="clear"/>
-            <w:tcMar>
-              <w:top w:type="dxa" w:w="60"/>
-              <w:left w:type="dxa" w:w="120"/>
-              <w:bottom w:type="dxa" w:w="60"/>
-              <w:right w:type="dxa" w:w="120"/>
-            </w:tcMar>
-            <w:vAlign w:val="top"/>
-          </w:tcPr>
-          <w:p>
-            <w:pPr>
-              <w:spacing w:after="40" w:before="0"/>
-              <w:jc w:val="left"/>
-            </w:pPr>
-            <w:r>
-              <w:rPr>
-                <w:rFonts w:ascii="Arial" w:cs="Arial" w:eastAsia="Arial" w:hAnsi="Arial"/>
-                <w:b/>
-                <w:bCs/>
-                <w:i w:val="false"/>
-                <w:iCs w:val="false"/>
-                <w:color w:val="000000"/>
-                <w:sz w:val="18"/>
-                <w:szCs w:val="18"/>
-              </w:rPr>
-              <w:t xml:space="preserve">Anchoring Phenomenon</w:t>
-            </w:r>
-          </w:p>
-        </w:tc>
-        <w:tc>
-          <w:tcPr>
-            <w:tcW w:type="dxa" w:w="10680"/>
-            <w:shd w:fill="FFFFFF" w:color="auto" w:val="clear"/>
-            <w:tcMar>
-              <w:top w:type="dxa" w:w="60"/>
-              <w:left w:type="dxa" w:w="120"/>
-              <w:bottom w:type="dxa" w:w="60"/>
-              <w:right w:type="dxa" w:w="120"/>
-            </w:tcMar>
-            <w:vAlign w:val="top"/>
-          </w:tcPr>
-          <w:p>
-            <w:pPr>
-              <w:spacing w:after="40" w:before="0"/>
-              <w:jc w:val="left"/>
-            </w:pPr>
-            <w:r>
-              <w:rPr>
-                <w:rFonts w:ascii="Arial" w:cs="Arial" w:eastAsia="Arial" w:hAnsi="Arial"/>
-                <w:b w:val="false"/>
-                <w:bCs w:val="false"/>
-                <w:i w:val="false"/>
-                <w:iCs w:val="false"/>
-                <w:color w:val="000000"/>
-                <w:sz w:val="18"/>
-                <w:szCs w:val="18"/>
-              </w:rPr>
-              <w:t xml:space="preserve">A community health volunteer at the Mathare North Health Centre in Nairobi records the following patient data on a single morning: body temperatures of 36.8 °C, 37.0 °C, and 37.5 °C; blood pressure readings of 120/80 and 135/90; and shoe sizes of 40, 41, and 43. When she enters the data into a basic calculator to compute an average temperature, she notices that 36.8 + 37.0 + 37.5 divided by 3 gives a decimal that terminates exactly — yet when she tries to calculate the diagonal of the square floor tile (side = 1 m) in the waiting room using the Pythagorean theorem, the calculator displays a never-ending, non-repeating decimal (√2 ≈ 1.41421356…). Students are puzzled: why do some of the health worker's numbers "end neatly" while others seem to go on forever? This tension — between numbers that can be written as exact fractions and those that cannot — anchors the entire sub-strand investigation into the nature of real numbers.</w:t>
-            </w:r>
-          </w:p>
-        </w:tc>
-      </w:tr>
-      <w:tr>
-        <w:tc>
-          <w:tcPr>
-            <w:tcW w:type="dxa" w:w="3000"/>
-            <w:shd w:fill="D9EEF1" w:color="auto" w:val="clear"/>
-            <w:tcMar>
-              <w:top w:type="dxa" w:w="60"/>
-              <w:left w:type="dxa" w:w="120"/>
-              <w:bottom w:type="dxa" w:w="60"/>
-              <w:right w:type="dxa" w:w="120"/>
-            </w:tcMar>
-            <w:vAlign w:val="top"/>
-          </w:tcPr>
-          <w:p>
-            <w:pPr>
-              <w:spacing w:after="40" w:before="0"/>
-              <w:jc w:val="left"/>
-            </w:pPr>
-            <w:r>
-              <w:rPr>
-                <w:rFonts w:ascii="Arial" w:cs="Arial" w:eastAsia="Arial" w:hAnsi="Arial"/>
-                <w:b/>
-                <w:bCs/>
-                <w:i w:val="false"/>
-                <w:iCs w:val="false"/>
-                <w:color w:val="000000"/>
-                <w:sz w:val="18"/>
-                <w:szCs w:val="18"/>
-              </w:rPr>
-              <w:t xml:space="preserve">Storyline Thread</w:t>
-            </w:r>
-          </w:p>
-        </w:tc>
-        <w:tc>
-          <w:tcPr>
-            <w:tcW w:type="dxa" w:w="10680"/>
-            <w:shd w:fill="FFFFFF" w:color="auto" w:val="clear"/>
-            <w:tcMar>
-              <w:top w:type="dxa" w:w="60"/>
-              <w:left w:type="dxa" w:w="120"/>
-              <w:bottom w:type="dxa" w:w="60"/>
-              <w:right w:type="dxa" w:w="120"/>
-            </w:tcMar>
-            <w:vAlign w:val="top"/>
-          </w:tcPr>
-          <w:p>
-            <w:pPr>
-              <w:spacing w:after="40" w:before="0"/>
-              <w:jc w:val="left"/>
-            </w:pPr>
-            <w:r>
-              <w:rPr>
-                <w:rFonts w:ascii="Arial" w:cs="Arial" w:eastAsia="Arial" w:hAnsi="Arial"/>
-                <w:b w:val="false"/>
-                <w:bCs w:val="false"/>
-                <w:i w:val="false"/>
-                <w:iCs w:val="false"/>
-                <w:color w:val="000000"/>
-                <w:sz w:val="18"/>
-                <w:szCs w:val="18"/>
-              </w:rPr>
-              <w:t xml:space="preserve">Lesson 1 — Anchoring Phenomenon &amp; Number Classification (Predict Phase): Teacher presents the Mathare North Health Centre scenario. Learners individually record their own weight, height, and shoe size; classify each measurement as odd/even, prime/composite, and attempt to decide whether each is rational or irrational. Class creates a shared "What We Notice / What We Wonder" Driving Question Board (DQB). Cold-call 4 learners to share predictions about why the calculator diagonal "goes on forever."</w:t>
-            </w:r>
-          </w:p>
-          <w:p>
-            <w:pPr>
-              <w:spacing w:after="40" w:before="0"/>
-              <w:jc w:val="left"/>
-            </w:pPr>
-            <w:r>
-              <w:rPr>
-                <w:rFonts w:ascii="Arial" w:cs="Arial" w:eastAsia="Arial" w:hAnsi="Arial"/>
-                <w:b w:val="false"/>
-                <w:bCs w:val="false"/>
-                <w:i w:val="false"/>
-                <w:iCs w:val="false"/>
-                <w:color w:val="000000"/>
-                <w:sz w:val="18"/>
-                <w:szCs w:val="18"/>
-              </w:rPr>
-              <w:t xml:space="preserve"/>
-            </w:r>
-          </w:p>
-          <w:p>
-            <w:pPr>
-              <w:spacing w:after="40" w:before="0"/>
-              <w:jc w:val="left"/>
-            </w:pPr>
-            <w:r>
-              <w:rPr>
-                <w:rFonts w:ascii="Arial" w:cs="Arial" w:eastAsia="Arial" w:hAnsi="Arial"/>
-                <w:b w:val="false"/>
-                <w:bCs w:val="false"/>
-                <w:i w:val="false"/>
-                <w:iCs w:val="false"/>
-                <w:color w:val="000000"/>
-                <w:sz w:val="18"/>
-                <w:szCs w:val="18"/>
-              </w:rPr>
-              <w:t xml:space="preserve">Lesson 2 — Observe: Rational vs. Irrational Numbers (Observe Phase): Learners examine a curated data set of Kenyan real-life numbers (maize prices, athletics times, tile diagonals, blood pressure values). In pairs they attempt to write each number as a fraction p/q; numbers that resist this are labelled irrational. Teacher guides a class sort on the board. Learners update their DQB with new evidence. Wait time: 60 seconds silent think before each cold-call (minimum 5 cold-calls per lesson).</w:t>
-            </w:r>
-          </w:p>
-          <w:p>
-            <w:pPr>
-              <w:spacing w:after="40" w:before="0"/>
-              <w:jc w:val="left"/>
-            </w:pPr>
-            <w:r>
-              <w:rPr>
-                <w:rFonts w:ascii="Arial" w:cs="Arial" w:eastAsia="Arial" w:hAnsi="Arial"/>
-                <w:b w:val="false"/>
-                <w:bCs w:val="false"/>
-                <w:i w:val="false"/>
-                <w:iCs w:val="false"/>
-                <w:color w:val="000000"/>
-                <w:sz w:val="18"/>
-                <w:szCs w:val="18"/>
-              </w:rPr>
-              <w:t xml:space="preserve"/>
-            </w:r>
-          </w:p>
-          <w:p>
-            <w:pPr>
-              <w:spacing w:after="40" w:before="0"/>
-              <w:jc w:val="left"/>
-            </w:pPr>
-            <w:r>
-              <w:rPr>
-                <w:rFonts w:ascii="Arial" w:cs="Arial" w:eastAsia="Arial" w:hAnsi="Arial"/>
-                <w:b w:val="false"/>
-                <w:bCs w:val="false"/>
-                <w:i w:val="false"/>
-                <w:iCs w:val="false"/>
-                <w:color w:val="000000"/>
-                <w:sz w:val="18"/>
-                <w:szCs w:val="18"/>
-              </w:rPr>
-              <w:t xml:space="preserve">Lesson 3 — Explain: Defining and Formalising Rational vs. Irrational (Explain Phase): Learners formalise the definition of rational (p/q, q ≠ 0, p and q integers) and irrational numbers using worked examples from the health-centre phenomenon. Teacher models number-line placement of √2 and 22/7 (distinguishing the approximation from π). Learners complete a classification activity using 20 Kenyan-context numbers. DQB is updated with the formal definition.</w:t>
-            </w:r>
-          </w:p>
-          <w:p>
-            <w:pPr>
-              <w:spacing w:after="40" w:before="0"/>
-              <w:jc w:val="left"/>
-            </w:pPr>
-            <w:r>
-              <w:rPr>
-                <w:rFonts w:ascii="Arial" w:cs="Arial" w:eastAsia="Arial" w:hAnsi="Arial"/>
-                <w:b w:val="false"/>
-                <w:bCs w:val="false"/>
-                <w:i w:val="false"/>
-                <w:iCs w:val="false"/>
-                <w:color w:val="000000"/>
-                <w:sz w:val="18"/>
-                <w:szCs w:val="18"/>
-              </w:rPr>
-              <w:t xml:space="preserve"/>
-            </w:r>
-          </w:p>
-          <w:p>
-            <w:pPr>
-              <w:spacing w:after="40" w:before="0"/>
-              <w:jc w:val="left"/>
-            </w:pPr>
-            <w:r>
-              <w:rPr>
-                <w:rFonts w:ascii="Arial" w:cs="Arial" w:eastAsia="Arial" w:hAnsi="Arial"/>
-                <w:b w:val="false"/>
-                <w:bCs w:val="false"/>
-                <w:i w:val="false"/>
-                <w:iCs w:val="false"/>
-                <w:color w:val="000000"/>
-                <w:sz w:val="18"/>
-                <w:szCs w:val="18"/>
-              </w:rPr>
-              <w:t xml:space="preserve">Lesson 4 — Combined Operations on Rational Numbers I (Observe + Explain): Using the sukuma wiki vendor scenario (supporting phenomenon 3), learners explore addition and subtraction of rational numbers including fractions and decimals. Teacher demonstrates BODMAS/PEMDAS with market-price contexts (ugali + beans + sukuma wiki total cost). Learners work in groups of three on case scenarios involving distribution of school stationery at a Kisumu school; each group presents one solution. DQB updated: "Do combined operations on rationals always give a rational result?"</w:t>
-            </w:r>
-          </w:p>
-          <w:p>
-            <w:pPr>
-              <w:spacing w:after="40" w:before="0"/>
-              <w:jc w:val="left"/>
-            </w:pPr>
-            <w:r>
-              <w:rPr>
-                <w:rFonts w:ascii="Arial" w:cs="Arial" w:eastAsia="Arial" w:hAnsi="Arial"/>
-                <w:b w:val="false"/>
-                <w:bCs w:val="false"/>
-                <w:i w:val="false"/>
-                <w:iCs w:val="false"/>
-                <w:color w:val="000000"/>
-                <w:sz w:val="18"/>
-                <w:szCs w:val="18"/>
-              </w:rPr>
-              <w:t xml:space="preserve"/>
-            </w:r>
-          </w:p>
-          <w:p>
-            <w:pPr>
-              <w:spacing w:after="40" w:before="0"/>
-              <w:jc w:val="left"/>
-            </w:pPr>
-            <w:r>
-              <w:rPr>
-                <w:rFonts w:ascii="Arial" w:cs="Arial" w:eastAsia="Arial" w:hAnsi="Arial"/>
-                <w:b w:val="false"/>
-                <w:bCs w:val="false"/>
-                <w:i w:val="false"/>
-                <w:iCs w:val="false"/>
-                <w:color w:val="000000"/>
-                <w:sz w:val="18"/>
-                <w:szCs w:val="18"/>
-              </w:rPr>
-              <w:t xml:space="preserve">Lesson 5 — Combined Operations on Rational Numbers II — Multiplication &amp; Division (Observe + Explain): Learners extend to multiplication and division of rational numbers through scenarios: a Kericho tea farmer divides 3¾ kg of dried tea leaves equally among 5 co-operative members; a Rift Valley maize farmer multiplies a seed rate of 2⅖ kg/acre over 3½ acres. Teacher facilitates a "gallery walk" — four worked problems posted around the room; pairs rotate (5 mins each) and annotate with corrections or alternative methods. Cold-call 3 pairs to defend their annotations. DQB updated.</w:t>
-            </w:r>
-          </w:p>
-          <w:p>
-            <w:pPr>
-              <w:spacing w:after="40" w:before="0"/>
-              <w:jc w:val="left"/>
-            </w:pPr>
-            <w:r>
-              <w:rPr>
-                <w:rFonts w:ascii="Arial" w:cs="Arial" w:eastAsia="Arial" w:hAnsi="Arial"/>
-                <w:b w:val="false"/>
-                <w:bCs w:val="false"/>
-                <w:i w:val="false"/>
-                <w:iCs w:val="false"/>
-                <w:color w:val="000000"/>
-                <w:sz w:val="18"/>
-                <w:szCs w:val="18"/>
-              </w:rPr>
-              <w:t xml:space="preserve"/>
-            </w:r>
-          </w:p>
-          <w:p>
-            <w:pPr>
-              <w:spacing w:after="40" w:before="0"/>
-              <w:jc w:val="left"/>
-            </w:pPr>
-            <w:r>
-              <w:rPr>
-                <w:rFonts w:ascii="Arial" w:cs="Arial" w:eastAsia="Arial" w:hAnsi="Arial"/>
-                <w:b w:val="false"/>
-                <w:bCs w:val="false"/>
-                <w:i w:val="false"/>
-                <w:iCs w:val="false"/>
-                <w:color w:val="000000"/>
-                <w:sz w:val="18"/>
-                <w:szCs w:val="18"/>
-              </w:rPr>
-              <w:t xml:space="preserve">Lesson 6 — Reciprocals of Real Numbers Using Calculators (Observe + Explain): Teacher returns to the blood pressure reciprocal supporting phenomenon. Learners practise finding reciprocals of integers, fractions, and decimals using calculators; they record results in a table and identify the pattern (number × reciprocal = 1). Learners discuss: what is the reciprocal of an irrational number? Is it also irrational? Responsible calculator use (Responsibility value) is explicitly discussed. Learners update DQB.</w:t>
-            </w:r>
-          </w:p>
-          <w:p>
-            <w:pPr>
-              <w:spacing w:after="40" w:before="0"/>
-              <w:jc w:val="left"/>
-            </w:pPr>
-            <w:r>
-              <w:rPr>
-                <w:rFonts w:ascii="Arial" w:cs="Arial" w:eastAsia="Arial" w:hAnsi="Arial"/>
-                <w:b w:val="false"/>
-                <w:bCs w:val="false"/>
-                <w:i w:val="false"/>
-                <w:iCs w:val="false"/>
-                <w:color w:val="000000"/>
-                <w:sz w:val="18"/>
-                <w:szCs w:val="18"/>
-              </w:rPr>
-              <w:t xml:space="preserve"/>
-            </w:r>
-          </w:p>
-          <w:p>
-            <w:pPr>
-              <w:spacing w:after="40" w:before="0"/>
-              <w:jc w:val="left"/>
-            </w:pPr>
-            <w:r>
-              <w:rPr>
-                <w:rFonts w:ascii="Arial" w:cs="Arial" w:eastAsia="Arial" w:hAnsi="Arial"/>
-                <w:b w:val="false"/>
-                <w:bCs w:val="false"/>
-                <w:i w:val="false"/>
-                <w:iCs w:val="false"/>
-                <w:color w:val="000000"/>
-                <w:sz w:val="18"/>
-                <w:szCs w:val="18"/>
-              </w:rPr>
-              <w:t xml:space="preserve">Lesson 7 — Real Numbers in Real-Life Applications &amp; DQB Consolidation (Driving Question Board Creation): Learners work in groups on three application tasks: (a) computing a patient's average body temperature at a community dispensary; (b) calculating total and unit cost of githeri ingredients for a school canteen serving 200 learners; (c) determining whether a √5 m fence post length is rational or irrational and finding its decimal approximation to 4 s.f. Groups present findings; class revisits and expands the DQB, answering as many posted questions as possible with evidence gathered across lessons 1–6. Teacher cold-calls 6 learners to explain connections to the anchoring phenomenon.</w:t>
-            </w:r>
-          </w:p>
-          <w:p>
-            <w:pPr>
-              <w:spacing w:after="40" w:before="0"/>
-              <w:jc w:val="left"/>
-            </w:pPr>
-            <w:r>
-              <w:rPr>
-                <w:rFonts w:ascii="Arial" w:cs="Arial" w:eastAsia="Arial" w:hAnsi="Arial"/>
-                <w:b w:val="false"/>
-                <w:bCs w:val="false"/>
-                <w:i w:val="false"/>
-                <w:iCs w:val="false"/>
-                <w:color w:val="000000"/>
-                <w:sz w:val="18"/>
-                <w:szCs w:val="18"/>
-              </w:rPr>
-              <w:t xml:space="preserve"/>
-            </w:r>
-          </w:p>
-          <w:p>
-            <w:pPr>
-              <w:spacing w:after="40" w:before="0"/>
-              <w:jc w:val="left"/>
-            </w:pPr>
-            <w:r>
-              <w:rPr>
-                <w:rFonts w:ascii="Arial" w:cs="Arial" w:eastAsia="Arial" w:hAnsi="Arial"/>
-                <w:b w:val="false"/>
-                <w:bCs w:val="false"/>
-                <w:i w:val="false"/>
-                <w:iCs w:val="false"/>
-                <w:color w:val="000000"/>
-                <w:sz w:val="18"/>
-                <w:szCs w:val="18"/>
-              </w:rPr>
-              <w:t xml:space="preserve">Lesson 8 — Model Building, Synthesis &amp; Assessment (Model Building Phase): Each learner individually constructs a "Real Numbers Reference Map" — a hand-drawn or calculator-supported model showing the real-number system (naturals ⊂ integers ⊂ rationals ⊂ reals, with irrationals alongside), populated entirely with Kenyan-context examples from the unit. Learners annotate at least one combined-operations worked example and one reciprocal example on their map. Class discusses: "How has our answer to the driving question changed since Lesson 1?" Teacher administers a short class written test (portfolio evidence). Learners submit models as portfolio artefacts.</w:t>
-            </w:r>
-          </w:p>
-        </w:tc>
-      </w:tr>
-      <w:tr>
-        <w:tc>
-          <w:tcPr>
-            <w:tcW w:type="dxa" w:w="3000"/>
-            <w:shd w:fill="EAD1F5" w:color="auto" w:val="clear"/>
-            <w:tcMar>
-              <w:top w:type="dxa" w:w="60"/>
-              <w:left w:type="dxa" w:w="120"/>
-              <w:bottom w:type="dxa" w:w="60"/>
-              <w:right w:type="dxa" w:w="120"/>
-            </w:tcMar>
-            <w:vAlign w:val="top"/>
-          </w:tcPr>
-          <w:p>
-            <w:pPr>
-              <w:spacing w:after="40" w:before="0"/>
-              <w:jc w:val="left"/>
-            </w:pPr>
-            <w:r>
-              <w:rPr>
-                <w:rFonts w:ascii="Arial" w:cs="Arial" w:eastAsia="Arial" w:hAnsi="Arial"/>
-                <w:b/>
-                <w:bCs/>
-                <w:i w:val="false"/>
-                <w:iCs w:val="false"/>
-                <w:color w:val="000000"/>
-                <w:sz w:val="18"/>
-                <w:szCs w:val="18"/>
-              </w:rPr>
-              <w:t xml:space="preserve">Supporting Phenomena</w:t>
-            </w:r>
-          </w:p>
-        </w:tc>
-        <w:tc>
-          <w:tcPr>
-            <w:tcW w:type="dxa" w:w="10680"/>
-            <w:shd w:fill="FFFFFF" w:color="auto" w:val="clear"/>
-            <w:tcMar>
-              <w:top w:type="dxa" w:w="60"/>
-              <w:left w:type="dxa" w:w="120"/>
-              <w:bottom w:type="dxa" w:w="60"/>
-              <w:right w:type="dxa" w:w="120"/>
-            </w:tcMar>
-            <w:vAlign w:val="top"/>
-          </w:tcPr>
-          <w:p>
-            <w:pPr>
-              <w:spacing w:after="30" w:before="0"/>
-              <w:ind w:left="360" w:hanging="180"/>
-              <w:jc w:val="left"/>
-            </w:pPr>
-            <w:r>
-              <w:rPr>
-                <w:rFonts w:ascii="Arial" w:cs="Arial" w:eastAsia="Arial" w:hAnsi="Arial"/>
-                <w:b w:val="false"/>
-                <w:bCs w:val="false"/>
-                <w:i w:val="false"/>
-                <w:iCs w:val="false"/>
-                <w:color w:val="000000"/>
-                <w:sz w:val="18"/>
-                <w:szCs w:val="18"/>
-              </w:rPr>
-              <w:t xml:space="preserve">–  Maize-sack weighing at Eldoret Grain Market: a grain trader weighs sacks and records 90 kg, 87.5 kg, and 91⅓ kg — all expressible as fractions — but the length of the rope needed to reach diagonally across a square 2 m × 2 m storage bay is √8 m, a number that cannot be expressed as a fraction. Why does the rope length "misbehave" while the weights do not?</w:t>
-            </w:r>
-          </w:p>
-          <w:p>
-            <w:pPr>
-              <w:spacing w:after="30" w:before="0"/>
-              <w:ind w:left="360" w:hanging="180"/>
-              <w:jc w:val="left"/>
-            </w:pPr>
-            <w:r>
-              <w:rPr>
-                <w:rFonts w:ascii="Arial" w:cs="Arial" w:eastAsia="Arial" w:hAnsi="Arial"/>
-                <w:b w:val="false"/>
-                <w:bCs w:val="false"/>
-                <w:i w:val="false"/>
-                <w:iCs w:val="false"/>
-                <w:color w:val="000000"/>
-                <w:sz w:val="18"/>
-                <w:szCs w:val="18"/>
-              </w:rPr>
-              <w:t xml:space="preserve">–  Kenyan athletics timing boards at Kasarani Stadium: race times displayed as 9.58 s (rational) vs. the mathematical constant π used to compute the exact circumference of the circular track (irrational) — same track, two very different kinds of numbers.</w:t>
-            </w:r>
-          </w:p>
-          <w:p>
-            <w:pPr>
-              <w:spacing w:after="30" w:before="0"/>
-              <w:ind w:left="360" w:hanging="180"/>
-              <w:jc w:val="left"/>
-            </w:pPr>
-            <w:r>
-              <w:rPr>
-                <w:rFonts w:ascii="Arial" w:cs="Arial" w:eastAsia="Arial" w:hAnsi="Arial"/>
-                <w:b w:val="false"/>
-                <w:bCs w:val="false"/>
-                <w:i w:val="false"/>
-                <w:iCs w:val="false"/>
-                <w:color w:val="000000"/>
-                <w:sz w:val="18"/>
-                <w:szCs w:val="18"/>
-              </w:rPr>
-              <w:t xml:space="preserve">–  Sukuma wiki price calculation: a vendor sells bunches at Ksh 5, Ksh 7.50, and Ksh 12.50 — combined operations on these rational prices always land on a rational total — inviting learners to test whether that pattern always holds.</w:t>
-            </w:r>
-          </w:p>
-          <w:p>
-            <w:pPr>
-              <w:spacing w:after="30" w:before="0"/>
-              <w:ind w:left="360" w:hanging="180"/>
-              <w:jc w:val="left"/>
-            </w:pPr>
-            <w:r>
-              <w:rPr>
-                <w:rFonts w:ascii="Arial" w:cs="Arial" w:eastAsia="Arial" w:hAnsi="Arial"/>
-                <w:b w:val="false"/>
-                <w:bCs w:val="false"/>
-                <w:i w:val="false"/>
-                <w:iCs w:val="false"/>
-                <w:color w:val="000000"/>
-                <w:sz w:val="18"/>
-                <w:szCs w:val="18"/>
-              </w:rPr>
-              <w:t xml:space="preserve">–  Blood pressure reciprocal puzzle: a nurse is trained to consider the reciprocal of a patient's diastolic pressure ratio (1 ÷ 80 = 0.0125) when computing a medication dosage index — demonstrating a real-life need for reciprocals of rational numbers.</w:t>
-            </w:r>
-          </w:p>
-        </w:tc>
-      </w:tr>
-    </w:tbl>
-    <w:p>
-      <w:pPr>
-        <w:spacing w:after="120"/>
-      </w:pPr>
-      <w:r>
-        <w:t xml:space="preserve"/>
       </w:r>
     </w:p>
     <w:p>
@@ -3118,7 +3118,7 @@
             <w:pPr>
               <w:spacing w:after="20" w:before="0"/>
             </w:pPr>
-            <w:hyperlink w:history="1" r:id="rIdq8c525lwffsz9twn1amd1">
+            <w:hyperlink w:history="1" r:id="rIdokk8pvxlp8yexhug-w-te">
               <w:r>
                 <w:rPr>
                   <w:rFonts w:ascii="Arial" w:cs="Arial" w:eastAsia="Arial" w:hAnsi="Arial"/>
@@ -3151,7 +3151,7 @@
               <w:spacing w:after="10" w:before="0"/>
               <w:ind w:left="120"/>
             </w:pPr>
-            <w:hyperlink w:history="1" r:id="rIdwpcjbmp4c_j0q9rk6pkbi">
+            <w:hyperlink w:history="1" r:id="rIdlijcs4wo7udj8zox8galh">
               <w:r>
                 <w:rPr>
                   <w:rFonts w:ascii="Arial" w:cs="Arial" w:eastAsia="Arial" w:hAnsi="Arial"/>
@@ -3196,7 +3196,7 @@
             <w:pPr>
               <w:spacing w:after="20" w:before="0"/>
             </w:pPr>
-            <w:hyperlink w:history="1" r:id="rIdv1tyiupsgwyifgx1bpviv">
+            <w:hyperlink w:history="1" r:id="rIdxe8ou8sbtmdrelexorgtv">
               <w:r>
                 <w:rPr>
                   <w:rFonts w:ascii="Arial" w:cs="Arial" w:eastAsia="Arial" w:hAnsi="Arial"/>
@@ -3229,7 +3229,7 @@
               <w:spacing w:after="10" w:before="0"/>
               <w:ind w:left="120"/>
             </w:pPr>
-            <w:hyperlink w:history="1" r:id="rIdzqd2alucumyxiksqd7-tf">
+            <w:hyperlink w:history="1" r:id="rIdwygzuqrewkrgymroeeccz">
               <w:r>
                 <w:rPr>
                   <w:rFonts w:ascii="Arial" w:cs="Arial" w:eastAsia="Arial" w:hAnsi="Arial"/>
@@ -3500,7 +3500,7 @@
             <w:pPr>
               <w:spacing w:after="20" w:before="0"/>
             </w:pPr>
-            <w:hyperlink w:history="1" r:id="rIdciirujcndw6ww8isqfim8">
+            <w:hyperlink w:history="1" r:id="rIdf_mekf2dd6xwy_wiktpgo">
               <w:r>
                 <w:rPr>
                   <w:rFonts w:ascii="Arial" w:cs="Arial" w:eastAsia="Arial" w:hAnsi="Arial"/>
@@ -3533,7 +3533,7 @@
               <w:spacing w:after="10" w:before="0"/>
               <w:ind w:left="120"/>
             </w:pPr>
-            <w:hyperlink w:history="1" r:id="rIdcegov8unbjcs6alndfaws">
+            <w:hyperlink w:history="1" r:id="rId342er0qzxgxl6tg8ytpxg">
               <w:r>
                 <w:rPr>
                   <w:rFonts w:ascii="Arial" w:cs="Arial" w:eastAsia="Arial" w:hAnsi="Arial"/>
@@ -3578,7 +3578,7 @@
             <w:pPr>
               <w:spacing w:after="20" w:before="0"/>
             </w:pPr>
-            <w:hyperlink w:history="1" r:id="rIdppceylhwzk1hbws6xmq6d">
+            <w:hyperlink w:history="1" r:id="rId72oxm07sbjm_7c6rptry5">
               <w:r>
                 <w:rPr>
                   <w:rFonts w:ascii="Arial" w:cs="Arial" w:eastAsia="Arial" w:hAnsi="Arial"/>
@@ -3611,7 +3611,7 @@
               <w:spacing w:after="10" w:before="0"/>
               <w:ind w:left="120"/>
             </w:pPr>
-            <w:hyperlink w:history="1" r:id="rIdkdaslwejknmi-20rmu_lt">
+            <w:hyperlink w:history="1" r:id="rIdvpywjulqa8hfs56sq0-xj">
               <w:r>
                 <w:rPr>
                   <w:rFonts w:ascii="Arial" w:cs="Arial" w:eastAsia="Arial" w:hAnsi="Arial"/>
@@ -3901,7 +3901,7 @@
             <w:pPr>
               <w:spacing w:after="20" w:before="0"/>
             </w:pPr>
-            <w:hyperlink w:history="1" r:id="rIdv03d5mmpqgthip6pcswhh">
+            <w:hyperlink w:history="1" r:id="rIdibpgedrlp4ywlhp0bo5og">
               <w:r>
                 <w:rPr>
                   <w:rFonts w:ascii="Arial" w:cs="Arial" w:eastAsia="Arial" w:hAnsi="Arial"/>
@@ -3934,7 +3934,7 @@
               <w:spacing w:after="10" w:before="0"/>
               <w:ind w:left="120"/>
             </w:pPr>
-            <w:hyperlink w:history="1" r:id="rIdozbu230zkvxvt1vkdiwta">
+            <w:hyperlink w:history="1" r:id="rIdsi7wp5jbkwq_8i2vmz0cq">
               <w:r>
                 <w:rPr>
                   <w:rFonts w:ascii="Arial" w:cs="Arial" w:eastAsia="Arial" w:hAnsi="Arial"/>
@@ -3979,7 +3979,7 @@
             <w:pPr>
               <w:spacing w:after="20" w:before="0"/>
             </w:pPr>
-            <w:hyperlink w:history="1" r:id="rIdcxifsuoprklfd4spmxh06">
+            <w:hyperlink w:history="1" r:id="rIdnxgomrsz-o5rwmdmnfmrj">
               <w:r>
                 <w:rPr>
                   <w:rFonts w:ascii="Arial" w:cs="Arial" w:eastAsia="Arial" w:hAnsi="Arial"/>
@@ -4012,7 +4012,7 @@
               <w:spacing w:after="10" w:before="0"/>
               <w:ind w:left="120"/>
             </w:pPr>
-            <w:hyperlink w:history="1" r:id="rIdywnzuccqkdnxragn-ur9d">
+            <w:hyperlink w:history="1" r:id="rIdq-bmvyfcnwmtfsyvaf5cp">
               <w:r>
                 <w:rPr>
                   <w:rFonts w:ascii="Arial" w:cs="Arial" w:eastAsia="Arial" w:hAnsi="Arial"/>
@@ -4321,7 +4321,7 @@
             <w:pPr>
               <w:spacing w:after="20" w:before="0"/>
             </w:pPr>
-            <w:hyperlink w:history="1" r:id="rId789czkpm-fa2kph3eplz1">
+            <w:hyperlink w:history="1" r:id="rIdcc-tbbmua_q9nehdkkz99">
               <w:r>
                 <w:rPr>
                   <w:rFonts w:ascii="Arial" w:cs="Arial" w:eastAsia="Arial" w:hAnsi="Arial"/>
@@ -4354,7 +4354,7 @@
               <w:spacing w:after="10" w:before="0"/>
               <w:ind w:left="120"/>
             </w:pPr>
-            <w:hyperlink w:history="1" r:id="rIdktwzvy3tvctlxj2e-dpgj">
+            <w:hyperlink w:history="1" r:id="rId5cppvjlwvyubipck-d0ca">
               <w:r>
                 <w:rPr>
                   <w:rFonts w:ascii="Arial" w:cs="Arial" w:eastAsia="Arial" w:hAnsi="Arial"/>
@@ -4399,7 +4399,7 @@
             <w:pPr>
               <w:spacing w:after="20" w:before="0"/>
             </w:pPr>
-            <w:hyperlink w:history="1" r:id="rIdvqbmnwxtvfobtt6wbgyod">
+            <w:hyperlink w:history="1" r:id="rIdm2tpj1w8vkrrivga1i_sj">
               <w:r>
                 <w:rPr>
                   <w:rFonts w:ascii="Arial" w:cs="Arial" w:eastAsia="Arial" w:hAnsi="Arial"/>
@@ -4432,7 +4432,7 @@
               <w:spacing w:after="10" w:before="0"/>
               <w:ind w:left="120"/>
             </w:pPr>
-            <w:hyperlink w:history="1" r:id="rIdgkj2_r6guvxyxi2aus1mg">
+            <w:hyperlink w:history="1" r:id="rIdcoqlhxutepzsa1jq-qdpe">
               <w:r>
                 <w:rPr>
                   <w:rFonts w:ascii="Arial" w:cs="Arial" w:eastAsia="Arial" w:hAnsi="Arial"/>
@@ -4722,7 +4722,7 @@
             <w:pPr>
               <w:spacing w:after="20" w:before="0"/>
             </w:pPr>
-            <w:hyperlink w:history="1" r:id="rIds8ihea20ny9xgs7l8af41">
+            <w:hyperlink w:history="1" r:id="rId1dj50hckxz33xvvksmqqm">
               <w:r>
                 <w:rPr>
                   <w:rFonts w:ascii="Arial" w:cs="Arial" w:eastAsia="Arial" w:hAnsi="Arial"/>
@@ -4755,7 +4755,7 @@
               <w:spacing w:after="10" w:before="0"/>
               <w:ind w:left="120"/>
             </w:pPr>
-            <w:hyperlink w:history="1" r:id="rId8ghv_l-edqrn7x0o9stb3">
+            <w:hyperlink w:history="1" r:id="rIdibscpa-rspwsbqiqjwa2c">
               <w:r>
                 <w:rPr>
                   <w:rFonts w:ascii="Arial" w:cs="Arial" w:eastAsia="Arial" w:hAnsi="Arial"/>
@@ -4800,7 +4800,7 @@
             <w:pPr>
               <w:spacing w:after="20" w:before="0"/>
             </w:pPr>
-            <w:hyperlink w:history="1" r:id="rIdy7ddmu-vtrt6u851gj5tn">
+            <w:hyperlink w:history="1" r:id="rIdija-yrtwg7lkedngtlkrg">
               <w:r>
                 <w:rPr>
                   <w:rFonts w:ascii="Arial" w:cs="Arial" w:eastAsia="Arial" w:hAnsi="Arial"/>
@@ -4833,7 +4833,7 @@
               <w:spacing w:after="10" w:before="0"/>
               <w:ind w:left="120"/>
             </w:pPr>
-            <w:hyperlink w:history="1" r:id="rIdrx-u27-dft-qef-mop1c7">
+            <w:hyperlink w:history="1" r:id="rId2z0ubyrqkt1opre0okazn">
               <w:r>
                 <w:rPr>
                   <w:rFonts w:ascii="Arial" w:cs="Arial" w:eastAsia="Arial" w:hAnsi="Arial"/>
@@ -5440,7 +5440,7 @@
         </w:rPr>
         <w:t xml:space="preserve">© 2026 SeaVuria and ARES. Aligned with KICD objectives. Developed by SeaVuria; technical implementation by ARES (with AI assistance from Claude). Licensed under </w:t>
       </w:r>
-      <w:hyperlink w:history="1" r:id="rIdzlvdlqc-40vighg5b8ow5">
+      <w:hyperlink w:history="1" r:id="rId0pihxyw7o-0bptsxc9znw">
         <w:r>
           <w:rPr>
             <w:rFonts w:ascii="Arial" w:cs="Arial" w:eastAsia="Arial" w:hAnsi="Arial"/>
@@ -5461,7 +5461,7 @@
         </w:rPr>
         <w:t xml:space="preserve"> (</w:t>
       </w:r>
-      <w:hyperlink w:history="1" r:id="rIdlr5n8zpecdp7e8rjnzde7">
+      <w:hyperlink w:history="1" r:id="rId9bhker68ywd031bebt_8p">
         <w:r>
           <w:rPr>
             <w:rFonts w:ascii="Arial" w:cs="Arial" w:eastAsia="Arial" w:hAnsi="Arial"/>
@@ -6474,7 +6474,7 @@
             <w:pPr>
               <w:spacing w:after="20" w:before="0"/>
             </w:pPr>
-            <w:hyperlink w:history="1" r:id="rIdayp9ee60zhlcnvud3eimw">
+            <w:hyperlink w:history="1" r:id="rIdbk3dbparinzs95df4h1ou">
               <w:r>
                 <w:rPr>
                   <w:rFonts w:ascii="Arial" w:cs="Arial" w:eastAsia="Arial" w:hAnsi="Arial"/>
@@ -6507,7 +6507,7 @@
               <w:spacing w:after="10" w:before="0"/>
               <w:ind w:left="120"/>
             </w:pPr>
-            <w:hyperlink w:history="1" r:id="rIdhmhbblqyk2avizn-ph8sq">
+            <w:hyperlink w:history="1" r:id="rIdj551fzc-ycl0-8ssbazmw">
               <w:r>
                 <w:rPr>
                   <w:rFonts w:ascii="Arial" w:cs="Arial" w:eastAsia="Arial" w:hAnsi="Arial"/>
@@ -6552,7 +6552,7 @@
             <w:pPr>
               <w:spacing w:after="20" w:before="0"/>
             </w:pPr>
-            <w:hyperlink w:history="1" r:id="rIdvimwulniz_dcdghwuxeep">
+            <w:hyperlink w:history="1" r:id="rIdtzgajhefllrpazzfppalh">
               <w:r>
                 <w:rPr>
                   <w:rFonts w:ascii="Arial" w:cs="Arial" w:eastAsia="Arial" w:hAnsi="Arial"/>
@@ -6585,7 +6585,7 @@
               <w:spacing w:after="10" w:before="0"/>
               <w:ind w:left="120"/>
             </w:pPr>
-            <w:hyperlink w:history="1" r:id="rIdlsez86velqvzlaut8ppw3">
+            <w:hyperlink w:history="1" r:id="rId88zizkgzxkudofgtenwmx">
               <w:r>
                 <w:rPr>
                   <w:rFonts w:ascii="Arial" w:cs="Arial" w:eastAsia="Arial" w:hAnsi="Arial"/>
@@ -6780,7 +6780,7 @@
             <w:pPr>
               <w:spacing w:after="20" w:before="0"/>
             </w:pPr>
-            <w:hyperlink w:history="1" r:id="rId1bqqc3sm7guonvkt_6ha-">
+            <w:hyperlink w:history="1" r:id="rIdjfifzihshs7vnxfdggyn5">
               <w:r>
                 <w:rPr>
                   <w:rFonts w:ascii="Arial" w:cs="Arial" w:eastAsia="Arial" w:hAnsi="Arial"/>
@@ -6813,7 +6813,7 @@
               <w:spacing w:after="10" w:before="0"/>
               <w:ind w:left="120"/>
             </w:pPr>
-            <w:hyperlink w:history="1" r:id="rId8xbrpgitgn9230lao4ma7">
+            <w:hyperlink w:history="1" r:id="rIdx457ferh_bikfql1tcabd">
               <w:r>
                 <w:rPr>
                   <w:rFonts w:ascii="Arial" w:cs="Arial" w:eastAsia="Arial" w:hAnsi="Arial"/>
@@ -6858,7 +6858,7 @@
             <w:pPr>
               <w:spacing w:after="20" w:before="0"/>
             </w:pPr>
-            <w:hyperlink w:history="1" r:id="rIdr3gxd6hphkpnz8u_srran">
+            <w:hyperlink w:history="1" r:id="rIdvohuuf69tttddd4a3doh-">
               <w:r>
                 <w:rPr>
                   <w:rFonts w:ascii="Arial" w:cs="Arial" w:eastAsia="Arial" w:hAnsi="Arial"/>
@@ -6891,7 +6891,7 @@
               <w:spacing w:after="10" w:before="0"/>
               <w:ind w:left="120"/>
             </w:pPr>
-            <w:hyperlink w:history="1" r:id="rIddvzlazkcy2uu8jkursdwy">
+            <w:hyperlink w:history="1" r:id="rIdqhomyitzyphyiekchlhwj">
               <w:r>
                 <w:rPr>
                   <w:rFonts w:ascii="Arial" w:cs="Arial" w:eastAsia="Arial" w:hAnsi="Arial"/>
@@ -7314,7 +7314,7 @@
             <w:pPr>
               <w:spacing w:after="20" w:before="0"/>
             </w:pPr>
-            <w:hyperlink w:history="1" r:id="rIdzhkmdkphuq-grruqozqma">
+            <w:hyperlink w:history="1" r:id="rIdtnefm7k9frecm1upylmoj">
               <w:r>
                 <w:rPr>
                   <w:rFonts w:ascii="Arial" w:cs="Arial" w:eastAsia="Arial" w:hAnsi="Arial"/>
@@ -7347,7 +7347,7 @@
               <w:spacing w:after="10" w:before="0"/>
               <w:ind w:left="120"/>
             </w:pPr>
-            <w:hyperlink w:history="1" r:id="rId9itomwqu6jndzqinkklj2">
+            <w:hyperlink w:history="1" r:id="rIdwmsdnrbebfcsg-_irei7l">
               <w:r>
                 <w:rPr>
                   <w:rFonts w:ascii="Arial" w:cs="Arial" w:eastAsia="Arial" w:hAnsi="Arial"/>
@@ -7392,7 +7392,7 @@
             <w:pPr>
               <w:spacing w:after="20" w:before="0"/>
             </w:pPr>
-            <w:hyperlink w:history="1" r:id="rIdflg3zopnihknygfxylfkg">
+            <w:hyperlink w:history="1" r:id="rIdjmp-jaqycs-bqvq7yysdn">
               <w:r>
                 <w:rPr>
                   <w:rFonts w:ascii="Arial" w:cs="Arial" w:eastAsia="Arial" w:hAnsi="Arial"/>
@@ -7425,7 +7425,7 @@
               <w:spacing w:after="10" w:before="0"/>
               <w:ind w:left="120"/>
             </w:pPr>
-            <w:hyperlink w:history="1" r:id="rId9pxbnqnsdunuq5snhk0ny">
+            <w:hyperlink w:history="1" r:id="rIdosvhv0vspwgv3en2n4cgu">
               <w:r>
                 <w:rPr>
                   <w:rFonts w:ascii="Arial" w:cs="Arial" w:eastAsia="Arial" w:hAnsi="Arial"/>
@@ -7620,7 +7620,7 @@
             <w:pPr>
               <w:spacing w:after="20" w:before="0"/>
             </w:pPr>
-            <w:hyperlink w:history="1" r:id="rId1osvgtvamnr4ppvj_ufbt">
+            <w:hyperlink w:history="1" r:id="rIdlfpbzyjwyqwzfcftvmfvo">
               <w:r>
                 <w:rPr>
                   <w:rFonts w:ascii="Arial" w:cs="Arial" w:eastAsia="Arial" w:hAnsi="Arial"/>
@@ -7653,7 +7653,7 @@
               <w:spacing w:after="10" w:before="0"/>
               <w:ind w:left="120"/>
             </w:pPr>
-            <w:hyperlink w:history="1" r:id="rIdp7xdaeveqbgxcsfrhmsdi">
+            <w:hyperlink w:history="1" r:id="rIdgdzee_8dusr6te8vi67sm">
               <w:r>
                 <w:rPr>
                   <w:rFonts w:ascii="Arial" w:cs="Arial" w:eastAsia="Arial" w:hAnsi="Arial"/>
@@ -7698,7 +7698,7 @@
             <w:pPr>
               <w:spacing w:after="20" w:before="0"/>
             </w:pPr>
-            <w:hyperlink w:history="1" r:id="rIdxajllxuilx9w8hrlqjekg">
+            <w:hyperlink w:history="1" r:id="rIdujw7pmxi6eq68kjzkhxs7">
               <w:r>
                 <w:rPr>
                   <w:rFonts w:ascii="Arial" w:cs="Arial" w:eastAsia="Arial" w:hAnsi="Arial"/>
@@ -7731,7 +7731,7 @@
               <w:spacing w:after="10" w:before="0"/>
               <w:ind w:left="120"/>
             </w:pPr>
-            <w:hyperlink w:history="1" r:id="rId68cwmajqiqgnpmgcps5uj">
+            <w:hyperlink w:history="1" r:id="rIdiycenm-wvnixs6xqhea5a">
               <w:r>
                 <w:rPr>
                   <w:rFonts w:ascii="Arial" w:cs="Arial" w:eastAsia="Arial" w:hAnsi="Arial"/>
@@ -7926,7 +7926,7 @@
             <w:pPr>
               <w:spacing w:after="20" w:before="0"/>
             </w:pPr>
-            <w:hyperlink w:history="1" r:id="rIdkaskevfbs4-lvsyfbnbj7">
+            <w:hyperlink w:history="1" r:id="rId6eeo464ecl7do7fajrc0e">
               <w:r>
                 <w:rPr>
                   <w:rFonts w:ascii="Arial" w:cs="Arial" w:eastAsia="Arial" w:hAnsi="Arial"/>
@@ -7959,7 +7959,7 @@
               <w:spacing w:after="10" w:before="0"/>
               <w:ind w:left="120"/>
             </w:pPr>
-            <w:hyperlink w:history="1" r:id="rIdmnh5iwh8uc_vstzpjxrum">
+            <w:hyperlink w:history="1" r:id="rId5yzn-ptldkhq0aimd_lck">
               <w:r>
                 <w:rPr>
                   <w:rFonts w:ascii="Arial" w:cs="Arial" w:eastAsia="Arial" w:hAnsi="Arial"/>
@@ -8004,7 +8004,7 @@
             <w:pPr>
               <w:spacing w:after="20" w:before="0"/>
             </w:pPr>
-            <w:hyperlink w:history="1" r:id="rIdy0kezjglvl7nr_zrnq817">
+            <w:hyperlink w:history="1" r:id="rIdbm7nlvq_odyxhtb6q-w51">
               <w:r>
                 <w:rPr>
                   <w:rFonts w:ascii="Arial" w:cs="Arial" w:eastAsia="Arial" w:hAnsi="Arial"/>
@@ -8037,7 +8037,7 @@
               <w:spacing w:after="10" w:before="0"/>
               <w:ind w:left="120"/>
             </w:pPr>
-            <w:hyperlink w:history="1" r:id="rIdkswazc0lh47h9bdoxweoj">
+            <w:hyperlink w:history="1" r:id="rIdjnoaqkos0g0xxn43fbwwr">
               <w:r>
                 <w:rPr>
                   <w:rFonts w:ascii="Arial" w:cs="Arial" w:eastAsia="Arial" w:hAnsi="Arial"/>
@@ -8549,7 +8549,7 @@
         </w:rPr>
         <w:t xml:space="preserve">© 2026 SeaVuria and ARES. Aligned with KICD objectives. Developed by SeaVuria; technical implementation by ARES (with AI assistance from Claude). Licensed under </w:t>
       </w:r>
-      <w:hyperlink w:history="1" r:id="rIddnhwjq5cakr0ssbmc3fer">
+      <w:hyperlink w:history="1" r:id="rId4eg7qool2dtondkrfhfvp">
         <w:r>
           <w:rPr>
             <w:rFonts w:ascii="Arial" w:cs="Arial" w:eastAsia="Arial" w:hAnsi="Arial"/>
@@ -8570,7 +8570,7 @@
         </w:rPr>
         <w:t xml:space="preserve"> (</w:t>
       </w:r>
-      <w:hyperlink w:history="1" r:id="rIdsupj7vcvwlx-aws9rx7if">
+      <w:hyperlink w:history="1" r:id="rId-radhweoogkkyntpcgz80">
         <w:r>
           <w:rPr>
             <w:rFonts w:ascii="Arial" w:cs="Arial" w:eastAsia="Arial" w:hAnsi="Arial"/>
@@ -9583,7 +9583,7 @@
             <w:pPr>
               <w:spacing w:after="20" w:before="0"/>
             </w:pPr>
-            <w:hyperlink w:history="1" r:id="rId-vjmsjibu9lyh81gfyrzf">
+            <w:hyperlink w:history="1" r:id="rIdppqsq1jw_o0j3pqrzo1f2">
               <w:r>
                 <w:rPr>
                   <w:rFonts w:ascii="Arial" w:cs="Arial" w:eastAsia="Arial" w:hAnsi="Arial"/>
@@ -9616,7 +9616,7 @@
               <w:spacing w:after="10" w:before="0"/>
               <w:ind w:left="120"/>
             </w:pPr>
-            <w:hyperlink w:history="1" r:id="rIdx5ej-xkur8u10yfktcqjd">
+            <w:hyperlink w:history="1" r:id="rIdjuamohflurrazqnhv45dc">
               <w:r>
                 <w:rPr>
                   <w:rFonts w:ascii="Arial" w:cs="Arial" w:eastAsia="Arial" w:hAnsi="Arial"/>
@@ -9661,7 +9661,7 @@
             <w:pPr>
               <w:spacing w:after="20" w:before="0"/>
             </w:pPr>
-            <w:hyperlink w:history="1" r:id="rIdmuz-hy4pd4ycuen-bewfp">
+            <w:hyperlink w:history="1" r:id="rIdi4k7hzlsqu-vwlmzdsk0k">
               <w:r>
                 <w:rPr>
                   <w:rFonts w:ascii="Arial" w:cs="Arial" w:eastAsia="Arial" w:hAnsi="Arial"/>
@@ -9694,7 +9694,7 @@
               <w:spacing w:after="10" w:before="0"/>
               <w:ind w:left="120"/>
             </w:pPr>
-            <w:hyperlink w:history="1" r:id="rIdzmqchg_cunp0k64qpwo-d">
+            <w:hyperlink w:history="1" r:id="rIdvd-ny0dr-0ksaau4zsdez">
               <w:r>
                 <w:rPr>
                   <w:rFonts w:ascii="Arial" w:cs="Arial" w:eastAsia="Arial" w:hAnsi="Arial"/>
@@ -9889,7 +9889,7 @@
             <w:pPr>
               <w:spacing w:after="20" w:before="0"/>
             </w:pPr>
-            <w:hyperlink w:history="1" r:id="rIdvdkh9vhqjzmt16eplt2-o">
+            <w:hyperlink w:history="1" r:id="rIdga0b5liejsnkfqo0neppv">
               <w:r>
                 <w:rPr>
                   <w:rFonts w:ascii="Arial" w:cs="Arial" w:eastAsia="Arial" w:hAnsi="Arial"/>
@@ -9922,7 +9922,7 @@
               <w:spacing w:after="10" w:before="0"/>
               <w:ind w:left="120"/>
             </w:pPr>
-            <w:hyperlink w:history="1" r:id="rIdj0wugcbftnih9luoi3me3">
+            <w:hyperlink w:history="1" r:id="rIdlegmuzge8crfbhu6v_vud">
               <w:r>
                 <w:rPr>
                   <w:rFonts w:ascii="Arial" w:cs="Arial" w:eastAsia="Arial" w:hAnsi="Arial"/>
@@ -9967,7 +9967,7 @@
             <w:pPr>
               <w:spacing w:after="20" w:before="0"/>
             </w:pPr>
-            <w:hyperlink w:history="1" r:id="rIdx8lxzejmnjomlyytydctj">
+            <w:hyperlink w:history="1" r:id="rIdnw8kbyfd38izdxqeadyq1">
               <w:r>
                 <w:rPr>
                   <w:rFonts w:ascii="Arial" w:cs="Arial" w:eastAsia="Arial" w:hAnsi="Arial"/>
@@ -10000,7 +10000,7 @@
               <w:spacing w:after="10" w:before="0"/>
               <w:ind w:left="120"/>
             </w:pPr>
-            <w:hyperlink w:history="1" r:id="rIdfknga33vvbdli8rxzp4ah">
+            <w:hyperlink w:history="1" r:id="rIdummdnbkxsrc4n3fesejez">
               <w:r>
                 <w:rPr>
                   <w:rFonts w:ascii="Arial" w:cs="Arial" w:eastAsia="Arial" w:hAnsi="Arial"/>
@@ -10195,7 +10195,7 @@
             <w:pPr>
               <w:spacing w:after="20" w:before="0"/>
             </w:pPr>
-            <w:hyperlink w:history="1" r:id="rIdes8ftosyh9k9zezz9wsfe">
+            <w:hyperlink w:history="1" r:id="rIdbu8tpi6yeeq5dm1apz0in">
               <w:r>
                 <w:rPr>
                   <w:rFonts w:ascii="Arial" w:cs="Arial" w:eastAsia="Arial" w:hAnsi="Arial"/>
@@ -10228,7 +10228,7 @@
               <w:spacing w:after="10" w:before="0"/>
               <w:ind w:left="120"/>
             </w:pPr>
-            <w:hyperlink w:history="1" r:id="rIdkpraironxslvonr7apeqf">
+            <w:hyperlink w:history="1" r:id="rIdv_uc5h1gco9g8nd9tw01y">
               <w:r>
                 <w:rPr>
                   <w:rFonts w:ascii="Arial" w:cs="Arial" w:eastAsia="Arial" w:hAnsi="Arial"/>
@@ -10273,7 +10273,7 @@
             <w:pPr>
               <w:spacing w:after="20" w:before="0"/>
             </w:pPr>
-            <w:hyperlink w:history="1" r:id="rIducd7coh1jpmun3krmaxlv">
+            <w:hyperlink w:history="1" r:id="rId3fjsrnwzj4oi9irssivhw">
               <w:r>
                 <w:rPr>
                   <w:rFonts w:ascii="Arial" w:cs="Arial" w:eastAsia="Arial" w:hAnsi="Arial"/>
@@ -10306,7 +10306,7 @@
               <w:spacing w:after="10" w:before="0"/>
               <w:ind w:left="120"/>
             </w:pPr>
-            <w:hyperlink w:history="1" r:id="rIdndbo0diocaar1yb6erlnn">
+            <w:hyperlink w:history="1" r:id="rIdel8ac6a7bltcouapa7zqh">
               <w:r>
                 <w:rPr>
                   <w:rFonts w:ascii="Arial" w:cs="Arial" w:eastAsia="Arial" w:hAnsi="Arial"/>
@@ -10501,7 +10501,7 @@
             <w:pPr>
               <w:spacing w:after="20" w:before="0"/>
             </w:pPr>
-            <w:hyperlink w:history="1" r:id="rIdn1xlublha4zsykh8qpnfv">
+            <w:hyperlink w:history="1" r:id="rId41taxzmf2yg4vlmxdlmdv">
               <w:r>
                 <w:rPr>
                   <w:rFonts w:ascii="Arial" w:cs="Arial" w:eastAsia="Arial" w:hAnsi="Arial"/>
@@ -10534,7 +10534,7 @@
               <w:spacing w:after="10" w:before="0"/>
               <w:ind w:left="120"/>
             </w:pPr>
-            <w:hyperlink w:history="1" r:id="rId5tmcg5zjy6ekjiy80y8l6">
+            <w:hyperlink w:history="1" r:id="rIdsxrlqgbqxsxvt8gl4y7uq">
               <w:r>
                 <w:rPr>
                   <w:rFonts w:ascii="Arial" w:cs="Arial" w:eastAsia="Arial" w:hAnsi="Arial"/>
@@ -10579,7 +10579,7 @@
             <w:pPr>
               <w:spacing w:after="20" w:before="0"/>
             </w:pPr>
-            <w:hyperlink w:history="1" r:id="rId4xgkizphq3xqz33iy3ryv">
+            <w:hyperlink w:history="1" r:id="rIdazve-sanzgbt3wtm5zj2h">
               <w:r>
                 <w:rPr>
                   <w:rFonts w:ascii="Arial" w:cs="Arial" w:eastAsia="Arial" w:hAnsi="Arial"/>
@@ -10612,7 +10612,7 @@
               <w:spacing w:after="10" w:before="0"/>
               <w:ind w:left="120"/>
             </w:pPr>
-            <w:hyperlink w:history="1" r:id="rIdvvemepgpphxipdutqwesm">
+            <w:hyperlink w:history="1" r:id="rIdmj0ujfnyqcz1xkl5_zebt">
               <w:r>
                 <w:rPr>
                   <w:rFonts w:ascii="Arial" w:cs="Arial" w:eastAsia="Arial" w:hAnsi="Arial"/>
@@ -10807,7 +10807,7 @@
             <w:pPr>
               <w:spacing w:after="20" w:before="0"/>
             </w:pPr>
-            <w:hyperlink w:history="1" r:id="rIdiaxobdwiwe5vipd8u5a9o">
+            <w:hyperlink w:history="1" r:id="rIdpjvtbi4tke0jrgc7dg88z">
               <w:r>
                 <w:rPr>
                   <w:rFonts w:ascii="Arial" w:cs="Arial" w:eastAsia="Arial" w:hAnsi="Arial"/>
@@ -10840,7 +10840,7 @@
               <w:spacing w:after="10" w:before="0"/>
               <w:ind w:left="120"/>
             </w:pPr>
-            <w:hyperlink w:history="1" r:id="rIdxj-23dymjobfyse0xffmh">
+            <w:hyperlink w:history="1" r:id="rIdelvjp-y7dmax569aodims">
               <w:r>
                 <w:rPr>
                   <w:rFonts w:ascii="Arial" w:cs="Arial" w:eastAsia="Arial" w:hAnsi="Arial"/>
@@ -10885,7 +10885,7 @@
             <w:pPr>
               <w:spacing w:after="20" w:before="0"/>
             </w:pPr>
-            <w:hyperlink w:history="1" r:id="rIdbrn1lvzgw2bobqaqzfk0u">
+            <w:hyperlink w:history="1" r:id="rIddhwsll7ogdjq8hg1s35qs">
               <w:r>
                 <w:rPr>
                   <w:rFonts w:ascii="Arial" w:cs="Arial" w:eastAsia="Arial" w:hAnsi="Arial"/>
@@ -10918,7 +10918,7 @@
               <w:spacing w:after="10" w:before="0"/>
               <w:ind w:left="120"/>
             </w:pPr>
-            <w:hyperlink w:history="1" r:id="rIdznkmd9wfm3aeqpe23yuy4">
+            <w:hyperlink w:history="1" r:id="rIdvlxrrt2-ryrrfjasqmi05">
               <w:r>
                 <w:rPr>
                   <w:rFonts w:ascii="Arial" w:cs="Arial" w:eastAsia="Arial" w:hAnsi="Arial"/>
@@ -11525,7 +11525,7 @@
         </w:rPr>
         <w:t xml:space="preserve">© 2026 SeaVuria and ARES. Aligned with KICD objectives. Developed by SeaVuria; technical implementation by ARES (with AI assistance from Claude). Licensed under </w:t>
       </w:r>
-      <w:hyperlink w:history="1" r:id="rIdr30t-lk7shfbyampfragh">
+      <w:hyperlink w:history="1" r:id="rIdqhs_wuxaoqttkornbeufu">
         <w:r>
           <w:rPr>
             <w:rFonts w:ascii="Arial" w:cs="Arial" w:eastAsia="Arial" w:hAnsi="Arial"/>
@@ -11546,7 +11546,7 @@
         </w:rPr>
         <w:t xml:space="preserve"> (</w:t>
       </w:r>
-      <w:hyperlink w:history="1" r:id="rIdsuzvcl0dcjhtjgdpa5jkz">
+      <w:hyperlink w:history="1" r:id="rIdeyh0clah4jex3t6yd1oh1">
         <w:r>
           <w:rPr>
             <w:rFonts w:ascii="Arial" w:cs="Arial" w:eastAsia="Arial" w:hAnsi="Arial"/>
@@ -12642,7 +12642,7 @@
             <w:pPr>
               <w:spacing w:after="20" w:before="0"/>
             </w:pPr>
-            <w:hyperlink w:history="1" r:id="rIdkye_vapr9oyu-8muz9luq">
+            <w:hyperlink w:history="1" r:id="rIdjwgtwmxlzqhelesmjvymt">
               <w:r>
                 <w:rPr>
                   <w:rFonts w:ascii="Arial" w:cs="Arial" w:eastAsia="Arial" w:hAnsi="Arial"/>
@@ -12675,7 +12675,7 @@
               <w:spacing w:after="10" w:before="0"/>
               <w:ind w:left="120"/>
             </w:pPr>
-            <w:hyperlink w:history="1" r:id="rIdlqahx4v3p5cnvwvnfeqze">
+            <w:hyperlink w:history="1" r:id="rIddevagmiwgguqlkkh7zce9">
               <w:r>
                 <w:rPr>
                   <w:rFonts w:ascii="Arial" w:cs="Arial" w:eastAsia="Arial" w:hAnsi="Arial"/>
@@ -12720,7 +12720,7 @@
             <w:pPr>
               <w:spacing w:after="20" w:before="0"/>
             </w:pPr>
-            <w:hyperlink w:history="1" r:id="rId7uecuevpcmmizmkzxwbrh">
+            <w:hyperlink w:history="1" r:id="rIdlu9z_9flpoddotvk3o-su">
               <w:r>
                 <w:rPr>
                   <w:rFonts w:ascii="Arial" w:cs="Arial" w:eastAsia="Arial" w:hAnsi="Arial"/>
@@ -12753,7 +12753,7 @@
               <w:spacing w:after="10" w:before="0"/>
               <w:ind w:left="120"/>
             </w:pPr>
-            <w:hyperlink w:history="1" r:id="rIdmtzj8n6xy7oppe_8ctf8x">
+            <w:hyperlink w:history="1" r:id="rIdz4393iqj3mgnusmzqecft">
               <w:r>
                 <w:rPr>
                   <w:rFonts w:ascii="Arial" w:cs="Arial" w:eastAsia="Arial" w:hAnsi="Arial"/>
@@ -12948,7 +12948,7 @@
             <w:pPr>
               <w:spacing w:after="20" w:before="0"/>
             </w:pPr>
-            <w:hyperlink w:history="1" r:id="rIdvaqvuwtd1m4orq29fghf6">
+            <w:hyperlink w:history="1" r:id="rIdwgxk7vne-qq4ggopyw9wd">
               <w:r>
                 <w:rPr>
                   <w:rFonts w:ascii="Arial" w:cs="Arial" w:eastAsia="Arial" w:hAnsi="Arial"/>
@@ -12981,7 +12981,7 @@
               <w:spacing w:after="10" w:before="0"/>
               <w:ind w:left="120"/>
             </w:pPr>
-            <w:hyperlink w:history="1" r:id="rId3lt6cc7pzjamkkqvdadc8">
+            <w:hyperlink w:history="1" r:id="rIdapfwoxqfg0-pvb_mmza_l">
               <w:r>
                 <w:rPr>
                   <w:rFonts w:ascii="Arial" w:cs="Arial" w:eastAsia="Arial" w:hAnsi="Arial"/>
@@ -13026,7 +13026,7 @@
             <w:pPr>
               <w:spacing w:after="20" w:before="0"/>
             </w:pPr>
-            <w:hyperlink w:history="1" r:id="rIdsjylwuy_ooe8rg-u2zhiu">
+            <w:hyperlink w:history="1" r:id="rIdxp2cf-lfdybjeajbb0rfi">
               <w:r>
                 <w:rPr>
                   <w:rFonts w:ascii="Arial" w:cs="Arial" w:eastAsia="Arial" w:hAnsi="Arial"/>
@@ -13059,7 +13059,7 @@
               <w:spacing w:after="10" w:before="0"/>
               <w:ind w:left="120"/>
             </w:pPr>
-            <w:hyperlink w:history="1" r:id="rIdhmd8f-y9sg2wdazo1wolg">
+            <w:hyperlink w:history="1" r:id="rIdhxw4youakgc-ici-fzz1k">
               <w:r>
                 <w:rPr>
                   <w:rFonts w:ascii="Arial" w:cs="Arial" w:eastAsia="Arial" w:hAnsi="Arial"/>
@@ -13254,7 +13254,7 @@
             <w:pPr>
               <w:spacing w:after="20" w:before="0"/>
             </w:pPr>
-            <w:hyperlink w:history="1" r:id="rIdzfez3yfbdzov66jxntgrk">
+            <w:hyperlink w:history="1" r:id="rIdas6xb3yoc6me4ufh6yagb">
               <w:r>
                 <w:rPr>
                   <w:rFonts w:ascii="Arial" w:cs="Arial" w:eastAsia="Arial" w:hAnsi="Arial"/>
@@ -13287,7 +13287,7 @@
               <w:spacing w:after="10" w:before="0"/>
               <w:ind w:left="120"/>
             </w:pPr>
-            <w:hyperlink w:history="1" r:id="rIdb6qweusmpag4vhb9ocdbg">
+            <w:hyperlink w:history="1" r:id="rId62et25ujwipnvi_t9ten5">
               <w:r>
                 <w:rPr>
                   <w:rFonts w:ascii="Arial" w:cs="Arial" w:eastAsia="Arial" w:hAnsi="Arial"/>
@@ -13332,7 +13332,7 @@
             <w:pPr>
               <w:spacing w:after="20" w:before="0"/>
             </w:pPr>
-            <w:hyperlink w:history="1" r:id="rIdfnjtl0zogwtmo2_lkvvte">
+            <w:hyperlink w:history="1" r:id="rIdedkp-ahu7yxef6cgmkasp">
               <w:r>
                 <w:rPr>
                   <w:rFonts w:ascii="Arial" w:cs="Arial" w:eastAsia="Arial" w:hAnsi="Arial"/>
@@ -13365,7 +13365,7 @@
               <w:spacing w:after="10" w:before="0"/>
               <w:ind w:left="120"/>
             </w:pPr>
-            <w:hyperlink w:history="1" r:id="rIdpz_6x1kpdk3ke8gvta1lg">
+            <w:hyperlink w:history="1" r:id="rId5ohzwd6au1tcxpo9mqsxa">
               <w:r>
                 <w:rPr>
                   <w:rFonts w:ascii="Arial" w:cs="Arial" w:eastAsia="Arial" w:hAnsi="Arial"/>
@@ -13560,7 +13560,7 @@
             <w:pPr>
               <w:spacing w:after="20" w:before="0"/>
             </w:pPr>
-            <w:hyperlink w:history="1" r:id="rIdrh3tvctqgrswf-cmpa2oh">
+            <w:hyperlink w:history="1" r:id="rIdhrrnvquvazzth6_irenz8">
               <w:r>
                 <w:rPr>
                   <w:rFonts w:ascii="Arial" w:cs="Arial" w:eastAsia="Arial" w:hAnsi="Arial"/>
@@ -13593,7 +13593,7 @@
               <w:spacing w:after="10" w:before="0"/>
               <w:ind w:left="120"/>
             </w:pPr>
-            <w:hyperlink w:history="1" r:id="rIdr3xcvk9oqg4pptkelpg2b">
+            <w:hyperlink w:history="1" r:id="rIdwneabpbajpjfdnklzqn2r">
               <w:r>
                 <w:rPr>
                   <w:rFonts w:ascii="Arial" w:cs="Arial" w:eastAsia="Arial" w:hAnsi="Arial"/>
@@ -13638,7 +13638,7 @@
             <w:pPr>
               <w:spacing w:after="20" w:before="0"/>
             </w:pPr>
-            <w:hyperlink w:history="1" r:id="rId9n7ksju_z-yvf_tu0q1ut">
+            <w:hyperlink w:history="1" r:id="rIdhxjjx0jwpg90y4azrdje1">
               <w:r>
                 <w:rPr>
                   <w:rFonts w:ascii="Arial" w:cs="Arial" w:eastAsia="Arial" w:hAnsi="Arial"/>
@@ -13671,7 +13671,7 @@
               <w:spacing w:after="10" w:before="0"/>
               <w:ind w:left="120"/>
             </w:pPr>
-            <w:hyperlink w:history="1" r:id="rIdgcsuix6zpnfzn3qehsbgh">
+            <w:hyperlink w:history="1" r:id="rIdiw8liu4r2lwsuwhqzjufs">
               <w:r>
                 <w:rPr>
                   <w:rFonts w:ascii="Arial" w:cs="Arial" w:eastAsia="Arial" w:hAnsi="Arial"/>
@@ -13866,7 +13866,7 @@
             <w:pPr>
               <w:spacing w:after="20" w:before="0"/>
             </w:pPr>
-            <w:hyperlink w:history="1" r:id="rIdrm8ywl-ay0vdqtvfeqzs5">
+            <w:hyperlink w:history="1" r:id="rIdq82mwkjpolpfrvwx01-ya">
               <w:r>
                 <w:rPr>
                   <w:rFonts w:ascii="Arial" w:cs="Arial" w:eastAsia="Arial" w:hAnsi="Arial"/>
@@ -13899,7 +13899,7 @@
               <w:spacing w:after="10" w:before="0"/>
               <w:ind w:left="120"/>
             </w:pPr>
-            <w:hyperlink w:history="1" r:id="rIdsrhjmnjx2ucry-jrdogkk">
+            <w:hyperlink w:history="1" r:id="rIdixfwu6s2jzcjn2a-qyzc6">
               <w:r>
                 <w:rPr>
                   <w:rFonts w:ascii="Arial" w:cs="Arial" w:eastAsia="Arial" w:hAnsi="Arial"/>
@@ -13944,7 +13944,7 @@
             <w:pPr>
               <w:spacing w:after="20" w:before="0"/>
             </w:pPr>
-            <w:hyperlink w:history="1" r:id="rId2_b0lp_9losd3snl2j0oi">
+            <w:hyperlink w:history="1" r:id="rIdwlw-cf9owoyurvtaalm5b">
               <w:r>
                 <w:rPr>
                   <w:rFonts w:ascii="Arial" w:cs="Arial" w:eastAsia="Arial" w:hAnsi="Arial"/>
@@ -13977,7 +13977,7 @@
               <w:spacing w:after="10" w:before="0"/>
               <w:ind w:left="120"/>
             </w:pPr>
-            <w:hyperlink w:history="1" r:id="rIdu8nbdjfmwq5acilfxu1on">
+            <w:hyperlink w:history="1" r:id="rIdsc3h0uiyhtzh937fatwlh">
               <w:r>
                 <w:rPr>
                   <w:rFonts w:ascii="Arial" w:cs="Arial" w:eastAsia="Arial" w:hAnsi="Arial"/>
@@ -14489,7 +14489,7 @@
         </w:rPr>
         <w:t xml:space="preserve">© 2026 SeaVuria and ARES. Aligned with KICD objectives. Developed by SeaVuria; technical implementation by ARES (with AI assistance from Claude). Licensed under </w:t>
       </w:r>
-      <w:hyperlink w:history="1" r:id="rIdpvidojfl2reqme0ftpxgf">
+      <w:hyperlink w:history="1" r:id="rId7xwmqyf4gpj1zfro4jseu">
         <w:r>
           <w:rPr>
             <w:rFonts w:ascii="Arial" w:cs="Arial" w:eastAsia="Arial" w:hAnsi="Arial"/>
@@ -14510,7 +14510,7 @@
         </w:rPr>
         <w:t xml:space="preserve"> (</w:t>
       </w:r>
-      <w:hyperlink w:history="1" r:id="rIdicj45fqp2gbv_qing6su1">
+      <w:hyperlink w:history="1" r:id="rIdlxqrqjgyrfdcf4jvmt2sr">
         <w:r>
           <w:rPr>
             <w:rFonts w:ascii="Arial" w:cs="Arial" w:eastAsia="Arial" w:hAnsi="Arial"/>
@@ -15523,7 +15523,7 @@
             <w:pPr>
               <w:spacing w:after="20" w:before="0"/>
             </w:pPr>
-            <w:hyperlink w:history="1" r:id="rIdbiduxvkrbcklb52agnsnn">
+            <w:hyperlink w:history="1" r:id="rIdlleyapb6xoyw2cqyn0zif">
               <w:r>
                 <w:rPr>
                   <w:rFonts w:ascii="Arial" w:cs="Arial" w:eastAsia="Arial" w:hAnsi="Arial"/>
@@ -15556,7 +15556,7 @@
               <w:spacing w:after="10" w:before="0"/>
               <w:ind w:left="120"/>
             </w:pPr>
-            <w:hyperlink w:history="1" r:id="rId0lztucwbt6momagvatoeu">
+            <w:hyperlink w:history="1" r:id="rIdrs0jxfghkodffouh9jyml">
               <w:r>
                 <w:rPr>
                   <w:rFonts w:ascii="Arial" w:cs="Arial" w:eastAsia="Arial" w:hAnsi="Arial"/>
@@ -15601,7 +15601,7 @@
             <w:pPr>
               <w:spacing w:after="20" w:before="0"/>
             </w:pPr>
-            <w:hyperlink w:history="1" r:id="rIda7ws7yu7jwokyukciajar">
+            <w:hyperlink w:history="1" r:id="rIdk45g2t2xtqjbrz0qoan_3">
               <w:r>
                 <w:rPr>
                   <w:rFonts w:ascii="Arial" w:cs="Arial" w:eastAsia="Arial" w:hAnsi="Arial"/>
@@ -15634,7 +15634,7 @@
               <w:spacing w:after="10" w:before="0"/>
               <w:ind w:left="120"/>
             </w:pPr>
-            <w:hyperlink w:history="1" r:id="rIdpve7a-q32cshcbvc5ttme">
+            <w:hyperlink w:history="1" r:id="rIdjqlszmsoejttthloznu2c">
               <w:r>
                 <w:rPr>
                   <w:rFonts w:ascii="Arial" w:cs="Arial" w:eastAsia="Arial" w:hAnsi="Arial"/>
@@ -15829,7 +15829,7 @@
             <w:pPr>
               <w:spacing w:after="20" w:before="0"/>
             </w:pPr>
-            <w:hyperlink w:history="1" r:id="rId4ounbqncqbptit2njf6wj">
+            <w:hyperlink w:history="1" r:id="rIddw2ppywk9-go9pverhy_8">
               <w:r>
                 <w:rPr>
                   <w:rFonts w:ascii="Arial" w:cs="Arial" w:eastAsia="Arial" w:hAnsi="Arial"/>
@@ -15862,7 +15862,7 @@
               <w:spacing w:after="10" w:before="0"/>
               <w:ind w:left="120"/>
             </w:pPr>
-            <w:hyperlink w:history="1" r:id="rIdwfntlojqhobd0a8fk4z9v">
+            <w:hyperlink w:history="1" r:id="rIdz6f_djhg_-nncc2bc4ejv">
               <w:r>
                 <w:rPr>
                   <w:rFonts w:ascii="Arial" w:cs="Arial" w:eastAsia="Arial" w:hAnsi="Arial"/>
@@ -15907,7 +15907,7 @@
             <w:pPr>
               <w:spacing w:after="20" w:before="0"/>
             </w:pPr>
-            <w:hyperlink w:history="1" r:id="rId5j7fwlmvuvupdadx_ruc9">
+            <w:hyperlink w:history="1" r:id="rIdkzdkgseshscbmhigxezdg">
               <w:r>
                 <w:rPr>
                   <w:rFonts w:ascii="Arial" w:cs="Arial" w:eastAsia="Arial" w:hAnsi="Arial"/>
@@ -15940,7 +15940,7 @@
               <w:spacing w:after="10" w:before="0"/>
               <w:ind w:left="120"/>
             </w:pPr>
-            <w:hyperlink w:history="1" r:id="rIdheg1habccimtduyd2jx0n">
+            <w:hyperlink w:history="1" r:id="rIdg0h1wt_7hbgksmj7q7khc">
               <w:r>
                 <w:rPr>
                   <w:rFonts w:ascii="Arial" w:cs="Arial" w:eastAsia="Arial" w:hAnsi="Arial"/>
@@ -16135,7 +16135,7 @@
             <w:pPr>
               <w:spacing w:after="20" w:before="0"/>
             </w:pPr>
-            <w:hyperlink w:history="1" r:id="rIdze8a6jhmwx5kkwq-kfpe3">
+            <w:hyperlink w:history="1" r:id="rId5m3wehodmptnghdcnyjgh">
               <w:r>
                 <w:rPr>
                   <w:rFonts w:ascii="Arial" w:cs="Arial" w:eastAsia="Arial" w:hAnsi="Arial"/>
@@ -16168,7 +16168,7 @@
               <w:spacing w:after="10" w:before="0"/>
               <w:ind w:left="120"/>
             </w:pPr>
-            <w:hyperlink w:history="1" r:id="rIdiif5ea2qyfddz6-aot2sk">
+            <w:hyperlink w:history="1" r:id="rIdsppwrgalcqseyuujzmoqj">
               <w:r>
                 <w:rPr>
                   <w:rFonts w:ascii="Arial" w:cs="Arial" w:eastAsia="Arial" w:hAnsi="Arial"/>
@@ -16213,7 +16213,7 @@
             <w:pPr>
               <w:spacing w:after="20" w:before="0"/>
             </w:pPr>
-            <w:hyperlink w:history="1" r:id="rIdvloxxj8431uj_wpnhjoiy">
+            <w:hyperlink w:history="1" r:id="rId-ipcbei3zwevh-fzfp9sd">
               <w:r>
                 <w:rPr>
                   <w:rFonts w:ascii="Arial" w:cs="Arial" w:eastAsia="Arial" w:hAnsi="Arial"/>
@@ -16246,7 +16246,7 @@
               <w:spacing w:after="10" w:before="0"/>
               <w:ind w:left="120"/>
             </w:pPr>
-            <w:hyperlink w:history="1" r:id="rId-kuvbqf8ycakhpfuvl3tl">
+            <w:hyperlink w:history="1" r:id="rIdshyyhs3pxw5od3adofrrf">
               <w:r>
                 <w:rPr>
                   <w:rFonts w:ascii="Arial" w:cs="Arial" w:eastAsia="Arial" w:hAnsi="Arial"/>
@@ -16441,7 +16441,7 @@
             <w:pPr>
               <w:spacing w:after="20" w:before="0"/>
             </w:pPr>
-            <w:hyperlink w:history="1" r:id="rIdtsmzi6m126njajfrij822">
+            <w:hyperlink w:history="1" r:id="rId9akwvbjyzijqcr-c4pymn">
               <w:r>
                 <w:rPr>
                   <w:rFonts w:ascii="Arial" w:cs="Arial" w:eastAsia="Arial" w:hAnsi="Arial"/>
@@ -16474,7 +16474,7 @@
               <w:spacing w:after="10" w:before="0"/>
               <w:ind w:left="120"/>
             </w:pPr>
-            <w:hyperlink w:history="1" r:id="rIddiusdvp3-k69kiv3qoud5">
+            <w:hyperlink w:history="1" r:id="rIdfz-nv-bkveqb2t0coiood">
               <w:r>
                 <w:rPr>
                   <w:rFonts w:ascii="Arial" w:cs="Arial" w:eastAsia="Arial" w:hAnsi="Arial"/>
@@ -16519,7 +16519,7 @@
             <w:pPr>
               <w:spacing w:after="20" w:before="0"/>
             </w:pPr>
-            <w:hyperlink w:history="1" r:id="rIdgu4fgnkulndib3hyh6xfd">
+            <w:hyperlink w:history="1" r:id="rIdxjhu0fkwphsaibfmoh_uf">
               <w:r>
                 <w:rPr>
                   <w:rFonts w:ascii="Arial" w:cs="Arial" w:eastAsia="Arial" w:hAnsi="Arial"/>
@@ -16552,7 +16552,7 @@
               <w:spacing w:after="10" w:before="0"/>
               <w:ind w:left="120"/>
             </w:pPr>
-            <w:hyperlink w:history="1" r:id="rIdcrtdrkdlqojbainushvip">
+            <w:hyperlink w:history="1" r:id="rIdbxak_xdstjx4pitlzwn6w">
               <w:r>
                 <w:rPr>
                   <w:rFonts w:ascii="Arial" w:cs="Arial" w:eastAsia="Arial" w:hAnsi="Arial"/>
@@ -16747,7 +16747,7 @@
             <w:pPr>
               <w:spacing w:after="20" w:before="0"/>
             </w:pPr>
-            <w:hyperlink w:history="1" r:id="rIdcy3yb7iutfrdua1gujq8w">
+            <w:hyperlink w:history="1" r:id="rIdwzetp37no4g5wvcwop328">
               <w:r>
                 <w:rPr>
                   <w:rFonts w:ascii="Arial" w:cs="Arial" w:eastAsia="Arial" w:hAnsi="Arial"/>
@@ -16780,7 +16780,7 @@
               <w:spacing w:after="10" w:before="0"/>
               <w:ind w:left="120"/>
             </w:pPr>
-            <w:hyperlink w:history="1" r:id="rIdy5iqdilc8lverrg6op8ox">
+            <w:hyperlink w:history="1" r:id="rIdxe2pgmgl7dj3yjcb4xmlj">
               <w:r>
                 <w:rPr>
                   <w:rFonts w:ascii="Arial" w:cs="Arial" w:eastAsia="Arial" w:hAnsi="Arial"/>
@@ -16825,7 +16825,7 @@
             <w:pPr>
               <w:spacing w:after="20" w:before="0"/>
             </w:pPr>
-            <w:hyperlink w:history="1" r:id="rIdxr0jksipssbnmauynqojn">
+            <w:hyperlink w:history="1" r:id="rIdo5w-40xcv2q5x4udzigzx">
               <w:r>
                 <w:rPr>
                   <w:rFonts w:ascii="Arial" w:cs="Arial" w:eastAsia="Arial" w:hAnsi="Arial"/>
@@ -16858,7 +16858,7 @@
               <w:spacing w:after="10" w:before="0"/>
               <w:ind w:left="120"/>
             </w:pPr>
-            <w:hyperlink w:history="1" r:id="rId4s1p3k5m6dkjadvjixyey">
+            <w:hyperlink w:history="1" r:id="rIdahbj5s9cajv9cgopq1lc7">
               <w:r>
                 <w:rPr>
                   <w:rFonts w:ascii="Arial" w:cs="Arial" w:eastAsia="Arial" w:hAnsi="Arial"/>
@@ -17370,7 +17370,7 @@
         </w:rPr>
         <w:t xml:space="preserve">© 2026 SeaVuria and ARES. Aligned with KICD objectives. Developed by SeaVuria; technical implementation by ARES (with AI assistance from Claude). Licensed under </w:t>
       </w:r>
-      <w:hyperlink w:history="1" r:id="rIdhun_awmqkfp2e-qeftmqu">
+      <w:hyperlink w:history="1" r:id="rIdzssr5rribjkyzs5wmcju-">
         <w:r>
           <w:rPr>
             <w:rFonts w:ascii="Arial" w:cs="Arial" w:eastAsia="Arial" w:hAnsi="Arial"/>
@@ -17391,7 +17391,7 @@
         </w:rPr>
         <w:t xml:space="preserve"> (</w:t>
       </w:r>
-      <w:hyperlink w:history="1" r:id="rIdduivr6_g5tlvukcic7cji">
+      <w:hyperlink w:history="1" r:id="rIdrfog08m7todsrzvoksmie">
         <w:r>
           <w:rPr>
             <w:rFonts w:ascii="Arial" w:cs="Arial" w:eastAsia="Arial" w:hAnsi="Arial"/>
@@ -18583,7 +18583,7 @@
             <w:pPr>
               <w:spacing w:after="20" w:before="0"/>
             </w:pPr>
-            <w:hyperlink w:history="1" r:id="rId9ze1zgihmeb3lrp247snv">
+            <w:hyperlink w:history="1" r:id="rIdgjn1jkcusp9mejm6a6cf2">
               <w:r>
                 <w:rPr>
                   <w:rFonts w:ascii="Arial" w:cs="Arial" w:eastAsia="Arial" w:hAnsi="Arial"/>
@@ -18616,7 +18616,7 @@
               <w:spacing w:after="10" w:before="0"/>
               <w:ind w:left="120"/>
             </w:pPr>
-            <w:hyperlink w:history="1" r:id="rIdpt230oygxo8vps8lvs9qm">
+            <w:hyperlink w:history="1" r:id="rId8zwzxjws9sqgykdt8vdmr">
               <w:r>
                 <w:rPr>
                   <w:rFonts w:ascii="Arial" w:cs="Arial" w:eastAsia="Arial" w:hAnsi="Arial"/>
@@ -18661,7 +18661,7 @@
             <w:pPr>
               <w:spacing w:after="20" w:before="0"/>
             </w:pPr>
-            <w:hyperlink w:history="1" r:id="rIdnrrbfb0ly1pgq3i-x5dfr">
+            <w:hyperlink w:history="1" r:id="rIdwztfi4m2lj4hipbhpnm2_">
               <w:r>
                 <w:rPr>
                   <w:rFonts w:ascii="Arial" w:cs="Arial" w:eastAsia="Arial" w:hAnsi="Arial"/>
@@ -18694,7 +18694,7 @@
               <w:spacing w:after="10" w:before="0"/>
               <w:ind w:left="120"/>
             </w:pPr>
-            <w:hyperlink w:history="1" r:id="rIdve3mkqmhvq_djfli8eo5b">
+            <w:hyperlink w:history="1" r:id="rId_x8nwsrjh8fyc8hqytxlz">
               <w:r>
                 <w:rPr>
                   <w:rFonts w:ascii="Arial" w:cs="Arial" w:eastAsia="Arial" w:hAnsi="Arial"/>
@@ -18889,7 +18889,7 @@
             <w:pPr>
               <w:spacing w:after="20" w:before="0"/>
             </w:pPr>
-            <w:hyperlink w:history="1" r:id="rId_9rivhgs9rqrnpqvuyr9f">
+            <w:hyperlink w:history="1" r:id="rIdgfusyysvps1x0is7qljxp">
               <w:r>
                 <w:rPr>
                   <w:rFonts w:ascii="Arial" w:cs="Arial" w:eastAsia="Arial" w:hAnsi="Arial"/>
@@ -18922,7 +18922,7 @@
               <w:spacing w:after="10" w:before="0"/>
               <w:ind w:left="120"/>
             </w:pPr>
-            <w:hyperlink w:history="1" r:id="rId5u_992admmf9pebex5fod">
+            <w:hyperlink w:history="1" r:id="rIdzwrfw6iuuhdi-ekscywv4">
               <w:r>
                 <w:rPr>
                   <w:rFonts w:ascii="Arial" w:cs="Arial" w:eastAsia="Arial" w:hAnsi="Arial"/>
@@ -18967,7 +18967,7 @@
             <w:pPr>
               <w:spacing w:after="20" w:before="0"/>
             </w:pPr>
-            <w:hyperlink w:history="1" r:id="rIdebesatio6hqm_bsvfqchk">
+            <w:hyperlink w:history="1" r:id="rIdlgk72xsb0mlz_omw6c7me">
               <w:r>
                 <w:rPr>
                   <w:rFonts w:ascii="Arial" w:cs="Arial" w:eastAsia="Arial" w:hAnsi="Arial"/>
@@ -19000,7 +19000,7 @@
               <w:spacing w:after="10" w:before="0"/>
               <w:ind w:left="120"/>
             </w:pPr>
-            <w:hyperlink w:history="1" r:id="rIdqawtri1iej0hjvqfap2ym">
+            <w:hyperlink w:history="1" r:id="rIdphec6qutgzk0chefosi0w">
               <w:r>
                 <w:rPr>
                   <w:rFonts w:ascii="Arial" w:cs="Arial" w:eastAsia="Arial" w:hAnsi="Arial"/>
@@ -19195,7 +19195,7 @@
             <w:pPr>
               <w:spacing w:after="20" w:before="0"/>
             </w:pPr>
-            <w:hyperlink w:history="1" r:id="rIdax3qaz6jzqjwmuq1-t_bt">
+            <w:hyperlink w:history="1" r:id="rIdpzoxqlvo6vly1g72e0csz">
               <w:r>
                 <w:rPr>
                   <w:rFonts w:ascii="Arial" w:cs="Arial" w:eastAsia="Arial" w:hAnsi="Arial"/>
@@ -19228,7 +19228,7 @@
               <w:spacing w:after="10" w:before="0"/>
               <w:ind w:left="120"/>
             </w:pPr>
-            <w:hyperlink w:history="1" r:id="rIdxuv3ix3-ecfy3-qzqn-e4">
+            <w:hyperlink w:history="1" r:id="rId6udblng7pn-obbzwp6rbj">
               <w:r>
                 <w:rPr>
                   <w:rFonts w:ascii="Arial" w:cs="Arial" w:eastAsia="Arial" w:hAnsi="Arial"/>
@@ -19273,7 +19273,7 @@
             <w:pPr>
               <w:spacing w:after="20" w:before="0"/>
             </w:pPr>
-            <w:hyperlink w:history="1" r:id="rIdgnqxcetfyscdzaazptwa7">
+            <w:hyperlink w:history="1" r:id="rIdxu1qrkyx3gomwzhfp69yq">
               <w:r>
                 <w:rPr>
                   <w:rFonts w:ascii="Arial" w:cs="Arial" w:eastAsia="Arial" w:hAnsi="Arial"/>
@@ -19306,7 +19306,7 @@
               <w:spacing w:after="10" w:before="0"/>
               <w:ind w:left="120"/>
             </w:pPr>
-            <w:hyperlink w:history="1" r:id="rIdsgmcqgbcq2laux5g9ajac">
+            <w:hyperlink w:history="1" r:id="rIday4deoudzdvvdtqaekddr">
               <w:r>
                 <w:rPr>
                   <w:rFonts w:ascii="Arial" w:cs="Arial" w:eastAsia="Arial" w:hAnsi="Arial"/>
@@ -19501,7 +19501,7 @@
             <w:pPr>
               <w:spacing w:after="20" w:before="0"/>
             </w:pPr>
-            <w:hyperlink w:history="1" r:id="rIdm2ysc8towestucibk5ver">
+            <w:hyperlink w:history="1" r:id="rIdwdn_l_c77ljf4a8s0ol4w">
               <w:r>
                 <w:rPr>
                   <w:rFonts w:ascii="Arial" w:cs="Arial" w:eastAsia="Arial" w:hAnsi="Arial"/>
@@ -19534,7 +19534,7 @@
               <w:spacing w:after="10" w:before="0"/>
               <w:ind w:left="120"/>
             </w:pPr>
-            <w:hyperlink w:history="1" r:id="rIddayacg5zxrqlcy18jeufi">
+            <w:hyperlink w:history="1" r:id="rIdrdebx5wmddf4mxfda2q4s">
               <w:r>
                 <w:rPr>
                   <w:rFonts w:ascii="Arial" w:cs="Arial" w:eastAsia="Arial" w:hAnsi="Arial"/>
@@ -19579,7 +19579,7 @@
             <w:pPr>
               <w:spacing w:after="20" w:before="0"/>
             </w:pPr>
-            <w:hyperlink w:history="1" r:id="rIdgnowlmegienucbpfqf4n3">
+            <w:hyperlink w:history="1" r:id="rIdhvqaym8jxmm_6ktcfkuzi">
               <w:r>
                 <w:rPr>
                   <w:rFonts w:ascii="Arial" w:cs="Arial" w:eastAsia="Arial" w:hAnsi="Arial"/>
@@ -19612,7 +19612,7 @@
               <w:spacing w:after="10" w:before="0"/>
               <w:ind w:left="120"/>
             </w:pPr>
-            <w:hyperlink w:history="1" r:id="rIdetyzdbnqvis_zahuwxuig">
+            <w:hyperlink w:history="1" r:id="rIdptl4ugjixae9yk6rgw8dz">
               <w:r>
                 <w:rPr>
                   <w:rFonts w:ascii="Arial" w:cs="Arial" w:eastAsia="Arial" w:hAnsi="Arial"/>
@@ -19807,7 +19807,7 @@
             <w:pPr>
               <w:spacing w:after="20" w:before="0"/>
             </w:pPr>
-            <w:hyperlink w:history="1" r:id="rId5chse0mfv_ifanjsvl0xf">
+            <w:hyperlink w:history="1" r:id="rIduntldmnzyr0vlzlzff8qo">
               <w:r>
                 <w:rPr>
                   <w:rFonts w:ascii="Arial" w:cs="Arial" w:eastAsia="Arial" w:hAnsi="Arial"/>
@@ -19840,7 +19840,7 @@
               <w:spacing w:after="10" w:before="0"/>
               <w:ind w:left="120"/>
             </w:pPr>
-            <w:hyperlink w:history="1" r:id="rIdtnqhzlpnn476l6qihtn8u">
+            <w:hyperlink w:history="1" r:id="rIdszkya-k7ksnvdys-0tai-">
               <w:r>
                 <w:rPr>
                   <w:rFonts w:ascii="Arial" w:cs="Arial" w:eastAsia="Arial" w:hAnsi="Arial"/>
@@ -19885,7 +19885,7 @@
             <w:pPr>
               <w:spacing w:after="20" w:before="0"/>
             </w:pPr>
-            <w:hyperlink w:history="1" r:id="rIduaqsmgm5g6hkwfmnbp59y">
+            <w:hyperlink w:history="1" r:id="rIdj2sfzghnwscl1gvbbppgc">
               <w:r>
                 <w:rPr>
                   <w:rFonts w:ascii="Arial" w:cs="Arial" w:eastAsia="Arial" w:hAnsi="Arial"/>
@@ -19918,7 +19918,7 @@
               <w:spacing w:after="10" w:before="0"/>
               <w:ind w:left="120"/>
             </w:pPr>
-            <w:hyperlink w:history="1" r:id="rIdeny9urt7g2gwwhixv7jiu">
+            <w:hyperlink w:history="1" r:id="rIdmo1nnoa31wz1qwyp9r20b">
               <w:r>
                 <w:rPr>
                   <w:rFonts w:ascii="Arial" w:cs="Arial" w:eastAsia="Arial" w:hAnsi="Arial"/>
@@ -20582,7 +20582,7 @@
         </w:rPr>
         <w:t xml:space="preserve">© 2026 SeaVuria and ARES. Aligned with KICD objectives. Developed by SeaVuria; technical implementation by ARES (with AI assistance from Claude). Licensed under </w:t>
       </w:r>
-      <w:hyperlink w:history="1" r:id="rIduu_4jkxh9qsaizhszl1fi">
+      <w:hyperlink w:history="1" r:id="rIdlskiw9knndkvlmgnhnmoy">
         <w:r>
           <w:rPr>
             <w:rFonts w:ascii="Arial" w:cs="Arial" w:eastAsia="Arial" w:hAnsi="Arial"/>
@@ -20603,7 +20603,7 @@
         </w:rPr>
         <w:t xml:space="preserve"> (</w:t>
       </w:r>
-      <w:hyperlink w:history="1" r:id="rIdq2tlyltbblfgzlucabekx">
+      <w:hyperlink w:history="1" r:id="rIdmjxqf8wz7rvnaav3irupo">
         <w:r>
           <w:rPr>
             <w:rFonts w:ascii="Arial" w:cs="Arial" w:eastAsia="Arial" w:hAnsi="Arial"/>
@@ -21616,7 +21616,7 @@
             <w:pPr>
               <w:spacing w:after="20" w:before="0"/>
             </w:pPr>
-            <w:hyperlink w:history="1" r:id="rIdp9eizytgtcmetth97ba5f">
+            <w:hyperlink w:history="1" r:id="rIdur5emjy45976bog-8rw7g">
               <w:r>
                 <w:rPr>
                   <w:rFonts w:ascii="Arial" w:cs="Arial" w:eastAsia="Arial" w:hAnsi="Arial"/>
@@ -21649,7 +21649,7 @@
               <w:spacing w:after="10" w:before="0"/>
               <w:ind w:left="120"/>
             </w:pPr>
-            <w:hyperlink w:history="1" r:id="rId7exzggkh9jwt8occibtja">
+            <w:hyperlink w:history="1" r:id="rIdxa8hxyictmjjsuzrrdzmi">
               <w:r>
                 <w:rPr>
                   <w:rFonts w:ascii="Arial" w:cs="Arial" w:eastAsia="Arial" w:hAnsi="Arial"/>
@@ -21694,7 +21694,7 @@
             <w:pPr>
               <w:spacing w:after="20" w:before="0"/>
             </w:pPr>
-            <w:hyperlink w:history="1" r:id="rId1izqespoupc1i-f4zvzds">
+            <w:hyperlink w:history="1" r:id="rIdtnufh52i-xfj6j8uzawy-">
               <w:r>
                 <w:rPr>
                   <w:rFonts w:ascii="Arial" w:cs="Arial" w:eastAsia="Arial" w:hAnsi="Arial"/>
@@ -21727,7 +21727,7 @@
               <w:spacing w:after="10" w:before="0"/>
               <w:ind w:left="120"/>
             </w:pPr>
-            <w:hyperlink w:history="1" r:id="rIdeuslgfbsuqa5kxij4qkhg">
+            <w:hyperlink w:history="1" r:id="rIdwea6pavaqksuosnkt30cf">
               <w:r>
                 <w:rPr>
                   <w:rFonts w:ascii="Arial" w:cs="Arial" w:eastAsia="Arial" w:hAnsi="Arial"/>
@@ -21922,7 +21922,7 @@
             <w:pPr>
               <w:spacing w:after="20" w:before="0"/>
             </w:pPr>
-            <w:hyperlink w:history="1" r:id="rIdnvnssgmfeaiiz7hopdwwa">
+            <w:hyperlink w:history="1" r:id="rId465wu540rnxlawut69q57">
               <w:r>
                 <w:rPr>
                   <w:rFonts w:ascii="Arial" w:cs="Arial" w:eastAsia="Arial" w:hAnsi="Arial"/>
@@ -21955,7 +21955,7 @@
               <w:spacing w:after="10" w:before="0"/>
               <w:ind w:left="120"/>
             </w:pPr>
-            <w:hyperlink w:history="1" r:id="rIdvoca99m56lrs2ztg4gpe_">
+            <w:hyperlink w:history="1" r:id="rIdaxonkrofz3qka6elyper0">
               <w:r>
                 <w:rPr>
                   <w:rFonts w:ascii="Arial" w:cs="Arial" w:eastAsia="Arial" w:hAnsi="Arial"/>
@@ -22000,7 +22000,7 @@
             <w:pPr>
               <w:spacing w:after="20" w:before="0"/>
             </w:pPr>
-            <w:hyperlink w:history="1" r:id="rIdcciaokpbcnbhxhwmrzwen">
+            <w:hyperlink w:history="1" r:id="rIdrwupvg41o2e1wbxbkuoz-">
               <w:r>
                 <w:rPr>
                   <w:rFonts w:ascii="Arial" w:cs="Arial" w:eastAsia="Arial" w:hAnsi="Arial"/>
@@ -22033,7 +22033,7 @@
               <w:spacing w:after="10" w:before="0"/>
               <w:ind w:left="120"/>
             </w:pPr>
-            <w:hyperlink w:history="1" r:id="rIdekuywjaaqxl6unzzsrey2">
+            <w:hyperlink w:history="1" r:id="rIdt0cahgvmt1uv2d6poevlv">
               <w:r>
                 <w:rPr>
                   <w:rFonts w:ascii="Arial" w:cs="Arial" w:eastAsia="Arial" w:hAnsi="Arial"/>
@@ -22494,7 +22494,7 @@
             <w:pPr>
               <w:spacing w:after="20" w:before="0"/>
             </w:pPr>
-            <w:hyperlink w:history="1" r:id="rIdgngvhvcz0jmzklnamm7co">
+            <w:hyperlink w:history="1" r:id="rIdchodozmlbtfzea4ueqzy4">
               <w:r>
                 <w:rPr>
                   <w:rFonts w:ascii="Arial" w:cs="Arial" w:eastAsia="Arial" w:hAnsi="Arial"/>
@@ -22527,7 +22527,7 @@
               <w:spacing w:after="10" w:before="0"/>
               <w:ind w:left="120"/>
             </w:pPr>
-            <w:hyperlink w:history="1" r:id="rIdlwqpktaohjmfjjswcwdva">
+            <w:hyperlink w:history="1" r:id="rIdh0kvdhrfpqfhje9sz4ora">
               <w:r>
                 <w:rPr>
                   <w:rFonts w:ascii="Arial" w:cs="Arial" w:eastAsia="Arial" w:hAnsi="Arial"/>
@@ -22572,7 +22572,7 @@
             <w:pPr>
               <w:spacing w:after="20" w:before="0"/>
             </w:pPr>
-            <w:hyperlink w:history="1" r:id="rIdzwusognsfyc28prulvjuj">
+            <w:hyperlink w:history="1" r:id="rId6ytib438br9spgkkdmq9x">
               <w:r>
                 <w:rPr>
                   <w:rFonts w:ascii="Arial" w:cs="Arial" w:eastAsia="Arial" w:hAnsi="Arial"/>
@@ -22605,7 +22605,7 @@
               <w:spacing w:after="10" w:before="0"/>
               <w:ind w:left="120"/>
             </w:pPr>
-            <w:hyperlink w:history="1" r:id="rIdbsdqtoqcpwbluijw8yocj">
+            <w:hyperlink w:history="1" r:id="rIdnfl6hw67d394pudipp_h1">
               <w:r>
                 <w:rPr>
                   <w:rFonts w:ascii="Arial" w:cs="Arial" w:eastAsia="Arial" w:hAnsi="Arial"/>
@@ -22990,7 +22990,7 @@
             <w:pPr>
               <w:spacing w:after="20" w:before="0"/>
             </w:pPr>
-            <w:hyperlink w:history="1" r:id="rId3q5wi56loeubecvpgqek-">
+            <w:hyperlink w:history="1" r:id="rIdzugtuiewv4k12alb1dyag">
               <w:r>
                 <w:rPr>
                   <w:rFonts w:ascii="Arial" w:cs="Arial" w:eastAsia="Arial" w:hAnsi="Arial"/>
@@ -23023,7 +23023,7 @@
               <w:spacing w:after="10" w:before="0"/>
               <w:ind w:left="120"/>
             </w:pPr>
-            <w:hyperlink w:history="1" r:id="rIdhekuhb02zkj5uglxsviph">
+            <w:hyperlink w:history="1" r:id="rId51i48zmpzla672t0pjggl">
               <w:r>
                 <w:rPr>
                   <w:rFonts w:ascii="Arial" w:cs="Arial" w:eastAsia="Arial" w:hAnsi="Arial"/>
@@ -23068,7 +23068,7 @@
             <w:pPr>
               <w:spacing w:after="20" w:before="0"/>
             </w:pPr>
-            <w:hyperlink w:history="1" r:id="rIdxya2jxvq7eh9z-fm4iaur">
+            <w:hyperlink w:history="1" r:id="rIdbbjchru_6rzsokfid-n6u">
               <w:r>
                 <w:rPr>
                   <w:rFonts w:ascii="Arial" w:cs="Arial" w:eastAsia="Arial" w:hAnsi="Arial"/>
@@ -23101,7 +23101,7 @@
               <w:spacing w:after="10" w:before="0"/>
               <w:ind w:left="120"/>
             </w:pPr>
-            <w:hyperlink w:history="1" r:id="rIdwsij7vjrpklkjjau-ibao">
+            <w:hyperlink w:history="1" r:id="rId1ofuh7typpqjeklyxc0eu">
               <w:r>
                 <w:rPr>
                   <w:rFonts w:ascii="Arial" w:cs="Arial" w:eastAsia="Arial" w:hAnsi="Arial"/>
@@ -23410,7 +23410,7 @@
             <w:pPr>
               <w:spacing w:after="20" w:before="0"/>
             </w:pPr>
-            <w:hyperlink w:history="1" r:id="rIdmis1-ee-fpetfg8psnjge">
+            <w:hyperlink w:history="1" r:id="rIdlpq9poegwilox8hv_tu2f">
               <w:r>
                 <w:rPr>
                   <w:rFonts w:ascii="Arial" w:cs="Arial" w:eastAsia="Arial" w:hAnsi="Arial"/>
@@ -23443,7 +23443,7 @@
               <w:spacing w:after="10" w:before="0"/>
               <w:ind w:left="120"/>
             </w:pPr>
-            <w:hyperlink w:history="1" r:id="rIdtatk6lxnfwwyrcosuod2s">
+            <w:hyperlink w:history="1" r:id="rIdc7nwtdafakrisaglo0qzm">
               <w:r>
                 <w:rPr>
                   <w:rFonts w:ascii="Arial" w:cs="Arial" w:eastAsia="Arial" w:hAnsi="Arial"/>
@@ -23488,7 +23488,7 @@
             <w:pPr>
               <w:spacing w:after="20" w:before="0"/>
             </w:pPr>
-            <w:hyperlink w:history="1" r:id="rIdwljhxxyq65q6qqrhbbujg">
+            <w:hyperlink w:history="1" r:id="rIdoggxyrw_xy2yhgy7hoguo">
               <w:r>
                 <w:rPr>
                   <w:rFonts w:ascii="Arial" w:cs="Arial" w:eastAsia="Arial" w:hAnsi="Arial"/>
@@ -23521,7 +23521,7 @@
               <w:spacing w:after="10" w:before="0"/>
               <w:ind w:left="120"/>
             </w:pPr>
-            <w:hyperlink w:history="1" r:id="rIdzyolbf0msqxr4awwvlwpl">
+            <w:hyperlink w:history="1" r:id="rId1mamtb49ctkphtatq4myb">
               <w:r>
                 <w:rPr>
                   <w:rFonts w:ascii="Arial" w:cs="Arial" w:eastAsia="Arial" w:hAnsi="Arial"/>
@@ -24109,7 +24109,7 @@
         </w:rPr>
         <w:t xml:space="preserve">© 2026 SeaVuria and ARES. Aligned with KICD objectives. Developed by SeaVuria; technical implementation by ARES (with AI assistance from Claude). Licensed under </w:t>
       </w:r>
-      <w:hyperlink w:history="1" r:id="rIdhuvlzrm98sxpchgxrlt03">
+      <w:hyperlink w:history="1" r:id="rIdtkngjzo6lgbsmzb8p2hdq">
         <w:r>
           <w:rPr>
             <w:rFonts w:ascii="Arial" w:cs="Arial" w:eastAsia="Arial" w:hAnsi="Arial"/>
@@ -24130,7 +24130,7 @@
         </w:rPr>
         <w:t xml:space="preserve"> (</w:t>
       </w:r>
-      <w:hyperlink w:history="1" r:id="rIdxria-zd-lx1eec6eafbtw">
+      <w:hyperlink w:history="1" r:id="rIdnshhcm5bpkpevvmdknagv">
         <w:r>
           <w:rPr>
             <w:rFonts w:ascii="Arial" w:cs="Arial" w:eastAsia="Arial" w:hAnsi="Arial"/>
@@ -25302,7 +25302,7 @@
             <w:pPr>
               <w:spacing w:after="20" w:before="0"/>
             </w:pPr>
-            <w:hyperlink w:history="1" r:id="rIdeqqbsz5s2rx7rij9fvike">
+            <w:hyperlink w:history="1" r:id="rIdar0ahxpz2yp8vxg9j5_rt">
               <w:r>
                 <w:rPr>
                   <w:rFonts w:ascii="Arial" w:cs="Arial" w:eastAsia="Arial" w:hAnsi="Arial"/>
@@ -25335,7 +25335,7 @@
               <w:spacing w:after="10" w:before="0"/>
               <w:ind w:left="120"/>
             </w:pPr>
-            <w:hyperlink w:history="1" r:id="rIdud1ubvtc5mhepqtw8ulnz">
+            <w:hyperlink w:history="1" r:id="rIdjfdvbflgwhhwcpwoabnns">
               <w:r>
                 <w:rPr>
                   <w:rFonts w:ascii="Arial" w:cs="Arial" w:eastAsia="Arial" w:hAnsi="Arial"/>
@@ -25380,7 +25380,7 @@
             <w:pPr>
               <w:spacing w:after="20" w:before="0"/>
             </w:pPr>
-            <w:hyperlink w:history="1" r:id="rId8taz7zc7wmmgubcaddovs">
+            <w:hyperlink w:history="1" r:id="rIdilwde_pq4-gn8jiqhk_29">
               <w:r>
                 <w:rPr>
                   <w:rFonts w:ascii="Arial" w:cs="Arial" w:eastAsia="Arial" w:hAnsi="Arial"/>
@@ -25413,7 +25413,7 @@
               <w:spacing w:after="10" w:before="0"/>
               <w:ind w:left="120"/>
             </w:pPr>
-            <w:hyperlink w:history="1" r:id="rIdunoe7bpmxpswzqhruwg7-">
+            <w:hyperlink w:history="1" r:id="rIdij5mxvt4qsjbubsaqkkr4">
               <w:r>
                 <w:rPr>
                   <w:rFonts w:ascii="Arial" w:cs="Arial" w:eastAsia="Arial" w:hAnsi="Arial"/>
@@ -25608,7 +25608,7 @@
             <w:pPr>
               <w:spacing w:after="20" w:before="0"/>
             </w:pPr>
-            <w:hyperlink w:history="1" r:id="rIdjbjnoebovtvrtxbkqpwc0">
+            <w:hyperlink w:history="1" r:id="rId0spvwe6411rqbqlxk35qq">
               <w:r>
                 <w:rPr>
                   <w:rFonts w:ascii="Arial" w:cs="Arial" w:eastAsia="Arial" w:hAnsi="Arial"/>
@@ -25641,7 +25641,7 @@
               <w:spacing w:after="10" w:before="0"/>
               <w:ind w:left="120"/>
             </w:pPr>
-            <w:hyperlink w:history="1" r:id="rIdmhrs_iyfc5zofetk7vzz4">
+            <w:hyperlink w:history="1" r:id="rIdf-7e5-04wn-lorche5bbx">
               <w:r>
                 <w:rPr>
                   <w:rFonts w:ascii="Arial" w:cs="Arial" w:eastAsia="Arial" w:hAnsi="Arial"/>
@@ -25686,7 +25686,7 @@
             <w:pPr>
               <w:spacing w:after="20" w:before="0"/>
             </w:pPr>
-            <w:hyperlink w:history="1" r:id="rIdu6kptehtitl_cgxb3fhgd">
+            <w:hyperlink w:history="1" r:id="rIdi0zwcdj0sctm_44w8fq5-">
               <w:r>
                 <w:rPr>
                   <w:rFonts w:ascii="Arial" w:cs="Arial" w:eastAsia="Arial" w:hAnsi="Arial"/>
@@ -25719,7 +25719,7 @@
               <w:spacing w:after="10" w:before="0"/>
               <w:ind w:left="120"/>
             </w:pPr>
-            <w:hyperlink w:history="1" r:id="rId-ioqjurlaeycweiu0blen">
+            <w:hyperlink w:history="1" r:id="rIdvzqzeof2ucmshcjzcaqar">
               <w:r>
                 <w:rPr>
                   <w:rFonts w:ascii="Arial" w:cs="Arial" w:eastAsia="Arial" w:hAnsi="Arial"/>
@@ -25914,7 +25914,7 @@
             <w:pPr>
               <w:spacing w:after="20" w:before="0"/>
             </w:pPr>
-            <w:hyperlink w:history="1" r:id="rIdty_9c2qagp9xaedosufq3">
+            <w:hyperlink w:history="1" r:id="rIdkoq2eyvhnoajb-zqluccu">
               <w:r>
                 <w:rPr>
                   <w:rFonts w:ascii="Arial" w:cs="Arial" w:eastAsia="Arial" w:hAnsi="Arial"/>
@@ -25947,7 +25947,7 @@
               <w:spacing w:after="10" w:before="0"/>
               <w:ind w:left="120"/>
             </w:pPr>
-            <w:hyperlink w:history="1" r:id="rId18iujiyy5uimeo1jlkdv_">
+            <w:hyperlink w:history="1" r:id="rIdzfjnoni2ne6jhtzekqe0y">
               <w:r>
                 <w:rPr>
                   <w:rFonts w:ascii="Arial" w:cs="Arial" w:eastAsia="Arial" w:hAnsi="Arial"/>
@@ -25992,7 +25992,7 @@
             <w:pPr>
               <w:spacing w:after="20" w:before="0"/>
             </w:pPr>
-            <w:hyperlink w:history="1" r:id="rIdo0t_pwhjiz_ggqoqmdgsm">
+            <w:hyperlink w:history="1" r:id="rId4cx_izjrydfql9kpm1y89">
               <w:r>
                 <w:rPr>
                   <w:rFonts w:ascii="Arial" w:cs="Arial" w:eastAsia="Arial" w:hAnsi="Arial"/>
@@ -26025,7 +26025,7 @@
               <w:spacing w:after="10" w:before="0"/>
               <w:ind w:left="120"/>
             </w:pPr>
-            <w:hyperlink w:history="1" r:id="rIdaibzfzejqzt6vos_k4bjw">
+            <w:hyperlink w:history="1" r:id="rIdykkwxoqgzncjxdqrrfvtn">
               <w:r>
                 <w:rPr>
                   <w:rFonts w:ascii="Arial" w:cs="Arial" w:eastAsia="Arial" w:hAnsi="Arial"/>
@@ -26220,7 +26220,7 @@
             <w:pPr>
               <w:spacing w:after="20" w:before="0"/>
             </w:pPr>
-            <w:hyperlink w:history="1" r:id="rId04cnjonsg_wz3xzwh5szo">
+            <w:hyperlink w:history="1" r:id="rIdyznehfu1yok83jxiyygki">
               <w:r>
                 <w:rPr>
                   <w:rFonts w:ascii="Arial" w:cs="Arial" w:eastAsia="Arial" w:hAnsi="Arial"/>
@@ -26253,7 +26253,7 @@
               <w:spacing w:after="10" w:before="0"/>
               <w:ind w:left="120"/>
             </w:pPr>
-            <w:hyperlink w:history="1" r:id="rIdinl8yg6euebrfy3wtwgf_">
+            <w:hyperlink w:history="1" r:id="rIdfl-dcmmglqlhh1aicf-6f">
               <w:r>
                 <w:rPr>
                   <w:rFonts w:ascii="Arial" w:cs="Arial" w:eastAsia="Arial" w:hAnsi="Arial"/>
@@ -26298,7 +26298,7 @@
             <w:pPr>
               <w:spacing w:after="20" w:before="0"/>
             </w:pPr>
-            <w:hyperlink w:history="1" r:id="rIdqxdayx3frwihoqnezgrg8">
+            <w:hyperlink w:history="1" r:id="rIdopoqoccd-_ize3trwhulz">
               <w:r>
                 <w:rPr>
                   <w:rFonts w:ascii="Arial" w:cs="Arial" w:eastAsia="Arial" w:hAnsi="Arial"/>
@@ -26331,7 +26331,7 @@
               <w:spacing w:after="10" w:before="0"/>
               <w:ind w:left="120"/>
             </w:pPr>
-            <w:hyperlink w:history="1" r:id="rId3kjlnrlxpqmkkv05me_ye">
+            <w:hyperlink w:history="1" r:id="rIdwgoqy2ov4anoxfqbcsay5">
               <w:r>
                 <w:rPr>
                   <w:rFonts w:ascii="Arial" w:cs="Arial" w:eastAsia="Arial" w:hAnsi="Arial"/>
@@ -26526,7 +26526,7 @@
             <w:pPr>
               <w:spacing w:after="20" w:before="0"/>
             </w:pPr>
-            <w:hyperlink w:history="1" r:id="rIddv4melskfmsrqop8awxoc">
+            <w:hyperlink w:history="1" r:id="rIdb8zineapz_fouriboy0ed">
               <w:r>
                 <w:rPr>
                   <w:rFonts w:ascii="Arial" w:cs="Arial" w:eastAsia="Arial" w:hAnsi="Arial"/>
@@ -26559,7 +26559,7 @@
               <w:spacing w:after="10" w:before="0"/>
               <w:ind w:left="120"/>
             </w:pPr>
-            <w:hyperlink w:history="1" r:id="rIdqco4k0gjvmfndggswec5a">
+            <w:hyperlink w:history="1" r:id="rIda_unsqamjarv8bo3xugb1">
               <w:r>
                 <w:rPr>
                   <w:rFonts w:ascii="Arial" w:cs="Arial" w:eastAsia="Arial" w:hAnsi="Arial"/>
@@ -26604,7 +26604,7 @@
             <w:pPr>
               <w:spacing w:after="20" w:before="0"/>
             </w:pPr>
-            <w:hyperlink w:history="1" r:id="rIdaeb_hs9r4mftkzs4dylk0">
+            <w:hyperlink w:history="1" r:id="rIdpnhm5tw98hfttwv-yt1vv">
               <w:r>
                 <w:rPr>
                   <w:rFonts w:ascii="Arial" w:cs="Arial" w:eastAsia="Arial" w:hAnsi="Arial"/>
@@ -26637,7 +26637,7 @@
               <w:spacing w:after="10" w:before="0"/>
               <w:ind w:left="120"/>
             </w:pPr>
-            <w:hyperlink w:history="1" r:id="rIdphe_rrnwmurzr00x7_6fh">
+            <w:hyperlink w:history="1" r:id="rIdksefu2g0tpkmih1wf2hiu">
               <w:r>
                 <w:rPr>
                   <w:rFonts w:ascii="Arial" w:cs="Arial" w:eastAsia="Arial" w:hAnsi="Arial"/>
@@ -27225,7 +27225,7 @@
         </w:rPr>
         <w:t xml:space="preserve">© 2026 SeaVuria and ARES. Aligned with KICD objectives. Developed by SeaVuria; technical implementation by ARES (with AI assistance from Claude). Licensed under </w:t>
       </w:r>
-      <w:hyperlink w:history="1" r:id="rId2iqizmtkcnzza41bsqi6o">
+      <w:hyperlink w:history="1" r:id="rIdr4oqazz0brfuyl_mkclwu">
         <w:r>
           <w:rPr>
             <w:rFonts w:ascii="Arial" w:cs="Arial" w:eastAsia="Arial" w:hAnsi="Arial"/>
@@ -27246,7 +27246,7 @@
         </w:rPr>
         <w:t xml:space="preserve"> (</w:t>
       </w:r>
-      <w:hyperlink w:history="1" r:id="rIdthazs7qghl2yvqcln5oe0">
+      <w:hyperlink w:history="1" r:id="rId5w-if2ekwcsqp8hs97ugl">
         <w:r>
           <w:rPr>
             <w:rFonts w:ascii="Arial" w:cs="Arial" w:eastAsia="Arial" w:hAnsi="Arial"/>

--- a/data/outputs/v2/Essential_Mathematics/SS1.1_Real_Numbers/Essential_Mathematics_Real_Numbers_CBE_LessonSequence.docx
+++ b/data/outputs/v2/Essential_Mathematics/SS1.1_Real_Numbers/Essential_Mathematics_Real_Numbers_CBE_LessonSequence.docx
@@ -2066,7 +2066,7 @@
         </w:rPr>
         <w:t xml:space="preserve">© 2026 SeaVuria and ARES. This work is licensed under a </w:t>
       </w:r>
-      <w:hyperlink w:history="1" r:id="rIdd06ak42hs0j-uojadhfay">
+      <w:hyperlink w:history="1" r:id="rIdusqgk6ybgjylhgbdxpvnh">
         <w:r>
           <w:rPr>
             <w:rFonts w:ascii="Arial" w:cs="Arial" w:eastAsia="Arial" w:hAnsi="Arial"/>
@@ -2086,7 +2086,7 @@
         </w:rPr>
         <w:t xml:space="preserve"> (</w:t>
       </w:r>
-      <w:hyperlink w:history="1" r:id="rIdd5zqjj7bfydphmkvgwnky">
+      <w:hyperlink w:history="1" r:id="rId1tagwyoy1v_7slovzeqnx">
         <w:r>
           <w:rPr>
             <w:rFonts w:ascii="Arial" w:cs="Arial" w:eastAsia="Arial" w:hAnsi="Arial"/>
@@ -2106,7 +2106,7 @@
         </w:rPr>
         <w:t xml:space="preserve">). To view a copy of this license, visit </w:t>
       </w:r>
-      <w:hyperlink w:history="1" r:id="rIdnj0lit-uqgylnv3zyqf3w">
+      <w:hyperlink w:history="1" r:id="rIdunszctctvsv4z8fcli1bq">
         <w:r>
           <w:rPr>
             <w:rFonts w:ascii="Arial" w:cs="Arial" w:eastAsia="Arial" w:hAnsi="Arial"/>
@@ -3118,7 +3118,7 @@
             <w:pPr>
               <w:spacing w:after="20" w:before="0"/>
             </w:pPr>
-            <w:hyperlink w:history="1" r:id="rIdepau7kndtbwoi8tqhdzuc">
+            <w:hyperlink w:history="1" r:id="rIdcvs1sz0ea2hdenogehufw">
               <w:r>
                 <w:rPr>
                   <w:rFonts w:ascii="Arial" w:cs="Arial" w:eastAsia="Arial" w:hAnsi="Arial"/>
@@ -3151,7 +3151,7 @@
               <w:spacing w:after="10" w:before="0"/>
               <w:ind w:left="120"/>
             </w:pPr>
-            <w:hyperlink w:history="1" r:id="rIdlejcvtuvhpvsz8owq2rcf">
+            <w:hyperlink w:history="1" r:id="rIdvqhhm2htgeubcdp8nlfps">
               <w:r>
                 <w:rPr>
                   <w:rFonts w:ascii="Arial" w:cs="Arial" w:eastAsia="Arial" w:hAnsi="Arial"/>
@@ -3196,7 +3196,7 @@
             <w:pPr>
               <w:spacing w:after="20" w:before="0"/>
             </w:pPr>
-            <w:hyperlink w:history="1" r:id="rIdigwxfesutpq-tnizb2_uf">
+            <w:hyperlink w:history="1" r:id="rIdoboa3irdoqbi5mlwk-wf8">
               <w:r>
                 <w:rPr>
                   <w:rFonts w:ascii="Arial" w:cs="Arial" w:eastAsia="Arial" w:hAnsi="Arial"/>
@@ -3229,7 +3229,7 @@
               <w:spacing w:after="10" w:before="0"/>
               <w:ind w:left="120"/>
             </w:pPr>
-            <w:hyperlink w:history="1" r:id="rIdctmaoypmfx5amdhra4wfn">
+            <w:hyperlink w:history="1" r:id="rId6jojag41tpm0yfcrqktxp">
               <w:r>
                 <w:rPr>
                   <w:rFonts w:ascii="Arial" w:cs="Arial" w:eastAsia="Arial" w:hAnsi="Arial"/>
@@ -3500,7 +3500,7 @@
             <w:pPr>
               <w:spacing w:after="20" w:before="0"/>
             </w:pPr>
-            <w:hyperlink w:history="1" r:id="rIdc-tsbvamolkvm3refbazk">
+            <w:hyperlink w:history="1" r:id="rIdwgilolw9r5weujnocx5gt">
               <w:r>
                 <w:rPr>
                   <w:rFonts w:ascii="Arial" w:cs="Arial" w:eastAsia="Arial" w:hAnsi="Arial"/>
@@ -3533,7 +3533,7 @@
               <w:spacing w:after="10" w:before="0"/>
               <w:ind w:left="120"/>
             </w:pPr>
-            <w:hyperlink w:history="1" r:id="rIdjbbmzlflh89g1kvwxlpfc">
+            <w:hyperlink w:history="1" r:id="rIdmtewzxpwxkeehv9fvex8k">
               <w:r>
                 <w:rPr>
                   <w:rFonts w:ascii="Arial" w:cs="Arial" w:eastAsia="Arial" w:hAnsi="Arial"/>
@@ -3578,7 +3578,7 @@
             <w:pPr>
               <w:spacing w:after="20" w:before="0"/>
             </w:pPr>
-            <w:hyperlink w:history="1" r:id="rIdrvp35uslvjwxyrnb0sywg">
+            <w:hyperlink w:history="1" r:id="rIdccuor3m3thfpspm9tovsr">
               <w:r>
                 <w:rPr>
                   <w:rFonts w:ascii="Arial" w:cs="Arial" w:eastAsia="Arial" w:hAnsi="Arial"/>
@@ -3611,7 +3611,7 @@
               <w:spacing w:after="10" w:before="0"/>
               <w:ind w:left="120"/>
             </w:pPr>
-            <w:hyperlink w:history="1" r:id="rId6lxo2gxx_pfhvgtj3fqku">
+            <w:hyperlink w:history="1" r:id="rId6sxah2xdqqszdktwhvamx">
               <w:r>
                 <w:rPr>
                   <w:rFonts w:ascii="Arial" w:cs="Arial" w:eastAsia="Arial" w:hAnsi="Arial"/>
@@ -3901,7 +3901,7 @@
             <w:pPr>
               <w:spacing w:after="20" w:before="0"/>
             </w:pPr>
-            <w:hyperlink w:history="1" r:id="rIdd_d_t-fax_eeqd-_1tm4t">
+            <w:hyperlink w:history="1" r:id="rIdyisobcaglnvpwfbzmt_83">
               <w:r>
                 <w:rPr>
                   <w:rFonts w:ascii="Arial" w:cs="Arial" w:eastAsia="Arial" w:hAnsi="Arial"/>
@@ -3934,7 +3934,7 @@
               <w:spacing w:after="10" w:before="0"/>
               <w:ind w:left="120"/>
             </w:pPr>
-            <w:hyperlink w:history="1" r:id="rId2mmpnrlrjuzudal-drxds">
+            <w:hyperlink w:history="1" r:id="rId26mzna34mi_yi128sti3a">
               <w:r>
                 <w:rPr>
                   <w:rFonts w:ascii="Arial" w:cs="Arial" w:eastAsia="Arial" w:hAnsi="Arial"/>
@@ -3979,7 +3979,7 @@
             <w:pPr>
               <w:spacing w:after="20" w:before="0"/>
             </w:pPr>
-            <w:hyperlink w:history="1" r:id="rIdi3ha9nywakrlt2sms4gwf">
+            <w:hyperlink w:history="1" r:id="rIdp919incv70ln7ewoeushw">
               <w:r>
                 <w:rPr>
                   <w:rFonts w:ascii="Arial" w:cs="Arial" w:eastAsia="Arial" w:hAnsi="Arial"/>
@@ -4012,7 +4012,7 @@
               <w:spacing w:after="10" w:before="0"/>
               <w:ind w:left="120"/>
             </w:pPr>
-            <w:hyperlink w:history="1" r:id="rId1fe4do2jaxusakpmsjqek">
+            <w:hyperlink w:history="1" r:id="rIdowifr-pnmx4ck4mnyx_al">
               <w:r>
                 <w:rPr>
                   <w:rFonts w:ascii="Arial" w:cs="Arial" w:eastAsia="Arial" w:hAnsi="Arial"/>
@@ -4321,7 +4321,7 @@
             <w:pPr>
               <w:spacing w:after="20" w:before="0"/>
             </w:pPr>
-            <w:hyperlink w:history="1" r:id="rIdj4c2i9oqnnmuwhoqpr8pp">
+            <w:hyperlink w:history="1" r:id="rId3unfka4hu8l23xpa97kbu">
               <w:r>
                 <w:rPr>
                   <w:rFonts w:ascii="Arial" w:cs="Arial" w:eastAsia="Arial" w:hAnsi="Arial"/>
@@ -4354,7 +4354,7 @@
               <w:spacing w:after="10" w:before="0"/>
               <w:ind w:left="120"/>
             </w:pPr>
-            <w:hyperlink w:history="1" r:id="rId8etgbpy-nxgzmhxv-o6ts">
+            <w:hyperlink w:history="1" r:id="rIdq0fesj1a8eg_t0s8fjon7">
               <w:r>
                 <w:rPr>
                   <w:rFonts w:ascii="Arial" w:cs="Arial" w:eastAsia="Arial" w:hAnsi="Arial"/>
@@ -4399,7 +4399,7 @@
             <w:pPr>
               <w:spacing w:after="20" w:before="0"/>
             </w:pPr>
-            <w:hyperlink w:history="1" r:id="rIdz6ewdlwy062koldhnqyaz">
+            <w:hyperlink w:history="1" r:id="rId4i0pm2suylvrwnhzmpqtv">
               <w:r>
                 <w:rPr>
                   <w:rFonts w:ascii="Arial" w:cs="Arial" w:eastAsia="Arial" w:hAnsi="Arial"/>
@@ -4432,7 +4432,7 @@
               <w:spacing w:after="10" w:before="0"/>
               <w:ind w:left="120"/>
             </w:pPr>
-            <w:hyperlink w:history="1" r:id="rIdwkcxgxztbcdcypxoqwgvd">
+            <w:hyperlink w:history="1" r:id="rIdmggqg1nbhhcjgq2sbxlxp">
               <w:r>
                 <w:rPr>
                   <w:rFonts w:ascii="Arial" w:cs="Arial" w:eastAsia="Arial" w:hAnsi="Arial"/>
@@ -4722,7 +4722,7 @@
             <w:pPr>
               <w:spacing w:after="20" w:before="0"/>
             </w:pPr>
-            <w:hyperlink w:history="1" r:id="rIdzq9ndfrfq4pcuq5e0ioph">
+            <w:hyperlink w:history="1" r:id="rIdwif9wb6mrxglslbawxvlt">
               <w:r>
                 <w:rPr>
                   <w:rFonts w:ascii="Arial" w:cs="Arial" w:eastAsia="Arial" w:hAnsi="Arial"/>
@@ -4755,7 +4755,7 @@
               <w:spacing w:after="10" w:before="0"/>
               <w:ind w:left="120"/>
             </w:pPr>
-            <w:hyperlink w:history="1" r:id="rIdtjmncjc3zlsp9suc9hyr-">
+            <w:hyperlink w:history="1" r:id="rIdbcfbyzjtvdrbd-zeq-ewx">
               <w:r>
                 <w:rPr>
                   <w:rFonts w:ascii="Arial" w:cs="Arial" w:eastAsia="Arial" w:hAnsi="Arial"/>
@@ -4800,7 +4800,7 @@
             <w:pPr>
               <w:spacing w:after="20" w:before="0"/>
             </w:pPr>
-            <w:hyperlink w:history="1" r:id="rIdyv2wgmnykmcztbj5syhbv">
+            <w:hyperlink w:history="1" r:id="rIde9hbtn_yhk0fjtjorx5ov">
               <w:r>
                 <w:rPr>
                   <w:rFonts w:ascii="Arial" w:cs="Arial" w:eastAsia="Arial" w:hAnsi="Arial"/>
@@ -4833,7 +4833,7 @@
               <w:spacing w:after="10" w:before="0"/>
               <w:ind w:left="120"/>
             </w:pPr>
-            <w:hyperlink w:history="1" r:id="rIdsehsm7p2pretv83iy08dv">
+            <w:hyperlink w:history="1" r:id="rIdqu7zcuk8bw_2p6njy0ogh">
               <w:r>
                 <w:rPr>
                   <w:rFonts w:ascii="Arial" w:cs="Arial" w:eastAsia="Arial" w:hAnsi="Arial"/>
@@ -5440,7 +5440,7 @@
         </w:rPr>
         <w:t xml:space="preserve">© 2026 SeaVuria and ARES. Aligned with KICD objectives. Developed by SeaVuria; technical implementation by ARES (with AI assistance from Claude). Licensed under </w:t>
       </w:r>
-      <w:hyperlink w:history="1" r:id="rIdnkd7p3wrsk2uixzetduca">
+      <w:hyperlink w:history="1" r:id="rIdaa3hnaqrdf3vr2dlmyy7t">
         <w:r>
           <w:rPr>
             <w:rFonts w:ascii="Arial" w:cs="Arial" w:eastAsia="Arial" w:hAnsi="Arial"/>
@@ -5461,7 +5461,7 @@
         </w:rPr>
         <w:t xml:space="preserve"> (</w:t>
       </w:r>
-      <w:hyperlink w:history="1" r:id="rIdqkzqbhbqiv4oye0oub0ic">
+      <w:hyperlink w:history="1" r:id="rIdfsrwgpleqd5iildri7ath">
         <w:r>
           <w:rPr>
             <w:rFonts w:ascii="Arial" w:cs="Arial" w:eastAsia="Arial" w:hAnsi="Arial"/>
@@ -6474,7 +6474,7 @@
             <w:pPr>
               <w:spacing w:after="20" w:before="0"/>
             </w:pPr>
-            <w:hyperlink w:history="1" r:id="rId4jg2kh6vhignyydcnzuip">
+            <w:hyperlink w:history="1" r:id="rIdwlwoyhgd-nylrlgqvr3b5">
               <w:r>
                 <w:rPr>
                   <w:rFonts w:ascii="Arial" w:cs="Arial" w:eastAsia="Arial" w:hAnsi="Arial"/>
@@ -6507,7 +6507,7 @@
               <w:spacing w:after="10" w:before="0"/>
               <w:ind w:left="120"/>
             </w:pPr>
-            <w:hyperlink w:history="1" r:id="rIdegvgpdjrdbnspqfmkf7gn">
+            <w:hyperlink w:history="1" r:id="rIdauxunidzsc4i-kgkna7oj">
               <w:r>
                 <w:rPr>
                   <w:rFonts w:ascii="Arial" w:cs="Arial" w:eastAsia="Arial" w:hAnsi="Arial"/>
@@ -6552,7 +6552,7 @@
             <w:pPr>
               <w:spacing w:after="20" w:before="0"/>
             </w:pPr>
-            <w:hyperlink w:history="1" r:id="rId_hyyd_6fqtr2ujed1_coa">
+            <w:hyperlink w:history="1" r:id="rIdh047xjbrbmom3gdfzqkhk">
               <w:r>
                 <w:rPr>
                   <w:rFonts w:ascii="Arial" w:cs="Arial" w:eastAsia="Arial" w:hAnsi="Arial"/>
@@ -6585,7 +6585,7 @@
               <w:spacing w:after="10" w:before="0"/>
               <w:ind w:left="120"/>
             </w:pPr>
-            <w:hyperlink w:history="1" r:id="rIdrqb2vlk-ukje8sqlmstgd">
+            <w:hyperlink w:history="1" r:id="rIds1rnow9biosrrci8ccv1t">
               <w:r>
                 <w:rPr>
                   <w:rFonts w:ascii="Arial" w:cs="Arial" w:eastAsia="Arial" w:hAnsi="Arial"/>
@@ -6780,7 +6780,7 @@
             <w:pPr>
               <w:spacing w:after="20" w:before="0"/>
             </w:pPr>
-            <w:hyperlink w:history="1" r:id="rIdxikepwklvkxik23qdt8xc">
+            <w:hyperlink w:history="1" r:id="rIdq_fggm9nk3jtcu9huoz62">
               <w:r>
                 <w:rPr>
                   <w:rFonts w:ascii="Arial" w:cs="Arial" w:eastAsia="Arial" w:hAnsi="Arial"/>
@@ -6813,7 +6813,7 @@
               <w:spacing w:after="10" w:before="0"/>
               <w:ind w:left="120"/>
             </w:pPr>
-            <w:hyperlink w:history="1" r:id="rIda1zvchyvezeb1-wsvqjaz">
+            <w:hyperlink w:history="1" r:id="rId20v0iotxwz3gc33kh2xr8">
               <w:r>
                 <w:rPr>
                   <w:rFonts w:ascii="Arial" w:cs="Arial" w:eastAsia="Arial" w:hAnsi="Arial"/>
@@ -6858,7 +6858,7 @@
             <w:pPr>
               <w:spacing w:after="20" w:before="0"/>
             </w:pPr>
-            <w:hyperlink w:history="1" r:id="rIdmopphnbsnxgg021e-8hi5">
+            <w:hyperlink w:history="1" r:id="rIdnkvd7epd2hrtfv1oludub">
               <w:r>
                 <w:rPr>
                   <w:rFonts w:ascii="Arial" w:cs="Arial" w:eastAsia="Arial" w:hAnsi="Arial"/>
@@ -6891,7 +6891,7 @@
               <w:spacing w:after="10" w:before="0"/>
               <w:ind w:left="120"/>
             </w:pPr>
-            <w:hyperlink w:history="1" r:id="rIdte5abcz2d_o29_2atcyvh">
+            <w:hyperlink w:history="1" r:id="rIdzzgyuf477qmv6dttwabkq">
               <w:r>
                 <w:rPr>
                   <w:rFonts w:ascii="Arial" w:cs="Arial" w:eastAsia="Arial" w:hAnsi="Arial"/>
@@ -7314,7 +7314,7 @@
             <w:pPr>
               <w:spacing w:after="20" w:before="0"/>
             </w:pPr>
-            <w:hyperlink w:history="1" r:id="rId0fht4luxmihdcjb59pc8z">
+            <w:hyperlink w:history="1" r:id="rIdakjl7fbvsximdyr2b1vji">
               <w:r>
                 <w:rPr>
                   <w:rFonts w:ascii="Arial" w:cs="Arial" w:eastAsia="Arial" w:hAnsi="Arial"/>
@@ -7347,7 +7347,7 @@
               <w:spacing w:after="10" w:before="0"/>
               <w:ind w:left="120"/>
             </w:pPr>
-            <w:hyperlink w:history="1" r:id="rIdhgnfcrf_dtqdpgsoxnxwr">
+            <w:hyperlink w:history="1" r:id="rIddpsla51sv4mt12ztcaane">
               <w:r>
                 <w:rPr>
                   <w:rFonts w:ascii="Arial" w:cs="Arial" w:eastAsia="Arial" w:hAnsi="Arial"/>
@@ -7392,7 +7392,7 @@
             <w:pPr>
               <w:spacing w:after="20" w:before="0"/>
             </w:pPr>
-            <w:hyperlink w:history="1" r:id="rIdan5mm9tuw5utnsntz_ruh">
+            <w:hyperlink w:history="1" r:id="rIdsfob4zbmubzhcu06ysguw">
               <w:r>
                 <w:rPr>
                   <w:rFonts w:ascii="Arial" w:cs="Arial" w:eastAsia="Arial" w:hAnsi="Arial"/>
@@ -7425,7 +7425,7 @@
               <w:spacing w:after="10" w:before="0"/>
               <w:ind w:left="120"/>
             </w:pPr>
-            <w:hyperlink w:history="1" r:id="rIdnohcx5kh3j_ugm6f4u2tt">
+            <w:hyperlink w:history="1" r:id="rIdrczwxgwpg7bs0tbpbciot">
               <w:r>
                 <w:rPr>
                   <w:rFonts w:ascii="Arial" w:cs="Arial" w:eastAsia="Arial" w:hAnsi="Arial"/>
@@ -7620,7 +7620,7 @@
             <w:pPr>
               <w:spacing w:after="20" w:before="0"/>
             </w:pPr>
-            <w:hyperlink w:history="1" r:id="rIdrwt2mmjdgewvflegb7jxz">
+            <w:hyperlink w:history="1" r:id="rId95lbzy_bib67rxucdovvx">
               <w:r>
                 <w:rPr>
                   <w:rFonts w:ascii="Arial" w:cs="Arial" w:eastAsia="Arial" w:hAnsi="Arial"/>
@@ -7653,7 +7653,7 @@
               <w:spacing w:after="10" w:before="0"/>
               <w:ind w:left="120"/>
             </w:pPr>
-            <w:hyperlink w:history="1" r:id="rIdmizok2n9vsbo-u8q-gt7u">
+            <w:hyperlink w:history="1" r:id="rIdvrcyopesqvdkvb_4bna8m">
               <w:r>
                 <w:rPr>
                   <w:rFonts w:ascii="Arial" w:cs="Arial" w:eastAsia="Arial" w:hAnsi="Arial"/>
@@ -7698,7 +7698,7 @@
             <w:pPr>
               <w:spacing w:after="20" w:before="0"/>
             </w:pPr>
-            <w:hyperlink w:history="1" r:id="rIdply3ul-vzqgaiedmhxn6d">
+            <w:hyperlink w:history="1" r:id="rIdfppqu6_upcm40buw2dc6x">
               <w:r>
                 <w:rPr>
                   <w:rFonts w:ascii="Arial" w:cs="Arial" w:eastAsia="Arial" w:hAnsi="Arial"/>
@@ -7731,7 +7731,7 @@
               <w:spacing w:after="10" w:before="0"/>
               <w:ind w:left="120"/>
             </w:pPr>
-            <w:hyperlink w:history="1" r:id="rIdp9g9_1jidfbaxkc_pmdsb">
+            <w:hyperlink w:history="1" r:id="rIdbst1wppnlslgehcqdl8_h">
               <w:r>
                 <w:rPr>
                   <w:rFonts w:ascii="Arial" w:cs="Arial" w:eastAsia="Arial" w:hAnsi="Arial"/>
@@ -7926,7 +7926,7 @@
             <w:pPr>
               <w:spacing w:after="20" w:before="0"/>
             </w:pPr>
-            <w:hyperlink w:history="1" r:id="rIdcxdwrlekpmyil1lhfcj0w">
+            <w:hyperlink w:history="1" r:id="rIdglj6fgll-za5kpckz05lz">
               <w:r>
                 <w:rPr>
                   <w:rFonts w:ascii="Arial" w:cs="Arial" w:eastAsia="Arial" w:hAnsi="Arial"/>
@@ -7959,7 +7959,7 @@
               <w:spacing w:after="10" w:before="0"/>
               <w:ind w:left="120"/>
             </w:pPr>
-            <w:hyperlink w:history="1" r:id="rIdir5jua2virfzw6tjx7p3n">
+            <w:hyperlink w:history="1" r:id="rIdsz0j7swrownkxby3p_9hl">
               <w:r>
                 <w:rPr>
                   <w:rFonts w:ascii="Arial" w:cs="Arial" w:eastAsia="Arial" w:hAnsi="Arial"/>
@@ -8004,7 +8004,7 @@
             <w:pPr>
               <w:spacing w:after="20" w:before="0"/>
             </w:pPr>
-            <w:hyperlink w:history="1" r:id="rIdtheagqlutvwrrsuwvym89">
+            <w:hyperlink w:history="1" r:id="rId2snwvffdomqj3qjisg36m">
               <w:r>
                 <w:rPr>
                   <w:rFonts w:ascii="Arial" w:cs="Arial" w:eastAsia="Arial" w:hAnsi="Arial"/>
@@ -8053,7 +8053,7 @@
               <w:spacing w:after="10" w:before="0"/>
               <w:ind w:left="120"/>
             </w:pPr>
-            <w:hyperlink w:history="1" r:id="rId4qki0eebl_593m633cmmk">
+            <w:hyperlink w:history="1" r:id="rIdq9i68dtsqjvxmacw3yroz">
               <w:r>
                 <w:rPr>
                   <w:rFonts w:ascii="Arial" w:cs="Arial" w:eastAsia="Arial" w:hAnsi="Arial"/>
@@ -8565,7 +8565,7 @@
         </w:rPr>
         <w:t xml:space="preserve">© 2026 SeaVuria and ARES. Aligned with KICD objectives. Developed by SeaVuria; technical implementation by ARES (with AI assistance from Claude). Licensed under </w:t>
       </w:r>
-      <w:hyperlink w:history="1" r:id="rIdzbdjn0rlm5orb0fxytmyz">
+      <w:hyperlink w:history="1" r:id="rId617oyhghvhkseroxtud39">
         <w:r>
           <w:rPr>
             <w:rFonts w:ascii="Arial" w:cs="Arial" w:eastAsia="Arial" w:hAnsi="Arial"/>
@@ -8586,7 +8586,7 @@
         </w:rPr>
         <w:t xml:space="preserve"> (</w:t>
       </w:r>
-      <w:hyperlink w:history="1" r:id="rIdupayrdqslzvcg0-wajknz">
+      <w:hyperlink w:history="1" r:id="rIdbe6zdvqwbbwuvysypdu_q">
         <w:r>
           <w:rPr>
             <w:rFonts w:ascii="Arial" w:cs="Arial" w:eastAsia="Arial" w:hAnsi="Arial"/>
@@ -9599,7 +9599,7 @@
             <w:pPr>
               <w:spacing w:after="20" w:before="0"/>
             </w:pPr>
-            <w:hyperlink w:history="1" r:id="rIdox2fenqvbjxgoawwdyu-c">
+            <w:hyperlink w:history="1" r:id="rId2_tzkoi6zdx1cfulfk2ce">
               <w:r>
                 <w:rPr>
                   <w:rFonts w:ascii="Arial" w:cs="Arial" w:eastAsia="Arial" w:hAnsi="Arial"/>
@@ -9632,7 +9632,7 @@
               <w:spacing w:after="10" w:before="0"/>
               <w:ind w:left="120"/>
             </w:pPr>
-            <w:hyperlink w:history="1" r:id="rIdaa8ywksjqgikfcbgpvm2r">
+            <w:hyperlink w:history="1" r:id="rIdiqjunyllsuwmae2f2yczc">
               <w:r>
                 <w:rPr>
                   <w:rFonts w:ascii="Arial" w:cs="Arial" w:eastAsia="Arial" w:hAnsi="Arial"/>
@@ -9677,7 +9677,7 @@
             <w:pPr>
               <w:spacing w:after="20" w:before="0"/>
             </w:pPr>
-            <w:hyperlink w:history="1" r:id="rIdovdbsoekqxrp-3poevx12">
+            <w:hyperlink w:history="1" r:id="rId3wjjevdqdivw3ic19q3_w">
               <w:r>
                 <w:rPr>
                   <w:rFonts w:ascii="Arial" w:cs="Arial" w:eastAsia="Arial" w:hAnsi="Arial"/>
@@ -9710,7 +9710,7 @@
               <w:spacing w:after="10" w:before="0"/>
               <w:ind w:left="120"/>
             </w:pPr>
-            <w:hyperlink w:history="1" r:id="rId45m8hrmvz1qwczaqlrfeh">
+            <w:hyperlink w:history="1" r:id="rIdjqqskicd-i0mwry2fiqhm">
               <w:r>
                 <w:rPr>
                   <w:rFonts w:ascii="Arial" w:cs="Arial" w:eastAsia="Arial" w:hAnsi="Arial"/>
@@ -9905,7 +9905,7 @@
             <w:pPr>
               <w:spacing w:after="20" w:before="0"/>
             </w:pPr>
-            <w:hyperlink w:history="1" r:id="rIdprnreke2_0pzbuei-5mdq">
+            <w:hyperlink w:history="1" r:id="rIdz4fantggkfvrnsbh7q-2b">
               <w:r>
                 <w:rPr>
                   <w:rFonts w:ascii="Arial" w:cs="Arial" w:eastAsia="Arial" w:hAnsi="Arial"/>
@@ -9938,7 +9938,7 @@
               <w:spacing w:after="10" w:before="0"/>
               <w:ind w:left="120"/>
             </w:pPr>
-            <w:hyperlink w:history="1" r:id="rIdtw8kigyje0dnvsbuvq98o">
+            <w:hyperlink w:history="1" r:id="rIdl2wnyfu8lqufg_z6rqrhi">
               <w:r>
                 <w:rPr>
                   <w:rFonts w:ascii="Arial" w:cs="Arial" w:eastAsia="Arial" w:hAnsi="Arial"/>
@@ -9983,7 +9983,7 @@
             <w:pPr>
               <w:spacing w:after="20" w:before="0"/>
             </w:pPr>
-            <w:hyperlink w:history="1" r:id="rIdbmkewj5y-bmewpkaoltoi">
+            <w:hyperlink w:history="1" r:id="rIdjrdria83kossf7ixgi389">
               <w:r>
                 <w:rPr>
                   <w:rFonts w:ascii="Arial" w:cs="Arial" w:eastAsia="Arial" w:hAnsi="Arial"/>
@@ -10016,7 +10016,7 @@
               <w:spacing w:after="10" w:before="0"/>
               <w:ind w:left="120"/>
             </w:pPr>
-            <w:hyperlink w:history="1" r:id="rIdnz75rvgtog4e82ih0luz4">
+            <w:hyperlink w:history="1" r:id="rIdciwvut0bzfynbs36lbttf">
               <w:r>
                 <w:rPr>
                   <w:rFonts w:ascii="Arial" w:cs="Arial" w:eastAsia="Arial" w:hAnsi="Arial"/>
@@ -10211,7 +10211,7 @@
             <w:pPr>
               <w:spacing w:after="20" w:before="0"/>
             </w:pPr>
-            <w:hyperlink w:history="1" r:id="rIdf2v60-xbur91ifo_jnkfj">
+            <w:hyperlink w:history="1" r:id="rIde0gd3u-nwgabp4-g461uj">
               <w:r>
                 <w:rPr>
                   <w:rFonts w:ascii="Arial" w:cs="Arial" w:eastAsia="Arial" w:hAnsi="Arial"/>
@@ -10244,7 +10244,7 @@
               <w:spacing w:after="10" w:before="0"/>
               <w:ind w:left="120"/>
             </w:pPr>
-            <w:hyperlink w:history="1" r:id="rIdn20lho9k6yp1cul3tbpcg">
+            <w:hyperlink w:history="1" r:id="rIdttfnz_bim28ukbm2cwus0">
               <w:r>
                 <w:rPr>
                   <w:rFonts w:ascii="Arial" w:cs="Arial" w:eastAsia="Arial" w:hAnsi="Arial"/>
@@ -10289,7 +10289,7 @@
             <w:pPr>
               <w:spacing w:after="20" w:before="0"/>
             </w:pPr>
-            <w:hyperlink w:history="1" r:id="rId5f_b9sjbcelrekryhqjn8">
+            <w:hyperlink w:history="1" r:id="rIdi3apjfw4fw5d5vlezcms3">
               <w:r>
                 <w:rPr>
                   <w:rFonts w:ascii="Arial" w:cs="Arial" w:eastAsia="Arial" w:hAnsi="Arial"/>
@@ -10322,7 +10322,7 @@
               <w:spacing w:after="10" w:before="0"/>
               <w:ind w:left="120"/>
             </w:pPr>
-            <w:hyperlink w:history="1" r:id="rIdahwcplv1nuhqe7jn68ox8">
+            <w:hyperlink w:history="1" r:id="rIdwmmfznr_yef3ahuk_4gdw">
               <w:r>
                 <w:rPr>
                   <w:rFonts w:ascii="Arial" w:cs="Arial" w:eastAsia="Arial" w:hAnsi="Arial"/>
@@ -10517,7 +10517,7 @@
             <w:pPr>
               <w:spacing w:after="20" w:before="0"/>
             </w:pPr>
-            <w:hyperlink w:history="1" r:id="rId4_bp17foi4m9azvwtqqvt">
+            <w:hyperlink w:history="1" r:id="rId0tybj9pqoxga_kyoubool">
               <w:r>
                 <w:rPr>
                   <w:rFonts w:ascii="Arial" w:cs="Arial" w:eastAsia="Arial" w:hAnsi="Arial"/>
@@ -10550,7 +10550,7 @@
               <w:spacing w:after="10" w:before="0"/>
               <w:ind w:left="120"/>
             </w:pPr>
-            <w:hyperlink w:history="1" r:id="rIdvqklqllre49ao11efpple">
+            <w:hyperlink w:history="1" r:id="rIdl3xpjrfxa3sgqr17onvbz">
               <w:r>
                 <w:rPr>
                   <w:rFonts w:ascii="Arial" w:cs="Arial" w:eastAsia="Arial" w:hAnsi="Arial"/>
@@ -10595,7 +10595,7 @@
             <w:pPr>
               <w:spacing w:after="20" w:before="0"/>
             </w:pPr>
-            <w:hyperlink w:history="1" r:id="rIdu5rrpui9nir2qvynw9eej">
+            <w:hyperlink w:history="1" r:id="rIde9jik9em5wq3eqotb8yn_">
               <w:r>
                 <w:rPr>
                   <w:rFonts w:ascii="Arial" w:cs="Arial" w:eastAsia="Arial" w:hAnsi="Arial"/>
@@ -10628,7 +10628,7 @@
               <w:spacing w:after="10" w:before="0"/>
               <w:ind w:left="120"/>
             </w:pPr>
-            <w:hyperlink w:history="1" r:id="rIdh8a7kj28hsimmnpz4rlt6">
+            <w:hyperlink w:history="1" r:id="rIdzn9ku3xl612ogxclxod-u">
               <w:r>
                 <w:rPr>
                   <w:rFonts w:ascii="Arial" w:cs="Arial" w:eastAsia="Arial" w:hAnsi="Arial"/>
@@ -10823,7 +10823,7 @@
             <w:pPr>
               <w:spacing w:after="20" w:before="0"/>
             </w:pPr>
-            <w:hyperlink w:history="1" r:id="rIdzu-gvlma2rt7itlt7xnci">
+            <w:hyperlink w:history="1" r:id="rIdwiejnxgnuldn-swzmhrzm">
               <w:r>
                 <w:rPr>
                   <w:rFonts w:ascii="Arial" w:cs="Arial" w:eastAsia="Arial" w:hAnsi="Arial"/>
@@ -10856,7 +10856,7 @@
               <w:spacing w:after="10" w:before="0"/>
               <w:ind w:left="120"/>
             </w:pPr>
-            <w:hyperlink w:history="1" r:id="rIdefqipiwrkv1icvyoewm_z">
+            <w:hyperlink w:history="1" r:id="rIdc8cjndexgg8sevk2z-x3o">
               <w:r>
                 <w:rPr>
                   <w:rFonts w:ascii="Arial" w:cs="Arial" w:eastAsia="Arial" w:hAnsi="Arial"/>
@@ -10901,7 +10901,7 @@
             <w:pPr>
               <w:spacing w:after="20" w:before="0"/>
             </w:pPr>
-            <w:hyperlink w:history="1" r:id="rIdgejxlt-zxkso9cz8ac69e">
+            <w:hyperlink w:history="1" r:id="rIdjq70p4dunqo7ob4cztu_1">
               <w:r>
                 <w:rPr>
                   <w:rFonts w:ascii="Arial" w:cs="Arial" w:eastAsia="Arial" w:hAnsi="Arial"/>
@@ -10934,7 +10934,7 @@
               <w:spacing w:after="10" w:before="0"/>
               <w:ind w:left="120"/>
             </w:pPr>
-            <w:hyperlink w:history="1" r:id="rIditxugeeml_mofztv4me4m">
+            <w:hyperlink w:history="1" r:id="rIduaevic3o0hzwmfe11sfvw">
               <w:r>
                 <w:rPr>
                   <w:rFonts w:ascii="Arial" w:cs="Arial" w:eastAsia="Arial" w:hAnsi="Arial"/>
@@ -11541,7 +11541,7 @@
         </w:rPr>
         <w:t xml:space="preserve">© 2026 SeaVuria and ARES. Aligned with KICD objectives. Developed by SeaVuria; technical implementation by ARES (with AI assistance from Claude). Licensed under </w:t>
       </w:r>
-      <w:hyperlink w:history="1" r:id="rIdkay9kw1p9r0it_pmpcdvy">
+      <w:hyperlink w:history="1" r:id="rId8v0pojxdtfipscfo7xynj">
         <w:r>
           <w:rPr>
             <w:rFonts w:ascii="Arial" w:cs="Arial" w:eastAsia="Arial" w:hAnsi="Arial"/>
@@ -11562,7 +11562,7 @@
         </w:rPr>
         <w:t xml:space="preserve"> (</w:t>
       </w:r>
-      <w:hyperlink w:history="1" r:id="rIdxcugtkvmtxs3_h05gcljx">
+      <w:hyperlink w:history="1" r:id="rIdpagx1ex8ikw45ljn2ezix">
         <w:r>
           <w:rPr>
             <w:rFonts w:ascii="Arial" w:cs="Arial" w:eastAsia="Arial" w:hAnsi="Arial"/>
@@ -12658,7 +12658,7 @@
             <w:pPr>
               <w:spacing w:after="20" w:before="0"/>
             </w:pPr>
-            <w:hyperlink w:history="1" r:id="rIdkgfdj7czffpbuz6w6o2y0">
+            <w:hyperlink w:history="1" r:id="rIdzts3l5kdaz-jwxeibbg1i">
               <w:r>
                 <w:rPr>
                   <w:rFonts w:ascii="Arial" w:cs="Arial" w:eastAsia="Arial" w:hAnsi="Arial"/>
@@ -12691,7 +12691,7 @@
               <w:spacing w:after="10" w:before="0"/>
               <w:ind w:left="120"/>
             </w:pPr>
-            <w:hyperlink w:history="1" r:id="rIdxs2c0_cibdgqy66hhhd-j">
+            <w:hyperlink w:history="1" r:id="rId5u5cchsjh3a4trylvezbh">
               <w:r>
                 <w:rPr>
                   <w:rFonts w:ascii="Arial" w:cs="Arial" w:eastAsia="Arial" w:hAnsi="Arial"/>
@@ -12736,7 +12736,7 @@
             <w:pPr>
               <w:spacing w:after="20" w:before="0"/>
             </w:pPr>
-            <w:hyperlink w:history="1" r:id="rIdm9oupbmyhrujrmh_f9kjc">
+            <w:hyperlink w:history="1" r:id="rIde9plxtl-vbf_jkznksx87">
               <w:r>
                 <w:rPr>
                   <w:rFonts w:ascii="Arial" w:cs="Arial" w:eastAsia="Arial" w:hAnsi="Arial"/>
@@ -12769,7 +12769,7 @@
               <w:spacing w:after="10" w:before="0"/>
               <w:ind w:left="120"/>
             </w:pPr>
-            <w:hyperlink w:history="1" r:id="rIdm7xsn0s_cyrriy4kfy4ar">
+            <w:hyperlink w:history="1" r:id="rId-nohbabd102vdz84axao-">
               <w:r>
                 <w:rPr>
                   <w:rFonts w:ascii="Arial" w:cs="Arial" w:eastAsia="Arial" w:hAnsi="Arial"/>
@@ -12964,7 +12964,7 @@
             <w:pPr>
               <w:spacing w:after="20" w:before="0"/>
             </w:pPr>
-            <w:hyperlink w:history="1" r:id="rIdgnuvdupz5tjbt_iobbnvl">
+            <w:hyperlink w:history="1" r:id="rIdsf7p26alqnp4-ziqveceg">
               <w:r>
                 <w:rPr>
                   <w:rFonts w:ascii="Arial" w:cs="Arial" w:eastAsia="Arial" w:hAnsi="Arial"/>
@@ -12997,7 +12997,7 @@
               <w:spacing w:after="10" w:before="0"/>
               <w:ind w:left="120"/>
             </w:pPr>
-            <w:hyperlink w:history="1" r:id="rIdwk4gzjgdjabb7ejjjwcyu">
+            <w:hyperlink w:history="1" r:id="rIdhd25mbbkpfjne1tr_mem2">
               <w:r>
                 <w:rPr>
                   <w:rFonts w:ascii="Arial" w:cs="Arial" w:eastAsia="Arial" w:hAnsi="Arial"/>
@@ -13042,7 +13042,7 @@
             <w:pPr>
               <w:spacing w:after="20" w:before="0"/>
             </w:pPr>
-            <w:hyperlink w:history="1" r:id="rIdickr1njwgbivelns5f8j3">
+            <w:hyperlink w:history="1" r:id="rIdtnor5oxqprheafheam0l4">
               <w:r>
                 <w:rPr>
                   <w:rFonts w:ascii="Arial" w:cs="Arial" w:eastAsia="Arial" w:hAnsi="Arial"/>
@@ -13075,7 +13075,7 @@
               <w:spacing w:after="10" w:before="0"/>
               <w:ind w:left="120"/>
             </w:pPr>
-            <w:hyperlink w:history="1" r:id="rIdbw7nunm0yv8v0pq4avvi0">
+            <w:hyperlink w:history="1" r:id="rIdpnei3j2difzt4a6ge-qut">
               <w:r>
                 <w:rPr>
                   <w:rFonts w:ascii="Arial" w:cs="Arial" w:eastAsia="Arial" w:hAnsi="Arial"/>
@@ -13270,7 +13270,7 @@
             <w:pPr>
               <w:spacing w:after="20" w:before="0"/>
             </w:pPr>
-            <w:hyperlink w:history="1" r:id="rId6ian1j4zyeszv6y6xrnfw">
+            <w:hyperlink w:history="1" r:id="rIdu_uvide79hmdf202kf4ce">
               <w:r>
                 <w:rPr>
                   <w:rFonts w:ascii="Arial" w:cs="Arial" w:eastAsia="Arial" w:hAnsi="Arial"/>
@@ -13303,7 +13303,7 @@
               <w:spacing w:after="10" w:before="0"/>
               <w:ind w:left="120"/>
             </w:pPr>
-            <w:hyperlink w:history="1" r:id="rIdjesiqakgzmvpwjw_aod_c">
+            <w:hyperlink w:history="1" r:id="rIdsrv1h9k-q0f4n0xuevdmo">
               <w:r>
                 <w:rPr>
                   <w:rFonts w:ascii="Arial" w:cs="Arial" w:eastAsia="Arial" w:hAnsi="Arial"/>
@@ -13348,7 +13348,7 @@
             <w:pPr>
               <w:spacing w:after="20" w:before="0"/>
             </w:pPr>
-            <w:hyperlink w:history="1" r:id="rIduy5m4ppj_ivodvicqhjvl">
+            <w:hyperlink w:history="1" r:id="rIdimqaewt6lrmeb8jm0s2ft">
               <w:r>
                 <w:rPr>
                   <w:rFonts w:ascii="Arial" w:cs="Arial" w:eastAsia="Arial" w:hAnsi="Arial"/>
@@ -13397,7 +13397,7 @@
               <w:spacing w:after="10" w:before="0"/>
               <w:ind w:left="120"/>
             </w:pPr>
-            <w:hyperlink w:history="1" r:id="rIdn3r9ykgq2hg5xgnedzvyq">
+            <w:hyperlink w:history="1" r:id="rIdscet_az-7v7zcqz_dsmx-">
               <w:r>
                 <w:rPr>
                   <w:rFonts w:ascii="Arial" w:cs="Arial" w:eastAsia="Arial" w:hAnsi="Arial"/>
@@ -13592,7 +13592,7 @@
             <w:pPr>
               <w:spacing w:after="20" w:before="0"/>
             </w:pPr>
-            <w:hyperlink w:history="1" r:id="rIdssuqroayhq0tioabny8om">
+            <w:hyperlink w:history="1" r:id="rId0mk4hxhx3nzxfwz072v4l">
               <w:r>
                 <w:rPr>
                   <w:rFonts w:ascii="Arial" w:cs="Arial" w:eastAsia="Arial" w:hAnsi="Arial"/>
@@ -13625,7 +13625,7 @@
               <w:spacing w:after="10" w:before="0"/>
               <w:ind w:left="120"/>
             </w:pPr>
-            <w:hyperlink w:history="1" r:id="rIdspzhuluwvhykqe5yblvr6">
+            <w:hyperlink w:history="1" r:id="rIdz5ytz0usmifvctcfetrcv">
               <w:r>
                 <w:rPr>
                   <w:rFonts w:ascii="Arial" w:cs="Arial" w:eastAsia="Arial" w:hAnsi="Arial"/>
@@ -13670,7 +13670,7 @@
             <w:pPr>
               <w:spacing w:after="20" w:before="0"/>
             </w:pPr>
-            <w:hyperlink w:history="1" r:id="rIdwhvklutjm8rmn3ttr5kqy">
+            <w:hyperlink w:history="1" r:id="rIdlxt6qakvir9uzumugc2ip">
               <w:r>
                 <w:rPr>
                   <w:rFonts w:ascii="Arial" w:cs="Arial" w:eastAsia="Arial" w:hAnsi="Arial"/>
@@ -13719,7 +13719,7 @@
               <w:spacing w:after="10" w:before="0"/>
               <w:ind w:left="120"/>
             </w:pPr>
-            <w:hyperlink w:history="1" r:id="rId7zgf4ss1v26caxvwwxvjn">
+            <w:hyperlink w:history="1" r:id="rIdwasm6i2-xaqieju0oqdvf">
               <w:r>
                 <w:rPr>
                   <w:rFonts w:ascii="Arial" w:cs="Arial" w:eastAsia="Arial" w:hAnsi="Arial"/>
@@ -13914,7 +13914,7 @@
             <w:pPr>
               <w:spacing w:after="20" w:before="0"/>
             </w:pPr>
-            <w:hyperlink w:history="1" r:id="rIdhiqxgjwccrukqvjc-qrag">
+            <w:hyperlink w:history="1" r:id="rIdiyatgc4tvi5upwtv3zaqr">
               <w:r>
                 <w:rPr>
                   <w:rFonts w:ascii="Arial" w:cs="Arial" w:eastAsia="Arial" w:hAnsi="Arial"/>
@@ -13947,7 +13947,7 @@
               <w:spacing w:after="10" w:before="0"/>
               <w:ind w:left="120"/>
             </w:pPr>
-            <w:hyperlink w:history="1" r:id="rIdhgvht0usaqcpvk6ctngl4">
+            <w:hyperlink w:history="1" r:id="rIdnfbw6vwmukythsorhvts-">
               <w:r>
                 <w:rPr>
                   <w:rFonts w:ascii="Arial" w:cs="Arial" w:eastAsia="Arial" w:hAnsi="Arial"/>
@@ -13992,7 +13992,7 @@
             <w:pPr>
               <w:spacing w:after="20" w:before="0"/>
             </w:pPr>
-            <w:hyperlink w:history="1" r:id="rIduoqlu7bge5qpzbsnpxgtf">
+            <w:hyperlink w:history="1" r:id="rId-2w5aq8guwenjkoursf-e">
               <w:r>
                 <w:rPr>
                   <w:rFonts w:ascii="Arial" w:cs="Arial" w:eastAsia="Arial" w:hAnsi="Arial"/>
@@ -14041,7 +14041,7 @@
               <w:spacing w:after="10" w:before="0"/>
               <w:ind w:left="120"/>
             </w:pPr>
-            <w:hyperlink w:history="1" r:id="rIdsahjltm4fkvxexpwsckji">
+            <w:hyperlink w:history="1" r:id="rIdigdenjcar2p_5diaxh9zi">
               <w:r>
                 <w:rPr>
                   <w:rFonts w:ascii="Arial" w:cs="Arial" w:eastAsia="Arial" w:hAnsi="Arial"/>
@@ -14531,7 +14531,7 @@
                 <w:sz w:val="18"/>
                 <w:szCs w:val="18"/>
               </w:rPr>
-              <w:t xml:space="preserve">This helps explain the anchoring phenomenon: Sister Wanjiku's average temperature (36.8 + 37.0 + 37.5 ÷ 3) involves only addition and division of rational numbers. Because rational numbers are closed under these operations, the result must be rational — it terminates or repeats. The tile diagonal (√2), by contrast, is irrational and was never produced by adding or subtracting rational numbers; it came from a square root operation on a non-perfect square, which takes us outside the rational number set entirely.</w:t>
+              <w:t xml:space="preserve">This helps explain the anchoring phenomenon: Sister Wanjiku's average temperature (36.8 + 37.0 + 37.5 ÷ 3) involves only addition and division of rational numbers. Because rational numbers are closed under addition (and, as Lesson 5 shows, under division), the result must be rational — it terminates or repeats. The tile diagonal (√2), by contrast, is irrational and was never produced by adding or subtracting rational numbers; it came from a square root operation on a non-perfect square, which takes us outside the rational number set entirely.</w:t>
             </w:r>
           </w:p>
         </w:tc>
@@ -14553,7 +14553,7 @@
         </w:rPr>
         <w:t xml:space="preserve">© 2026 SeaVuria and ARES. Aligned with KICD objectives. Developed by SeaVuria; technical implementation by ARES (with AI assistance from Claude). Licensed under </w:t>
       </w:r>
-      <w:hyperlink w:history="1" r:id="rId02uf2xrk4zhwdzyzt1kmf">
+      <w:hyperlink w:history="1" r:id="rId-dnjegwq2xpetjaq3ndvm">
         <w:r>
           <w:rPr>
             <w:rFonts w:ascii="Arial" w:cs="Arial" w:eastAsia="Arial" w:hAnsi="Arial"/>
@@ -14574,7 +14574,7 @@
         </w:rPr>
         <w:t xml:space="preserve"> (</w:t>
       </w:r>
-      <w:hyperlink w:history="1" r:id="rIdvo7ckwz7qsm564a4kq6qt">
+      <w:hyperlink w:history="1" r:id="rIdrmtyg5uuryher1y421dmy">
         <w:r>
           <w:rPr>
             <w:rFonts w:ascii="Arial" w:cs="Arial" w:eastAsia="Arial" w:hAnsi="Arial"/>
@@ -15587,7 +15587,7 @@
             <w:pPr>
               <w:spacing w:after="20" w:before="0"/>
             </w:pPr>
-            <w:hyperlink w:history="1" r:id="rIdhkarfb-r2fr2cb9ufszbk">
+            <w:hyperlink w:history="1" r:id="rIdtkredxxyljrenvlehbtz6">
               <w:r>
                 <w:rPr>
                   <w:rFonts w:ascii="Arial" w:cs="Arial" w:eastAsia="Arial" w:hAnsi="Arial"/>
@@ -15620,7 +15620,7 @@
               <w:spacing w:after="10" w:before="0"/>
               <w:ind w:left="120"/>
             </w:pPr>
-            <w:hyperlink w:history="1" r:id="rId2_gbdo7xdsiykh-bs3cbc">
+            <w:hyperlink w:history="1" r:id="rId_n7wzfnnpfm1cf_u0hxu4">
               <w:r>
                 <w:rPr>
                   <w:rFonts w:ascii="Arial" w:cs="Arial" w:eastAsia="Arial" w:hAnsi="Arial"/>
@@ -15665,7 +15665,7 @@
             <w:pPr>
               <w:spacing w:after="20" w:before="0"/>
             </w:pPr>
-            <w:hyperlink w:history="1" r:id="rIdfp8t-uyfhmypi3ggyl5tn">
+            <w:hyperlink w:history="1" r:id="rIdm5ornqzgeqjahc96fg1vh">
               <w:r>
                 <w:rPr>
                   <w:rFonts w:ascii="Arial" w:cs="Arial" w:eastAsia="Arial" w:hAnsi="Arial"/>
@@ -15698,7 +15698,7 @@
               <w:spacing w:after="10" w:before="0"/>
               <w:ind w:left="120"/>
             </w:pPr>
-            <w:hyperlink w:history="1" r:id="rIdbbpnem6qr_b39agwfxwb3">
+            <w:hyperlink w:history="1" r:id="rIdk0uyecbivhxvp5qtfj6tt">
               <w:r>
                 <w:rPr>
                   <w:rFonts w:ascii="Arial" w:cs="Arial" w:eastAsia="Arial" w:hAnsi="Arial"/>
@@ -15893,7 +15893,7 @@
             <w:pPr>
               <w:spacing w:after="20" w:before="0"/>
             </w:pPr>
-            <w:hyperlink w:history="1" r:id="rIddhrkos2gbb8u_ty38p97b">
+            <w:hyperlink w:history="1" r:id="rId0hw6j_zemsxaegllgb91b">
               <w:r>
                 <w:rPr>
                   <w:rFonts w:ascii="Arial" w:cs="Arial" w:eastAsia="Arial" w:hAnsi="Arial"/>
@@ -15926,7 +15926,7 @@
               <w:spacing w:after="10" w:before="0"/>
               <w:ind w:left="120"/>
             </w:pPr>
-            <w:hyperlink w:history="1" r:id="rIdcrtb8gmmlqfiexebxcq2a">
+            <w:hyperlink w:history="1" r:id="rIdkopgkmay310tgzdeuq4ft">
               <w:r>
                 <w:rPr>
                   <w:rFonts w:ascii="Arial" w:cs="Arial" w:eastAsia="Arial" w:hAnsi="Arial"/>
@@ -15971,7 +15971,7 @@
             <w:pPr>
               <w:spacing w:after="20" w:before="0"/>
             </w:pPr>
-            <w:hyperlink w:history="1" r:id="rId4weu-umt7uxyli75cm-6g">
+            <w:hyperlink w:history="1" r:id="rIdz0ykjib04_c8kyvpawxqu">
               <w:r>
                 <w:rPr>
                   <w:rFonts w:ascii="Arial" w:cs="Arial" w:eastAsia="Arial" w:hAnsi="Arial"/>
@@ -16004,7 +16004,7 @@
               <w:spacing w:after="10" w:before="0"/>
               <w:ind w:left="120"/>
             </w:pPr>
-            <w:hyperlink w:history="1" r:id="rIdhgctgielhtq1bccugg7ez">
+            <w:hyperlink w:history="1" r:id="rId_u04ddpv6hr_tspgwce7f">
               <w:r>
                 <w:rPr>
                   <w:rFonts w:ascii="Arial" w:cs="Arial" w:eastAsia="Arial" w:hAnsi="Arial"/>
@@ -16199,7 +16199,7 @@
             <w:pPr>
               <w:spacing w:after="20" w:before="0"/>
             </w:pPr>
-            <w:hyperlink w:history="1" r:id="rIdvpi60emp2gjbaszqbos9_">
+            <w:hyperlink w:history="1" r:id="rId0vrjlp_3pezio0cpvm0zb">
               <w:r>
                 <w:rPr>
                   <w:rFonts w:ascii="Arial" w:cs="Arial" w:eastAsia="Arial" w:hAnsi="Arial"/>
@@ -16232,7 +16232,7 @@
               <w:spacing w:after="10" w:before="0"/>
               <w:ind w:left="120"/>
             </w:pPr>
-            <w:hyperlink w:history="1" r:id="rIddqbq13otevycxdxglcw0c">
+            <w:hyperlink w:history="1" r:id="rIdjiigb1zpbyhcpjqdfkwoc">
               <w:r>
                 <w:rPr>
                   <w:rFonts w:ascii="Arial" w:cs="Arial" w:eastAsia="Arial" w:hAnsi="Arial"/>
@@ -16277,7 +16277,7 @@
             <w:pPr>
               <w:spacing w:after="20" w:before="0"/>
             </w:pPr>
-            <w:hyperlink w:history="1" r:id="rIdlyjcclj1trlzrkx5yx8pq">
+            <w:hyperlink w:history="1" r:id="rIduq_fomaodrq2xwfo0zve7">
               <w:r>
                 <w:rPr>
                   <w:rFonts w:ascii="Arial" w:cs="Arial" w:eastAsia="Arial" w:hAnsi="Arial"/>
@@ -16326,7 +16326,7 @@
               <w:spacing w:after="10" w:before="0"/>
               <w:ind w:left="120"/>
             </w:pPr>
-            <w:hyperlink w:history="1" r:id="rIdbxvxbplf-u5p46denrocw">
+            <w:hyperlink w:history="1" r:id="rIdymebulh0ymksrt3dil1x2">
               <w:r>
                 <w:rPr>
                   <w:rFonts w:ascii="Arial" w:cs="Arial" w:eastAsia="Arial" w:hAnsi="Arial"/>
@@ -16521,7 +16521,7 @@
             <w:pPr>
               <w:spacing w:after="20" w:before="0"/>
             </w:pPr>
-            <w:hyperlink w:history="1" r:id="rId2zjwuuha2xjm_ynivcors">
+            <w:hyperlink w:history="1" r:id="rIdkivs0meoicxyp_1mwwedy">
               <w:r>
                 <w:rPr>
                   <w:rFonts w:ascii="Arial" w:cs="Arial" w:eastAsia="Arial" w:hAnsi="Arial"/>
@@ -16554,7 +16554,7 @@
               <w:spacing w:after="10" w:before="0"/>
               <w:ind w:left="120"/>
             </w:pPr>
-            <w:hyperlink w:history="1" r:id="rIdjhf4l2_rtlip1qagm4bvn">
+            <w:hyperlink w:history="1" r:id="rIdhcpqukok8nbhdomun05nd">
               <w:r>
                 <w:rPr>
                   <w:rFonts w:ascii="Arial" w:cs="Arial" w:eastAsia="Arial" w:hAnsi="Arial"/>
@@ -16599,7 +16599,7 @@
             <w:pPr>
               <w:spacing w:after="20" w:before="0"/>
             </w:pPr>
-            <w:hyperlink w:history="1" r:id="rIdkzbe5zmsf3cfcijttjhu3">
+            <w:hyperlink w:history="1" r:id="rId5iwfxtmbzexr2jxbwcwzi">
               <w:r>
                 <w:rPr>
                   <w:rFonts w:ascii="Arial" w:cs="Arial" w:eastAsia="Arial" w:hAnsi="Arial"/>
@@ -16648,7 +16648,7 @@
               <w:spacing w:after="10" w:before="0"/>
               <w:ind w:left="120"/>
             </w:pPr>
-            <w:hyperlink w:history="1" r:id="rIdyo4cljoe5cfgjiq9yenr-">
+            <w:hyperlink w:history="1" r:id="rIdxdxuxdc9t-nourfva_bxm">
               <w:r>
                 <w:rPr>
                   <w:rFonts w:ascii="Arial" w:cs="Arial" w:eastAsia="Arial" w:hAnsi="Arial"/>
@@ -16843,7 +16843,7 @@
             <w:pPr>
               <w:spacing w:after="20" w:before="0"/>
             </w:pPr>
-            <w:hyperlink w:history="1" r:id="rId35iqkwldvnojl9srt5efp">
+            <w:hyperlink w:history="1" r:id="rId2bnry2-v3mgad7k32qan7">
               <w:r>
                 <w:rPr>
                   <w:rFonts w:ascii="Arial" w:cs="Arial" w:eastAsia="Arial" w:hAnsi="Arial"/>
@@ -16876,7 +16876,7 @@
               <w:spacing w:after="10" w:before="0"/>
               <w:ind w:left="120"/>
             </w:pPr>
-            <w:hyperlink w:history="1" r:id="rIdtpauqp8csvpo0s_lyhcvx">
+            <w:hyperlink w:history="1" r:id="rIdv80jhcgrqq8-vwnycqati">
               <w:r>
                 <w:rPr>
                   <w:rFonts w:ascii="Arial" w:cs="Arial" w:eastAsia="Arial" w:hAnsi="Arial"/>
@@ -16921,7 +16921,7 @@
             <w:pPr>
               <w:spacing w:after="20" w:before="0"/>
             </w:pPr>
-            <w:hyperlink w:history="1" r:id="rIdlttizjh82j6wgjhjb9ibn">
+            <w:hyperlink w:history="1" r:id="rIdrtkzxbjqk5me7p_k2j4eh">
               <w:r>
                 <w:rPr>
                   <w:rFonts w:ascii="Arial" w:cs="Arial" w:eastAsia="Arial" w:hAnsi="Arial"/>
@@ -16970,7 +16970,7 @@
               <w:spacing w:after="10" w:before="0"/>
               <w:ind w:left="120"/>
             </w:pPr>
-            <w:hyperlink w:history="1" r:id="rId5tjwjkqgrkmw9sjxagxng">
+            <w:hyperlink w:history="1" r:id="rIdi8pxzuorkq4smeb3tad0d">
               <w:r>
                 <w:rPr>
                   <w:rFonts w:ascii="Arial" w:cs="Arial" w:eastAsia="Arial" w:hAnsi="Arial"/>
@@ -17482,7 +17482,7 @@
         </w:rPr>
         <w:t xml:space="preserve">© 2026 SeaVuria and ARES. Aligned with KICD objectives. Developed by SeaVuria; technical implementation by ARES (with AI assistance from Claude). Licensed under </w:t>
       </w:r>
-      <w:hyperlink w:history="1" r:id="rIdx2nhxrwgbotzo_juv53g6">
+      <w:hyperlink w:history="1" r:id="rIdwc2wpnye7hsiobmkaqarq">
         <w:r>
           <w:rPr>
             <w:rFonts w:ascii="Arial" w:cs="Arial" w:eastAsia="Arial" w:hAnsi="Arial"/>
@@ -17503,7 +17503,7 @@
         </w:rPr>
         <w:t xml:space="preserve"> (</w:t>
       </w:r>
-      <w:hyperlink w:history="1" r:id="rIdfckvfxfafrm8zzdljgwr2">
+      <w:hyperlink w:history="1" r:id="rIdfmyboplm6ba6r_eonvabx">
         <w:r>
           <w:rPr>
             <w:rFonts w:ascii="Arial" w:cs="Arial" w:eastAsia="Arial" w:hAnsi="Arial"/>
@@ -18374,7 +18374,7 @@
                 <w:sz w:val="18"/>
                 <w:szCs w:val="18"/>
               </w:rPr>
-              <w:t xml:space="preserve">The lesson's intellectual climax arrives when learners ask: "What about √2 — the irrational tile diagonal from our anchoring phenomenon? Does it have a reciprocal, and is that reciprocal also irrational?" Through guided reasoning (an accessible proof by contradiction), learners convince themselves that if 1/√2 were rational, then √2 itself would have to be rational — but we proved in Lesson 3 that it is not. Therefore 1/√2 must be irrational. This insight enriches the class model of the real number system: the reciprocal operation keeps rational numbers rational and keeps irrational numbers irrational.</w:t>
+              <w:t xml:space="preserve">The lesson's intellectual climax arrives when learners ask: "What about √2 — the irrational tile diagonal from our anchoring phenomenon? Does it have a reciprocal, and is that reciprocal also irrational?" Through guided reasoning (an accessible proof by contradiction), learners convince themselves that if 1/√2 were rational, then √2 itself would have to be rational — but we established in Lesson 3 that it is not. Therefore 1/√2 must be irrational. This insight enriches the class model of the real number system: the reciprocal operation keeps rational numbers rational and keeps irrational numbers irrational.</w:t>
             </w:r>
           </w:p>
           <w:p>
@@ -18695,7 +18695,7 @@
             <w:pPr>
               <w:spacing w:after="20" w:before="0"/>
             </w:pPr>
-            <w:hyperlink w:history="1" r:id="rIdn1tzreasipwlijpyr58ey">
+            <w:hyperlink w:history="1" r:id="rId1mbkukhdevogihetpytiq">
               <w:r>
                 <w:rPr>
                   <w:rFonts w:ascii="Arial" w:cs="Arial" w:eastAsia="Arial" w:hAnsi="Arial"/>
@@ -18728,7 +18728,7 @@
               <w:spacing w:after="10" w:before="0"/>
               <w:ind w:left="120"/>
             </w:pPr>
-            <w:hyperlink w:history="1" r:id="rIdrelm9gyiq3c0e18xrkl_t">
+            <w:hyperlink w:history="1" r:id="rIdcmhcqynfx3c-gqomfgrtt">
               <w:r>
                 <w:rPr>
                   <w:rFonts w:ascii="Arial" w:cs="Arial" w:eastAsia="Arial" w:hAnsi="Arial"/>
@@ -18773,7 +18773,7 @@
             <w:pPr>
               <w:spacing w:after="20" w:before="0"/>
             </w:pPr>
-            <w:hyperlink w:history="1" r:id="rIdpqaxzhwgh-drpvqlc-iau">
+            <w:hyperlink w:history="1" r:id="rIdvx-jbmm3w-caag6sxtueh">
               <w:r>
                 <w:rPr>
                   <w:rFonts w:ascii="Arial" w:cs="Arial" w:eastAsia="Arial" w:hAnsi="Arial"/>
@@ -18806,7 +18806,7 @@
               <w:spacing w:after="10" w:before="0"/>
               <w:ind w:left="120"/>
             </w:pPr>
-            <w:hyperlink w:history="1" r:id="rIdcqhk25hwdfbyxvc2skx4_">
+            <w:hyperlink w:history="1" r:id="rIducs574cpssgcryajk1orp">
               <w:r>
                 <w:rPr>
                   <w:rFonts w:ascii="Arial" w:cs="Arial" w:eastAsia="Arial" w:hAnsi="Arial"/>
@@ -19001,7 +19001,7 @@
             <w:pPr>
               <w:spacing w:after="20" w:before="0"/>
             </w:pPr>
-            <w:hyperlink w:history="1" r:id="rIdtcooybyz_o26ujybuj00c">
+            <w:hyperlink w:history="1" r:id="rIdiwmpg7tn4akopqowraciy">
               <w:r>
                 <w:rPr>
                   <w:rFonts w:ascii="Arial" w:cs="Arial" w:eastAsia="Arial" w:hAnsi="Arial"/>
@@ -19034,7 +19034,7 @@
               <w:spacing w:after="10" w:before="0"/>
               <w:ind w:left="120"/>
             </w:pPr>
-            <w:hyperlink w:history="1" r:id="rIdhwnxgx6skft9k-taitt3q">
+            <w:hyperlink w:history="1" r:id="rId20aljo7nuqtlftixwo3xk">
               <w:r>
                 <w:rPr>
                   <w:rFonts w:ascii="Arial" w:cs="Arial" w:eastAsia="Arial" w:hAnsi="Arial"/>
@@ -19079,7 +19079,7 @@
             <w:pPr>
               <w:spacing w:after="20" w:before="0"/>
             </w:pPr>
-            <w:hyperlink w:history="1" r:id="rId05extuv614fqlyoy5-dm4">
+            <w:hyperlink w:history="1" r:id="rIdsczagb8c3bqicjoqthnq7">
               <w:r>
                 <w:rPr>
                   <w:rFonts w:ascii="Arial" w:cs="Arial" w:eastAsia="Arial" w:hAnsi="Arial"/>
@@ -19112,7 +19112,7 @@
               <w:spacing w:after="10" w:before="0"/>
               <w:ind w:left="120"/>
             </w:pPr>
-            <w:hyperlink w:history="1" r:id="rIdilhcdskiq1csxx9slkuey">
+            <w:hyperlink w:history="1" r:id="rIdetqagac8-ng41sf5lvlse">
               <w:r>
                 <w:rPr>
                   <w:rFonts w:ascii="Arial" w:cs="Arial" w:eastAsia="Arial" w:hAnsi="Arial"/>
@@ -19307,7 +19307,7 @@
             <w:pPr>
               <w:spacing w:after="20" w:before="0"/>
             </w:pPr>
-            <w:hyperlink w:history="1" r:id="rIdqkipa0x1rewxfgadk7ede">
+            <w:hyperlink w:history="1" r:id="rIdtfmb0guqws3iz-ru0hwx_">
               <w:r>
                 <w:rPr>
                   <w:rFonts w:ascii="Arial" w:cs="Arial" w:eastAsia="Arial" w:hAnsi="Arial"/>
@@ -19340,7 +19340,7 @@
               <w:spacing w:after="10" w:before="0"/>
               <w:ind w:left="120"/>
             </w:pPr>
-            <w:hyperlink w:history="1" r:id="rIdcd1hx8t2kcj4rnd_ik_kj">
+            <w:hyperlink w:history="1" r:id="rIdm1kca2b0w4ylafrhu2yp4">
               <w:r>
                 <w:rPr>
                   <w:rFonts w:ascii="Arial" w:cs="Arial" w:eastAsia="Arial" w:hAnsi="Arial"/>
@@ -19385,7 +19385,7 @@
             <w:pPr>
               <w:spacing w:after="20" w:before="0"/>
             </w:pPr>
-            <w:hyperlink w:history="1" r:id="rIdnw2ahruhdujkjjckb_k7s">
+            <w:hyperlink w:history="1" r:id="rIdgripku_26be3q9zwsz1dj">
               <w:r>
                 <w:rPr>
                   <w:rFonts w:ascii="Arial" w:cs="Arial" w:eastAsia="Arial" w:hAnsi="Arial"/>
@@ -19418,7 +19418,7 @@
               <w:spacing w:after="10" w:before="0"/>
               <w:ind w:left="120"/>
             </w:pPr>
-            <w:hyperlink w:history="1" r:id="rIdepjd3f9rl7ihee_idzxvx">
+            <w:hyperlink w:history="1" r:id="rIdaupejsv3qrajfhvltprpu">
               <w:r>
                 <w:rPr>
                   <w:rFonts w:ascii="Arial" w:cs="Arial" w:eastAsia="Arial" w:hAnsi="Arial"/>
@@ -19460,7 +19460,7 @@
                 <w:sz w:val="18"/>
                 <w:szCs w:val="18"/>
               </w:rPr>
-              <w:t xml:space="preserve">Learners engage in two consecutive sensemaking activities. First, they complete a 'Pattern Statement' in their exercise books: using the table data as evidence, they write a generalisation in their own words, then compare it to the formal statement the teacher writes on the board: 'The reciprocal of a non-zero real number x is 1/x, and x × (1/x) = 1.' They annotate each part. Second, learners work through a teacher-guided logical argument about irrationality of reciprocals: the teacher poses the question 'Could 1/√2 be rational?' and walks learners through a proof by contradiction — if 1/√2 = p/q (rational), then √2 = q/p (also rational) — but we proved in Lesson 3 that √2 is irrational. Contradiction! Therefore 1/√2 must be irrational. Learners write this argument in their books in their own words. Finally, learners revisit the health-centre context: they calculate the reciprocal of the average temperature 37.1 °C (computed as (36.8 + 37.0 + 37.5) ÷ 3 — which they verify equals 111.3/3 = 37.1, a terminating rational), confirm that 1/37.1 = 10/371 (rational), and contrast this with 1/√2 (irrational).</w:t>
+              <w:t xml:space="preserve">Learners engage in two consecutive sensemaking activities. First, they complete a 'Pattern Statement' in their exercise books: using the table data as evidence, they write a generalisation in their own words, then compare it to the formal statement the teacher writes on the board: 'The reciprocal of a non-zero real number x is 1/x, and x × (1/x) = 1.' They annotate each part. Second, learners work through a teacher-guided logical argument about irrationality of reciprocals: the teacher poses the question 'Could 1/√2 be rational?' and walks learners through a proof by contradiction — if 1/√2 = p/q (rational), then √2 = q/p (also rational) — but we established in Lesson 3 that √2 is irrational. Contradiction! Therefore 1/√2 must be irrational. Learners write this argument in their books in their own words. Finally, learners revisit the health-centre context: they calculate the reciprocal of the average temperature 37.1 °C (computed as (36.8 + 37.0 + 37.5) ÷ 3 — which they verify equals 111.3/3 = 37.1, a terminating rational), confirm that 1/37.1 = 10/371 (rational), and contrast this with 1/√2 (irrational).</w:t>
             </w:r>
           </w:p>
         </w:tc>
@@ -19492,7 +19492,7 @@
                 <w:sz w:val="18"/>
                 <w:szCs w:val="18"/>
               </w:rPr>
-              <w:t xml:space="preserve">Begin by saying: 'Look at column 3 in your table. I want someone to give me a sentence — not just a number — that describes what always happened.' Cold-call 2 learners. [WAIT TIME: 12 seconds each.] Write the best student-generated sentence on the board, then refine it to the formal definition. Say: 'This relationship — x times its reciprocal equals 1 — is called the multiplicative inverse property. Write it as a heading in your notes.' Then pivot: 'Now — the big question. We have been asking all lesson: is the reciprocal of an irrational number also irrational? Let me show you how mathematicians decide this.' Write on the board: 'Suppose 1/√2 = p/q where p and q are integers and q ≠ 0.' Ask: 'What does that mean about √2?' [WAIT TIME: 15 seconds — allow thinking time.] Guide learners to rearrange to √2 = q/p. Then ask: 'But what did we prove in Lesson 3 about √2?' [Cold-call 1 learner.] Confirm: 'We proved √2 is irrational — it CANNOT equal q/p. So our assumption was wrong. 1/√2 cannot be rational. It must be irrational.' Explicitly address the Responsibility value: 'Now — why does this matter for responsible calculator use? Your calculator showed 1/√2 ≈ 0.70710678. That display ENDS — but is it actually terminating?' [WAIT TIME: 12 seconds.] Confirm: 'No. The calculator truncated an infinite non-repeating decimal. A responsible calculator user knows the display is an approximation, not the exact value.' Conclude by computing 1/37.1 on the projector: 'Sister Wanjiku's average temperature was 37.1 °C. Its reciprocal is approximately 0.02695. Is that rational?' [Cold-call 1 learner, WAIT TIME 12 seconds.] Confirm: 37.1 = 371/10, so its reciprocal is 10/371 — rational.</w:t>
+              <w:t xml:space="preserve">Begin by saying: 'Look at column 3 in your table. I want someone to give me a sentence — not just a number — that describes what always happened.' Cold-call 2 learners. [WAIT TIME: 12 seconds each.] Write the best student-generated sentence on the board, then refine it to the formal definition. Say: 'This relationship — x times its reciprocal equals 1 — is called the multiplicative inverse property. Write it as a heading in your notes.' Then pivot: 'Now — the big question. We have been asking all lesson: is the reciprocal of an irrational number also irrational? Let me show you how mathematicians decide this.' Write on the board: 'Suppose 1/√2 = p/q where p and q are integers and q ≠ 0.' Ask: 'What does that mean about √2?' [WAIT TIME: 15 seconds — allow thinking time.] Guide learners to rearrange to √2 = q/p. Then ask: 'But what did we establish in Lesson 3 about √2?' [Cold-call 1 learner.] Confirm: 'We established that √2 is irrational — it CANNOT equal q/p. So our assumption was wrong. 1/√2 cannot be rational. It must be irrational.' Explicitly address the Responsibility value: 'Now — why does this matter for responsible calculator use? Your calculator showed 1/√2 ≈ 0.70710678. That display ENDS — but is it actually terminating?' [WAIT TIME: 12 seconds.] Confirm: 'No. The calculator truncated an infinite non-repeating decimal. A responsible calculator user knows the display is an approximation, not the exact value.' Conclude by computing 1/37.1 on the projector: 'Sister Wanjiku's average temperature was 37.1 °C. Its reciprocal is approximately 0.02695. Is that rational?' [Cold-call 1 learner, WAIT TIME 12 seconds.] Confirm: 37.1 = 371/10, so its reciprocal is 10/371 — rational.</w:t>
             </w:r>
           </w:p>
         </w:tc>
@@ -19613,7 +19613,7 @@
             <w:pPr>
               <w:spacing w:after="20" w:before="0"/>
             </w:pPr>
-            <w:hyperlink w:history="1" r:id="rIdiyeayzvdlquw4tjke6afl">
+            <w:hyperlink w:history="1" r:id="rId4ra5hx5gxaeavnlkqwtjz">
               <w:r>
                 <w:rPr>
                   <w:rFonts w:ascii="Arial" w:cs="Arial" w:eastAsia="Arial" w:hAnsi="Arial"/>
@@ -19646,7 +19646,7 @@
               <w:spacing w:after="10" w:before="0"/>
               <w:ind w:left="120"/>
             </w:pPr>
-            <w:hyperlink w:history="1" r:id="rIdzwz5gr8p_-tq2uqifmzjj">
+            <w:hyperlink w:history="1" r:id="rId8sefn8aq6eue_7oulte_d">
               <w:r>
                 <w:rPr>
                   <w:rFonts w:ascii="Arial" w:cs="Arial" w:eastAsia="Arial" w:hAnsi="Arial"/>
@@ -19691,7 +19691,7 @@
             <w:pPr>
               <w:spacing w:after="20" w:before="0"/>
             </w:pPr>
-            <w:hyperlink w:history="1" r:id="rIdvfovfrazcmj0l5-jfvttk">
+            <w:hyperlink w:history="1" r:id="rIda86mv5t0ybjhvaxm5pyeq">
               <w:r>
                 <w:rPr>
                   <w:rFonts w:ascii="Arial" w:cs="Arial" w:eastAsia="Arial" w:hAnsi="Arial"/>
@@ -19724,7 +19724,7 @@
               <w:spacing w:after="10" w:before="0"/>
               <w:ind w:left="120"/>
             </w:pPr>
-            <w:hyperlink w:history="1" r:id="rIdygzz1vxk7lm8pukfmj8q9">
+            <w:hyperlink w:history="1" r:id="rIdjuf6m3hkz_-5_z_3au_2c">
               <w:r>
                 <w:rPr>
                   <w:rFonts w:ascii="Arial" w:cs="Arial" w:eastAsia="Arial" w:hAnsi="Arial"/>
@@ -19919,7 +19919,7 @@
             <w:pPr>
               <w:spacing w:after="20" w:before="0"/>
             </w:pPr>
-            <w:hyperlink w:history="1" r:id="rIdmew91kmz3slbhuzdcb_1k">
+            <w:hyperlink w:history="1" r:id="rIdnskkhkglapzojr_kiddqo">
               <w:r>
                 <w:rPr>
                   <w:rFonts w:ascii="Arial" w:cs="Arial" w:eastAsia="Arial" w:hAnsi="Arial"/>
@@ -19952,7 +19952,7 @@
               <w:spacing w:after="10" w:before="0"/>
               <w:ind w:left="120"/>
             </w:pPr>
-            <w:hyperlink w:history="1" r:id="rIdhl_7_rk7ygrmmhxk44kws">
+            <w:hyperlink w:history="1" r:id="rIdf76n6nlefukol8tl3bkuw">
               <w:r>
                 <w:rPr>
                   <w:rFonts w:ascii="Arial" w:cs="Arial" w:eastAsia="Arial" w:hAnsi="Arial"/>
@@ -19997,7 +19997,7 @@
             <w:pPr>
               <w:spacing w:after="20" w:before="0"/>
             </w:pPr>
-            <w:hyperlink w:history="1" r:id="rIdyuibnv_xxcx0rpeyqgsm9">
+            <w:hyperlink w:history="1" r:id="rIdx8fnm65i8ifgauva9gihy">
               <w:r>
                 <w:rPr>
                   <w:rFonts w:ascii="Arial" w:cs="Arial" w:eastAsia="Arial" w:hAnsi="Arial"/>
@@ -20030,7 +20030,7 @@
               <w:spacing w:after="10" w:before="0"/>
               <w:ind w:left="120"/>
             </w:pPr>
-            <w:hyperlink w:history="1" r:id="rIdb_yv2iurrc0bm8tbt9pcu">
+            <w:hyperlink w:history="1" r:id="rIdfbtukivzbyok--anh-t-x">
               <w:r>
                 <w:rPr>
                   <w:rFonts w:ascii="Arial" w:cs="Arial" w:eastAsia="Arial" w:hAnsi="Arial"/>
@@ -20694,7 +20694,7 @@
         </w:rPr>
         <w:t xml:space="preserve">© 2026 SeaVuria and ARES. Aligned with KICD objectives. Developed by SeaVuria; technical implementation by ARES (with AI assistance from Claude). Licensed under </w:t>
       </w:r>
-      <w:hyperlink w:history="1" r:id="rIdojxg-a0rtamvzzkwwfska">
+      <w:hyperlink w:history="1" r:id="rIdso0ginpazogplnzg8kc1w">
         <w:r>
           <w:rPr>
             <w:rFonts w:ascii="Arial" w:cs="Arial" w:eastAsia="Arial" w:hAnsi="Arial"/>
@@ -20715,7 +20715,7 @@
         </w:rPr>
         <w:t xml:space="preserve"> (</w:t>
       </w:r>
-      <w:hyperlink w:history="1" r:id="rIdefqzwagtadsiudbwsiqof">
+      <w:hyperlink w:history="1" r:id="rIdnzagocv2q25witc6gp8fe">
         <w:r>
           <w:rPr>
             <w:rFonts w:ascii="Arial" w:cs="Arial" w:eastAsia="Arial" w:hAnsi="Arial"/>
@@ -21728,7 +21728,7 @@
             <w:pPr>
               <w:spacing w:after="20" w:before="0"/>
             </w:pPr>
-            <w:hyperlink w:history="1" r:id="rIdjq5hh09gxd-ssyhywsp_e">
+            <w:hyperlink w:history="1" r:id="rIddgiskfznty-tqlhpfh-11">
               <w:r>
                 <w:rPr>
                   <w:rFonts w:ascii="Arial" w:cs="Arial" w:eastAsia="Arial" w:hAnsi="Arial"/>
@@ -21761,7 +21761,7 @@
               <w:spacing w:after="10" w:before="0"/>
               <w:ind w:left="120"/>
             </w:pPr>
-            <w:hyperlink w:history="1" r:id="rId4-p6tucyv1m-6lhpm1i0n">
+            <w:hyperlink w:history="1" r:id="rId12hl2rlnxvkdnfygtqlzo">
               <w:r>
                 <w:rPr>
                   <w:rFonts w:ascii="Arial" w:cs="Arial" w:eastAsia="Arial" w:hAnsi="Arial"/>
@@ -21806,7 +21806,7 @@
             <w:pPr>
               <w:spacing w:after="20" w:before="0"/>
             </w:pPr>
-            <w:hyperlink w:history="1" r:id="rIdxxbkezqmjjpkrl_epvapx">
+            <w:hyperlink w:history="1" r:id="rIdl5bpevu6itpfczmyqczlt">
               <w:r>
                 <w:rPr>
                   <w:rFonts w:ascii="Arial" w:cs="Arial" w:eastAsia="Arial" w:hAnsi="Arial"/>
@@ -21839,7 +21839,7 @@
               <w:spacing w:after="10" w:before="0"/>
               <w:ind w:left="120"/>
             </w:pPr>
-            <w:hyperlink w:history="1" r:id="rIduzw2ae9n05gfsrprfkz_g">
+            <w:hyperlink w:history="1" r:id="rIdttj_ozyiilq50x8gad-ex">
               <w:r>
                 <w:rPr>
                   <w:rFonts w:ascii="Arial" w:cs="Arial" w:eastAsia="Arial" w:hAnsi="Arial"/>
@@ -21881,7 +21881,7 @@
                 <w:sz w:val="18"/>
                 <w:szCs w:val="18"/>
               </w:rPr>
-              <w:t xml:space="preserve">Learners individually read a brief stimulus card (displayed on screen / printed): 'At the Mathare North Health Centre dispensary, a nurse records three patient temperatures: 36.8 °C, 37.2 °C, and 37.6 °C. She also measures a fence post for the new dispensary waiting-room garden: the post must be exactly √5 metres long. Before calculating anything, predict: (a) Will the average temperature be a terminating decimal, a repeating decimal, or a never-ending non-repeating decimal? (b) Is √5 rational or irrational? Write your predictions and one-sentence justifications in your exercise books.' Learners write silently for 3 minutes, then share predictions with a seat partner (Think-Pair) for 1 minute.</w:t>
+              <w:t xml:space="preserve">Learners individually read a brief stimulus card (displayed on screen / printed): 'At the Mathare North Health Centre dispensary, a nurse records three patient temperatures: 36.8 °C, 37.0 °C, and 37.5 °C. She also measures a fence post for the new dispensary waiting-room garden: the post must be exactly √5 metres long. Before calculating anything, predict: (a) Will the average temperature be a terminating decimal, a repeating decimal, or a never-ending non-repeating decimal? (b) Is √5 rational or irrational? Write your predictions and one-sentence justifications in your exercise books.' Learners write silently for 3 minutes, then share predictions with a seat partner (Think-Pair) for 1 minute.</w:t>
             </w:r>
           </w:p>
         </w:tc>
@@ -22034,7 +22034,7 @@
             <w:pPr>
               <w:spacing w:after="20" w:before="0"/>
             </w:pPr>
-            <w:hyperlink w:history="1" r:id="rIdglhzoq75yyhzsdr_lst1v">
+            <w:hyperlink w:history="1" r:id="rIdyjnmzrvmnyl25x_bvh5is">
               <w:r>
                 <w:rPr>
                   <w:rFonts w:ascii="Arial" w:cs="Arial" w:eastAsia="Arial" w:hAnsi="Arial"/>
@@ -22067,7 +22067,7 @@
               <w:spacing w:after="10" w:before="0"/>
               <w:ind w:left="120"/>
             </w:pPr>
-            <w:hyperlink w:history="1" r:id="rIdhgumddy10yiovczsj-aae">
+            <w:hyperlink w:history="1" r:id="rIdqprh8bxtx2gd-krddc6mo">
               <w:r>
                 <w:rPr>
                   <w:rFonts w:ascii="Arial" w:cs="Arial" w:eastAsia="Arial" w:hAnsi="Arial"/>
@@ -22112,7 +22112,7 @@
             <w:pPr>
               <w:spacing w:after="20" w:before="0"/>
             </w:pPr>
-            <w:hyperlink w:history="1" r:id="rIdyib0u2o_r09ilcheez_ce">
+            <w:hyperlink w:history="1" r:id="rId140snj2fkrjuhweyz022b">
               <w:r>
                 <w:rPr>
                   <w:rFonts w:ascii="Arial" w:cs="Arial" w:eastAsia="Arial" w:hAnsi="Arial"/>
@@ -22145,7 +22145,7 @@
               <w:spacing w:after="10" w:before="0"/>
               <w:ind w:left="120"/>
             </w:pPr>
-            <w:hyperlink w:history="1" r:id="rIdwbgxcp4jqm-qw1y4vd_k9">
+            <w:hyperlink w:history="1" r:id="rIdw3sl_n-onlz7rol7hlk7a">
               <w:r>
                 <w:rPr>
                   <w:rFonts w:ascii="Arial" w:cs="Arial" w:eastAsia="Arial" w:hAnsi="Arial"/>
@@ -22225,7 +22225,7 @@
                 <w:sz w:val="18"/>
                 <w:szCs w:val="18"/>
               </w:rPr>
-              <w:t xml:space="preserve">TASK A — Average Body Temperature (Rational Numbers in Health): The Mathare North dispensary nurse records temperatures 36.8 °C, 37.2 °C, and 37.6 °C. (i) Express each as a fraction over 10. (ii) Compute the mean using combined operations: (36.8 + 37.2 + 37.6) ÷ 3. (iii) State whether the result is rational, and whether its decimal representation terminates or repeats. (iv) Connect your answer to the anchoring phenomenon: why does this average 'end neatly'?</w:t>
+              <w:t xml:space="preserve">TASK A — Average Body Temperature (Rational Numbers in Health): The Mathare North dispensary nurse records temperatures 36.8 °C, 37.0 °C, and 37.5 °C. (i) Express each as a fraction over 10. (ii) Compute the mean using combined operations: (36.8 + 37.0 + 37.5) ÷ 3. (iii) State whether the result is rational, and whether its decimal representation terminates or repeats. (iv) Connect your answer to the anchoring phenomenon: why does this average 'end neatly'?</w:t>
             </w:r>
           </w:p>
           <w:p>
@@ -22549,7 +22549,7 @@
                 <w:sz w:val="18"/>
                 <w:szCs w:val="18"/>
               </w:rPr>
-              <w:t xml:space="preserve">Observable indicators: (Task A) group correctly computes 111.6 ÷ 3 = 37.2 and states it is rational and terminating; (Task B) group obtains total cost = 200 × (0.15 × 45 + 0.08 × 120) = 200 × (6.75 + 9.60) = 200 × 16.35 = Ksh 3 270.00 and unit cost = Ksh 16.35; (Task C) group states √5 is irrational and writes √5 ≈ 2.236 (4 s.f.). Teacher flags any group writing √5 = 2.236 (equality sign) as a misconception to address in the Explain phase.</w:t>
+              <w:t xml:space="preserve">Observable indicators: (Task A) group correctly computes 111.3 ÷ 3 = 37.1 and states it is rational and terminating; (Task B) group obtains total cost = 200 × (0.15 × 45 + 0.08 × 120) = 200 × (6.75 + 9.60) = 200 × 16.35 = Ksh 3 270.00 and unit cost = Ksh 16.35; (Task C) group states √5 is irrational and writes √5 ≈ 2.236 (4 s.f.). Teacher flags any group writing √5 = 2.236 (equality sign) as a misconception to address in the Explain phase.</w:t>
             </w:r>
           </w:p>
         </w:tc>
@@ -22606,7 +22606,7 @@
             <w:pPr>
               <w:spacing w:after="20" w:before="0"/>
             </w:pPr>
-            <w:hyperlink w:history="1" r:id="rIdprxfpexqug0tje4pcrywl">
+            <w:hyperlink w:history="1" r:id="rIdejdyrn-uygefj0do3w1y3">
               <w:r>
                 <w:rPr>
                   <w:rFonts w:ascii="Arial" w:cs="Arial" w:eastAsia="Arial" w:hAnsi="Arial"/>
@@ -22639,7 +22639,7 @@
               <w:spacing w:after="10" w:before="0"/>
               <w:ind w:left="120"/>
             </w:pPr>
-            <w:hyperlink w:history="1" r:id="rIdgag_utshgp34glo6e5dly">
+            <w:hyperlink w:history="1" r:id="rIdk7wvj6pfvu0ufigcocpzk">
               <w:r>
                 <w:rPr>
                   <w:rFonts w:ascii="Arial" w:cs="Arial" w:eastAsia="Arial" w:hAnsi="Arial"/>
@@ -22684,7 +22684,7 @@
             <w:pPr>
               <w:spacing w:after="20" w:before="0"/>
             </w:pPr>
-            <w:hyperlink w:history="1" r:id="rIdcngtxhiqrijrfsnbrueid">
+            <w:hyperlink w:history="1" r:id="rIdw4dnzy49trgxg4prherbc">
               <w:r>
                 <w:rPr>
                   <w:rFonts w:ascii="Arial" w:cs="Arial" w:eastAsia="Arial" w:hAnsi="Arial"/>
@@ -22717,7 +22717,7 @@
               <w:spacing w:after="10" w:before="0"/>
               <w:ind w:left="120"/>
             </w:pPr>
-            <w:hyperlink w:history="1" r:id="rIdiioq6oxs4v5mlugkr-6md">
+            <w:hyperlink w:history="1" r:id="rIdncee-du4zj4bhrcqnald6">
               <w:r>
                 <w:rPr>
                   <w:rFonts w:ascii="Arial" w:cs="Arial" w:eastAsia="Arial" w:hAnsi="Arial"/>
@@ -22886,7 +22886,7 @@
                 <w:sz w:val="18"/>
                 <w:szCs w:val="18"/>
               </w:rPr>
-              <w:t xml:space="preserve">— Cold-call 4: 'Wanjiku, in Task A the average was 37.2 °C — a terminating decimal. In two sentences, explain WHY it terminates, using what you know about rational numbers.'</w:t>
+              <w:t xml:space="preserve">— Cold-call 4: 'Wanjiku, in Task A the average was 37.1 °C — a terminating decimal. In two sentences, explain WHY it terminates, using what you know about rational numbers.'</w:t>
             </w:r>
           </w:p>
           <w:p>
@@ -23102,7 +23102,7 @@
             <w:pPr>
               <w:spacing w:after="20" w:before="0"/>
             </w:pPr>
-            <w:hyperlink w:history="1" r:id="rIdvfycsvjywflt3oi2ukzyc">
+            <w:hyperlink w:history="1" r:id="rId795o673aill0wl2tgzrrm">
               <w:r>
                 <w:rPr>
                   <w:rFonts w:ascii="Arial" w:cs="Arial" w:eastAsia="Arial" w:hAnsi="Arial"/>
@@ -23135,7 +23135,7 @@
               <w:spacing w:after="10" w:before="0"/>
               <w:ind w:left="120"/>
             </w:pPr>
-            <w:hyperlink w:history="1" r:id="rId7_bruxksnotkgjdcjfisa">
+            <w:hyperlink w:history="1" r:id="rIda6rw6ed-1sevczoog1h6c">
               <w:r>
                 <w:rPr>
                   <w:rFonts w:ascii="Arial" w:cs="Arial" w:eastAsia="Arial" w:hAnsi="Arial"/>
@@ -23180,7 +23180,7 @@
             <w:pPr>
               <w:spacing w:after="20" w:before="0"/>
             </w:pPr>
-            <w:hyperlink w:history="1" r:id="rId2p75eoqblm8oofx9rq3zk">
+            <w:hyperlink w:history="1" r:id="rIdqryznsdcvzrrppk-r9fwj">
               <w:r>
                 <w:rPr>
                   <w:rFonts w:ascii="Arial" w:cs="Arial" w:eastAsia="Arial" w:hAnsi="Arial"/>
@@ -23213,7 +23213,7 @@
               <w:spacing w:after="10" w:before="0"/>
               <w:ind w:left="120"/>
             </w:pPr>
-            <w:hyperlink w:history="1" r:id="rIdcr24xkjb5dg3txjlau6md">
+            <w:hyperlink w:history="1" r:id="rIdjmdepvqrq3seruu4n11ex">
               <w:r>
                 <w:rPr>
                   <w:rFonts w:ascii="Arial" w:cs="Arial" w:eastAsia="Arial" w:hAnsi="Arial"/>
@@ -23522,7 +23522,7 @@
             <w:pPr>
               <w:spacing w:after="20" w:before="0"/>
             </w:pPr>
-            <w:hyperlink w:history="1" r:id="rId1cju1rm0u3cmztjneujhg">
+            <w:hyperlink w:history="1" r:id="rIdnwv_nlwhm1ocjrzoqsa8z">
               <w:r>
                 <w:rPr>
                   <w:rFonts w:ascii="Arial" w:cs="Arial" w:eastAsia="Arial" w:hAnsi="Arial"/>
@@ -23555,7 +23555,7 @@
               <w:spacing w:after="10" w:before="0"/>
               <w:ind w:left="120"/>
             </w:pPr>
-            <w:hyperlink w:history="1" r:id="rId6mm_2knbhupsnp_gk8xez">
+            <w:hyperlink w:history="1" r:id="rIdafb95-8ixmm26lu2hxklx">
               <w:r>
                 <w:rPr>
                   <w:rFonts w:ascii="Arial" w:cs="Arial" w:eastAsia="Arial" w:hAnsi="Arial"/>
@@ -23600,7 +23600,7 @@
             <w:pPr>
               <w:spacing w:after="20" w:before="0"/>
             </w:pPr>
-            <w:hyperlink w:history="1" r:id="rIdswump5prjsbsrpfpyefmc">
+            <w:hyperlink w:history="1" r:id="rId6rrkngsu6qe7gwhery8za">
               <w:r>
                 <w:rPr>
                   <w:rFonts w:ascii="Arial" w:cs="Arial" w:eastAsia="Arial" w:hAnsi="Arial"/>
@@ -23633,7 +23633,7 @@
               <w:spacing w:after="10" w:before="0"/>
               <w:ind w:left="120"/>
             </w:pPr>
-            <w:hyperlink w:history="1" r:id="rIdegnocia08xpubmfhaqw0e">
+            <w:hyperlink w:history="1" r:id="rIdvy4snotlvfy86cqisb1ab">
               <w:r>
                 <w:rPr>
                   <w:rFonts w:ascii="Arial" w:cs="Arial" w:eastAsia="Arial" w:hAnsi="Arial"/>
@@ -24221,7 +24221,7 @@
         </w:rPr>
         <w:t xml:space="preserve">© 2026 SeaVuria and ARES. Aligned with KICD objectives. Developed by SeaVuria; technical implementation by ARES (with AI assistance from Claude). Licensed under </w:t>
       </w:r>
-      <w:hyperlink w:history="1" r:id="rIdaod3tv-fid4ztohchayqe">
+      <w:hyperlink w:history="1" r:id="rIdqpthakhfo68r9p22scvzi">
         <w:r>
           <w:rPr>
             <w:rFonts w:ascii="Arial" w:cs="Arial" w:eastAsia="Arial" w:hAnsi="Arial"/>
@@ -24242,7 +24242,7 @@
         </w:rPr>
         <w:t xml:space="preserve"> (</w:t>
       </w:r>
-      <w:hyperlink w:history="1" r:id="rIdkqaxxnxc62dhv4puq1abs">
+      <w:hyperlink w:history="1" r:id="rId-ogs0cvh8vmsoriv5crer">
         <w:r>
           <w:rPr>
             <w:rFonts w:ascii="Arial" w:cs="Arial" w:eastAsia="Arial" w:hAnsi="Arial"/>
@@ -25414,7 +25414,7 @@
             <w:pPr>
               <w:spacing w:after="20" w:before="0"/>
             </w:pPr>
-            <w:hyperlink w:history="1" r:id="rIdxtcgrvceutx-1m7c4q41w">
+            <w:hyperlink w:history="1" r:id="rIdi4ayc55uti3xqcihs5pm4">
               <w:r>
                 <w:rPr>
                   <w:rFonts w:ascii="Arial" w:cs="Arial" w:eastAsia="Arial" w:hAnsi="Arial"/>
@@ -25447,7 +25447,7 @@
               <w:spacing w:after="10" w:before="0"/>
               <w:ind w:left="120"/>
             </w:pPr>
-            <w:hyperlink w:history="1" r:id="rIdbn-b7wdl2xugqaaao3ti3">
+            <w:hyperlink w:history="1" r:id="rIdv7urmkd38cfikft2awkxm">
               <w:r>
                 <w:rPr>
                   <w:rFonts w:ascii="Arial" w:cs="Arial" w:eastAsia="Arial" w:hAnsi="Arial"/>
@@ -25492,7 +25492,7 @@
             <w:pPr>
               <w:spacing w:after="20" w:before="0"/>
             </w:pPr>
-            <w:hyperlink w:history="1" r:id="rId83-ysckfdtjmp4c5sqtb_">
+            <w:hyperlink w:history="1" r:id="rId9nwpild8xak1dkrorandy">
               <w:r>
                 <w:rPr>
                   <w:rFonts w:ascii="Arial" w:cs="Arial" w:eastAsia="Arial" w:hAnsi="Arial"/>
@@ -25525,7 +25525,7 @@
               <w:spacing w:after="10" w:before="0"/>
               <w:ind w:left="120"/>
             </w:pPr>
-            <w:hyperlink w:history="1" r:id="rIdw5-v99dvzgg1nvdvdxx5t">
+            <w:hyperlink w:history="1" r:id="rIdlchj2al5kisaxhpri4pet">
               <w:r>
                 <w:rPr>
                   <w:rFonts w:ascii="Arial" w:cs="Arial" w:eastAsia="Arial" w:hAnsi="Arial"/>
@@ -25720,7 +25720,7 @@
             <w:pPr>
               <w:spacing w:after="20" w:before="0"/>
             </w:pPr>
-            <w:hyperlink w:history="1" r:id="rIdyg_xzqnvlf6tm9ugdgkbu">
+            <w:hyperlink w:history="1" r:id="rIdouwyhldkzdzywqrtgoaqg">
               <w:r>
                 <w:rPr>
                   <w:rFonts w:ascii="Arial" w:cs="Arial" w:eastAsia="Arial" w:hAnsi="Arial"/>
@@ -25753,7 +25753,7 @@
               <w:spacing w:after="10" w:before="0"/>
               <w:ind w:left="120"/>
             </w:pPr>
-            <w:hyperlink w:history="1" r:id="rIdw-dzd25o6li96rnj5qsyz">
+            <w:hyperlink w:history="1" r:id="rIdhm2azmosjpaqaxiabcz4c">
               <w:r>
                 <w:rPr>
                   <w:rFonts w:ascii="Arial" w:cs="Arial" w:eastAsia="Arial" w:hAnsi="Arial"/>
@@ -25798,7 +25798,7 @@
             <w:pPr>
               <w:spacing w:after="20" w:before="0"/>
             </w:pPr>
-            <w:hyperlink w:history="1" r:id="rIdmz6lgdmd_-xdkt7_hku9s">
+            <w:hyperlink w:history="1" r:id="rId7ijrbcj0w0_lydfqr9v6w">
               <w:r>
                 <w:rPr>
                   <w:rFonts w:ascii="Arial" w:cs="Arial" w:eastAsia="Arial" w:hAnsi="Arial"/>
@@ -25831,7 +25831,7 @@
               <w:spacing w:after="10" w:before="0"/>
               <w:ind w:left="120"/>
             </w:pPr>
-            <w:hyperlink w:history="1" r:id="rIdd26memvtuyyawrbsehfqk">
+            <w:hyperlink w:history="1" r:id="rIdclezzt-ts-tcmpg3grsoz">
               <w:r>
                 <w:rPr>
                   <w:rFonts w:ascii="Arial" w:cs="Arial" w:eastAsia="Arial" w:hAnsi="Arial"/>
@@ -26026,7 +26026,7 @@
             <w:pPr>
               <w:spacing w:after="20" w:before="0"/>
             </w:pPr>
-            <w:hyperlink w:history="1" r:id="rIdvj4xzhbj64e_39hwel89z">
+            <w:hyperlink w:history="1" r:id="rIdcc4d8u5ybr83lipmtpnxd">
               <w:r>
                 <w:rPr>
                   <w:rFonts w:ascii="Arial" w:cs="Arial" w:eastAsia="Arial" w:hAnsi="Arial"/>
@@ -26059,7 +26059,7 @@
               <w:spacing w:after="10" w:before="0"/>
               <w:ind w:left="120"/>
             </w:pPr>
-            <w:hyperlink w:history="1" r:id="rIdvveqe_lyr8oh2fvltoryi">
+            <w:hyperlink w:history="1" r:id="rIdorajqsrvydfjjqs5grue6">
               <w:r>
                 <w:rPr>
                   <w:rFonts w:ascii="Arial" w:cs="Arial" w:eastAsia="Arial" w:hAnsi="Arial"/>
@@ -26104,7 +26104,7 @@
             <w:pPr>
               <w:spacing w:after="20" w:before="0"/>
             </w:pPr>
-            <w:hyperlink w:history="1" r:id="rIdheq5mxatkdjcgt7_sgaz2">
+            <w:hyperlink w:history="1" r:id="rIddcb4aoav1vapfen3loany">
               <w:r>
                 <w:rPr>
                   <w:rFonts w:ascii="Arial" w:cs="Arial" w:eastAsia="Arial" w:hAnsi="Arial"/>
@@ -26137,7 +26137,7 @@
               <w:spacing w:after="10" w:before="0"/>
               <w:ind w:left="120"/>
             </w:pPr>
-            <w:hyperlink w:history="1" r:id="rIdeohbdbdb-is7hesgwz7xc">
+            <w:hyperlink w:history="1" r:id="rId8can6uujc3e6uojjusoms">
               <w:r>
                 <w:rPr>
                   <w:rFonts w:ascii="Arial" w:cs="Arial" w:eastAsia="Arial" w:hAnsi="Arial"/>
@@ -26332,7 +26332,7 @@
             <w:pPr>
               <w:spacing w:after="20" w:before="0"/>
             </w:pPr>
-            <w:hyperlink w:history="1" r:id="rIdi5dolyhwd1cxwhnpb4pbi">
+            <w:hyperlink w:history="1" r:id="rIdvhaci3yro3wwnswm3h6hr">
               <w:r>
                 <w:rPr>
                   <w:rFonts w:ascii="Arial" w:cs="Arial" w:eastAsia="Arial" w:hAnsi="Arial"/>
@@ -26365,7 +26365,7 @@
               <w:spacing w:after="10" w:before="0"/>
               <w:ind w:left="120"/>
             </w:pPr>
-            <w:hyperlink w:history="1" r:id="rId18dsvwigozkwfasjthyth">
+            <w:hyperlink w:history="1" r:id="rId7atjlgm3o3gz9mqucs61s">
               <w:r>
                 <w:rPr>
                   <w:rFonts w:ascii="Arial" w:cs="Arial" w:eastAsia="Arial" w:hAnsi="Arial"/>
@@ -26410,7 +26410,7 @@
             <w:pPr>
               <w:spacing w:after="20" w:before="0"/>
             </w:pPr>
-            <w:hyperlink w:history="1" r:id="rIdlfpvnehosv_boraqlepio">
+            <w:hyperlink w:history="1" r:id="rIdbjwsq0nayq0zbkcz4xsmh">
               <w:r>
                 <w:rPr>
                   <w:rFonts w:ascii="Arial" w:cs="Arial" w:eastAsia="Arial" w:hAnsi="Arial"/>
@@ -26443,7 +26443,7 @@
               <w:spacing w:after="10" w:before="0"/>
               <w:ind w:left="120"/>
             </w:pPr>
-            <w:hyperlink w:history="1" r:id="rIdsor3do0sc6q0pen73bd3i">
+            <w:hyperlink w:history="1" r:id="rIdeult9pozcocg64hk0phag">
               <w:r>
                 <w:rPr>
                   <w:rFonts w:ascii="Arial" w:cs="Arial" w:eastAsia="Arial" w:hAnsi="Arial"/>
@@ -26638,7 +26638,7 @@
             <w:pPr>
               <w:spacing w:after="20" w:before="0"/>
             </w:pPr>
-            <w:hyperlink w:history="1" r:id="rIda62koebmrsxrmbparjhvx">
+            <w:hyperlink w:history="1" r:id="rIdgxhhwykbye8oervucfh-x">
               <w:r>
                 <w:rPr>
                   <w:rFonts w:ascii="Arial" w:cs="Arial" w:eastAsia="Arial" w:hAnsi="Arial"/>
@@ -26671,7 +26671,7 @@
               <w:spacing w:after="10" w:before="0"/>
               <w:ind w:left="120"/>
             </w:pPr>
-            <w:hyperlink w:history="1" r:id="rIdg5xyiupmv46e5mukuww8b">
+            <w:hyperlink w:history="1" r:id="rIdcfukagturzb9dgabhfnsj">
               <w:r>
                 <w:rPr>
                   <w:rFonts w:ascii="Arial" w:cs="Arial" w:eastAsia="Arial" w:hAnsi="Arial"/>
@@ -26716,7 +26716,7 @@
             <w:pPr>
               <w:spacing w:after="20" w:before="0"/>
             </w:pPr>
-            <w:hyperlink w:history="1" r:id="rIdcdc7idtjxmwhrpp5hfx3l">
+            <w:hyperlink w:history="1" r:id="rIdyo7kmolmzaaf82pxq0hip">
               <w:r>
                 <w:rPr>
                   <w:rFonts w:ascii="Arial" w:cs="Arial" w:eastAsia="Arial" w:hAnsi="Arial"/>
@@ -26765,7 +26765,7 @@
               <w:spacing w:after="10" w:before="0"/>
               <w:ind w:left="120"/>
             </w:pPr>
-            <w:hyperlink w:history="1" r:id="rIdwxx0gsy0bbydjeud70gkh">
+            <w:hyperlink w:history="1" r:id="rIdgucgguu32yqwd3b0akvov">
               <w:r>
                 <w:rPr>
                   <w:rFonts w:ascii="Arial" w:cs="Arial" w:eastAsia="Arial" w:hAnsi="Arial"/>
@@ -27353,7 +27353,7 @@
         </w:rPr>
         <w:t xml:space="preserve">© 2026 SeaVuria and ARES. Aligned with KICD objectives. Developed by SeaVuria; technical implementation by ARES (with AI assistance from Claude). Licensed under </w:t>
       </w:r>
-      <w:hyperlink w:history="1" r:id="rIdlck3z0lil8pivq7olu8s6">
+      <w:hyperlink w:history="1" r:id="rIdpnmzlpc90s4zycm3tcqzt">
         <w:r>
           <w:rPr>
             <w:rFonts w:ascii="Arial" w:cs="Arial" w:eastAsia="Arial" w:hAnsi="Arial"/>
@@ -27374,7 +27374,7 @@
         </w:rPr>
         <w:t xml:space="preserve"> (</w:t>
       </w:r>
-      <w:hyperlink w:history="1" r:id="rId2gqbzn62di0ddcndt5-zv">
+      <w:hyperlink w:history="1" r:id="rIdi7oxtoeqndwoypl-zrfva">
         <w:r>
           <w:rPr>
             <w:rFonts w:ascii="Arial" w:cs="Arial" w:eastAsia="Arial" w:hAnsi="Arial"/>

--- a/data/outputs/v2/Essential_Mathematics/SS1.1_Real_Numbers/Essential_Mathematics_Real_Numbers_CBE_LessonSequence.docx
+++ b/data/outputs/v2/Essential_Mathematics/SS1.1_Real_Numbers/Essential_Mathematics_Real_Numbers_CBE_LessonSequence.docx
@@ -2066,7 +2066,7 @@
         </w:rPr>
         <w:t xml:space="preserve">© 2026 SeaVuria and ARES. This work is licensed under a </w:t>
       </w:r>
-      <w:hyperlink w:history="1" r:id="rIdusqgk6ybgjylhgbdxpvnh">
+      <w:hyperlink w:history="1" r:id="rIde665zrd9-i2sw1y5ppk7_">
         <w:r>
           <w:rPr>
             <w:rFonts w:ascii="Arial" w:cs="Arial" w:eastAsia="Arial" w:hAnsi="Arial"/>
@@ -2086,7 +2086,7 @@
         </w:rPr>
         <w:t xml:space="preserve"> (</w:t>
       </w:r>
-      <w:hyperlink w:history="1" r:id="rId1tagwyoy1v_7slovzeqnx">
+      <w:hyperlink w:history="1" r:id="rIdtmoamkoz26lhjlros835o">
         <w:r>
           <w:rPr>
             <w:rFonts w:ascii="Arial" w:cs="Arial" w:eastAsia="Arial" w:hAnsi="Arial"/>
@@ -2106,7 +2106,7 @@
         </w:rPr>
         <w:t xml:space="preserve">). To view a copy of this license, visit </w:t>
       </w:r>
-      <w:hyperlink w:history="1" r:id="rIdunszctctvsv4z8fcli1bq">
+      <w:hyperlink w:history="1" r:id="rIdaq_j0n6debylpwcyvxr9d">
         <w:r>
           <w:rPr>
             <w:rFonts w:ascii="Arial" w:cs="Arial" w:eastAsia="Arial" w:hAnsi="Arial"/>
@@ -3118,7 +3118,7 @@
             <w:pPr>
               <w:spacing w:after="20" w:before="0"/>
             </w:pPr>
-            <w:hyperlink w:history="1" r:id="rIdcvs1sz0ea2hdenogehufw">
+            <w:hyperlink w:history="1" r:id="rIdoatrpefohdatbi9bbica9">
               <w:r>
                 <w:rPr>
                   <w:rFonts w:ascii="Arial" w:cs="Arial" w:eastAsia="Arial" w:hAnsi="Arial"/>
@@ -3151,7 +3151,7 @@
               <w:spacing w:after="10" w:before="0"/>
               <w:ind w:left="120"/>
             </w:pPr>
-            <w:hyperlink w:history="1" r:id="rIdvqhhm2htgeubcdp8nlfps">
+            <w:hyperlink w:history="1" r:id="rIdrflrshm0q_41xyahzzc9i">
               <w:r>
                 <w:rPr>
                   <w:rFonts w:ascii="Arial" w:cs="Arial" w:eastAsia="Arial" w:hAnsi="Arial"/>
@@ -3196,7 +3196,7 @@
             <w:pPr>
               <w:spacing w:after="20" w:before="0"/>
             </w:pPr>
-            <w:hyperlink w:history="1" r:id="rIdoboa3irdoqbi5mlwk-wf8">
+            <w:hyperlink w:history="1" r:id="rIdchvjlhj2pisbr1mf23894">
               <w:r>
                 <w:rPr>
                   <w:rFonts w:ascii="Arial" w:cs="Arial" w:eastAsia="Arial" w:hAnsi="Arial"/>
@@ -3229,7 +3229,7 @@
               <w:spacing w:after="10" w:before="0"/>
               <w:ind w:left="120"/>
             </w:pPr>
-            <w:hyperlink w:history="1" r:id="rId6jojag41tpm0yfcrqktxp">
+            <w:hyperlink w:history="1" r:id="rIdtsyqqwqy6asvjch_hjv2n">
               <w:r>
                 <w:rPr>
                   <w:rFonts w:ascii="Arial" w:cs="Arial" w:eastAsia="Arial" w:hAnsi="Arial"/>
@@ -3500,7 +3500,7 @@
             <w:pPr>
               <w:spacing w:after="20" w:before="0"/>
             </w:pPr>
-            <w:hyperlink w:history="1" r:id="rIdwgilolw9r5weujnocx5gt">
+            <w:hyperlink w:history="1" r:id="rIdfed5eu7garcjg5huipy_t">
               <w:r>
                 <w:rPr>
                   <w:rFonts w:ascii="Arial" w:cs="Arial" w:eastAsia="Arial" w:hAnsi="Arial"/>
@@ -3533,7 +3533,7 @@
               <w:spacing w:after="10" w:before="0"/>
               <w:ind w:left="120"/>
             </w:pPr>
-            <w:hyperlink w:history="1" r:id="rIdmtewzxpwxkeehv9fvex8k">
+            <w:hyperlink w:history="1" r:id="rIdgynatmxinsu3fsley7oj3">
               <w:r>
                 <w:rPr>
                   <w:rFonts w:ascii="Arial" w:cs="Arial" w:eastAsia="Arial" w:hAnsi="Arial"/>
@@ -3578,7 +3578,7 @@
             <w:pPr>
               <w:spacing w:after="20" w:before="0"/>
             </w:pPr>
-            <w:hyperlink w:history="1" r:id="rIdccuor3m3thfpspm9tovsr">
+            <w:hyperlink w:history="1" r:id="rIdpq7-mzqscomct15jwxi-l">
               <w:r>
                 <w:rPr>
                   <w:rFonts w:ascii="Arial" w:cs="Arial" w:eastAsia="Arial" w:hAnsi="Arial"/>
@@ -3611,7 +3611,7 @@
               <w:spacing w:after="10" w:before="0"/>
               <w:ind w:left="120"/>
             </w:pPr>
-            <w:hyperlink w:history="1" r:id="rId6sxah2xdqqszdktwhvamx">
+            <w:hyperlink w:history="1" r:id="rIdlrqtouv4gttpceme4j7sx">
               <w:r>
                 <w:rPr>
                   <w:rFonts w:ascii="Arial" w:cs="Arial" w:eastAsia="Arial" w:hAnsi="Arial"/>
@@ -3901,7 +3901,7 @@
             <w:pPr>
               <w:spacing w:after="20" w:before="0"/>
             </w:pPr>
-            <w:hyperlink w:history="1" r:id="rIdyisobcaglnvpwfbzmt_83">
+            <w:hyperlink w:history="1" r:id="rIdg8hdx-x0am5xunqnylrvp">
               <w:r>
                 <w:rPr>
                   <w:rFonts w:ascii="Arial" w:cs="Arial" w:eastAsia="Arial" w:hAnsi="Arial"/>
@@ -3934,7 +3934,7 @@
               <w:spacing w:after="10" w:before="0"/>
               <w:ind w:left="120"/>
             </w:pPr>
-            <w:hyperlink w:history="1" r:id="rId26mzna34mi_yi128sti3a">
+            <w:hyperlink w:history="1" r:id="rIdl4nmysn4m83qmb1ptzvkj">
               <w:r>
                 <w:rPr>
                   <w:rFonts w:ascii="Arial" w:cs="Arial" w:eastAsia="Arial" w:hAnsi="Arial"/>
@@ -3979,7 +3979,7 @@
             <w:pPr>
               <w:spacing w:after="20" w:before="0"/>
             </w:pPr>
-            <w:hyperlink w:history="1" r:id="rIdp919incv70ln7ewoeushw">
+            <w:hyperlink w:history="1" r:id="rIdxhnhdemw7bvta3awqeta7">
               <w:r>
                 <w:rPr>
                   <w:rFonts w:ascii="Arial" w:cs="Arial" w:eastAsia="Arial" w:hAnsi="Arial"/>
@@ -4012,7 +4012,7 @@
               <w:spacing w:after="10" w:before="0"/>
               <w:ind w:left="120"/>
             </w:pPr>
-            <w:hyperlink w:history="1" r:id="rIdowifr-pnmx4ck4mnyx_al">
+            <w:hyperlink w:history="1" r:id="rIdj9t1pmtut0xg1zxcsyehi">
               <w:r>
                 <w:rPr>
                   <w:rFonts w:ascii="Arial" w:cs="Arial" w:eastAsia="Arial" w:hAnsi="Arial"/>
@@ -4321,7 +4321,7 @@
             <w:pPr>
               <w:spacing w:after="20" w:before="0"/>
             </w:pPr>
-            <w:hyperlink w:history="1" r:id="rId3unfka4hu8l23xpa97kbu">
+            <w:hyperlink w:history="1" r:id="rId5opfvcbljj_xy3nl4u7o6">
               <w:r>
                 <w:rPr>
                   <w:rFonts w:ascii="Arial" w:cs="Arial" w:eastAsia="Arial" w:hAnsi="Arial"/>
@@ -4354,7 +4354,7 @@
               <w:spacing w:after="10" w:before="0"/>
               <w:ind w:left="120"/>
             </w:pPr>
-            <w:hyperlink w:history="1" r:id="rIdq0fesj1a8eg_t0s8fjon7">
+            <w:hyperlink w:history="1" r:id="rIdrsoodrn0yvexuxo0lzmt2">
               <w:r>
                 <w:rPr>
                   <w:rFonts w:ascii="Arial" w:cs="Arial" w:eastAsia="Arial" w:hAnsi="Arial"/>
@@ -4399,7 +4399,7 @@
             <w:pPr>
               <w:spacing w:after="20" w:before="0"/>
             </w:pPr>
-            <w:hyperlink w:history="1" r:id="rId4i0pm2suylvrwnhzmpqtv">
+            <w:hyperlink w:history="1" r:id="rIdb3uvydw4-dkzg8gzftqaz">
               <w:r>
                 <w:rPr>
                   <w:rFonts w:ascii="Arial" w:cs="Arial" w:eastAsia="Arial" w:hAnsi="Arial"/>
@@ -4432,7 +4432,7 @@
               <w:spacing w:after="10" w:before="0"/>
               <w:ind w:left="120"/>
             </w:pPr>
-            <w:hyperlink w:history="1" r:id="rIdmggqg1nbhhcjgq2sbxlxp">
+            <w:hyperlink w:history="1" r:id="rIdguoo3_oyc5yjty5-qhtps">
               <w:r>
                 <w:rPr>
                   <w:rFonts w:ascii="Arial" w:cs="Arial" w:eastAsia="Arial" w:hAnsi="Arial"/>
@@ -4722,7 +4722,7 @@
             <w:pPr>
               <w:spacing w:after="20" w:before="0"/>
             </w:pPr>
-            <w:hyperlink w:history="1" r:id="rIdwif9wb6mrxglslbawxvlt">
+            <w:hyperlink w:history="1" r:id="rId5q9bil9e_mnizlq9jaarl">
               <w:r>
                 <w:rPr>
                   <w:rFonts w:ascii="Arial" w:cs="Arial" w:eastAsia="Arial" w:hAnsi="Arial"/>
@@ -4755,7 +4755,7 @@
               <w:spacing w:after="10" w:before="0"/>
               <w:ind w:left="120"/>
             </w:pPr>
-            <w:hyperlink w:history="1" r:id="rIdbcfbyzjtvdrbd-zeq-ewx">
+            <w:hyperlink w:history="1" r:id="rIdliy1sr0p7kaulpf9q48mp">
               <w:r>
                 <w:rPr>
                   <w:rFonts w:ascii="Arial" w:cs="Arial" w:eastAsia="Arial" w:hAnsi="Arial"/>
@@ -4800,7 +4800,7 @@
             <w:pPr>
               <w:spacing w:after="20" w:before="0"/>
             </w:pPr>
-            <w:hyperlink w:history="1" r:id="rIde9hbtn_yhk0fjtjorx5ov">
+            <w:hyperlink w:history="1" r:id="rIddfiy2tbfnbzuza-k6bucj">
               <w:r>
                 <w:rPr>
                   <w:rFonts w:ascii="Arial" w:cs="Arial" w:eastAsia="Arial" w:hAnsi="Arial"/>
@@ -4833,7 +4833,7 @@
               <w:spacing w:after="10" w:before="0"/>
               <w:ind w:left="120"/>
             </w:pPr>
-            <w:hyperlink w:history="1" r:id="rIdqu7zcuk8bw_2p6njy0ogh">
+            <w:hyperlink w:history="1" r:id="rIdrlwhtkurxe66klbpsjdso">
               <w:r>
                 <w:rPr>
                   <w:rFonts w:ascii="Arial" w:cs="Arial" w:eastAsia="Arial" w:hAnsi="Arial"/>
@@ -5440,7 +5440,7 @@
         </w:rPr>
         <w:t xml:space="preserve">© 2026 SeaVuria and ARES. Aligned with KICD objectives. Developed by SeaVuria; technical implementation by ARES (with AI assistance from Claude). Licensed under </w:t>
       </w:r>
-      <w:hyperlink w:history="1" r:id="rIdaa3hnaqrdf3vr2dlmyy7t">
+      <w:hyperlink w:history="1" r:id="rIdl0mm6jjt_f5fzyomxj0np">
         <w:r>
           <w:rPr>
             <w:rFonts w:ascii="Arial" w:cs="Arial" w:eastAsia="Arial" w:hAnsi="Arial"/>
@@ -5461,7 +5461,7 @@
         </w:rPr>
         <w:t xml:space="preserve"> (</w:t>
       </w:r>
-      <w:hyperlink w:history="1" r:id="rIdfsrwgpleqd5iildri7ath">
+      <w:hyperlink w:history="1" r:id="rIdlzdxuaz6yni1fjzooaszs">
         <w:r>
           <w:rPr>
             <w:rFonts w:ascii="Arial" w:cs="Arial" w:eastAsia="Arial" w:hAnsi="Arial"/>
@@ -6474,7 +6474,7 @@
             <w:pPr>
               <w:spacing w:after="20" w:before="0"/>
             </w:pPr>
-            <w:hyperlink w:history="1" r:id="rIdwlwoyhgd-nylrlgqvr3b5">
+            <w:hyperlink w:history="1" r:id="rId_ro4t79wysm8fwvo6vx8k">
               <w:r>
                 <w:rPr>
                   <w:rFonts w:ascii="Arial" w:cs="Arial" w:eastAsia="Arial" w:hAnsi="Arial"/>
@@ -6507,7 +6507,7 @@
               <w:spacing w:after="10" w:before="0"/>
               <w:ind w:left="120"/>
             </w:pPr>
-            <w:hyperlink w:history="1" r:id="rIdauxunidzsc4i-kgkna7oj">
+            <w:hyperlink w:history="1" r:id="rIdwmgbtsu-7fx5udlyxp5c3">
               <w:r>
                 <w:rPr>
                   <w:rFonts w:ascii="Arial" w:cs="Arial" w:eastAsia="Arial" w:hAnsi="Arial"/>
@@ -6552,7 +6552,7 @@
             <w:pPr>
               <w:spacing w:after="20" w:before="0"/>
             </w:pPr>
-            <w:hyperlink w:history="1" r:id="rIdh047xjbrbmom3gdfzqkhk">
+            <w:hyperlink w:history="1" r:id="rIdnpc2rxpizpgvitip2_ep4">
               <w:r>
                 <w:rPr>
                   <w:rFonts w:ascii="Arial" w:cs="Arial" w:eastAsia="Arial" w:hAnsi="Arial"/>
@@ -6585,7 +6585,7 @@
               <w:spacing w:after="10" w:before="0"/>
               <w:ind w:left="120"/>
             </w:pPr>
-            <w:hyperlink w:history="1" r:id="rIds1rnow9biosrrci8ccv1t">
+            <w:hyperlink w:history="1" r:id="rIdrbcgjcnmvchas4cze02rx">
               <w:r>
                 <w:rPr>
                   <w:rFonts w:ascii="Arial" w:cs="Arial" w:eastAsia="Arial" w:hAnsi="Arial"/>
@@ -6780,7 +6780,7 @@
             <w:pPr>
               <w:spacing w:after="20" w:before="0"/>
             </w:pPr>
-            <w:hyperlink w:history="1" r:id="rIdq_fggm9nk3jtcu9huoz62">
+            <w:hyperlink w:history="1" r:id="rId_imdi1mannul_htqmqh41">
               <w:r>
                 <w:rPr>
                   <w:rFonts w:ascii="Arial" w:cs="Arial" w:eastAsia="Arial" w:hAnsi="Arial"/>
@@ -6813,7 +6813,7 @@
               <w:spacing w:after="10" w:before="0"/>
               <w:ind w:left="120"/>
             </w:pPr>
-            <w:hyperlink w:history="1" r:id="rId20v0iotxwz3gc33kh2xr8">
+            <w:hyperlink w:history="1" r:id="rIdd2eoz7-gtnbgh0ljvnbvn">
               <w:r>
                 <w:rPr>
                   <w:rFonts w:ascii="Arial" w:cs="Arial" w:eastAsia="Arial" w:hAnsi="Arial"/>
@@ -6858,7 +6858,7 @@
             <w:pPr>
               <w:spacing w:after="20" w:before="0"/>
             </w:pPr>
-            <w:hyperlink w:history="1" r:id="rIdnkvd7epd2hrtfv1oludub">
+            <w:hyperlink w:history="1" r:id="rIdcfcx2rgxnxclw5pij6ewg">
               <w:r>
                 <w:rPr>
                   <w:rFonts w:ascii="Arial" w:cs="Arial" w:eastAsia="Arial" w:hAnsi="Arial"/>
@@ -6891,7 +6891,7 @@
               <w:spacing w:after="10" w:before="0"/>
               <w:ind w:left="120"/>
             </w:pPr>
-            <w:hyperlink w:history="1" r:id="rIdzzgyuf477qmv6dttwabkq">
+            <w:hyperlink w:history="1" r:id="rId-tmsg2tznyy0h-e_lpe8d">
               <w:r>
                 <w:rPr>
                   <w:rFonts w:ascii="Arial" w:cs="Arial" w:eastAsia="Arial" w:hAnsi="Arial"/>
@@ -7314,7 +7314,7 @@
             <w:pPr>
               <w:spacing w:after="20" w:before="0"/>
             </w:pPr>
-            <w:hyperlink w:history="1" r:id="rIdakjl7fbvsximdyr2b1vji">
+            <w:hyperlink w:history="1" r:id="rIddqakofu-5czq5qlhkhbnj">
               <w:r>
                 <w:rPr>
                   <w:rFonts w:ascii="Arial" w:cs="Arial" w:eastAsia="Arial" w:hAnsi="Arial"/>
@@ -7347,7 +7347,7 @@
               <w:spacing w:after="10" w:before="0"/>
               <w:ind w:left="120"/>
             </w:pPr>
-            <w:hyperlink w:history="1" r:id="rIddpsla51sv4mt12ztcaane">
+            <w:hyperlink w:history="1" r:id="rIdkhey1gvmbiwok75pizqzo">
               <w:r>
                 <w:rPr>
                   <w:rFonts w:ascii="Arial" w:cs="Arial" w:eastAsia="Arial" w:hAnsi="Arial"/>
@@ -7392,7 +7392,7 @@
             <w:pPr>
               <w:spacing w:after="20" w:before="0"/>
             </w:pPr>
-            <w:hyperlink w:history="1" r:id="rIdsfob4zbmubzhcu06ysguw">
+            <w:hyperlink w:history="1" r:id="rIdyzlvs9sgqv7qxbh_pt08s">
               <w:r>
                 <w:rPr>
                   <w:rFonts w:ascii="Arial" w:cs="Arial" w:eastAsia="Arial" w:hAnsi="Arial"/>
@@ -7425,7 +7425,7 @@
               <w:spacing w:after="10" w:before="0"/>
               <w:ind w:left="120"/>
             </w:pPr>
-            <w:hyperlink w:history="1" r:id="rIdrczwxgwpg7bs0tbpbciot">
+            <w:hyperlink w:history="1" r:id="rIdgjixleuwlovndcws7ikbr">
               <w:r>
                 <w:rPr>
                   <w:rFonts w:ascii="Arial" w:cs="Arial" w:eastAsia="Arial" w:hAnsi="Arial"/>
@@ -7620,7 +7620,7 @@
             <w:pPr>
               <w:spacing w:after="20" w:before="0"/>
             </w:pPr>
-            <w:hyperlink w:history="1" r:id="rId95lbzy_bib67rxucdovvx">
+            <w:hyperlink w:history="1" r:id="rIdf30omhwlgm4f4xfp-j8qp">
               <w:r>
                 <w:rPr>
                   <w:rFonts w:ascii="Arial" w:cs="Arial" w:eastAsia="Arial" w:hAnsi="Arial"/>
@@ -7653,7 +7653,7 @@
               <w:spacing w:after="10" w:before="0"/>
               <w:ind w:left="120"/>
             </w:pPr>
-            <w:hyperlink w:history="1" r:id="rIdvrcyopesqvdkvb_4bna8m">
+            <w:hyperlink w:history="1" r:id="rIdzhe2kjlyyf-7v3lfcsmhq">
               <w:r>
                 <w:rPr>
                   <w:rFonts w:ascii="Arial" w:cs="Arial" w:eastAsia="Arial" w:hAnsi="Arial"/>
@@ -7698,7 +7698,7 @@
             <w:pPr>
               <w:spacing w:after="20" w:before="0"/>
             </w:pPr>
-            <w:hyperlink w:history="1" r:id="rIdfppqu6_upcm40buw2dc6x">
+            <w:hyperlink w:history="1" r:id="rIdco9aypctjeepu8xdxrjba">
               <w:r>
                 <w:rPr>
                   <w:rFonts w:ascii="Arial" w:cs="Arial" w:eastAsia="Arial" w:hAnsi="Arial"/>
@@ -7731,7 +7731,7 @@
               <w:spacing w:after="10" w:before="0"/>
               <w:ind w:left="120"/>
             </w:pPr>
-            <w:hyperlink w:history="1" r:id="rIdbst1wppnlslgehcqdl8_h">
+            <w:hyperlink w:history="1" r:id="rIdpyjdl1yvhyaiatkm0msn4">
               <w:r>
                 <w:rPr>
                   <w:rFonts w:ascii="Arial" w:cs="Arial" w:eastAsia="Arial" w:hAnsi="Arial"/>
@@ -7926,7 +7926,7 @@
             <w:pPr>
               <w:spacing w:after="20" w:before="0"/>
             </w:pPr>
-            <w:hyperlink w:history="1" r:id="rIdglj6fgll-za5kpckz05lz">
+            <w:hyperlink w:history="1" r:id="rIdtj-pggcpvltdjwn0qt9yz">
               <w:r>
                 <w:rPr>
                   <w:rFonts w:ascii="Arial" w:cs="Arial" w:eastAsia="Arial" w:hAnsi="Arial"/>
@@ -7959,7 +7959,7 @@
               <w:spacing w:after="10" w:before="0"/>
               <w:ind w:left="120"/>
             </w:pPr>
-            <w:hyperlink w:history="1" r:id="rIdsz0j7swrownkxby3p_9hl">
+            <w:hyperlink w:history="1" r:id="rId26hbnycmik8-4evabcnjm">
               <w:r>
                 <w:rPr>
                   <w:rFonts w:ascii="Arial" w:cs="Arial" w:eastAsia="Arial" w:hAnsi="Arial"/>
@@ -8004,7 +8004,7 @@
             <w:pPr>
               <w:spacing w:after="20" w:before="0"/>
             </w:pPr>
-            <w:hyperlink w:history="1" r:id="rId2snwvffdomqj3qjisg36m">
+            <w:hyperlink w:history="1" r:id="rIdjjbqurjslthp07zuopxlt">
               <w:r>
                 <w:rPr>
                   <w:rFonts w:ascii="Arial" w:cs="Arial" w:eastAsia="Arial" w:hAnsi="Arial"/>
@@ -8053,7 +8053,7 @@
               <w:spacing w:after="10" w:before="0"/>
               <w:ind w:left="120"/>
             </w:pPr>
-            <w:hyperlink w:history="1" r:id="rIdq9i68dtsqjvxmacw3yroz">
+            <w:hyperlink w:history="1" r:id="rIdwpqysbu6yw0hax-_zky7r">
               <w:r>
                 <w:rPr>
                   <w:rFonts w:ascii="Arial" w:cs="Arial" w:eastAsia="Arial" w:hAnsi="Arial"/>
@@ -8565,7 +8565,7 @@
         </w:rPr>
         <w:t xml:space="preserve">© 2026 SeaVuria and ARES. Aligned with KICD objectives. Developed by SeaVuria; technical implementation by ARES (with AI assistance from Claude). Licensed under </w:t>
       </w:r>
-      <w:hyperlink w:history="1" r:id="rId617oyhghvhkseroxtud39">
+      <w:hyperlink w:history="1" r:id="rId6dt3vc0ogmzrlbtt-8nty">
         <w:r>
           <w:rPr>
             <w:rFonts w:ascii="Arial" w:cs="Arial" w:eastAsia="Arial" w:hAnsi="Arial"/>
@@ -8586,7 +8586,7 @@
         </w:rPr>
         <w:t xml:space="preserve"> (</w:t>
       </w:r>
-      <w:hyperlink w:history="1" r:id="rIdbe6zdvqwbbwuvysypdu_q">
+      <w:hyperlink w:history="1" r:id="rIdslld9tabgkscw5fkfkvfw">
         <w:r>
           <w:rPr>
             <w:rFonts w:ascii="Arial" w:cs="Arial" w:eastAsia="Arial" w:hAnsi="Arial"/>
@@ -9599,7 +9599,7 @@
             <w:pPr>
               <w:spacing w:after="20" w:before="0"/>
             </w:pPr>
-            <w:hyperlink w:history="1" r:id="rId2_tzkoi6zdx1cfulfk2ce">
+            <w:hyperlink w:history="1" r:id="rIdbdkes3j_rbpp5lfajrjeq">
               <w:r>
                 <w:rPr>
                   <w:rFonts w:ascii="Arial" w:cs="Arial" w:eastAsia="Arial" w:hAnsi="Arial"/>
@@ -9632,7 +9632,7 @@
               <w:spacing w:after="10" w:before="0"/>
               <w:ind w:left="120"/>
             </w:pPr>
-            <w:hyperlink w:history="1" r:id="rIdiqjunyllsuwmae2f2yczc">
+            <w:hyperlink w:history="1" r:id="rIdn-wqwt_ogx66unr5ac1ho">
               <w:r>
                 <w:rPr>
                   <w:rFonts w:ascii="Arial" w:cs="Arial" w:eastAsia="Arial" w:hAnsi="Arial"/>
@@ -9677,7 +9677,7 @@
             <w:pPr>
               <w:spacing w:after="20" w:before="0"/>
             </w:pPr>
-            <w:hyperlink w:history="1" r:id="rId3wjjevdqdivw3ic19q3_w">
+            <w:hyperlink w:history="1" r:id="rId9zgav7ugbnemakp--7wlu">
               <w:r>
                 <w:rPr>
                   <w:rFonts w:ascii="Arial" w:cs="Arial" w:eastAsia="Arial" w:hAnsi="Arial"/>
@@ -9710,7 +9710,7 @@
               <w:spacing w:after="10" w:before="0"/>
               <w:ind w:left="120"/>
             </w:pPr>
-            <w:hyperlink w:history="1" r:id="rIdjqqskicd-i0mwry2fiqhm">
+            <w:hyperlink w:history="1" r:id="rIdvgbskslnkxtrqj0umiosv">
               <w:r>
                 <w:rPr>
                   <w:rFonts w:ascii="Arial" w:cs="Arial" w:eastAsia="Arial" w:hAnsi="Arial"/>
@@ -9905,7 +9905,7 @@
             <w:pPr>
               <w:spacing w:after="20" w:before="0"/>
             </w:pPr>
-            <w:hyperlink w:history="1" r:id="rIdz4fantggkfvrnsbh7q-2b">
+            <w:hyperlink w:history="1" r:id="rIdp55eiav94uaifvaeuekq4">
               <w:r>
                 <w:rPr>
                   <w:rFonts w:ascii="Arial" w:cs="Arial" w:eastAsia="Arial" w:hAnsi="Arial"/>
@@ -9938,7 +9938,7 @@
               <w:spacing w:after="10" w:before="0"/>
               <w:ind w:left="120"/>
             </w:pPr>
-            <w:hyperlink w:history="1" r:id="rIdl2wnyfu8lqufg_z6rqrhi">
+            <w:hyperlink w:history="1" r:id="rIdw2_akvhhvau6qyeolctfp">
               <w:r>
                 <w:rPr>
                   <w:rFonts w:ascii="Arial" w:cs="Arial" w:eastAsia="Arial" w:hAnsi="Arial"/>
@@ -9983,7 +9983,7 @@
             <w:pPr>
               <w:spacing w:after="20" w:before="0"/>
             </w:pPr>
-            <w:hyperlink w:history="1" r:id="rIdjrdria83kossf7ixgi389">
+            <w:hyperlink w:history="1" r:id="rIdqw_6lce0ys0tqyhmeg-di">
               <w:r>
                 <w:rPr>
                   <w:rFonts w:ascii="Arial" w:cs="Arial" w:eastAsia="Arial" w:hAnsi="Arial"/>
@@ -10016,7 +10016,7 @@
               <w:spacing w:after="10" w:before="0"/>
               <w:ind w:left="120"/>
             </w:pPr>
-            <w:hyperlink w:history="1" r:id="rIdciwvut0bzfynbs36lbttf">
+            <w:hyperlink w:history="1" r:id="rIdsp4uhje3lw0eshbirojeo">
               <w:r>
                 <w:rPr>
                   <w:rFonts w:ascii="Arial" w:cs="Arial" w:eastAsia="Arial" w:hAnsi="Arial"/>
@@ -10211,7 +10211,7 @@
             <w:pPr>
               <w:spacing w:after="20" w:before="0"/>
             </w:pPr>
-            <w:hyperlink w:history="1" r:id="rIde0gd3u-nwgabp4-g461uj">
+            <w:hyperlink w:history="1" r:id="rId6igxmti-si56uklizdn8h">
               <w:r>
                 <w:rPr>
                   <w:rFonts w:ascii="Arial" w:cs="Arial" w:eastAsia="Arial" w:hAnsi="Arial"/>
@@ -10244,7 +10244,7 @@
               <w:spacing w:after="10" w:before="0"/>
               <w:ind w:left="120"/>
             </w:pPr>
-            <w:hyperlink w:history="1" r:id="rIdttfnz_bim28ukbm2cwus0">
+            <w:hyperlink w:history="1" r:id="rIdutjl0ty128xwidwblsgad">
               <w:r>
                 <w:rPr>
                   <w:rFonts w:ascii="Arial" w:cs="Arial" w:eastAsia="Arial" w:hAnsi="Arial"/>
@@ -10289,7 +10289,7 @@
             <w:pPr>
               <w:spacing w:after="20" w:before="0"/>
             </w:pPr>
-            <w:hyperlink w:history="1" r:id="rIdi3apjfw4fw5d5vlezcms3">
+            <w:hyperlink w:history="1" r:id="rIdewzwn43hnyq8jhvnhf67u">
               <w:r>
                 <w:rPr>
                   <w:rFonts w:ascii="Arial" w:cs="Arial" w:eastAsia="Arial" w:hAnsi="Arial"/>
@@ -10322,7 +10322,7 @@
               <w:spacing w:after="10" w:before="0"/>
               <w:ind w:left="120"/>
             </w:pPr>
-            <w:hyperlink w:history="1" r:id="rIdwmmfznr_yef3ahuk_4gdw">
+            <w:hyperlink w:history="1" r:id="rIdxrwd8kyug8hj0a4egaljg">
               <w:r>
                 <w:rPr>
                   <w:rFonts w:ascii="Arial" w:cs="Arial" w:eastAsia="Arial" w:hAnsi="Arial"/>
@@ -10517,7 +10517,7 @@
             <w:pPr>
               <w:spacing w:after="20" w:before="0"/>
             </w:pPr>
-            <w:hyperlink w:history="1" r:id="rId0tybj9pqoxga_kyoubool">
+            <w:hyperlink w:history="1" r:id="rId9_z-8imoq68b7p-g7l6t9">
               <w:r>
                 <w:rPr>
                   <w:rFonts w:ascii="Arial" w:cs="Arial" w:eastAsia="Arial" w:hAnsi="Arial"/>
@@ -10550,7 +10550,7 @@
               <w:spacing w:after="10" w:before="0"/>
               <w:ind w:left="120"/>
             </w:pPr>
-            <w:hyperlink w:history="1" r:id="rIdl3xpjrfxa3sgqr17onvbz">
+            <w:hyperlink w:history="1" r:id="rIdcfum_fsdptxoennvcb09l">
               <w:r>
                 <w:rPr>
                   <w:rFonts w:ascii="Arial" w:cs="Arial" w:eastAsia="Arial" w:hAnsi="Arial"/>
@@ -10595,7 +10595,7 @@
             <w:pPr>
               <w:spacing w:after="20" w:before="0"/>
             </w:pPr>
-            <w:hyperlink w:history="1" r:id="rIde9jik9em5wq3eqotb8yn_">
+            <w:hyperlink w:history="1" r:id="rId1l8hh3ml_y-mcgsor37ri">
               <w:r>
                 <w:rPr>
                   <w:rFonts w:ascii="Arial" w:cs="Arial" w:eastAsia="Arial" w:hAnsi="Arial"/>
@@ -10628,7 +10628,7 @@
               <w:spacing w:after="10" w:before="0"/>
               <w:ind w:left="120"/>
             </w:pPr>
-            <w:hyperlink w:history="1" r:id="rIdzn9ku3xl612ogxclxod-u">
+            <w:hyperlink w:history="1" r:id="rId5o66uybto2p5xf86ivx8a">
               <w:r>
                 <w:rPr>
                   <w:rFonts w:ascii="Arial" w:cs="Arial" w:eastAsia="Arial" w:hAnsi="Arial"/>
@@ -10823,7 +10823,7 @@
             <w:pPr>
               <w:spacing w:after="20" w:before="0"/>
             </w:pPr>
-            <w:hyperlink w:history="1" r:id="rIdwiejnxgnuldn-swzmhrzm">
+            <w:hyperlink w:history="1" r:id="rIdf2bqoqe4esmrzsyyt-6ma">
               <w:r>
                 <w:rPr>
                   <w:rFonts w:ascii="Arial" w:cs="Arial" w:eastAsia="Arial" w:hAnsi="Arial"/>
@@ -10856,7 +10856,7 @@
               <w:spacing w:after="10" w:before="0"/>
               <w:ind w:left="120"/>
             </w:pPr>
-            <w:hyperlink w:history="1" r:id="rIdc8cjndexgg8sevk2z-x3o">
+            <w:hyperlink w:history="1" r:id="rIdpxpcdo5fnpb2vntxybaen">
               <w:r>
                 <w:rPr>
                   <w:rFonts w:ascii="Arial" w:cs="Arial" w:eastAsia="Arial" w:hAnsi="Arial"/>
@@ -10901,7 +10901,7 @@
             <w:pPr>
               <w:spacing w:after="20" w:before="0"/>
             </w:pPr>
-            <w:hyperlink w:history="1" r:id="rIdjq70p4dunqo7ob4cztu_1">
+            <w:hyperlink w:history="1" r:id="rIdlvsm836v0infdnyjkkg6s">
               <w:r>
                 <w:rPr>
                   <w:rFonts w:ascii="Arial" w:cs="Arial" w:eastAsia="Arial" w:hAnsi="Arial"/>
@@ -10934,7 +10934,7 @@
               <w:spacing w:after="10" w:before="0"/>
               <w:ind w:left="120"/>
             </w:pPr>
-            <w:hyperlink w:history="1" r:id="rIduaevic3o0hzwmfe11sfvw">
+            <w:hyperlink w:history="1" r:id="rIdc6ewc6vxlsb2jsavdbuaf">
               <w:r>
                 <w:rPr>
                   <w:rFonts w:ascii="Arial" w:cs="Arial" w:eastAsia="Arial" w:hAnsi="Arial"/>
@@ -11541,7 +11541,7 @@
         </w:rPr>
         <w:t xml:space="preserve">© 2026 SeaVuria and ARES. Aligned with KICD objectives. Developed by SeaVuria; technical implementation by ARES (with AI assistance from Claude). Licensed under </w:t>
       </w:r>
-      <w:hyperlink w:history="1" r:id="rId8v0pojxdtfipscfo7xynj">
+      <w:hyperlink w:history="1" r:id="rIdm_xcar-aloulywwwsstj8">
         <w:r>
           <w:rPr>
             <w:rFonts w:ascii="Arial" w:cs="Arial" w:eastAsia="Arial" w:hAnsi="Arial"/>
@@ -11562,7 +11562,7 @@
         </w:rPr>
         <w:t xml:space="preserve"> (</w:t>
       </w:r>
-      <w:hyperlink w:history="1" r:id="rIdpagx1ex8ikw45ljn2ezix">
+      <w:hyperlink w:history="1" r:id="rIdpq8o-elhb5lmziqlyxrft">
         <w:r>
           <w:rPr>
             <w:rFonts w:ascii="Arial" w:cs="Arial" w:eastAsia="Arial" w:hAnsi="Arial"/>
@@ -12658,7 +12658,7 @@
             <w:pPr>
               <w:spacing w:after="20" w:before="0"/>
             </w:pPr>
-            <w:hyperlink w:history="1" r:id="rIdzts3l5kdaz-jwxeibbg1i">
+            <w:hyperlink w:history="1" r:id="rIdii8listbippnsfojahkp-">
               <w:r>
                 <w:rPr>
                   <w:rFonts w:ascii="Arial" w:cs="Arial" w:eastAsia="Arial" w:hAnsi="Arial"/>
@@ -12691,7 +12691,7 @@
               <w:spacing w:after="10" w:before="0"/>
               <w:ind w:left="120"/>
             </w:pPr>
-            <w:hyperlink w:history="1" r:id="rId5u5cchsjh3a4trylvezbh">
+            <w:hyperlink w:history="1" r:id="rIdhiacfizegzmeekcbr4qpl">
               <w:r>
                 <w:rPr>
                   <w:rFonts w:ascii="Arial" w:cs="Arial" w:eastAsia="Arial" w:hAnsi="Arial"/>
@@ -12736,7 +12736,7 @@
             <w:pPr>
               <w:spacing w:after="20" w:before="0"/>
             </w:pPr>
-            <w:hyperlink w:history="1" r:id="rIde9plxtl-vbf_jkznksx87">
+            <w:hyperlink w:history="1" r:id="rIdvaqz6xudvheysyv989cq-">
               <w:r>
                 <w:rPr>
                   <w:rFonts w:ascii="Arial" w:cs="Arial" w:eastAsia="Arial" w:hAnsi="Arial"/>
@@ -12769,7 +12769,7 @@
               <w:spacing w:after="10" w:before="0"/>
               <w:ind w:left="120"/>
             </w:pPr>
-            <w:hyperlink w:history="1" r:id="rId-nohbabd102vdz84axao-">
+            <w:hyperlink w:history="1" r:id="rIdttdicbkhowsboeczop8jf">
               <w:r>
                 <w:rPr>
                   <w:rFonts w:ascii="Arial" w:cs="Arial" w:eastAsia="Arial" w:hAnsi="Arial"/>
@@ -12964,7 +12964,7 @@
             <w:pPr>
               <w:spacing w:after="20" w:before="0"/>
             </w:pPr>
-            <w:hyperlink w:history="1" r:id="rIdsf7p26alqnp4-ziqveceg">
+            <w:hyperlink w:history="1" r:id="rIdae5yhd9xdljn4codx6zu1">
               <w:r>
                 <w:rPr>
                   <w:rFonts w:ascii="Arial" w:cs="Arial" w:eastAsia="Arial" w:hAnsi="Arial"/>
@@ -12997,7 +12997,7 @@
               <w:spacing w:after="10" w:before="0"/>
               <w:ind w:left="120"/>
             </w:pPr>
-            <w:hyperlink w:history="1" r:id="rIdhd25mbbkpfjne1tr_mem2">
+            <w:hyperlink w:history="1" r:id="rId_zbyww_jygw9k7n1ie1t1">
               <w:r>
                 <w:rPr>
                   <w:rFonts w:ascii="Arial" w:cs="Arial" w:eastAsia="Arial" w:hAnsi="Arial"/>
@@ -13042,7 +13042,7 @@
             <w:pPr>
               <w:spacing w:after="20" w:before="0"/>
             </w:pPr>
-            <w:hyperlink w:history="1" r:id="rIdtnor5oxqprheafheam0l4">
+            <w:hyperlink w:history="1" r:id="rId6dmnv63_vwj07lal21pv1">
               <w:r>
                 <w:rPr>
                   <w:rFonts w:ascii="Arial" w:cs="Arial" w:eastAsia="Arial" w:hAnsi="Arial"/>
@@ -13075,7 +13075,7 @@
               <w:spacing w:after="10" w:before="0"/>
               <w:ind w:left="120"/>
             </w:pPr>
-            <w:hyperlink w:history="1" r:id="rIdpnei3j2difzt4a6ge-qut">
+            <w:hyperlink w:history="1" r:id="rIdxupjkmimvehm2z_f1bqya">
               <w:r>
                 <w:rPr>
                   <w:rFonts w:ascii="Arial" w:cs="Arial" w:eastAsia="Arial" w:hAnsi="Arial"/>
@@ -13270,7 +13270,7 @@
             <w:pPr>
               <w:spacing w:after="20" w:before="0"/>
             </w:pPr>
-            <w:hyperlink w:history="1" r:id="rIdu_uvide79hmdf202kf4ce">
+            <w:hyperlink w:history="1" r:id="rIdeozqahh94kh0bva6qsnzp">
               <w:r>
                 <w:rPr>
                   <w:rFonts w:ascii="Arial" w:cs="Arial" w:eastAsia="Arial" w:hAnsi="Arial"/>
@@ -13303,7 +13303,7 @@
               <w:spacing w:after="10" w:before="0"/>
               <w:ind w:left="120"/>
             </w:pPr>
-            <w:hyperlink w:history="1" r:id="rIdsrv1h9k-q0f4n0xuevdmo">
+            <w:hyperlink w:history="1" r:id="rIdkdb8uuf_rewqgiepualcn">
               <w:r>
                 <w:rPr>
                   <w:rFonts w:ascii="Arial" w:cs="Arial" w:eastAsia="Arial" w:hAnsi="Arial"/>
@@ -13348,7 +13348,7 @@
             <w:pPr>
               <w:spacing w:after="20" w:before="0"/>
             </w:pPr>
-            <w:hyperlink w:history="1" r:id="rIdimqaewt6lrmeb8jm0s2ft">
+            <w:hyperlink w:history="1" r:id="rIdfqb7zcqggsusvvzthqanv">
               <w:r>
                 <w:rPr>
                   <w:rFonts w:ascii="Arial" w:cs="Arial" w:eastAsia="Arial" w:hAnsi="Arial"/>
@@ -13397,7 +13397,7 @@
               <w:spacing w:after="10" w:before="0"/>
               <w:ind w:left="120"/>
             </w:pPr>
-            <w:hyperlink w:history="1" r:id="rIdscet_az-7v7zcqz_dsmx-">
+            <w:hyperlink w:history="1" r:id="rIduezwvudxjum1ytj4xpef0">
               <w:r>
                 <w:rPr>
                   <w:rFonts w:ascii="Arial" w:cs="Arial" w:eastAsia="Arial" w:hAnsi="Arial"/>
@@ -13592,7 +13592,7 @@
             <w:pPr>
               <w:spacing w:after="20" w:before="0"/>
             </w:pPr>
-            <w:hyperlink w:history="1" r:id="rId0mk4hxhx3nzxfwz072v4l">
+            <w:hyperlink w:history="1" r:id="rId4gcatsnfqlaaruohdftgd">
               <w:r>
                 <w:rPr>
                   <w:rFonts w:ascii="Arial" w:cs="Arial" w:eastAsia="Arial" w:hAnsi="Arial"/>
@@ -13625,7 +13625,7 @@
               <w:spacing w:after="10" w:before="0"/>
               <w:ind w:left="120"/>
             </w:pPr>
-            <w:hyperlink w:history="1" r:id="rIdz5ytz0usmifvctcfetrcv">
+            <w:hyperlink w:history="1" r:id="rIdr2ngahow0gjrdwzzyyhxj">
               <w:r>
                 <w:rPr>
                   <w:rFonts w:ascii="Arial" w:cs="Arial" w:eastAsia="Arial" w:hAnsi="Arial"/>
@@ -13670,7 +13670,7 @@
             <w:pPr>
               <w:spacing w:after="20" w:before="0"/>
             </w:pPr>
-            <w:hyperlink w:history="1" r:id="rIdlxt6qakvir9uzumugc2ip">
+            <w:hyperlink w:history="1" r:id="rId-7yemzlqm8pd-uvs-7jrn">
               <w:r>
                 <w:rPr>
                   <w:rFonts w:ascii="Arial" w:cs="Arial" w:eastAsia="Arial" w:hAnsi="Arial"/>
@@ -13719,7 +13719,7 @@
               <w:spacing w:after="10" w:before="0"/>
               <w:ind w:left="120"/>
             </w:pPr>
-            <w:hyperlink w:history="1" r:id="rIdwasm6i2-xaqieju0oqdvf">
+            <w:hyperlink w:history="1" r:id="rIdhxnerahrzyjpgenxgblkn">
               <w:r>
                 <w:rPr>
                   <w:rFonts w:ascii="Arial" w:cs="Arial" w:eastAsia="Arial" w:hAnsi="Arial"/>
@@ -13914,7 +13914,7 @@
             <w:pPr>
               <w:spacing w:after="20" w:before="0"/>
             </w:pPr>
-            <w:hyperlink w:history="1" r:id="rIdiyatgc4tvi5upwtv3zaqr">
+            <w:hyperlink w:history="1" r:id="rIdsrais3xxwwhe9-z0dkxva">
               <w:r>
                 <w:rPr>
                   <w:rFonts w:ascii="Arial" w:cs="Arial" w:eastAsia="Arial" w:hAnsi="Arial"/>
@@ -13947,7 +13947,7 @@
               <w:spacing w:after="10" w:before="0"/>
               <w:ind w:left="120"/>
             </w:pPr>
-            <w:hyperlink w:history="1" r:id="rIdnfbw6vwmukythsorhvts-">
+            <w:hyperlink w:history="1" r:id="rIdlnzicyalfdomosdswggdl">
               <w:r>
                 <w:rPr>
                   <w:rFonts w:ascii="Arial" w:cs="Arial" w:eastAsia="Arial" w:hAnsi="Arial"/>
@@ -13992,7 +13992,7 @@
             <w:pPr>
               <w:spacing w:after="20" w:before="0"/>
             </w:pPr>
-            <w:hyperlink w:history="1" r:id="rId-2w5aq8guwenjkoursf-e">
+            <w:hyperlink w:history="1" r:id="rIdj-ma4jh7nce3keqdn4p8z">
               <w:r>
                 <w:rPr>
                   <w:rFonts w:ascii="Arial" w:cs="Arial" w:eastAsia="Arial" w:hAnsi="Arial"/>
@@ -14041,7 +14041,7 @@
               <w:spacing w:after="10" w:before="0"/>
               <w:ind w:left="120"/>
             </w:pPr>
-            <w:hyperlink w:history="1" r:id="rIdigdenjcar2p_5diaxh9zi">
+            <w:hyperlink w:history="1" r:id="rIddv5lzyxxnlnojgpcobhw4">
               <w:r>
                 <w:rPr>
                   <w:rFonts w:ascii="Arial" w:cs="Arial" w:eastAsia="Arial" w:hAnsi="Arial"/>
@@ -14531,7 +14531,7 @@
                 <w:sz w:val="18"/>
                 <w:szCs w:val="18"/>
               </w:rPr>
-              <w:t xml:space="preserve">This helps explain the anchoring phenomenon: Sister Wanjiku's average temperature (36.8 + 37.0 + 37.5 ÷ 3) involves only addition and division of rational numbers. Because rational numbers are closed under addition (and, as Lesson 5 shows, under division), the result must be rational — it terminates or repeats. The tile diagonal (√2), by contrast, is irrational and was never produced by adding or subtracting rational numbers; it came from a square root operation on a non-perfect square, which takes us outside the rational number set entirely.</w:t>
+              <w:t xml:space="preserve">This helps explain the anchoring phenomenon: Sister Wanjiku's average temperature ((36.8 + 37.0 + 37.5) ÷ 3) involves only addition and division of rational numbers. Because rational numbers are closed under addition (and, as Lesson 5 shows, under division), the result must be rational — it terminates or repeats. The tile diagonal (√2), by contrast, is irrational and was never produced by adding or subtracting rational numbers; it came from a square root operation on a non-perfect square, which takes us outside the rational number set entirely.</w:t>
             </w:r>
           </w:p>
         </w:tc>
@@ -14553,7 +14553,7 @@
         </w:rPr>
         <w:t xml:space="preserve">© 2026 SeaVuria and ARES. Aligned with KICD objectives. Developed by SeaVuria; technical implementation by ARES (with AI assistance from Claude). Licensed under </w:t>
       </w:r>
-      <w:hyperlink w:history="1" r:id="rId-dnjegwq2xpetjaq3ndvm">
+      <w:hyperlink w:history="1" r:id="rIdgyapws51xhjw8vcy9vwez">
         <w:r>
           <w:rPr>
             <w:rFonts w:ascii="Arial" w:cs="Arial" w:eastAsia="Arial" w:hAnsi="Arial"/>
@@ -14574,7 +14574,7 @@
         </w:rPr>
         <w:t xml:space="preserve"> (</w:t>
       </w:r>
-      <w:hyperlink w:history="1" r:id="rIdrmtyg5uuryher1y421dmy">
+      <w:hyperlink w:history="1" r:id="rIdgpcuhkb9ezlonp89krthr">
         <w:r>
           <w:rPr>
             <w:rFonts w:ascii="Arial" w:cs="Arial" w:eastAsia="Arial" w:hAnsi="Arial"/>
@@ -15587,7 +15587,7 @@
             <w:pPr>
               <w:spacing w:after="20" w:before="0"/>
             </w:pPr>
-            <w:hyperlink w:history="1" r:id="rIdtkredxxyljrenvlehbtz6">
+            <w:hyperlink w:history="1" r:id="rIdaicr6xpgkbttgxla7qbcf">
               <w:r>
                 <w:rPr>
                   <w:rFonts w:ascii="Arial" w:cs="Arial" w:eastAsia="Arial" w:hAnsi="Arial"/>
@@ -15620,7 +15620,7 @@
               <w:spacing w:after="10" w:before="0"/>
               <w:ind w:left="120"/>
             </w:pPr>
-            <w:hyperlink w:history="1" r:id="rId_n7wzfnnpfm1cf_u0hxu4">
+            <w:hyperlink w:history="1" r:id="rIdelpjcdupezp6ppfz9vgrn">
               <w:r>
                 <w:rPr>
                   <w:rFonts w:ascii="Arial" w:cs="Arial" w:eastAsia="Arial" w:hAnsi="Arial"/>
@@ -15665,7 +15665,7 @@
             <w:pPr>
               <w:spacing w:after="20" w:before="0"/>
             </w:pPr>
-            <w:hyperlink w:history="1" r:id="rIdm5ornqzgeqjahc96fg1vh">
+            <w:hyperlink w:history="1" r:id="rIdvotgbzfcj6yrd_nwqtzkv">
               <w:r>
                 <w:rPr>
                   <w:rFonts w:ascii="Arial" w:cs="Arial" w:eastAsia="Arial" w:hAnsi="Arial"/>
@@ -15698,7 +15698,7 @@
               <w:spacing w:after="10" w:before="0"/>
               <w:ind w:left="120"/>
             </w:pPr>
-            <w:hyperlink w:history="1" r:id="rIdk0uyecbivhxvp5qtfj6tt">
+            <w:hyperlink w:history="1" r:id="rId42no55xm3xgw1azdpqpiw">
               <w:r>
                 <w:rPr>
                   <w:rFonts w:ascii="Arial" w:cs="Arial" w:eastAsia="Arial" w:hAnsi="Arial"/>
@@ -15893,7 +15893,7 @@
             <w:pPr>
               <w:spacing w:after="20" w:before="0"/>
             </w:pPr>
-            <w:hyperlink w:history="1" r:id="rId0hw6j_zemsxaegllgb91b">
+            <w:hyperlink w:history="1" r:id="rIdug9i6q_xbz2yaxdzak8kl">
               <w:r>
                 <w:rPr>
                   <w:rFonts w:ascii="Arial" w:cs="Arial" w:eastAsia="Arial" w:hAnsi="Arial"/>
@@ -15926,7 +15926,7 @@
               <w:spacing w:after="10" w:before="0"/>
               <w:ind w:left="120"/>
             </w:pPr>
-            <w:hyperlink w:history="1" r:id="rIdkopgkmay310tgzdeuq4ft">
+            <w:hyperlink w:history="1" r:id="rIdiafbbwfb2z4umeibns_qw">
               <w:r>
                 <w:rPr>
                   <w:rFonts w:ascii="Arial" w:cs="Arial" w:eastAsia="Arial" w:hAnsi="Arial"/>
@@ -15971,7 +15971,7 @@
             <w:pPr>
               <w:spacing w:after="20" w:before="0"/>
             </w:pPr>
-            <w:hyperlink w:history="1" r:id="rIdz0ykjib04_c8kyvpawxqu">
+            <w:hyperlink w:history="1" r:id="rIdy_rsiux7uqewk0wfov6yg">
               <w:r>
                 <w:rPr>
                   <w:rFonts w:ascii="Arial" w:cs="Arial" w:eastAsia="Arial" w:hAnsi="Arial"/>
@@ -16004,7 +16004,7 @@
               <w:spacing w:after="10" w:before="0"/>
               <w:ind w:left="120"/>
             </w:pPr>
-            <w:hyperlink w:history="1" r:id="rId_u04ddpv6hr_tspgwce7f">
+            <w:hyperlink w:history="1" r:id="rIdejxcdwty_50qyzmeej79o">
               <w:r>
                 <w:rPr>
                   <w:rFonts w:ascii="Arial" w:cs="Arial" w:eastAsia="Arial" w:hAnsi="Arial"/>
@@ -16199,7 +16199,7 @@
             <w:pPr>
               <w:spacing w:after="20" w:before="0"/>
             </w:pPr>
-            <w:hyperlink w:history="1" r:id="rId0vrjlp_3pezio0cpvm0zb">
+            <w:hyperlink w:history="1" r:id="rIdt4w_jfqynxkmhfyt1ocbv">
               <w:r>
                 <w:rPr>
                   <w:rFonts w:ascii="Arial" w:cs="Arial" w:eastAsia="Arial" w:hAnsi="Arial"/>
@@ -16232,7 +16232,7 @@
               <w:spacing w:after="10" w:before="0"/>
               <w:ind w:left="120"/>
             </w:pPr>
-            <w:hyperlink w:history="1" r:id="rIdjiigb1zpbyhcpjqdfkwoc">
+            <w:hyperlink w:history="1" r:id="rIdhjpddpfkuzcmvwovlql0b">
               <w:r>
                 <w:rPr>
                   <w:rFonts w:ascii="Arial" w:cs="Arial" w:eastAsia="Arial" w:hAnsi="Arial"/>
@@ -16277,7 +16277,7 @@
             <w:pPr>
               <w:spacing w:after="20" w:before="0"/>
             </w:pPr>
-            <w:hyperlink w:history="1" r:id="rIduq_fomaodrq2xwfo0zve7">
+            <w:hyperlink w:history="1" r:id="rIdg8k5wcbhgqr0sbqmvl_bt">
               <w:r>
                 <w:rPr>
                   <w:rFonts w:ascii="Arial" w:cs="Arial" w:eastAsia="Arial" w:hAnsi="Arial"/>
@@ -16326,7 +16326,7 @@
               <w:spacing w:after="10" w:before="0"/>
               <w:ind w:left="120"/>
             </w:pPr>
-            <w:hyperlink w:history="1" r:id="rIdymebulh0ymksrt3dil1x2">
+            <w:hyperlink w:history="1" r:id="rIdjno0knmr9txfxsrjg2yn6">
               <w:r>
                 <w:rPr>
                   <w:rFonts w:ascii="Arial" w:cs="Arial" w:eastAsia="Arial" w:hAnsi="Arial"/>
@@ -16521,7 +16521,7 @@
             <w:pPr>
               <w:spacing w:after="20" w:before="0"/>
             </w:pPr>
-            <w:hyperlink w:history="1" r:id="rIdkivs0meoicxyp_1mwwedy">
+            <w:hyperlink w:history="1" r:id="rIdltglum2racw4nbasxnksp">
               <w:r>
                 <w:rPr>
                   <w:rFonts w:ascii="Arial" w:cs="Arial" w:eastAsia="Arial" w:hAnsi="Arial"/>
@@ -16554,7 +16554,7 @@
               <w:spacing w:after="10" w:before="0"/>
               <w:ind w:left="120"/>
             </w:pPr>
-            <w:hyperlink w:history="1" r:id="rIdhcpqukok8nbhdomun05nd">
+            <w:hyperlink w:history="1" r:id="rIdruih5h8yosgwya_r9dwse">
               <w:r>
                 <w:rPr>
                   <w:rFonts w:ascii="Arial" w:cs="Arial" w:eastAsia="Arial" w:hAnsi="Arial"/>
@@ -16599,7 +16599,7 @@
             <w:pPr>
               <w:spacing w:after="20" w:before="0"/>
             </w:pPr>
-            <w:hyperlink w:history="1" r:id="rId5iwfxtmbzexr2jxbwcwzi">
+            <w:hyperlink w:history="1" r:id="rIdwpyc8yg6o_hmws_a3gf4o">
               <w:r>
                 <w:rPr>
                   <w:rFonts w:ascii="Arial" w:cs="Arial" w:eastAsia="Arial" w:hAnsi="Arial"/>
@@ -16648,7 +16648,7 @@
               <w:spacing w:after="10" w:before="0"/>
               <w:ind w:left="120"/>
             </w:pPr>
-            <w:hyperlink w:history="1" r:id="rIdxdxuxdc9t-nourfva_bxm">
+            <w:hyperlink w:history="1" r:id="rIdfxem2x19jlquov_nny7pd">
               <w:r>
                 <w:rPr>
                   <w:rFonts w:ascii="Arial" w:cs="Arial" w:eastAsia="Arial" w:hAnsi="Arial"/>
@@ -16843,7 +16843,7 @@
             <w:pPr>
               <w:spacing w:after="20" w:before="0"/>
             </w:pPr>
-            <w:hyperlink w:history="1" r:id="rId2bnry2-v3mgad7k32qan7">
+            <w:hyperlink w:history="1" r:id="rId6kfj_pdjuxht2r1arsimm">
               <w:r>
                 <w:rPr>
                   <w:rFonts w:ascii="Arial" w:cs="Arial" w:eastAsia="Arial" w:hAnsi="Arial"/>
@@ -16876,7 +16876,7 @@
               <w:spacing w:after="10" w:before="0"/>
               <w:ind w:left="120"/>
             </w:pPr>
-            <w:hyperlink w:history="1" r:id="rIdv80jhcgrqq8-vwnycqati">
+            <w:hyperlink w:history="1" r:id="rIdmva9lkla_so93v54y4xjn">
               <w:r>
                 <w:rPr>
                   <w:rFonts w:ascii="Arial" w:cs="Arial" w:eastAsia="Arial" w:hAnsi="Arial"/>
@@ -16921,7 +16921,7 @@
             <w:pPr>
               <w:spacing w:after="20" w:before="0"/>
             </w:pPr>
-            <w:hyperlink w:history="1" r:id="rIdrtkzxbjqk5me7p_k2j4eh">
+            <w:hyperlink w:history="1" r:id="rIdv5ny5af39ilkzaaxsg1oc">
               <w:r>
                 <w:rPr>
                   <w:rFonts w:ascii="Arial" w:cs="Arial" w:eastAsia="Arial" w:hAnsi="Arial"/>
@@ -16970,7 +16970,7 @@
               <w:spacing w:after="10" w:before="0"/>
               <w:ind w:left="120"/>
             </w:pPr>
-            <w:hyperlink w:history="1" r:id="rIdi8pxzuorkq4smeb3tad0d">
+            <w:hyperlink w:history="1" r:id="rIdsywo0mth7gdvs8wm49ptr">
               <w:r>
                 <w:rPr>
                   <w:rFonts w:ascii="Arial" w:cs="Arial" w:eastAsia="Arial" w:hAnsi="Arial"/>
@@ -17482,7 +17482,7 @@
         </w:rPr>
         <w:t xml:space="preserve">© 2026 SeaVuria and ARES. Aligned with KICD objectives. Developed by SeaVuria; technical implementation by ARES (with AI assistance from Claude). Licensed under </w:t>
       </w:r>
-      <w:hyperlink w:history="1" r:id="rIdwc2wpnye7hsiobmkaqarq">
+      <w:hyperlink w:history="1" r:id="rIdgzzxcatqil7sllrk3pxhy">
         <w:r>
           <w:rPr>
             <w:rFonts w:ascii="Arial" w:cs="Arial" w:eastAsia="Arial" w:hAnsi="Arial"/>
@@ -17503,7 +17503,7 @@
         </w:rPr>
         <w:t xml:space="preserve"> (</w:t>
       </w:r>
-      <w:hyperlink w:history="1" r:id="rIdfmyboplm6ba6r_eonvabx">
+      <w:hyperlink w:history="1" r:id="rId_--jwvdo9fl9nbbeswvyx">
         <w:r>
           <w:rPr>
             <w:rFonts w:ascii="Arial" w:cs="Arial" w:eastAsia="Arial" w:hAnsi="Arial"/>
@@ -18695,7 +18695,7 @@
             <w:pPr>
               <w:spacing w:after="20" w:before="0"/>
             </w:pPr>
-            <w:hyperlink w:history="1" r:id="rId1mbkukhdevogihetpytiq">
+            <w:hyperlink w:history="1" r:id="rIdc-disvak9dz-xgpqwdatz">
               <w:r>
                 <w:rPr>
                   <w:rFonts w:ascii="Arial" w:cs="Arial" w:eastAsia="Arial" w:hAnsi="Arial"/>
@@ -18728,7 +18728,7 @@
               <w:spacing w:after="10" w:before="0"/>
               <w:ind w:left="120"/>
             </w:pPr>
-            <w:hyperlink w:history="1" r:id="rIdcmhcqynfx3c-gqomfgrtt">
+            <w:hyperlink w:history="1" r:id="rIdmsbqrm51ygpu9a78tqpgh">
               <w:r>
                 <w:rPr>
                   <w:rFonts w:ascii="Arial" w:cs="Arial" w:eastAsia="Arial" w:hAnsi="Arial"/>
@@ -18773,7 +18773,7 @@
             <w:pPr>
               <w:spacing w:after="20" w:before="0"/>
             </w:pPr>
-            <w:hyperlink w:history="1" r:id="rIdvx-jbmm3w-caag6sxtueh">
+            <w:hyperlink w:history="1" r:id="rIdmebrajfyg-cymo-bylrkc">
               <w:r>
                 <w:rPr>
                   <w:rFonts w:ascii="Arial" w:cs="Arial" w:eastAsia="Arial" w:hAnsi="Arial"/>
@@ -18806,7 +18806,7 @@
               <w:spacing w:after="10" w:before="0"/>
               <w:ind w:left="120"/>
             </w:pPr>
-            <w:hyperlink w:history="1" r:id="rIducs574cpssgcryajk1orp">
+            <w:hyperlink w:history="1" r:id="rIdhfh58d1kbeee-rqui2jfc">
               <w:r>
                 <w:rPr>
                   <w:rFonts w:ascii="Arial" w:cs="Arial" w:eastAsia="Arial" w:hAnsi="Arial"/>
@@ -19001,7 +19001,7 @@
             <w:pPr>
               <w:spacing w:after="20" w:before="0"/>
             </w:pPr>
-            <w:hyperlink w:history="1" r:id="rIdiwmpg7tn4akopqowraciy">
+            <w:hyperlink w:history="1" r:id="rIdr8koqwajwl_fyj-fza2e3">
               <w:r>
                 <w:rPr>
                   <w:rFonts w:ascii="Arial" w:cs="Arial" w:eastAsia="Arial" w:hAnsi="Arial"/>
@@ -19034,7 +19034,7 @@
               <w:spacing w:after="10" w:before="0"/>
               <w:ind w:left="120"/>
             </w:pPr>
-            <w:hyperlink w:history="1" r:id="rId20aljo7nuqtlftixwo3xk">
+            <w:hyperlink w:history="1" r:id="rId3wzprfjmmii-kjr25n6f3">
               <w:r>
                 <w:rPr>
                   <w:rFonts w:ascii="Arial" w:cs="Arial" w:eastAsia="Arial" w:hAnsi="Arial"/>
@@ -19079,7 +19079,7 @@
             <w:pPr>
               <w:spacing w:after="20" w:before="0"/>
             </w:pPr>
-            <w:hyperlink w:history="1" r:id="rIdsczagb8c3bqicjoqthnq7">
+            <w:hyperlink w:history="1" r:id="rIduppres0ouj76shmjkkprk">
               <w:r>
                 <w:rPr>
                   <w:rFonts w:ascii="Arial" w:cs="Arial" w:eastAsia="Arial" w:hAnsi="Arial"/>
@@ -19112,7 +19112,7 @@
               <w:spacing w:after="10" w:before="0"/>
               <w:ind w:left="120"/>
             </w:pPr>
-            <w:hyperlink w:history="1" r:id="rIdetqagac8-ng41sf5lvlse">
+            <w:hyperlink w:history="1" r:id="rIdszr6fu48sy0f7ubjiwpn8">
               <w:r>
                 <w:rPr>
                   <w:rFonts w:ascii="Arial" w:cs="Arial" w:eastAsia="Arial" w:hAnsi="Arial"/>
@@ -19307,7 +19307,7 @@
             <w:pPr>
               <w:spacing w:after="20" w:before="0"/>
             </w:pPr>
-            <w:hyperlink w:history="1" r:id="rIdtfmb0guqws3iz-ru0hwx_">
+            <w:hyperlink w:history="1" r:id="rIdmeux7aljq1gsxst1fewwh">
               <w:r>
                 <w:rPr>
                   <w:rFonts w:ascii="Arial" w:cs="Arial" w:eastAsia="Arial" w:hAnsi="Arial"/>
@@ -19340,7 +19340,7 @@
               <w:spacing w:after="10" w:before="0"/>
               <w:ind w:left="120"/>
             </w:pPr>
-            <w:hyperlink w:history="1" r:id="rIdm1kca2b0w4ylafrhu2yp4">
+            <w:hyperlink w:history="1" r:id="rIdebwbldsjsv1ty7t9a_emo">
               <w:r>
                 <w:rPr>
                   <w:rFonts w:ascii="Arial" w:cs="Arial" w:eastAsia="Arial" w:hAnsi="Arial"/>
@@ -19385,7 +19385,7 @@
             <w:pPr>
               <w:spacing w:after="20" w:before="0"/>
             </w:pPr>
-            <w:hyperlink w:history="1" r:id="rIdgripku_26be3q9zwsz1dj">
+            <w:hyperlink w:history="1" r:id="rIdlnhs82kzn5uoho94qtydn">
               <w:r>
                 <w:rPr>
                   <w:rFonts w:ascii="Arial" w:cs="Arial" w:eastAsia="Arial" w:hAnsi="Arial"/>
@@ -19418,7 +19418,7 @@
               <w:spacing w:after="10" w:before="0"/>
               <w:ind w:left="120"/>
             </w:pPr>
-            <w:hyperlink w:history="1" r:id="rIdaupejsv3qrajfhvltprpu">
+            <w:hyperlink w:history="1" r:id="rId4mweocjvlox9t-rtyrj05">
               <w:r>
                 <w:rPr>
                   <w:rFonts w:ascii="Arial" w:cs="Arial" w:eastAsia="Arial" w:hAnsi="Arial"/>
@@ -19613,7 +19613,7 @@
             <w:pPr>
               <w:spacing w:after="20" w:before="0"/>
             </w:pPr>
-            <w:hyperlink w:history="1" r:id="rId4ra5hx5gxaeavnlkqwtjz">
+            <w:hyperlink w:history="1" r:id="rIdtyrbpdgzthmtvun7q6f0l">
               <w:r>
                 <w:rPr>
                   <w:rFonts w:ascii="Arial" w:cs="Arial" w:eastAsia="Arial" w:hAnsi="Arial"/>
@@ -19646,7 +19646,7 @@
               <w:spacing w:after="10" w:before="0"/>
               <w:ind w:left="120"/>
             </w:pPr>
-            <w:hyperlink w:history="1" r:id="rId8sefn8aq6eue_7oulte_d">
+            <w:hyperlink w:history="1" r:id="rId28hulewls3sw-n51vj1bi">
               <w:r>
                 <w:rPr>
                   <w:rFonts w:ascii="Arial" w:cs="Arial" w:eastAsia="Arial" w:hAnsi="Arial"/>
@@ -19691,7 +19691,7 @@
             <w:pPr>
               <w:spacing w:after="20" w:before="0"/>
             </w:pPr>
-            <w:hyperlink w:history="1" r:id="rIda86mv5t0ybjhvaxm5pyeq">
+            <w:hyperlink w:history="1" r:id="rIdixhejpu_fdity7hzorwrv">
               <w:r>
                 <w:rPr>
                   <w:rFonts w:ascii="Arial" w:cs="Arial" w:eastAsia="Arial" w:hAnsi="Arial"/>
@@ -19724,7 +19724,7 @@
               <w:spacing w:after="10" w:before="0"/>
               <w:ind w:left="120"/>
             </w:pPr>
-            <w:hyperlink w:history="1" r:id="rIdjuf6m3hkz_-5_z_3au_2c">
+            <w:hyperlink w:history="1" r:id="rIdluywi-4ay3-blcvloqffg">
               <w:r>
                 <w:rPr>
                   <w:rFonts w:ascii="Arial" w:cs="Arial" w:eastAsia="Arial" w:hAnsi="Arial"/>
@@ -19919,7 +19919,7 @@
             <w:pPr>
               <w:spacing w:after="20" w:before="0"/>
             </w:pPr>
-            <w:hyperlink w:history="1" r:id="rIdnskkhkglapzojr_kiddqo">
+            <w:hyperlink w:history="1" r:id="rIdnul6tfjjaxdcbu_xf0gdx">
               <w:r>
                 <w:rPr>
                   <w:rFonts w:ascii="Arial" w:cs="Arial" w:eastAsia="Arial" w:hAnsi="Arial"/>
@@ -19952,7 +19952,7 @@
               <w:spacing w:after="10" w:before="0"/>
               <w:ind w:left="120"/>
             </w:pPr>
-            <w:hyperlink w:history="1" r:id="rIdf76n6nlefukol8tl3bkuw">
+            <w:hyperlink w:history="1" r:id="rIdd7hjz5axtevm5es8spwqm">
               <w:r>
                 <w:rPr>
                   <w:rFonts w:ascii="Arial" w:cs="Arial" w:eastAsia="Arial" w:hAnsi="Arial"/>
@@ -19997,7 +19997,7 @@
             <w:pPr>
               <w:spacing w:after="20" w:before="0"/>
             </w:pPr>
-            <w:hyperlink w:history="1" r:id="rIdx8fnm65i8ifgauva9gihy">
+            <w:hyperlink w:history="1" r:id="rIdreo509ajtzimzuoevlli6">
               <w:r>
                 <w:rPr>
                   <w:rFonts w:ascii="Arial" w:cs="Arial" w:eastAsia="Arial" w:hAnsi="Arial"/>
@@ -20030,7 +20030,7 @@
               <w:spacing w:after="10" w:before="0"/>
               <w:ind w:left="120"/>
             </w:pPr>
-            <w:hyperlink w:history="1" r:id="rIdfbtukivzbyok--anh-t-x">
+            <w:hyperlink w:history="1" r:id="rId5dsfzdcqqwy5s8pbzqbxl">
               <w:r>
                 <w:rPr>
                   <w:rFonts w:ascii="Arial" w:cs="Arial" w:eastAsia="Arial" w:hAnsi="Arial"/>
@@ -20694,7 +20694,7 @@
         </w:rPr>
         <w:t xml:space="preserve">© 2026 SeaVuria and ARES. Aligned with KICD objectives. Developed by SeaVuria; technical implementation by ARES (with AI assistance from Claude). Licensed under </w:t>
       </w:r>
-      <w:hyperlink w:history="1" r:id="rIdso0ginpazogplnzg8kc1w">
+      <w:hyperlink w:history="1" r:id="rIdcfx0mj98mwglwgyfiypn2">
         <w:r>
           <w:rPr>
             <w:rFonts w:ascii="Arial" w:cs="Arial" w:eastAsia="Arial" w:hAnsi="Arial"/>
@@ -20715,7 +20715,7 @@
         </w:rPr>
         <w:t xml:space="preserve"> (</w:t>
       </w:r>
-      <w:hyperlink w:history="1" r:id="rIdnzagocv2q25witc6gp8fe">
+      <w:hyperlink w:history="1" r:id="rIdmnlhk9s99d9ouv0ixhutv">
         <w:r>
           <w:rPr>
             <w:rFonts w:ascii="Arial" w:cs="Arial" w:eastAsia="Arial" w:hAnsi="Arial"/>
@@ -21728,7 +21728,7 @@
             <w:pPr>
               <w:spacing w:after="20" w:before="0"/>
             </w:pPr>
-            <w:hyperlink w:history="1" r:id="rIddgiskfznty-tqlhpfh-11">
+            <w:hyperlink w:history="1" r:id="rId3hlnm5stz4udn2yjy6ssk">
               <w:r>
                 <w:rPr>
                   <w:rFonts w:ascii="Arial" w:cs="Arial" w:eastAsia="Arial" w:hAnsi="Arial"/>
@@ -21761,7 +21761,7 @@
               <w:spacing w:after="10" w:before="0"/>
               <w:ind w:left="120"/>
             </w:pPr>
-            <w:hyperlink w:history="1" r:id="rId12hl2rlnxvkdnfygtqlzo">
+            <w:hyperlink w:history="1" r:id="rIdcsyics8woyqbtwxs43uwv">
               <w:r>
                 <w:rPr>
                   <w:rFonts w:ascii="Arial" w:cs="Arial" w:eastAsia="Arial" w:hAnsi="Arial"/>
@@ -21806,7 +21806,7 @@
             <w:pPr>
               <w:spacing w:after="20" w:before="0"/>
             </w:pPr>
-            <w:hyperlink w:history="1" r:id="rIdl5bpevu6itpfczmyqczlt">
+            <w:hyperlink w:history="1" r:id="rIdbgubjtdqxoywfmgumnlyi">
               <w:r>
                 <w:rPr>
                   <w:rFonts w:ascii="Arial" w:cs="Arial" w:eastAsia="Arial" w:hAnsi="Arial"/>
@@ -21839,7 +21839,7 @@
               <w:spacing w:after="10" w:before="0"/>
               <w:ind w:left="120"/>
             </w:pPr>
-            <w:hyperlink w:history="1" r:id="rIdttj_ozyiilq50x8gad-ex">
+            <w:hyperlink w:history="1" r:id="rId-_axkjlt0i10xdgd8ltso">
               <w:r>
                 <w:rPr>
                   <w:rFonts w:ascii="Arial" w:cs="Arial" w:eastAsia="Arial" w:hAnsi="Arial"/>
@@ -22034,7 +22034,7 @@
             <w:pPr>
               <w:spacing w:after="20" w:before="0"/>
             </w:pPr>
-            <w:hyperlink w:history="1" r:id="rIdyjnmzrvmnyl25x_bvh5is">
+            <w:hyperlink w:history="1" r:id="rIdfxzgpv5qztgvwi1jwd81q">
               <w:r>
                 <w:rPr>
                   <w:rFonts w:ascii="Arial" w:cs="Arial" w:eastAsia="Arial" w:hAnsi="Arial"/>
@@ -22067,7 +22067,7 @@
               <w:spacing w:after="10" w:before="0"/>
               <w:ind w:left="120"/>
             </w:pPr>
-            <w:hyperlink w:history="1" r:id="rIdqprh8bxtx2gd-krddc6mo">
+            <w:hyperlink w:history="1" r:id="rId6mjtcqzp1dvpkwmaaitvh">
               <w:r>
                 <w:rPr>
                   <w:rFonts w:ascii="Arial" w:cs="Arial" w:eastAsia="Arial" w:hAnsi="Arial"/>
@@ -22112,7 +22112,7 @@
             <w:pPr>
               <w:spacing w:after="20" w:before="0"/>
             </w:pPr>
-            <w:hyperlink w:history="1" r:id="rId140snj2fkrjuhweyz022b">
+            <w:hyperlink w:history="1" r:id="rIdtmaytavvhnnp7kypa39gq">
               <w:r>
                 <w:rPr>
                   <w:rFonts w:ascii="Arial" w:cs="Arial" w:eastAsia="Arial" w:hAnsi="Arial"/>
@@ -22145,7 +22145,7 @@
               <w:spacing w:after="10" w:before="0"/>
               <w:ind w:left="120"/>
             </w:pPr>
-            <w:hyperlink w:history="1" r:id="rIdw3sl_n-onlz7rol7hlk7a">
+            <w:hyperlink w:history="1" r:id="rIdthbqdteql-vaeqrilq2rw">
               <w:r>
                 <w:rPr>
                   <w:rFonts w:ascii="Arial" w:cs="Arial" w:eastAsia="Arial" w:hAnsi="Arial"/>
@@ -22606,7 +22606,7 @@
             <w:pPr>
               <w:spacing w:after="20" w:before="0"/>
             </w:pPr>
-            <w:hyperlink w:history="1" r:id="rIdejdyrn-uygefj0do3w1y3">
+            <w:hyperlink w:history="1" r:id="rIdgljfep_h3gb3wypgho1ab">
               <w:r>
                 <w:rPr>
                   <w:rFonts w:ascii="Arial" w:cs="Arial" w:eastAsia="Arial" w:hAnsi="Arial"/>
@@ -22639,7 +22639,7 @@
               <w:spacing w:after="10" w:before="0"/>
               <w:ind w:left="120"/>
             </w:pPr>
-            <w:hyperlink w:history="1" r:id="rIdk7wvj6pfvu0ufigcocpzk">
+            <w:hyperlink w:history="1" r:id="rIdlijodpfncehv3_-jhndtn">
               <w:r>
                 <w:rPr>
                   <w:rFonts w:ascii="Arial" w:cs="Arial" w:eastAsia="Arial" w:hAnsi="Arial"/>
@@ -22684,7 +22684,7 @@
             <w:pPr>
               <w:spacing w:after="20" w:before="0"/>
             </w:pPr>
-            <w:hyperlink w:history="1" r:id="rIdw4dnzy49trgxg4prherbc">
+            <w:hyperlink w:history="1" r:id="rIdaajq381xolz0sazchj-dg">
               <w:r>
                 <w:rPr>
                   <w:rFonts w:ascii="Arial" w:cs="Arial" w:eastAsia="Arial" w:hAnsi="Arial"/>
@@ -22717,7 +22717,7 @@
               <w:spacing w:after="10" w:before="0"/>
               <w:ind w:left="120"/>
             </w:pPr>
-            <w:hyperlink w:history="1" r:id="rIdncee-du4zj4bhrcqnald6">
+            <w:hyperlink w:history="1" r:id="rIdlxqsiz1fyvpzusidcqzff">
               <w:r>
                 <w:rPr>
                   <w:rFonts w:ascii="Arial" w:cs="Arial" w:eastAsia="Arial" w:hAnsi="Arial"/>
@@ -23102,7 +23102,7 @@
             <w:pPr>
               <w:spacing w:after="20" w:before="0"/>
             </w:pPr>
-            <w:hyperlink w:history="1" r:id="rId795o673aill0wl2tgzrrm">
+            <w:hyperlink w:history="1" r:id="rIdtdfkd3ni0frbsynu9wrry">
               <w:r>
                 <w:rPr>
                   <w:rFonts w:ascii="Arial" w:cs="Arial" w:eastAsia="Arial" w:hAnsi="Arial"/>
@@ -23135,7 +23135,7 @@
               <w:spacing w:after="10" w:before="0"/>
               <w:ind w:left="120"/>
             </w:pPr>
-            <w:hyperlink w:history="1" r:id="rIda6rw6ed-1sevczoog1h6c">
+            <w:hyperlink w:history="1" r:id="rIdjgix_urid6qicygkehz5d">
               <w:r>
                 <w:rPr>
                   <w:rFonts w:ascii="Arial" w:cs="Arial" w:eastAsia="Arial" w:hAnsi="Arial"/>
@@ -23180,7 +23180,7 @@
             <w:pPr>
               <w:spacing w:after="20" w:before="0"/>
             </w:pPr>
-            <w:hyperlink w:history="1" r:id="rIdqryznsdcvzrrppk-r9fwj">
+            <w:hyperlink w:history="1" r:id="rIdy2-ocxwj3ppbg4wxe1bam">
               <w:r>
                 <w:rPr>
                   <w:rFonts w:ascii="Arial" w:cs="Arial" w:eastAsia="Arial" w:hAnsi="Arial"/>
@@ -23213,7 +23213,7 @@
               <w:spacing w:after="10" w:before="0"/>
               <w:ind w:left="120"/>
             </w:pPr>
-            <w:hyperlink w:history="1" r:id="rIdjmdepvqrq3seruu4n11ex">
+            <w:hyperlink w:history="1" r:id="rIdldccch40g9ksudxy4menu">
               <w:r>
                 <w:rPr>
                   <w:rFonts w:ascii="Arial" w:cs="Arial" w:eastAsia="Arial" w:hAnsi="Arial"/>
@@ -23522,7 +23522,7 @@
             <w:pPr>
               <w:spacing w:after="20" w:before="0"/>
             </w:pPr>
-            <w:hyperlink w:history="1" r:id="rIdnwv_nlwhm1ocjrzoqsa8z">
+            <w:hyperlink w:history="1" r:id="rIde9vj1b7zxq-9uq5y--qag">
               <w:r>
                 <w:rPr>
                   <w:rFonts w:ascii="Arial" w:cs="Arial" w:eastAsia="Arial" w:hAnsi="Arial"/>
@@ -23555,7 +23555,7 @@
               <w:spacing w:after="10" w:before="0"/>
               <w:ind w:left="120"/>
             </w:pPr>
-            <w:hyperlink w:history="1" r:id="rIdafb95-8ixmm26lu2hxklx">
+            <w:hyperlink w:history="1" r:id="rIdhwxvwsmdmuferlp1sf-gb">
               <w:r>
                 <w:rPr>
                   <w:rFonts w:ascii="Arial" w:cs="Arial" w:eastAsia="Arial" w:hAnsi="Arial"/>
@@ -23600,7 +23600,7 @@
             <w:pPr>
               <w:spacing w:after="20" w:before="0"/>
             </w:pPr>
-            <w:hyperlink w:history="1" r:id="rId6rrkngsu6qe7gwhery8za">
+            <w:hyperlink w:history="1" r:id="rIdrvqcj2en8sqqaovhhmfrg">
               <w:r>
                 <w:rPr>
                   <w:rFonts w:ascii="Arial" w:cs="Arial" w:eastAsia="Arial" w:hAnsi="Arial"/>
@@ -23633,7 +23633,7 @@
               <w:spacing w:after="10" w:before="0"/>
               <w:ind w:left="120"/>
             </w:pPr>
-            <w:hyperlink w:history="1" r:id="rIdvy4snotlvfy86cqisb1ab">
+            <w:hyperlink w:history="1" r:id="rIdaue_m05x5o3rarekkzfak">
               <w:r>
                 <w:rPr>
                   <w:rFonts w:ascii="Arial" w:cs="Arial" w:eastAsia="Arial" w:hAnsi="Arial"/>
@@ -24221,7 +24221,7 @@
         </w:rPr>
         <w:t xml:space="preserve">© 2026 SeaVuria and ARES. Aligned with KICD objectives. Developed by SeaVuria; technical implementation by ARES (with AI assistance from Claude). Licensed under </w:t>
       </w:r>
-      <w:hyperlink w:history="1" r:id="rIdqpthakhfo68r9p22scvzi">
+      <w:hyperlink w:history="1" r:id="rIduyct8r9cesijhfnoee6ib">
         <w:r>
           <w:rPr>
             <w:rFonts w:ascii="Arial" w:cs="Arial" w:eastAsia="Arial" w:hAnsi="Arial"/>
@@ -24242,7 +24242,7 @@
         </w:rPr>
         <w:t xml:space="preserve"> (</w:t>
       </w:r>
-      <w:hyperlink w:history="1" r:id="rId-ogs0cvh8vmsoriv5crer">
+      <w:hyperlink w:history="1" r:id="rIdxufejvijg3obzyoxtoxht">
         <w:r>
           <w:rPr>
             <w:rFonts w:ascii="Arial" w:cs="Arial" w:eastAsia="Arial" w:hAnsi="Arial"/>
@@ -25414,7 +25414,7 @@
             <w:pPr>
               <w:spacing w:after="20" w:before="0"/>
             </w:pPr>
-            <w:hyperlink w:history="1" r:id="rIdi4ayc55uti3xqcihs5pm4">
+            <w:hyperlink w:history="1" r:id="rId0v4xpgzbpvqk30f6scqc5">
               <w:r>
                 <w:rPr>
                   <w:rFonts w:ascii="Arial" w:cs="Arial" w:eastAsia="Arial" w:hAnsi="Arial"/>
@@ -25447,7 +25447,7 @@
               <w:spacing w:after="10" w:before="0"/>
               <w:ind w:left="120"/>
             </w:pPr>
-            <w:hyperlink w:history="1" r:id="rIdv7urmkd38cfikft2awkxm">
+            <w:hyperlink w:history="1" r:id="rIdwpdee3cpzihjwjyhmir5x">
               <w:r>
                 <w:rPr>
                   <w:rFonts w:ascii="Arial" w:cs="Arial" w:eastAsia="Arial" w:hAnsi="Arial"/>
@@ -25492,7 +25492,7 @@
             <w:pPr>
               <w:spacing w:after="20" w:before="0"/>
             </w:pPr>
-            <w:hyperlink w:history="1" r:id="rId9nwpild8xak1dkrorandy">
+            <w:hyperlink w:history="1" r:id="rIdqxt8-jtczuocowajlip_e">
               <w:r>
                 <w:rPr>
                   <w:rFonts w:ascii="Arial" w:cs="Arial" w:eastAsia="Arial" w:hAnsi="Arial"/>
@@ -25525,7 +25525,7 @@
               <w:spacing w:after="10" w:before="0"/>
               <w:ind w:left="120"/>
             </w:pPr>
-            <w:hyperlink w:history="1" r:id="rIdlchj2al5kisaxhpri4pet">
+            <w:hyperlink w:history="1" r:id="rIdkgrw1zpq72quy6kz256je">
               <w:r>
                 <w:rPr>
                   <w:rFonts w:ascii="Arial" w:cs="Arial" w:eastAsia="Arial" w:hAnsi="Arial"/>
@@ -25567,7 +25567,7 @@
                 <w:sz w:val="18"/>
                 <w:szCs w:val="18"/>
               </w:rPr>
-              <w:t xml:space="preserve">Learners open their exercise books to their Lesson-1 entry task — the rough sketch or sentence they wrote in response to: 'Why does 36.8 + 37.0 + 37.5 ÷ 3 end neatly, but √2 does not?' They read their own Lesson-1 answer silently for 90 seconds, then write ONE sentence below it beginning: 'Now I think the real reason is…' This activates prior knowledge and creates a visible before/after comparison without yet revealing the final answer to peers.</w:t>
+              <w:t xml:space="preserve">Learners open their exercise books to their Lesson-1 entry task — the rough sketch or sentence they wrote in response to: 'Why does (36.8 + 37.0 + 37.5) ÷ 3 end neatly, but √2 does not?' They read their own Lesson-1 answer silently for 90 seconds, then write ONE sentence below it beginning: 'Now I think the real reason is…' This activates prior knowledge and creates a visible before/after comparison without yet revealing the final answer to peers.</w:t>
             </w:r>
           </w:p>
         </w:tc>
@@ -25599,7 +25599,7 @@
                 <w:sz w:val="18"/>
                 <w:szCs w:val="18"/>
               </w:rPr>
-              <w:t xml:space="preserve">Project or write on the board the original phenomenon text: 'Sister Wanjiku enters 36.8 + 37.0 + 37.5 ÷ 3 and sees a tidy decimal. She measures the tile diagonal and sees 1.41421356… Why?' Say exactly: 'Take 90 seconds — silent, individual — to re-read what you wrote on Day 1. Then write one new sentence starting with the words: NOW I THINK THE REAL REASON IS…' Set a visible timer for 90 seconds. After time, say: 'Keep your books open — we will come back to compare at the end of the lesson.' Do NOT ask for sharing yet. Cold-call 0 learners at this stage — the predict is entirely private to preserve honest self-assessment.</w:t>
+              <w:t xml:space="preserve">Project or write on the board the original phenomenon text: 'Sister Wanjiku enters (36.8 + 37.0 + 37.5) ÷ 3 and sees a tidy decimal. She measures the tile diagonal and sees 1.41421356… Why?' Say exactly: 'Take 90 seconds — silent, individual — to re-read what you wrote on Day 1. Then write one new sentence starting with the words: NOW I THINK THE REAL REASON IS…' Set a visible timer for 90 seconds. After time, say: 'Keep your books open — we will come back to compare at the end of the lesson.' Do NOT ask for sharing yet. Cold-call 0 learners at this stage — the predict is entirely private to preserve honest self-assessment.</w:t>
             </w:r>
           </w:p>
         </w:tc>
@@ -25720,7 +25720,7 @@
             <w:pPr>
               <w:spacing w:after="20" w:before="0"/>
             </w:pPr>
-            <w:hyperlink w:history="1" r:id="rIdouwyhldkzdzywqrtgoaqg">
+            <w:hyperlink w:history="1" r:id="rIddjvnup2i5cnycjcnashos">
               <w:r>
                 <w:rPr>
                   <w:rFonts w:ascii="Arial" w:cs="Arial" w:eastAsia="Arial" w:hAnsi="Arial"/>
@@ -25753,7 +25753,7 @@
               <w:spacing w:after="10" w:before="0"/>
               <w:ind w:left="120"/>
             </w:pPr>
-            <w:hyperlink w:history="1" r:id="rIdhm2azmosjpaqaxiabcz4c">
+            <w:hyperlink w:history="1" r:id="rIdxmxoowwkl8f4eu0yy7hkw">
               <w:r>
                 <w:rPr>
                   <w:rFonts w:ascii="Arial" w:cs="Arial" w:eastAsia="Arial" w:hAnsi="Arial"/>
@@ -25798,7 +25798,7 @@
             <w:pPr>
               <w:spacing w:after="20" w:before="0"/>
             </w:pPr>
-            <w:hyperlink w:history="1" r:id="rId7ijrbcj0w0_lydfqr9v6w">
+            <w:hyperlink w:history="1" r:id="rId1kzgwoayvifgukho6glop">
               <w:r>
                 <w:rPr>
                   <w:rFonts w:ascii="Arial" w:cs="Arial" w:eastAsia="Arial" w:hAnsi="Arial"/>
@@ -25831,7 +25831,7 @@
               <w:spacing w:after="10" w:before="0"/>
               <w:ind w:left="120"/>
             </w:pPr>
-            <w:hyperlink w:history="1" r:id="rIdclezzt-ts-tcmpg3grsoz">
+            <w:hyperlink w:history="1" r:id="rIdnb-u7ulvffnoz1k5si7u-">
               <w:r>
                 <w:rPr>
                   <w:rFonts w:ascii="Arial" w:cs="Arial" w:eastAsia="Arial" w:hAnsi="Arial"/>
@@ -26026,7 +26026,7 @@
             <w:pPr>
               <w:spacing w:after="20" w:before="0"/>
             </w:pPr>
-            <w:hyperlink w:history="1" r:id="rIdcc4d8u5ybr83lipmtpnxd">
+            <w:hyperlink w:history="1" r:id="rIdwpppoe39ni7ovo6zvtvy6">
               <w:r>
                 <w:rPr>
                   <w:rFonts w:ascii="Arial" w:cs="Arial" w:eastAsia="Arial" w:hAnsi="Arial"/>
@@ -26059,7 +26059,7 @@
               <w:spacing w:after="10" w:before="0"/>
               <w:ind w:left="120"/>
             </w:pPr>
-            <w:hyperlink w:history="1" r:id="rIdorajqsrvydfjjqs5grue6">
+            <w:hyperlink w:history="1" r:id="rIdqsisjhl6tu7fk1dptoqau">
               <w:r>
                 <w:rPr>
                   <w:rFonts w:ascii="Arial" w:cs="Arial" w:eastAsia="Arial" w:hAnsi="Arial"/>
@@ -26104,7 +26104,7 @@
             <w:pPr>
               <w:spacing w:after="20" w:before="0"/>
             </w:pPr>
-            <w:hyperlink w:history="1" r:id="rIddcb4aoav1vapfen3loany">
+            <w:hyperlink w:history="1" r:id="rIdv27mm0zdb6p4e3ojalkgz">
               <w:r>
                 <w:rPr>
                   <w:rFonts w:ascii="Arial" w:cs="Arial" w:eastAsia="Arial" w:hAnsi="Arial"/>
@@ -26137,7 +26137,7 @@
               <w:spacing w:after="10" w:before="0"/>
               <w:ind w:left="120"/>
             </w:pPr>
-            <w:hyperlink w:history="1" r:id="rId8can6uujc3e6uojjusoms">
+            <w:hyperlink w:history="1" r:id="rIdzjzbozpsg0yaalmmbh3ru">
               <w:r>
                 <w:rPr>
                   <w:rFonts w:ascii="Arial" w:cs="Arial" w:eastAsia="Arial" w:hAnsi="Arial"/>
@@ -26332,7 +26332,7 @@
             <w:pPr>
               <w:spacing w:after="20" w:before="0"/>
             </w:pPr>
-            <w:hyperlink w:history="1" r:id="rIdvhaci3yro3wwnswm3h6hr">
+            <w:hyperlink w:history="1" r:id="rIdz-hanw4jwhtajtwuob7qc">
               <w:r>
                 <w:rPr>
                   <w:rFonts w:ascii="Arial" w:cs="Arial" w:eastAsia="Arial" w:hAnsi="Arial"/>
@@ -26365,7 +26365,7 @@
               <w:spacing w:after="10" w:before="0"/>
               <w:ind w:left="120"/>
             </w:pPr>
-            <w:hyperlink w:history="1" r:id="rId7atjlgm3o3gz9mqucs61s">
+            <w:hyperlink w:history="1" r:id="rIdk1eprdnh_z59-l7y4eirm">
               <w:r>
                 <w:rPr>
                   <w:rFonts w:ascii="Arial" w:cs="Arial" w:eastAsia="Arial" w:hAnsi="Arial"/>
@@ -26410,7 +26410,7 @@
             <w:pPr>
               <w:spacing w:after="20" w:before="0"/>
             </w:pPr>
-            <w:hyperlink w:history="1" r:id="rIdbjwsq0nayq0zbkcz4xsmh">
+            <w:hyperlink w:history="1" r:id="rIdhdj1bxjtvbu32mmeifaeb">
               <w:r>
                 <w:rPr>
                   <w:rFonts w:ascii="Arial" w:cs="Arial" w:eastAsia="Arial" w:hAnsi="Arial"/>
@@ -26443,7 +26443,7 @@
               <w:spacing w:after="10" w:before="0"/>
               <w:ind w:left="120"/>
             </w:pPr>
-            <w:hyperlink w:history="1" r:id="rIdeult9pozcocg64hk0phag">
+            <w:hyperlink w:history="1" r:id="rId3jnypk2qrddjdyuseuirc">
               <w:r>
                 <w:rPr>
                   <w:rFonts w:ascii="Arial" w:cs="Arial" w:eastAsia="Arial" w:hAnsi="Arial"/>
@@ -26638,7 +26638,7 @@
             <w:pPr>
               <w:spacing w:after="20" w:before="0"/>
             </w:pPr>
-            <w:hyperlink w:history="1" r:id="rIdgxhhwykbye8oervucfh-x">
+            <w:hyperlink w:history="1" r:id="rId69sqxw9kg30tfveqgvn8w">
               <w:r>
                 <w:rPr>
                   <w:rFonts w:ascii="Arial" w:cs="Arial" w:eastAsia="Arial" w:hAnsi="Arial"/>
@@ -26671,7 +26671,7 @@
               <w:spacing w:after="10" w:before="0"/>
               <w:ind w:left="120"/>
             </w:pPr>
-            <w:hyperlink w:history="1" r:id="rIdcfukagturzb9dgabhfnsj">
+            <w:hyperlink w:history="1" r:id="rIdpu3cdwdiryohxanuvdqrv">
               <w:r>
                 <w:rPr>
                   <w:rFonts w:ascii="Arial" w:cs="Arial" w:eastAsia="Arial" w:hAnsi="Arial"/>
@@ -26716,7 +26716,7 @@
             <w:pPr>
               <w:spacing w:after="20" w:before="0"/>
             </w:pPr>
-            <w:hyperlink w:history="1" r:id="rIdyo7kmolmzaaf82pxq0hip">
+            <w:hyperlink w:history="1" r:id="rId4qzexsvbgc4s6qfh9tqug">
               <w:r>
                 <w:rPr>
                   <w:rFonts w:ascii="Arial" w:cs="Arial" w:eastAsia="Arial" w:hAnsi="Arial"/>
@@ -26765,7 +26765,7 @@
               <w:spacing w:after="10" w:before="0"/>
               <w:ind w:left="120"/>
             </w:pPr>
-            <w:hyperlink w:history="1" r:id="rIdgucgguu32yqwd3b0akvov">
+            <w:hyperlink w:history="1" r:id="rIdgukqueixrkvriftzy0rkd">
               <w:r>
                 <w:rPr>
                   <w:rFonts w:ascii="Arial" w:cs="Arial" w:eastAsia="Arial" w:hAnsi="Arial"/>
@@ -27353,7 +27353,7 @@
         </w:rPr>
         <w:t xml:space="preserve">© 2026 SeaVuria and ARES. Aligned with KICD objectives. Developed by SeaVuria; technical implementation by ARES (with AI assistance from Claude). Licensed under </w:t>
       </w:r>
-      <w:hyperlink w:history="1" r:id="rIdpnmzlpc90s4zycm3tcqzt">
+      <w:hyperlink w:history="1" r:id="rIdysid9dbrkradrp6cy94cf">
         <w:r>
           <w:rPr>
             <w:rFonts w:ascii="Arial" w:cs="Arial" w:eastAsia="Arial" w:hAnsi="Arial"/>
@@ -27374,7 +27374,7 @@
         </w:rPr>
         <w:t xml:space="preserve"> (</w:t>
       </w:r>
-      <w:hyperlink w:history="1" r:id="rIdi7oxtoeqndwoypl-zrfva">
+      <w:hyperlink w:history="1" r:id="rId9dd506xmehbmklyxulmen">
         <w:r>
           <w:rPr>
             <w:rFonts w:ascii="Arial" w:cs="Arial" w:eastAsia="Arial" w:hAnsi="Arial"/>

--- a/data/outputs/v2/Essential_Mathematics/SS1.1_Real_Numbers/Essential_Mathematics_Real_Numbers_CBE_LessonSequence.docx
+++ b/data/outputs/v2/Essential_Mathematics/SS1.1_Real_Numbers/Essential_Mathematics_Real_Numbers_CBE_LessonSequence.docx
@@ -2066,7 +2066,7 @@
         </w:rPr>
         <w:t xml:space="preserve">© 2026 SeaVuria and ARES. This work is licensed under a </w:t>
       </w:r>
-      <w:hyperlink w:history="1" r:id="rIde665zrd9-i2sw1y5ppk7_">
+      <w:hyperlink w:history="1" r:id="rId3k3ydepxulgtml6q6rggj">
         <w:r>
           <w:rPr>
             <w:rFonts w:ascii="Arial" w:cs="Arial" w:eastAsia="Arial" w:hAnsi="Arial"/>
@@ -2086,7 +2086,7 @@
         </w:rPr>
         <w:t xml:space="preserve"> (</w:t>
       </w:r>
-      <w:hyperlink w:history="1" r:id="rIdtmoamkoz26lhjlros835o">
+      <w:hyperlink w:history="1" r:id="rId7eftuy7wdcddxbv1mey1y">
         <w:r>
           <w:rPr>
             <w:rFonts w:ascii="Arial" w:cs="Arial" w:eastAsia="Arial" w:hAnsi="Arial"/>
@@ -2106,7 +2106,7 @@
         </w:rPr>
         <w:t xml:space="preserve">). To view a copy of this license, visit </w:t>
       </w:r>
-      <w:hyperlink w:history="1" r:id="rIdaq_j0n6debylpwcyvxr9d">
+      <w:hyperlink w:history="1" r:id="rIdbijltsa7bkzpc0tou5whj">
         <w:r>
           <w:rPr>
             <w:rFonts w:ascii="Arial" w:cs="Arial" w:eastAsia="Arial" w:hAnsi="Arial"/>
@@ -3118,7 +3118,7 @@
             <w:pPr>
               <w:spacing w:after="20" w:before="0"/>
             </w:pPr>
-            <w:hyperlink w:history="1" r:id="rIdoatrpefohdatbi9bbica9">
+            <w:hyperlink w:history="1" r:id="rIdx1mdeua_j4h8t_ud5urxu">
               <w:r>
                 <w:rPr>
                   <w:rFonts w:ascii="Arial" w:cs="Arial" w:eastAsia="Arial" w:hAnsi="Arial"/>
@@ -3151,7 +3151,7 @@
               <w:spacing w:after="10" w:before="0"/>
               <w:ind w:left="120"/>
             </w:pPr>
-            <w:hyperlink w:history="1" r:id="rIdrflrshm0q_41xyahzzc9i">
+            <w:hyperlink w:history="1" r:id="rIdrujfeoys9itqc_ksc_buy">
               <w:r>
                 <w:rPr>
                   <w:rFonts w:ascii="Arial" w:cs="Arial" w:eastAsia="Arial" w:hAnsi="Arial"/>
@@ -3196,7 +3196,7 @@
             <w:pPr>
               <w:spacing w:after="20" w:before="0"/>
             </w:pPr>
-            <w:hyperlink w:history="1" r:id="rIdchvjlhj2pisbr1mf23894">
+            <w:hyperlink w:history="1" r:id="rIddyynzhqyklaourwp7llza">
               <w:r>
                 <w:rPr>
                   <w:rFonts w:ascii="Arial" w:cs="Arial" w:eastAsia="Arial" w:hAnsi="Arial"/>
@@ -3229,7 +3229,7 @@
               <w:spacing w:after="10" w:before="0"/>
               <w:ind w:left="120"/>
             </w:pPr>
-            <w:hyperlink w:history="1" r:id="rIdtsyqqwqy6asvjch_hjv2n">
+            <w:hyperlink w:history="1" r:id="rIdb4wk1ekbhfqipgzetjxko">
               <w:r>
                 <w:rPr>
                   <w:rFonts w:ascii="Arial" w:cs="Arial" w:eastAsia="Arial" w:hAnsi="Arial"/>
@@ -3500,7 +3500,7 @@
             <w:pPr>
               <w:spacing w:after="20" w:before="0"/>
             </w:pPr>
-            <w:hyperlink w:history="1" r:id="rIdfed5eu7garcjg5huipy_t">
+            <w:hyperlink w:history="1" r:id="rId2fshsrq8tgkqex49lwtcn">
               <w:r>
                 <w:rPr>
                   <w:rFonts w:ascii="Arial" w:cs="Arial" w:eastAsia="Arial" w:hAnsi="Arial"/>
@@ -3533,7 +3533,7 @@
               <w:spacing w:after="10" w:before="0"/>
               <w:ind w:left="120"/>
             </w:pPr>
-            <w:hyperlink w:history="1" r:id="rIdgynatmxinsu3fsley7oj3">
+            <w:hyperlink w:history="1" r:id="rIdfy7jrmecqzjwepnb0whey">
               <w:r>
                 <w:rPr>
                   <w:rFonts w:ascii="Arial" w:cs="Arial" w:eastAsia="Arial" w:hAnsi="Arial"/>
@@ -3578,7 +3578,7 @@
             <w:pPr>
               <w:spacing w:after="20" w:before="0"/>
             </w:pPr>
-            <w:hyperlink w:history="1" r:id="rIdpq7-mzqscomct15jwxi-l">
+            <w:hyperlink w:history="1" r:id="rId5q2a3wlfbsv_9cj6xydts">
               <w:r>
                 <w:rPr>
                   <w:rFonts w:ascii="Arial" w:cs="Arial" w:eastAsia="Arial" w:hAnsi="Arial"/>
@@ -3611,7 +3611,7 @@
               <w:spacing w:after="10" w:before="0"/>
               <w:ind w:left="120"/>
             </w:pPr>
-            <w:hyperlink w:history="1" r:id="rIdlrqtouv4gttpceme4j7sx">
+            <w:hyperlink w:history="1" r:id="rIdxvbjizzfkwl2z5nobzvza">
               <w:r>
                 <w:rPr>
                   <w:rFonts w:ascii="Arial" w:cs="Arial" w:eastAsia="Arial" w:hAnsi="Arial"/>
@@ -3901,7 +3901,7 @@
             <w:pPr>
               <w:spacing w:after="20" w:before="0"/>
             </w:pPr>
-            <w:hyperlink w:history="1" r:id="rIdg8hdx-x0am5xunqnylrvp">
+            <w:hyperlink w:history="1" r:id="rIdidhx_z3lz38ijivgj9u1o">
               <w:r>
                 <w:rPr>
                   <w:rFonts w:ascii="Arial" w:cs="Arial" w:eastAsia="Arial" w:hAnsi="Arial"/>
@@ -3934,7 +3934,7 @@
               <w:spacing w:after="10" w:before="0"/>
               <w:ind w:left="120"/>
             </w:pPr>
-            <w:hyperlink w:history="1" r:id="rIdl4nmysn4m83qmb1ptzvkj">
+            <w:hyperlink w:history="1" r:id="rIdcjurqpypyosatjqy93ijp">
               <w:r>
                 <w:rPr>
                   <w:rFonts w:ascii="Arial" w:cs="Arial" w:eastAsia="Arial" w:hAnsi="Arial"/>
@@ -3979,7 +3979,7 @@
             <w:pPr>
               <w:spacing w:after="20" w:before="0"/>
             </w:pPr>
-            <w:hyperlink w:history="1" r:id="rIdxhnhdemw7bvta3awqeta7">
+            <w:hyperlink w:history="1" r:id="rIdw1diagalpjieuhux7pjzk">
               <w:r>
                 <w:rPr>
                   <w:rFonts w:ascii="Arial" w:cs="Arial" w:eastAsia="Arial" w:hAnsi="Arial"/>
@@ -4012,7 +4012,7 @@
               <w:spacing w:after="10" w:before="0"/>
               <w:ind w:left="120"/>
             </w:pPr>
-            <w:hyperlink w:history="1" r:id="rIdj9t1pmtut0xg1zxcsyehi">
+            <w:hyperlink w:history="1" r:id="rIdc1wkcfa8mfcspj6o6pa0x">
               <w:r>
                 <w:rPr>
                   <w:rFonts w:ascii="Arial" w:cs="Arial" w:eastAsia="Arial" w:hAnsi="Arial"/>
@@ -4321,7 +4321,7 @@
             <w:pPr>
               <w:spacing w:after="20" w:before="0"/>
             </w:pPr>
-            <w:hyperlink w:history="1" r:id="rId5opfvcbljj_xy3nl4u7o6">
+            <w:hyperlink w:history="1" r:id="rIdwuw9k31fj1g2jeuarkezk">
               <w:r>
                 <w:rPr>
                   <w:rFonts w:ascii="Arial" w:cs="Arial" w:eastAsia="Arial" w:hAnsi="Arial"/>
@@ -4354,7 +4354,7 @@
               <w:spacing w:after="10" w:before="0"/>
               <w:ind w:left="120"/>
             </w:pPr>
-            <w:hyperlink w:history="1" r:id="rIdrsoodrn0yvexuxo0lzmt2">
+            <w:hyperlink w:history="1" r:id="rId2u29qfyv1fdwav6j8hqcc">
               <w:r>
                 <w:rPr>
                   <w:rFonts w:ascii="Arial" w:cs="Arial" w:eastAsia="Arial" w:hAnsi="Arial"/>
@@ -4399,7 +4399,7 @@
             <w:pPr>
               <w:spacing w:after="20" w:before="0"/>
             </w:pPr>
-            <w:hyperlink w:history="1" r:id="rIdb3uvydw4-dkzg8gzftqaz">
+            <w:hyperlink w:history="1" r:id="rIds6gdi_ghx8moldh5r83d_">
               <w:r>
                 <w:rPr>
                   <w:rFonts w:ascii="Arial" w:cs="Arial" w:eastAsia="Arial" w:hAnsi="Arial"/>
@@ -4432,7 +4432,7 @@
               <w:spacing w:after="10" w:before="0"/>
               <w:ind w:left="120"/>
             </w:pPr>
-            <w:hyperlink w:history="1" r:id="rIdguoo3_oyc5yjty5-qhtps">
+            <w:hyperlink w:history="1" r:id="rIdqiubfgytms5hiqnyhxwvb">
               <w:r>
                 <w:rPr>
                   <w:rFonts w:ascii="Arial" w:cs="Arial" w:eastAsia="Arial" w:hAnsi="Arial"/>
@@ -4722,7 +4722,7 @@
             <w:pPr>
               <w:spacing w:after="20" w:before="0"/>
             </w:pPr>
-            <w:hyperlink w:history="1" r:id="rId5q9bil9e_mnizlq9jaarl">
+            <w:hyperlink w:history="1" r:id="rIdz1usodxvpa-rydgr_t32b">
               <w:r>
                 <w:rPr>
                   <w:rFonts w:ascii="Arial" w:cs="Arial" w:eastAsia="Arial" w:hAnsi="Arial"/>
@@ -4755,7 +4755,7 @@
               <w:spacing w:after="10" w:before="0"/>
               <w:ind w:left="120"/>
             </w:pPr>
-            <w:hyperlink w:history="1" r:id="rIdliy1sr0p7kaulpf9q48mp">
+            <w:hyperlink w:history="1" r:id="rIdvyseuqzqha8ry_ssfmt6c">
               <w:r>
                 <w:rPr>
                   <w:rFonts w:ascii="Arial" w:cs="Arial" w:eastAsia="Arial" w:hAnsi="Arial"/>
@@ -4800,7 +4800,7 @@
             <w:pPr>
               <w:spacing w:after="20" w:before="0"/>
             </w:pPr>
-            <w:hyperlink w:history="1" r:id="rIddfiy2tbfnbzuza-k6bucj">
+            <w:hyperlink w:history="1" r:id="rIdggm29hhbxxxfvwyqid3mb">
               <w:r>
                 <w:rPr>
                   <w:rFonts w:ascii="Arial" w:cs="Arial" w:eastAsia="Arial" w:hAnsi="Arial"/>
@@ -4833,7 +4833,7 @@
               <w:spacing w:after="10" w:before="0"/>
               <w:ind w:left="120"/>
             </w:pPr>
-            <w:hyperlink w:history="1" r:id="rIdrlwhtkurxe66klbpsjdso">
+            <w:hyperlink w:history="1" r:id="rIdhjvq-pgelr4p7bfw7vjge">
               <w:r>
                 <w:rPr>
                   <w:rFonts w:ascii="Arial" w:cs="Arial" w:eastAsia="Arial" w:hAnsi="Arial"/>
@@ -5440,7 +5440,7 @@
         </w:rPr>
         <w:t xml:space="preserve">© 2026 SeaVuria and ARES. Aligned with KICD objectives. Developed by SeaVuria; technical implementation by ARES (with AI assistance from Claude). Licensed under </w:t>
       </w:r>
-      <w:hyperlink w:history="1" r:id="rIdl0mm6jjt_f5fzyomxj0np">
+      <w:hyperlink w:history="1" r:id="rIdr-im8x2os59vmrcza3cem">
         <w:r>
           <w:rPr>
             <w:rFonts w:ascii="Arial" w:cs="Arial" w:eastAsia="Arial" w:hAnsi="Arial"/>
@@ -5461,7 +5461,7 @@
         </w:rPr>
         <w:t xml:space="preserve"> (</w:t>
       </w:r>
-      <w:hyperlink w:history="1" r:id="rIdlzdxuaz6yni1fjzooaszs">
+      <w:hyperlink w:history="1" r:id="rIdaspqyr_lmuigvurmiddyj">
         <w:r>
           <w:rPr>
             <w:rFonts w:ascii="Arial" w:cs="Arial" w:eastAsia="Arial" w:hAnsi="Arial"/>
@@ -6474,7 +6474,7 @@
             <w:pPr>
               <w:spacing w:after="20" w:before="0"/>
             </w:pPr>
-            <w:hyperlink w:history="1" r:id="rId_ro4t79wysm8fwvo6vx8k">
+            <w:hyperlink w:history="1" r:id="rIdumgsudugcnnfnwxg6rrho">
               <w:r>
                 <w:rPr>
                   <w:rFonts w:ascii="Arial" w:cs="Arial" w:eastAsia="Arial" w:hAnsi="Arial"/>
@@ -6507,7 +6507,7 @@
               <w:spacing w:after="10" w:before="0"/>
               <w:ind w:left="120"/>
             </w:pPr>
-            <w:hyperlink w:history="1" r:id="rIdwmgbtsu-7fx5udlyxp5c3">
+            <w:hyperlink w:history="1" r:id="rIdxparavkpigomiukacow-m">
               <w:r>
                 <w:rPr>
                   <w:rFonts w:ascii="Arial" w:cs="Arial" w:eastAsia="Arial" w:hAnsi="Arial"/>
@@ -6552,7 +6552,7 @@
             <w:pPr>
               <w:spacing w:after="20" w:before="0"/>
             </w:pPr>
-            <w:hyperlink w:history="1" r:id="rIdnpc2rxpizpgvitip2_ep4">
+            <w:hyperlink w:history="1" r:id="rIdkqjvgjyyj-sk0sh72wwca">
               <w:r>
                 <w:rPr>
                   <w:rFonts w:ascii="Arial" w:cs="Arial" w:eastAsia="Arial" w:hAnsi="Arial"/>
@@ -6585,7 +6585,7 @@
               <w:spacing w:after="10" w:before="0"/>
               <w:ind w:left="120"/>
             </w:pPr>
-            <w:hyperlink w:history="1" r:id="rIdrbcgjcnmvchas4cze02rx">
+            <w:hyperlink w:history="1" r:id="rIdx7zkuhyv_nstbgxz3v9fe">
               <w:r>
                 <w:rPr>
                   <w:rFonts w:ascii="Arial" w:cs="Arial" w:eastAsia="Arial" w:hAnsi="Arial"/>
@@ -6780,7 +6780,7 @@
             <w:pPr>
               <w:spacing w:after="20" w:before="0"/>
             </w:pPr>
-            <w:hyperlink w:history="1" r:id="rId_imdi1mannul_htqmqh41">
+            <w:hyperlink w:history="1" r:id="rIdan336e-0h5zmafyszi3m4">
               <w:r>
                 <w:rPr>
                   <w:rFonts w:ascii="Arial" w:cs="Arial" w:eastAsia="Arial" w:hAnsi="Arial"/>
@@ -6813,7 +6813,7 @@
               <w:spacing w:after="10" w:before="0"/>
               <w:ind w:left="120"/>
             </w:pPr>
-            <w:hyperlink w:history="1" r:id="rIdd2eoz7-gtnbgh0ljvnbvn">
+            <w:hyperlink w:history="1" r:id="rId5xvhk6pxskit0xejb_j6-">
               <w:r>
                 <w:rPr>
                   <w:rFonts w:ascii="Arial" w:cs="Arial" w:eastAsia="Arial" w:hAnsi="Arial"/>
@@ -6858,7 +6858,7 @@
             <w:pPr>
               <w:spacing w:after="20" w:before="0"/>
             </w:pPr>
-            <w:hyperlink w:history="1" r:id="rIdcfcx2rgxnxclw5pij6ewg">
+            <w:hyperlink w:history="1" r:id="rIdxpcfnou7jcefdmhuhpycp">
               <w:r>
                 <w:rPr>
                   <w:rFonts w:ascii="Arial" w:cs="Arial" w:eastAsia="Arial" w:hAnsi="Arial"/>
@@ -6891,7 +6891,7 @@
               <w:spacing w:after="10" w:before="0"/>
               <w:ind w:left="120"/>
             </w:pPr>
-            <w:hyperlink w:history="1" r:id="rId-tmsg2tznyy0h-e_lpe8d">
+            <w:hyperlink w:history="1" r:id="rId80bodlo9wv1tuuxz-19jh">
               <w:r>
                 <w:rPr>
                   <w:rFonts w:ascii="Arial" w:cs="Arial" w:eastAsia="Arial" w:hAnsi="Arial"/>
@@ -7314,7 +7314,7 @@
             <w:pPr>
               <w:spacing w:after="20" w:before="0"/>
             </w:pPr>
-            <w:hyperlink w:history="1" r:id="rIddqakofu-5czq5qlhkhbnj">
+            <w:hyperlink w:history="1" r:id="rIdjauhjgkpmqeeepkprjpjd">
               <w:r>
                 <w:rPr>
                   <w:rFonts w:ascii="Arial" w:cs="Arial" w:eastAsia="Arial" w:hAnsi="Arial"/>
@@ -7347,7 +7347,7 @@
               <w:spacing w:after="10" w:before="0"/>
               <w:ind w:left="120"/>
             </w:pPr>
-            <w:hyperlink w:history="1" r:id="rIdkhey1gvmbiwok75pizqzo">
+            <w:hyperlink w:history="1" r:id="rIdkuclvnfkzbpzwzvvkkznd">
               <w:r>
                 <w:rPr>
                   <w:rFonts w:ascii="Arial" w:cs="Arial" w:eastAsia="Arial" w:hAnsi="Arial"/>
@@ -7392,7 +7392,7 @@
             <w:pPr>
               <w:spacing w:after="20" w:before="0"/>
             </w:pPr>
-            <w:hyperlink w:history="1" r:id="rIdyzlvs9sgqv7qxbh_pt08s">
+            <w:hyperlink w:history="1" r:id="rIdhye4cw4sfjg1j0y5izj3s">
               <w:r>
                 <w:rPr>
                   <w:rFonts w:ascii="Arial" w:cs="Arial" w:eastAsia="Arial" w:hAnsi="Arial"/>
@@ -7425,7 +7425,7 @@
               <w:spacing w:after="10" w:before="0"/>
               <w:ind w:left="120"/>
             </w:pPr>
-            <w:hyperlink w:history="1" r:id="rIdgjixleuwlovndcws7ikbr">
+            <w:hyperlink w:history="1" r:id="rIdvjtenpuyijl6viyjazawj">
               <w:r>
                 <w:rPr>
                   <w:rFonts w:ascii="Arial" w:cs="Arial" w:eastAsia="Arial" w:hAnsi="Arial"/>
@@ -7620,7 +7620,7 @@
             <w:pPr>
               <w:spacing w:after="20" w:before="0"/>
             </w:pPr>
-            <w:hyperlink w:history="1" r:id="rIdf30omhwlgm4f4xfp-j8qp">
+            <w:hyperlink w:history="1" r:id="rIdtmrnbfc2zmv3j-sdgktv9">
               <w:r>
                 <w:rPr>
                   <w:rFonts w:ascii="Arial" w:cs="Arial" w:eastAsia="Arial" w:hAnsi="Arial"/>
@@ -7653,7 +7653,7 @@
               <w:spacing w:after="10" w:before="0"/>
               <w:ind w:left="120"/>
             </w:pPr>
-            <w:hyperlink w:history="1" r:id="rIdzhe2kjlyyf-7v3lfcsmhq">
+            <w:hyperlink w:history="1" r:id="rIdynewnvcz7ljl8lqcr4y1h">
               <w:r>
                 <w:rPr>
                   <w:rFonts w:ascii="Arial" w:cs="Arial" w:eastAsia="Arial" w:hAnsi="Arial"/>
@@ -7698,7 +7698,7 @@
             <w:pPr>
               <w:spacing w:after="20" w:before="0"/>
             </w:pPr>
-            <w:hyperlink w:history="1" r:id="rIdco9aypctjeepu8xdxrjba">
+            <w:hyperlink w:history="1" r:id="rId3kuyyl1bvxjbugylkzyqk">
               <w:r>
                 <w:rPr>
                   <w:rFonts w:ascii="Arial" w:cs="Arial" w:eastAsia="Arial" w:hAnsi="Arial"/>
@@ -7731,7 +7731,7 @@
               <w:spacing w:after="10" w:before="0"/>
               <w:ind w:left="120"/>
             </w:pPr>
-            <w:hyperlink w:history="1" r:id="rIdpyjdl1yvhyaiatkm0msn4">
+            <w:hyperlink w:history="1" r:id="rIduernznutw9qzqze6xzjix">
               <w:r>
                 <w:rPr>
                   <w:rFonts w:ascii="Arial" w:cs="Arial" w:eastAsia="Arial" w:hAnsi="Arial"/>
@@ -7926,7 +7926,7 @@
             <w:pPr>
               <w:spacing w:after="20" w:before="0"/>
             </w:pPr>
-            <w:hyperlink w:history="1" r:id="rIdtj-pggcpvltdjwn0qt9yz">
+            <w:hyperlink w:history="1" r:id="rIdjsv2fkkm25un-mnw4k0k1">
               <w:r>
                 <w:rPr>
                   <w:rFonts w:ascii="Arial" w:cs="Arial" w:eastAsia="Arial" w:hAnsi="Arial"/>
@@ -7959,7 +7959,7 @@
               <w:spacing w:after="10" w:before="0"/>
               <w:ind w:left="120"/>
             </w:pPr>
-            <w:hyperlink w:history="1" r:id="rId26hbnycmik8-4evabcnjm">
+            <w:hyperlink w:history="1" r:id="rIdxjowfiecew-wbtveepnhr">
               <w:r>
                 <w:rPr>
                   <w:rFonts w:ascii="Arial" w:cs="Arial" w:eastAsia="Arial" w:hAnsi="Arial"/>
@@ -8004,7 +8004,7 @@
             <w:pPr>
               <w:spacing w:after="20" w:before="0"/>
             </w:pPr>
-            <w:hyperlink w:history="1" r:id="rIdjjbqurjslthp07zuopxlt">
+            <w:hyperlink w:history="1" r:id="rId4jbxf51akec5qmrtmjq4g">
               <w:r>
                 <w:rPr>
                   <w:rFonts w:ascii="Arial" w:cs="Arial" w:eastAsia="Arial" w:hAnsi="Arial"/>
@@ -8053,7 +8053,7 @@
               <w:spacing w:after="10" w:before="0"/>
               <w:ind w:left="120"/>
             </w:pPr>
-            <w:hyperlink w:history="1" r:id="rIdwpqysbu6yw0hax-_zky7r">
+            <w:hyperlink w:history="1" r:id="rIdvhowygll3cvapxoh4mexs">
               <w:r>
                 <w:rPr>
                   <w:rFonts w:ascii="Arial" w:cs="Arial" w:eastAsia="Arial" w:hAnsi="Arial"/>
@@ -8565,7 +8565,7 @@
         </w:rPr>
         <w:t xml:space="preserve">© 2026 SeaVuria and ARES. Aligned with KICD objectives. Developed by SeaVuria; technical implementation by ARES (with AI assistance from Claude). Licensed under </w:t>
       </w:r>
-      <w:hyperlink w:history="1" r:id="rId6dt3vc0ogmzrlbtt-8nty">
+      <w:hyperlink w:history="1" r:id="rIduf0wolnehg5i6txwsmmsg">
         <w:r>
           <w:rPr>
             <w:rFonts w:ascii="Arial" w:cs="Arial" w:eastAsia="Arial" w:hAnsi="Arial"/>
@@ -8586,7 +8586,7 @@
         </w:rPr>
         <w:t xml:space="preserve"> (</w:t>
       </w:r>
-      <w:hyperlink w:history="1" r:id="rIdslld9tabgkscw5fkfkvfw">
+      <w:hyperlink w:history="1" r:id="rIdfiwv3luj7gcw9rqzvrkjv">
         <w:r>
           <w:rPr>
             <w:rFonts w:ascii="Arial" w:cs="Arial" w:eastAsia="Arial" w:hAnsi="Arial"/>
@@ -9599,7 +9599,7 @@
             <w:pPr>
               <w:spacing w:after="20" w:before="0"/>
             </w:pPr>
-            <w:hyperlink w:history="1" r:id="rIdbdkes3j_rbpp5lfajrjeq">
+            <w:hyperlink w:history="1" r:id="rIdzyn-y_rnntpdh7kfqraqm">
               <w:r>
                 <w:rPr>
                   <w:rFonts w:ascii="Arial" w:cs="Arial" w:eastAsia="Arial" w:hAnsi="Arial"/>
@@ -9632,7 +9632,7 @@
               <w:spacing w:after="10" w:before="0"/>
               <w:ind w:left="120"/>
             </w:pPr>
-            <w:hyperlink w:history="1" r:id="rIdn-wqwt_ogx66unr5ac1ho">
+            <w:hyperlink w:history="1" r:id="rIdzzjylpqmxnqbmij9s3jvt">
               <w:r>
                 <w:rPr>
                   <w:rFonts w:ascii="Arial" w:cs="Arial" w:eastAsia="Arial" w:hAnsi="Arial"/>
@@ -9677,7 +9677,7 @@
             <w:pPr>
               <w:spacing w:after="20" w:before="0"/>
             </w:pPr>
-            <w:hyperlink w:history="1" r:id="rId9zgav7ugbnemakp--7wlu">
+            <w:hyperlink w:history="1" r:id="rIdk4cahkxmqhf4waxutgby9">
               <w:r>
                 <w:rPr>
                   <w:rFonts w:ascii="Arial" w:cs="Arial" w:eastAsia="Arial" w:hAnsi="Arial"/>
@@ -9710,7 +9710,7 @@
               <w:spacing w:after="10" w:before="0"/>
               <w:ind w:left="120"/>
             </w:pPr>
-            <w:hyperlink w:history="1" r:id="rIdvgbskslnkxtrqj0umiosv">
+            <w:hyperlink w:history="1" r:id="rIds8bnokhs3_3qdnjjywfzt">
               <w:r>
                 <w:rPr>
                   <w:rFonts w:ascii="Arial" w:cs="Arial" w:eastAsia="Arial" w:hAnsi="Arial"/>
@@ -9905,7 +9905,7 @@
             <w:pPr>
               <w:spacing w:after="20" w:before="0"/>
             </w:pPr>
-            <w:hyperlink w:history="1" r:id="rIdp55eiav94uaifvaeuekq4">
+            <w:hyperlink w:history="1" r:id="rIduzgyn7-f3fargpmzbm1lz">
               <w:r>
                 <w:rPr>
                   <w:rFonts w:ascii="Arial" w:cs="Arial" w:eastAsia="Arial" w:hAnsi="Arial"/>
@@ -9938,7 +9938,7 @@
               <w:spacing w:after="10" w:before="0"/>
               <w:ind w:left="120"/>
             </w:pPr>
-            <w:hyperlink w:history="1" r:id="rIdw2_akvhhvau6qyeolctfp">
+            <w:hyperlink w:history="1" r:id="rIdgwajk9sptzv8gyamz-gip">
               <w:r>
                 <w:rPr>
                   <w:rFonts w:ascii="Arial" w:cs="Arial" w:eastAsia="Arial" w:hAnsi="Arial"/>
@@ -9983,7 +9983,7 @@
             <w:pPr>
               <w:spacing w:after="20" w:before="0"/>
             </w:pPr>
-            <w:hyperlink w:history="1" r:id="rIdqw_6lce0ys0tqyhmeg-di">
+            <w:hyperlink w:history="1" r:id="rIdh_fvgxnbpxlihogo1ws7z">
               <w:r>
                 <w:rPr>
                   <w:rFonts w:ascii="Arial" w:cs="Arial" w:eastAsia="Arial" w:hAnsi="Arial"/>
@@ -10016,7 +10016,7 @@
               <w:spacing w:after="10" w:before="0"/>
               <w:ind w:left="120"/>
             </w:pPr>
-            <w:hyperlink w:history="1" r:id="rIdsp4uhje3lw0eshbirojeo">
+            <w:hyperlink w:history="1" r:id="rIdwlpb6w1rqk-xrpshntleo">
               <w:r>
                 <w:rPr>
                   <w:rFonts w:ascii="Arial" w:cs="Arial" w:eastAsia="Arial" w:hAnsi="Arial"/>
@@ -10211,7 +10211,7 @@
             <w:pPr>
               <w:spacing w:after="20" w:before="0"/>
             </w:pPr>
-            <w:hyperlink w:history="1" r:id="rId6igxmti-si56uklizdn8h">
+            <w:hyperlink w:history="1" r:id="rIdg_lpdxubjdqxrje3pbvfm">
               <w:r>
                 <w:rPr>
                   <w:rFonts w:ascii="Arial" w:cs="Arial" w:eastAsia="Arial" w:hAnsi="Arial"/>
@@ -10244,7 +10244,7 @@
               <w:spacing w:after="10" w:before="0"/>
               <w:ind w:left="120"/>
             </w:pPr>
-            <w:hyperlink w:history="1" r:id="rIdutjl0ty128xwidwblsgad">
+            <w:hyperlink w:history="1" r:id="rIdazkfdtpve_qksaat0glqx">
               <w:r>
                 <w:rPr>
                   <w:rFonts w:ascii="Arial" w:cs="Arial" w:eastAsia="Arial" w:hAnsi="Arial"/>
@@ -10289,7 +10289,7 @@
             <w:pPr>
               <w:spacing w:after="20" w:before="0"/>
             </w:pPr>
-            <w:hyperlink w:history="1" r:id="rIdewzwn43hnyq8jhvnhf67u">
+            <w:hyperlink w:history="1" r:id="rIdxvddlxivg95t4z3cb2ara">
               <w:r>
                 <w:rPr>
                   <w:rFonts w:ascii="Arial" w:cs="Arial" w:eastAsia="Arial" w:hAnsi="Arial"/>
@@ -10322,7 +10322,7 @@
               <w:spacing w:after="10" w:before="0"/>
               <w:ind w:left="120"/>
             </w:pPr>
-            <w:hyperlink w:history="1" r:id="rIdxrwd8kyug8hj0a4egaljg">
+            <w:hyperlink w:history="1" r:id="rIdz7m4wfutcsfz7rmiqjhxa">
               <w:r>
                 <w:rPr>
                   <w:rFonts w:ascii="Arial" w:cs="Arial" w:eastAsia="Arial" w:hAnsi="Arial"/>
@@ -10517,7 +10517,7 @@
             <w:pPr>
               <w:spacing w:after="20" w:before="0"/>
             </w:pPr>
-            <w:hyperlink w:history="1" r:id="rId9_z-8imoq68b7p-g7l6t9">
+            <w:hyperlink w:history="1" r:id="rIdjy8tbvgk3ahcdomxftmdk">
               <w:r>
                 <w:rPr>
                   <w:rFonts w:ascii="Arial" w:cs="Arial" w:eastAsia="Arial" w:hAnsi="Arial"/>
@@ -10550,7 +10550,7 @@
               <w:spacing w:after="10" w:before="0"/>
               <w:ind w:left="120"/>
             </w:pPr>
-            <w:hyperlink w:history="1" r:id="rIdcfum_fsdptxoennvcb09l">
+            <w:hyperlink w:history="1" r:id="rIdsj4pc0-ebniyk8ne_3g4z">
               <w:r>
                 <w:rPr>
                   <w:rFonts w:ascii="Arial" w:cs="Arial" w:eastAsia="Arial" w:hAnsi="Arial"/>
@@ -10595,7 +10595,7 @@
             <w:pPr>
               <w:spacing w:after="20" w:before="0"/>
             </w:pPr>
-            <w:hyperlink w:history="1" r:id="rId1l8hh3ml_y-mcgsor37ri">
+            <w:hyperlink w:history="1" r:id="rId3snkyh8qkxebomdogwd2t">
               <w:r>
                 <w:rPr>
                   <w:rFonts w:ascii="Arial" w:cs="Arial" w:eastAsia="Arial" w:hAnsi="Arial"/>
@@ -10628,7 +10628,7 @@
               <w:spacing w:after="10" w:before="0"/>
               <w:ind w:left="120"/>
             </w:pPr>
-            <w:hyperlink w:history="1" r:id="rId5o66uybto2p5xf86ivx8a">
+            <w:hyperlink w:history="1" r:id="rIdtbic0g97u07edawptale-">
               <w:r>
                 <w:rPr>
                   <w:rFonts w:ascii="Arial" w:cs="Arial" w:eastAsia="Arial" w:hAnsi="Arial"/>
@@ -10823,7 +10823,7 @@
             <w:pPr>
               <w:spacing w:after="20" w:before="0"/>
             </w:pPr>
-            <w:hyperlink w:history="1" r:id="rIdf2bqoqe4esmrzsyyt-6ma">
+            <w:hyperlink w:history="1" r:id="rIdya5pkaiac6nwuwv3zlpev">
               <w:r>
                 <w:rPr>
                   <w:rFonts w:ascii="Arial" w:cs="Arial" w:eastAsia="Arial" w:hAnsi="Arial"/>
@@ -10856,7 +10856,7 @@
               <w:spacing w:after="10" w:before="0"/>
               <w:ind w:left="120"/>
             </w:pPr>
-            <w:hyperlink w:history="1" r:id="rIdpxpcdo5fnpb2vntxybaen">
+            <w:hyperlink w:history="1" r:id="rIdn6g9tup2gpvxynrn8sdor">
               <w:r>
                 <w:rPr>
                   <w:rFonts w:ascii="Arial" w:cs="Arial" w:eastAsia="Arial" w:hAnsi="Arial"/>
@@ -10901,7 +10901,7 @@
             <w:pPr>
               <w:spacing w:after="20" w:before="0"/>
             </w:pPr>
-            <w:hyperlink w:history="1" r:id="rIdlvsm836v0infdnyjkkg6s">
+            <w:hyperlink w:history="1" r:id="rId4ukoovg8bezr-r-f28yja">
               <w:r>
                 <w:rPr>
                   <w:rFonts w:ascii="Arial" w:cs="Arial" w:eastAsia="Arial" w:hAnsi="Arial"/>
@@ -10934,7 +10934,7 @@
               <w:spacing w:after="10" w:before="0"/>
               <w:ind w:left="120"/>
             </w:pPr>
-            <w:hyperlink w:history="1" r:id="rIdc6ewc6vxlsb2jsavdbuaf">
+            <w:hyperlink w:history="1" r:id="rId4wwdwr5b-hp9pbqoiaxr6">
               <w:r>
                 <w:rPr>
                   <w:rFonts w:ascii="Arial" w:cs="Arial" w:eastAsia="Arial" w:hAnsi="Arial"/>
@@ -11541,7 +11541,7 @@
         </w:rPr>
         <w:t xml:space="preserve">© 2026 SeaVuria and ARES. Aligned with KICD objectives. Developed by SeaVuria; technical implementation by ARES (with AI assistance from Claude). Licensed under </w:t>
       </w:r>
-      <w:hyperlink w:history="1" r:id="rIdm_xcar-aloulywwwsstj8">
+      <w:hyperlink w:history="1" r:id="rIddiy038m0n0ianf-ieadi8">
         <w:r>
           <w:rPr>
             <w:rFonts w:ascii="Arial" w:cs="Arial" w:eastAsia="Arial" w:hAnsi="Arial"/>
@@ -11562,7 +11562,7 @@
         </w:rPr>
         <w:t xml:space="preserve"> (</w:t>
       </w:r>
-      <w:hyperlink w:history="1" r:id="rIdpq8o-elhb5lmziqlyxrft">
+      <w:hyperlink w:history="1" r:id="rIdt8glpvcoxgd8973go_bjk">
         <w:r>
           <w:rPr>
             <w:rFonts w:ascii="Arial" w:cs="Arial" w:eastAsia="Arial" w:hAnsi="Arial"/>
@@ -12658,7 +12658,7 @@
             <w:pPr>
               <w:spacing w:after="20" w:before="0"/>
             </w:pPr>
-            <w:hyperlink w:history="1" r:id="rIdii8listbippnsfojahkp-">
+            <w:hyperlink w:history="1" r:id="rIdzwcc_b2r0tlhkr1cdukjs">
               <w:r>
                 <w:rPr>
                   <w:rFonts w:ascii="Arial" w:cs="Arial" w:eastAsia="Arial" w:hAnsi="Arial"/>
@@ -12691,7 +12691,7 @@
               <w:spacing w:after="10" w:before="0"/>
               <w:ind w:left="120"/>
             </w:pPr>
-            <w:hyperlink w:history="1" r:id="rIdhiacfizegzmeekcbr4qpl">
+            <w:hyperlink w:history="1" r:id="rId5vo6l2vc7s4lw5ui5p426">
               <w:r>
                 <w:rPr>
                   <w:rFonts w:ascii="Arial" w:cs="Arial" w:eastAsia="Arial" w:hAnsi="Arial"/>
@@ -12736,7 +12736,7 @@
             <w:pPr>
               <w:spacing w:after="20" w:before="0"/>
             </w:pPr>
-            <w:hyperlink w:history="1" r:id="rIdvaqz6xudvheysyv989cq-">
+            <w:hyperlink w:history="1" r:id="rIdtqq6fbw6nur2_lo54qcp-">
               <w:r>
                 <w:rPr>
                   <w:rFonts w:ascii="Arial" w:cs="Arial" w:eastAsia="Arial" w:hAnsi="Arial"/>
@@ -12769,7 +12769,7 @@
               <w:spacing w:after="10" w:before="0"/>
               <w:ind w:left="120"/>
             </w:pPr>
-            <w:hyperlink w:history="1" r:id="rIdttdicbkhowsboeczop8jf">
+            <w:hyperlink w:history="1" r:id="rIdgoflkjovgj8vtk7-fsjy7">
               <w:r>
                 <w:rPr>
                   <w:rFonts w:ascii="Arial" w:cs="Arial" w:eastAsia="Arial" w:hAnsi="Arial"/>
@@ -12964,7 +12964,7 @@
             <w:pPr>
               <w:spacing w:after="20" w:before="0"/>
             </w:pPr>
-            <w:hyperlink w:history="1" r:id="rIdae5yhd9xdljn4codx6zu1">
+            <w:hyperlink w:history="1" r:id="rIdxyoit3u80mcksoctqa8tw">
               <w:r>
                 <w:rPr>
                   <w:rFonts w:ascii="Arial" w:cs="Arial" w:eastAsia="Arial" w:hAnsi="Arial"/>
@@ -12997,7 +12997,7 @@
               <w:spacing w:after="10" w:before="0"/>
               <w:ind w:left="120"/>
             </w:pPr>
-            <w:hyperlink w:history="1" r:id="rId_zbyww_jygw9k7n1ie1t1">
+            <w:hyperlink w:history="1" r:id="rIdb_digzsnquolic_svukt1">
               <w:r>
                 <w:rPr>
                   <w:rFonts w:ascii="Arial" w:cs="Arial" w:eastAsia="Arial" w:hAnsi="Arial"/>
@@ -13042,7 +13042,7 @@
             <w:pPr>
               <w:spacing w:after="20" w:before="0"/>
             </w:pPr>
-            <w:hyperlink w:history="1" r:id="rId6dmnv63_vwj07lal21pv1">
+            <w:hyperlink w:history="1" r:id="rIde9xluzwk-faflxke5prec">
               <w:r>
                 <w:rPr>
                   <w:rFonts w:ascii="Arial" w:cs="Arial" w:eastAsia="Arial" w:hAnsi="Arial"/>
@@ -13075,7 +13075,7 @@
               <w:spacing w:after="10" w:before="0"/>
               <w:ind w:left="120"/>
             </w:pPr>
-            <w:hyperlink w:history="1" r:id="rIdxupjkmimvehm2z_f1bqya">
+            <w:hyperlink w:history="1" r:id="rId8h1ki7fqglnbg5qbfwfoj">
               <w:r>
                 <w:rPr>
                   <w:rFonts w:ascii="Arial" w:cs="Arial" w:eastAsia="Arial" w:hAnsi="Arial"/>
@@ -13270,7 +13270,7 @@
             <w:pPr>
               <w:spacing w:after="20" w:before="0"/>
             </w:pPr>
-            <w:hyperlink w:history="1" r:id="rIdeozqahh94kh0bva6qsnzp">
+            <w:hyperlink w:history="1" r:id="rIdx83dyc9u1l6_l-1pyo2de">
               <w:r>
                 <w:rPr>
                   <w:rFonts w:ascii="Arial" w:cs="Arial" w:eastAsia="Arial" w:hAnsi="Arial"/>
@@ -13303,7 +13303,7 @@
               <w:spacing w:after="10" w:before="0"/>
               <w:ind w:left="120"/>
             </w:pPr>
-            <w:hyperlink w:history="1" r:id="rIdkdb8uuf_rewqgiepualcn">
+            <w:hyperlink w:history="1" r:id="rIdqj6vx1ckumokmyqjh5rea">
               <w:r>
                 <w:rPr>
                   <w:rFonts w:ascii="Arial" w:cs="Arial" w:eastAsia="Arial" w:hAnsi="Arial"/>
@@ -13348,7 +13348,7 @@
             <w:pPr>
               <w:spacing w:after="20" w:before="0"/>
             </w:pPr>
-            <w:hyperlink w:history="1" r:id="rIdfqb7zcqggsusvvzthqanv">
+            <w:hyperlink w:history="1" r:id="rId2qwobcf0i7hw3yxwxkmah">
               <w:r>
                 <w:rPr>
                   <w:rFonts w:ascii="Arial" w:cs="Arial" w:eastAsia="Arial" w:hAnsi="Arial"/>
@@ -13397,7 +13397,7 @@
               <w:spacing w:after="10" w:before="0"/>
               <w:ind w:left="120"/>
             </w:pPr>
-            <w:hyperlink w:history="1" r:id="rIduezwvudxjum1ytj4xpef0">
+            <w:hyperlink w:history="1" r:id="rIdjl5hhqnierxdloausfewf">
               <w:r>
                 <w:rPr>
                   <w:rFonts w:ascii="Arial" w:cs="Arial" w:eastAsia="Arial" w:hAnsi="Arial"/>
@@ -13592,7 +13592,7 @@
             <w:pPr>
               <w:spacing w:after="20" w:before="0"/>
             </w:pPr>
-            <w:hyperlink w:history="1" r:id="rId4gcatsnfqlaaruohdftgd">
+            <w:hyperlink w:history="1" r:id="rIdvafmvempz24pe0kidvhae">
               <w:r>
                 <w:rPr>
                   <w:rFonts w:ascii="Arial" w:cs="Arial" w:eastAsia="Arial" w:hAnsi="Arial"/>
@@ -13625,7 +13625,7 @@
               <w:spacing w:after="10" w:before="0"/>
               <w:ind w:left="120"/>
             </w:pPr>
-            <w:hyperlink w:history="1" r:id="rIdr2ngahow0gjrdwzzyyhxj">
+            <w:hyperlink w:history="1" r:id="rIdwfvzdsupg_4mwsrfif038">
               <w:r>
                 <w:rPr>
                   <w:rFonts w:ascii="Arial" w:cs="Arial" w:eastAsia="Arial" w:hAnsi="Arial"/>
@@ -13670,7 +13670,7 @@
             <w:pPr>
               <w:spacing w:after="20" w:before="0"/>
             </w:pPr>
-            <w:hyperlink w:history="1" r:id="rId-7yemzlqm8pd-uvs-7jrn">
+            <w:hyperlink w:history="1" r:id="rIdubgbvheyspeuljtvlzvq2">
               <w:r>
                 <w:rPr>
                   <w:rFonts w:ascii="Arial" w:cs="Arial" w:eastAsia="Arial" w:hAnsi="Arial"/>
@@ -13719,7 +13719,7 @@
               <w:spacing w:after="10" w:before="0"/>
               <w:ind w:left="120"/>
             </w:pPr>
-            <w:hyperlink w:history="1" r:id="rIdhxnerahrzyjpgenxgblkn">
+            <w:hyperlink w:history="1" r:id="rIdpuqzfeju7s3-wogdii7y_">
               <w:r>
                 <w:rPr>
                   <w:rFonts w:ascii="Arial" w:cs="Arial" w:eastAsia="Arial" w:hAnsi="Arial"/>
@@ -13914,7 +13914,7 @@
             <w:pPr>
               <w:spacing w:after="20" w:before="0"/>
             </w:pPr>
-            <w:hyperlink w:history="1" r:id="rIdsrais3xxwwhe9-z0dkxva">
+            <w:hyperlink w:history="1" r:id="rId7tjdonw4sctxcqgfp8rnf">
               <w:r>
                 <w:rPr>
                   <w:rFonts w:ascii="Arial" w:cs="Arial" w:eastAsia="Arial" w:hAnsi="Arial"/>
@@ -13947,7 +13947,7 @@
               <w:spacing w:after="10" w:before="0"/>
               <w:ind w:left="120"/>
             </w:pPr>
-            <w:hyperlink w:history="1" r:id="rIdlnzicyalfdomosdswggdl">
+            <w:hyperlink w:history="1" r:id="rIdo1flqtf3imc6gs78w-uy8">
               <w:r>
                 <w:rPr>
                   <w:rFonts w:ascii="Arial" w:cs="Arial" w:eastAsia="Arial" w:hAnsi="Arial"/>
@@ -13992,7 +13992,7 @@
             <w:pPr>
               <w:spacing w:after="20" w:before="0"/>
             </w:pPr>
-            <w:hyperlink w:history="1" r:id="rIdj-ma4jh7nce3keqdn4p8z">
+            <w:hyperlink w:history="1" r:id="rIdz_6uyirxm2wzl4eip1oyi">
               <w:r>
                 <w:rPr>
                   <w:rFonts w:ascii="Arial" w:cs="Arial" w:eastAsia="Arial" w:hAnsi="Arial"/>
@@ -14041,7 +14041,7 @@
               <w:spacing w:after="10" w:before="0"/>
               <w:ind w:left="120"/>
             </w:pPr>
-            <w:hyperlink w:history="1" r:id="rIddv5lzyxxnlnojgpcobhw4">
+            <w:hyperlink w:history="1" r:id="rId30txdnb0bf4r4q2irgmva">
               <w:r>
                 <w:rPr>
                   <w:rFonts w:ascii="Arial" w:cs="Arial" w:eastAsia="Arial" w:hAnsi="Arial"/>
@@ -14553,7 +14553,7 @@
         </w:rPr>
         <w:t xml:space="preserve">© 2026 SeaVuria and ARES. Aligned with KICD objectives. Developed by SeaVuria; technical implementation by ARES (with AI assistance from Claude). Licensed under </w:t>
       </w:r>
-      <w:hyperlink w:history="1" r:id="rIdgyapws51xhjw8vcy9vwez">
+      <w:hyperlink w:history="1" r:id="rIdwrokpsqctfqks6lpneorw">
         <w:r>
           <w:rPr>
             <w:rFonts w:ascii="Arial" w:cs="Arial" w:eastAsia="Arial" w:hAnsi="Arial"/>
@@ -14574,7 +14574,7 @@
         </w:rPr>
         <w:t xml:space="preserve"> (</w:t>
       </w:r>
-      <w:hyperlink w:history="1" r:id="rIdgpcuhkb9ezlonp89krthr">
+      <w:hyperlink w:history="1" r:id="rIdi-3-85jo0ivd9xiyurupe">
         <w:r>
           <w:rPr>
             <w:rFonts w:ascii="Arial" w:cs="Arial" w:eastAsia="Arial" w:hAnsi="Arial"/>
@@ -15587,7 +15587,7 @@
             <w:pPr>
               <w:spacing w:after="20" w:before="0"/>
             </w:pPr>
-            <w:hyperlink w:history="1" r:id="rIdaicr6xpgkbttgxla7qbcf">
+            <w:hyperlink w:history="1" r:id="rIdxspkmbeiybp0txnsokn43">
               <w:r>
                 <w:rPr>
                   <w:rFonts w:ascii="Arial" w:cs="Arial" w:eastAsia="Arial" w:hAnsi="Arial"/>
@@ -15620,7 +15620,7 @@
               <w:spacing w:after="10" w:before="0"/>
               <w:ind w:left="120"/>
             </w:pPr>
-            <w:hyperlink w:history="1" r:id="rIdelpjcdupezp6ppfz9vgrn">
+            <w:hyperlink w:history="1" r:id="rIdoidunl7-jtr2zm1w6zrna">
               <w:r>
                 <w:rPr>
                   <w:rFonts w:ascii="Arial" w:cs="Arial" w:eastAsia="Arial" w:hAnsi="Arial"/>
@@ -15665,7 +15665,7 @@
             <w:pPr>
               <w:spacing w:after="20" w:before="0"/>
             </w:pPr>
-            <w:hyperlink w:history="1" r:id="rIdvotgbzfcj6yrd_nwqtzkv">
+            <w:hyperlink w:history="1" r:id="rIdlfo1jeulr_v2q8ecaxooq">
               <w:r>
                 <w:rPr>
                   <w:rFonts w:ascii="Arial" w:cs="Arial" w:eastAsia="Arial" w:hAnsi="Arial"/>
@@ -15698,7 +15698,7 @@
               <w:spacing w:after="10" w:before="0"/>
               <w:ind w:left="120"/>
             </w:pPr>
-            <w:hyperlink w:history="1" r:id="rId42no55xm3xgw1azdpqpiw">
+            <w:hyperlink w:history="1" r:id="rId9rmvyfbawjc_yyve3le34">
               <w:r>
                 <w:rPr>
                   <w:rFonts w:ascii="Arial" w:cs="Arial" w:eastAsia="Arial" w:hAnsi="Arial"/>
@@ -15893,7 +15893,7 @@
             <w:pPr>
               <w:spacing w:after="20" w:before="0"/>
             </w:pPr>
-            <w:hyperlink w:history="1" r:id="rIdug9i6q_xbz2yaxdzak8kl">
+            <w:hyperlink w:history="1" r:id="rIdhxhqxdqmousmxzyuwldla">
               <w:r>
                 <w:rPr>
                   <w:rFonts w:ascii="Arial" w:cs="Arial" w:eastAsia="Arial" w:hAnsi="Arial"/>
@@ -15926,7 +15926,7 @@
               <w:spacing w:after="10" w:before="0"/>
               <w:ind w:left="120"/>
             </w:pPr>
-            <w:hyperlink w:history="1" r:id="rIdiafbbwfb2z4umeibns_qw">
+            <w:hyperlink w:history="1" r:id="rId1z3ktit71t4uukxwtit2x">
               <w:r>
                 <w:rPr>
                   <w:rFonts w:ascii="Arial" w:cs="Arial" w:eastAsia="Arial" w:hAnsi="Arial"/>
@@ -15971,7 +15971,7 @@
             <w:pPr>
               <w:spacing w:after="20" w:before="0"/>
             </w:pPr>
-            <w:hyperlink w:history="1" r:id="rIdy_rsiux7uqewk0wfov6yg">
+            <w:hyperlink w:history="1" r:id="rIdb8dmefu-on_bxisxvkof8">
               <w:r>
                 <w:rPr>
                   <w:rFonts w:ascii="Arial" w:cs="Arial" w:eastAsia="Arial" w:hAnsi="Arial"/>
@@ -16004,7 +16004,7 @@
               <w:spacing w:after="10" w:before="0"/>
               <w:ind w:left="120"/>
             </w:pPr>
-            <w:hyperlink w:history="1" r:id="rIdejxcdwty_50qyzmeej79o">
+            <w:hyperlink w:history="1" r:id="rId_jtdxklu-zooemegc9fhj">
               <w:r>
                 <w:rPr>
                   <w:rFonts w:ascii="Arial" w:cs="Arial" w:eastAsia="Arial" w:hAnsi="Arial"/>
@@ -16199,7 +16199,7 @@
             <w:pPr>
               <w:spacing w:after="20" w:before="0"/>
             </w:pPr>
-            <w:hyperlink w:history="1" r:id="rIdt4w_jfqynxkmhfyt1ocbv">
+            <w:hyperlink w:history="1" r:id="rIdoqkuuqfgrxnsjoi3pkyfe">
               <w:r>
                 <w:rPr>
                   <w:rFonts w:ascii="Arial" w:cs="Arial" w:eastAsia="Arial" w:hAnsi="Arial"/>
@@ -16232,7 +16232,7 @@
               <w:spacing w:after="10" w:before="0"/>
               <w:ind w:left="120"/>
             </w:pPr>
-            <w:hyperlink w:history="1" r:id="rIdhjpddpfkuzcmvwovlql0b">
+            <w:hyperlink w:history="1" r:id="rIdkamrk3vl70cxwfvanohsz">
               <w:r>
                 <w:rPr>
                   <w:rFonts w:ascii="Arial" w:cs="Arial" w:eastAsia="Arial" w:hAnsi="Arial"/>
@@ -16277,7 +16277,7 @@
             <w:pPr>
               <w:spacing w:after="20" w:before="0"/>
             </w:pPr>
-            <w:hyperlink w:history="1" r:id="rIdg8k5wcbhgqr0sbqmvl_bt">
+            <w:hyperlink w:history="1" r:id="rIdcmdekaa6wspua8-vp2j7h">
               <w:r>
                 <w:rPr>
                   <w:rFonts w:ascii="Arial" w:cs="Arial" w:eastAsia="Arial" w:hAnsi="Arial"/>
@@ -16326,7 +16326,7 @@
               <w:spacing w:after="10" w:before="0"/>
               <w:ind w:left="120"/>
             </w:pPr>
-            <w:hyperlink w:history="1" r:id="rIdjno0knmr9txfxsrjg2yn6">
+            <w:hyperlink w:history="1" r:id="rIduenlsbh-3jqi3xqjuivvl">
               <w:r>
                 <w:rPr>
                   <w:rFonts w:ascii="Arial" w:cs="Arial" w:eastAsia="Arial" w:hAnsi="Arial"/>
@@ -16521,7 +16521,7 @@
             <w:pPr>
               <w:spacing w:after="20" w:before="0"/>
             </w:pPr>
-            <w:hyperlink w:history="1" r:id="rIdltglum2racw4nbasxnksp">
+            <w:hyperlink w:history="1" r:id="rId8exzw_v4bzdvx6b3fypey">
               <w:r>
                 <w:rPr>
                   <w:rFonts w:ascii="Arial" w:cs="Arial" w:eastAsia="Arial" w:hAnsi="Arial"/>
@@ -16554,7 +16554,7 @@
               <w:spacing w:after="10" w:before="0"/>
               <w:ind w:left="120"/>
             </w:pPr>
-            <w:hyperlink w:history="1" r:id="rIdruih5h8yosgwya_r9dwse">
+            <w:hyperlink w:history="1" r:id="rIdteomajhgjbyvgwye3lfdi">
               <w:r>
                 <w:rPr>
                   <w:rFonts w:ascii="Arial" w:cs="Arial" w:eastAsia="Arial" w:hAnsi="Arial"/>
@@ -16599,7 +16599,7 @@
             <w:pPr>
               <w:spacing w:after="20" w:before="0"/>
             </w:pPr>
-            <w:hyperlink w:history="1" r:id="rIdwpyc8yg6o_hmws_a3gf4o">
+            <w:hyperlink w:history="1" r:id="rId2fofzxtwbcv5bnuqne_uh">
               <w:r>
                 <w:rPr>
                   <w:rFonts w:ascii="Arial" w:cs="Arial" w:eastAsia="Arial" w:hAnsi="Arial"/>
@@ -16648,7 +16648,7 @@
               <w:spacing w:after="10" w:before="0"/>
               <w:ind w:left="120"/>
             </w:pPr>
-            <w:hyperlink w:history="1" r:id="rIdfxem2x19jlquov_nny7pd">
+            <w:hyperlink w:history="1" r:id="rIdvq7psloa5xett160u3v2d">
               <w:r>
                 <w:rPr>
                   <w:rFonts w:ascii="Arial" w:cs="Arial" w:eastAsia="Arial" w:hAnsi="Arial"/>
@@ -16843,7 +16843,7 @@
             <w:pPr>
               <w:spacing w:after="20" w:before="0"/>
             </w:pPr>
-            <w:hyperlink w:history="1" r:id="rId6kfj_pdjuxht2r1arsimm">
+            <w:hyperlink w:history="1" r:id="rIdtndiiwtynwl_8lwvbjmm4">
               <w:r>
                 <w:rPr>
                   <w:rFonts w:ascii="Arial" w:cs="Arial" w:eastAsia="Arial" w:hAnsi="Arial"/>
@@ -16876,7 +16876,7 @@
               <w:spacing w:after="10" w:before="0"/>
               <w:ind w:left="120"/>
             </w:pPr>
-            <w:hyperlink w:history="1" r:id="rIdmva9lkla_so93v54y4xjn">
+            <w:hyperlink w:history="1" r:id="rIds2ve9b_w2_clxkueiktdt">
               <w:r>
                 <w:rPr>
                   <w:rFonts w:ascii="Arial" w:cs="Arial" w:eastAsia="Arial" w:hAnsi="Arial"/>
@@ -16921,7 +16921,7 @@
             <w:pPr>
               <w:spacing w:after="20" w:before="0"/>
             </w:pPr>
-            <w:hyperlink w:history="1" r:id="rIdv5ny5af39ilkzaaxsg1oc">
+            <w:hyperlink w:history="1" r:id="rIdfe_fnqbbput2n3rphf4lf">
               <w:r>
                 <w:rPr>
                   <w:rFonts w:ascii="Arial" w:cs="Arial" w:eastAsia="Arial" w:hAnsi="Arial"/>
@@ -16970,7 +16970,7 @@
               <w:spacing w:after="10" w:before="0"/>
               <w:ind w:left="120"/>
             </w:pPr>
-            <w:hyperlink w:history="1" r:id="rIdsywo0mth7gdvs8wm49ptr">
+            <w:hyperlink w:history="1" r:id="rId2yicgqwpatot_ebeyog6q">
               <w:r>
                 <w:rPr>
                   <w:rFonts w:ascii="Arial" w:cs="Arial" w:eastAsia="Arial" w:hAnsi="Arial"/>
@@ -17482,7 +17482,7 @@
         </w:rPr>
         <w:t xml:space="preserve">© 2026 SeaVuria and ARES. Aligned with KICD objectives. Developed by SeaVuria; technical implementation by ARES (with AI assistance from Claude). Licensed under </w:t>
       </w:r>
-      <w:hyperlink w:history="1" r:id="rIdgzzxcatqil7sllrk3pxhy">
+      <w:hyperlink w:history="1" r:id="rIdhk6nzyun33kjwkwmducnt">
         <w:r>
           <w:rPr>
             <w:rFonts w:ascii="Arial" w:cs="Arial" w:eastAsia="Arial" w:hAnsi="Arial"/>
@@ -17503,7 +17503,7 @@
         </w:rPr>
         <w:t xml:space="preserve"> (</w:t>
       </w:r>
-      <w:hyperlink w:history="1" r:id="rId_--jwvdo9fl9nbbeswvyx">
+      <w:hyperlink w:history="1" r:id="rIdmk7lohjlr4srtb5owgu4b">
         <w:r>
           <w:rPr>
             <w:rFonts w:ascii="Arial" w:cs="Arial" w:eastAsia="Arial" w:hAnsi="Arial"/>
@@ -18695,7 +18695,7 @@
             <w:pPr>
               <w:spacing w:after="20" w:before="0"/>
             </w:pPr>
-            <w:hyperlink w:history="1" r:id="rIdc-disvak9dz-xgpqwdatz">
+            <w:hyperlink w:history="1" r:id="rIdgxfpxdtkq-t4psc3im7lz">
               <w:r>
                 <w:rPr>
                   <w:rFonts w:ascii="Arial" w:cs="Arial" w:eastAsia="Arial" w:hAnsi="Arial"/>
@@ -18728,7 +18728,7 @@
               <w:spacing w:after="10" w:before="0"/>
               <w:ind w:left="120"/>
             </w:pPr>
-            <w:hyperlink w:history="1" r:id="rIdmsbqrm51ygpu9a78tqpgh">
+            <w:hyperlink w:history="1" r:id="rIdvdwrvft5ml0ncdyzhllrj">
               <w:r>
                 <w:rPr>
                   <w:rFonts w:ascii="Arial" w:cs="Arial" w:eastAsia="Arial" w:hAnsi="Arial"/>
@@ -18773,7 +18773,7 @@
             <w:pPr>
               <w:spacing w:after="20" w:before="0"/>
             </w:pPr>
-            <w:hyperlink w:history="1" r:id="rIdmebrajfyg-cymo-bylrkc">
+            <w:hyperlink w:history="1" r:id="rIdgc_bwmpvgdctqas7rehis">
               <w:r>
                 <w:rPr>
                   <w:rFonts w:ascii="Arial" w:cs="Arial" w:eastAsia="Arial" w:hAnsi="Arial"/>
@@ -18806,7 +18806,7 @@
               <w:spacing w:after="10" w:before="0"/>
               <w:ind w:left="120"/>
             </w:pPr>
-            <w:hyperlink w:history="1" r:id="rIdhfh58d1kbeee-rqui2jfc">
+            <w:hyperlink w:history="1" r:id="rIdoxj-ki2e4dqwqcx8uiwaw">
               <w:r>
                 <w:rPr>
                   <w:rFonts w:ascii="Arial" w:cs="Arial" w:eastAsia="Arial" w:hAnsi="Arial"/>
@@ -19001,7 +19001,7 @@
             <w:pPr>
               <w:spacing w:after="20" w:before="0"/>
             </w:pPr>
-            <w:hyperlink w:history="1" r:id="rIdr8koqwajwl_fyj-fza2e3">
+            <w:hyperlink w:history="1" r:id="rIdjlts6z7adnbyterc8nwiw">
               <w:r>
                 <w:rPr>
                   <w:rFonts w:ascii="Arial" w:cs="Arial" w:eastAsia="Arial" w:hAnsi="Arial"/>
@@ -19034,7 +19034,7 @@
               <w:spacing w:after="10" w:before="0"/>
               <w:ind w:left="120"/>
             </w:pPr>
-            <w:hyperlink w:history="1" r:id="rId3wzprfjmmii-kjr25n6f3">
+            <w:hyperlink w:history="1" r:id="rIdb08jxztrbnowf__qwvq4r">
               <w:r>
                 <w:rPr>
                   <w:rFonts w:ascii="Arial" w:cs="Arial" w:eastAsia="Arial" w:hAnsi="Arial"/>
@@ -19079,7 +19079,7 @@
             <w:pPr>
               <w:spacing w:after="20" w:before="0"/>
             </w:pPr>
-            <w:hyperlink w:history="1" r:id="rIduppres0ouj76shmjkkprk">
+            <w:hyperlink w:history="1" r:id="rIdwh26q0f0h7te6rdnwzr_j">
               <w:r>
                 <w:rPr>
                   <w:rFonts w:ascii="Arial" w:cs="Arial" w:eastAsia="Arial" w:hAnsi="Arial"/>
@@ -19112,7 +19112,7 @@
               <w:spacing w:after="10" w:before="0"/>
               <w:ind w:left="120"/>
             </w:pPr>
-            <w:hyperlink w:history="1" r:id="rIdszr6fu48sy0f7ubjiwpn8">
+            <w:hyperlink w:history="1" r:id="rIdt4qtiaukf3yft3nzoipl5">
               <w:r>
                 <w:rPr>
                   <w:rFonts w:ascii="Arial" w:cs="Arial" w:eastAsia="Arial" w:hAnsi="Arial"/>
@@ -19307,7 +19307,7 @@
             <w:pPr>
               <w:spacing w:after="20" w:before="0"/>
             </w:pPr>
-            <w:hyperlink w:history="1" r:id="rIdmeux7aljq1gsxst1fewwh">
+            <w:hyperlink w:history="1" r:id="rIdwavgzx0xs1ezj309t24oh">
               <w:r>
                 <w:rPr>
                   <w:rFonts w:ascii="Arial" w:cs="Arial" w:eastAsia="Arial" w:hAnsi="Arial"/>
@@ -19340,7 +19340,7 @@
               <w:spacing w:after="10" w:before="0"/>
               <w:ind w:left="120"/>
             </w:pPr>
-            <w:hyperlink w:history="1" r:id="rIdebwbldsjsv1ty7t9a_emo">
+            <w:hyperlink w:history="1" r:id="rIdbefa5mebaksdstxdt-akt">
               <w:r>
                 <w:rPr>
                   <w:rFonts w:ascii="Arial" w:cs="Arial" w:eastAsia="Arial" w:hAnsi="Arial"/>
@@ -19385,7 +19385,7 @@
             <w:pPr>
               <w:spacing w:after="20" w:before="0"/>
             </w:pPr>
-            <w:hyperlink w:history="1" r:id="rIdlnhs82kzn5uoho94qtydn">
+            <w:hyperlink w:history="1" r:id="rIdxux47ur-6xh8wx5pvzm6e">
               <w:r>
                 <w:rPr>
                   <w:rFonts w:ascii="Arial" w:cs="Arial" w:eastAsia="Arial" w:hAnsi="Arial"/>
@@ -19418,7 +19418,7 @@
               <w:spacing w:after="10" w:before="0"/>
               <w:ind w:left="120"/>
             </w:pPr>
-            <w:hyperlink w:history="1" r:id="rId4mweocjvlox9t-rtyrj05">
+            <w:hyperlink w:history="1" r:id="rIdtbhckpx8lkmawywr46lh7">
               <w:r>
                 <w:rPr>
                   <w:rFonts w:ascii="Arial" w:cs="Arial" w:eastAsia="Arial" w:hAnsi="Arial"/>
@@ -19613,7 +19613,7 @@
             <w:pPr>
               <w:spacing w:after="20" w:before="0"/>
             </w:pPr>
-            <w:hyperlink w:history="1" r:id="rIdtyrbpdgzthmtvun7q6f0l">
+            <w:hyperlink w:history="1" r:id="rIdduke6sucqqv_oy4j0o_as">
               <w:r>
                 <w:rPr>
                   <w:rFonts w:ascii="Arial" w:cs="Arial" w:eastAsia="Arial" w:hAnsi="Arial"/>
@@ -19646,7 +19646,7 @@
               <w:spacing w:after="10" w:before="0"/>
               <w:ind w:left="120"/>
             </w:pPr>
-            <w:hyperlink w:history="1" r:id="rId28hulewls3sw-n51vj1bi">
+            <w:hyperlink w:history="1" r:id="rId183wmql7rhjp8ra9dmjp4">
               <w:r>
                 <w:rPr>
                   <w:rFonts w:ascii="Arial" w:cs="Arial" w:eastAsia="Arial" w:hAnsi="Arial"/>
@@ -19691,7 +19691,7 @@
             <w:pPr>
               <w:spacing w:after="20" w:before="0"/>
             </w:pPr>
-            <w:hyperlink w:history="1" r:id="rIdixhejpu_fdity7hzorwrv">
+            <w:hyperlink w:history="1" r:id="rId6ohmy6tdh3pvk6omjbcdd">
               <w:r>
                 <w:rPr>
                   <w:rFonts w:ascii="Arial" w:cs="Arial" w:eastAsia="Arial" w:hAnsi="Arial"/>
@@ -19724,7 +19724,7 @@
               <w:spacing w:after="10" w:before="0"/>
               <w:ind w:left="120"/>
             </w:pPr>
-            <w:hyperlink w:history="1" r:id="rIdluywi-4ay3-blcvloqffg">
+            <w:hyperlink w:history="1" r:id="rIddpbkzsopypiztqgh1c4ao">
               <w:r>
                 <w:rPr>
                   <w:rFonts w:ascii="Arial" w:cs="Arial" w:eastAsia="Arial" w:hAnsi="Arial"/>
@@ -19919,7 +19919,7 @@
             <w:pPr>
               <w:spacing w:after="20" w:before="0"/>
             </w:pPr>
-            <w:hyperlink w:history="1" r:id="rIdnul6tfjjaxdcbu_xf0gdx">
+            <w:hyperlink w:history="1" r:id="rIdbdgiceyqadpehqsmzj1wd">
               <w:r>
                 <w:rPr>
                   <w:rFonts w:ascii="Arial" w:cs="Arial" w:eastAsia="Arial" w:hAnsi="Arial"/>
@@ -19952,7 +19952,7 @@
               <w:spacing w:after="10" w:before="0"/>
               <w:ind w:left="120"/>
             </w:pPr>
-            <w:hyperlink w:history="1" r:id="rIdd7hjz5axtevm5es8spwqm">
+            <w:hyperlink w:history="1" r:id="rIdg8_v7fz7hruw7vmrykzm7">
               <w:r>
                 <w:rPr>
                   <w:rFonts w:ascii="Arial" w:cs="Arial" w:eastAsia="Arial" w:hAnsi="Arial"/>
@@ -19997,7 +19997,7 @@
             <w:pPr>
               <w:spacing w:after="20" w:before="0"/>
             </w:pPr>
-            <w:hyperlink w:history="1" r:id="rIdreo509ajtzimzuoevlli6">
+            <w:hyperlink w:history="1" r:id="rIdusyqd4rge0mfjdf1sp9d1">
               <w:r>
                 <w:rPr>
                   <w:rFonts w:ascii="Arial" w:cs="Arial" w:eastAsia="Arial" w:hAnsi="Arial"/>
@@ -20030,7 +20030,7 @@
               <w:spacing w:after="10" w:before="0"/>
               <w:ind w:left="120"/>
             </w:pPr>
-            <w:hyperlink w:history="1" r:id="rId5dsfzdcqqwy5s8pbzqbxl">
+            <w:hyperlink w:history="1" r:id="rIdk5ogbf346lkfukc2edwtr">
               <w:r>
                 <w:rPr>
                   <w:rFonts w:ascii="Arial" w:cs="Arial" w:eastAsia="Arial" w:hAnsi="Arial"/>
@@ -20672,7 +20672,7 @@
                 <w:sz w:val="18"/>
                 <w:szCs w:val="18"/>
               </w:rPr>
-              <w:t xml:space="preserve">Sister Wanjiku's health-centre numbers — temperatures and blood pressure readings — are all rational, so their reciprocals are also rational and 'end neatly'. The tile diagonal √2 is irrational, and its reciprocal 1/√2 is also irrational — it never ends and never repeats, even though a calculator makes it look finite. This means the rational/irrational boundary is preserved under the reciprocal operation, just as Lessons 4 and 5 showed it is preserved under addition, subtraction, multiplication, and division.</w:t>
+              <w:t xml:space="preserve">Sister Wanjiku's health-centre numbers — temperatures and blood pressure readings — are all rational, so their reciprocals are also rational and 'end neatly'. The tile diagonal √2 is irrational, and its reciprocal 1/√2 is also irrational — it never ends and never repeats, even though a calculator makes it look finite. This means the rational/irrational boundary is preserved under the reciprocal operation, just as Lessons 4 and 5 showed that rational numbers stay rational under addition, subtraction, multiplication, and division (by a non-zero number). Irrational numbers do not always stay irrational under these operations: √2 × √2 = 2.</w:t>
             </w:r>
           </w:p>
         </w:tc>
@@ -20694,7 +20694,7 @@
         </w:rPr>
         <w:t xml:space="preserve">© 2026 SeaVuria and ARES. Aligned with KICD objectives. Developed by SeaVuria; technical implementation by ARES (with AI assistance from Claude). Licensed under </w:t>
       </w:r>
-      <w:hyperlink w:history="1" r:id="rIdcfx0mj98mwglwgyfiypn2">
+      <w:hyperlink w:history="1" r:id="rIdnalgqqf77lu2_rakc8vfq">
         <w:r>
           <w:rPr>
             <w:rFonts w:ascii="Arial" w:cs="Arial" w:eastAsia="Arial" w:hAnsi="Arial"/>
@@ -20715,7 +20715,7 @@
         </w:rPr>
         <w:t xml:space="preserve"> (</w:t>
       </w:r>
-      <w:hyperlink w:history="1" r:id="rIdmnlhk9s99d9ouv0ixhutv">
+      <w:hyperlink w:history="1" r:id="rId5i-vpp_yviuyd3pzgn31v">
         <w:r>
           <w:rPr>
             <w:rFonts w:ascii="Arial" w:cs="Arial" w:eastAsia="Arial" w:hAnsi="Arial"/>
@@ -21728,7 +21728,7 @@
             <w:pPr>
               <w:spacing w:after="20" w:before="0"/>
             </w:pPr>
-            <w:hyperlink w:history="1" r:id="rId3hlnm5stz4udn2yjy6ssk">
+            <w:hyperlink w:history="1" r:id="rId0kvqkslgbhfja7bhhf8fs">
               <w:r>
                 <w:rPr>
                   <w:rFonts w:ascii="Arial" w:cs="Arial" w:eastAsia="Arial" w:hAnsi="Arial"/>
@@ -21761,7 +21761,7 @@
               <w:spacing w:after="10" w:before="0"/>
               <w:ind w:left="120"/>
             </w:pPr>
-            <w:hyperlink w:history="1" r:id="rIdcsyics8woyqbtwxs43uwv">
+            <w:hyperlink w:history="1" r:id="rIdrgu_ou8xadlksele6p7wz">
               <w:r>
                 <w:rPr>
                   <w:rFonts w:ascii="Arial" w:cs="Arial" w:eastAsia="Arial" w:hAnsi="Arial"/>
@@ -21806,7 +21806,7 @@
             <w:pPr>
               <w:spacing w:after="20" w:before="0"/>
             </w:pPr>
-            <w:hyperlink w:history="1" r:id="rIdbgubjtdqxoywfmgumnlyi">
+            <w:hyperlink w:history="1" r:id="rId28aajdr6mjnese17u4xyh">
               <w:r>
                 <w:rPr>
                   <w:rFonts w:ascii="Arial" w:cs="Arial" w:eastAsia="Arial" w:hAnsi="Arial"/>
@@ -21839,7 +21839,7 @@
               <w:spacing w:after="10" w:before="0"/>
               <w:ind w:left="120"/>
             </w:pPr>
-            <w:hyperlink w:history="1" r:id="rId-_axkjlt0i10xdgd8ltso">
+            <w:hyperlink w:history="1" r:id="rIdakvuprnmt68bvxfcjhu7x">
               <w:r>
                 <w:rPr>
                   <w:rFonts w:ascii="Arial" w:cs="Arial" w:eastAsia="Arial" w:hAnsi="Arial"/>
@@ -22034,7 +22034,7 @@
             <w:pPr>
               <w:spacing w:after="20" w:before="0"/>
             </w:pPr>
-            <w:hyperlink w:history="1" r:id="rIdfxzgpv5qztgvwi1jwd81q">
+            <w:hyperlink w:history="1" r:id="rIderqlb8stncrvhz1sfqcuz">
               <w:r>
                 <w:rPr>
                   <w:rFonts w:ascii="Arial" w:cs="Arial" w:eastAsia="Arial" w:hAnsi="Arial"/>
@@ -22067,7 +22067,7 @@
               <w:spacing w:after="10" w:before="0"/>
               <w:ind w:left="120"/>
             </w:pPr>
-            <w:hyperlink w:history="1" r:id="rId6mjtcqzp1dvpkwmaaitvh">
+            <w:hyperlink w:history="1" r:id="rId1nw6kja14ybiy4luryz1u">
               <w:r>
                 <w:rPr>
                   <w:rFonts w:ascii="Arial" w:cs="Arial" w:eastAsia="Arial" w:hAnsi="Arial"/>
@@ -22112,7 +22112,7 @@
             <w:pPr>
               <w:spacing w:after="20" w:before="0"/>
             </w:pPr>
-            <w:hyperlink w:history="1" r:id="rIdtmaytavvhnnp7kypa39gq">
+            <w:hyperlink w:history="1" r:id="rIdzfua7jmu3udcxljvoo__i">
               <w:r>
                 <w:rPr>
                   <w:rFonts w:ascii="Arial" w:cs="Arial" w:eastAsia="Arial" w:hAnsi="Arial"/>
@@ -22145,7 +22145,7 @@
               <w:spacing w:after="10" w:before="0"/>
               <w:ind w:left="120"/>
             </w:pPr>
-            <w:hyperlink w:history="1" r:id="rIdthbqdteql-vaeqrilq2rw">
+            <w:hyperlink w:history="1" r:id="rIdgrbj86znbkhrjshvvhqef">
               <w:r>
                 <w:rPr>
                   <w:rFonts w:ascii="Arial" w:cs="Arial" w:eastAsia="Arial" w:hAnsi="Arial"/>
@@ -22606,7 +22606,7 @@
             <w:pPr>
               <w:spacing w:after="20" w:before="0"/>
             </w:pPr>
-            <w:hyperlink w:history="1" r:id="rIdgljfep_h3gb3wypgho1ab">
+            <w:hyperlink w:history="1" r:id="rIdk3qiy_gkxwtazwyxvfmbf">
               <w:r>
                 <w:rPr>
                   <w:rFonts w:ascii="Arial" w:cs="Arial" w:eastAsia="Arial" w:hAnsi="Arial"/>
@@ -22639,7 +22639,7 @@
               <w:spacing w:after="10" w:before="0"/>
               <w:ind w:left="120"/>
             </w:pPr>
-            <w:hyperlink w:history="1" r:id="rIdlijodpfncehv3_-jhndtn">
+            <w:hyperlink w:history="1" r:id="rIdn91hjx7dnc0icf7w3lw6g">
               <w:r>
                 <w:rPr>
                   <w:rFonts w:ascii="Arial" w:cs="Arial" w:eastAsia="Arial" w:hAnsi="Arial"/>
@@ -22684,7 +22684,7 @@
             <w:pPr>
               <w:spacing w:after="20" w:before="0"/>
             </w:pPr>
-            <w:hyperlink w:history="1" r:id="rIdaajq381xolz0sazchj-dg">
+            <w:hyperlink w:history="1" r:id="rIdya3ljem5tpwhjsqg33x7s">
               <w:r>
                 <w:rPr>
                   <w:rFonts w:ascii="Arial" w:cs="Arial" w:eastAsia="Arial" w:hAnsi="Arial"/>
@@ -22717,7 +22717,7 @@
               <w:spacing w:after="10" w:before="0"/>
               <w:ind w:left="120"/>
             </w:pPr>
-            <w:hyperlink w:history="1" r:id="rIdlxqsiz1fyvpzusidcqzff">
+            <w:hyperlink w:history="1" r:id="rIdfk8zi7bmejvkj-dqelalk">
               <w:r>
                 <w:rPr>
                   <w:rFonts w:ascii="Arial" w:cs="Arial" w:eastAsia="Arial" w:hAnsi="Arial"/>
@@ -23102,7 +23102,7 @@
             <w:pPr>
               <w:spacing w:after="20" w:before="0"/>
             </w:pPr>
-            <w:hyperlink w:history="1" r:id="rIdtdfkd3ni0frbsynu9wrry">
+            <w:hyperlink w:history="1" r:id="rIdgfhthd3fzezyzfi3crgp2">
               <w:r>
                 <w:rPr>
                   <w:rFonts w:ascii="Arial" w:cs="Arial" w:eastAsia="Arial" w:hAnsi="Arial"/>
@@ -23135,7 +23135,7 @@
               <w:spacing w:after="10" w:before="0"/>
               <w:ind w:left="120"/>
             </w:pPr>
-            <w:hyperlink w:history="1" r:id="rIdjgix_urid6qicygkehz5d">
+            <w:hyperlink w:history="1" r:id="rIda2o_hucrpmqgkzco3di1p">
               <w:r>
                 <w:rPr>
                   <w:rFonts w:ascii="Arial" w:cs="Arial" w:eastAsia="Arial" w:hAnsi="Arial"/>
@@ -23180,7 +23180,7 @@
             <w:pPr>
               <w:spacing w:after="20" w:before="0"/>
             </w:pPr>
-            <w:hyperlink w:history="1" r:id="rIdy2-ocxwj3ppbg4wxe1bam">
+            <w:hyperlink w:history="1" r:id="rIdlbgwqwm3thfj2owkdr-7s">
               <w:r>
                 <w:rPr>
                   <w:rFonts w:ascii="Arial" w:cs="Arial" w:eastAsia="Arial" w:hAnsi="Arial"/>
@@ -23213,7 +23213,7 @@
               <w:spacing w:after="10" w:before="0"/>
               <w:ind w:left="120"/>
             </w:pPr>
-            <w:hyperlink w:history="1" r:id="rIdldccch40g9ksudxy4menu">
+            <w:hyperlink w:history="1" r:id="rId6j7gfxvss2mbss97h7nh9">
               <w:r>
                 <w:rPr>
                   <w:rFonts w:ascii="Arial" w:cs="Arial" w:eastAsia="Arial" w:hAnsi="Arial"/>
@@ -23522,7 +23522,7 @@
             <w:pPr>
               <w:spacing w:after="20" w:before="0"/>
             </w:pPr>
-            <w:hyperlink w:history="1" r:id="rIde9vj1b7zxq-9uq5y--qag">
+            <w:hyperlink w:history="1" r:id="rId1icq7rbvli8qkvqc6rr1i">
               <w:r>
                 <w:rPr>
                   <w:rFonts w:ascii="Arial" w:cs="Arial" w:eastAsia="Arial" w:hAnsi="Arial"/>
@@ -23555,7 +23555,7 @@
               <w:spacing w:after="10" w:before="0"/>
               <w:ind w:left="120"/>
             </w:pPr>
-            <w:hyperlink w:history="1" r:id="rIdhwxvwsmdmuferlp1sf-gb">
+            <w:hyperlink w:history="1" r:id="rId5d0ss4yyjtykpfhqakbt4">
               <w:r>
                 <w:rPr>
                   <w:rFonts w:ascii="Arial" w:cs="Arial" w:eastAsia="Arial" w:hAnsi="Arial"/>
@@ -23600,7 +23600,7 @@
             <w:pPr>
               <w:spacing w:after="20" w:before="0"/>
             </w:pPr>
-            <w:hyperlink w:history="1" r:id="rIdrvqcj2en8sqqaovhhmfrg">
+            <w:hyperlink w:history="1" r:id="rIdwc_giafbbrpkzzqt6xqfw">
               <w:r>
                 <w:rPr>
                   <w:rFonts w:ascii="Arial" w:cs="Arial" w:eastAsia="Arial" w:hAnsi="Arial"/>
@@ -23633,7 +23633,7 @@
               <w:spacing w:after="10" w:before="0"/>
               <w:ind w:left="120"/>
             </w:pPr>
-            <w:hyperlink w:history="1" r:id="rIdaue_m05x5o3rarekkzfak">
+            <w:hyperlink w:history="1" r:id="rIdcpieygxm8c9l7h5oiienb">
               <w:r>
                 <w:rPr>
                   <w:rFonts w:ascii="Arial" w:cs="Arial" w:eastAsia="Arial" w:hAnsi="Arial"/>
@@ -24221,7 +24221,7 @@
         </w:rPr>
         <w:t xml:space="preserve">© 2026 SeaVuria and ARES. Aligned with KICD objectives. Developed by SeaVuria; technical implementation by ARES (with AI assistance from Claude). Licensed under </w:t>
       </w:r>
-      <w:hyperlink w:history="1" r:id="rIduyct8r9cesijhfnoee6ib">
+      <w:hyperlink w:history="1" r:id="rIdkhczv2ejzqludpsqaqoaa">
         <w:r>
           <w:rPr>
             <w:rFonts w:ascii="Arial" w:cs="Arial" w:eastAsia="Arial" w:hAnsi="Arial"/>
@@ -24242,7 +24242,7 @@
         </w:rPr>
         <w:t xml:space="preserve"> (</w:t>
       </w:r>
-      <w:hyperlink w:history="1" r:id="rIdxufejvijg3obzyoxtoxht">
+      <w:hyperlink w:history="1" r:id="rIdtjucbyngxs8qlf9w1dldf">
         <w:r>
           <w:rPr>
             <w:rFonts w:ascii="Arial" w:cs="Arial" w:eastAsia="Arial" w:hAnsi="Arial"/>
@@ -25414,7 +25414,7 @@
             <w:pPr>
               <w:spacing w:after="20" w:before="0"/>
             </w:pPr>
-            <w:hyperlink w:history="1" r:id="rId0v4xpgzbpvqk30f6scqc5">
+            <w:hyperlink w:history="1" r:id="rIdgob9lzenswpntotfv-trm">
               <w:r>
                 <w:rPr>
                   <w:rFonts w:ascii="Arial" w:cs="Arial" w:eastAsia="Arial" w:hAnsi="Arial"/>
@@ -25447,7 +25447,7 @@
               <w:spacing w:after="10" w:before="0"/>
               <w:ind w:left="120"/>
             </w:pPr>
-            <w:hyperlink w:history="1" r:id="rIdwpdee3cpzihjwjyhmir5x">
+            <w:hyperlink w:history="1" r:id="rIdgsjrmsrfugp_wu-9at54p">
               <w:r>
                 <w:rPr>
                   <w:rFonts w:ascii="Arial" w:cs="Arial" w:eastAsia="Arial" w:hAnsi="Arial"/>
@@ -25492,7 +25492,7 @@
             <w:pPr>
               <w:spacing w:after="20" w:before="0"/>
             </w:pPr>
-            <w:hyperlink w:history="1" r:id="rIdqxt8-jtczuocowajlip_e">
+            <w:hyperlink w:history="1" r:id="rIdjokxll9ibm4ufwjrelkhb">
               <w:r>
                 <w:rPr>
                   <w:rFonts w:ascii="Arial" w:cs="Arial" w:eastAsia="Arial" w:hAnsi="Arial"/>
@@ -25525,7 +25525,7 @@
               <w:spacing w:after="10" w:before="0"/>
               <w:ind w:left="120"/>
             </w:pPr>
-            <w:hyperlink w:history="1" r:id="rIdkgrw1zpq72quy6kz256je">
+            <w:hyperlink w:history="1" r:id="rIdodbnv1xccoousisi-sr1d">
               <w:r>
                 <w:rPr>
                   <w:rFonts w:ascii="Arial" w:cs="Arial" w:eastAsia="Arial" w:hAnsi="Arial"/>
@@ -25720,7 +25720,7 @@
             <w:pPr>
               <w:spacing w:after="20" w:before="0"/>
             </w:pPr>
-            <w:hyperlink w:history="1" r:id="rIddjvnup2i5cnycjcnashos">
+            <w:hyperlink w:history="1" r:id="rIdfwc8qslxfci9pljstyvsj">
               <w:r>
                 <w:rPr>
                   <w:rFonts w:ascii="Arial" w:cs="Arial" w:eastAsia="Arial" w:hAnsi="Arial"/>
@@ -25753,7 +25753,7 @@
               <w:spacing w:after="10" w:before="0"/>
               <w:ind w:left="120"/>
             </w:pPr>
-            <w:hyperlink w:history="1" r:id="rIdxmxoowwkl8f4eu0yy7hkw">
+            <w:hyperlink w:history="1" r:id="rIdouhlwipt5dswhzxs0lzmg">
               <w:r>
                 <w:rPr>
                   <w:rFonts w:ascii="Arial" w:cs="Arial" w:eastAsia="Arial" w:hAnsi="Arial"/>
@@ -25798,7 +25798,7 @@
             <w:pPr>
               <w:spacing w:after="20" w:before="0"/>
             </w:pPr>
-            <w:hyperlink w:history="1" r:id="rId1kzgwoayvifgukho6glop">
+            <w:hyperlink w:history="1" r:id="rIdtxcgtw1bc8q_j7gmpv_88">
               <w:r>
                 <w:rPr>
                   <w:rFonts w:ascii="Arial" w:cs="Arial" w:eastAsia="Arial" w:hAnsi="Arial"/>
@@ -25831,7 +25831,7 @@
               <w:spacing w:after="10" w:before="0"/>
               <w:ind w:left="120"/>
             </w:pPr>
-            <w:hyperlink w:history="1" r:id="rIdnb-u7ulvffnoz1k5si7u-">
+            <w:hyperlink w:history="1" r:id="rIdvs9-ja77umhlsys2-ferh">
               <w:r>
                 <w:rPr>
                   <w:rFonts w:ascii="Arial" w:cs="Arial" w:eastAsia="Arial" w:hAnsi="Arial"/>
@@ -25873,7 +25873,7 @@
                 <w:sz w:val="18"/>
                 <w:szCs w:val="18"/>
               </w:rPr>
-              <w:t xml:space="preserve">Learners receive a single A4 'Reference Map Starter Sheet' (or draw the template in their books). The sheet shows five empty nested ovals labelled from innermost to outermost: Natural Numbers (ℕ), Integers (ℤ), Rational Numbers (ℚ), Irrational Numbers (ℝ \ ℚ), Real Numbers (ℝ). Each oval has three blank bullet lines for examples. Learners spend 8 minutes working individually and silently to populate every oval with at least three Kenyan-context examples drawn from any of Lessons 1–7. They may consult their exercise-book notes. Alongside the map they copy and complete two structured worked examples: (A) a combined-operations problem using Sister Wanjiku's temperature data, and (B) a reciprocal verification using the blood-pressure reading 120/80 simplified.</w:t>
+              <w:t xml:space="preserve">Learners receive a single A4 'Reference Map Starter Sheet' (or draw the template in their books). The sheet shows five empty ovals: Natural Numbers (ℕ), Integers (ℤ) and Rational Numbers (ℚ) nested from innermost outward inside Real Numbers (ℝ), and Irrational Numbers (ℝ \ ℚ) as a separate oval inside ℝ but outside ℚ. Each oval has three blank bullet lines for examples. Learners spend 8 minutes working individually and silently to populate every oval with at least three Kenyan-context examples drawn from any of Lessons 1–7. They may consult their exercise-book notes. Alongside the map they copy and complete two structured worked examples: (A) a combined-operations problem using Sister Wanjiku's temperature data, and (B) a reciprocal verification using the blood-pressure reading 120/80 simplified.</w:t>
             </w:r>
           </w:p>
         </w:tc>
@@ -26026,7 +26026,7 @@
             <w:pPr>
               <w:spacing w:after="20" w:before="0"/>
             </w:pPr>
-            <w:hyperlink w:history="1" r:id="rIdwpppoe39ni7ovo6zvtvy6">
+            <w:hyperlink w:history="1" r:id="rIdjlxaunb4kn-xaewalv_uw">
               <w:r>
                 <w:rPr>
                   <w:rFonts w:ascii="Arial" w:cs="Arial" w:eastAsia="Arial" w:hAnsi="Arial"/>
@@ -26059,7 +26059,7 @@
               <w:spacing w:after="10" w:before="0"/>
               <w:ind w:left="120"/>
             </w:pPr>
-            <w:hyperlink w:history="1" r:id="rIdqsisjhl6tu7fk1dptoqau">
+            <w:hyperlink w:history="1" r:id="rId_ft-nrbjhufer_a53kyli">
               <w:r>
                 <w:rPr>
                   <w:rFonts w:ascii="Arial" w:cs="Arial" w:eastAsia="Arial" w:hAnsi="Arial"/>
@@ -26104,7 +26104,7 @@
             <w:pPr>
               <w:spacing w:after="20" w:before="0"/>
             </w:pPr>
-            <w:hyperlink w:history="1" r:id="rIdv27mm0zdb6p4e3ojalkgz">
+            <w:hyperlink w:history="1" r:id="rIdudkvitnq3rlax9_wyi4yn">
               <w:r>
                 <w:rPr>
                   <w:rFonts w:ascii="Arial" w:cs="Arial" w:eastAsia="Arial" w:hAnsi="Arial"/>
@@ -26137,7 +26137,7 @@
               <w:spacing w:after="10" w:before="0"/>
               <w:ind w:left="120"/>
             </w:pPr>
-            <w:hyperlink w:history="1" r:id="rIdzjzbozpsg0yaalmmbh3ru">
+            <w:hyperlink w:history="1" r:id="rIdpanb6kcmwvpy8epb3ta_f">
               <w:r>
                 <w:rPr>
                   <w:rFonts w:ascii="Arial" w:cs="Arial" w:eastAsia="Arial" w:hAnsi="Arial"/>
@@ -26332,7 +26332,7 @@
             <w:pPr>
               <w:spacing w:after="20" w:before="0"/>
             </w:pPr>
-            <w:hyperlink w:history="1" r:id="rIdz-hanw4jwhtajtwuob7qc">
+            <w:hyperlink w:history="1" r:id="rIdypfouaa1k7rsgkkowthvh">
               <w:r>
                 <w:rPr>
                   <w:rFonts w:ascii="Arial" w:cs="Arial" w:eastAsia="Arial" w:hAnsi="Arial"/>
@@ -26365,7 +26365,7 @@
               <w:spacing w:after="10" w:before="0"/>
               <w:ind w:left="120"/>
             </w:pPr>
-            <w:hyperlink w:history="1" r:id="rIdk1eprdnh_z59-l7y4eirm">
+            <w:hyperlink w:history="1" r:id="rIdn9xrxs95fyst4fsmvc0pz">
               <w:r>
                 <w:rPr>
                   <w:rFonts w:ascii="Arial" w:cs="Arial" w:eastAsia="Arial" w:hAnsi="Arial"/>
@@ -26410,7 +26410,7 @@
             <w:pPr>
               <w:spacing w:after="20" w:before="0"/>
             </w:pPr>
-            <w:hyperlink w:history="1" r:id="rIdhdj1bxjtvbu32mmeifaeb">
+            <w:hyperlink w:history="1" r:id="rIdkbrf-bqyc__wh-v9tshzp">
               <w:r>
                 <w:rPr>
                   <w:rFonts w:ascii="Arial" w:cs="Arial" w:eastAsia="Arial" w:hAnsi="Arial"/>
@@ -26443,7 +26443,7 @@
               <w:spacing w:after="10" w:before="0"/>
               <w:ind w:left="120"/>
             </w:pPr>
-            <w:hyperlink w:history="1" r:id="rId3jnypk2qrddjdyuseuirc">
+            <w:hyperlink w:history="1" r:id="rIdayiusxsslif3skl0h5c3v">
               <w:r>
                 <w:rPr>
                   <w:rFonts w:ascii="Arial" w:cs="Arial" w:eastAsia="Arial" w:hAnsi="Arial"/>
@@ -26638,7 +26638,7 @@
             <w:pPr>
               <w:spacing w:after="20" w:before="0"/>
             </w:pPr>
-            <w:hyperlink w:history="1" r:id="rId69sqxw9kg30tfveqgvn8w">
+            <w:hyperlink w:history="1" r:id="rIdty-53sr4fmcynct0lcxex">
               <w:r>
                 <w:rPr>
                   <w:rFonts w:ascii="Arial" w:cs="Arial" w:eastAsia="Arial" w:hAnsi="Arial"/>
@@ -26671,7 +26671,7 @@
               <w:spacing w:after="10" w:before="0"/>
               <w:ind w:left="120"/>
             </w:pPr>
-            <w:hyperlink w:history="1" r:id="rIdpu3cdwdiryohxanuvdqrv">
+            <w:hyperlink w:history="1" r:id="rIdua24ywngaa6xukgfqebdg">
               <w:r>
                 <w:rPr>
                   <w:rFonts w:ascii="Arial" w:cs="Arial" w:eastAsia="Arial" w:hAnsi="Arial"/>
@@ -26716,7 +26716,7 @@
             <w:pPr>
               <w:spacing w:after="20" w:before="0"/>
             </w:pPr>
-            <w:hyperlink w:history="1" r:id="rId4qzexsvbgc4s6qfh9tqug">
+            <w:hyperlink w:history="1" r:id="rId7mtotljir0u3qnfolwv_1">
               <w:r>
                 <w:rPr>
                   <w:rFonts w:ascii="Arial" w:cs="Arial" w:eastAsia="Arial" w:hAnsi="Arial"/>
@@ -26765,7 +26765,7 @@
               <w:spacing w:after="10" w:before="0"/>
               <w:ind w:left="120"/>
             </w:pPr>
-            <w:hyperlink w:history="1" r:id="rIdgukqueixrkvriftzy0rkd">
+            <w:hyperlink w:history="1" r:id="rIdyxxtis17sc7ri9nnwqd76">
               <w:r>
                 <w:rPr>
                   <w:rFonts w:ascii="Arial" w:cs="Arial" w:eastAsia="Arial" w:hAnsi="Arial"/>
@@ -27353,7 +27353,7 @@
         </w:rPr>
         <w:t xml:space="preserve">© 2026 SeaVuria and ARES. Aligned with KICD objectives. Developed by SeaVuria; technical implementation by ARES (with AI assistance from Claude). Licensed under </w:t>
       </w:r>
-      <w:hyperlink w:history="1" r:id="rIdysid9dbrkradrp6cy94cf">
+      <w:hyperlink w:history="1" r:id="rIdy2ypdil-n8slubwenjih0">
         <w:r>
           <w:rPr>
             <w:rFonts w:ascii="Arial" w:cs="Arial" w:eastAsia="Arial" w:hAnsi="Arial"/>
@@ -27374,7 +27374,7 @@
         </w:rPr>
         <w:t xml:space="preserve"> (</w:t>
       </w:r>
-      <w:hyperlink w:history="1" r:id="rId9dd506xmehbmklyxulmen">
+      <w:hyperlink w:history="1" r:id="rIdsk_hhkt2w0iqs8e50djgt">
         <w:r>
           <w:rPr>
             <w:rFonts w:ascii="Arial" w:cs="Arial" w:eastAsia="Arial" w:hAnsi="Arial"/>

--- a/data/outputs/v2/Essential_Mathematics/SS1.1_Real_Numbers/Essential_Mathematics_Real_Numbers_CBE_LessonSequence.docx
+++ b/data/outputs/v2/Essential_Mathematics/SS1.1_Real_Numbers/Essential_Mathematics_Real_Numbers_CBE_LessonSequence.docx
@@ -2066,7 +2066,7 @@
         </w:rPr>
         <w:t xml:space="preserve">© 2026 SeaVuria and ARES. This work is licensed under a </w:t>
       </w:r>
-      <w:hyperlink w:history="1" r:id="rId3k3ydepxulgtml6q6rggj">
+      <w:hyperlink w:history="1" r:id="rIdxpg-wlz5avsh7cxft7wtr">
         <w:r>
           <w:rPr>
             <w:rFonts w:ascii="Arial" w:cs="Arial" w:eastAsia="Arial" w:hAnsi="Arial"/>
@@ -2086,7 +2086,7 @@
         </w:rPr>
         <w:t xml:space="preserve"> (</w:t>
       </w:r>
-      <w:hyperlink w:history="1" r:id="rId7eftuy7wdcddxbv1mey1y">
+      <w:hyperlink w:history="1" r:id="rIdem6uqgfam8y46qxffxszd">
         <w:r>
           <w:rPr>
             <w:rFonts w:ascii="Arial" w:cs="Arial" w:eastAsia="Arial" w:hAnsi="Arial"/>
@@ -2106,7 +2106,7 @@
         </w:rPr>
         <w:t xml:space="preserve">). To view a copy of this license, visit </w:t>
       </w:r>
-      <w:hyperlink w:history="1" r:id="rIdbijltsa7bkzpc0tou5whj">
+      <w:hyperlink w:history="1" r:id="rIdm8bgkshq-aitr1wvnh6y7">
         <w:r>
           <w:rPr>
             <w:rFonts w:ascii="Arial" w:cs="Arial" w:eastAsia="Arial" w:hAnsi="Arial"/>
@@ -3118,7 +3118,7 @@
             <w:pPr>
               <w:spacing w:after="20" w:before="0"/>
             </w:pPr>
-            <w:hyperlink w:history="1" r:id="rIdx1mdeua_j4h8t_ud5urxu">
+            <w:hyperlink w:history="1" r:id="rIdbm-pwiqlcin6nkmlgdsy8">
               <w:r>
                 <w:rPr>
                   <w:rFonts w:ascii="Arial" w:cs="Arial" w:eastAsia="Arial" w:hAnsi="Arial"/>
@@ -3151,7 +3151,7 @@
               <w:spacing w:after="10" w:before="0"/>
               <w:ind w:left="120"/>
             </w:pPr>
-            <w:hyperlink w:history="1" r:id="rIdrujfeoys9itqc_ksc_buy">
+            <w:hyperlink w:history="1" r:id="rId78qsostzhhnfbxi0ogol4">
               <w:r>
                 <w:rPr>
                   <w:rFonts w:ascii="Arial" w:cs="Arial" w:eastAsia="Arial" w:hAnsi="Arial"/>
@@ -3196,7 +3196,7 @@
             <w:pPr>
               <w:spacing w:after="20" w:before="0"/>
             </w:pPr>
-            <w:hyperlink w:history="1" r:id="rIddyynzhqyklaourwp7llza">
+            <w:hyperlink w:history="1" r:id="rIdjrn7v0yx9bkamh8n8s_q4">
               <w:r>
                 <w:rPr>
                   <w:rFonts w:ascii="Arial" w:cs="Arial" w:eastAsia="Arial" w:hAnsi="Arial"/>
@@ -3229,7 +3229,7 @@
               <w:spacing w:after="10" w:before="0"/>
               <w:ind w:left="120"/>
             </w:pPr>
-            <w:hyperlink w:history="1" r:id="rIdb4wk1ekbhfqipgzetjxko">
+            <w:hyperlink w:history="1" r:id="rIdq9_vf8gh6urd81251piur">
               <w:r>
                 <w:rPr>
                   <w:rFonts w:ascii="Arial" w:cs="Arial" w:eastAsia="Arial" w:hAnsi="Arial"/>
@@ -3500,7 +3500,7 @@
             <w:pPr>
               <w:spacing w:after="20" w:before="0"/>
             </w:pPr>
-            <w:hyperlink w:history="1" r:id="rId2fshsrq8tgkqex49lwtcn">
+            <w:hyperlink w:history="1" r:id="rIduijlcms8lc4ru162utisa">
               <w:r>
                 <w:rPr>
                   <w:rFonts w:ascii="Arial" w:cs="Arial" w:eastAsia="Arial" w:hAnsi="Arial"/>
@@ -3533,7 +3533,7 @@
               <w:spacing w:after="10" w:before="0"/>
               <w:ind w:left="120"/>
             </w:pPr>
-            <w:hyperlink w:history="1" r:id="rIdfy7jrmecqzjwepnb0whey">
+            <w:hyperlink w:history="1" r:id="rIdzwihyirjuddrqhwoozjx7">
               <w:r>
                 <w:rPr>
                   <w:rFonts w:ascii="Arial" w:cs="Arial" w:eastAsia="Arial" w:hAnsi="Arial"/>
@@ -3578,7 +3578,7 @@
             <w:pPr>
               <w:spacing w:after="20" w:before="0"/>
             </w:pPr>
-            <w:hyperlink w:history="1" r:id="rId5q2a3wlfbsv_9cj6xydts">
+            <w:hyperlink w:history="1" r:id="rIdidlnuxaajmtd_llex8lfj">
               <w:r>
                 <w:rPr>
                   <w:rFonts w:ascii="Arial" w:cs="Arial" w:eastAsia="Arial" w:hAnsi="Arial"/>
@@ -3611,7 +3611,7 @@
               <w:spacing w:after="10" w:before="0"/>
               <w:ind w:left="120"/>
             </w:pPr>
-            <w:hyperlink w:history="1" r:id="rIdxvbjizzfkwl2z5nobzvza">
+            <w:hyperlink w:history="1" r:id="rId6tojylhlrpboegtrtstxr">
               <w:r>
                 <w:rPr>
                   <w:rFonts w:ascii="Arial" w:cs="Arial" w:eastAsia="Arial" w:hAnsi="Arial"/>
@@ -3901,7 +3901,7 @@
             <w:pPr>
               <w:spacing w:after="20" w:before="0"/>
             </w:pPr>
-            <w:hyperlink w:history="1" r:id="rIdidhx_z3lz38ijivgj9u1o">
+            <w:hyperlink w:history="1" r:id="rIdwof98ugvmuwvx2af975wv">
               <w:r>
                 <w:rPr>
                   <w:rFonts w:ascii="Arial" w:cs="Arial" w:eastAsia="Arial" w:hAnsi="Arial"/>
@@ -3934,7 +3934,7 @@
               <w:spacing w:after="10" w:before="0"/>
               <w:ind w:left="120"/>
             </w:pPr>
-            <w:hyperlink w:history="1" r:id="rIdcjurqpypyosatjqy93ijp">
+            <w:hyperlink w:history="1" r:id="rId57wf4icg75kz_uzak4gvt">
               <w:r>
                 <w:rPr>
                   <w:rFonts w:ascii="Arial" w:cs="Arial" w:eastAsia="Arial" w:hAnsi="Arial"/>
@@ -3979,7 +3979,7 @@
             <w:pPr>
               <w:spacing w:after="20" w:before="0"/>
             </w:pPr>
-            <w:hyperlink w:history="1" r:id="rIdw1diagalpjieuhux7pjzk">
+            <w:hyperlink w:history="1" r:id="rIddilvxk5ij_lcbrnleialb">
               <w:r>
                 <w:rPr>
                   <w:rFonts w:ascii="Arial" w:cs="Arial" w:eastAsia="Arial" w:hAnsi="Arial"/>
@@ -4012,7 +4012,7 @@
               <w:spacing w:after="10" w:before="0"/>
               <w:ind w:left="120"/>
             </w:pPr>
-            <w:hyperlink w:history="1" r:id="rIdc1wkcfa8mfcspj6o6pa0x">
+            <w:hyperlink w:history="1" r:id="rIdrk9g2zlng2n4dobk0j6lv">
               <w:r>
                 <w:rPr>
                   <w:rFonts w:ascii="Arial" w:cs="Arial" w:eastAsia="Arial" w:hAnsi="Arial"/>
@@ -4321,7 +4321,7 @@
             <w:pPr>
               <w:spacing w:after="20" w:before="0"/>
             </w:pPr>
-            <w:hyperlink w:history="1" r:id="rIdwuw9k31fj1g2jeuarkezk">
+            <w:hyperlink w:history="1" r:id="rIdsf0fzkyevaeqsws53hdek">
               <w:r>
                 <w:rPr>
                   <w:rFonts w:ascii="Arial" w:cs="Arial" w:eastAsia="Arial" w:hAnsi="Arial"/>
@@ -4354,7 +4354,7 @@
               <w:spacing w:after="10" w:before="0"/>
               <w:ind w:left="120"/>
             </w:pPr>
-            <w:hyperlink w:history="1" r:id="rId2u29qfyv1fdwav6j8hqcc">
+            <w:hyperlink w:history="1" r:id="rIdidj2os-0yniswbnxjr4td">
               <w:r>
                 <w:rPr>
                   <w:rFonts w:ascii="Arial" w:cs="Arial" w:eastAsia="Arial" w:hAnsi="Arial"/>
@@ -4399,7 +4399,7 @@
             <w:pPr>
               <w:spacing w:after="20" w:before="0"/>
             </w:pPr>
-            <w:hyperlink w:history="1" r:id="rIds6gdi_ghx8moldh5r83d_">
+            <w:hyperlink w:history="1" r:id="rIdzjiu_huxgqumctcdtoqwt">
               <w:r>
                 <w:rPr>
                   <w:rFonts w:ascii="Arial" w:cs="Arial" w:eastAsia="Arial" w:hAnsi="Arial"/>
@@ -4432,7 +4432,7 @@
               <w:spacing w:after="10" w:before="0"/>
               <w:ind w:left="120"/>
             </w:pPr>
-            <w:hyperlink w:history="1" r:id="rIdqiubfgytms5hiqnyhxwvb">
+            <w:hyperlink w:history="1" r:id="rIdrslebecq4baz1ppa982ic">
               <w:r>
                 <w:rPr>
                   <w:rFonts w:ascii="Arial" w:cs="Arial" w:eastAsia="Arial" w:hAnsi="Arial"/>
@@ -4722,7 +4722,7 @@
             <w:pPr>
               <w:spacing w:after="20" w:before="0"/>
             </w:pPr>
-            <w:hyperlink w:history="1" r:id="rIdz1usodxvpa-rydgr_t32b">
+            <w:hyperlink w:history="1" r:id="rIdanonyguw22nsultuxp35d">
               <w:r>
                 <w:rPr>
                   <w:rFonts w:ascii="Arial" w:cs="Arial" w:eastAsia="Arial" w:hAnsi="Arial"/>
@@ -4755,7 +4755,7 @@
               <w:spacing w:after="10" w:before="0"/>
               <w:ind w:left="120"/>
             </w:pPr>
-            <w:hyperlink w:history="1" r:id="rIdvyseuqzqha8ry_ssfmt6c">
+            <w:hyperlink w:history="1" r:id="rId1b4f-fpge58gt27rvobvb">
               <w:r>
                 <w:rPr>
                   <w:rFonts w:ascii="Arial" w:cs="Arial" w:eastAsia="Arial" w:hAnsi="Arial"/>
@@ -4800,7 +4800,7 @@
             <w:pPr>
               <w:spacing w:after="20" w:before="0"/>
             </w:pPr>
-            <w:hyperlink w:history="1" r:id="rIdggm29hhbxxxfvwyqid3mb">
+            <w:hyperlink w:history="1" r:id="rIdrkeqv1fqvx6uvnij66ptz">
               <w:r>
                 <w:rPr>
                   <w:rFonts w:ascii="Arial" w:cs="Arial" w:eastAsia="Arial" w:hAnsi="Arial"/>
@@ -4833,7 +4833,7 @@
               <w:spacing w:after="10" w:before="0"/>
               <w:ind w:left="120"/>
             </w:pPr>
-            <w:hyperlink w:history="1" r:id="rIdhjvq-pgelr4p7bfw7vjge">
+            <w:hyperlink w:history="1" r:id="rId1hkpdtulby3f7giqyu9vr">
               <w:r>
                 <w:rPr>
                   <w:rFonts w:ascii="Arial" w:cs="Arial" w:eastAsia="Arial" w:hAnsi="Arial"/>
@@ -5440,7 +5440,7 @@
         </w:rPr>
         <w:t xml:space="preserve">© 2026 SeaVuria and ARES. Aligned with KICD objectives. Developed by SeaVuria; technical implementation by ARES (with AI assistance from Claude). Licensed under </w:t>
       </w:r>
-      <w:hyperlink w:history="1" r:id="rIdr-im8x2os59vmrcza3cem">
+      <w:hyperlink w:history="1" r:id="rIdf-gc07fhqlx6d9i0mduwu">
         <w:r>
           <w:rPr>
             <w:rFonts w:ascii="Arial" w:cs="Arial" w:eastAsia="Arial" w:hAnsi="Arial"/>
@@ -5461,7 +5461,7 @@
         </w:rPr>
         <w:t xml:space="preserve"> (</w:t>
       </w:r>
-      <w:hyperlink w:history="1" r:id="rIdaspqyr_lmuigvurmiddyj">
+      <w:hyperlink w:history="1" r:id="rIdsi5rwfx0z5gzd8da-00fi">
         <w:r>
           <w:rPr>
             <w:rFonts w:ascii="Arial" w:cs="Arial" w:eastAsia="Arial" w:hAnsi="Arial"/>
@@ -6474,7 +6474,7 @@
             <w:pPr>
               <w:spacing w:after="20" w:before="0"/>
             </w:pPr>
-            <w:hyperlink w:history="1" r:id="rIdumgsudugcnnfnwxg6rrho">
+            <w:hyperlink w:history="1" r:id="rIdtwaklergeipsnsw97sc_q">
               <w:r>
                 <w:rPr>
                   <w:rFonts w:ascii="Arial" w:cs="Arial" w:eastAsia="Arial" w:hAnsi="Arial"/>
@@ -6507,7 +6507,7 @@
               <w:spacing w:after="10" w:before="0"/>
               <w:ind w:left="120"/>
             </w:pPr>
-            <w:hyperlink w:history="1" r:id="rIdxparavkpigomiukacow-m">
+            <w:hyperlink w:history="1" r:id="rIdqureamno7kx_gmzfcpxqq">
               <w:r>
                 <w:rPr>
                   <w:rFonts w:ascii="Arial" w:cs="Arial" w:eastAsia="Arial" w:hAnsi="Arial"/>
@@ -6552,7 +6552,7 @@
             <w:pPr>
               <w:spacing w:after="20" w:before="0"/>
             </w:pPr>
-            <w:hyperlink w:history="1" r:id="rIdkqjvgjyyj-sk0sh72wwca">
+            <w:hyperlink w:history="1" r:id="rId3eahqezpfedzattrb_usw">
               <w:r>
                 <w:rPr>
                   <w:rFonts w:ascii="Arial" w:cs="Arial" w:eastAsia="Arial" w:hAnsi="Arial"/>
@@ -6585,7 +6585,7 @@
               <w:spacing w:after="10" w:before="0"/>
               <w:ind w:left="120"/>
             </w:pPr>
-            <w:hyperlink w:history="1" r:id="rIdx7zkuhyv_nstbgxz3v9fe">
+            <w:hyperlink w:history="1" r:id="rIdhstpzkc0ero1mk_cvuqmf">
               <w:r>
                 <w:rPr>
                   <w:rFonts w:ascii="Arial" w:cs="Arial" w:eastAsia="Arial" w:hAnsi="Arial"/>
@@ -6780,7 +6780,7 @@
             <w:pPr>
               <w:spacing w:after="20" w:before="0"/>
             </w:pPr>
-            <w:hyperlink w:history="1" r:id="rIdan336e-0h5zmafyszi3m4">
+            <w:hyperlink w:history="1" r:id="rIdbppapxcsaw4ibw2wikemm">
               <w:r>
                 <w:rPr>
                   <w:rFonts w:ascii="Arial" w:cs="Arial" w:eastAsia="Arial" w:hAnsi="Arial"/>
@@ -6813,7 +6813,7 @@
               <w:spacing w:after="10" w:before="0"/>
               <w:ind w:left="120"/>
             </w:pPr>
-            <w:hyperlink w:history="1" r:id="rId5xvhk6pxskit0xejb_j6-">
+            <w:hyperlink w:history="1" r:id="rIdtgqvofh_gxmgrxvahuxed">
               <w:r>
                 <w:rPr>
                   <w:rFonts w:ascii="Arial" w:cs="Arial" w:eastAsia="Arial" w:hAnsi="Arial"/>
@@ -6858,7 +6858,7 @@
             <w:pPr>
               <w:spacing w:after="20" w:before="0"/>
             </w:pPr>
-            <w:hyperlink w:history="1" r:id="rIdxpcfnou7jcefdmhuhpycp">
+            <w:hyperlink w:history="1" r:id="rIdp9rndyz3m3r_qesack8f0">
               <w:r>
                 <w:rPr>
                   <w:rFonts w:ascii="Arial" w:cs="Arial" w:eastAsia="Arial" w:hAnsi="Arial"/>
@@ -6891,7 +6891,7 @@
               <w:spacing w:after="10" w:before="0"/>
               <w:ind w:left="120"/>
             </w:pPr>
-            <w:hyperlink w:history="1" r:id="rId80bodlo9wv1tuuxz-19jh">
+            <w:hyperlink w:history="1" r:id="rIdjsmezafk_xz8uvfm53uu5">
               <w:r>
                 <w:rPr>
                   <w:rFonts w:ascii="Arial" w:cs="Arial" w:eastAsia="Arial" w:hAnsi="Arial"/>
@@ -7314,7 +7314,7 @@
             <w:pPr>
               <w:spacing w:after="20" w:before="0"/>
             </w:pPr>
-            <w:hyperlink w:history="1" r:id="rIdjauhjgkpmqeeepkprjpjd">
+            <w:hyperlink w:history="1" r:id="rIdxaspabolxkht1cwi8bz4x">
               <w:r>
                 <w:rPr>
                   <w:rFonts w:ascii="Arial" w:cs="Arial" w:eastAsia="Arial" w:hAnsi="Arial"/>
@@ -7347,7 +7347,7 @@
               <w:spacing w:after="10" w:before="0"/>
               <w:ind w:left="120"/>
             </w:pPr>
-            <w:hyperlink w:history="1" r:id="rIdkuclvnfkzbpzwzvvkkznd">
+            <w:hyperlink w:history="1" r:id="rId81flfc_h7ypckf6zjpeu7">
               <w:r>
                 <w:rPr>
                   <w:rFonts w:ascii="Arial" w:cs="Arial" w:eastAsia="Arial" w:hAnsi="Arial"/>
@@ -7392,7 +7392,7 @@
             <w:pPr>
               <w:spacing w:after="20" w:before="0"/>
             </w:pPr>
-            <w:hyperlink w:history="1" r:id="rIdhye4cw4sfjg1j0y5izj3s">
+            <w:hyperlink w:history="1" r:id="rIdwxeq3t_vtxq6_prp9_k9l">
               <w:r>
                 <w:rPr>
                   <w:rFonts w:ascii="Arial" w:cs="Arial" w:eastAsia="Arial" w:hAnsi="Arial"/>
@@ -7425,7 +7425,7 @@
               <w:spacing w:after="10" w:before="0"/>
               <w:ind w:left="120"/>
             </w:pPr>
-            <w:hyperlink w:history="1" r:id="rIdvjtenpuyijl6viyjazawj">
+            <w:hyperlink w:history="1" r:id="rIdzg_nscxqpmxuruak0sbn6">
               <w:r>
                 <w:rPr>
                   <w:rFonts w:ascii="Arial" w:cs="Arial" w:eastAsia="Arial" w:hAnsi="Arial"/>
@@ -7620,7 +7620,7 @@
             <w:pPr>
               <w:spacing w:after="20" w:before="0"/>
             </w:pPr>
-            <w:hyperlink w:history="1" r:id="rIdtmrnbfc2zmv3j-sdgktv9">
+            <w:hyperlink w:history="1" r:id="rIdefg6ojnt9pivacvxnflok">
               <w:r>
                 <w:rPr>
                   <w:rFonts w:ascii="Arial" w:cs="Arial" w:eastAsia="Arial" w:hAnsi="Arial"/>
@@ -7653,7 +7653,7 @@
               <w:spacing w:after="10" w:before="0"/>
               <w:ind w:left="120"/>
             </w:pPr>
-            <w:hyperlink w:history="1" r:id="rIdynewnvcz7ljl8lqcr4y1h">
+            <w:hyperlink w:history="1" r:id="rIdq6ef3gygloxuc4m5rbrbg">
               <w:r>
                 <w:rPr>
                   <w:rFonts w:ascii="Arial" w:cs="Arial" w:eastAsia="Arial" w:hAnsi="Arial"/>
@@ -7698,7 +7698,7 @@
             <w:pPr>
               <w:spacing w:after="20" w:before="0"/>
             </w:pPr>
-            <w:hyperlink w:history="1" r:id="rId3kuyyl1bvxjbugylkzyqk">
+            <w:hyperlink w:history="1" r:id="rIdchqaxoqfesythmrvjdurj">
               <w:r>
                 <w:rPr>
                   <w:rFonts w:ascii="Arial" w:cs="Arial" w:eastAsia="Arial" w:hAnsi="Arial"/>
@@ -7731,7 +7731,7 @@
               <w:spacing w:after="10" w:before="0"/>
               <w:ind w:left="120"/>
             </w:pPr>
-            <w:hyperlink w:history="1" r:id="rIduernznutw9qzqze6xzjix">
+            <w:hyperlink w:history="1" r:id="rIdjrodgdnpx0zpul7oo-3bc">
               <w:r>
                 <w:rPr>
                   <w:rFonts w:ascii="Arial" w:cs="Arial" w:eastAsia="Arial" w:hAnsi="Arial"/>
@@ -7926,7 +7926,7 @@
             <w:pPr>
               <w:spacing w:after="20" w:before="0"/>
             </w:pPr>
-            <w:hyperlink w:history="1" r:id="rIdjsv2fkkm25un-mnw4k0k1">
+            <w:hyperlink w:history="1" r:id="rIdj_ylkp9hxgjztaqsyjcuu">
               <w:r>
                 <w:rPr>
                   <w:rFonts w:ascii="Arial" w:cs="Arial" w:eastAsia="Arial" w:hAnsi="Arial"/>
@@ -7959,7 +7959,7 @@
               <w:spacing w:after="10" w:before="0"/>
               <w:ind w:left="120"/>
             </w:pPr>
-            <w:hyperlink w:history="1" r:id="rIdxjowfiecew-wbtveepnhr">
+            <w:hyperlink w:history="1" r:id="rIdprvtflns7wihdf08zmmdw">
               <w:r>
                 <w:rPr>
                   <w:rFonts w:ascii="Arial" w:cs="Arial" w:eastAsia="Arial" w:hAnsi="Arial"/>
@@ -8004,7 +8004,7 @@
             <w:pPr>
               <w:spacing w:after="20" w:before="0"/>
             </w:pPr>
-            <w:hyperlink w:history="1" r:id="rId4jbxf51akec5qmrtmjq4g">
+            <w:hyperlink w:history="1" r:id="rIdugu9-bwr7taagzsdlrvoj">
               <w:r>
                 <w:rPr>
                   <w:rFonts w:ascii="Arial" w:cs="Arial" w:eastAsia="Arial" w:hAnsi="Arial"/>
@@ -8053,7 +8053,7 @@
               <w:spacing w:after="10" w:before="0"/>
               <w:ind w:left="120"/>
             </w:pPr>
-            <w:hyperlink w:history="1" r:id="rIdvhowygll3cvapxoh4mexs">
+            <w:hyperlink w:history="1" r:id="rId2hgpqpsf0wf0ve5u_sqki">
               <w:r>
                 <w:rPr>
                   <w:rFonts w:ascii="Arial" w:cs="Arial" w:eastAsia="Arial" w:hAnsi="Arial"/>
@@ -8565,7 +8565,7 @@
         </w:rPr>
         <w:t xml:space="preserve">© 2026 SeaVuria and ARES. Aligned with KICD objectives. Developed by SeaVuria; technical implementation by ARES (with AI assistance from Claude). Licensed under </w:t>
       </w:r>
-      <w:hyperlink w:history="1" r:id="rIduf0wolnehg5i6txwsmmsg">
+      <w:hyperlink w:history="1" r:id="rIdxnwgl2-vthw6kflxlzq63">
         <w:r>
           <w:rPr>
             <w:rFonts w:ascii="Arial" w:cs="Arial" w:eastAsia="Arial" w:hAnsi="Arial"/>
@@ -8586,7 +8586,7 @@
         </w:rPr>
         <w:t xml:space="preserve"> (</w:t>
       </w:r>
-      <w:hyperlink w:history="1" r:id="rIdfiwv3luj7gcw9rqzvrkjv">
+      <w:hyperlink w:history="1" r:id="rIdxpwycu6jgbkwwjx1rxumv">
         <w:r>
           <w:rPr>
             <w:rFonts w:ascii="Arial" w:cs="Arial" w:eastAsia="Arial" w:hAnsi="Arial"/>
@@ -9599,7 +9599,7 @@
             <w:pPr>
               <w:spacing w:after="20" w:before="0"/>
             </w:pPr>
-            <w:hyperlink w:history="1" r:id="rIdzyn-y_rnntpdh7kfqraqm">
+            <w:hyperlink w:history="1" r:id="rIdbirpjvq4ee1lvfudd1fh9">
               <w:r>
                 <w:rPr>
                   <w:rFonts w:ascii="Arial" w:cs="Arial" w:eastAsia="Arial" w:hAnsi="Arial"/>
@@ -9632,7 +9632,7 @@
               <w:spacing w:after="10" w:before="0"/>
               <w:ind w:left="120"/>
             </w:pPr>
-            <w:hyperlink w:history="1" r:id="rIdzzjylpqmxnqbmij9s3jvt">
+            <w:hyperlink w:history="1" r:id="rIdq7fihwmyttlhyqz04-3v6">
               <w:r>
                 <w:rPr>
                   <w:rFonts w:ascii="Arial" w:cs="Arial" w:eastAsia="Arial" w:hAnsi="Arial"/>
@@ -9677,7 +9677,7 @@
             <w:pPr>
               <w:spacing w:after="20" w:before="0"/>
             </w:pPr>
-            <w:hyperlink w:history="1" r:id="rIdk4cahkxmqhf4waxutgby9">
+            <w:hyperlink w:history="1" r:id="rId9agpwgw6f4q-yulzogmab">
               <w:r>
                 <w:rPr>
                   <w:rFonts w:ascii="Arial" w:cs="Arial" w:eastAsia="Arial" w:hAnsi="Arial"/>
@@ -9710,7 +9710,7 @@
               <w:spacing w:after="10" w:before="0"/>
               <w:ind w:left="120"/>
             </w:pPr>
-            <w:hyperlink w:history="1" r:id="rIds8bnokhs3_3qdnjjywfzt">
+            <w:hyperlink w:history="1" r:id="rIdeutvj3em72seacbvga2h4">
               <w:r>
                 <w:rPr>
                   <w:rFonts w:ascii="Arial" w:cs="Arial" w:eastAsia="Arial" w:hAnsi="Arial"/>
@@ -9905,7 +9905,7 @@
             <w:pPr>
               <w:spacing w:after="20" w:before="0"/>
             </w:pPr>
-            <w:hyperlink w:history="1" r:id="rIduzgyn7-f3fargpmzbm1lz">
+            <w:hyperlink w:history="1" r:id="rIdaxe14fhi-casnzm6zqmt0">
               <w:r>
                 <w:rPr>
                   <w:rFonts w:ascii="Arial" w:cs="Arial" w:eastAsia="Arial" w:hAnsi="Arial"/>
@@ -9938,7 +9938,7 @@
               <w:spacing w:after="10" w:before="0"/>
               <w:ind w:left="120"/>
             </w:pPr>
-            <w:hyperlink w:history="1" r:id="rIdgwajk9sptzv8gyamz-gip">
+            <w:hyperlink w:history="1" r:id="rIdgw3xcyb9x2oywnalbqows">
               <w:r>
                 <w:rPr>
                   <w:rFonts w:ascii="Arial" w:cs="Arial" w:eastAsia="Arial" w:hAnsi="Arial"/>
@@ -9983,7 +9983,7 @@
             <w:pPr>
               <w:spacing w:after="20" w:before="0"/>
             </w:pPr>
-            <w:hyperlink w:history="1" r:id="rIdh_fvgxnbpxlihogo1ws7z">
+            <w:hyperlink w:history="1" r:id="rIdu1zxkrledwxwcxfoxudme">
               <w:r>
                 <w:rPr>
                   <w:rFonts w:ascii="Arial" w:cs="Arial" w:eastAsia="Arial" w:hAnsi="Arial"/>
@@ -10016,7 +10016,7 @@
               <w:spacing w:after="10" w:before="0"/>
               <w:ind w:left="120"/>
             </w:pPr>
-            <w:hyperlink w:history="1" r:id="rIdwlpb6w1rqk-xrpshntleo">
+            <w:hyperlink w:history="1" r:id="rIdmlqigamnpcqtiejvixt5d">
               <w:r>
                 <w:rPr>
                   <w:rFonts w:ascii="Arial" w:cs="Arial" w:eastAsia="Arial" w:hAnsi="Arial"/>
@@ -10211,7 +10211,7 @@
             <w:pPr>
               <w:spacing w:after="20" w:before="0"/>
             </w:pPr>
-            <w:hyperlink w:history="1" r:id="rIdg_lpdxubjdqxrje3pbvfm">
+            <w:hyperlink w:history="1" r:id="rIdqf0hu47wned_lizcv9gyf">
               <w:r>
                 <w:rPr>
                   <w:rFonts w:ascii="Arial" w:cs="Arial" w:eastAsia="Arial" w:hAnsi="Arial"/>
@@ -10244,7 +10244,7 @@
               <w:spacing w:after="10" w:before="0"/>
               <w:ind w:left="120"/>
             </w:pPr>
-            <w:hyperlink w:history="1" r:id="rIdazkfdtpve_qksaat0glqx">
+            <w:hyperlink w:history="1" r:id="rId4sqiokjk4h8ovzoh1sk1n">
               <w:r>
                 <w:rPr>
                   <w:rFonts w:ascii="Arial" w:cs="Arial" w:eastAsia="Arial" w:hAnsi="Arial"/>
@@ -10289,7 +10289,7 @@
             <w:pPr>
               <w:spacing w:after="20" w:before="0"/>
             </w:pPr>
-            <w:hyperlink w:history="1" r:id="rIdxvddlxivg95t4z3cb2ara">
+            <w:hyperlink w:history="1" r:id="rIddw8yplata300yobuakzvv">
               <w:r>
                 <w:rPr>
                   <w:rFonts w:ascii="Arial" w:cs="Arial" w:eastAsia="Arial" w:hAnsi="Arial"/>
@@ -10322,7 +10322,7 @@
               <w:spacing w:after="10" w:before="0"/>
               <w:ind w:left="120"/>
             </w:pPr>
-            <w:hyperlink w:history="1" r:id="rIdz7m4wfutcsfz7rmiqjhxa">
+            <w:hyperlink w:history="1" r:id="rId08hiufvk3zwoohefxknna">
               <w:r>
                 <w:rPr>
                   <w:rFonts w:ascii="Arial" w:cs="Arial" w:eastAsia="Arial" w:hAnsi="Arial"/>
@@ -10517,7 +10517,7 @@
             <w:pPr>
               <w:spacing w:after="20" w:before="0"/>
             </w:pPr>
-            <w:hyperlink w:history="1" r:id="rIdjy8tbvgk3ahcdomxftmdk">
+            <w:hyperlink w:history="1" r:id="rIdur79ltt3dvjscdoowca89">
               <w:r>
                 <w:rPr>
                   <w:rFonts w:ascii="Arial" w:cs="Arial" w:eastAsia="Arial" w:hAnsi="Arial"/>
@@ -10550,7 +10550,7 @@
               <w:spacing w:after="10" w:before="0"/>
               <w:ind w:left="120"/>
             </w:pPr>
-            <w:hyperlink w:history="1" r:id="rIdsj4pc0-ebniyk8ne_3g4z">
+            <w:hyperlink w:history="1" r:id="rIdejdvjnpawab9fs82qiwjz">
               <w:r>
                 <w:rPr>
                   <w:rFonts w:ascii="Arial" w:cs="Arial" w:eastAsia="Arial" w:hAnsi="Arial"/>
@@ -10595,7 +10595,7 @@
             <w:pPr>
               <w:spacing w:after="20" w:before="0"/>
             </w:pPr>
-            <w:hyperlink w:history="1" r:id="rId3snkyh8qkxebomdogwd2t">
+            <w:hyperlink w:history="1" r:id="rIdj60mkj7hpkyjpwn6kgptj">
               <w:r>
                 <w:rPr>
                   <w:rFonts w:ascii="Arial" w:cs="Arial" w:eastAsia="Arial" w:hAnsi="Arial"/>
@@ -10628,7 +10628,7 @@
               <w:spacing w:after="10" w:before="0"/>
               <w:ind w:left="120"/>
             </w:pPr>
-            <w:hyperlink w:history="1" r:id="rIdtbic0g97u07edawptale-">
+            <w:hyperlink w:history="1" r:id="rIdy66leml7tt1zuirkm_aqw">
               <w:r>
                 <w:rPr>
                   <w:rFonts w:ascii="Arial" w:cs="Arial" w:eastAsia="Arial" w:hAnsi="Arial"/>
@@ -10823,7 +10823,7 @@
             <w:pPr>
               <w:spacing w:after="20" w:before="0"/>
             </w:pPr>
-            <w:hyperlink w:history="1" r:id="rIdya5pkaiac6nwuwv3zlpev">
+            <w:hyperlink w:history="1" r:id="rIdtbvwac3eyuizqu_usjeft">
               <w:r>
                 <w:rPr>
                   <w:rFonts w:ascii="Arial" w:cs="Arial" w:eastAsia="Arial" w:hAnsi="Arial"/>
@@ -10856,7 +10856,7 @@
               <w:spacing w:after="10" w:before="0"/>
               <w:ind w:left="120"/>
             </w:pPr>
-            <w:hyperlink w:history="1" r:id="rIdn6g9tup2gpvxynrn8sdor">
+            <w:hyperlink w:history="1" r:id="rIds8qbj3baiz2vpgwj1vemf">
               <w:r>
                 <w:rPr>
                   <w:rFonts w:ascii="Arial" w:cs="Arial" w:eastAsia="Arial" w:hAnsi="Arial"/>
@@ -10901,7 +10901,7 @@
             <w:pPr>
               <w:spacing w:after="20" w:before="0"/>
             </w:pPr>
-            <w:hyperlink w:history="1" r:id="rId4ukoovg8bezr-r-f28yja">
+            <w:hyperlink w:history="1" r:id="rIdu2szsqze5fszt2aon_nlu">
               <w:r>
                 <w:rPr>
                   <w:rFonts w:ascii="Arial" w:cs="Arial" w:eastAsia="Arial" w:hAnsi="Arial"/>
@@ -10934,7 +10934,7 @@
               <w:spacing w:after="10" w:before="0"/>
               <w:ind w:left="120"/>
             </w:pPr>
-            <w:hyperlink w:history="1" r:id="rId4wwdwr5b-hp9pbqoiaxr6">
+            <w:hyperlink w:history="1" r:id="rIdyytyycyaoajwcu8fxn-ow">
               <w:r>
                 <w:rPr>
                   <w:rFonts w:ascii="Arial" w:cs="Arial" w:eastAsia="Arial" w:hAnsi="Arial"/>
@@ -11541,7 +11541,7 @@
         </w:rPr>
         <w:t xml:space="preserve">© 2026 SeaVuria and ARES. Aligned with KICD objectives. Developed by SeaVuria; technical implementation by ARES (with AI assistance from Claude). Licensed under </w:t>
       </w:r>
-      <w:hyperlink w:history="1" r:id="rIddiy038m0n0ianf-ieadi8">
+      <w:hyperlink w:history="1" r:id="rId9cdl3p9a9qcdul7151fe4">
         <w:r>
           <w:rPr>
             <w:rFonts w:ascii="Arial" w:cs="Arial" w:eastAsia="Arial" w:hAnsi="Arial"/>
@@ -11562,7 +11562,7 @@
         </w:rPr>
         <w:t xml:space="preserve"> (</w:t>
       </w:r>
-      <w:hyperlink w:history="1" r:id="rIdt8glpvcoxgd8973go_bjk">
+      <w:hyperlink w:history="1" r:id="rIdrux0mdn7eho7uawwu5yo6">
         <w:r>
           <w:rPr>
             <w:rFonts w:ascii="Arial" w:cs="Arial" w:eastAsia="Arial" w:hAnsi="Arial"/>
@@ -12658,7 +12658,7 @@
             <w:pPr>
               <w:spacing w:after="20" w:before="0"/>
             </w:pPr>
-            <w:hyperlink w:history="1" r:id="rIdzwcc_b2r0tlhkr1cdukjs">
+            <w:hyperlink w:history="1" r:id="rIdou71-pkm5jennreraf0vl">
               <w:r>
                 <w:rPr>
                   <w:rFonts w:ascii="Arial" w:cs="Arial" w:eastAsia="Arial" w:hAnsi="Arial"/>
@@ -12691,7 +12691,7 @@
               <w:spacing w:after="10" w:before="0"/>
               <w:ind w:left="120"/>
             </w:pPr>
-            <w:hyperlink w:history="1" r:id="rId5vo6l2vc7s4lw5ui5p426">
+            <w:hyperlink w:history="1" r:id="rIdyqolijtjq4e-9pqzngifa">
               <w:r>
                 <w:rPr>
                   <w:rFonts w:ascii="Arial" w:cs="Arial" w:eastAsia="Arial" w:hAnsi="Arial"/>
@@ -12736,7 +12736,7 @@
             <w:pPr>
               <w:spacing w:after="20" w:before="0"/>
             </w:pPr>
-            <w:hyperlink w:history="1" r:id="rIdtqq6fbw6nur2_lo54qcp-">
+            <w:hyperlink w:history="1" r:id="rId3hyacrfjo0lije_x-efmb">
               <w:r>
                 <w:rPr>
                   <w:rFonts w:ascii="Arial" w:cs="Arial" w:eastAsia="Arial" w:hAnsi="Arial"/>
@@ -12769,7 +12769,7 @@
               <w:spacing w:after="10" w:before="0"/>
               <w:ind w:left="120"/>
             </w:pPr>
-            <w:hyperlink w:history="1" r:id="rIdgoflkjovgj8vtk7-fsjy7">
+            <w:hyperlink w:history="1" r:id="rIdhug_-5ue1_ntgoelx1uqc">
               <w:r>
                 <w:rPr>
                   <w:rFonts w:ascii="Arial" w:cs="Arial" w:eastAsia="Arial" w:hAnsi="Arial"/>
@@ -12964,7 +12964,7 @@
             <w:pPr>
               <w:spacing w:after="20" w:before="0"/>
             </w:pPr>
-            <w:hyperlink w:history="1" r:id="rIdxyoit3u80mcksoctqa8tw">
+            <w:hyperlink w:history="1" r:id="rIdmv9kviuzestjnnaza3lxf">
               <w:r>
                 <w:rPr>
                   <w:rFonts w:ascii="Arial" w:cs="Arial" w:eastAsia="Arial" w:hAnsi="Arial"/>
@@ -12997,7 +12997,7 @@
               <w:spacing w:after="10" w:before="0"/>
               <w:ind w:left="120"/>
             </w:pPr>
-            <w:hyperlink w:history="1" r:id="rIdb_digzsnquolic_svukt1">
+            <w:hyperlink w:history="1" r:id="rId6evd1ziha4ywjetskok4e">
               <w:r>
                 <w:rPr>
                   <w:rFonts w:ascii="Arial" w:cs="Arial" w:eastAsia="Arial" w:hAnsi="Arial"/>
@@ -13042,7 +13042,7 @@
             <w:pPr>
               <w:spacing w:after="20" w:before="0"/>
             </w:pPr>
-            <w:hyperlink w:history="1" r:id="rIde9xluzwk-faflxke5prec">
+            <w:hyperlink w:history="1" r:id="rIdfor-qlyp0lu13zxo_01mm">
               <w:r>
                 <w:rPr>
                   <w:rFonts w:ascii="Arial" w:cs="Arial" w:eastAsia="Arial" w:hAnsi="Arial"/>
@@ -13075,7 +13075,7 @@
               <w:spacing w:after="10" w:before="0"/>
               <w:ind w:left="120"/>
             </w:pPr>
-            <w:hyperlink w:history="1" r:id="rId8h1ki7fqglnbg5qbfwfoj">
+            <w:hyperlink w:history="1" r:id="rIdvyctdjbypbvbgumg3ok-4">
               <w:r>
                 <w:rPr>
                   <w:rFonts w:ascii="Arial" w:cs="Arial" w:eastAsia="Arial" w:hAnsi="Arial"/>
@@ -13270,7 +13270,7 @@
             <w:pPr>
               <w:spacing w:after="20" w:before="0"/>
             </w:pPr>
-            <w:hyperlink w:history="1" r:id="rIdx83dyc9u1l6_l-1pyo2de">
+            <w:hyperlink w:history="1" r:id="rIdz_rcuhzkznn7hfnqj0vbt">
               <w:r>
                 <w:rPr>
                   <w:rFonts w:ascii="Arial" w:cs="Arial" w:eastAsia="Arial" w:hAnsi="Arial"/>
@@ -13303,7 +13303,7 @@
               <w:spacing w:after="10" w:before="0"/>
               <w:ind w:left="120"/>
             </w:pPr>
-            <w:hyperlink w:history="1" r:id="rIdqj6vx1ckumokmyqjh5rea">
+            <w:hyperlink w:history="1" r:id="rIdaztwzwffkmgs48h5u6r4w">
               <w:r>
                 <w:rPr>
                   <w:rFonts w:ascii="Arial" w:cs="Arial" w:eastAsia="Arial" w:hAnsi="Arial"/>
@@ -13348,7 +13348,7 @@
             <w:pPr>
               <w:spacing w:after="20" w:before="0"/>
             </w:pPr>
-            <w:hyperlink w:history="1" r:id="rId2qwobcf0i7hw3yxwxkmah">
+            <w:hyperlink w:history="1" r:id="rIdjrs6yzjr5klmftsrd1aa3">
               <w:r>
                 <w:rPr>
                   <w:rFonts w:ascii="Arial" w:cs="Arial" w:eastAsia="Arial" w:hAnsi="Arial"/>
@@ -13397,7 +13397,7 @@
               <w:spacing w:after="10" w:before="0"/>
               <w:ind w:left="120"/>
             </w:pPr>
-            <w:hyperlink w:history="1" r:id="rIdjl5hhqnierxdloausfewf">
+            <w:hyperlink w:history="1" r:id="rId-wdf4aoqmuhiqostt-_3o">
               <w:r>
                 <w:rPr>
                   <w:rFonts w:ascii="Arial" w:cs="Arial" w:eastAsia="Arial" w:hAnsi="Arial"/>
@@ -13592,7 +13592,7 @@
             <w:pPr>
               <w:spacing w:after="20" w:before="0"/>
             </w:pPr>
-            <w:hyperlink w:history="1" r:id="rIdvafmvempz24pe0kidvhae">
+            <w:hyperlink w:history="1" r:id="rId1beyfp-dcn8uds_-xbgkf">
               <w:r>
                 <w:rPr>
                   <w:rFonts w:ascii="Arial" w:cs="Arial" w:eastAsia="Arial" w:hAnsi="Arial"/>
@@ -13625,7 +13625,7 @@
               <w:spacing w:after="10" w:before="0"/>
               <w:ind w:left="120"/>
             </w:pPr>
-            <w:hyperlink w:history="1" r:id="rIdwfvzdsupg_4mwsrfif038">
+            <w:hyperlink w:history="1" r:id="rId10cssnnroairhehlolwsf">
               <w:r>
                 <w:rPr>
                   <w:rFonts w:ascii="Arial" w:cs="Arial" w:eastAsia="Arial" w:hAnsi="Arial"/>
@@ -13670,7 +13670,7 @@
             <w:pPr>
               <w:spacing w:after="20" w:before="0"/>
             </w:pPr>
-            <w:hyperlink w:history="1" r:id="rIdubgbvheyspeuljtvlzvq2">
+            <w:hyperlink w:history="1" r:id="rIdhsrloumazrbwaiapnq83c">
               <w:r>
                 <w:rPr>
                   <w:rFonts w:ascii="Arial" w:cs="Arial" w:eastAsia="Arial" w:hAnsi="Arial"/>
@@ -13719,7 +13719,7 @@
               <w:spacing w:after="10" w:before="0"/>
               <w:ind w:left="120"/>
             </w:pPr>
-            <w:hyperlink w:history="1" r:id="rIdpuqzfeju7s3-wogdii7y_">
+            <w:hyperlink w:history="1" r:id="rIdameqq-sncnrrf4s-d0wr3">
               <w:r>
                 <w:rPr>
                   <w:rFonts w:ascii="Arial" w:cs="Arial" w:eastAsia="Arial" w:hAnsi="Arial"/>
@@ -13914,7 +13914,7 @@
             <w:pPr>
               <w:spacing w:after="20" w:before="0"/>
             </w:pPr>
-            <w:hyperlink w:history="1" r:id="rId7tjdonw4sctxcqgfp8rnf">
+            <w:hyperlink w:history="1" r:id="rIdywncuri9rzlsf2uwxglym">
               <w:r>
                 <w:rPr>
                   <w:rFonts w:ascii="Arial" w:cs="Arial" w:eastAsia="Arial" w:hAnsi="Arial"/>
@@ -13947,7 +13947,7 @@
               <w:spacing w:after="10" w:before="0"/>
               <w:ind w:left="120"/>
             </w:pPr>
-            <w:hyperlink w:history="1" r:id="rIdo1flqtf3imc6gs78w-uy8">
+            <w:hyperlink w:history="1" r:id="rIddkjyecbcsxwilst66-jsa">
               <w:r>
                 <w:rPr>
                   <w:rFonts w:ascii="Arial" w:cs="Arial" w:eastAsia="Arial" w:hAnsi="Arial"/>
@@ -13992,7 +13992,7 @@
             <w:pPr>
               <w:spacing w:after="20" w:before="0"/>
             </w:pPr>
-            <w:hyperlink w:history="1" r:id="rIdz_6uyirxm2wzl4eip1oyi">
+            <w:hyperlink w:history="1" r:id="rIdu9riz8uxpvtlna-tj2ovg">
               <w:r>
                 <w:rPr>
                   <w:rFonts w:ascii="Arial" w:cs="Arial" w:eastAsia="Arial" w:hAnsi="Arial"/>
@@ -14041,7 +14041,7 @@
               <w:spacing w:after="10" w:before="0"/>
               <w:ind w:left="120"/>
             </w:pPr>
-            <w:hyperlink w:history="1" r:id="rId30txdnb0bf4r4q2irgmva">
+            <w:hyperlink w:history="1" r:id="rIdfc6ykia2yrcbnu1qp7rhj">
               <w:r>
                 <w:rPr>
                   <w:rFonts w:ascii="Arial" w:cs="Arial" w:eastAsia="Arial" w:hAnsi="Arial"/>
@@ -14553,7 +14553,7 @@
         </w:rPr>
         <w:t xml:space="preserve">© 2026 SeaVuria and ARES. Aligned with KICD objectives. Developed by SeaVuria; technical implementation by ARES (with AI assistance from Claude). Licensed under </w:t>
       </w:r>
-      <w:hyperlink w:history="1" r:id="rIdwrokpsqctfqks6lpneorw">
+      <w:hyperlink w:history="1" r:id="rId0ldwcokwqong8iyxopb94">
         <w:r>
           <w:rPr>
             <w:rFonts w:ascii="Arial" w:cs="Arial" w:eastAsia="Arial" w:hAnsi="Arial"/>
@@ -14574,7 +14574,7 @@
         </w:rPr>
         <w:t xml:space="preserve"> (</w:t>
       </w:r>
-      <w:hyperlink w:history="1" r:id="rIdi-3-85jo0ivd9xiyurupe">
+      <w:hyperlink w:history="1" r:id="rIdd0rpbgddtclnqsh4oawwt">
         <w:r>
           <w:rPr>
             <w:rFonts w:ascii="Arial" w:cs="Arial" w:eastAsia="Arial" w:hAnsi="Arial"/>
@@ -15587,7 +15587,7 @@
             <w:pPr>
               <w:spacing w:after="20" w:before="0"/>
             </w:pPr>
-            <w:hyperlink w:history="1" r:id="rIdxspkmbeiybp0txnsokn43">
+            <w:hyperlink w:history="1" r:id="rIdxvmejicaspmbfncbhhskr">
               <w:r>
                 <w:rPr>
                   <w:rFonts w:ascii="Arial" w:cs="Arial" w:eastAsia="Arial" w:hAnsi="Arial"/>
@@ -15620,7 +15620,7 @@
               <w:spacing w:after="10" w:before="0"/>
               <w:ind w:left="120"/>
             </w:pPr>
-            <w:hyperlink w:history="1" r:id="rIdoidunl7-jtr2zm1w6zrna">
+            <w:hyperlink w:history="1" r:id="rIdocoq-ngqz10waqzoqbt7l">
               <w:r>
                 <w:rPr>
                   <w:rFonts w:ascii="Arial" w:cs="Arial" w:eastAsia="Arial" w:hAnsi="Arial"/>
@@ -15665,7 +15665,7 @@
             <w:pPr>
               <w:spacing w:after="20" w:before="0"/>
             </w:pPr>
-            <w:hyperlink w:history="1" r:id="rIdlfo1jeulr_v2q8ecaxooq">
+            <w:hyperlink w:history="1" r:id="rIdwendnyostwya6osecazpr">
               <w:r>
                 <w:rPr>
                   <w:rFonts w:ascii="Arial" w:cs="Arial" w:eastAsia="Arial" w:hAnsi="Arial"/>
@@ -15698,7 +15698,7 @@
               <w:spacing w:after="10" w:before="0"/>
               <w:ind w:left="120"/>
             </w:pPr>
-            <w:hyperlink w:history="1" r:id="rId9rmvyfbawjc_yyve3le34">
+            <w:hyperlink w:history="1" r:id="rId8y7agwhslj7sxl5ynhh5u">
               <w:r>
                 <w:rPr>
                   <w:rFonts w:ascii="Arial" w:cs="Arial" w:eastAsia="Arial" w:hAnsi="Arial"/>
@@ -15893,7 +15893,7 @@
             <w:pPr>
               <w:spacing w:after="20" w:before="0"/>
             </w:pPr>
-            <w:hyperlink w:history="1" r:id="rIdhxhqxdqmousmxzyuwldla">
+            <w:hyperlink w:history="1" r:id="rId5gtmykzlk00qgjgk0ob4m">
               <w:r>
                 <w:rPr>
                   <w:rFonts w:ascii="Arial" w:cs="Arial" w:eastAsia="Arial" w:hAnsi="Arial"/>
@@ -15926,7 +15926,7 @@
               <w:spacing w:after="10" w:before="0"/>
               <w:ind w:left="120"/>
             </w:pPr>
-            <w:hyperlink w:history="1" r:id="rId1z3ktit71t4uukxwtit2x">
+            <w:hyperlink w:history="1" r:id="rIdqa4i8inzf-vingaiswydz">
               <w:r>
                 <w:rPr>
                   <w:rFonts w:ascii="Arial" w:cs="Arial" w:eastAsia="Arial" w:hAnsi="Arial"/>
@@ -15971,7 +15971,7 @@
             <w:pPr>
               <w:spacing w:after="20" w:before="0"/>
             </w:pPr>
-            <w:hyperlink w:history="1" r:id="rIdb8dmefu-on_bxisxvkof8">
+            <w:hyperlink w:history="1" r:id="rIdb6cshvwlt1pp53c2gnutt">
               <w:r>
                 <w:rPr>
                   <w:rFonts w:ascii="Arial" w:cs="Arial" w:eastAsia="Arial" w:hAnsi="Arial"/>
@@ -16004,7 +16004,7 @@
               <w:spacing w:after="10" w:before="0"/>
               <w:ind w:left="120"/>
             </w:pPr>
-            <w:hyperlink w:history="1" r:id="rId_jtdxklu-zooemegc9fhj">
+            <w:hyperlink w:history="1" r:id="rIdukuhyf1dqlt4dq2bjnd1e">
               <w:r>
                 <w:rPr>
                   <w:rFonts w:ascii="Arial" w:cs="Arial" w:eastAsia="Arial" w:hAnsi="Arial"/>
@@ -16199,7 +16199,7 @@
             <w:pPr>
               <w:spacing w:after="20" w:before="0"/>
             </w:pPr>
-            <w:hyperlink w:history="1" r:id="rIdoqkuuqfgrxnsjoi3pkyfe">
+            <w:hyperlink w:history="1" r:id="rIde4c1r10-sv0szqev1odd8">
               <w:r>
                 <w:rPr>
                   <w:rFonts w:ascii="Arial" w:cs="Arial" w:eastAsia="Arial" w:hAnsi="Arial"/>
@@ -16232,7 +16232,7 @@
               <w:spacing w:after="10" w:before="0"/>
               <w:ind w:left="120"/>
             </w:pPr>
-            <w:hyperlink w:history="1" r:id="rIdkamrk3vl70cxwfvanohsz">
+            <w:hyperlink w:history="1" r:id="rIdgj1pmxg3woxxwq45eaeik">
               <w:r>
                 <w:rPr>
                   <w:rFonts w:ascii="Arial" w:cs="Arial" w:eastAsia="Arial" w:hAnsi="Arial"/>
@@ -16277,7 +16277,7 @@
             <w:pPr>
               <w:spacing w:after="20" w:before="0"/>
             </w:pPr>
-            <w:hyperlink w:history="1" r:id="rIdcmdekaa6wspua8-vp2j7h">
+            <w:hyperlink w:history="1" r:id="rId80mx1zz5g_49cq_bs80xe">
               <w:r>
                 <w:rPr>
                   <w:rFonts w:ascii="Arial" w:cs="Arial" w:eastAsia="Arial" w:hAnsi="Arial"/>
@@ -16326,7 +16326,7 @@
               <w:spacing w:after="10" w:before="0"/>
               <w:ind w:left="120"/>
             </w:pPr>
-            <w:hyperlink w:history="1" r:id="rIduenlsbh-3jqi3xqjuivvl">
+            <w:hyperlink w:history="1" r:id="rIdh4q9bqisgmroyyxzctpz6">
               <w:r>
                 <w:rPr>
                   <w:rFonts w:ascii="Arial" w:cs="Arial" w:eastAsia="Arial" w:hAnsi="Arial"/>
@@ -16521,7 +16521,7 @@
             <w:pPr>
               <w:spacing w:after="20" w:before="0"/>
             </w:pPr>
-            <w:hyperlink w:history="1" r:id="rId8exzw_v4bzdvx6b3fypey">
+            <w:hyperlink w:history="1" r:id="rIdekahl0gkl6xpa3i6jeoi-">
               <w:r>
                 <w:rPr>
                   <w:rFonts w:ascii="Arial" w:cs="Arial" w:eastAsia="Arial" w:hAnsi="Arial"/>
@@ -16554,7 +16554,7 @@
               <w:spacing w:after="10" w:before="0"/>
               <w:ind w:left="120"/>
             </w:pPr>
-            <w:hyperlink w:history="1" r:id="rIdteomajhgjbyvgwye3lfdi">
+            <w:hyperlink w:history="1" r:id="rIddloqtezp4k2tmc7zvpyhs">
               <w:r>
                 <w:rPr>
                   <w:rFonts w:ascii="Arial" w:cs="Arial" w:eastAsia="Arial" w:hAnsi="Arial"/>
@@ -16599,7 +16599,7 @@
             <w:pPr>
               <w:spacing w:after="20" w:before="0"/>
             </w:pPr>
-            <w:hyperlink w:history="1" r:id="rId2fofzxtwbcv5bnuqne_uh">
+            <w:hyperlink w:history="1" r:id="rId4qs2sz4fdnwgaamp7avcc">
               <w:r>
                 <w:rPr>
                   <w:rFonts w:ascii="Arial" w:cs="Arial" w:eastAsia="Arial" w:hAnsi="Arial"/>
@@ -16648,7 +16648,7 @@
               <w:spacing w:after="10" w:before="0"/>
               <w:ind w:left="120"/>
             </w:pPr>
-            <w:hyperlink w:history="1" r:id="rIdvq7psloa5xett160u3v2d">
+            <w:hyperlink w:history="1" r:id="rIdjroeljuquie733z84gh3h">
               <w:r>
                 <w:rPr>
                   <w:rFonts w:ascii="Arial" w:cs="Arial" w:eastAsia="Arial" w:hAnsi="Arial"/>
@@ -16843,7 +16843,7 @@
             <w:pPr>
               <w:spacing w:after="20" w:before="0"/>
             </w:pPr>
-            <w:hyperlink w:history="1" r:id="rIdtndiiwtynwl_8lwvbjmm4">
+            <w:hyperlink w:history="1" r:id="rIdfhcde_i3pqv_ulk_ibhpq">
               <w:r>
                 <w:rPr>
                   <w:rFonts w:ascii="Arial" w:cs="Arial" w:eastAsia="Arial" w:hAnsi="Arial"/>
@@ -16876,7 +16876,7 @@
               <w:spacing w:after="10" w:before="0"/>
               <w:ind w:left="120"/>
             </w:pPr>
-            <w:hyperlink w:history="1" r:id="rIds2ve9b_w2_clxkueiktdt">
+            <w:hyperlink w:history="1" r:id="rIdzvsdlpffkq4_egz0bmmnj">
               <w:r>
                 <w:rPr>
                   <w:rFonts w:ascii="Arial" w:cs="Arial" w:eastAsia="Arial" w:hAnsi="Arial"/>
@@ -16921,7 +16921,7 @@
             <w:pPr>
               <w:spacing w:after="20" w:before="0"/>
             </w:pPr>
-            <w:hyperlink w:history="1" r:id="rIdfe_fnqbbput2n3rphf4lf">
+            <w:hyperlink w:history="1" r:id="rIdwlp_cvkw4cowivzaa1pib">
               <w:r>
                 <w:rPr>
                   <w:rFonts w:ascii="Arial" w:cs="Arial" w:eastAsia="Arial" w:hAnsi="Arial"/>
@@ -16970,7 +16970,7 @@
               <w:spacing w:after="10" w:before="0"/>
               <w:ind w:left="120"/>
             </w:pPr>
-            <w:hyperlink w:history="1" r:id="rId2yicgqwpatot_ebeyog6q">
+            <w:hyperlink w:history="1" r:id="rIdg7i4t-b_ldx4hlsg6c3xr">
               <w:r>
                 <w:rPr>
                   <w:rFonts w:ascii="Arial" w:cs="Arial" w:eastAsia="Arial" w:hAnsi="Arial"/>
@@ -17482,7 +17482,7 @@
         </w:rPr>
         <w:t xml:space="preserve">© 2026 SeaVuria and ARES. Aligned with KICD objectives. Developed by SeaVuria; technical implementation by ARES (with AI assistance from Claude). Licensed under </w:t>
       </w:r>
-      <w:hyperlink w:history="1" r:id="rIdhk6nzyun33kjwkwmducnt">
+      <w:hyperlink w:history="1" r:id="rIdqpyvm_ki1oeby_94on9as">
         <w:r>
           <w:rPr>
             <w:rFonts w:ascii="Arial" w:cs="Arial" w:eastAsia="Arial" w:hAnsi="Arial"/>
@@ -17503,7 +17503,7 @@
         </w:rPr>
         <w:t xml:space="preserve"> (</w:t>
       </w:r>
-      <w:hyperlink w:history="1" r:id="rIdmk7lohjlr4srtb5owgu4b">
+      <w:hyperlink w:history="1" r:id="rIdmpkcglnxk0nsmvlsoz-_4">
         <w:r>
           <w:rPr>
             <w:rFonts w:ascii="Arial" w:cs="Arial" w:eastAsia="Arial" w:hAnsi="Arial"/>
@@ -18695,7 +18695,7 @@
             <w:pPr>
               <w:spacing w:after="20" w:before="0"/>
             </w:pPr>
-            <w:hyperlink w:history="1" r:id="rIdgxfpxdtkq-t4psc3im7lz">
+            <w:hyperlink w:history="1" r:id="rId9gjqjr8tenikyxrrkqray">
               <w:r>
                 <w:rPr>
                   <w:rFonts w:ascii="Arial" w:cs="Arial" w:eastAsia="Arial" w:hAnsi="Arial"/>
@@ -18728,7 +18728,7 @@
               <w:spacing w:after="10" w:before="0"/>
               <w:ind w:left="120"/>
             </w:pPr>
-            <w:hyperlink w:history="1" r:id="rIdvdwrvft5ml0ncdyzhllrj">
+            <w:hyperlink w:history="1" r:id="rIdj6dvl_fh1v7mwe-aduy-e">
               <w:r>
                 <w:rPr>
                   <w:rFonts w:ascii="Arial" w:cs="Arial" w:eastAsia="Arial" w:hAnsi="Arial"/>
@@ -18773,7 +18773,7 @@
             <w:pPr>
               <w:spacing w:after="20" w:before="0"/>
             </w:pPr>
-            <w:hyperlink w:history="1" r:id="rIdgc_bwmpvgdctqas7rehis">
+            <w:hyperlink w:history="1" r:id="rId0ukd-fqsgiiyamn2iqk-3">
               <w:r>
                 <w:rPr>
                   <w:rFonts w:ascii="Arial" w:cs="Arial" w:eastAsia="Arial" w:hAnsi="Arial"/>
@@ -18806,7 +18806,7 @@
               <w:spacing w:after="10" w:before="0"/>
               <w:ind w:left="120"/>
             </w:pPr>
-            <w:hyperlink w:history="1" r:id="rIdoxj-ki2e4dqwqcx8uiwaw">
+            <w:hyperlink w:history="1" r:id="rIdxglq9i_ns5wm-bcetkvvn">
               <w:r>
                 <w:rPr>
                   <w:rFonts w:ascii="Arial" w:cs="Arial" w:eastAsia="Arial" w:hAnsi="Arial"/>
@@ -19001,7 +19001,7 @@
             <w:pPr>
               <w:spacing w:after="20" w:before="0"/>
             </w:pPr>
-            <w:hyperlink w:history="1" r:id="rIdjlts6z7adnbyterc8nwiw">
+            <w:hyperlink w:history="1" r:id="rId7mpb2lbhl-ocrzv8ayvyt">
               <w:r>
                 <w:rPr>
                   <w:rFonts w:ascii="Arial" w:cs="Arial" w:eastAsia="Arial" w:hAnsi="Arial"/>
@@ -19034,7 +19034,7 @@
               <w:spacing w:after="10" w:before="0"/>
               <w:ind w:left="120"/>
             </w:pPr>
-            <w:hyperlink w:history="1" r:id="rIdb08jxztrbnowf__qwvq4r">
+            <w:hyperlink w:history="1" r:id="rId1zr2ai2nbguv70k__xuoy">
               <w:r>
                 <w:rPr>
                   <w:rFonts w:ascii="Arial" w:cs="Arial" w:eastAsia="Arial" w:hAnsi="Arial"/>
@@ -19079,7 +19079,7 @@
             <w:pPr>
               <w:spacing w:after="20" w:before="0"/>
             </w:pPr>
-            <w:hyperlink w:history="1" r:id="rIdwh26q0f0h7te6rdnwzr_j">
+            <w:hyperlink w:history="1" r:id="rIdirhzbtig4v3h0dlxlyunt">
               <w:r>
                 <w:rPr>
                   <w:rFonts w:ascii="Arial" w:cs="Arial" w:eastAsia="Arial" w:hAnsi="Arial"/>
@@ -19112,7 +19112,7 @@
               <w:spacing w:after="10" w:before="0"/>
               <w:ind w:left="120"/>
             </w:pPr>
-            <w:hyperlink w:history="1" r:id="rIdt4qtiaukf3yft3nzoipl5">
+            <w:hyperlink w:history="1" r:id="rIdhhzjouwg9k1koahzdtib3">
               <w:r>
                 <w:rPr>
                   <w:rFonts w:ascii="Arial" w:cs="Arial" w:eastAsia="Arial" w:hAnsi="Arial"/>
@@ -19307,7 +19307,7 @@
             <w:pPr>
               <w:spacing w:after="20" w:before="0"/>
             </w:pPr>
-            <w:hyperlink w:history="1" r:id="rIdwavgzx0xs1ezj309t24oh">
+            <w:hyperlink w:history="1" r:id="rIdl694wewugdcrck83cv8i7">
               <w:r>
                 <w:rPr>
                   <w:rFonts w:ascii="Arial" w:cs="Arial" w:eastAsia="Arial" w:hAnsi="Arial"/>
@@ -19340,7 +19340,7 @@
               <w:spacing w:after="10" w:before="0"/>
               <w:ind w:left="120"/>
             </w:pPr>
-            <w:hyperlink w:history="1" r:id="rIdbefa5mebaksdstxdt-akt">
+            <w:hyperlink w:history="1" r:id="rId__zvc3ksscxsxel7ravfp">
               <w:r>
                 <w:rPr>
                   <w:rFonts w:ascii="Arial" w:cs="Arial" w:eastAsia="Arial" w:hAnsi="Arial"/>
@@ -19385,7 +19385,7 @@
             <w:pPr>
               <w:spacing w:after="20" w:before="0"/>
             </w:pPr>
-            <w:hyperlink w:history="1" r:id="rIdxux47ur-6xh8wx5pvzm6e">
+            <w:hyperlink w:history="1" r:id="rIdw6xzo5sou0qtgpg_nqfun">
               <w:r>
                 <w:rPr>
                   <w:rFonts w:ascii="Arial" w:cs="Arial" w:eastAsia="Arial" w:hAnsi="Arial"/>
@@ -19418,7 +19418,7 @@
               <w:spacing w:after="10" w:before="0"/>
               <w:ind w:left="120"/>
             </w:pPr>
-            <w:hyperlink w:history="1" r:id="rIdtbhckpx8lkmawywr46lh7">
+            <w:hyperlink w:history="1" r:id="rIdpe9okuxnxkkeaqe4jvvhi">
               <w:r>
                 <w:rPr>
                   <w:rFonts w:ascii="Arial" w:cs="Arial" w:eastAsia="Arial" w:hAnsi="Arial"/>
@@ -19613,7 +19613,7 @@
             <w:pPr>
               <w:spacing w:after="20" w:before="0"/>
             </w:pPr>
-            <w:hyperlink w:history="1" r:id="rIdduke6sucqqv_oy4j0o_as">
+            <w:hyperlink w:history="1" r:id="rIdf-wucmisvxizbegndihqk">
               <w:r>
                 <w:rPr>
                   <w:rFonts w:ascii="Arial" w:cs="Arial" w:eastAsia="Arial" w:hAnsi="Arial"/>
@@ -19646,7 +19646,7 @@
               <w:spacing w:after="10" w:before="0"/>
               <w:ind w:left="120"/>
             </w:pPr>
-            <w:hyperlink w:history="1" r:id="rId183wmql7rhjp8ra9dmjp4">
+            <w:hyperlink w:history="1" r:id="rId998atvoll4d9h60ymrtwj">
               <w:r>
                 <w:rPr>
                   <w:rFonts w:ascii="Arial" w:cs="Arial" w:eastAsia="Arial" w:hAnsi="Arial"/>
@@ -19691,7 +19691,7 @@
             <w:pPr>
               <w:spacing w:after="20" w:before="0"/>
             </w:pPr>
-            <w:hyperlink w:history="1" r:id="rId6ohmy6tdh3pvk6omjbcdd">
+            <w:hyperlink w:history="1" r:id="rIdrzq2ptsic9kets6ur7nmd">
               <w:r>
                 <w:rPr>
                   <w:rFonts w:ascii="Arial" w:cs="Arial" w:eastAsia="Arial" w:hAnsi="Arial"/>
@@ -19724,7 +19724,7 @@
               <w:spacing w:after="10" w:before="0"/>
               <w:ind w:left="120"/>
             </w:pPr>
-            <w:hyperlink w:history="1" r:id="rIddpbkzsopypiztqgh1c4ao">
+            <w:hyperlink w:history="1" r:id="rIdnkrlnshsmdlygvyuqfmef">
               <w:r>
                 <w:rPr>
                   <w:rFonts w:ascii="Arial" w:cs="Arial" w:eastAsia="Arial" w:hAnsi="Arial"/>
@@ -19919,7 +19919,7 @@
             <w:pPr>
               <w:spacing w:after="20" w:before="0"/>
             </w:pPr>
-            <w:hyperlink w:history="1" r:id="rIdbdgiceyqadpehqsmzj1wd">
+            <w:hyperlink w:history="1" r:id="rIdwgi5tzbov_ffkv5gs6fui">
               <w:r>
                 <w:rPr>
                   <w:rFonts w:ascii="Arial" w:cs="Arial" w:eastAsia="Arial" w:hAnsi="Arial"/>
@@ -19952,7 +19952,7 @@
               <w:spacing w:after="10" w:before="0"/>
               <w:ind w:left="120"/>
             </w:pPr>
-            <w:hyperlink w:history="1" r:id="rIdg8_v7fz7hruw7vmrykzm7">
+            <w:hyperlink w:history="1" r:id="rIdelumywtnzc6e62la2fkgy">
               <w:r>
                 <w:rPr>
                   <w:rFonts w:ascii="Arial" w:cs="Arial" w:eastAsia="Arial" w:hAnsi="Arial"/>
@@ -19997,7 +19997,7 @@
             <w:pPr>
               <w:spacing w:after="20" w:before="0"/>
             </w:pPr>
-            <w:hyperlink w:history="1" r:id="rIdusyqd4rge0mfjdf1sp9d1">
+            <w:hyperlink w:history="1" r:id="rId62mpdlp1huyezi1uweixh">
               <w:r>
                 <w:rPr>
                   <w:rFonts w:ascii="Arial" w:cs="Arial" w:eastAsia="Arial" w:hAnsi="Arial"/>
@@ -20030,7 +20030,7 @@
               <w:spacing w:after="10" w:before="0"/>
               <w:ind w:left="120"/>
             </w:pPr>
-            <w:hyperlink w:history="1" r:id="rIdk5ogbf346lkfukc2edwtr">
+            <w:hyperlink w:history="1" r:id="rIdlmwliypvgoogk-kxkyg9j">
               <w:r>
                 <w:rPr>
                   <w:rFonts w:ascii="Arial" w:cs="Arial" w:eastAsia="Arial" w:hAnsi="Arial"/>
@@ -20694,7 +20694,7 @@
         </w:rPr>
         <w:t xml:space="preserve">© 2026 SeaVuria and ARES. Aligned with KICD objectives. Developed by SeaVuria; technical implementation by ARES (with AI assistance from Claude). Licensed under </w:t>
       </w:r>
-      <w:hyperlink w:history="1" r:id="rIdnalgqqf77lu2_rakc8vfq">
+      <w:hyperlink w:history="1" r:id="rIdpmkcijszzewscw6naskh0">
         <w:r>
           <w:rPr>
             <w:rFonts w:ascii="Arial" w:cs="Arial" w:eastAsia="Arial" w:hAnsi="Arial"/>
@@ -20715,7 +20715,7 @@
         </w:rPr>
         <w:t xml:space="preserve"> (</w:t>
       </w:r>
-      <w:hyperlink w:history="1" r:id="rId5i-vpp_yviuyd3pzgn31v">
+      <w:hyperlink w:history="1" r:id="rIduonuwbcgrgrd7vcptpqbi">
         <w:r>
           <w:rPr>
             <w:rFonts w:ascii="Arial" w:cs="Arial" w:eastAsia="Arial" w:hAnsi="Arial"/>
@@ -21728,7 +21728,7 @@
             <w:pPr>
               <w:spacing w:after="20" w:before="0"/>
             </w:pPr>
-            <w:hyperlink w:history="1" r:id="rId0kvqkslgbhfja7bhhf8fs">
+            <w:hyperlink w:history="1" r:id="rId_0yniwgiy8zwup30suhuv">
               <w:r>
                 <w:rPr>
                   <w:rFonts w:ascii="Arial" w:cs="Arial" w:eastAsia="Arial" w:hAnsi="Arial"/>
@@ -21761,7 +21761,7 @@
               <w:spacing w:after="10" w:before="0"/>
               <w:ind w:left="120"/>
             </w:pPr>
-            <w:hyperlink w:history="1" r:id="rIdrgu_ou8xadlksele6p7wz">
+            <w:hyperlink w:history="1" r:id="rId3lkfcyhk0cuqyu-irtypu">
               <w:r>
                 <w:rPr>
                   <w:rFonts w:ascii="Arial" w:cs="Arial" w:eastAsia="Arial" w:hAnsi="Arial"/>
@@ -21806,7 +21806,7 @@
             <w:pPr>
               <w:spacing w:after="20" w:before="0"/>
             </w:pPr>
-            <w:hyperlink w:history="1" r:id="rId28aajdr6mjnese17u4xyh">
+            <w:hyperlink w:history="1" r:id="rIdchdsp-hdtc3v0pi_tjgor">
               <w:r>
                 <w:rPr>
                   <w:rFonts w:ascii="Arial" w:cs="Arial" w:eastAsia="Arial" w:hAnsi="Arial"/>
@@ -21839,7 +21839,7 @@
               <w:spacing w:after="10" w:before="0"/>
               <w:ind w:left="120"/>
             </w:pPr>
-            <w:hyperlink w:history="1" r:id="rIdakvuprnmt68bvxfcjhu7x">
+            <w:hyperlink w:history="1" r:id="rIdmfw0hsajbs64xwhyobwec">
               <w:r>
                 <w:rPr>
                   <w:rFonts w:ascii="Arial" w:cs="Arial" w:eastAsia="Arial" w:hAnsi="Arial"/>
@@ -22034,7 +22034,7 @@
             <w:pPr>
               <w:spacing w:after="20" w:before="0"/>
             </w:pPr>
-            <w:hyperlink w:history="1" r:id="rIderqlb8stncrvhz1sfqcuz">
+            <w:hyperlink w:history="1" r:id="rIdvm7tlzow59ntwu6vamlw3">
               <w:r>
                 <w:rPr>
                   <w:rFonts w:ascii="Arial" w:cs="Arial" w:eastAsia="Arial" w:hAnsi="Arial"/>
@@ -22067,7 +22067,7 @@
               <w:spacing w:after="10" w:before="0"/>
               <w:ind w:left="120"/>
             </w:pPr>
-            <w:hyperlink w:history="1" r:id="rId1nw6kja14ybiy4luryz1u">
+            <w:hyperlink w:history="1" r:id="rId8irlrdby9odfq0gl5ytss">
               <w:r>
                 <w:rPr>
                   <w:rFonts w:ascii="Arial" w:cs="Arial" w:eastAsia="Arial" w:hAnsi="Arial"/>
@@ -22112,7 +22112,7 @@
             <w:pPr>
               <w:spacing w:after="20" w:before="0"/>
             </w:pPr>
-            <w:hyperlink w:history="1" r:id="rIdzfua7jmu3udcxljvoo__i">
+            <w:hyperlink w:history="1" r:id="rId3pl_blkr2llubtqbiglui">
               <w:r>
                 <w:rPr>
                   <w:rFonts w:ascii="Arial" w:cs="Arial" w:eastAsia="Arial" w:hAnsi="Arial"/>
@@ -22145,7 +22145,7 @@
               <w:spacing w:after="10" w:before="0"/>
               <w:ind w:left="120"/>
             </w:pPr>
-            <w:hyperlink w:history="1" r:id="rIdgrbj86znbkhrjshvvhqef">
+            <w:hyperlink w:history="1" r:id="rIdahbk_xbqder2fonduq0c2">
               <w:r>
                 <w:rPr>
                   <w:rFonts w:ascii="Arial" w:cs="Arial" w:eastAsia="Arial" w:hAnsi="Arial"/>
@@ -22606,7 +22606,7 @@
             <w:pPr>
               <w:spacing w:after="20" w:before="0"/>
             </w:pPr>
-            <w:hyperlink w:history="1" r:id="rIdk3qiy_gkxwtazwyxvfmbf">
+            <w:hyperlink w:history="1" r:id="rIdkmemzt6b-z-ddwpuoghz5">
               <w:r>
                 <w:rPr>
                   <w:rFonts w:ascii="Arial" w:cs="Arial" w:eastAsia="Arial" w:hAnsi="Arial"/>
@@ -22639,7 +22639,7 @@
               <w:spacing w:after="10" w:before="0"/>
               <w:ind w:left="120"/>
             </w:pPr>
-            <w:hyperlink w:history="1" r:id="rIdn91hjx7dnc0icf7w3lw6g">
+            <w:hyperlink w:history="1" r:id="rIds1wo_anuyfaj6-vg8bhi_">
               <w:r>
                 <w:rPr>
                   <w:rFonts w:ascii="Arial" w:cs="Arial" w:eastAsia="Arial" w:hAnsi="Arial"/>
@@ -22684,7 +22684,7 @@
             <w:pPr>
               <w:spacing w:after="20" w:before="0"/>
             </w:pPr>
-            <w:hyperlink w:history="1" r:id="rIdya3ljem5tpwhjsqg33x7s">
+            <w:hyperlink w:history="1" r:id="rIdmegoiozc_5qimvfbcjv2m">
               <w:r>
                 <w:rPr>
                   <w:rFonts w:ascii="Arial" w:cs="Arial" w:eastAsia="Arial" w:hAnsi="Arial"/>
@@ -22717,7 +22717,7 @@
               <w:spacing w:after="10" w:before="0"/>
               <w:ind w:left="120"/>
             </w:pPr>
-            <w:hyperlink w:history="1" r:id="rIdfk8zi7bmejvkj-dqelalk">
+            <w:hyperlink w:history="1" r:id="rIddox0hdb5dzoc-tloyxlbk">
               <w:r>
                 <w:rPr>
                   <w:rFonts w:ascii="Arial" w:cs="Arial" w:eastAsia="Arial" w:hAnsi="Arial"/>
@@ -23102,7 +23102,7 @@
             <w:pPr>
               <w:spacing w:after="20" w:before="0"/>
             </w:pPr>
-            <w:hyperlink w:history="1" r:id="rIdgfhthd3fzezyzfi3crgp2">
+            <w:hyperlink w:history="1" r:id="rIdce17mln3ekyfcjdnabt93">
               <w:r>
                 <w:rPr>
                   <w:rFonts w:ascii="Arial" w:cs="Arial" w:eastAsia="Arial" w:hAnsi="Arial"/>
@@ -23135,7 +23135,7 @@
               <w:spacing w:after="10" w:before="0"/>
               <w:ind w:left="120"/>
             </w:pPr>
-            <w:hyperlink w:history="1" r:id="rIda2o_hucrpmqgkzco3di1p">
+            <w:hyperlink w:history="1" r:id="rIdfcarf6hckntret2laklvr">
               <w:r>
                 <w:rPr>
                   <w:rFonts w:ascii="Arial" w:cs="Arial" w:eastAsia="Arial" w:hAnsi="Arial"/>
@@ -23180,7 +23180,7 @@
             <w:pPr>
               <w:spacing w:after="20" w:before="0"/>
             </w:pPr>
-            <w:hyperlink w:history="1" r:id="rIdlbgwqwm3thfj2owkdr-7s">
+            <w:hyperlink w:history="1" r:id="rIdsqf49mtuukgnoanyrhas0">
               <w:r>
                 <w:rPr>
                   <w:rFonts w:ascii="Arial" w:cs="Arial" w:eastAsia="Arial" w:hAnsi="Arial"/>
@@ -23213,7 +23213,7 @@
               <w:spacing w:after="10" w:before="0"/>
               <w:ind w:left="120"/>
             </w:pPr>
-            <w:hyperlink w:history="1" r:id="rId6j7gfxvss2mbss97h7nh9">
+            <w:hyperlink w:history="1" r:id="rId1vonj1ewd03ymryj3hmw3">
               <w:r>
                 <w:rPr>
                   <w:rFonts w:ascii="Arial" w:cs="Arial" w:eastAsia="Arial" w:hAnsi="Arial"/>
@@ -23522,7 +23522,7 @@
             <w:pPr>
               <w:spacing w:after="20" w:before="0"/>
             </w:pPr>
-            <w:hyperlink w:history="1" r:id="rId1icq7rbvli8qkvqc6rr1i">
+            <w:hyperlink w:history="1" r:id="rIdkxnagse8hjpzcu7kgo-tm">
               <w:r>
                 <w:rPr>
                   <w:rFonts w:ascii="Arial" w:cs="Arial" w:eastAsia="Arial" w:hAnsi="Arial"/>
@@ -23555,7 +23555,7 @@
               <w:spacing w:after="10" w:before="0"/>
               <w:ind w:left="120"/>
             </w:pPr>
-            <w:hyperlink w:history="1" r:id="rId5d0ss4yyjtykpfhqakbt4">
+            <w:hyperlink w:history="1" r:id="rIdgpgvhswrzsh7ttgmxe5rf">
               <w:r>
                 <w:rPr>
                   <w:rFonts w:ascii="Arial" w:cs="Arial" w:eastAsia="Arial" w:hAnsi="Arial"/>
@@ -23600,7 +23600,7 @@
             <w:pPr>
               <w:spacing w:after="20" w:before="0"/>
             </w:pPr>
-            <w:hyperlink w:history="1" r:id="rIdwc_giafbbrpkzzqt6xqfw">
+            <w:hyperlink w:history="1" r:id="rId5liqvxl8mcopobzz_ikwe">
               <w:r>
                 <w:rPr>
                   <w:rFonts w:ascii="Arial" w:cs="Arial" w:eastAsia="Arial" w:hAnsi="Arial"/>
@@ -23633,7 +23633,7 @@
               <w:spacing w:after="10" w:before="0"/>
               <w:ind w:left="120"/>
             </w:pPr>
-            <w:hyperlink w:history="1" r:id="rIdcpieygxm8c9l7h5oiienb">
+            <w:hyperlink w:history="1" r:id="rIdpg0wiipk6ks0svlwhqrit">
               <w:r>
                 <w:rPr>
                   <w:rFonts w:ascii="Arial" w:cs="Arial" w:eastAsia="Arial" w:hAnsi="Arial"/>
@@ -24221,7 +24221,7 @@
         </w:rPr>
         <w:t xml:space="preserve">© 2026 SeaVuria and ARES. Aligned with KICD objectives. Developed by SeaVuria; technical implementation by ARES (with AI assistance from Claude). Licensed under </w:t>
       </w:r>
-      <w:hyperlink w:history="1" r:id="rIdkhczv2ejzqludpsqaqoaa">
+      <w:hyperlink w:history="1" r:id="rIdpnapbsoclldsc29uqxbgi">
         <w:r>
           <w:rPr>
             <w:rFonts w:ascii="Arial" w:cs="Arial" w:eastAsia="Arial" w:hAnsi="Arial"/>
@@ -24242,7 +24242,7 @@
         </w:rPr>
         <w:t xml:space="preserve"> (</w:t>
       </w:r>
-      <w:hyperlink w:history="1" r:id="rIdtjucbyngxs8qlf9w1dldf">
+      <w:hyperlink w:history="1" r:id="rIddbjh1sphntcvl3zedeenp">
         <w:r>
           <w:rPr>
             <w:rFonts w:ascii="Arial" w:cs="Arial" w:eastAsia="Arial" w:hAnsi="Arial"/>
@@ -25414,7 +25414,7 @@
             <w:pPr>
               <w:spacing w:after="20" w:before="0"/>
             </w:pPr>
-            <w:hyperlink w:history="1" r:id="rIdgob9lzenswpntotfv-trm">
+            <w:hyperlink w:history="1" r:id="rIdzlgp_pprntrnioty-jcp8">
               <w:r>
                 <w:rPr>
                   <w:rFonts w:ascii="Arial" w:cs="Arial" w:eastAsia="Arial" w:hAnsi="Arial"/>
@@ -25447,7 +25447,7 @@
               <w:spacing w:after="10" w:before="0"/>
               <w:ind w:left="120"/>
             </w:pPr>
-            <w:hyperlink w:history="1" r:id="rIdgsjrmsrfugp_wu-9at54p">
+            <w:hyperlink w:history="1" r:id="rIdtk3r57hluubengpvd0n1y">
               <w:r>
                 <w:rPr>
                   <w:rFonts w:ascii="Arial" w:cs="Arial" w:eastAsia="Arial" w:hAnsi="Arial"/>
@@ -25492,7 +25492,7 @@
             <w:pPr>
               <w:spacing w:after="20" w:before="0"/>
             </w:pPr>
-            <w:hyperlink w:history="1" r:id="rIdjokxll9ibm4ufwjrelkhb">
+            <w:hyperlink w:history="1" r:id="rId4hnxkhl2m4z1lahozufay">
               <w:r>
                 <w:rPr>
                   <w:rFonts w:ascii="Arial" w:cs="Arial" w:eastAsia="Arial" w:hAnsi="Arial"/>
@@ -25525,7 +25525,7 @@
               <w:spacing w:after="10" w:before="0"/>
               <w:ind w:left="120"/>
             </w:pPr>
-            <w:hyperlink w:history="1" r:id="rIdodbnv1xccoousisi-sr1d">
+            <w:hyperlink w:history="1" r:id="rIde7tzq0xlqi2sqxtwgbav7">
               <w:r>
                 <w:rPr>
                   <w:rFonts w:ascii="Arial" w:cs="Arial" w:eastAsia="Arial" w:hAnsi="Arial"/>
@@ -25720,7 +25720,7 @@
             <w:pPr>
               <w:spacing w:after="20" w:before="0"/>
             </w:pPr>
-            <w:hyperlink w:history="1" r:id="rIdfwc8qslxfci9pljstyvsj">
+            <w:hyperlink w:history="1" r:id="rIddopsjilq77llf3xmyrkal">
               <w:r>
                 <w:rPr>
                   <w:rFonts w:ascii="Arial" w:cs="Arial" w:eastAsia="Arial" w:hAnsi="Arial"/>
@@ -25753,7 +25753,7 @@
               <w:spacing w:after="10" w:before="0"/>
               <w:ind w:left="120"/>
             </w:pPr>
-            <w:hyperlink w:history="1" r:id="rIdouhlwipt5dswhzxs0lzmg">
+            <w:hyperlink w:history="1" r:id="rIdz4xduztsfkwst9420-stb">
               <w:r>
                 <w:rPr>
                   <w:rFonts w:ascii="Arial" w:cs="Arial" w:eastAsia="Arial" w:hAnsi="Arial"/>
@@ -25798,7 +25798,7 @@
             <w:pPr>
               <w:spacing w:after="20" w:before="0"/>
             </w:pPr>
-            <w:hyperlink w:history="1" r:id="rIdtxcgtw1bc8q_j7gmpv_88">
+            <w:hyperlink w:history="1" r:id="rIdsxrf8g3ap68r3yldaya-s">
               <w:r>
                 <w:rPr>
                   <w:rFonts w:ascii="Arial" w:cs="Arial" w:eastAsia="Arial" w:hAnsi="Arial"/>
@@ -25831,7 +25831,7 @@
               <w:spacing w:after="10" w:before="0"/>
               <w:ind w:left="120"/>
             </w:pPr>
-            <w:hyperlink w:history="1" r:id="rIdvs9-ja77umhlsys2-ferh">
+            <w:hyperlink w:history="1" r:id="rId7fuqhluuj49dj5xibrbvx">
               <w:r>
                 <w:rPr>
                   <w:rFonts w:ascii="Arial" w:cs="Arial" w:eastAsia="Arial" w:hAnsi="Arial"/>
@@ -26026,7 +26026,7 @@
             <w:pPr>
               <w:spacing w:after="20" w:before="0"/>
             </w:pPr>
-            <w:hyperlink w:history="1" r:id="rIdjlxaunb4kn-xaewalv_uw">
+            <w:hyperlink w:history="1" r:id="rIdstjbmvfrqjyojx10cc825">
               <w:r>
                 <w:rPr>
                   <w:rFonts w:ascii="Arial" w:cs="Arial" w:eastAsia="Arial" w:hAnsi="Arial"/>
@@ -26059,7 +26059,7 @@
               <w:spacing w:after="10" w:before="0"/>
               <w:ind w:left="120"/>
             </w:pPr>
-            <w:hyperlink w:history="1" r:id="rId_ft-nrbjhufer_a53kyli">
+            <w:hyperlink w:history="1" r:id="rIdailwhy9n0lzftpdtehyks">
               <w:r>
                 <w:rPr>
                   <w:rFonts w:ascii="Arial" w:cs="Arial" w:eastAsia="Arial" w:hAnsi="Arial"/>
@@ -26104,7 +26104,7 @@
             <w:pPr>
               <w:spacing w:after="20" w:before="0"/>
             </w:pPr>
-            <w:hyperlink w:history="1" r:id="rIdudkvitnq3rlax9_wyi4yn">
+            <w:hyperlink w:history="1" r:id="rIdzgoiazvdewprsy1snaiqk">
               <w:r>
                 <w:rPr>
                   <w:rFonts w:ascii="Arial" w:cs="Arial" w:eastAsia="Arial" w:hAnsi="Arial"/>
@@ -26137,7 +26137,7 @@
               <w:spacing w:after="10" w:before="0"/>
               <w:ind w:left="120"/>
             </w:pPr>
-            <w:hyperlink w:history="1" r:id="rIdpanb6kcmwvpy8epb3ta_f">
+            <w:hyperlink w:history="1" r:id="rIdghz2pry9_zk0xehxhustv">
               <w:r>
                 <w:rPr>
                   <w:rFonts w:ascii="Arial" w:cs="Arial" w:eastAsia="Arial" w:hAnsi="Arial"/>
@@ -26332,7 +26332,7 @@
             <w:pPr>
               <w:spacing w:after="20" w:before="0"/>
             </w:pPr>
-            <w:hyperlink w:history="1" r:id="rIdypfouaa1k7rsgkkowthvh">
+            <w:hyperlink w:history="1" r:id="rId3errjyn8ajlvwq2mlvtv2">
               <w:r>
                 <w:rPr>
                   <w:rFonts w:ascii="Arial" w:cs="Arial" w:eastAsia="Arial" w:hAnsi="Arial"/>
@@ -26365,7 +26365,7 @@
               <w:spacing w:after="10" w:before="0"/>
               <w:ind w:left="120"/>
             </w:pPr>
-            <w:hyperlink w:history="1" r:id="rIdn9xrxs95fyst4fsmvc0pz">
+            <w:hyperlink w:history="1" r:id="rId0uhntgmak7loxbzbkkld0">
               <w:r>
                 <w:rPr>
                   <w:rFonts w:ascii="Arial" w:cs="Arial" w:eastAsia="Arial" w:hAnsi="Arial"/>
@@ -26410,7 +26410,7 @@
             <w:pPr>
               <w:spacing w:after="20" w:before="0"/>
             </w:pPr>
-            <w:hyperlink w:history="1" r:id="rIdkbrf-bqyc__wh-v9tshzp">
+            <w:hyperlink w:history="1" r:id="rIdlmwusyzwcekm7a6opqaap">
               <w:r>
                 <w:rPr>
                   <w:rFonts w:ascii="Arial" w:cs="Arial" w:eastAsia="Arial" w:hAnsi="Arial"/>
@@ -26443,7 +26443,7 @@
               <w:spacing w:after="10" w:before="0"/>
               <w:ind w:left="120"/>
             </w:pPr>
-            <w:hyperlink w:history="1" r:id="rIdayiusxsslif3skl0h5c3v">
+            <w:hyperlink w:history="1" r:id="rIdhy04mgxt61mpee-fqkx0g">
               <w:r>
                 <w:rPr>
                   <w:rFonts w:ascii="Arial" w:cs="Arial" w:eastAsia="Arial" w:hAnsi="Arial"/>
@@ -26638,7 +26638,7 @@
             <w:pPr>
               <w:spacing w:after="20" w:before="0"/>
             </w:pPr>
-            <w:hyperlink w:history="1" r:id="rIdty-53sr4fmcynct0lcxex">
+            <w:hyperlink w:history="1" r:id="rId3yljtexxnozdiizx55y3k">
               <w:r>
                 <w:rPr>
                   <w:rFonts w:ascii="Arial" w:cs="Arial" w:eastAsia="Arial" w:hAnsi="Arial"/>
@@ -26671,7 +26671,7 @@
               <w:spacing w:after="10" w:before="0"/>
               <w:ind w:left="120"/>
             </w:pPr>
-            <w:hyperlink w:history="1" r:id="rIdua24ywngaa6xukgfqebdg">
+            <w:hyperlink w:history="1" r:id="rIda4rkjs-xcevecczlrtaji">
               <w:r>
                 <w:rPr>
                   <w:rFonts w:ascii="Arial" w:cs="Arial" w:eastAsia="Arial" w:hAnsi="Arial"/>
@@ -26716,7 +26716,7 @@
             <w:pPr>
               <w:spacing w:after="20" w:before="0"/>
             </w:pPr>
-            <w:hyperlink w:history="1" r:id="rId7mtotljir0u3qnfolwv_1">
+            <w:hyperlink w:history="1" r:id="rIdimfvsujks6j3ijn29h_wp">
               <w:r>
                 <w:rPr>
                   <w:rFonts w:ascii="Arial" w:cs="Arial" w:eastAsia="Arial" w:hAnsi="Arial"/>
@@ -26765,7 +26765,7 @@
               <w:spacing w:after="10" w:before="0"/>
               <w:ind w:left="120"/>
             </w:pPr>
-            <w:hyperlink w:history="1" r:id="rIdyxxtis17sc7ri9nnwqd76">
+            <w:hyperlink w:history="1" r:id="rId6m634wyzj-gzhexbxqwyc">
               <w:r>
                 <w:rPr>
                   <w:rFonts w:ascii="Arial" w:cs="Arial" w:eastAsia="Arial" w:hAnsi="Arial"/>
@@ -27353,7 +27353,7 @@
         </w:rPr>
         <w:t xml:space="preserve">© 2026 SeaVuria and ARES. Aligned with KICD objectives. Developed by SeaVuria; technical implementation by ARES (with AI assistance from Claude). Licensed under </w:t>
       </w:r>
-      <w:hyperlink w:history="1" r:id="rIdy2ypdil-n8slubwenjih0">
+      <w:hyperlink w:history="1" r:id="rIdgmy5v53mirdjaoieu6rkv">
         <w:r>
           <w:rPr>
             <w:rFonts w:ascii="Arial" w:cs="Arial" w:eastAsia="Arial" w:hAnsi="Arial"/>
@@ -27374,7 +27374,7 @@
         </w:rPr>
         <w:t xml:space="preserve"> (</w:t>
       </w:r>
-      <w:hyperlink w:history="1" r:id="rIdsk_hhkt2w0iqs8e50djgt">
+      <w:hyperlink w:history="1" r:id="rIdof28gfblacvhnfidlxlvn">
         <w:r>
           <w:rPr>
             <w:rFonts w:ascii="Arial" w:cs="Arial" w:eastAsia="Arial" w:hAnsi="Arial"/>

--- a/data/outputs/v2/Essential_Mathematics/SS1.1_Real_Numbers/Essential_Mathematics_Real_Numbers_CBE_LessonSequence.docx
+++ b/data/outputs/v2/Essential_Mathematics/SS1.1_Real_Numbers/Essential_Mathematics_Real_Numbers_CBE_LessonSequence.docx
@@ -4,6 +4,7 @@
   <w:body>
     <w:p>
       <w:pPr>
+        <w:keepNext w:val="false"/>
         <w:spacing w:after="30" w:before="0"/>
         <w:jc w:val="center"/>
       </w:pPr>
@@ -23,6 +24,7 @@
     </w:p>
     <w:p>
       <w:pPr>
+        <w:keepNext w:val="false"/>
         <w:spacing w:after="60" w:before="0"/>
         <w:jc w:val="center"/>
       </w:pPr>
@@ -81,6 +83,7 @@
           </w:tcPr>
           <w:p>
             <w:pPr>
+              <w:keepNext w:val="false"/>
               <w:spacing w:after="40" w:before="0"/>
               <w:jc w:val="center"/>
             </w:pPr>
@@ -115,6 +118,7 @@
           </w:tcPr>
           <w:p>
             <w:pPr>
+              <w:keepNext w:val="false"/>
               <w:spacing w:after="40" w:before="0"/>
               <w:jc w:val="left"/>
             </w:pPr>
@@ -147,6 +151,7 @@
           </w:tcPr>
           <w:p>
             <w:pPr>
+              <w:keepNext w:val="false"/>
               <w:spacing w:after="40" w:before="0"/>
               <w:jc w:val="left"/>
             </w:pPr>
@@ -181,6 +186,7 @@
           </w:tcPr>
           <w:p>
             <w:pPr>
+              <w:keepNext w:val="false"/>
               <w:spacing w:after="40" w:before="0"/>
               <w:jc w:val="left"/>
             </w:pPr>
@@ -213,6 +219,7 @@
           </w:tcPr>
           <w:p>
             <w:pPr>
+              <w:keepNext w:val="false"/>
               <w:spacing w:after="40" w:before="0"/>
               <w:jc w:val="left"/>
             </w:pPr>
@@ -247,6 +254,7 @@
           </w:tcPr>
           <w:p>
             <w:pPr>
+              <w:keepNext w:val="false"/>
               <w:spacing w:after="40" w:before="0"/>
               <w:jc w:val="left"/>
             </w:pPr>
@@ -279,6 +287,7 @@
           </w:tcPr>
           <w:p>
             <w:pPr>
+              <w:keepNext w:val="false"/>
               <w:spacing w:after="40" w:before="0"/>
               <w:jc w:val="left"/>
             </w:pPr>
@@ -313,6 +322,7 @@
           </w:tcPr>
           <w:p>
             <w:pPr>
+              <w:keepNext w:val="false"/>
               <w:spacing w:after="40" w:before="0"/>
               <w:jc w:val="left"/>
             </w:pPr>
@@ -345,6 +355,7 @@
           </w:tcPr>
           <w:p>
             <w:pPr>
+              <w:keepNext w:val="false"/>
               <w:spacing w:after="40" w:before="0"/>
               <w:jc w:val="left"/>
             </w:pPr>
@@ -379,6 +390,7 @@
           </w:tcPr>
           <w:p>
             <w:pPr>
+              <w:keepNext w:val="false"/>
               <w:spacing w:after="40" w:before="0"/>
               <w:jc w:val="left"/>
             </w:pPr>
@@ -411,6 +423,7 @@
           </w:tcPr>
           <w:p>
             <w:pPr>
+              <w:keepNext w:val="false"/>
               <w:spacing w:after="40" w:before="0"/>
               <w:jc w:val="left"/>
             </w:pPr>
@@ -445,6 +458,7 @@
           </w:tcPr>
           <w:p>
             <w:pPr>
+              <w:keepNext w:val="false"/>
               <w:spacing w:after="40" w:before="0"/>
               <w:jc w:val="left"/>
             </w:pPr>
@@ -592,6 +606,7 @@
           </w:tcPr>
           <w:p>
             <w:pPr>
+              <w:keepNext w:val="false"/>
               <w:spacing w:after="40" w:before="0"/>
               <w:jc w:val="left"/>
             </w:pPr>
@@ -624,6 +639,7 @@
           </w:tcPr>
           <w:p>
             <w:pPr>
+              <w:keepNext w:val="false"/>
               <w:spacing w:after="40" w:before="0"/>
               <w:jc w:val="left"/>
             </w:pPr>
@@ -643,6 +659,7 @@
           </w:p>
           <w:p>
             <w:pPr>
+              <w:keepNext w:val="false"/>
               <w:spacing w:after="40" w:before="0"/>
               <w:jc w:val="left"/>
             </w:pPr>
@@ -662,6 +679,7 @@
           </w:p>
           <w:p>
             <w:pPr>
+              <w:keepNext w:val="false"/>
               <w:spacing w:after="40" w:before="0"/>
               <w:jc w:val="left"/>
             </w:pPr>
@@ -681,6 +699,7 @@
           </w:p>
           <w:p>
             <w:pPr>
+              <w:keepNext w:val="false"/>
               <w:spacing w:after="40" w:before="0"/>
               <w:jc w:val="left"/>
             </w:pPr>
@@ -700,6 +719,7 @@
           </w:p>
           <w:p>
             <w:pPr>
+              <w:keepNext w:val="false"/>
               <w:spacing w:after="40" w:before="0"/>
               <w:jc w:val="left"/>
             </w:pPr>
@@ -719,6 +739,7 @@
           </w:p>
           <w:p>
             <w:pPr>
+              <w:keepNext w:val="false"/>
               <w:spacing w:after="40" w:before="0"/>
               <w:jc w:val="left"/>
             </w:pPr>
@@ -753,6 +774,7 @@
           </w:tcPr>
           <w:p>
             <w:pPr>
+              <w:keepNext w:val="false"/>
               <w:spacing w:after="40" w:before="0"/>
               <w:jc w:val="left"/>
             </w:pPr>
@@ -840,6 +862,7 @@
           </w:tcPr>
           <w:p>
             <w:pPr>
+              <w:keepNext w:val="false"/>
               <w:spacing w:after="40" w:before="0"/>
               <w:jc w:val="left"/>
             </w:pPr>
@@ -927,6 +950,7 @@
           </w:tcPr>
           <w:p>
             <w:pPr>
+              <w:keepNext w:val="false"/>
               <w:spacing w:after="40" w:before="0"/>
               <w:jc w:val="left"/>
             </w:pPr>
@@ -1054,6 +1078,7 @@
           </w:tcPr>
           <w:p>
             <w:pPr>
+              <w:keepNext w:val="false"/>
               <w:spacing w:after="40" w:before="0"/>
               <w:jc w:val="left"/>
             </w:pPr>
@@ -1121,6 +1146,7 @@
           </w:tcPr>
           <w:p>
             <w:pPr>
+              <w:keepNext w:val="false"/>
               <w:spacing w:after="40" w:before="0"/>
               <w:jc w:val="left"/>
             </w:pPr>
@@ -1248,6 +1274,7 @@
           </w:tcPr>
           <w:p>
             <w:pPr>
+              <w:keepNext w:val="false"/>
               <w:spacing w:after="40" w:before="0"/>
               <w:jc w:val="left"/>
             </w:pPr>
@@ -1280,6 +1307,7 @@
           </w:tcPr>
           <w:p>
             <w:pPr>
+              <w:keepNext w:val="false"/>
               <w:spacing w:after="40" w:before="0"/>
               <w:jc w:val="left"/>
             </w:pPr>
@@ -1314,6 +1342,7 @@
           </w:tcPr>
           <w:p>
             <w:pPr>
+              <w:keepNext w:val="false"/>
               <w:spacing w:after="40" w:before="0"/>
               <w:jc w:val="left"/>
             </w:pPr>
@@ -1346,6 +1375,7 @@
           </w:tcPr>
           <w:p>
             <w:pPr>
+              <w:keepNext w:val="false"/>
               <w:spacing w:after="40" w:before="0"/>
               <w:jc w:val="left"/>
             </w:pPr>
@@ -1365,6 +1395,7 @@
           </w:p>
           <w:p>
             <w:pPr>
+              <w:keepNext w:val="false"/>
               <w:spacing w:after="40" w:before="0"/>
               <w:jc w:val="left"/>
             </w:pPr>
@@ -1384,6 +1415,7 @@
           </w:p>
           <w:p>
             <w:pPr>
+              <w:keepNext w:val="false"/>
               <w:spacing w:after="40" w:before="0"/>
               <w:jc w:val="left"/>
             </w:pPr>
@@ -1403,6 +1435,7 @@
           </w:p>
           <w:p>
             <w:pPr>
+              <w:keepNext w:val="false"/>
               <w:spacing w:after="40" w:before="0"/>
               <w:jc w:val="left"/>
             </w:pPr>
@@ -1437,6 +1470,7 @@
           </w:tcPr>
           <w:p>
             <w:pPr>
+              <w:keepNext w:val="false"/>
               <w:spacing w:after="40" w:before="0"/>
               <w:jc w:val="left"/>
             </w:pPr>
@@ -1469,6 +1503,7 @@
           </w:tcPr>
           <w:p>
             <w:pPr>
+              <w:keepNext w:val="false"/>
               <w:spacing w:after="40" w:before="0"/>
               <w:jc w:val="left"/>
             </w:pPr>
@@ -1503,6 +1538,7 @@
           </w:tcPr>
           <w:p>
             <w:pPr>
+              <w:keepNext w:val="false"/>
               <w:spacing w:after="40" w:before="0"/>
               <w:jc w:val="left"/>
             </w:pPr>
@@ -1535,6 +1571,7 @@
           </w:tcPr>
           <w:p>
             <w:pPr>
+              <w:keepNext w:val="false"/>
               <w:spacing w:after="40" w:before="0"/>
               <w:jc w:val="left"/>
             </w:pPr>
@@ -1554,6 +1591,7 @@
           </w:p>
           <w:p>
             <w:pPr>
+              <w:keepNext w:val="false"/>
               <w:spacing w:after="40" w:before="0"/>
               <w:jc w:val="left"/>
             </w:pPr>
@@ -1573,6 +1611,7 @@
           </w:p>
           <w:p>
             <w:pPr>
+              <w:keepNext w:val="false"/>
               <w:spacing w:after="40" w:before="0"/>
               <w:jc w:val="left"/>
             </w:pPr>
@@ -1592,6 +1631,7 @@
           </w:p>
           <w:p>
             <w:pPr>
+              <w:keepNext w:val="false"/>
               <w:spacing w:after="40" w:before="0"/>
               <w:jc w:val="left"/>
             </w:pPr>
@@ -1611,6 +1651,7 @@
           </w:p>
           <w:p>
             <w:pPr>
+              <w:keepNext w:val="false"/>
               <w:spacing w:after="40" w:before="0"/>
               <w:jc w:val="left"/>
             </w:pPr>
@@ -1630,6 +1671,7 @@
           </w:p>
           <w:p>
             <w:pPr>
+              <w:keepNext w:val="false"/>
               <w:spacing w:after="40" w:before="0"/>
               <w:jc w:val="left"/>
             </w:pPr>
@@ -1649,6 +1691,7 @@
           </w:p>
           <w:p>
             <w:pPr>
+              <w:keepNext w:val="false"/>
               <w:spacing w:after="40" w:before="0"/>
               <w:jc w:val="left"/>
             </w:pPr>
@@ -1668,6 +1711,7 @@
           </w:p>
           <w:p>
             <w:pPr>
+              <w:keepNext w:val="false"/>
               <w:spacing w:after="40" w:before="0"/>
               <w:jc w:val="left"/>
             </w:pPr>
@@ -1687,6 +1731,7 @@
           </w:p>
           <w:p>
             <w:pPr>
+              <w:keepNext w:val="false"/>
               <w:spacing w:after="40" w:before="0"/>
               <w:jc w:val="left"/>
             </w:pPr>
@@ -1706,6 +1751,7 @@
           </w:p>
           <w:p>
             <w:pPr>
+              <w:keepNext w:val="false"/>
               <w:spacing w:after="40" w:before="0"/>
               <w:jc w:val="left"/>
             </w:pPr>
@@ -1725,6 +1771,7 @@
           </w:p>
           <w:p>
             <w:pPr>
+              <w:keepNext w:val="false"/>
               <w:spacing w:after="40" w:before="0"/>
               <w:jc w:val="left"/>
             </w:pPr>
@@ -1744,6 +1791,7 @@
           </w:p>
           <w:p>
             <w:pPr>
+              <w:keepNext w:val="false"/>
               <w:spacing w:after="40" w:before="0"/>
               <w:jc w:val="left"/>
             </w:pPr>
@@ -1763,6 +1811,7 @@
           </w:p>
           <w:p>
             <w:pPr>
+              <w:keepNext w:val="false"/>
               <w:spacing w:after="40" w:before="0"/>
               <w:jc w:val="left"/>
             </w:pPr>
@@ -1782,6 +1831,7 @@
           </w:p>
           <w:p>
             <w:pPr>
+              <w:keepNext w:val="false"/>
               <w:spacing w:after="40" w:before="0"/>
               <w:jc w:val="left"/>
             </w:pPr>
@@ -1801,6 +1851,7 @@
           </w:p>
           <w:p>
             <w:pPr>
+              <w:keepNext w:val="false"/>
               <w:spacing w:after="40" w:before="0"/>
               <w:jc w:val="left"/>
             </w:pPr>
@@ -1835,6 +1886,7 @@
           </w:tcPr>
           <w:p>
             <w:pPr>
+              <w:keepNext w:val="false"/>
               <w:spacing w:after="40" w:before="0"/>
               <w:jc w:val="left"/>
             </w:pPr>
@@ -2066,7 +2118,7 @@
         </w:rPr>
         <w:t xml:space="preserve">© 2026 SeaVuria and ARES. This work is licensed under a </w:t>
       </w:r>
-      <w:hyperlink w:history="1" r:id="rIdxpg-wlz5avsh7cxft7wtr">
+      <w:hyperlink w:history="1" r:id="rIdxfckjd2yyuz9yaqnmfngq">
         <w:r>
           <w:rPr>
             <w:rFonts w:ascii="Arial" w:cs="Arial" w:eastAsia="Arial" w:hAnsi="Arial"/>
@@ -2086,7 +2138,7 @@
         </w:rPr>
         <w:t xml:space="preserve"> (</w:t>
       </w:r>
-      <w:hyperlink w:history="1" r:id="rIdem6uqgfam8y46qxffxszd">
+      <w:hyperlink w:history="1" r:id="rIdfk1x5_hvslultsfcpyvy6">
         <w:r>
           <w:rPr>
             <w:rFonts w:ascii="Arial" w:cs="Arial" w:eastAsia="Arial" w:hAnsi="Arial"/>
@@ -2106,7 +2158,7 @@
         </w:rPr>
         <w:t xml:space="preserve">). To view a copy of this license, visit </w:t>
       </w:r>
-      <w:hyperlink w:history="1" r:id="rIdm8bgkshq-aitr1wvnh6y7">
+      <w:hyperlink w:history="1" r:id="rId5izuehirzkh1oajudfw23">
         <w:r>
           <w:rPr>
             <w:rFonts w:ascii="Arial" w:cs="Arial" w:eastAsia="Arial" w:hAnsi="Arial"/>
@@ -2165,6 +2217,7 @@
           </w:tcPr>
           <w:p>
             <w:pPr>
+              <w:keepNext w:val="false"/>
               <w:spacing w:after="40" w:before="0"/>
               <w:jc w:val="center"/>
             </w:pPr>
@@ -2200,6 +2253,7 @@
           </w:tcPr>
           <w:p>
             <w:pPr>
+              <w:keepNext w:val="false"/>
               <w:spacing w:after="40" w:before="0"/>
               <w:jc w:val="center"/>
             </w:pPr>
@@ -2234,6 +2288,7 @@
           </w:tcPr>
           <w:p>
             <w:pPr>
+              <w:keepNext w:val="false"/>
               <w:spacing w:after="40" w:before="0"/>
               <w:jc w:val="left"/>
             </w:pPr>
@@ -2266,6 +2321,7 @@
           </w:tcPr>
           <w:p>
             <w:pPr>
+              <w:keepNext w:val="false"/>
               <w:spacing w:after="40" w:before="0"/>
               <w:jc w:val="left"/>
             </w:pPr>
@@ -2300,6 +2356,7 @@
           </w:tcPr>
           <w:p>
             <w:pPr>
+              <w:keepNext w:val="false"/>
               <w:spacing w:after="40" w:before="0"/>
               <w:jc w:val="left"/>
             </w:pPr>
@@ -2332,6 +2389,7 @@
           </w:tcPr>
           <w:p>
             <w:pPr>
+              <w:keepNext w:val="false"/>
               <w:spacing w:after="40" w:before="0"/>
               <w:jc w:val="left"/>
             </w:pPr>
@@ -2366,6 +2424,7 @@
           </w:tcPr>
           <w:p>
             <w:pPr>
+              <w:keepNext w:val="false"/>
               <w:spacing w:after="40" w:before="0"/>
               <w:jc w:val="left"/>
             </w:pPr>
@@ -2398,6 +2457,7 @@
           </w:tcPr>
           <w:p>
             <w:pPr>
+              <w:keepNext w:val="false"/>
               <w:spacing w:after="40" w:before="0"/>
               <w:jc w:val="left"/>
             </w:pPr>
@@ -2432,6 +2492,7 @@
           </w:tcPr>
           <w:p>
             <w:pPr>
+              <w:keepNext w:val="false"/>
               <w:spacing w:after="40" w:before="0"/>
               <w:jc w:val="left"/>
             </w:pPr>
@@ -2464,6 +2525,7 @@
           </w:tcPr>
           <w:p>
             <w:pPr>
+              <w:keepNext w:val="false"/>
               <w:spacing w:after="40" w:before="0"/>
               <w:jc w:val="left"/>
             </w:pPr>
@@ -2498,6 +2560,7 @@
           </w:tcPr>
           <w:p>
             <w:pPr>
+              <w:keepNext w:val="false"/>
               <w:spacing w:after="40" w:before="0"/>
               <w:jc w:val="left"/>
             </w:pPr>
@@ -2530,6 +2593,7 @@
           </w:tcPr>
           <w:p>
             <w:pPr>
+              <w:keepNext w:val="false"/>
               <w:spacing w:after="40" w:before="0"/>
               <w:jc w:val="left"/>
             </w:pPr>
@@ -2564,6 +2628,7 @@
           </w:tcPr>
           <w:p>
             <w:pPr>
+              <w:keepNext w:val="false"/>
               <w:spacing w:after="40" w:before="0"/>
               <w:jc w:val="left"/>
             </w:pPr>
@@ -2596,6 +2661,7 @@
           </w:tcPr>
           <w:p>
             <w:pPr>
+              <w:keepNext w:val="false"/>
               <w:spacing w:after="40" w:before="0"/>
               <w:jc w:val="left"/>
             </w:pPr>
@@ -2630,6 +2696,7 @@
           </w:tcPr>
           <w:p>
             <w:pPr>
+              <w:keepNext w:val="false"/>
               <w:spacing w:after="40" w:before="0"/>
               <w:jc w:val="left"/>
             </w:pPr>
@@ -2662,6 +2729,7 @@
           </w:tcPr>
           <w:p>
             <w:pPr>
+              <w:keepNext w:val="false"/>
               <w:spacing w:after="40" w:before="0"/>
               <w:jc w:val="left"/>
             </w:pPr>
@@ -2696,6 +2764,7 @@
           </w:tcPr>
           <w:p>
             <w:pPr>
+              <w:keepNext w:val="false"/>
               <w:spacing w:after="40" w:before="0"/>
               <w:jc w:val="left"/>
             </w:pPr>
@@ -2728,6 +2797,7 @@
           </w:tcPr>
           <w:p>
             <w:pPr>
+              <w:keepNext w:val="false"/>
               <w:spacing w:after="40" w:before="0"/>
               <w:jc w:val="left"/>
             </w:pPr>
@@ -2787,6 +2857,7 @@
           </w:tcPr>
           <w:p>
             <w:pPr>
+              <w:keepNext w:val="false"/>
               <w:spacing w:after="40" w:before="0"/>
               <w:jc w:val="center"/>
             </w:pPr>
@@ -2821,6 +2892,7 @@
           </w:tcPr>
           <w:p>
             <w:pPr>
+              <w:keepNext w:val="false"/>
               <w:spacing w:after="40" w:before="0"/>
               <w:jc w:val="left"/>
             </w:pPr>
@@ -2885,6 +2957,7 @@
           </w:tcPr>
           <w:p>
             <w:pPr>
+              <w:keepNext w:val="false"/>
               <w:spacing w:after="40" w:before="0"/>
               <w:jc w:val="center"/>
             </w:pPr>
@@ -2919,6 +2992,7 @@
           </w:tcPr>
           <w:p>
             <w:pPr>
+              <w:keepNext w:val="false"/>
               <w:spacing w:after="40" w:before="0"/>
               <w:jc w:val="left"/>
             </w:pPr>
@@ -2951,6 +3025,7 @@
           </w:tcPr>
           <w:p>
             <w:pPr>
+              <w:keepNext w:val="false"/>
               <w:spacing w:after="40" w:before="0"/>
               <w:jc w:val="left"/>
             </w:pPr>
@@ -2983,6 +3058,7 @@
           </w:tcPr>
           <w:p>
             <w:pPr>
+              <w:keepNext w:val="false"/>
               <w:spacing w:after="40" w:before="0"/>
               <w:jc w:val="left"/>
             </w:pPr>
@@ -3015,6 +3091,7 @@
           </w:tcPr>
           <w:p>
             <w:pPr>
+              <w:keepNext w:val="false"/>
               <w:spacing w:after="40" w:before="0"/>
               <w:jc w:val="left"/>
             </w:pPr>
@@ -3047,6 +3124,7 @@
           </w:tcPr>
           <w:p>
             <w:pPr>
+              <w:keepNext w:val="false"/>
               <w:spacing w:after="40" w:before="0"/>
               <w:jc w:val="left"/>
             </w:pPr>
@@ -3081,6 +3159,7 @@
           </w:tcPr>
           <w:p>
             <w:pPr>
+              <w:keepNext w:val="false"/>
               <w:spacing w:after="40" w:before="0"/>
               <w:jc w:val="left"/>
             </w:pPr>
@@ -3118,7 +3197,7 @@
             <w:pPr>
               <w:spacing w:after="20" w:before="0"/>
             </w:pPr>
-            <w:hyperlink w:history="1" r:id="rIdbm-pwiqlcin6nkmlgdsy8">
+            <w:hyperlink w:history="1" r:id="rIdlhce2kbprm9leejbqxaos">
               <w:r>
                 <w:rPr>
                   <w:rFonts w:ascii="Arial" w:cs="Arial" w:eastAsia="Arial" w:hAnsi="Arial"/>
@@ -3151,7 +3230,7 @@
               <w:spacing w:after="10" w:before="0"/>
               <w:ind w:left="120"/>
             </w:pPr>
-            <w:hyperlink w:history="1" r:id="rId78qsostzhhnfbxi0ogol4">
+            <w:hyperlink w:history="1" r:id="rId7pdpmroelgghrk2pybkyh">
               <w:r>
                 <w:rPr>
                   <w:rFonts w:ascii="Arial" w:cs="Arial" w:eastAsia="Arial" w:hAnsi="Arial"/>
@@ -3196,7 +3275,7 @@
             <w:pPr>
               <w:spacing w:after="20" w:before="0"/>
             </w:pPr>
-            <w:hyperlink w:history="1" r:id="rIdjrn7v0yx9bkamh8n8s_q4">
+            <w:hyperlink w:history="1" r:id="rIdxecj5gmnopguplmf1mssz">
               <w:r>
                 <w:rPr>
                   <w:rFonts w:ascii="Arial" w:cs="Arial" w:eastAsia="Arial" w:hAnsi="Arial"/>
@@ -3229,7 +3308,7 @@
               <w:spacing w:after="10" w:before="0"/>
               <w:ind w:left="120"/>
             </w:pPr>
-            <w:hyperlink w:history="1" r:id="rIdq9_vf8gh6urd81251piur">
+            <w:hyperlink w:history="1" r:id="rIdpg8pt2j46lz3c07ozuyzt">
               <w:r>
                 <w:rPr>
                   <w:rFonts w:ascii="Arial" w:cs="Arial" w:eastAsia="Arial" w:hAnsi="Arial"/>
@@ -3257,6 +3336,7 @@
           </w:tcPr>
           <w:p>
             <w:pPr>
+              <w:keepNext w:val="false"/>
               <w:spacing w:after="40" w:before="0"/>
               <w:jc w:val="left"/>
             </w:pPr>
@@ -3289,6 +3369,7 @@
           </w:tcPr>
           <w:p>
             <w:pPr>
+              <w:keepNext w:val="false"/>
               <w:spacing w:after="40" w:before="0"/>
               <w:jc w:val="left"/>
             </w:pPr>
@@ -3308,6 +3389,7 @@
           </w:p>
           <w:p>
             <w:pPr>
+              <w:keepNext w:val="false"/>
               <w:spacing w:after="40" w:before="0"/>
               <w:jc w:val="left"/>
             </w:pPr>
@@ -3327,6 +3409,7 @@
           </w:p>
           <w:p>
             <w:pPr>
+              <w:keepNext w:val="false"/>
               <w:spacing w:after="40" w:before="0"/>
               <w:jc w:val="left"/>
             </w:pPr>
@@ -3346,6 +3429,7 @@
           </w:p>
           <w:p>
             <w:pPr>
+              <w:keepNext w:val="false"/>
               <w:spacing w:after="40" w:before="0"/>
               <w:jc w:val="left"/>
             </w:pPr>
@@ -3365,6 +3449,7 @@
           </w:p>
           <w:p>
             <w:pPr>
+              <w:keepNext w:val="false"/>
               <w:spacing w:after="40" w:before="0"/>
               <w:jc w:val="left"/>
             </w:pPr>
@@ -3397,6 +3482,7 @@
           </w:tcPr>
           <w:p>
             <w:pPr>
+              <w:keepNext w:val="false"/>
               <w:spacing w:after="40" w:before="0"/>
               <w:jc w:val="left"/>
             </w:pPr>
@@ -3429,6 +3515,7 @@
           </w:tcPr>
           <w:p>
             <w:pPr>
+              <w:keepNext w:val="false"/>
               <w:spacing w:after="40" w:before="0"/>
               <w:jc w:val="left"/>
             </w:pPr>
@@ -3463,6 +3550,7 @@
           </w:tcPr>
           <w:p>
             <w:pPr>
+              <w:keepNext w:val="false"/>
               <w:spacing w:after="40" w:before="0"/>
               <w:jc w:val="left"/>
             </w:pPr>
@@ -3500,7 +3588,7 @@
             <w:pPr>
               <w:spacing w:after="20" w:before="0"/>
             </w:pPr>
-            <w:hyperlink w:history="1" r:id="rIduijlcms8lc4ru162utisa">
+            <w:hyperlink w:history="1" r:id="rIdsj4e5xqraszgy2jjl3ef0">
               <w:r>
                 <w:rPr>
                   <w:rFonts w:ascii="Arial" w:cs="Arial" w:eastAsia="Arial" w:hAnsi="Arial"/>
@@ -3533,7 +3621,7 @@
               <w:spacing w:after="10" w:before="0"/>
               <w:ind w:left="120"/>
             </w:pPr>
-            <w:hyperlink w:history="1" r:id="rIdzwihyirjuddrqhwoozjx7">
+            <w:hyperlink w:history="1" r:id="rIdjrkm23jtlkjkmsd6xuqsp">
               <w:r>
                 <w:rPr>
                   <w:rFonts w:ascii="Arial" w:cs="Arial" w:eastAsia="Arial" w:hAnsi="Arial"/>
@@ -3578,7 +3666,7 @@
             <w:pPr>
               <w:spacing w:after="20" w:before="0"/>
             </w:pPr>
-            <w:hyperlink w:history="1" r:id="rIdidlnuxaajmtd_llex8lfj">
+            <w:hyperlink w:history="1" r:id="rId3tuddtq0zothomkww5jin">
               <w:r>
                 <w:rPr>
                   <w:rFonts w:ascii="Arial" w:cs="Arial" w:eastAsia="Arial" w:hAnsi="Arial"/>
@@ -3611,7 +3699,7 @@
               <w:spacing w:after="10" w:before="0"/>
               <w:ind w:left="120"/>
             </w:pPr>
-            <w:hyperlink w:history="1" r:id="rId6tojylhlrpboegtrtstxr">
+            <w:hyperlink w:history="1" r:id="rId7jobl1m00pvalf0_7yhok">
               <w:r>
                 <w:rPr>
                   <w:rFonts w:ascii="Arial" w:cs="Arial" w:eastAsia="Arial" w:hAnsi="Arial"/>
@@ -3639,6 +3727,7 @@
           </w:tcPr>
           <w:p>
             <w:pPr>
+              <w:keepNext w:val="false"/>
               <w:spacing w:after="40" w:before="0"/>
               <w:jc w:val="left"/>
             </w:pPr>
@@ -3671,6 +3760,7 @@
           </w:tcPr>
           <w:p>
             <w:pPr>
+              <w:keepNext w:val="false"/>
               <w:spacing w:after="40" w:before="0"/>
               <w:jc w:val="left"/>
             </w:pPr>
@@ -3690,6 +3780,7 @@
           </w:p>
           <w:p>
             <w:pPr>
+              <w:keepNext w:val="false"/>
               <w:spacing w:after="40" w:before="0"/>
               <w:jc w:val="left"/>
             </w:pPr>
@@ -3709,6 +3800,7 @@
           </w:p>
           <w:p>
             <w:pPr>
+              <w:keepNext w:val="false"/>
               <w:spacing w:after="40" w:before="0"/>
               <w:jc w:val="left"/>
             </w:pPr>
@@ -3728,6 +3820,7 @@
           </w:p>
           <w:p>
             <w:pPr>
+              <w:keepNext w:val="false"/>
               <w:spacing w:after="40" w:before="0"/>
               <w:jc w:val="left"/>
             </w:pPr>
@@ -3747,6 +3840,7 @@
           </w:p>
           <w:p>
             <w:pPr>
+              <w:keepNext w:val="false"/>
               <w:spacing w:after="40" w:before="0"/>
               <w:jc w:val="left"/>
             </w:pPr>
@@ -3766,6 +3860,7 @@
           </w:p>
           <w:p>
             <w:pPr>
+              <w:keepNext w:val="false"/>
               <w:spacing w:after="40" w:before="0"/>
               <w:jc w:val="left"/>
             </w:pPr>
@@ -3798,6 +3893,7 @@
           </w:tcPr>
           <w:p>
             <w:pPr>
+              <w:keepNext w:val="false"/>
               <w:spacing w:after="40" w:before="0"/>
               <w:jc w:val="left"/>
             </w:pPr>
@@ -3830,6 +3926,7 @@
           </w:tcPr>
           <w:p>
             <w:pPr>
+              <w:keepNext w:val="false"/>
               <w:spacing w:after="40" w:before="0"/>
               <w:jc w:val="left"/>
             </w:pPr>
@@ -3864,6 +3961,7 @@
           </w:tcPr>
           <w:p>
             <w:pPr>
+              <w:keepNext w:val="false"/>
               <w:spacing w:after="40" w:before="0"/>
               <w:jc w:val="left"/>
             </w:pPr>
@@ -3901,7 +3999,7 @@
             <w:pPr>
               <w:spacing w:after="20" w:before="0"/>
             </w:pPr>
-            <w:hyperlink w:history="1" r:id="rIdwof98ugvmuwvx2af975wv">
+            <w:hyperlink w:history="1" r:id="rIdsqddui66sb2yc-1k58srj">
               <w:r>
                 <w:rPr>
                   <w:rFonts w:ascii="Arial" w:cs="Arial" w:eastAsia="Arial" w:hAnsi="Arial"/>
@@ -3934,7 +4032,7 @@
               <w:spacing w:after="10" w:before="0"/>
               <w:ind w:left="120"/>
             </w:pPr>
-            <w:hyperlink w:history="1" r:id="rId57wf4icg75kz_uzak4gvt">
+            <w:hyperlink w:history="1" r:id="rIdhcjprh_9c8umqgi5_4pow">
               <w:r>
                 <w:rPr>
                   <w:rFonts w:ascii="Arial" w:cs="Arial" w:eastAsia="Arial" w:hAnsi="Arial"/>
@@ -3979,7 +4077,7 @@
             <w:pPr>
               <w:spacing w:after="20" w:before="0"/>
             </w:pPr>
-            <w:hyperlink w:history="1" r:id="rIddilvxk5ij_lcbrnleialb">
+            <w:hyperlink w:history="1" r:id="rIdl8l1fgou42go2ir5qh_9k">
               <w:r>
                 <w:rPr>
                   <w:rFonts w:ascii="Arial" w:cs="Arial" w:eastAsia="Arial" w:hAnsi="Arial"/>
@@ -4012,7 +4110,7 @@
               <w:spacing w:after="10" w:before="0"/>
               <w:ind w:left="120"/>
             </w:pPr>
-            <w:hyperlink w:history="1" r:id="rIdrk9g2zlng2n4dobk0j6lv">
+            <w:hyperlink w:history="1" r:id="rIdp1cqxs1ty6nejyd5fdvee">
               <w:r>
                 <w:rPr>
                   <w:rFonts w:ascii="Arial" w:cs="Arial" w:eastAsia="Arial" w:hAnsi="Arial"/>
@@ -4040,6 +4138,7 @@
           </w:tcPr>
           <w:p>
             <w:pPr>
+              <w:keepNext w:val="false"/>
               <w:spacing w:after="40" w:before="0"/>
               <w:jc w:val="left"/>
             </w:pPr>
@@ -4072,6 +4171,7 @@
           </w:tcPr>
           <w:p>
             <w:pPr>
+              <w:keepNext w:val="false"/>
               <w:spacing w:after="40" w:before="0"/>
               <w:jc w:val="left"/>
             </w:pPr>
@@ -4091,6 +4191,7 @@
           </w:p>
           <w:p>
             <w:pPr>
+              <w:keepNext w:val="false"/>
               <w:spacing w:after="40" w:before="0"/>
               <w:jc w:val="left"/>
             </w:pPr>
@@ -4110,6 +4211,7 @@
           </w:p>
           <w:p>
             <w:pPr>
+              <w:keepNext w:val="false"/>
               <w:spacing w:after="40" w:before="0"/>
               <w:jc w:val="left"/>
             </w:pPr>
@@ -4129,6 +4231,7 @@
           </w:p>
           <w:p>
             <w:pPr>
+              <w:keepNext w:val="false"/>
               <w:spacing w:after="40" w:before="0"/>
               <w:jc w:val="left"/>
             </w:pPr>
@@ -4148,6 +4251,7 @@
           </w:p>
           <w:p>
             <w:pPr>
+              <w:keepNext w:val="false"/>
               <w:spacing w:after="40" w:before="0"/>
               <w:jc w:val="left"/>
             </w:pPr>
@@ -4167,6 +4271,7 @@
           </w:p>
           <w:p>
             <w:pPr>
+              <w:keepNext w:val="false"/>
               <w:spacing w:after="40" w:before="0"/>
               <w:jc w:val="left"/>
             </w:pPr>
@@ -4186,6 +4291,7 @@
           </w:p>
           <w:p>
             <w:pPr>
+              <w:keepNext w:val="false"/>
               <w:spacing w:after="40" w:before="0"/>
               <w:jc w:val="left"/>
             </w:pPr>
@@ -4218,6 +4324,7 @@
           </w:tcPr>
           <w:p>
             <w:pPr>
+              <w:keepNext w:val="false"/>
               <w:spacing w:after="40" w:before="0"/>
               <w:jc w:val="left"/>
             </w:pPr>
@@ -4250,6 +4357,7 @@
           </w:tcPr>
           <w:p>
             <w:pPr>
+              <w:keepNext w:val="false"/>
               <w:spacing w:after="40" w:before="0"/>
               <w:jc w:val="left"/>
             </w:pPr>
@@ -4284,6 +4392,7 @@
           </w:tcPr>
           <w:p>
             <w:pPr>
+              <w:keepNext w:val="false"/>
               <w:spacing w:after="40" w:before="0"/>
               <w:jc w:val="left"/>
             </w:pPr>
@@ -4321,7 +4430,7 @@
             <w:pPr>
               <w:spacing w:after="20" w:before="0"/>
             </w:pPr>
-            <w:hyperlink w:history="1" r:id="rIdsf0fzkyevaeqsws53hdek">
+            <w:hyperlink w:history="1" r:id="rIdwrnvnm1-vtgbo6atf9lxd">
               <w:r>
                 <w:rPr>
                   <w:rFonts w:ascii="Arial" w:cs="Arial" w:eastAsia="Arial" w:hAnsi="Arial"/>
@@ -4354,7 +4463,7 @@
               <w:spacing w:after="10" w:before="0"/>
               <w:ind w:left="120"/>
             </w:pPr>
-            <w:hyperlink w:history="1" r:id="rIdidj2os-0yniswbnxjr4td">
+            <w:hyperlink w:history="1" r:id="rIdttr-ftemrsk2dkzbyifi3">
               <w:r>
                 <w:rPr>
                   <w:rFonts w:ascii="Arial" w:cs="Arial" w:eastAsia="Arial" w:hAnsi="Arial"/>
@@ -4399,7 +4508,7 @@
             <w:pPr>
               <w:spacing w:after="20" w:before="0"/>
             </w:pPr>
-            <w:hyperlink w:history="1" r:id="rIdzjiu_huxgqumctcdtoqwt">
+            <w:hyperlink w:history="1" r:id="rIdvvhcsrperebequwuyyz8v">
               <w:r>
                 <w:rPr>
                   <w:rFonts w:ascii="Arial" w:cs="Arial" w:eastAsia="Arial" w:hAnsi="Arial"/>
@@ -4432,7 +4541,7 @@
               <w:spacing w:after="10" w:before="0"/>
               <w:ind w:left="120"/>
             </w:pPr>
-            <w:hyperlink w:history="1" r:id="rIdrslebecq4baz1ppa982ic">
+            <w:hyperlink w:history="1" r:id="rIdckxyg1sushecmqluoafo7">
               <w:r>
                 <w:rPr>
                   <w:rFonts w:ascii="Arial" w:cs="Arial" w:eastAsia="Arial" w:hAnsi="Arial"/>
@@ -4460,6 +4569,7 @@
           </w:tcPr>
           <w:p>
             <w:pPr>
+              <w:keepNext w:val="false"/>
               <w:spacing w:after="40" w:before="0"/>
               <w:jc w:val="left"/>
             </w:pPr>
@@ -4492,6 +4602,7 @@
           </w:tcPr>
           <w:p>
             <w:pPr>
+              <w:keepNext w:val="false"/>
               <w:spacing w:after="40" w:before="0"/>
               <w:jc w:val="left"/>
             </w:pPr>
@@ -4511,6 +4622,7 @@
           </w:p>
           <w:p>
             <w:pPr>
+              <w:keepNext w:val="false"/>
               <w:spacing w:after="40" w:before="0"/>
               <w:jc w:val="left"/>
             </w:pPr>
@@ -4530,6 +4642,7 @@
           </w:p>
           <w:p>
             <w:pPr>
+              <w:keepNext w:val="false"/>
               <w:spacing w:after="40" w:before="0"/>
               <w:jc w:val="left"/>
             </w:pPr>
@@ -4549,6 +4662,7 @@
           </w:p>
           <w:p>
             <w:pPr>
+              <w:keepNext w:val="false"/>
               <w:spacing w:after="40" w:before="0"/>
               <w:jc w:val="left"/>
             </w:pPr>
@@ -4568,6 +4682,7 @@
           </w:p>
           <w:p>
             <w:pPr>
+              <w:keepNext w:val="false"/>
               <w:spacing w:after="40" w:before="0"/>
               <w:jc w:val="left"/>
             </w:pPr>
@@ -4587,6 +4702,7 @@
           </w:p>
           <w:p>
             <w:pPr>
+              <w:keepNext w:val="false"/>
               <w:spacing w:after="40" w:before="0"/>
               <w:jc w:val="left"/>
             </w:pPr>
@@ -4619,6 +4735,7 @@
           </w:tcPr>
           <w:p>
             <w:pPr>
+              <w:keepNext w:val="false"/>
               <w:spacing w:after="40" w:before="0"/>
               <w:jc w:val="left"/>
             </w:pPr>
@@ -4651,6 +4768,7 @@
           </w:tcPr>
           <w:p>
             <w:pPr>
+              <w:keepNext w:val="false"/>
               <w:spacing w:after="40" w:before="0"/>
               <w:jc w:val="left"/>
             </w:pPr>
@@ -4685,6 +4803,7 @@
           </w:tcPr>
           <w:p>
             <w:pPr>
+              <w:keepNext w:val="false"/>
               <w:spacing w:after="40" w:before="0"/>
               <w:jc w:val="left"/>
             </w:pPr>
@@ -4722,7 +4841,7 @@
             <w:pPr>
               <w:spacing w:after="20" w:before="0"/>
             </w:pPr>
-            <w:hyperlink w:history="1" r:id="rIdanonyguw22nsultuxp35d">
+            <w:hyperlink w:history="1" r:id="rIdampoziuhsrfm-kc1yyou1">
               <w:r>
                 <w:rPr>
                   <w:rFonts w:ascii="Arial" w:cs="Arial" w:eastAsia="Arial" w:hAnsi="Arial"/>
@@ -4755,7 +4874,7 @@
               <w:spacing w:after="10" w:before="0"/>
               <w:ind w:left="120"/>
             </w:pPr>
-            <w:hyperlink w:history="1" r:id="rId1b4f-fpge58gt27rvobvb">
+            <w:hyperlink w:history="1" r:id="rIdgk7relyqq-pndboh0clmx">
               <w:r>
                 <w:rPr>
                   <w:rFonts w:ascii="Arial" w:cs="Arial" w:eastAsia="Arial" w:hAnsi="Arial"/>
@@ -4800,7 +4919,7 @@
             <w:pPr>
               <w:spacing w:after="20" w:before="0"/>
             </w:pPr>
-            <w:hyperlink w:history="1" r:id="rIdrkeqv1fqvx6uvnij66ptz">
+            <w:hyperlink w:history="1" r:id="rIdi9zedrfsvqjcg9zobmaxw">
               <w:r>
                 <w:rPr>
                   <w:rFonts w:ascii="Arial" w:cs="Arial" w:eastAsia="Arial" w:hAnsi="Arial"/>
@@ -4833,7 +4952,7 @@
               <w:spacing w:after="10" w:before="0"/>
               <w:ind w:left="120"/>
             </w:pPr>
-            <w:hyperlink w:history="1" r:id="rId1hkpdtulby3f7giqyu9vr">
+            <w:hyperlink w:history="1" r:id="rIdjogpqvrlm9qcstkpqmenb">
               <w:r>
                 <w:rPr>
                   <w:rFonts w:ascii="Arial" w:cs="Arial" w:eastAsia="Arial" w:hAnsi="Arial"/>
@@ -4861,6 +4980,7 @@
           </w:tcPr>
           <w:p>
             <w:pPr>
+              <w:keepNext w:val="false"/>
               <w:spacing w:after="40" w:before="0"/>
               <w:jc w:val="left"/>
             </w:pPr>
@@ -4893,6 +5013,7 @@
           </w:tcPr>
           <w:p>
             <w:pPr>
+              <w:keepNext w:val="false"/>
               <w:spacing w:after="40" w:before="0"/>
               <w:jc w:val="left"/>
             </w:pPr>
@@ -4912,6 +5033,7 @@
           </w:p>
           <w:p>
             <w:pPr>
+              <w:keepNext w:val="false"/>
               <w:spacing w:after="40" w:before="0"/>
               <w:jc w:val="left"/>
             </w:pPr>
@@ -4931,6 +5053,7 @@
           </w:p>
           <w:p>
             <w:pPr>
+              <w:keepNext w:val="false"/>
               <w:spacing w:after="40" w:before="0"/>
               <w:jc w:val="left"/>
             </w:pPr>
@@ -4950,6 +5073,7 @@
           </w:p>
           <w:p>
             <w:pPr>
+              <w:keepNext w:val="false"/>
               <w:spacing w:after="40" w:before="0"/>
               <w:jc w:val="left"/>
             </w:pPr>
@@ -4969,6 +5093,7 @@
           </w:p>
           <w:p>
             <w:pPr>
+              <w:keepNext w:val="false"/>
               <w:spacing w:after="40" w:before="0"/>
               <w:jc w:val="left"/>
             </w:pPr>
@@ -4988,6 +5113,7 @@
           </w:p>
           <w:p>
             <w:pPr>
+              <w:keepNext w:val="false"/>
               <w:spacing w:after="40" w:before="0"/>
               <w:jc w:val="left"/>
             </w:pPr>
@@ -5020,6 +5146,7 @@
           </w:tcPr>
           <w:p>
             <w:pPr>
+              <w:keepNext w:val="false"/>
               <w:spacing w:after="40" w:before="0"/>
               <w:jc w:val="left"/>
             </w:pPr>
@@ -5052,6 +5179,7 @@
           </w:tcPr>
           <w:p>
             <w:pPr>
+              <w:keepNext w:val="false"/>
               <w:spacing w:after="40" w:before="0"/>
               <w:jc w:val="left"/>
             </w:pPr>
@@ -5111,6 +5239,7 @@
           </w:tcPr>
           <w:p>
             <w:pPr>
+              <w:keepNext w:val="false"/>
               <w:spacing w:after="40" w:before="0"/>
               <w:jc w:val="center"/>
             </w:pPr>
@@ -5145,6 +5274,7 @@
           </w:tcPr>
           <w:p>
             <w:pPr>
+              <w:keepNext w:val="false"/>
               <w:spacing w:after="40" w:before="0"/>
               <w:jc w:val="left"/>
             </w:pPr>
@@ -5206,6 +5336,7 @@
           </w:tcPr>
           <w:p>
             <w:pPr>
+              <w:keepNext w:val="false"/>
               <w:spacing w:after="40" w:before="0"/>
               <w:jc w:val="center"/>
             </w:pPr>
@@ -5240,6 +5371,7 @@
           </w:tcPr>
           <w:p>
             <w:pPr>
+              <w:keepNext w:val="false"/>
               <w:spacing w:after="40" w:before="0"/>
               <w:jc w:val="left"/>
             </w:pPr>
@@ -5272,6 +5404,7 @@
           </w:tcPr>
           <w:p>
             <w:pPr>
+              <w:keepNext w:val="false"/>
               <w:spacing w:after="40" w:before="0"/>
               <w:jc w:val="left"/>
             </w:pPr>
@@ -5306,6 +5439,7 @@
           </w:tcPr>
           <w:p>
             <w:pPr>
+              <w:keepNext w:val="false"/>
               <w:spacing w:after="40" w:before="0"/>
               <w:jc w:val="left"/>
             </w:pPr>
@@ -5338,6 +5472,7 @@
           </w:tcPr>
           <w:p>
             <w:pPr>
+              <w:keepNext w:val="false"/>
               <w:spacing w:after="40" w:before="0"/>
               <w:jc w:val="left"/>
             </w:pPr>
@@ -5372,6 +5507,7 @@
           </w:tcPr>
           <w:p>
             <w:pPr>
+              <w:keepNext w:val="false"/>
               <w:spacing w:after="40" w:before="0"/>
               <w:jc w:val="left"/>
             </w:pPr>
@@ -5404,6 +5540,7 @@
           </w:tcPr>
           <w:p>
             <w:pPr>
+              <w:keepNext w:val="false"/>
               <w:spacing w:after="40" w:before="0"/>
               <w:jc w:val="left"/>
             </w:pPr>
@@ -5440,7 +5577,7 @@
         </w:rPr>
         <w:t xml:space="preserve">© 2026 SeaVuria and ARES. Aligned with KICD objectives. Developed by SeaVuria; technical implementation by ARES (with AI assistance from Claude). Licensed under </w:t>
       </w:r>
-      <w:hyperlink w:history="1" r:id="rIdf-gc07fhqlx6d9i0mduwu">
+      <w:hyperlink w:history="1" r:id="rIdb7rx3lzdweqp1jc4bsf5a">
         <w:r>
           <w:rPr>
             <w:rFonts w:ascii="Arial" w:cs="Arial" w:eastAsia="Arial" w:hAnsi="Arial"/>
@@ -5461,7 +5598,7 @@
         </w:rPr>
         <w:t xml:space="preserve"> (</w:t>
       </w:r>
-      <w:hyperlink w:history="1" r:id="rIdsi5rwfx0z5gzd8da-00fi">
+      <w:hyperlink w:history="1" r:id="rIddji9zj-drkaq4q36suy98">
         <w:r>
           <w:rPr>
             <w:rFonts w:ascii="Arial" w:cs="Arial" w:eastAsia="Arial" w:hAnsi="Arial"/>
@@ -5521,6 +5658,7 @@
           </w:tcPr>
           <w:p>
             <w:pPr>
+              <w:keepNext w:val="false"/>
               <w:spacing w:after="40" w:before="0"/>
               <w:jc w:val="center"/>
             </w:pPr>
@@ -5556,6 +5694,7 @@
           </w:tcPr>
           <w:p>
             <w:pPr>
+              <w:keepNext w:val="false"/>
               <w:spacing w:after="40" w:before="0"/>
               <w:jc w:val="center"/>
             </w:pPr>
@@ -5590,6 +5729,7 @@
           </w:tcPr>
           <w:p>
             <w:pPr>
+              <w:keepNext w:val="false"/>
               <w:spacing w:after="40" w:before="0"/>
               <w:jc w:val="left"/>
             </w:pPr>
@@ -5622,6 +5762,7 @@
           </w:tcPr>
           <w:p>
             <w:pPr>
+              <w:keepNext w:val="false"/>
               <w:spacing w:after="40" w:before="0"/>
               <w:jc w:val="left"/>
             </w:pPr>
@@ -5656,6 +5797,7 @@
           </w:tcPr>
           <w:p>
             <w:pPr>
+              <w:keepNext w:val="false"/>
               <w:spacing w:after="40" w:before="0"/>
               <w:jc w:val="left"/>
             </w:pPr>
@@ -5688,6 +5830,7 @@
           </w:tcPr>
           <w:p>
             <w:pPr>
+              <w:keepNext w:val="false"/>
               <w:spacing w:after="40" w:before="0"/>
               <w:jc w:val="left"/>
             </w:pPr>
@@ -5722,6 +5865,7 @@
           </w:tcPr>
           <w:p>
             <w:pPr>
+              <w:keepNext w:val="false"/>
               <w:spacing w:after="40" w:before="0"/>
               <w:jc w:val="left"/>
             </w:pPr>
@@ -5754,6 +5898,7 @@
           </w:tcPr>
           <w:p>
             <w:pPr>
+              <w:keepNext w:val="false"/>
               <w:spacing w:after="40" w:before="0"/>
               <w:jc w:val="left"/>
             </w:pPr>
@@ -5788,6 +5933,7 @@
           </w:tcPr>
           <w:p>
             <w:pPr>
+              <w:keepNext w:val="false"/>
               <w:spacing w:after="40" w:before="0"/>
               <w:jc w:val="left"/>
             </w:pPr>
@@ -5820,6 +5966,7 @@
           </w:tcPr>
           <w:p>
             <w:pPr>
+              <w:keepNext w:val="false"/>
               <w:spacing w:after="40" w:before="0"/>
               <w:jc w:val="left"/>
             </w:pPr>
@@ -5854,6 +6001,7 @@
           </w:tcPr>
           <w:p>
             <w:pPr>
+              <w:keepNext w:val="false"/>
               <w:spacing w:after="40" w:before="0"/>
               <w:jc w:val="left"/>
             </w:pPr>
@@ -5886,6 +6034,7 @@
           </w:tcPr>
           <w:p>
             <w:pPr>
+              <w:keepNext w:val="false"/>
               <w:spacing w:after="40" w:before="0"/>
               <w:jc w:val="left"/>
             </w:pPr>
@@ -5920,6 +6069,7 @@
           </w:tcPr>
           <w:p>
             <w:pPr>
+              <w:keepNext w:val="false"/>
               <w:spacing w:after="40" w:before="0"/>
               <w:jc w:val="left"/>
             </w:pPr>
@@ -5952,6 +6102,7 @@
           </w:tcPr>
           <w:p>
             <w:pPr>
+              <w:keepNext w:val="false"/>
               <w:spacing w:after="40" w:before="0"/>
               <w:jc w:val="left"/>
             </w:pPr>
@@ -5986,6 +6137,7 @@
           </w:tcPr>
           <w:p>
             <w:pPr>
+              <w:keepNext w:val="false"/>
               <w:spacing w:after="40" w:before="0"/>
               <w:jc w:val="left"/>
             </w:pPr>
@@ -6018,6 +6170,7 @@
           </w:tcPr>
           <w:p>
             <w:pPr>
+              <w:keepNext w:val="false"/>
               <w:spacing w:after="40" w:before="0"/>
               <w:jc w:val="left"/>
             </w:pPr>
@@ -6052,6 +6205,7 @@
           </w:tcPr>
           <w:p>
             <w:pPr>
+              <w:keepNext w:val="false"/>
               <w:spacing w:after="40" w:before="0"/>
               <w:jc w:val="left"/>
             </w:pPr>
@@ -6084,6 +6238,7 @@
           </w:tcPr>
           <w:p>
             <w:pPr>
+              <w:keepNext w:val="false"/>
               <w:spacing w:after="40" w:before="0"/>
               <w:jc w:val="left"/>
             </w:pPr>
@@ -6143,6 +6298,7 @@
           </w:tcPr>
           <w:p>
             <w:pPr>
+              <w:keepNext w:val="false"/>
               <w:spacing w:after="40" w:before="0"/>
               <w:jc w:val="center"/>
             </w:pPr>
@@ -6177,6 +6333,7 @@
           </w:tcPr>
           <w:p>
             <w:pPr>
+              <w:keepNext w:val="false"/>
               <w:spacing w:after="40" w:before="0"/>
               <w:jc w:val="left"/>
             </w:pPr>
@@ -6241,6 +6398,7 @@
           </w:tcPr>
           <w:p>
             <w:pPr>
+              <w:keepNext w:val="false"/>
               <w:spacing w:after="40" w:before="0"/>
               <w:jc w:val="center"/>
             </w:pPr>
@@ -6275,6 +6433,7 @@
           </w:tcPr>
           <w:p>
             <w:pPr>
+              <w:keepNext w:val="false"/>
               <w:spacing w:after="40" w:before="0"/>
               <w:jc w:val="left"/>
             </w:pPr>
@@ -6307,6 +6466,7 @@
           </w:tcPr>
           <w:p>
             <w:pPr>
+              <w:keepNext w:val="false"/>
               <w:spacing w:after="40" w:before="0"/>
               <w:jc w:val="left"/>
             </w:pPr>
@@ -6339,6 +6499,7 @@
           </w:tcPr>
           <w:p>
             <w:pPr>
+              <w:keepNext w:val="false"/>
               <w:spacing w:after="40" w:before="0"/>
               <w:jc w:val="left"/>
             </w:pPr>
@@ -6371,6 +6532,7 @@
           </w:tcPr>
           <w:p>
             <w:pPr>
+              <w:keepNext w:val="false"/>
               <w:spacing w:after="40" w:before="0"/>
               <w:jc w:val="left"/>
             </w:pPr>
@@ -6403,6 +6565,7 @@
           </w:tcPr>
           <w:p>
             <w:pPr>
+              <w:keepNext w:val="false"/>
               <w:spacing w:after="40" w:before="0"/>
               <w:jc w:val="left"/>
             </w:pPr>
@@ -6437,6 +6600,7 @@
           </w:tcPr>
           <w:p>
             <w:pPr>
+              <w:keepNext w:val="false"/>
               <w:spacing w:after="40" w:before="0"/>
               <w:jc w:val="left"/>
             </w:pPr>
@@ -6474,7 +6638,7 @@
             <w:pPr>
               <w:spacing w:after="20" w:before="0"/>
             </w:pPr>
-            <w:hyperlink w:history="1" r:id="rIdtwaklergeipsnsw97sc_q">
+            <w:hyperlink w:history="1" r:id="rIdohy7rjj38gvt2qrh2s6g0">
               <w:r>
                 <w:rPr>
                   <w:rFonts w:ascii="Arial" w:cs="Arial" w:eastAsia="Arial" w:hAnsi="Arial"/>
@@ -6507,7 +6671,7 @@
               <w:spacing w:after="10" w:before="0"/>
               <w:ind w:left="120"/>
             </w:pPr>
-            <w:hyperlink w:history="1" r:id="rIdqureamno7kx_gmzfcpxqq">
+            <w:hyperlink w:history="1" r:id="rIdbonfdjk_nfwkybn36n_8m">
               <w:r>
                 <w:rPr>
                   <w:rFonts w:ascii="Arial" w:cs="Arial" w:eastAsia="Arial" w:hAnsi="Arial"/>
@@ -6552,7 +6716,7 @@
             <w:pPr>
               <w:spacing w:after="20" w:before="0"/>
             </w:pPr>
-            <w:hyperlink w:history="1" r:id="rId3eahqezpfedzattrb_usw">
+            <w:hyperlink w:history="1" r:id="rIdo1wlogncazhmmdfizzonl">
               <w:r>
                 <w:rPr>
                   <w:rFonts w:ascii="Arial" w:cs="Arial" w:eastAsia="Arial" w:hAnsi="Arial"/>
@@ -6585,7 +6749,7 @@
               <w:spacing w:after="10" w:before="0"/>
               <w:ind w:left="120"/>
             </w:pPr>
-            <w:hyperlink w:history="1" r:id="rIdhstpzkc0ero1mk_cvuqmf">
+            <w:hyperlink w:history="1" r:id="rIdhr8xhqhyjtppqaeo5wroq">
               <w:r>
                 <w:rPr>
                   <w:rFonts w:ascii="Arial" w:cs="Arial" w:eastAsia="Arial" w:hAnsi="Arial"/>
@@ -6613,6 +6777,7 @@
           </w:tcPr>
           <w:p>
             <w:pPr>
+              <w:keepNext w:val="false"/>
               <w:spacing w:after="40" w:before="0"/>
               <w:jc w:val="left"/>
             </w:pPr>
@@ -6645,6 +6810,7 @@
           </w:tcPr>
           <w:p>
             <w:pPr>
+              <w:keepNext w:val="false"/>
               <w:spacing w:after="40" w:before="0"/>
               <w:jc w:val="left"/>
             </w:pPr>
@@ -6677,6 +6843,7 @@
           </w:tcPr>
           <w:p>
             <w:pPr>
+              <w:keepNext w:val="false"/>
               <w:spacing w:after="40" w:before="0"/>
               <w:jc w:val="left"/>
             </w:pPr>
@@ -6709,6 +6876,7 @@
           </w:tcPr>
           <w:p>
             <w:pPr>
+              <w:keepNext w:val="false"/>
               <w:spacing w:after="40" w:before="0"/>
               <w:jc w:val="left"/>
             </w:pPr>
@@ -6743,6 +6911,7 @@
           </w:tcPr>
           <w:p>
             <w:pPr>
+              <w:keepNext w:val="false"/>
               <w:spacing w:after="40" w:before="0"/>
               <w:jc w:val="left"/>
             </w:pPr>
@@ -6780,7 +6949,7 @@
             <w:pPr>
               <w:spacing w:after="20" w:before="0"/>
             </w:pPr>
-            <w:hyperlink w:history="1" r:id="rIdbppapxcsaw4ibw2wikemm">
+            <w:hyperlink w:history="1" r:id="rIdvjh4nj6tomomzeleype4k">
               <w:r>
                 <w:rPr>
                   <w:rFonts w:ascii="Arial" w:cs="Arial" w:eastAsia="Arial" w:hAnsi="Arial"/>
@@ -6813,7 +6982,7 @@
               <w:spacing w:after="10" w:before="0"/>
               <w:ind w:left="120"/>
             </w:pPr>
-            <w:hyperlink w:history="1" r:id="rIdtgqvofh_gxmgrxvahuxed">
+            <w:hyperlink w:history="1" r:id="rIdjb2mmsqu0ftpz91bxzpil">
               <w:r>
                 <w:rPr>
                   <w:rFonts w:ascii="Arial" w:cs="Arial" w:eastAsia="Arial" w:hAnsi="Arial"/>
@@ -6858,7 +7027,7 @@
             <w:pPr>
               <w:spacing w:after="20" w:before="0"/>
             </w:pPr>
-            <w:hyperlink w:history="1" r:id="rIdp9rndyz3m3r_qesack8f0">
+            <w:hyperlink w:history="1" r:id="rIdas3cbejxjqsyklvoszvqn">
               <w:r>
                 <w:rPr>
                   <w:rFonts w:ascii="Arial" w:cs="Arial" w:eastAsia="Arial" w:hAnsi="Arial"/>
@@ -6891,7 +7060,7 @@
               <w:spacing w:after="10" w:before="0"/>
               <w:ind w:left="120"/>
             </w:pPr>
-            <w:hyperlink w:history="1" r:id="rIdjsmezafk_xz8uvfm53uu5">
+            <w:hyperlink w:history="1" r:id="rIdpqhzhyrzlvvfrfxywf4fh">
               <w:r>
                 <w:rPr>
                   <w:rFonts w:ascii="Arial" w:cs="Arial" w:eastAsia="Arial" w:hAnsi="Arial"/>
@@ -6919,6 +7088,7 @@
           </w:tcPr>
           <w:p>
             <w:pPr>
+              <w:keepNext w:val="false"/>
               <w:spacing w:after="40" w:before="0"/>
               <w:jc w:val="left"/>
             </w:pPr>
@@ -6938,6 +7108,7 @@
           </w:p>
           <w:p>
             <w:pPr>
+              <w:keepNext w:val="false"/>
               <w:spacing w:after="40" w:before="0"/>
               <w:jc w:val="left"/>
             </w:pPr>
@@ -6957,6 +7128,7 @@
           </w:p>
           <w:p>
             <w:pPr>
+              <w:keepNext w:val="false"/>
               <w:spacing w:after="40" w:before="0"/>
               <w:jc w:val="left"/>
             </w:pPr>
@@ -6976,6 +7148,7 @@
           </w:p>
           <w:p>
             <w:pPr>
+              <w:keepNext w:val="false"/>
               <w:spacing w:after="40" w:before="0"/>
               <w:jc w:val="left"/>
             </w:pPr>
@@ -6995,6 +7168,7 @@
           </w:p>
           <w:p>
             <w:pPr>
+              <w:keepNext w:val="false"/>
               <w:spacing w:after="40" w:before="0"/>
               <w:jc w:val="left"/>
             </w:pPr>
@@ -7014,6 +7188,7 @@
           </w:p>
           <w:p>
             <w:pPr>
+              <w:keepNext w:val="false"/>
               <w:spacing w:after="40" w:before="0"/>
               <w:jc w:val="left"/>
             </w:pPr>
@@ -7033,6 +7208,7 @@
           </w:p>
           <w:p>
             <w:pPr>
+              <w:keepNext w:val="false"/>
               <w:spacing w:after="40" w:before="0"/>
               <w:jc w:val="left"/>
             </w:pPr>
@@ -7052,6 +7228,7 @@
           </w:p>
           <w:p>
             <w:pPr>
+              <w:keepNext w:val="false"/>
               <w:spacing w:after="40" w:before="0"/>
               <w:jc w:val="left"/>
             </w:pPr>
@@ -7071,6 +7248,7 @@
           </w:p>
           <w:p>
             <w:pPr>
+              <w:keepNext w:val="false"/>
               <w:spacing w:after="40" w:before="0"/>
               <w:jc w:val="left"/>
             </w:pPr>
@@ -7090,6 +7268,7 @@
           </w:p>
           <w:p>
             <w:pPr>
+              <w:keepNext w:val="false"/>
               <w:spacing w:after="40" w:before="0"/>
               <w:jc w:val="left"/>
             </w:pPr>
@@ -7109,6 +7288,7 @@
           </w:p>
           <w:p>
             <w:pPr>
+              <w:keepNext w:val="false"/>
               <w:spacing w:after="40" w:before="0"/>
               <w:jc w:val="left"/>
             </w:pPr>
@@ -7128,6 +7308,7 @@
           </w:p>
           <w:p>
             <w:pPr>
+              <w:keepNext w:val="false"/>
               <w:spacing w:after="40" w:before="0"/>
               <w:jc w:val="left"/>
             </w:pPr>
@@ -7147,6 +7328,7 @@
           </w:p>
           <w:p>
             <w:pPr>
+              <w:keepNext w:val="false"/>
               <w:spacing w:after="40" w:before="0"/>
               <w:jc w:val="left"/>
             </w:pPr>
@@ -7179,6 +7361,7 @@
           </w:tcPr>
           <w:p>
             <w:pPr>
+              <w:keepNext w:val="false"/>
               <w:spacing w:after="40" w:before="0"/>
               <w:jc w:val="left"/>
             </w:pPr>
@@ -7211,6 +7394,7 @@
           </w:tcPr>
           <w:p>
             <w:pPr>
+              <w:keepNext w:val="false"/>
               <w:spacing w:after="40" w:before="0"/>
               <w:jc w:val="left"/>
             </w:pPr>
@@ -7243,6 +7427,7 @@
           </w:tcPr>
           <w:p>
             <w:pPr>
+              <w:keepNext w:val="false"/>
               <w:spacing w:after="40" w:before="0"/>
               <w:jc w:val="left"/>
             </w:pPr>
@@ -7277,6 +7462,7 @@
           </w:tcPr>
           <w:p>
             <w:pPr>
+              <w:keepNext w:val="false"/>
               <w:spacing w:after="40" w:before="0"/>
               <w:jc w:val="left"/>
             </w:pPr>
@@ -7314,7 +7500,7 @@
             <w:pPr>
               <w:spacing w:after="20" w:before="0"/>
             </w:pPr>
-            <w:hyperlink w:history="1" r:id="rIdxaspabolxkht1cwi8bz4x">
+            <w:hyperlink w:history="1" r:id="rIdwtf-xs4quq0cdyd9c6hty">
               <w:r>
                 <w:rPr>
                   <w:rFonts w:ascii="Arial" w:cs="Arial" w:eastAsia="Arial" w:hAnsi="Arial"/>
@@ -7347,7 +7533,7 @@
               <w:spacing w:after="10" w:before="0"/>
               <w:ind w:left="120"/>
             </w:pPr>
-            <w:hyperlink w:history="1" r:id="rId81flfc_h7ypckf6zjpeu7">
+            <w:hyperlink w:history="1" r:id="rIdw9paqpmt8bprbifebmamz">
               <w:r>
                 <w:rPr>
                   <w:rFonts w:ascii="Arial" w:cs="Arial" w:eastAsia="Arial" w:hAnsi="Arial"/>
@@ -7392,7 +7578,7 @@
             <w:pPr>
               <w:spacing w:after="20" w:before="0"/>
             </w:pPr>
-            <w:hyperlink w:history="1" r:id="rIdwxeq3t_vtxq6_prp9_k9l">
+            <w:hyperlink w:history="1" r:id="rId8ewckge0nvuy176arkhx5">
               <w:r>
                 <w:rPr>
                   <w:rFonts w:ascii="Arial" w:cs="Arial" w:eastAsia="Arial" w:hAnsi="Arial"/>
@@ -7425,7 +7611,7 @@
               <w:spacing w:after="10" w:before="0"/>
               <w:ind w:left="120"/>
             </w:pPr>
-            <w:hyperlink w:history="1" r:id="rIdzg_nscxqpmxuruak0sbn6">
+            <w:hyperlink w:history="1" r:id="rIdpxrg-iktzrx1uiti6hglh">
               <w:r>
                 <w:rPr>
                   <w:rFonts w:ascii="Arial" w:cs="Arial" w:eastAsia="Arial" w:hAnsi="Arial"/>
@@ -7453,6 +7639,7 @@
           </w:tcPr>
           <w:p>
             <w:pPr>
+              <w:keepNext w:val="false"/>
               <w:spacing w:after="40" w:before="0"/>
               <w:jc w:val="left"/>
             </w:pPr>
@@ -7485,6 +7672,7 @@
           </w:tcPr>
           <w:p>
             <w:pPr>
+              <w:keepNext w:val="false"/>
               <w:spacing w:after="40" w:before="0"/>
               <w:jc w:val="left"/>
             </w:pPr>
@@ -7517,6 +7705,7 @@
           </w:tcPr>
           <w:p>
             <w:pPr>
+              <w:keepNext w:val="false"/>
               <w:spacing w:after="40" w:before="0"/>
               <w:jc w:val="left"/>
             </w:pPr>
@@ -7549,6 +7738,7 @@
           </w:tcPr>
           <w:p>
             <w:pPr>
+              <w:keepNext w:val="false"/>
               <w:spacing w:after="40" w:before="0"/>
               <w:jc w:val="left"/>
             </w:pPr>
@@ -7583,6 +7773,7 @@
           </w:tcPr>
           <w:p>
             <w:pPr>
+              <w:keepNext w:val="false"/>
               <w:spacing w:after="40" w:before="0"/>
               <w:jc w:val="left"/>
             </w:pPr>
@@ -7620,7 +7811,7 @@
             <w:pPr>
               <w:spacing w:after="20" w:before="0"/>
             </w:pPr>
-            <w:hyperlink w:history="1" r:id="rIdefg6ojnt9pivacvxnflok">
+            <w:hyperlink w:history="1" r:id="rId7bimf0o_rvuzr7ozozrvl">
               <w:r>
                 <w:rPr>
                   <w:rFonts w:ascii="Arial" w:cs="Arial" w:eastAsia="Arial" w:hAnsi="Arial"/>
@@ -7653,7 +7844,7 @@
               <w:spacing w:after="10" w:before="0"/>
               <w:ind w:left="120"/>
             </w:pPr>
-            <w:hyperlink w:history="1" r:id="rIdq6ef3gygloxuc4m5rbrbg">
+            <w:hyperlink w:history="1" r:id="rIdb_5-kjwbmgodjhahvl7xo">
               <w:r>
                 <w:rPr>
                   <w:rFonts w:ascii="Arial" w:cs="Arial" w:eastAsia="Arial" w:hAnsi="Arial"/>
@@ -7698,7 +7889,7 @@
             <w:pPr>
               <w:spacing w:after="20" w:before="0"/>
             </w:pPr>
-            <w:hyperlink w:history="1" r:id="rIdchqaxoqfesythmrvjdurj">
+            <w:hyperlink w:history="1" r:id="rIdvdqwp7cvfddxqx7j4z0uh">
               <w:r>
                 <w:rPr>
                   <w:rFonts w:ascii="Arial" w:cs="Arial" w:eastAsia="Arial" w:hAnsi="Arial"/>
@@ -7731,7 +7922,7 @@
               <w:spacing w:after="10" w:before="0"/>
               <w:ind w:left="120"/>
             </w:pPr>
-            <w:hyperlink w:history="1" r:id="rIdjrodgdnpx0zpul7oo-3bc">
+            <w:hyperlink w:history="1" r:id="rIdvjxesj0iligwnn1zwbn-m">
               <w:r>
                 <w:rPr>
                   <w:rFonts w:ascii="Arial" w:cs="Arial" w:eastAsia="Arial" w:hAnsi="Arial"/>
@@ -7759,6 +7950,7 @@
           </w:tcPr>
           <w:p>
             <w:pPr>
+              <w:keepNext w:val="false"/>
               <w:spacing w:after="40" w:before="0"/>
               <w:jc w:val="left"/>
             </w:pPr>
@@ -7791,6 +7983,7 @@
           </w:tcPr>
           <w:p>
             <w:pPr>
+              <w:keepNext w:val="false"/>
               <w:spacing w:after="40" w:before="0"/>
               <w:jc w:val="left"/>
             </w:pPr>
@@ -7823,6 +8016,7 @@
           </w:tcPr>
           <w:p>
             <w:pPr>
+              <w:keepNext w:val="false"/>
               <w:spacing w:after="40" w:before="0"/>
               <w:jc w:val="left"/>
             </w:pPr>
@@ -7855,6 +8049,7 @@
           </w:tcPr>
           <w:p>
             <w:pPr>
+              <w:keepNext w:val="false"/>
               <w:spacing w:after="40" w:before="0"/>
               <w:jc w:val="left"/>
             </w:pPr>
@@ -7889,6 +8084,7 @@
           </w:tcPr>
           <w:p>
             <w:pPr>
+              <w:keepNext w:val="false"/>
               <w:spacing w:after="40" w:before="0"/>
               <w:jc w:val="left"/>
             </w:pPr>
@@ -7926,7 +8122,7 @@
             <w:pPr>
               <w:spacing w:after="20" w:before="0"/>
             </w:pPr>
-            <w:hyperlink w:history="1" r:id="rIdj_ylkp9hxgjztaqsyjcuu">
+            <w:hyperlink w:history="1" r:id="rIdhsfcpq5zbbod-aljhbpkw">
               <w:r>
                 <w:rPr>
                   <w:rFonts w:ascii="Arial" w:cs="Arial" w:eastAsia="Arial" w:hAnsi="Arial"/>
@@ -7959,7 +8155,7 @@
               <w:spacing w:after="10" w:before="0"/>
               <w:ind w:left="120"/>
             </w:pPr>
-            <w:hyperlink w:history="1" r:id="rIdprvtflns7wihdf08zmmdw">
+            <w:hyperlink w:history="1" r:id="rIdrkeldvy-moguh3oig94sg">
               <w:r>
                 <w:rPr>
                   <w:rFonts w:ascii="Arial" w:cs="Arial" w:eastAsia="Arial" w:hAnsi="Arial"/>
@@ -8004,7 +8200,7 @@
             <w:pPr>
               <w:spacing w:after="20" w:before="0"/>
             </w:pPr>
-            <w:hyperlink w:history="1" r:id="rIdugu9-bwr7taagzsdlrvoj">
+            <w:hyperlink w:history="1" r:id="rIdck0_ewq2cfd695wil1_y3">
               <w:r>
                 <w:rPr>
                   <w:rFonts w:ascii="Arial" w:cs="Arial" w:eastAsia="Arial" w:hAnsi="Arial"/>
@@ -8053,7 +8249,7 @@
               <w:spacing w:after="10" w:before="0"/>
               <w:ind w:left="120"/>
             </w:pPr>
-            <w:hyperlink w:history="1" r:id="rId2hgpqpsf0wf0ve5u_sqki">
+            <w:hyperlink w:history="1" r:id="rIdvpthbi7nsvcs6torq9xyz">
               <w:r>
                 <w:rPr>
                   <w:rFonts w:ascii="Arial" w:cs="Arial" w:eastAsia="Arial" w:hAnsi="Arial"/>
@@ -8081,6 +8277,7 @@
           </w:tcPr>
           <w:p>
             <w:pPr>
+              <w:keepNext w:val="false"/>
               <w:spacing w:after="40" w:before="0"/>
               <w:jc w:val="left"/>
             </w:pPr>
@@ -8113,6 +8310,7 @@
           </w:tcPr>
           <w:p>
             <w:pPr>
+              <w:keepNext w:val="false"/>
               <w:spacing w:after="40" w:before="0"/>
               <w:jc w:val="left"/>
             </w:pPr>
@@ -8145,6 +8343,7 @@
           </w:tcPr>
           <w:p>
             <w:pPr>
+              <w:keepNext w:val="false"/>
               <w:spacing w:after="40" w:before="0"/>
               <w:jc w:val="left"/>
             </w:pPr>
@@ -8177,6 +8376,7 @@
           </w:tcPr>
           <w:p>
             <w:pPr>
+              <w:keepNext w:val="false"/>
               <w:spacing w:after="40" w:before="0"/>
               <w:jc w:val="left"/>
             </w:pPr>
@@ -8236,6 +8436,7 @@
           </w:tcPr>
           <w:p>
             <w:pPr>
+              <w:keepNext w:val="false"/>
               <w:spacing w:after="40" w:before="0"/>
               <w:jc w:val="center"/>
             </w:pPr>
@@ -8270,6 +8471,7 @@
           </w:tcPr>
           <w:p>
             <w:pPr>
+              <w:keepNext w:val="false"/>
               <w:spacing w:after="40" w:before="0"/>
               <w:jc w:val="left"/>
             </w:pPr>
@@ -8331,6 +8533,7 @@
           </w:tcPr>
           <w:p>
             <w:pPr>
+              <w:keepNext w:val="false"/>
               <w:spacing w:after="40" w:before="0"/>
               <w:jc w:val="center"/>
             </w:pPr>
@@ -8365,6 +8568,7 @@
           </w:tcPr>
           <w:p>
             <w:pPr>
+              <w:keepNext w:val="false"/>
               <w:spacing w:after="40" w:before="0"/>
               <w:jc w:val="left"/>
             </w:pPr>
@@ -8397,6 +8601,7 @@
           </w:tcPr>
           <w:p>
             <w:pPr>
+              <w:keepNext w:val="false"/>
               <w:spacing w:after="40" w:before="0"/>
               <w:jc w:val="left"/>
             </w:pPr>
@@ -8431,6 +8636,7 @@
           </w:tcPr>
           <w:p>
             <w:pPr>
+              <w:keepNext w:val="false"/>
               <w:spacing w:after="40" w:before="0"/>
               <w:jc w:val="left"/>
             </w:pPr>
@@ -8463,6 +8669,7 @@
           </w:tcPr>
           <w:p>
             <w:pPr>
+              <w:keepNext w:val="false"/>
               <w:spacing w:after="40" w:before="0"/>
               <w:jc w:val="left"/>
             </w:pPr>
@@ -8497,6 +8704,7 @@
           </w:tcPr>
           <w:p>
             <w:pPr>
+              <w:keepNext w:val="false"/>
               <w:spacing w:after="40" w:before="0"/>
               <w:jc w:val="left"/>
             </w:pPr>
@@ -8529,6 +8737,7 @@
           </w:tcPr>
           <w:p>
             <w:pPr>
+              <w:keepNext w:val="false"/>
               <w:spacing w:after="40" w:before="0"/>
               <w:jc w:val="left"/>
             </w:pPr>
@@ -8565,7 +8774,7 @@
         </w:rPr>
         <w:t xml:space="preserve">© 2026 SeaVuria and ARES. Aligned with KICD objectives. Developed by SeaVuria; technical implementation by ARES (with AI assistance from Claude). Licensed under </w:t>
       </w:r>
-      <w:hyperlink w:history="1" r:id="rIdxnwgl2-vthw6kflxlzq63">
+      <w:hyperlink w:history="1" r:id="rIdbferf2471knwx6asrd1g2">
         <w:r>
           <w:rPr>
             <w:rFonts w:ascii="Arial" w:cs="Arial" w:eastAsia="Arial" w:hAnsi="Arial"/>
@@ -8586,7 +8795,7 @@
         </w:rPr>
         <w:t xml:space="preserve"> (</w:t>
       </w:r>
-      <w:hyperlink w:history="1" r:id="rIdxpwycu6jgbkwwjx1rxumv">
+      <w:hyperlink w:history="1" r:id="rIdldqjpxqujrurg22ch2g1x">
         <w:r>
           <w:rPr>
             <w:rFonts w:ascii="Arial" w:cs="Arial" w:eastAsia="Arial" w:hAnsi="Arial"/>
@@ -8646,6 +8855,7 @@
           </w:tcPr>
           <w:p>
             <w:pPr>
+              <w:keepNext w:val="false"/>
               <w:spacing w:after="40" w:before="0"/>
               <w:jc w:val="center"/>
             </w:pPr>
@@ -8681,6 +8891,7 @@
           </w:tcPr>
           <w:p>
             <w:pPr>
+              <w:keepNext w:val="false"/>
               <w:spacing w:after="40" w:before="0"/>
               <w:jc w:val="center"/>
             </w:pPr>
@@ -8715,6 +8926,7 @@
           </w:tcPr>
           <w:p>
             <w:pPr>
+              <w:keepNext w:val="false"/>
               <w:spacing w:after="40" w:before="0"/>
               <w:jc w:val="left"/>
             </w:pPr>
@@ -8747,6 +8959,7 @@
           </w:tcPr>
           <w:p>
             <w:pPr>
+              <w:keepNext w:val="false"/>
               <w:spacing w:after="40" w:before="0"/>
               <w:jc w:val="left"/>
             </w:pPr>
@@ -8781,6 +8994,7 @@
           </w:tcPr>
           <w:p>
             <w:pPr>
+              <w:keepNext w:val="false"/>
               <w:spacing w:after="40" w:before="0"/>
               <w:jc w:val="left"/>
             </w:pPr>
@@ -8813,6 +9027,7 @@
           </w:tcPr>
           <w:p>
             <w:pPr>
+              <w:keepNext w:val="false"/>
               <w:spacing w:after="40" w:before="0"/>
               <w:jc w:val="left"/>
             </w:pPr>
@@ -8847,6 +9062,7 @@
           </w:tcPr>
           <w:p>
             <w:pPr>
+              <w:keepNext w:val="false"/>
               <w:spacing w:after="40" w:before="0"/>
               <w:jc w:val="left"/>
             </w:pPr>
@@ -8879,6 +9095,7 @@
           </w:tcPr>
           <w:p>
             <w:pPr>
+              <w:keepNext w:val="false"/>
               <w:spacing w:after="40" w:before="0"/>
               <w:jc w:val="left"/>
             </w:pPr>
@@ -8913,6 +9130,7 @@
           </w:tcPr>
           <w:p>
             <w:pPr>
+              <w:keepNext w:val="false"/>
               <w:spacing w:after="40" w:before="0"/>
               <w:jc w:val="left"/>
             </w:pPr>
@@ -8945,6 +9163,7 @@
           </w:tcPr>
           <w:p>
             <w:pPr>
+              <w:keepNext w:val="false"/>
               <w:spacing w:after="40" w:before="0"/>
               <w:jc w:val="left"/>
             </w:pPr>
@@ -8979,6 +9198,7 @@
           </w:tcPr>
           <w:p>
             <w:pPr>
+              <w:keepNext w:val="false"/>
               <w:spacing w:after="40" w:before="0"/>
               <w:jc w:val="left"/>
             </w:pPr>
@@ -9011,6 +9231,7 @@
           </w:tcPr>
           <w:p>
             <w:pPr>
+              <w:keepNext w:val="false"/>
               <w:spacing w:after="40" w:before="0"/>
               <w:jc w:val="left"/>
             </w:pPr>
@@ -9045,6 +9266,7 @@
           </w:tcPr>
           <w:p>
             <w:pPr>
+              <w:keepNext w:val="false"/>
               <w:spacing w:after="40" w:before="0"/>
               <w:jc w:val="left"/>
             </w:pPr>
@@ -9077,6 +9299,7 @@
           </w:tcPr>
           <w:p>
             <w:pPr>
+              <w:keepNext w:val="false"/>
               <w:spacing w:after="40" w:before="0"/>
               <w:jc w:val="left"/>
             </w:pPr>
@@ -9111,6 +9334,7 @@
           </w:tcPr>
           <w:p>
             <w:pPr>
+              <w:keepNext w:val="false"/>
               <w:spacing w:after="40" w:before="0"/>
               <w:jc w:val="left"/>
             </w:pPr>
@@ -9143,6 +9367,7 @@
           </w:tcPr>
           <w:p>
             <w:pPr>
+              <w:keepNext w:val="false"/>
               <w:spacing w:after="40" w:before="0"/>
               <w:jc w:val="left"/>
             </w:pPr>
@@ -9177,6 +9402,7 @@
           </w:tcPr>
           <w:p>
             <w:pPr>
+              <w:keepNext w:val="false"/>
               <w:spacing w:after="40" w:before="0"/>
               <w:jc w:val="left"/>
             </w:pPr>
@@ -9209,6 +9435,7 @@
           </w:tcPr>
           <w:p>
             <w:pPr>
+              <w:keepNext w:val="false"/>
               <w:spacing w:after="40" w:before="0"/>
               <w:jc w:val="left"/>
             </w:pPr>
@@ -9268,6 +9495,7 @@
           </w:tcPr>
           <w:p>
             <w:pPr>
+              <w:keepNext w:val="false"/>
               <w:spacing w:after="40" w:before="0"/>
               <w:jc w:val="center"/>
             </w:pPr>
@@ -9302,6 +9530,7 @@
           </w:tcPr>
           <w:p>
             <w:pPr>
+              <w:keepNext w:val="false"/>
               <w:spacing w:after="40" w:before="0"/>
               <w:jc w:val="left"/>
             </w:pPr>
@@ -9366,6 +9595,7 @@
           </w:tcPr>
           <w:p>
             <w:pPr>
+              <w:keepNext w:val="false"/>
               <w:spacing w:after="40" w:before="0"/>
               <w:jc w:val="center"/>
             </w:pPr>
@@ -9400,6 +9630,7 @@
           </w:tcPr>
           <w:p>
             <w:pPr>
+              <w:keepNext w:val="false"/>
               <w:spacing w:after="40" w:before="0"/>
               <w:jc w:val="left"/>
             </w:pPr>
@@ -9432,6 +9663,7 @@
           </w:tcPr>
           <w:p>
             <w:pPr>
+              <w:keepNext w:val="false"/>
               <w:spacing w:after="40" w:before="0"/>
               <w:jc w:val="left"/>
             </w:pPr>
@@ -9464,6 +9696,7 @@
           </w:tcPr>
           <w:p>
             <w:pPr>
+              <w:keepNext w:val="false"/>
               <w:spacing w:after="40" w:before="0"/>
               <w:jc w:val="left"/>
             </w:pPr>
@@ -9496,6 +9729,7 @@
           </w:tcPr>
           <w:p>
             <w:pPr>
+              <w:keepNext w:val="false"/>
               <w:spacing w:after="40" w:before="0"/>
               <w:jc w:val="left"/>
             </w:pPr>
@@ -9528,6 +9762,7 @@
           </w:tcPr>
           <w:p>
             <w:pPr>
+              <w:keepNext w:val="false"/>
               <w:spacing w:after="40" w:before="0"/>
               <w:jc w:val="left"/>
             </w:pPr>
@@ -9562,6 +9797,7 @@
           </w:tcPr>
           <w:p>
             <w:pPr>
+              <w:keepNext w:val="false"/>
               <w:spacing w:after="40" w:before="0"/>
               <w:jc w:val="left"/>
             </w:pPr>
@@ -9599,7 +9835,7 @@
             <w:pPr>
               <w:spacing w:after="20" w:before="0"/>
             </w:pPr>
-            <w:hyperlink w:history="1" r:id="rIdbirpjvq4ee1lvfudd1fh9">
+            <w:hyperlink w:history="1" r:id="rIdoscbod0nrjnvpfycyfg2l">
               <w:r>
                 <w:rPr>
                   <w:rFonts w:ascii="Arial" w:cs="Arial" w:eastAsia="Arial" w:hAnsi="Arial"/>
@@ -9632,7 +9868,7 @@
               <w:spacing w:after="10" w:before="0"/>
               <w:ind w:left="120"/>
             </w:pPr>
-            <w:hyperlink w:history="1" r:id="rIdq7fihwmyttlhyqz04-3v6">
+            <w:hyperlink w:history="1" r:id="rIdje-vz5c1d3gujlnywk2mp">
               <w:r>
                 <w:rPr>
                   <w:rFonts w:ascii="Arial" w:cs="Arial" w:eastAsia="Arial" w:hAnsi="Arial"/>
@@ -9677,7 +9913,7 @@
             <w:pPr>
               <w:spacing w:after="20" w:before="0"/>
             </w:pPr>
-            <w:hyperlink w:history="1" r:id="rId9agpwgw6f4q-yulzogmab">
+            <w:hyperlink w:history="1" r:id="rId6wxj-ybanfw8osnviwpuo">
               <w:r>
                 <w:rPr>
                   <w:rFonts w:ascii="Arial" w:cs="Arial" w:eastAsia="Arial" w:hAnsi="Arial"/>
@@ -9710,7 +9946,7 @@
               <w:spacing w:after="10" w:before="0"/>
               <w:ind w:left="120"/>
             </w:pPr>
-            <w:hyperlink w:history="1" r:id="rIdeutvj3em72seacbvga2h4">
+            <w:hyperlink w:history="1" r:id="rIdmt9bgww69emgnp5doeyby">
               <w:r>
                 <w:rPr>
                   <w:rFonts w:ascii="Arial" w:cs="Arial" w:eastAsia="Arial" w:hAnsi="Arial"/>
@@ -9738,6 +9974,7 @@
           </w:tcPr>
           <w:p>
             <w:pPr>
+              <w:keepNext w:val="false"/>
               <w:spacing w:after="40" w:before="0"/>
               <w:jc w:val="left"/>
             </w:pPr>
@@ -9770,6 +10007,7 @@
           </w:tcPr>
           <w:p>
             <w:pPr>
+              <w:keepNext w:val="false"/>
               <w:spacing w:after="40" w:before="0"/>
               <w:jc w:val="left"/>
             </w:pPr>
@@ -9802,6 +10040,7 @@
           </w:tcPr>
           <w:p>
             <w:pPr>
+              <w:keepNext w:val="false"/>
               <w:spacing w:after="40" w:before="0"/>
               <w:jc w:val="left"/>
             </w:pPr>
@@ -9834,6 +10073,7 @@
           </w:tcPr>
           <w:p>
             <w:pPr>
+              <w:keepNext w:val="false"/>
               <w:spacing w:after="40" w:before="0"/>
               <w:jc w:val="left"/>
             </w:pPr>
@@ -9868,6 +10108,7 @@
           </w:tcPr>
           <w:p>
             <w:pPr>
+              <w:keepNext w:val="false"/>
               <w:spacing w:after="40" w:before="0"/>
               <w:jc w:val="left"/>
             </w:pPr>
@@ -9905,7 +10146,7 @@
             <w:pPr>
               <w:spacing w:after="20" w:before="0"/>
             </w:pPr>
-            <w:hyperlink w:history="1" r:id="rIdaxe14fhi-casnzm6zqmt0">
+            <w:hyperlink w:history="1" r:id="rIdapqlcxutlfcjx1utesfke">
               <w:r>
                 <w:rPr>
                   <w:rFonts w:ascii="Arial" w:cs="Arial" w:eastAsia="Arial" w:hAnsi="Arial"/>
@@ -9938,7 +10179,7 @@
               <w:spacing w:after="10" w:before="0"/>
               <w:ind w:left="120"/>
             </w:pPr>
-            <w:hyperlink w:history="1" r:id="rIdgw3xcyb9x2oywnalbqows">
+            <w:hyperlink w:history="1" r:id="rIds6wyvd_bconitypzswpaz">
               <w:r>
                 <w:rPr>
                   <w:rFonts w:ascii="Arial" w:cs="Arial" w:eastAsia="Arial" w:hAnsi="Arial"/>
@@ -9983,7 +10224,7 @@
             <w:pPr>
               <w:spacing w:after="20" w:before="0"/>
             </w:pPr>
-            <w:hyperlink w:history="1" r:id="rIdu1zxkrledwxwcxfoxudme">
+            <w:hyperlink w:history="1" r:id="rIdxjugbq6uy-0ectfrwf9l6">
               <w:r>
                 <w:rPr>
                   <w:rFonts w:ascii="Arial" w:cs="Arial" w:eastAsia="Arial" w:hAnsi="Arial"/>
@@ -10016,7 +10257,7 @@
               <w:spacing w:after="10" w:before="0"/>
               <w:ind w:left="120"/>
             </w:pPr>
-            <w:hyperlink w:history="1" r:id="rIdmlqigamnpcqtiejvixt5d">
+            <w:hyperlink w:history="1" r:id="rIdzojp6eie0a44srlsnx-7r">
               <w:r>
                 <w:rPr>
                   <w:rFonts w:ascii="Arial" w:cs="Arial" w:eastAsia="Arial" w:hAnsi="Arial"/>
@@ -10044,6 +10285,7 @@
           </w:tcPr>
           <w:p>
             <w:pPr>
+              <w:keepNext w:val="false"/>
               <w:spacing w:after="40" w:before="0"/>
               <w:jc w:val="left"/>
             </w:pPr>
@@ -10076,6 +10318,7 @@
           </w:tcPr>
           <w:p>
             <w:pPr>
+              <w:keepNext w:val="false"/>
               <w:spacing w:after="40" w:before="0"/>
               <w:jc w:val="left"/>
             </w:pPr>
@@ -10108,6 +10351,7 @@
           </w:tcPr>
           <w:p>
             <w:pPr>
+              <w:keepNext w:val="false"/>
               <w:spacing w:after="40" w:before="0"/>
               <w:jc w:val="left"/>
             </w:pPr>
@@ -10140,6 +10384,7 @@
           </w:tcPr>
           <w:p>
             <w:pPr>
+              <w:keepNext w:val="false"/>
               <w:spacing w:after="40" w:before="0"/>
               <w:jc w:val="left"/>
             </w:pPr>
@@ -10174,6 +10419,7 @@
           </w:tcPr>
           <w:p>
             <w:pPr>
+              <w:keepNext w:val="false"/>
               <w:spacing w:after="40" w:before="0"/>
               <w:jc w:val="left"/>
             </w:pPr>
@@ -10211,7 +10457,7 @@
             <w:pPr>
               <w:spacing w:after="20" w:before="0"/>
             </w:pPr>
-            <w:hyperlink w:history="1" r:id="rIdqf0hu47wned_lizcv9gyf">
+            <w:hyperlink w:history="1" r:id="rIdni-i7bdhazcxd4f5r0huz">
               <w:r>
                 <w:rPr>
                   <w:rFonts w:ascii="Arial" w:cs="Arial" w:eastAsia="Arial" w:hAnsi="Arial"/>
@@ -10244,7 +10490,7 @@
               <w:spacing w:after="10" w:before="0"/>
               <w:ind w:left="120"/>
             </w:pPr>
-            <w:hyperlink w:history="1" r:id="rId4sqiokjk4h8ovzoh1sk1n">
+            <w:hyperlink w:history="1" r:id="rIdnylotcrwi9gdxxq3hkqse">
               <w:r>
                 <w:rPr>
                   <w:rFonts w:ascii="Arial" w:cs="Arial" w:eastAsia="Arial" w:hAnsi="Arial"/>
@@ -10289,7 +10535,7 @@
             <w:pPr>
               <w:spacing w:after="20" w:before="0"/>
             </w:pPr>
-            <w:hyperlink w:history="1" r:id="rIddw8yplata300yobuakzvv">
+            <w:hyperlink w:history="1" r:id="rId7kcgyrt0pm_q6hpj9f4nu">
               <w:r>
                 <w:rPr>
                   <w:rFonts w:ascii="Arial" w:cs="Arial" w:eastAsia="Arial" w:hAnsi="Arial"/>
@@ -10322,7 +10568,7 @@
               <w:spacing w:after="10" w:before="0"/>
               <w:ind w:left="120"/>
             </w:pPr>
-            <w:hyperlink w:history="1" r:id="rId08hiufvk3zwoohefxknna">
+            <w:hyperlink w:history="1" r:id="rIdaq4ujysr_qorlnyjhskbt">
               <w:r>
                 <w:rPr>
                   <w:rFonts w:ascii="Arial" w:cs="Arial" w:eastAsia="Arial" w:hAnsi="Arial"/>
@@ -10350,6 +10596,7 @@
           </w:tcPr>
           <w:p>
             <w:pPr>
+              <w:keepNext w:val="false"/>
               <w:spacing w:after="40" w:before="0"/>
               <w:jc w:val="left"/>
             </w:pPr>
@@ -10382,6 +10629,7 @@
           </w:tcPr>
           <w:p>
             <w:pPr>
+              <w:keepNext w:val="false"/>
               <w:spacing w:after="40" w:before="0"/>
               <w:jc w:val="left"/>
             </w:pPr>
@@ -10414,6 +10662,7 @@
           </w:tcPr>
           <w:p>
             <w:pPr>
+              <w:keepNext w:val="false"/>
               <w:spacing w:after="40" w:before="0"/>
               <w:jc w:val="left"/>
             </w:pPr>
@@ -10446,6 +10695,7 @@
           </w:tcPr>
           <w:p>
             <w:pPr>
+              <w:keepNext w:val="false"/>
               <w:spacing w:after="40" w:before="0"/>
               <w:jc w:val="left"/>
             </w:pPr>
@@ -10480,6 +10730,7 @@
           </w:tcPr>
           <w:p>
             <w:pPr>
+              <w:keepNext w:val="false"/>
               <w:spacing w:after="40" w:before="0"/>
               <w:jc w:val="left"/>
             </w:pPr>
@@ -10517,7 +10768,7 @@
             <w:pPr>
               <w:spacing w:after="20" w:before="0"/>
             </w:pPr>
-            <w:hyperlink w:history="1" r:id="rIdur79ltt3dvjscdoowca89">
+            <w:hyperlink w:history="1" r:id="rIdyreyhavngzc3c6ovkjfpw">
               <w:r>
                 <w:rPr>
                   <w:rFonts w:ascii="Arial" w:cs="Arial" w:eastAsia="Arial" w:hAnsi="Arial"/>
@@ -10550,7 +10801,7 @@
               <w:spacing w:after="10" w:before="0"/>
               <w:ind w:left="120"/>
             </w:pPr>
-            <w:hyperlink w:history="1" r:id="rIdejdvjnpawab9fs82qiwjz">
+            <w:hyperlink w:history="1" r:id="rIdcbd0fymrwn5moyug-j97_">
               <w:r>
                 <w:rPr>
                   <w:rFonts w:ascii="Arial" w:cs="Arial" w:eastAsia="Arial" w:hAnsi="Arial"/>
@@ -10595,7 +10846,7 @@
             <w:pPr>
               <w:spacing w:after="20" w:before="0"/>
             </w:pPr>
-            <w:hyperlink w:history="1" r:id="rIdj60mkj7hpkyjpwn6kgptj">
+            <w:hyperlink w:history="1" r:id="rIdv7gtsgpbxzpbwq59ezgcy">
               <w:r>
                 <w:rPr>
                   <w:rFonts w:ascii="Arial" w:cs="Arial" w:eastAsia="Arial" w:hAnsi="Arial"/>
@@ -10628,7 +10879,7 @@
               <w:spacing w:after="10" w:before="0"/>
               <w:ind w:left="120"/>
             </w:pPr>
-            <w:hyperlink w:history="1" r:id="rIdy66leml7tt1zuirkm_aqw">
+            <w:hyperlink w:history="1" r:id="rIdrwxcrxgcmmqf3vfgbah2f">
               <w:r>
                 <w:rPr>
                   <w:rFonts w:ascii="Arial" w:cs="Arial" w:eastAsia="Arial" w:hAnsi="Arial"/>
@@ -10656,6 +10907,7 @@
           </w:tcPr>
           <w:p>
             <w:pPr>
+              <w:keepNext w:val="false"/>
               <w:spacing w:after="40" w:before="0"/>
               <w:jc w:val="left"/>
             </w:pPr>
@@ -10688,6 +10940,7 @@
           </w:tcPr>
           <w:p>
             <w:pPr>
+              <w:keepNext w:val="false"/>
               <w:spacing w:after="40" w:before="0"/>
               <w:jc w:val="left"/>
             </w:pPr>
@@ -10720,6 +10973,7 @@
           </w:tcPr>
           <w:p>
             <w:pPr>
+              <w:keepNext w:val="false"/>
               <w:spacing w:after="40" w:before="0"/>
               <w:jc w:val="left"/>
             </w:pPr>
@@ -10752,6 +11006,7 @@
           </w:tcPr>
           <w:p>
             <w:pPr>
+              <w:keepNext w:val="false"/>
               <w:spacing w:after="40" w:before="0"/>
               <w:jc w:val="left"/>
             </w:pPr>
@@ -10786,6 +11041,7 @@
           </w:tcPr>
           <w:p>
             <w:pPr>
+              <w:keepNext w:val="false"/>
               <w:spacing w:after="40" w:before="0"/>
               <w:jc w:val="left"/>
             </w:pPr>
@@ -10823,7 +11079,7 @@
             <w:pPr>
               <w:spacing w:after="20" w:before="0"/>
             </w:pPr>
-            <w:hyperlink w:history="1" r:id="rIdtbvwac3eyuizqu_usjeft">
+            <w:hyperlink w:history="1" r:id="rId875mxw2727xttyyfae3yg">
               <w:r>
                 <w:rPr>
                   <w:rFonts w:ascii="Arial" w:cs="Arial" w:eastAsia="Arial" w:hAnsi="Arial"/>
@@ -10856,7 +11112,7 @@
               <w:spacing w:after="10" w:before="0"/>
               <w:ind w:left="120"/>
             </w:pPr>
-            <w:hyperlink w:history="1" r:id="rIds8qbj3baiz2vpgwj1vemf">
+            <w:hyperlink w:history="1" r:id="rIdos5wc6qsenetlc1xodyh4">
               <w:r>
                 <w:rPr>
                   <w:rFonts w:ascii="Arial" w:cs="Arial" w:eastAsia="Arial" w:hAnsi="Arial"/>
@@ -10901,7 +11157,7 @@
             <w:pPr>
               <w:spacing w:after="20" w:before="0"/>
             </w:pPr>
-            <w:hyperlink w:history="1" r:id="rIdu2szsqze5fszt2aon_nlu">
+            <w:hyperlink w:history="1" r:id="rIdhs7_-pqrkv9wav2selmnm">
               <w:r>
                 <w:rPr>
                   <w:rFonts w:ascii="Arial" w:cs="Arial" w:eastAsia="Arial" w:hAnsi="Arial"/>
@@ -10934,7 +11190,7 @@
               <w:spacing w:after="10" w:before="0"/>
               <w:ind w:left="120"/>
             </w:pPr>
-            <w:hyperlink w:history="1" r:id="rIdyytyycyaoajwcu8fxn-ow">
+            <w:hyperlink w:history="1" r:id="rIdgmsseoryklo5hnq5tjkti">
               <w:r>
                 <w:rPr>
                   <w:rFonts w:ascii="Arial" w:cs="Arial" w:eastAsia="Arial" w:hAnsi="Arial"/>
@@ -10962,6 +11218,7 @@
           </w:tcPr>
           <w:p>
             <w:pPr>
+              <w:keepNext w:val="false"/>
               <w:spacing w:after="40" w:before="0"/>
               <w:jc w:val="left"/>
             </w:pPr>
@@ -10994,6 +11251,7 @@
           </w:tcPr>
           <w:p>
             <w:pPr>
+              <w:keepNext w:val="false"/>
               <w:spacing w:after="40" w:before="0"/>
               <w:jc w:val="left"/>
             </w:pPr>
@@ -11026,6 +11284,7 @@
           </w:tcPr>
           <w:p>
             <w:pPr>
+              <w:keepNext w:val="false"/>
               <w:spacing w:after="40" w:before="0"/>
               <w:jc w:val="left"/>
             </w:pPr>
@@ -11058,6 +11317,7 @@
           </w:tcPr>
           <w:p>
             <w:pPr>
+              <w:keepNext w:val="false"/>
               <w:spacing w:after="40" w:before="0"/>
               <w:jc w:val="left"/>
             </w:pPr>
@@ -11117,6 +11377,7 @@
           </w:tcPr>
           <w:p>
             <w:pPr>
+              <w:keepNext w:val="false"/>
               <w:spacing w:after="40" w:before="0"/>
               <w:jc w:val="center"/>
             </w:pPr>
@@ -11151,6 +11412,7 @@
           </w:tcPr>
           <w:p>
             <w:pPr>
+              <w:keepNext w:val="false"/>
               <w:spacing w:after="40" w:before="0"/>
               <w:jc w:val="left"/>
             </w:pPr>
@@ -11170,6 +11432,7 @@
           </w:p>
           <w:p>
             <w:pPr>
+              <w:keepNext w:val="false"/>
               <w:spacing w:after="40" w:before="0"/>
               <w:jc w:val="left"/>
             </w:pPr>
@@ -11189,6 +11452,7 @@
           </w:p>
           <w:p>
             <w:pPr>
+              <w:keepNext w:val="false"/>
               <w:spacing w:after="40" w:before="0"/>
               <w:jc w:val="left"/>
             </w:pPr>
@@ -11208,6 +11472,7 @@
           </w:p>
           <w:p>
             <w:pPr>
+              <w:keepNext w:val="false"/>
               <w:spacing w:after="40" w:before="0"/>
               <w:jc w:val="left"/>
             </w:pPr>
@@ -11227,6 +11492,7 @@
           </w:p>
           <w:p>
             <w:pPr>
+              <w:keepNext w:val="false"/>
               <w:spacing w:after="40" w:before="0"/>
               <w:jc w:val="left"/>
             </w:pPr>
@@ -11246,6 +11512,7 @@
           </w:p>
           <w:p>
             <w:pPr>
+              <w:keepNext w:val="false"/>
               <w:spacing w:after="40" w:before="0"/>
               <w:jc w:val="left"/>
             </w:pPr>
@@ -11307,6 +11574,7 @@
           </w:tcPr>
           <w:p>
             <w:pPr>
+              <w:keepNext w:val="false"/>
               <w:spacing w:after="40" w:before="0"/>
               <w:jc w:val="center"/>
             </w:pPr>
@@ -11341,6 +11609,7 @@
           </w:tcPr>
           <w:p>
             <w:pPr>
+              <w:keepNext w:val="false"/>
               <w:spacing w:after="40" w:before="0"/>
               <w:jc w:val="left"/>
             </w:pPr>
@@ -11373,6 +11642,7 @@
           </w:tcPr>
           <w:p>
             <w:pPr>
+              <w:keepNext w:val="false"/>
               <w:spacing w:after="40" w:before="0"/>
               <w:jc w:val="left"/>
             </w:pPr>
@@ -11407,6 +11677,7 @@
           </w:tcPr>
           <w:p>
             <w:pPr>
+              <w:keepNext w:val="false"/>
               <w:spacing w:after="40" w:before="0"/>
               <w:jc w:val="left"/>
             </w:pPr>
@@ -11439,6 +11710,7 @@
           </w:tcPr>
           <w:p>
             <w:pPr>
+              <w:keepNext w:val="false"/>
               <w:spacing w:after="40" w:before="0"/>
               <w:jc w:val="left"/>
             </w:pPr>
@@ -11473,6 +11745,7 @@
           </w:tcPr>
           <w:p>
             <w:pPr>
+              <w:keepNext w:val="false"/>
               <w:spacing w:after="40" w:before="0"/>
               <w:jc w:val="left"/>
             </w:pPr>
@@ -11505,6 +11778,7 @@
           </w:tcPr>
           <w:p>
             <w:pPr>
+              <w:keepNext w:val="false"/>
               <w:spacing w:after="40" w:before="0"/>
               <w:jc w:val="left"/>
             </w:pPr>
@@ -11541,7 +11815,7 @@
         </w:rPr>
         <w:t xml:space="preserve">© 2026 SeaVuria and ARES. Aligned with KICD objectives. Developed by SeaVuria; technical implementation by ARES (with AI assistance from Claude). Licensed under </w:t>
       </w:r>
-      <w:hyperlink w:history="1" r:id="rId9cdl3p9a9qcdul7151fe4">
+      <w:hyperlink w:history="1" r:id="rIdpqbxirxs8epbnbykmdo2q">
         <w:r>
           <w:rPr>
             <w:rFonts w:ascii="Arial" w:cs="Arial" w:eastAsia="Arial" w:hAnsi="Arial"/>
@@ -11562,7 +11836,7 @@
         </w:rPr>
         <w:t xml:space="preserve"> (</w:t>
       </w:r>
-      <w:hyperlink w:history="1" r:id="rIdrux0mdn7eho7uawwu5yo6">
+      <w:hyperlink w:history="1" r:id="rIdxt3xxvxmlgzy-ecyawjuj">
         <w:r>
           <w:rPr>
             <w:rFonts w:ascii="Arial" w:cs="Arial" w:eastAsia="Arial" w:hAnsi="Arial"/>
@@ -11622,6 +11896,7 @@
           </w:tcPr>
           <w:p>
             <w:pPr>
+              <w:keepNext w:val="false"/>
               <w:spacing w:after="40" w:before="0"/>
               <w:jc w:val="center"/>
             </w:pPr>
@@ -11657,6 +11932,7 @@
           </w:tcPr>
           <w:p>
             <w:pPr>
+              <w:keepNext w:val="false"/>
               <w:spacing w:after="40" w:before="0"/>
               <w:jc w:val="center"/>
             </w:pPr>
@@ -11691,6 +11967,7 @@
           </w:tcPr>
           <w:p>
             <w:pPr>
+              <w:keepNext w:val="false"/>
               <w:spacing w:after="40" w:before="0"/>
               <w:jc w:val="left"/>
             </w:pPr>
@@ -11723,6 +12000,7 @@
           </w:tcPr>
           <w:p>
             <w:pPr>
+              <w:keepNext w:val="false"/>
               <w:spacing w:after="40" w:before="0"/>
               <w:jc w:val="left"/>
             </w:pPr>
@@ -11757,6 +12035,7 @@
           </w:tcPr>
           <w:p>
             <w:pPr>
+              <w:keepNext w:val="false"/>
               <w:spacing w:after="40" w:before="0"/>
               <w:jc w:val="left"/>
             </w:pPr>
@@ -11789,6 +12068,7 @@
           </w:tcPr>
           <w:p>
             <w:pPr>
+              <w:keepNext w:val="false"/>
               <w:spacing w:after="40" w:before="0"/>
               <w:jc w:val="left"/>
             </w:pPr>
@@ -11823,6 +12103,7 @@
           </w:tcPr>
           <w:p>
             <w:pPr>
+              <w:keepNext w:val="false"/>
               <w:spacing w:after="40" w:before="0"/>
               <w:jc w:val="left"/>
             </w:pPr>
@@ -11930,6 +12211,7 @@
           </w:tcPr>
           <w:p>
             <w:pPr>
+              <w:keepNext w:val="false"/>
               <w:spacing w:after="40" w:before="0"/>
               <w:jc w:val="left"/>
             </w:pPr>
@@ -12017,6 +12299,7 @@
           </w:tcPr>
           <w:p>
             <w:pPr>
+              <w:keepNext w:val="false"/>
               <w:spacing w:after="40" w:before="0"/>
               <w:jc w:val="left"/>
             </w:pPr>
@@ -12104,6 +12387,7 @@
           </w:tcPr>
           <w:p>
             <w:pPr>
+              <w:keepNext w:val="false"/>
               <w:spacing w:after="40" w:before="0"/>
               <w:jc w:val="left"/>
             </w:pPr>
@@ -12136,6 +12420,7 @@
           </w:tcPr>
           <w:p>
             <w:pPr>
+              <w:keepNext w:val="false"/>
               <w:spacing w:after="40" w:before="0"/>
               <w:jc w:val="left"/>
             </w:pPr>
@@ -12170,6 +12455,7 @@
           </w:tcPr>
           <w:p>
             <w:pPr>
+              <w:keepNext w:val="false"/>
               <w:spacing w:after="40" w:before="0"/>
               <w:jc w:val="left"/>
             </w:pPr>
@@ -12202,6 +12488,7 @@
           </w:tcPr>
           <w:p>
             <w:pPr>
+              <w:keepNext w:val="false"/>
               <w:spacing w:after="40" w:before="0"/>
               <w:jc w:val="left"/>
             </w:pPr>
@@ -12236,6 +12523,7 @@
           </w:tcPr>
           <w:p>
             <w:pPr>
+              <w:keepNext w:val="false"/>
               <w:spacing w:after="40" w:before="0"/>
               <w:jc w:val="left"/>
             </w:pPr>
@@ -12268,6 +12556,7 @@
           </w:tcPr>
           <w:p>
             <w:pPr>
+              <w:keepNext w:val="false"/>
               <w:spacing w:after="40" w:before="0"/>
               <w:jc w:val="left"/>
             </w:pPr>
@@ -12327,6 +12616,7 @@
           </w:tcPr>
           <w:p>
             <w:pPr>
+              <w:keepNext w:val="false"/>
               <w:spacing w:after="40" w:before="0"/>
               <w:jc w:val="center"/>
             </w:pPr>
@@ -12361,6 +12651,7 @@
           </w:tcPr>
           <w:p>
             <w:pPr>
+              <w:keepNext w:val="false"/>
               <w:spacing w:after="40" w:before="0"/>
               <w:jc w:val="left"/>
             </w:pPr>
@@ -12425,6 +12716,7 @@
           </w:tcPr>
           <w:p>
             <w:pPr>
+              <w:keepNext w:val="false"/>
               <w:spacing w:after="40" w:before="0"/>
               <w:jc w:val="center"/>
             </w:pPr>
@@ -12459,6 +12751,7 @@
           </w:tcPr>
           <w:p>
             <w:pPr>
+              <w:keepNext w:val="false"/>
               <w:spacing w:after="40" w:before="0"/>
               <w:jc w:val="left"/>
             </w:pPr>
@@ -12491,6 +12784,7 @@
           </w:tcPr>
           <w:p>
             <w:pPr>
+              <w:keepNext w:val="false"/>
               <w:spacing w:after="40" w:before="0"/>
               <w:jc w:val="left"/>
             </w:pPr>
@@ -12523,6 +12817,7 @@
           </w:tcPr>
           <w:p>
             <w:pPr>
+              <w:keepNext w:val="false"/>
               <w:spacing w:after="40" w:before="0"/>
               <w:jc w:val="left"/>
             </w:pPr>
@@ -12555,6 +12850,7 @@
           </w:tcPr>
           <w:p>
             <w:pPr>
+              <w:keepNext w:val="false"/>
               <w:spacing w:after="40" w:before="0"/>
               <w:jc w:val="left"/>
             </w:pPr>
@@ -12587,6 +12883,7 @@
           </w:tcPr>
           <w:p>
             <w:pPr>
+              <w:keepNext w:val="false"/>
               <w:spacing w:after="40" w:before="0"/>
               <w:jc w:val="left"/>
             </w:pPr>
@@ -12621,6 +12918,7 @@
           </w:tcPr>
           <w:p>
             <w:pPr>
+              <w:keepNext w:val="false"/>
               <w:spacing w:after="40" w:before="0"/>
               <w:jc w:val="left"/>
             </w:pPr>
@@ -12658,7 +12956,7 @@
             <w:pPr>
               <w:spacing w:after="20" w:before="0"/>
             </w:pPr>
-            <w:hyperlink w:history="1" r:id="rIdou71-pkm5jennreraf0vl">
+            <w:hyperlink w:history="1" r:id="rIdpdkgjuzm6rbztuhoqfcyt">
               <w:r>
                 <w:rPr>
                   <w:rFonts w:ascii="Arial" w:cs="Arial" w:eastAsia="Arial" w:hAnsi="Arial"/>
@@ -12691,7 +12989,7 @@
               <w:spacing w:after="10" w:before="0"/>
               <w:ind w:left="120"/>
             </w:pPr>
-            <w:hyperlink w:history="1" r:id="rIdyqolijtjq4e-9pqzngifa">
+            <w:hyperlink w:history="1" r:id="rIdl6zrfsujprtepjenlgbg3">
               <w:r>
                 <w:rPr>
                   <w:rFonts w:ascii="Arial" w:cs="Arial" w:eastAsia="Arial" w:hAnsi="Arial"/>
@@ -12736,7 +13034,7 @@
             <w:pPr>
               <w:spacing w:after="20" w:before="0"/>
             </w:pPr>
-            <w:hyperlink w:history="1" r:id="rId3hyacrfjo0lije_x-efmb">
+            <w:hyperlink w:history="1" r:id="rIdjitcy9iibr0u35qk1c2o9">
               <w:r>
                 <w:rPr>
                   <w:rFonts w:ascii="Arial" w:cs="Arial" w:eastAsia="Arial" w:hAnsi="Arial"/>
@@ -12769,7 +13067,7 @@
               <w:spacing w:after="10" w:before="0"/>
               <w:ind w:left="120"/>
             </w:pPr>
-            <w:hyperlink w:history="1" r:id="rIdhug_-5ue1_ntgoelx1uqc">
+            <w:hyperlink w:history="1" r:id="rIdqdi64i55dc6rsua7w60ia">
               <w:r>
                 <w:rPr>
                   <w:rFonts w:ascii="Arial" w:cs="Arial" w:eastAsia="Arial" w:hAnsi="Arial"/>
@@ -12797,6 +13095,7 @@
           </w:tcPr>
           <w:p>
             <w:pPr>
+              <w:keepNext w:val="false"/>
               <w:spacing w:after="40" w:before="0"/>
               <w:jc w:val="left"/>
             </w:pPr>
@@ -12829,6 +13128,7 @@
           </w:tcPr>
           <w:p>
             <w:pPr>
+              <w:keepNext w:val="false"/>
               <w:spacing w:after="40" w:before="0"/>
               <w:jc w:val="left"/>
             </w:pPr>
@@ -12861,6 +13161,7 @@
           </w:tcPr>
           <w:p>
             <w:pPr>
+              <w:keepNext w:val="false"/>
               <w:spacing w:after="40" w:before="0"/>
               <w:jc w:val="left"/>
             </w:pPr>
@@ -12893,6 +13194,7 @@
           </w:tcPr>
           <w:p>
             <w:pPr>
+              <w:keepNext w:val="false"/>
               <w:spacing w:after="40" w:before="0"/>
               <w:jc w:val="left"/>
             </w:pPr>
@@ -12927,6 +13229,7 @@
           </w:tcPr>
           <w:p>
             <w:pPr>
+              <w:keepNext w:val="false"/>
               <w:spacing w:after="40" w:before="0"/>
               <w:jc w:val="left"/>
             </w:pPr>
@@ -12964,7 +13267,7 @@
             <w:pPr>
               <w:spacing w:after="20" w:before="0"/>
             </w:pPr>
-            <w:hyperlink w:history="1" r:id="rIdmv9kviuzestjnnaza3lxf">
+            <w:hyperlink w:history="1" r:id="rIda1pywikro9irzc-78_ldt">
               <w:r>
                 <w:rPr>
                   <w:rFonts w:ascii="Arial" w:cs="Arial" w:eastAsia="Arial" w:hAnsi="Arial"/>
@@ -12997,7 +13300,7 @@
               <w:spacing w:after="10" w:before="0"/>
               <w:ind w:left="120"/>
             </w:pPr>
-            <w:hyperlink w:history="1" r:id="rId6evd1ziha4ywjetskok4e">
+            <w:hyperlink w:history="1" r:id="rIdu9qjcjeryebgbqf2dv9h1">
               <w:r>
                 <w:rPr>
                   <w:rFonts w:ascii="Arial" w:cs="Arial" w:eastAsia="Arial" w:hAnsi="Arial"/>
@@ -13042,7 +13345,7 @@
             <w:pPr>
               <w:spacing w:after="20" w:before="0"/>
             </w:pPr>
-            <w:hyperlink w:history="1" r:id="rIdfor-qlyp0lu13zxo_01mm">
+            <w:hyperlink w:history="1" r:id="rIddfpvn6vem_ep2o0x5bf0v">
               <w:r>
                 <w:rPr>
                   <w:rFonts w:ascii="Arial" w:cs="Arial" w:eastAsia="Arial" w:hAnsi="Arial"/>
@@ -13075,7 +13378,7 @@
               <w:spacing w:after="10" w:before="0"/>
               <w:ind w:left="120"/>
             </w:pPr>
-            <w:hyperlink w:history="1" r:id="rIdvyctdjbypbvbgumg3ok-4">
+            <w:hyperlink w:history="1" r:id="rIdxw8rccrrrd8_pfswin_xs">
               <w:r>
                 <w:rPr>
                   <w:rFonts w:ascii="Arial" w:cs="Arial" w:eastAsia="Arial" w:hAnsi="Arial"/>
@@ -13103,6 +13406,7 @@
           </w:tcPr>
           <w:p>
             <w:pPr>
+              <w:keepNext w:val="false"/>
               <w:spacing w:after="40" w:before="0"/>
               <w:jc w:val="left"/>
             </w:pPr>
@@ -13135,6 +13439,7 @@
           </w:tcPr>
           <w:p>
             <w:pPr>
+              <w:keepNext w:val="false"/>
               <w:spacing w:after="40" w:before="0"/>
               <w:jc w:val="left"/>
             </w:pPr>
@@ -13167,6 +13472,7 @@
           </w:tcPr>
           <w:p>
             <w:pPr>
+              <w:keepNext w:val="false"/>
               <w:spacing w:after="40" w:before="0"/>
               <w:jc w:val="left"/>
             </w:pPr>
@@ -13199,6 +13505,7 @@
           </w:tcPr>
           <w:p>
             <w:pPr>
+              <w:keepNext w:val="false"/>
               <w:spacing w:after="40" w:before="0"/>
               <w:jc w:val="left"/>
             </w:pPr>
@@ -13233,6 +13540,7 @@
           </w:tcPr>
           <w:p>
             <w:pPr>
+              <w:keepNext w:val="false"/>
               <w:spacing w:after="40" w:before="0"/>
               <w:jc w:val="left"/>
             </w:pPr>
@@ -13270,7 +13578,7 @@
             <w:pPr>
               <w:spacing w:after="20" w:before="0"/>
             </w:pPr>
-            <w:hyperlink w:history="1" r:id="rIdz_rcuhzkznn7hfnqj0vbt">
+            <w:hyperlink w:history="1" r:id="rIdfympzalzuvc1ttmtmp6ek">
               <w:r>
                 <w:rPr>
                   <w:rFonts w:ascii="Arial" w:cs="Arial" w:eastAsia="Arial" w:hAnsi="Arial"/>
@@ -13303,7 +13611,7 @@
               <w:spacing w:after="10" w:before="0"/>
               <w:ind w:left="120"/>
             </w:pPr>
-            <w:hyperlink w:history="1" r:id="rIdaztwzwffkmgs48h5u6r4w">
+            <w:hyperlink w:history="1" r:id="rIdzzkqonppwz8y0ehnd7ced">
               <w:r>
                 <w:rPr>
                   <w:rFonts w:ascii="Arial" w:cs="Arial" w:eastAsia="Arial" w:hAnsi="Arial"/>
@@ -13348,7 +13656,7 @@
             <w:pPr>
               <w:spacing w:after="20" w:before="0"/>
             </w:pPr>
-            <w:hyperlink w:history="1" r:id="rIdjrs6yzjr5klmftsrd1aa3">
+            <w:hyperlink w:history="1" r:id="rIdqcvp3hvwqtxxmajauuqew">
               <w:r>
                 <w:rPr>
                   <w:rFonts w:ascii="Arial" w:cs="Arial" w:eastAsia="Arial" w:hAnsi="Arial"/>
@@ -13397,7 +13705,7 @@
               <w:spacing w:after="10" w:before="0"/>
               <w:ind w:left="120"/>
             </w:pPr>
-            <w:hyperlink w:history="1" r:id="rId-wdf4aoqmuhiqostt-_3o">
+            <w:hyperlink w:history="1" r:id="rIdl--kpmphdqqe5agzde6p5">
               <w:r>
                 <w:rPr>
                   <w:rFonts w:ascii="Arial" w:cs="Arial" w:eastAsia="Arial" w:hAnsi="Arial"/>
@@ -13425,6 +13733,7 @@
           </w:tcPr>
           <w:p>
             <w:pPr>
+              <w:keepNext w:val="false"/>
               <w:spacing w:after="40" w:before="0"/>
               <w:jc w:val="left"/>
             </w:pPr>
@@ -13457,6 +13766,7 @@
           </w:tcPr>
           <w:p>
             <w:pPr>
+              <w:keepNext w:val="false"/>
               <w:spacing w:after="40" w:before="0"/>
               <w:jc w:val="left"/>
             </w:pPr>
@@ -13489,6 +13799,7 @@
           </w:tcPr>
           <w:p>
             <w:pPr>
+              <w:keepNext w:val="false"/>
               <w:spacing w:after="40" w:before="0"/>
               <w:jc w:val="left"/>
             </w:pPr>
@@ -13521,6 +13832,7 @@
           </w:tcPr>
           <w:p>
             <w:pPr>
+              <w:keepNext w:val="false"/>
               <w:spacing w:after="40" w:before="0"/>
               <w:jc w:val="left"/>
             </w:pPr>
@@ -13555,6 +13867,7 @@
           </w:tcPr>
           <w:p>
             <w:pPr>
+              <w:keepNext w:val="false"/>
               <w:spacing w:after="40" w:before="0"/>
               <w:jc w:val="left"/>
             </w:pPr>
@@ -13592,7 +13905,7 @@
             <w:pPr>
               <w:spacing w:after="20" w:before="0"/>
             </w:pPr>
-            <w:hyperlink w:history="1" r:id="rId1beyfp-dcn8uds_-xbgkf">
+            <w:hyperlink w:history="1" r:id="rIdrnegus0sff9yd_fifwdda">
               <w:r>
                 <w:rPr>
                   <w:rFonts w:ascii="Arial" w:cs="Arial" w:eastAsia="Arial" w:hAnsi="Arial"/>
@@ -13625,7 +13938,7 @@
               <w:spacing w:after="10" w:before="0"/>
               <w:ind w:left="120"/>
             </w:pPr>
-            <w:hyperlink w:history="1" r:id="rId10cssnnroairhehlolwsf">
+            <w:hyperlink w:history="1" r:id="rIdgklirtfmlrsppbwe2ywb3">
               <w:r>
                 <w:rPr>
                   <w:rFonts w:ascii="Arial" w:cs="Arial" w:eastAsia="Arial" w:hAnsi="Arial"/>
@@ -13670,7 +13983,7 @@
             <w:pPr>
               <w:spacing w:after="20" w:before="0"/>
             </w:pPr>
-            <w:hyperlink w:history="1" r:id="rIdhsrloumazrbwaiapnq83c">
+            <w:hyperlink w:history="1" r:id="rIdi9__oaosrazpjjvhu2crr">
               <w:r>
                 <w:rPr>
                   <w:rFonts w:ascii="Arial" w:cs="Arial" w:eastAsia="Arial" w:hAnsi="Arial"/>
@@ -13719,7 +14032,7 @@
               <w:spacing w:after="10" w:before="0"/>
               <w:ind w:left="120"/>
             </w:pPr>
-            <w:hyperlink w:history="1" r:id="rIdameqq-sncnrrf4s-d0wr3">
+            <w:hyperlink w:history="1" r:id="rIdneuol7urf7n4awm4e7l77">
               <w:r>
                 <w:rPr>
                   <w:rFonts w:ascii="Arial" w:cs="Arial" w:eastAsia="Arial" w:hAnsi="Arial"/>
@@ -13747,6 +14060,7 @@
           </w:tcPr>
           <w:p>
             <w:pPr>
+              <w:keepNext w:val="false"/>
               <w:spacing w:after="40" w:before="0"/>
               <w:jc w:val="left"/>
             </w:pPr>
@@ -13779,6 +14093,7 @@
           </w:tcPr>
           <w:p>
             <w:pPr>
+              <w:keepNext w:val="false"/>
               <w:spacing w:after="40" w:before="0"/>
               <w:jc w:val="left"/>
             </w:pPr>
@@ -13811,6 +14126,7 @@
           </w:tcPr>
           <w:p>
             <w:pPr>
+              <w:keepNext w:val="false"/>
               <w:spacing w:after="40" w:before="0"/>
               <w:jc w:val="left"/>
             </w:pPr>
@@ -13843,6 +14159,7 @@
           </w:tcPr>
           <w:p>
             <w:pPr>
+              <w:keepNext w:val="false"/>
               <w:spacing w:after="40" w:before="0"/>
               <w:jc w:val="left"/>
             </w:pPr>
@@ -13877,6 +14194,7 @@
           </w:tcPr>
           <w:p>
             <w:pPr>
+              <w:keepNext w:val="false"/>
               <w:spacing w:after="40" w:before="0"/>
               <w:jc w:val="left"/>
             </w:pPr>
@@ -13914,7 +14232,7 @@
             <w:pPr>
               <w:spacing w:after="20" w:before="0"/>
             </w:pPr>
-            <w:hyperlink w:history="1" r:id="rIdywncuri9rzlsf2uwxglym">
+            <w:hyperlink w:history="1" r:id="rIdobazn0nkvu7a-3fcpu5r_">
               <w:r>
                 <w:rPr>
                   <w:rFonts w:ascii="Arial" w:cs="Arial" w:eastAsia="Arial" w:hAnsi="Arial"/>
@@ -13947,7 +14265,7 @@
               <w:spacing w:after="10" w:before="0"/>
               <w:ind w:left="120"/>
             </w:pPr>
-            <w:hyperlink w:history="1" r:id="rIddkjyecbcsxwilst66-jsa">
+            <w:hyperlink w:history="1" r:id="rIdwz-luudpna3z8yrf_ftdh">
               <w:r>
                 <w:rPr>
                   <w:rFonts w:ascii="Arial" w:cs="Arial" w:eastAsia="Arial" w:hAnsi="Arial"/>
@@ -13992,7 +14310,7 @@
             <w:pPr>
               <w:spacing w:after="20" w:before="0"/>
             </w:pPr>
-            <w:hyperlink w:history="1" r:id="rIdu9riz8uxpvtlna-tj2ovg">
+            <w:hyperlink w:history="1" r:id="rIdu9d9rifoihdlj6oub_qge">
               <w:r>
                 <w:rPr>
                   <w:rFonts w:ascii="Arial" w:cs="Arial" w:eastAsia="Arial" w:hAnsi="Arial"/>
@@ -14041,7 +14359,7 @@
               <w:spacing w:after="10" w:before="0"/>
               <w:ind w:left="120"/>
             </w:pPr>
-            <w:hyperlink w:history="1" r:id="rIdfc6ykia2yrcbnu1qp7rhj">
+            <w:hyperlink w:history="1" r:id="rIdhl7g60v-bwdoarcmgug7u">
               <w:r>
                 <w:rPr>
                   <w:rFonts w:ascii="Arial" w:cs="Arial" w:eastAsia="Arial" w:hAnsi="Arial"/>
@@ -14069,6 +14387,7 @@
           </w:tcPr>
           <w:p>
             <w:pPr>
+              <w:keepNext w:val="false"/>
               <w:spacing w:after="40" w:before="0"/>
               <w:jc w:val="left"/>
             </w:pPr>
@@ -14101,6 +14420,7 @@
           </w:tcPr>
           <w:p>
             <w:pPr>
+              <w:keepNext w:val="false"/>
               <w:spacing w:after="40" w:before="0"/>
               <w:jc w:val="left"/>
             </w:pPr>
@@ -14133,6 +14453,7 @@
           </w:tcPr>
           <w:p>
             <w:pPr>
+              <w:keepNext w:val="false"/>
               <w:spacing w:after="40" w:before="0"/>
               <w:jc w:val="left"/>
             </w:pPr>
@@ -14165,6 +14486,7 @@
           </w:tcPr>
           <w:p>
             <w:pPr>
+              <w:keepNext w:val="false"/>
               <w:spacing w:after="40" w:before="0"/>
               <w:jc w:val="left"/>
             </w:pPr>
@@ -14224,6 +14546,7 @@
           </w:tcPr>
           <w:p>
             <w:pPr>
+              <w:keepNext w:val="false"/>
               <w:spacing w:after="40" w:before="0"/>
               <w:jc w:val="center"/>
             </w:pPr>
@@ -14258,6 +14581,7 @@
           </w:tcPr>
           <w:p>
             <w:pPr>
+              <w:keepNext w:val="false"/>
               <w:spacing w:after="40" w:before="0"/>
               <w:jc w:val="left"/>
             </w:pPr>
@@ -14319,6 +14643,7 @@
           </w:tcPr>
           <w:p>
             <w:pPr>
+              <w:keepNext w:val="false"/>
               <w:spacing w:after="40" w:before="0"/>
               <w:jc w:val="center"/>
             </w:pPr>
@@ -14353,6 +14678,7 @@
           </w:tcPr>
           <w:p>
             <w:pPr>
+              <w:keepNext w:val="false"/>
               <w:spacing w:after="40" w:before="0"/>
               <w:jc w:val="left"/>
             </w:pPr>
@@ -14385,6 +14711,7 @@
           </w:tcPr>
           <w:p>
             <w:pPr>
+              <w:keepNext w:val="false"/>
               <w:spacing w:after="40" w:before="0"/>
               <w:jc w:val="left"/>
             </w:pPr>
@@ -14419,6 +14746,7 @@
           </w:tcPr>
           <w:p>
             <w:pPr>
+              <w:keepNext w:val="false"/>
               <w:spacing w:after="40" w:before="0"/>
               <w:jc w:val="left"/>
             </w:pPr>
@@ -14451,6 +14779,7 @@
           </w:tcPr>
           <w:p>
             <w:pPr>
+              <w:keepNext w:val="false"/>
               <w:spacing w:after="40" w:before="0"/>
               <w:jc w:val="left"/>
             </w:pPr>
@@ -14485,6 +14814,7 @@
           </w:tcPr>
           <w:p>
             <w:pPr>
+              <w:keepNext w:val="false"/>
               <w:spacing w:after="40" w:before="0"/>
               <w:jc w:val="left"/>
             </w:pPr>
@@ -14517,6 +14847,7 @@
           </w:tcPr>
           <w:p>
             <w:pPr>
+              <w:keepNext w:val="false"/>
               <w:spacing w:after="40" w:before="0"/>
               <w:jc w:val="left"/>
             </w:pPr>
@@ -14553,7 +14884,7 @@
         </w:rPr>
         <w:t xml:space="preserve">© 2026 SeaVuria and ARES. Aligned with KICD objectives. Developed by SeaVuria; technical implementation by ARES (with AI assistance from Claude). Licensed under </w:t>
       </w:r>
-      <w:hyperlink w:history="1" r:id="rId0ldwcokwqong8iyxopb94">
+      <w:hyperlink w:history="1" r:id="rId7b83dsywzxusghc4mfu3q">
         <w:r>
           <w:rPr>
             <w:rFonts w:ascii="Arial" w:cs="Arial" w:eastAsia="Arial" w:hAnsi="Arial"/>
@@ -14574,7 +14905,7 @@
         </w:rPr>
         <w:t xml:space="preserve"> (</w:t>
       </w:r>
-      <w:hyperlink w:history="1" r:id="rIdd0rpbgddtclnqsh4oawwt">
+      <w:hyperlink w:history="1" r:id="rIdi5qw-u2rwoep7-hekxktf">
         <w:r>
           <w:rPr>
             <w:rFonts w:ascii="Arial" w:cs="Arial" w:eastAsia="Arial" w:hAnsi="Arial"/>
@@ -14634,6 +14965,7 @@
           </w:tcPr>
           <w:p>
             <w:pPr>
+              <w:keepNext w:val="false"/>
               <w:spacing w:after="40" w:before="0"/>
               <w:jc w:val="center"/>
             </w:pPr>
@@ -14669,6 +15001,7 @@
           </w:tcPr>
           <w:p>
             <w:pPr>
+              <w:keepNext w:val="false"/>
               <w:spacing w:after="40" w:before="0"/>
               <w:jc w:val="center"/>
             </w:pPr>
@@ -14703,6 +15036,7 @@
           </w:tcPr>
           <w:p>
             <w:pPr>
+              <w:keepNext w:val="false"/>
               <w:spacing w:after="40" w:before="0"/>
               <w:jc w:val="left"/>
             </w:pPr>
@@ -14735,6 +15069,7 @@
           </w:tcPr>
           <w:p>
             <w:pPr>
+              <w:keepNext w:val="false"/>
               <w:spacing w:after="40" w:before="0"/>
               <w:jc w:val="left"/>
             </w:pPr>
@@ -14769,6 +15104,7 @@
           </w:tcPr>
           <w:p>
             <w:pPr>
+              <w:keepNext w:val="false"/>
               <w:spacing w:after="40" w:before="0"/>
               <w:jc w:val="left"/>
             </w:pPr>
@@ -14801,6 +15137,7 @@
           </w:tcPr>
           <w:p>
             <w:pPr>
+              <w:keepNext w:val="false"/>
               <w:spacing w:after="40" w:before="0"/>
               <w:jc w:val="left"/>
             </w:pPr>
@@ -14835,6 +15172,7 @@
           </w:tcPr>
           <w:p>
             <w:pPr>
+              <w:keepNext w:val="false"/>
               <w:spacing w:after="40" w:before="0"/>
               <w:jc w:val="left"/>
             </w:pPr>
@@ -14867,6 +15205,7 @@
           </w:tcPr>
           <w:p>
             <w:pPr>
+              <w:keepNext w:val="false"/>
               <w:spacing w:after="40" w:before="0"/>
               <w:jc w:val="left"/>
             </w:pPr>
@@ -14901,6 +15240,7 @@
           </w:tcPr>
           <w:p>
             <w:pPr>
+              <w:keepNext w:val="false"/>
               <w:spacing w:after="40" w:before="0"/>
               <w:jc w:val="left"/>
             </w:pPr>
@@ -14933,6 +15273,7 @@
           </w:tcPr>
           <w:p>
             <w:pPr>
+              <w:keepNext w:val="false"/>
               <w:spacing w:after="40" w:before="0"/>
               <w:jc w:val="left"/>
             </w:pPr>
@@ -14967,6 +15308,7 @@
           </w:tcPr>
           <w:p>
             <w:pPr>
+              <w:keepNext w:val="false"/>
               <w:spacing w:after="40" w:before="0"/>
               <w:jc w:val="left"/>
             </w:pPr>
@@ -14999,6 +15341,7 @@
           </w:tcPr>
           <w:p>
             <w:pPr>
+              <w:keepNext w:val="false"/>
               <w:spacing w:after="40" w:before="0"/>
               <w:jc w:val="left"/>
             </w:pPr>
@@ -15033,6 +15376,7 @@
           </w:tcPr>
           <w:p>
             <w:pPr>
+              <w:keepNext w:val="false"/>
               <w:spacing w:after="40" w:before="0"/>
               <w:jc w:val="left"/>
             </w:pPr>
@@ -15065,6 +15409,7 @@
           </w:tcPr>
           <w:p>
             <w:pPr>
+              <w:keepNext w:val="false"/>
               <w:spacing w:after="40" w:before="0"/>
               <w:jc w:val="left"/>
             </w:pPr>
@@ -15099,6 +15444,7 @@
           </w:tcPr>
           <w:p>
             <w:pPr>
+              <w:keepNext w:val="false"/>
               <w:spacing w:after="40" w:before="0"/>
               <w:jc w:val="left"/>
             </w:pPr>
@@ -15131,6 +15477,7 @@
           </w:tcPr>
           <w:p>
             <w:pPr>
+              <w:keepNext w:val="false"/>
               <w:spacing w:after="40" w:before="0"/>
               <w:jc w:val="left"/>
             </w:pPr>
@@ -15165,6 +15512,7 @@
           </w:tcPr>
           <w:p>
             <w:pPr>
+              <w:keepNext w:val="false"/>
               <w:spacing w:after="40" w:before="0"/>
               <w:jc w:val="left"/>
             </w:pPr>
@@ -15197,6 +15545,7 @@
           </w:tcPr>
           <w:p>
             <w:pPr>
+              <w:keepNext w:val="false"/>
               <w:spacing w:after="40" w:before="0"/>
               <w:jc w:val="left"/>
             </w:pPr>
@@ -15256,6 +15605,7 @@
           </w:tcPr>
           <w:p>
             <w:pPr>
+              <w:keepNext w:val="false"/>
               <w:spacing w:after="40" w:before="0"/>
               <w:jc w:val="center"/>
             </w:pPr>
@@ -15290,6 +15640,7 @@
           </w:tcPr>
           <w:p>
             <w:pPr>
+              <w:keepNext w:val="false"/>
               <w:spacing w:after="40" w:before="0"/>
               <w:jc w:val="left"/>
             </w:pPr>
@@ -15354,6 +15705,7 @@
           </w:tcPr>
           <w:p>
             <w:pPr>
+              <w:keepNext w:val="false"/>
               <w:spacing w:after="40" w:before="0"/>
               <w:jc w:val="center"/>
             </w:pPr>
@@ -15388,6 +15740,7 @@
           </w:tcPr>
           <w:p>
             <w:pPr>
+              <w:keepNext w:val="false"/>
               <w:spacing w:after="40" w:before="0"/>
               <w:jc w:val="left"/>
             </w:pPr>
@@ -15420,6 +15773,7 @@
           </w:tcPr>
           <w:p>
             <w:pPr>
+              <w:keepNext w:val="false"/>
               <w:spacing w:after="40" w:before="0"/>
               <w:jc w:val="left"/>
             </w:pPr>
@@ -15452,6 +15806,7 @@
           </w:tcPr>
           <w:p>
             <w:pPr>
+              <w:keepNext w:val="false"/>
               <w:spacing w:after="40" w:before="0"/>
               <w:jc w:val="left"/>
             </w:pPr>
@@ -15484,6 +15839,7 @@
           </w:tcPr>
           <w:p>
             <w:pPr>
+              <w:keepNext w:val="false"/>
               <w:spacing w:after="40" w:before="0"/>
               <w:jc w:val="left"/>
             </w:pPr>
@@ -15516,6 +15872,7 @@
           </w:tcPr>
           <w:p>
             <w:pPr>
+              <w:keepNext w:val="false"/>
               <w:spacing w:after="40" w:before="0"/>
               <w:jc w:val="left"/>
             </w:pPr>
@@ -15550,6 +15907,7 @@
           </w:tcPr>
           <w:p>
             <w:pPr>
+              <w:keepNext w:val="false"/>
               <w:spacing w:after="40" w:before="0"/>
               <w:jc w:val="left"/>
             </w:pPr>
@@ -15587,7 +15945,7 @@
             <w:pPr>
               <w:spacing w:after="20" w:before="0"/>
             </w:pPr>
-            <w:hyperlink w:history="1" r:id="rIdxvmejicaspmbfncbhhskr">
+            <w:hyperlink w:history="1" r:id="rIdilnheeqe4gu6yyvzbijwt">
               <w:r>
                 <w:rPr>
                   <w:rFonts w:ascii="Arial" w:cs="Arial" w:eastAsia="Arial" w:hAnsi="Arial"/>
@@ -15620,7 +15978,7 @@
               <w:spacing w:after="10" w:before="0"/>
               <w:ind w:left="120"/>
             </w:pPr>
-            <w:hyperlink w:history="1" r:id="rIdocoq-ngqz10waqzoqbt7l">
+            <w:hyperlink w:history="1" r:id="rIdfd2jv09id9yiphv7u4lbb">
               <w:r>
                 <w:rPr>
                   <w:rFonts w:ascii="Arial" w:cs="Arial" w:eastAsia="Arial" w:hAnsi="Arial"/>
@@ -15665,7 +16023,7 @@
             <w:pPr>
               <w:spacing w:after="20" w:before="0"/>
             </w:pPr>
-            <w:hyperlink w:history="1" r:id="rIdwendnyostwya6osecazpr">
+            <w:hyperlink w:history="1" r:id="rIdd7mqtgzwe3dyd51gnsaci">
               <w:r>
                 <w:rPr>
                   <w:rFonts w:ascii="Arial" w:cs="Arial" w:eastAsia="Arial" w:hAnsi="Arial"/>
@@ -15698,7 +16056,7 @@
               <w:spacing w:after="10" w:before="0"/>
               <w:ind w:left="120"/>
             </w:pPr>
-            <w:hyperlink w:history="1" r:id="rId8y7agwhslj7sxl5ynhh5u">
+            <w:hyperlink w:history="1" r:id="rIdyzfuhmxx2yvcdpvocxbok">
               <w:r>
                 <w:rPr>
                   <w:rFonts w:ascii="Arial" w:cs="Arial" w:eastAsia="Arial" w:hAnsi="Arial"/>
@@ -15726,6 +16084,7 @@
           </w:tcPr>
           <w:p>
             <w:pPr>
+              <w:keepNext w:val="false"/>
               <w:spacing w:after="40" w:before="0"/>
               <w:jc w:val="left"/>
             </w:pPr>
@@ -15758,6 +16117,7 @@
           </w:tcPr>
           <w:p>
             <w:pPr>
+              <w:keepNext w:val="false"/>
               <w:spacing w:after="40" w:before="0"/>
               <w:jc w:val="left"/>
             </w:pPr>
@@ -15790,6 +16150,7 @@
           </w:tcPr>
           <w:p>
             <w:pPr>
+              <w:keepNext w:val="false"/>
               <w:spacing w:after="40" w:before="0"/>
               <w:jc w:val="left"/>
             </w:pPr>
@@ -15822,6 +16183,7 @@
           </w:tcPr>
           <w:p>
             <w:pPr>
+              <w:keepNext w:val="false"/>
               <w:spacing w:after="40" w:before="0"/>
               <w:jc w:val="left"/>
             </w:pPr>
@@ -15856,6 +16218,7 @@
           </w:tcPr>
           <w:p>
             <w:pPr>
+              <w:keepNext w:val="false"/>
               <w:spacing w:after="40" w:before="0"/>
               <w:jc w:val="left"/>
             </w:pPr>
@@ -15893,7 +16256,7 @@
             <w:pPr>
               <w:spacing w:after="20" w:before="0"/>
             </w:pPr>
-            <w:hyperlink w:history="1" r:id="rId5gtmykzlk00qgjgk0ob4m">
+            <w:hyperlink w:history="1" r:id="rIdxs0hgidgdlpnmmbnbisde">
               <w:r>
                 <w:rPr>
                   <w:rFonts w:ascii="Arial" w:cs="Arial" w:eastAsia="Arial" w:hAnsi="Arial"/>
@@ -15926,7 +16289,7 @@
               <w:spacing w:after="10" w:before="0"/>
               <w:ind w:left="120"/>
             </w:pPr>
-            <w:hyperlink w:history="1" r:id="rIdqa4i8inzf-vingaiswydz">
+            <w:hyperlink w:history="1" r:id="rIdeiphjvcjhdv3djftqgghe">
               <w:r>
                 <w:rPr>
                   <w:rFonts w:ascii="Arial" w:cs="Arial" w:eastAsia="Arial" w:hAnsi="Arial"/>
@@ -15971,7 +16334,7 @@
             <w:pPr>
               <w:spacing w:after="20" w:before="0"/>
             </w:pPr>
-            <w:hyperlink w:history="1" r:id="rIdb6cshvwlt1pp53c2gnutt">
+            <w:hyperlink w:history="1" r:id="rIdinwphlwyo6mejwe8yg3vk">
               <w:r>
                 <w:rPr>
                   <w:rFonts w:ascii="Arial" w:cs="Arial" w:eastAsia="Arial" w:hAnsi="Arial"/>
@@ -16004,7 +16367,7 @@
               <w:spacing w:after="10" w:before="0"/>
               <w:ind w:left="120"/>
             </w:pPr>
-            <w:hyperlink w:history="1" r:id="rIdukuhyf1dqlt4dq2bjnd1e">
+            <w:hyperlink w:history="1" r:id="rIdit_bakjxkiasxln4nuao6">
               <w:r>
                 <w:rPr>
                   <w:rFonts w:ascii="Arial" w:cs="Arial" w:eastAsia="Arial" w:hAnsi="Arial"/>
@@ -16032,6 +16395,7 @@
           </w:tcPr>
           <w:p>
             <w:pPr>
+              <w:keepNext w:val="false"/>
               <w:spacing w:after="40" w:before="0"/>
               <w:jc w:val="left"/>
             </w:pPr>
@@ -16064,6 +16428,7 @@
           </w:tcPr>
           <w:p>
             <w:pPr>
+              <w:keepNext w:val="false"/>
               <w:spacing w:after="40" w:before="0"/>
               <w:jc w:val="left"/>
             </w:pPr>
@@ -16096,6 +16461,7 @@
           </w:tcPr>
           <w:p>
             <w:pPr>
+              <w:keepNext w:val="false"/>
               <w:spacing w:after="40" w:before="0"/>
               <w:jc w:val="left"/>
             </w:pPr>
@@ -16128,6 +16494,7 @@
           </w:tcPr>
           <w:p>
             <w:pPr>
+              <w:keepNext w:val="false"/>
               <w:spacing w:after="40" w:before="0"/>
               <w:jc w:val="left"/>
             </w:pPr>
@@ -16162,6 +16529,7 @@
           </w:tcPr>
           <w:p>
             <w:pPr>
+              <w:keepNext w:val="false"/>
               <w:spacing w:after="40" w:before="0"/>
               <w:jc w:val="left"/>
             </w:pPr>
@@ -16199,7 +16567,7 @@
             <w:pPr>
               <w:spacing w:after="20" w:before="0"/>
             </w:pPr>
-            <w:hyperlink w:history="1" r:id="rIde4c1r10-sv0szqev1odd8">
+            <w:hyperlink w:history="1" r:id="rId5g2igzz1ujlg2urfvhxji">
               <w:r>
                 <w:rPr>
                   <w:rFonts w:ascii="Arial" w:cs="Arial" w:eastAsia="Arial" w:hAnsi="Arial"/>
@@ -16232,7 +16600,7 @@
               <w:spacing w:after="10" w:before="0"/>
               <w:ind w:left="120"/>
             </w:pPr>
-            <w:hyperlink w:history="1" r:id="rIdgj1pmxg3woxxwq45eaeik">
+            <w:hyperlink w:history="1" r:id="rIdfpqdtxldsdbnuiznw670e">
               <w:r>
                 <w:rPr>
                   <w:rFonts w:ascii="Arial" w:cs="Arial" w:eastAsia="Arial" w:hAnsi="Arial"/>
@@ -16277,7 +16645,7 @@
             <w:pPr>
               <w:spacing w:after="20" w:before="0"/>
             </w:pPr>
-            <w:hyperlink w:history="1" r:id="rId80mx1zz5g_49cq_bs80xe">
+            <w:hyperlink w:history="1" r:id="rIdrmy-mtodctqpyww25icvd">
               <w:r>
                 <w:rPr>
                   <w:rFonts w:ascii="Arial" w:cs="Arial" w:eastAsia="Arial" w:hAnsi="Arial"/>
@@ -16326,7 +16694,7 @@
               <w:spacing w:after="10" w:before="0"/>
               <w:ind w:left="120"/>
             </w:pPr>
-            <w:hyperlink w:history="1" r:id="rIdh4q9bqisgmroyyxzctpz6">
+            <w:hyperlink w:history="1" r:id="rId7zv4z5ez8x91oz0g_6jcn">
               <w:r>
                 <w:rPr>
                   <w:rFonts w:ascii="Arial" w:cs="Arial" w:eastAsia="Arial" w:hAnsi="Arial"/>
@@ -16354,6 +16722,7 @@
           </w:tcPr>
           <w:p>
             <w:pPr>
+              <w:keepNext w:val="false"/>
               <w:spacing w:after="40" w:before="0"/>
               <w:jc w:val="left"/>
             </w:pPr>
@@ -16386,6 +16755,7 @@
           </w:tcPr>
           <w:p>
             <w:pPr>
+              <w:keepNext w:val="false"/>
               <w:spacing w:after="40" w:before="0"/>
               <w:jc w:val="left"/>
             </w:pPr>
@@ -16418,6 +16788,7 @@
           </w:tcPr>
           <w:p>
             <w:pPr>
+              <w:keepNext w:val="false"/>
               <w:spacing w:after="40" w:before="0"/>
               <w:jc w:val="left"/>
             </w:pPr>
@@ -16450,6 +16821,7 @@
           </w:tcPr>
           <w:p>
             <w:pPr>
+              <w:keepNext w:val="false"/>
               <w:spacing w:after="40" w:before="0"/>
               <w:jc w:val="left"/>
             </w:pPr>
@@ -16484,6 +16856,7 @@
           </w:tcPr>
           <w:p>
             <w:pPr>
+              <w:keepNext w:val="false"/>
               <w:spacing w:after="40" w:before="0"/>
               <w:jc w:val="left"/>
             </w:pPr>
@@ -16521,7 +16894,7 @@
             <w:pPr>
               <w:spacing w:after="20" w:before="0"/>
             </w:pPr>
-            <w:hyperlink w:history="1" r:id="rIdekahl0gkl6xpa3i6jeoi-">
+            <w:hyperlink w:history="1" r:id="rIdr3ghoipga0gf7sajdcewy">
               <w:r>
                 <w:rPr>
                   <w:rFonts w:ascii="Arial" w:cs="Arial" w:eastAsia="Arial" w:hAnsi="Arial"/>
@@ -16554,7 +16927,7 @@
               <w:spacing w:after="10" w:before="0"/>
               <w:ind w:left="120"/>
             </w:pPr>
-            <w:hyperlink w:history="1" r:id="rIddloqtezp4k2tmc7zvpyhs">
+            <w:hyperlink w:history="1" r:id="rIdn3no515yu4m-mz6suas1d">
               <w:r>
                 <w:rPr>
                   <w:rFonts w:ascii="Arial" w:cs="Arial" w:eastAsia="Arial" w:hAnsi="Arial"/>
@@ -16599,7 +16972,7 @@
             <w:pPr>
               <w:spacing w:after="20" w:before="0"/>
             </w:pPr>
-            <w:hyperlink w:history="1" r:id="rId4qs2sz4fdnwgaamp7avcc">
+            <w:hyperlink w:history="1" r:id="rIdtivmszrs9vwxn0hye1auf">
               <w:r>
                 <w:rPr>
                   <w:rFonts w:ascii="Arial" w:cs="Arial" w:eastAsia="Arial" w:hAnsi="Arial"/>
@@ -16648,7 +17021,7 @@
               <w:spacing w:after="10" w:before="0"/>
               <w:ind w:left="120"/>
             </w:pPr>
-            <w:hyperlink w:history="1" r:id="rIdjroeljuquie733z84gh3h">
+            <w:hyperlink w:history="1" r:id="rIdmyn4okvmtbwe6h89fltbw">
               <w:r>
                 <w:rPr>
                   <w:rFonts w:ascii="Arial" w:cs="Arial" w:eastAsia="Arial" w:hAnsi="Arial"/>
@@ -16676,6 +17049,7 @@
           </w:tcPr>
           <w:p>
             <w:pPr>
+              <w:keepNext w:val="false"/>
               <w:spacing w:after="40" w:before="0"/>
               <w:jc w:val="left"/>
             </w:pPr>
@@ -16708,6 +17082,7 @@
           </w:tcPr>
           <w:p>
             <w:pPr>
+              <w:keepNext w:val="false"/>
               <w:spacing w:after="40" w:before="0"/>
               <w:jc w:val="left"/>
             </w:pPr>
@@ -16740,6 +17115,7 @@
           </w:tcPr>
           <w:p>
             <w:pPr>
+              <w:keepNext w:val="false"/>
               <w:spacing w:after="40" w:before="0"/>
               <w:jc w:val="left"/>
             </w:pPr>
@@ -16772,6 +17148,7 @@
           </w:tcPr>
           <w:p>
             <w:pPr>
+              <w:keepNext w:val="false"/>
               <w:spacing w:after="40" w:before="0"/>
               <w:jc w:val="left"/>
             </w:pPr>
@@ -16806,6 +17183,7 @@
           </w:tcPr>
           <w:p>
             <w:pPr>
+              <w:keepNext w:val="false"/>
               <w:spacing w:after="40" w:before="0"/>
               <w:jc w:val="left"/>
             </w:pPr>
@@ -16843,7 +17221,7 @@
             <w:pPr>
               <w:spacing w:after="20" w:before="0"/>
             </w:pPr>
-            <w:hyperlink w:history="1" r:id="rIdfhcde_i3pqv_ulk_ibhpq">
+            <w:hyperlink w:history="1" r:id="rId9ysjpwx5cgrgp21_ikj2l">
               <w:r>
                 <w:rPr>
                   <w:rFonts w:ascii="Arial" w:cs="Arial" w:eastAsia="Arial" w:hAnsi="Arial"/>
@@ -16876,7 +17254,7 @@
               <w:spacing w:after="10" w:before="0"/>
               <w:ind w:left="120"/>
             </w:pPr>
-            <w:hyperlink w:history="1" r:id="rIdzvsdlpffkq4_egz0bmmnj">
+            <w:hyperlink w:history="1" r:id="rIdzdjpsiq5z_u96lgakrzmz">
               <w:r>
                 <w:rPr>
                   <w:rFonts w:ascii="Arial" w:cs="Arial" w:eastAsia="Arial" w:hAnsi="Arial"/>
@@ -16921,7 +17299,7 @@
             <w:pPr>
               <w:spacing w:after="20" w:before="0"/>
             </w:pPr>
-            <w:hyperlink w:history="1" r:id="rIdwlp_cvkw4cowivzaa1pib">
+            <w:hyperlink w:history="1" r:id="rIdgyzz2dxryrbpvojaapbvs">
               <w:r>
                 <w:rPr>
                   <w:rFonts w:ascii="Arial" w:cs="Arial" w:eastAsia="Arial" w:hAnsi="Arial"/>
@@ -16970,7 +17348,7 @@
               <w:spacing w:after="10" w:before="0"/>
               <w:ind w:left="120"/>
             </w:pPr>
-            <w:hyperlink w:history="1" r:id="rIdg7i4t-b_ldx4hlsg6c3xr">
+            <w:hyperlink w:history="1" r:id="rId2dc3cewtnlbyyvlelcfr-">
               <w:r>
                 <w:rPr>
                   <w:rFonts w:ascii="Arial" w:cs="Arial" w:eastAsia="Arial" w:hAnsi="Arial"/>
@@ -16998,6 +17376,7 @@
           </w:tcPr>
           <w:p>
             <w:pPr>
+              <w:keepNext w:val="false"/>
               <w:spacing w:after="40" w:before="0"/>
               <w:jc w:val="left"/>
             </w:pPr>
@@ -17030,6 +17409,7 @@
           </w:tcPr>
           <w:p>
             <w:pPr>
+              <w:keepNext w:val="false"/>
               <w:spacing w:after="40" w:before="0"/>
               <w:jc w:val="left"/>
             </w:pPr>
@@ -17062,6 +17442,7 @@
           </w:tcPr>
           <w:p>
             <w:pPr>
+              <w:keepNext w:val="false"/>
               <w:spacing w:after="40" w:before="0"/>
               <w:jc w:val="left"/>
             </w:pPr>
@@ -17094,6 +17475,7 @@
           </w:tcPr>
           <w:p>
             <w:pPr>
+              <w:keepNext w:val="false"/>
               <w:spacing w:after="40" w:before="0"/>
               <w:jc w:val="left"/>
             </w:pPr>
@@ -17153,6 +17535,7 @@
           </w:tcPr>
           <w:p>
             <w:pPr>
+              <w:keepNext w:val="false"/>
               <w:spacing w:after="40" w:before="0"/>
               <w:jc w:val="center"/>
             </w:pPr>
@@ -17187,6 +17570,7 @@
           </w:tcPr>
           <w:p>
             <w:pPr>
+              <w:keepNext w:val="false"/>
               <w:spacing w:after="40" w:before="0"/>
               <w:jc w:val="left"/>
             </w:pPr>
@@ -17248,6 +17632,7 @@
           </w:tcPr>
           <w:p>
             <w:pPr>
+              <w:keepNext w:val="false"/>
               <w:spacing w:after="40" w:before="0"/>
               <w:jc w:val="center"/>
             </w:pPr>
@@ -17282,6 +17667,7 @@
           </w:tcPr>
           <w:p>
             <w:pPr>
+              <w:keepNext w:val="false"/>
               <w:spacing w:after="40" w:before="0"/>
               <w:jc w:val="left"/>
             </w:pPr>
@@ -17314,6 +17700,7 @@
           </w:tcPr>
           <w:p>
             <w:pPr>
+              <w:keepNext w:val="false"/>
               <w:spacing w:after="40" w:before="0"/>
               <w:jc w:val="left"/>
             </w:pPr>
@@ -17348,6 +17735,7 @@
           </w:tcPr>
           <w:p>
             <w:pPr>
+              <w:keepNext w:val="false"/>
               <w:spacing w:after="40" w:before="0"/>
               <w:jc w:val="left"/>
             </w:pPr>
@@ -17380,6 +17768,7 @@
           </w:tcPr>
           <w:p>
             <w:pPr>
+              <w:keepNext w:val="false"/>
               <w:spacing w:after="40" w:before="0"/>
               <w:jc w:val="left"/>
             </w:pPr>
@@ -17414,6 +17803,7 @@
           </w:tcPr>
           <w:p>
             <w:pPr>
+              <w:keepNext w:val="false"/>
               <w:spacing w:after="40" w:before="0"/>
               <w:jc w:val="left"/>
             </w:pPr>
@@ -17446,6 +17836,7 @@
           </w:tcPr>
           <w:p>
             <w:pPr>
+              <w:keepNext w:val="false"/>
               <w:spacing w:after="40" w:before="0"/>
               <w:jc w:val="left"/>
             </w:pPr>
@@ -17482,7 +17873,7 @@
         </w:rPr>
         <w:t xml:space="preserve">© 2026 SeaVuria and ARES. Aligned with KICD objectives. Developed by SeaVuria; technical implementation by ARES (with AI assistance from Claude). Licensed under </w:t>
       </w:r>
-      <w:hyperlink w:history="1" r:id="rIdqpyvm_ki1oeby_94on9as">
+      <w:hyperlink w:history="1" r:id="rIdnr0u0aogocw18vgmmhh1w">
         <w:r>
           <w:rPr>
             <w:rFonts w:ascii="Arial" w:cs="Arial" w:eastAsia="Arial" w:hAnsi="Arial"/>
@@ -17503,7 +17894,7 @@
         </w:rPr>
         <w:t xml:space="preserve"> (</w:t>
       </w:r>
-      <w:hyperlink w:history="1" r:id="rIdmpkcglnxk0nsmvlsoz-_4">
+      <w:hyperlink w:history="1" r:id="rIdarrywpao38lm-jvyaolcr">
         <w:r>
           <w:rPr>
             <w:rFonts w:ascii="Arial" w:cs="Arial" w:eastAsia="Arial" w:hAnsi="Arial"/>
@@ -17563,6 +17954,7 @@
           </w:tcPr>
           <w:p>
             <w:pPr>
+              <w:keepNext w:val="false"/>
               <w:spacing w:after="40" w:before="0"/>
               <w:jc w:val="center"/>
             </w:pPr>
@@ -17598,6 +17990,7 @@
           </w:tcPr>
           <w:p>
             <w:pPr>
+              <w:keepNext w:val="false"/>
               <w:spacing w:after="40" w:before="0"/>
               <w:jc w:val="center"/>
             </w:pPr>
@@ -17632,6 +18025,7 @@
           </w:tcPr>
           <w:p>
             <w:pPr>
+              <w:keepNext w:val="false"/>
               <w:spacing w:after="40" w:before="0"/>
               <w:jc w:val="left"/>
             </w:pPr>
@@ -17664,6 +18058,7 @@
           </w:tcPr>
           <w:p>
             <w:pPr>
+              <w:keepNext w:val="false"/>
               <w:spacing w:after="40" w:before="0"/>
               <w:jc w:val="left"/>
             </w:pPr>
@@ -17698,6 +18093,7 @@
           </w:tcPr>
           <w:p>
             <w:pPr>
+              <w:keepNext w:val="false"/>
               <w:spacing w:after="40" w:before="0"/>
               <w:jc w:val="left"/>
             </w:pPr>
@@ -17730,6 +18126,7 @@
           </w:tcPr>
           <w:p>
             <w:pPr>
+              <w:keepNext w:val="false"/>
               <w:spacing w:after="40" w:before="0"/>
               <w:jc w:val="left"/>
             </w:pPr>
@@ -17764,6 +18161,7 @@
           </w:tcPr>
           <w:p>
             <w:pPr>
+              <w:keepNext w:val="false"/>
               <w:spacing w:after="40" w:before="0"/>
               <w:jc w:val="left"/>
             </w:pPr>
@@ -17871,6 +18269,7 @@
           </w:tcPr>
           <w:p>
             <w:pPr>
+              <w:keepNext w:val="false"/>
               <w:spacing w:after="40" w:before="0"/>
               <w:jc w:val="left"/>
             </w:pPr>
@@ -17978,6 +18377,7 @@
           </w:tcPr>
           <w:p>
             <w:pPr>
+              <w:keepNext w:val="false"/>
               <w:spacing w:after="40" w:before="0"/>
               <w:jc w:val="left"/>
             </w:pPr>
@@ -18065,6 +18465,7 @@
           </w:tcPr>
           <w:p>
             <w:pPr>
+              <w:keepNext w:val="false"/>
               <w:spacing w:after="40" w:before="0"/>
               <w:jc w:val="left"/>
             </w:pPr>
@@ -18097,6 +18498,7 @@
           </w:tcPr>
           <w:p>
             <w:pPr>
+              <w:keepNext w:val="false"/>
               <w:spacing w:after="40" w:before="0"/>
               <w:jc w:val="left"/>
             </w:pPr>
@@ -18131,6 +18533,7 @@
           </w:tcPr>
           <w:p>
             <w:pPr>
+              <w:keepNext w:val="false"/>
               <w:spacing w:after="40" w:before="0"/>
               <w:jc w:val="left"/>
             </w:pPr>
@@ -18163,6 +18566,7 @@
           </w:tcPr>
           <w:p>
             <w:pPr>
+              <w:keepNext w:val="false"/>
               <w:spacing w:after="40" w:before="0"/>
               <w:jc w:val="left"/>
             </w:pPr>
@@ -18197,6 +18601,7 @@
           </w:tcPr>
           <w:p>
             <w:pPr>
+              <w:keepNext w:val="false"/>
               <w:spacing w:after="40" w:before="0"/>
               <w:jc w:val="left"/>
             </w:pPr>
@@ -18229,6 +18634,7 @@
           </w:tcPr>
           <w:p>
             <w:pPr>
+              <w:keepNext w:val="false"/>
               <w:spacing w:after="40" w:before="0"/>
               <w:jc w:val="left"/>
             </w:pPr>
@@ -18288,6 +18694,7 @@
           </w:tcPr>
           <w:p>
             <w:pPr>
+              <w:keepNext w:val="false"/>
               <w:spacing w:after="40" w:before="0"/>
               <w:jc w:val="center"/>
             </w:pPr>
@@ -18322,6 +18729,7 @@
           </w:tcPr>
           <w:p>
             <w:pPr>
+              <w:keepNext w:val="false"/>
               <w:spacing w:after="40" w:before="0"/>
               <w:jc w:val="left"/>
             </w:pPr>
@@ -18341,6 +18749,7 @@
           </w:p>
           <w:p>
             <w:pPr>
+              <w:keepNext w:val="false"/>
               <w:spacing w:after="40" w:before="0"/>
               <w:jc w:val="left"/>
             </w:pPr>
@@ -18360,6 +18769,7 @@
           </w:p>
           <w:p>
             <w:pPr>
+              <w:keepNext w:val="false"/>
               <w:spacing w:after="40" w:before="0"/>
               <w:jc w:val="left"/>
             </w:pPr>
@@ -18379,6 +18789,7 @@
           </w:p>
           <w:p>
             <w:pPr>
+              <w:keepNext w:val="false"/>
               <w:spacing w:after="40" w:before="0"/>
               <w:jc w:val="left"/>
             </w:pPr>
@@ -18398,6 +18809,7 @@
           </w:p>
           <w:p>
             <w:pPr>
+              <w:keepNext w:val="false"/>
               <w:spacing w:after="40" w:before="0"/>
               <w:jc w:val="left"/>
             </w:pPr>
@@ -18462,6 +18874,7 @@
           </w:tcPr>
           <w:p>
             <w:pPr>
+              <w:keepNext w:val="false"/>
               <w:spacing w:after="40" w:before="0"/>
               <w:jc w:val="center"/>
             </w:pPr>
@@ -18496,6 +18909,7 @@
           </w:tcPr>
           <w:p>
             <w:pPr>
+              <w:keepNext w:val="false"/>
               <w:spacing w:after="40" w:before="0"/>
               <w:jc w:val="left"/>
             </w:pPr>
@@ -18528,6 +18942,7 @@
           </w:tcPr>
           <w:p>
             <w:pPr>
+              <w:keepNext w:val="false"/>
               <w:spacing w:after="40" w:before="0"/>
               <w:jc w:val="left"/>
             </w:pPr>
@@ -18560,6 +18975,7 @@
           </w:tcPr>
           <w:p>
             <w:pPr>
+              <w:keepNext w:val="false"/>
               <w:spacing w:after="40" w:before="0"/>
               <w:jc w:val="left"/>
             </w:pPr>
@@ -18592,6 +19008,7 @@
           </w:tcPr>
           <w:p>
             <w:pPr>
+              <w:keepNext w:val="false"/>
               <w:spacing w:after="40" w:before="0"/>
               <w:jc w:val="left"/>
             </w:pPr>
@@ -18624,6 +19041,7 @@
           </w:tcPr>
           <w:p>
             <w:pPr>
+              <w:keepNext w:val="false"/>
               <w:spacing w:after="40" w:before="0"/>
               <w:jc w:val="left"/>
             </w:pPr>
@@ -18658,6 +19076,7 @@
           </w:tcPr>
           <w:p>
             <w:pPr>
+              <w:keepNext w:val="false"/>
               <w:spacing w:after="40" w:before="0"/>
               <w:jc w:val="left"/>
             </w:pPr>
@@ -18695,7 +19114,7 @@
             <w:pPr>
               <w:spacing w:after="20" w:before="0"/>
             </w:pPr>
-            <w:hyperlink w:history="1" r:id="rId9gjqjr8tenikyxrrkqray">
+            <w:hyperlink w:history="1" r:id="rId_q-u2qcsuhvytoeoto6al">
               <w:r>
                 <w:rPr>
                   <w:rFonts w:ascii="Arial" w:cs="Arial" w:eastAsia="Arial" w:hAnsi="Arial"/>
@@ -18728,7 +19147,7 @@
               <w:spacing w:after="10" w:before="0"/>
               <w:ind w:left="120"/>
             </w:pPr>
-            <w:hyperlink w:history="1" r:id="rIdj6dvl_fh1v7mwe-aduy-e">
+            <w:hyperlink w:history="1" r:id="rIdedwayf1isjqebpugzej9u">
               <w:r>
                 <w:rPr>
                   <w:rFonts w:ascii="Arial" w:cs="Arial" w:eastAsia="Arial" w:hAnsi="Arial"/>
@@ -18773,7 +19192,7 @@
             <w:pPr>
               <w:spacing w:after="20" w:before="0"/>
             </w:pPr>
-            <w:hyperlink w:history="1" r:id="rId0ukd-fqsgiiyamn2iqk-3">
+            <w:hyperlink w:history="1" r:id="rIdkzp4qlalwmd90h-zr8abq">
               <w:r>
                 <w:rPr>
                   <w:rFonts w:ascii="Arial" w:cs="Arial" w:eastAsia="Arial" w:hAnsi="Arial"/>
@@ -18806,7 +19225,7 @@
               <w:spacing w:after="10" w:before="0"/>
               <w:ind w:left="120"/>
             </w:pPr>
-            <w:hyperlink w:history="1" r:id="rIdxglq9i_ns5wm-bcetkvvn">
+            <w:hyperlink w:history="1" r:id="rIdc-2xafhmbighxga2v8krt">
               <w:r>
                 <w:rPr>
                   <w:rFonts w:ascii="Arial" w:cs="Arial" w:eastAsia="Arial" w:hAnsi="Arial"/>
@@ -18834,6 +19253,7 @@
           </w:tcPr>
           <w:p>
             <w:pPr>
+              <w:keepNext w:val="false"/>
               <w:spacing w:after="40" w:before="0"/>
               <w:jc w:val="left"/>
             </w:pPr>
@@ -18866,6 +19286,7 @@
           </w:tcPr>
           <w:p>
             <w:pPr>
+              <w:keepNext w:val="false"/>
               <w:spacing w:after="40" w:before="0"/>
               <w:jc w:val="left"/>
             </w:pPr>
@@ -18898,6 +19319,7 @@
           </w:tcPr>
           <w:p>
             <w:pPr>
+              <w:keepNext w:val="false"/>
               <w:spacing w:after="40" w:before="0"/>
               <w:jc w:val="left"/>
             </w:pPr>
@@ -18930,6 +19352,7 @@
           </w:tcPr>
           <w:p>
             <w:pPr>
+              <w:keepNext w:val="false"/>
               <w:spacing w:after="40" w:before="0"/>
               <w:jc w:val="left"/>
             </w:pPr>
@@ -18964,6 +19387,7 @@
           </w:tcPr>
           <w:p>
             <w:pPr>
+              <w:keepNext w:val="false"/>
               <w:spacing w:after="40" w:before="0"/>
               <w:jc w:val="left"/>
             </w:pPr>
@@ -19001,7 +19425,7 @@
             <w:pPr>
               <w:spacing w:after="20" w:before="0"/>
             </w:pPr>
-            <w:hyperlink w:history="1" r:id="rId7mpb2lbhl-ocrzv8ayvyt">
+            <w:hyperlink w:history="1" r:id="rIdcjtg91qgacumnprk61l4u">
               <w:r>
                 <w:rPr>
                   <w:rFonts w:ascii="Arial" w:cs="Arial" w:eastAsia="Arial" w:hAnsi="Arial"/>
@@ -19034,7 +19458,7 @@
               <w:spacing w:after="10" w:before="0"/>
               <w:ind w:left="120"/>
             </w:pPr>
-            <w:hyperlink w:history="1" r:id="rId1zr2ai2nbguv70k__xuoy">
+            <w:hyperlink w:history="1" r:id="rIdvr1lnbkgfhpn7smmqwmh4">
               <w:r>
                 <w:rPr>
                   <w:rFonts w:ascii="Arial" w:cs="Arial" w:eastAsia="Arial" w:hAnsi="Arial"/>
@@ -19079,7 +19503,7 @@
             <w:pPr>
               <w:spacing w:after="20" w:before="0"/>
             </w:pPr>
-            <w:hyperlink w:history="1" r:id="rIdirhzbtig4v3h0dlxlyunt">
+            <w:hyperlink w:history="1" r:id="rIdw5bcgnjohonspvgdqdx_l">
               <w:r>
                 <w:rPr>
                   <w:rFonts w:ascii="Arial" w:cs="Arial" w:eastAsia="Arial" w:hAnsi="Arial"/>
@@ -19112,7 +19536,7 @@
               <w:spacing w:after="10" w:before="0"/>
               <w:ind w:left="120"/>
             </w:pPr>
-            <w:hyperlink w:history="1" r:id="rIdhhzjouwg9k1koahzdtib3">
+            <w:hyperlink w:history="1" r:id="rIdanx0l-gwwia7uidj1htfu">
               <w:r>
                 <w:rPr>
                   <w:rFonts w:ascii="Arial" w:cs="Arial" w:eastAsia="Arial" w:hAnsi="Arial"/>
@@ -19140,6 +19564,7 @@
           </w:tcPr>
           <w:p>
             <w:pPr>
+              <w:keepNext w:val="false"/>
               <w:spacing w:after="40" w:before="0"/>
               <w:jc w:val="left"/>
             </w:pPr>
@@ -19172,6 +19597,7 @@
           </w:tcPr>
           <w:p>
             <w:pPr>
+              <w:keepNext w:val="false"/>
               <w:spacing w:after="40" w:before="0"/>
               <w:jc w:val="left"/>
             </w:pPr>
@@ -19204,6 +19630,7 @@
           </w:tcPr>
           <w:p>
             <w:pPr>
+              <w:keepNext w:val="false"/>
               <w:spacing w:after="40" w:before="0"/>
               <w:jc w:val="left"/>
             </w:pPr>
@@ -19236,6 +19663,7 @@
           </w:tcPr>
           <w:p>
             <w:pPr>
+              <w:keepNext w:val="false"/>
               <w:spacing w:after="40" w:before="0"/>
               <w:jc w:val="left"/>
             </w:pPr>
@@ -19270,6 +19698,7 @@
           </w:tcPr>
           <w:p>
             <w:pPr>
+              <w:keepNext w:val="false"/>
               <w:spacing w:after="40" w:before="0"/>
               <w:jc w:val="left"/>
             </w:pPr>
@@ -19307,7 +19736,7 @@
             <w:pPr>
               <w:spacing w:after="20" w:before="0"/>
             </w:pPr>
-            <w:hyperlink w:history="1" r:id="rIdl694wewugdcrck83cv8i7">
+            <w:hyperlink w:history="1" r:id="rIdp-ov97xng3ijgjhkudh7n">
               <w:r>
                 <w:rPr>
                   <w:rFonts w:ascii="Arial" w:cs="Arial" w:eastAsia="Arial" w:hAnsi="Arial"/>
@@ -19340,7 +19769,7 @@
               <w:spacing w:after="10" w:before="0"/>
               <w:ind w:left="120"/>
             </w:pPr>
-            <w:hyperlink w:history="1" r:id="rId__zvc3ksscxsxel7ravfp">
+            <w:hyperlink w:history="1" r:id="rId6xp_47fwu_fhdeivrx7ri">
               <w:r>
                 <w:rPr>
                   <w:rFonts w:ascii="Arial" w:cs="Arial" w:eastAsia="Arial" w:hAnsi="Arial"/>
@@ -19385,7 +19814,7 @@
             <w:pPr>
               <w:spacing w:after="20" w:before="0"/>
             </w:pPr>
-            <w:hyperlink w:history="1" r:id="rIdw6xzo5sou0qtgpg_nqfun">
+            <w:hyperlink w:history="1" r:id="rIdptpg4lgqy8j7-sghc-bi2">
               <w:r>
                 <w:rPr>
                   <w:rFonts w:ascii="Arial" w:cs="Arial" w:eastAsia="Arial" w:hAnsi="Arial"/>
@@ -19418,7 +19847,7 @@
               <w:spacing w:after="10" w:before="0"/>
               <w:ind w:left="120"/>
             </w:pPr>
-            <w:hyperlink w:history="1" r:id="rIdpe9okuxnxkkeaqe4jvvhi">
+            <w:hyperlink w:history="1" r:id="rIdueesw3y7vhb_sbk1m5wlo">
               <w:r>
                 <w:rPr>
                   <w:rFonts w:ascii="Arial" w:cs="Arial" w:eastAsia="Arial" w:hAnsi="Arial"/>
@@ -19446,6 +19875,7 @@
           </w:tcPr>
           <w:p>
             <w:pPr>
+              <w:keepNext w:val="false"/>
               <w:spacing w:after="40" w:before="0"/>
               <w:jc w:val="left"/>
             </w:pPr>
@@ -19478,6 +19908,7 @@
           </w:tcPr>
           <w:p>
             <w:pPr>
+              <w:keepNext w:val="false"/>
               <w:spacing w:after="40" w:before="0"/>
               <w:jc w:val="left"/>
             </w:pPr>
@@ -19510,6 +19941,7 @@
           </w:tcPr>
           <w:p>
             <w:pPr>
+              <w:keepNext w:val="false"/>
               <w:spacing w:after="40" w:before="0"/>
               <w:jc w:val="left"/>
             </w:pPr>
@@ -19542,6 +19974,7 @@
           </w:tcPr>
           <w:p>
             <w:pPr>
+              <w:keepNext w:val="false"/>
               <w:spacing w:after="40" w:before="0"/>
               <w:jc w:val="left"/>
             </w:pPr>
@@ -19576,6 +20009,7 @@
           </w:tcPr>
           <w:p>
             <w:pPr>
+              <w:keepNext w:val="false"/>
               <w:spacing w:after="40" w:before="0"/>
               <w:jc w:val="left"/>
             </w:pPr>
@@ -19613,7 +20047,7 @@
             <w:pPr>
               <w:spacing w:after="20" w:before="0"/>
             </w:pPr>
-            <w:hyperlink w:history="1" r:id="rIdf-wucmisvxizbegndihqk">
+            <w:hyperlink w:history="1" r:id="rIddkm0ieru6oxskt8ooh8xj">
               <w:r>
                 <w:rPr>
                   <w:rFonts w:ascii="Arial" w:cs="Arial" w:eastAsia="Arial" w:hAnsi="Arial"/>
@@ -19646,7 +20080,7 @@
               <w:spacing w:after="10" w:before="0"/>
               <w:ind w:left="120"/>
             </w:pPr>
-            <w:hyperlink w:history="1" r:id="rId998atvoll4d9h60ymrtwj">
+            <w:hyperlink w:history="1" r:id="rId0qp7mqxsrsthrhq_m0sf7">
               <w:r>
                 <w:rPr>
                   <w:rFonts w:ascii="Arial" w:cs="Arial" w:eastAsia="Arial" w:hAnsi="Arial"/>
@@ -19691,7 +20125,7 @@
             <w:pPr>
               <w:spacing w:after="20" w:before="0"/>
             </w:pPr>
-            <w:hyperlink w:history="1" r:id="rIdrzq2ptsic9kets6ur7nmd">
+            <w:hyperlink w:history="1" r:id="rIdgzrwj4vyaal1lm1xlogt2">
               <w:r>
                 <w:rPr>
                   <w:rFonts w:ascii="Arial" w:cs="Arial" w:eastAsia="Arial" w:hAnsi="Arial"/>
@@ -19724,7 +20158,7 @@
               <w:spacing w:after="10" w:before="0"/>
               <w:ind w:left="120"/>
             </w:pPr>
-            <w:hyperlink w:history="1" r:id="rIdnkrlnshsmdlygvyuqfmef">
+            <w:hyperlink w:history="1" r:id="rIdfz_bnajphoatyikeeiskj">
               <w:r>
                 <w:rPr>
                   <w:rFonts w:ascii="Arial" w:cs="Arial" w:eastAsia="Arial" w:hAnsi="Arial"/>
@@ -19752,6 +20186,7 @@
           </w:tcPr>
           <w:p>
             <w:pPr>
+              <w:keepNext w:val="false"/>
               <w:spacing w:after="40" w:before="0"/>
               <w:jc w:val="left"/>
             </w:pPr>
@@ -19784,6 +20219,7 @@
           </w:tcPr>
           <w:p>
             <w:pPr>
+              <w:keepNext w:val="false"/>
               <w:spacing w:after="40" w:before="0"/>
               <w:jc w:val="left"/>
             </w:pPr>
@@ -19816,6 +20252,7 @@
           </w:tcPr>
           <w:p>
             <w:pPr>
+              <w:keepNext w:val="false"/>
               <w:spacing w:after="40" w:before="0"/>
               <w:jc w:val="left"/>
             </w:pPr>
@@ -19848,6 +20285,7 @@
           </w:tcPr>
           <w:p>
             <w:pPr>
+              <w:keepNext w:val="false"/>
               <w:spacing w:after="40" w:before="0"/>
               <w:jc w:val="left"/>
             </w:pPr>
@@ -19882,6 +20320,7 @@
           </w:tcPr>
           <w:p>
             <w:pPr>
+              <w:keepNext w:val="false"/>
               <w:spacing w:after="40" w:before="0"/>
               <w:jc w:val="left"/>
             </w:pPr>
@@ -19919,7 +20358,7 @@
             <w:pPr>
               <w:spacing w:after="20" w:before="0"/>
             </w:pPr>
-            <w:hyperlink w:history="1" r:id="rIdwgi5tzbov_ffkv5gs6fui">
+            <w:hyperlink w:history="1" r:id="rIds3bwnyimgl3kssrplf_zs">
               <w:r>
                 <w:rPr>
                   <w:rFonts w:ascii="Arial" w:cs="Arial" w:eastAsia="Arial" w:hAnsi="Arial"/>
@@ -19952,7 +20391,7 @@
               <w:spacing w:after="10" w:before="0"/>
               <w:ind w:left="120"/>
             </w:pPr>
-            <w:hyperlink w:history="1" r:id="rIdelumywtnzc6e62la2fkgy">
+            <w:hyperlink w:history="1" r:id="rIdtgqwwrrjrnf9k56cg7p80">
               <w:r>
                 <w:rPr>
                   <w:rFonts w:ascii="Arial" w:cs="Arial" w:eastAsia="Arial" w:hAnsi="Arial"/>
@@ -19997,7 +20436,7 @@
             <w:pPr>
               <w:spacing w:after="20" w:before="0"/>
             </w:pPr>
-            <w:hyperlink w:history="1" r:id="rId62mpdlp1huyezi1uweixh">
+            <w:hyperlink w:history="1" r:id="rIdtqclrizezy316-z4zdriw">
               <w:r>
                 <w:rPr>
                   <w:rFonts w:ascii="Arial" w:cs="Arial" w:eastAsia="Arial" w:hAnsi="Arial"/>
@@ -20030,7 +20469,7 @@
               <w:spacing w:after="10" w:before="0"/>
               <w:ind w:left="120"/>
             </w:pPr>
-            <w:hyperlink w:history="1" r:id="rIdlmwliypvgoogk-kxkyg9j">
+            <w:hyperlink w:history="1" r:id="rId0dbkji5tfn2vpnkctpoz1">
               <w:r>
                 <w:rPr>
                   <w:rFonts w:ascii="Arial" w:cs="Arial" w:eastAsia="Arial" w:hAnsi="Arial"/>
@@ -20058,6 +20497,7 @@
           </w:tcPr>
           <w:p>
             <w:pPr>
+              <w:keepNext w:val="false"/>
               <w:spacing w:after="40" w:before="0"/>
               <w:jc w:val="left"/>
             </w:pPr>
@@ -20090,6 +20530,7 @@
           </w:tcPr>
           <w:p>
             <w:pPr>
+              <w:keepNext w:val="false"/>
               <w:spacing w:after="40" w:before="0"/>
               <w:jc w:val="left"/>
             </w:pPr>
@@ -20122,6 +20563,7 @@
           </w:tcPr>
           <w:p>
             <w:pPr>
+              <w:keepNext w:val="false"/>
               <w:spacing w:after="40" w:before="0"/>
               <w:jc w:val="left"/>
             </w:pPr>
@@ -20154,6 +20596,7 @@
           </w:tcPr>
           <w:p>
             <w:pPr>
+              <w:keepNext w:val="false"/>
               <w:spacing w:after="40" w:before="0"/>
               <w:jc w:val="left"/>
             </w:pPr>
@@ -20213,6 +20656,7 @@
           </w:tcPr>
           <w:p>
             <w:pPr>
+              <w:keepNext w:val="false"/>
               <w:spacing w:after="40" w:before="0"/>
               <w:jc w:val="center"/>
             </w:pPr>
@@ -20247,6 +20691,7 @@
           </w:tcPr>
           <w:p>
             <w:pPr>
+              <w:keepNext w:val="false"/>
               <w:spacing w:after="40" w:before="0"/>
               <w:jc w:val="left"/>
             </w:pPr>
@@ -20266,6 +20711,7 @@
           </w:p>
           <w:p>
             <w:pPr>
+              <w:keepNext w:val="false"/>
               <w:spacing w:after="40" w:before="0"/>
               <w:jc w:val="left"/>
             </w:pPr>
@@ -20285,6 +20731,7 @@
           </w:p>
           <w:p>
             <w:pPr>
+              <w:keepNext w:val="false"/>
               <w:spacing w:after="40" w:before="0"/>
               <w:jc w:val="left"/>
             </w:pPr>
@@ -20304,6 +20751,7 @@
           </w:p>
           <w:p>
             <w:pPr>
+              <w:keepNext w:val="false"/>
               <w:spacing w:after="40" w:before="0"/>
               <w:jc w:val="left"/>
             </w:pPr>
@@ -20323,6 +20771,7 @@
           </w:p>
           <w:p>
             <w:pPr>
+              <w:keepNext w:val="false"/>
               <w:spacing w:after="40" w:before="0"/>
               <w:jc w:val="left"/>
             </w:pPr>
@@ -20342,6 +20791,7 @@
           </w:p>
           <w:p>
             <w:pPr>
+              <w:keepNext w:val="false"/>
               <w:spacing w:after="40" w:before="0"/>
               <w:jc w:val="left"/>
             </w:pPr>
@@ -20361,6 +20811,7 @@
           </w:p>
           <w:p>
             <w:pPr>
+              <w:keepNext w:val="false"/>
               <w:spacing w:after="40" w:before="0"/>
               <w:jc w:val="left"/>
             </w:pPr>
@@ -20380,6 +20831,7 @@
           </w:p>
           <w:p>
             <w:pPr>
+              <w:keepNext w:val="false"/>
               <w:spacing w:after="40" w:before="0"/>
               <w:jc w:val="left"/>
             </w:pPr>
@@ -20399,6 +20851,7 @@
           </w:p>
           <w:p>
             <w:pPr>
+              <w:keepNext w:val="false"/>
               <w:spacing w:after="40" w:before="0"/>
               <w:jc w:val="left"/>
             </w:pPr>
@@ -20460,6 +20913,7 @@
           </w:tcPr>
           <w:p>
             <w:pPr>
+              <w:keepNext w:val="false"/>
               <w:spacing w:after="40" w:before="0"/>
               <w:jc w:val="center"/>
             </w:pPr>
@@ -20494,6 +20948,7 @@
           </w:tcPr>
           <w:p>
             <w:pPr>
+              <w:keepNext w:val="false"/>
               <w:spacing w:after="40" w:before="0"/>
               <w:jc w:val="left"/>
             </w:pPr>
@@ -20526,6 +20981,7 @@
           </w:tcPr>
           <w:p>
             <w:pPr>
+              <w:keepNext w:val="false"/>
               <w:spacing w:after="40" w:before="0"/>
               <w:jc w:val="left"/>
             </w:pPr>
@@ -20560,6 +21016,7 @@
           </w:tcPr>
           <w:p>
             <w:pPr>
+              <w:keepNext w:val="false"/>
               <w:spacing w:after="40" w:before="0"/>
               <w:jc w:val="left"/>
             </w:pPr>
@@ -20592,6 +21049,7 @@
           </w:tcPr>
           <w:p>
             <w:pPr>
+              <w:keepNext w:val="false"/>
               <w:spacing w:after="40" w:before="0"/>
               <w:jc w:val="left"/>
             </w:pPr>
@@ -20626,6 +21084,7 @@
           </w:tcPr>
           <w:p>
             <w:pPr>
+              <w:keepNext w:val="false"/>
               <w:spacing w:after="40" w:before="0"/>
               <w:jc w:val="left"/>
             </w:pPr>
@@ -20658,6 +21117,7 @@
           </w:tcPr>
           <w:p>
             <w:pPr>
+              <w:keepNext w:val="false"/>
               <w:spacing w:after="40" w:before="0"/>
               <w:jc w:val="left"/>
             </w:pPr>
@@ -20694,7 +21154,7 @@
         </w:rPr>
         <w:t xml:space="preserve">© 2026 SeaVuria and ARES. Aligned with KICD objectives. Developed by SeaVuria; technical implementation by ARES (with AI assistance from Claude). Licensed under </w:t>
       </w:r>
-      <w:hyperlink w:history="1" r:id="rIdpmkcijszzewscw6naskh0">
+      <w:hyperlink w:history="1" r:id="rIdwhvxvwu4femwugpynldcd">
         <w:r>
           <w:rPr>
             <w:rFonts w:ascii="Arial" w:cs="Arial" w:eastAsia="Arial" w:hAnsi="Arial"/>
@@ -20715,7 +21175,7 @@
         </w:rPr>
         <w:t xml:space="preserve"> (</w:t>
       </w:r>
-      <w:hyperlink w:history="1" r:id="rIduonuwbcgrgrd7vcptpqbi">
+      <w:hyperlink w:history="1" r:id="rIdjlhk1lrskcsdg4krffrhh">
         <w:r>
           <w:rPr>
             <w:rFonts w:ascii="Arial" w:cs="Arial" w:eastAsia="Arial" w:hAnsi="Arial"/>
@@ -20775,6 +21235,7 @@
           </w:tcPr>
           <w:p>
             <w:pPr>
+              <w:keepNext w:val="false"/>
               <w:spacing w:after="40" w:before="0"/>
               <w:jc w:val="center"/>
             </w:pPr>
@@ -20810,6 +21271,7 @@
           </w:tcPr>
           <w:p>
             <w:pPr>
+              <w:keepNext w:val="false"/>
               <w:spacing w:after="40" w:before="0"/>
               <w:jc w:val="center"/>
             </w:pPr>
@@ -20844,6 +21306,7 @@
           </w:tcPr>
           <w:p>
             <w:pPr>
+              <w:keepNext w:val="false"/>
               <w:spacing w:after="40" w:before="0"/>
               <w:jc w:val="left"/>
             </w:pPr>
@@ -20876,6 +21339,7 @@
           </w:tcPr>
           <w:p>
             <w:pPr>
+              <w:keepNext w:val="false"/>
               <w:spacing w:after="40" w:before="0"/>
               <w:jc w:val="left"/>
             </w:pPr>
@@ -20910,6 +21374,7 @@
           </w:tcPr>
           <w:p>
             <w:pPr>
+              <w:keepNext w:val="false"/>
               <w:spacing w:after="40" w:before="0"/>
               <w:jc w:val="left"/>
             </w:pPr>
@@ -20942,6 +21407,7 @@
           </w:tcPr>
           <w:p>
             <w:pPr>
+              <w:keepNext w:val="false"/>
               <w:spacing w:after="40" w:before="0"/>
               <w:jc w:val="left"/>
             </w:pPr>
@@ -20976,6 +21442,7 @@
           </w:tcPr>
           <w:p>
             <w:pPr>
+              <w:keepNext w:val="false"/>
               <w:spacing w:after="40" w:before="0"/>
               <w:jc w:val="left"/>
             </w:pPr>
@@ -21008,6 +21475,7 @@
           </w:tcPr>
           <w:p>
             <w:pPr>
+              <w:keepNext w:val="false"/>
               <w:spacing w:after="40" w:before="0"/>
               <w:jc w:val="left"/>
             </w:pPr>
@@ -21042,6 +21510,7 @@
           </w:tcPr>
           <w:p>
             <w:pPr>
+              <w:keepNext w:val="false"/>
               <w:spacing w:after="40" w:before="0"/>
               <w:jc w:val="left"/>
             </w:pPr>
@@ -21074,6 +21543,7 @@
           </w:tcPr>
           <w:p>
             <w:pPr>
+              <w:keepNext w:val="false"/>
               <w:spacing w:after="40" w:before="0"/>
               <w:jc w:val="left"/>
             </w:pPr>
@@ -21108,6 +21578,7 @@
           </w:tcPr>
           <w:p>
             <w:pPr>
+              <w:keepNext w:val="false"/>
               <w:spacing w:after="40" w:before="0"/>
               <w:jc w:val="left"/>
             </w:pPr>
@@ -21140,6 +21611,7 @@
           </w:tcPr>
           <w:p>
             <w:pPr>
+              <w:keepNext w:val="false"/>
               <w:spacing w:after="40" w:before="0"/>
               <w:jc w:val="left"/>
             </w:pPr>
@@ -21174,6 +21646,7 @@
           </w:tcPr>
           <w:p>
             <w:pPr>
+              <w:keepNext w:val="false"/>
               <w:spacing w:after="40" w:before="0"/>
               <w:jc w:val="left"/>
             </w:pPr>
@@ -21206,6 +21679,7 @@
           </w:tcPr>
           <w:p>
             <w:pPr>
+              <w:keepNext w:val="false"/>
               <w:spacing w:after="40" w:before="0"/>
               <w:jc w:val="left"/>
             </w:pPr>
@@ -21240,6 +21714,7 @@
           </w:tcPr>
           <w:p>
             <w:pPr>
+              <w:keepNext w:val="false"/>
               <w:spacing w:after="40" w:before="0"/>
               <w:jc w:val="left"/>
             </w:pPr>
@@ -21272,6 +21747,7 @@
           </w:tcPr>
           <w:p>
             <w:pPr>
+              <w:keepNext w:val="false"/>
               <w:spacing w:after="40" w:before="0"/>
               <w:jc w:val="left"/>
             </w:pPr>
@@ -21306,6 +21782,7 @@
           </w:tcPr>
           <w:p>
             <w:pPr>
+              <w:keepNext w:val="false"/>
               <w:spacing w:after="40" w:before="0"/>
               <w:jc w:val="left"/>
             </w:pPr>
@@ -21338,6 +21815,7 @@
           </w:tcPr>
           <w:p>
             <w:pPr>
+              <w:keepNext w:val="false"/>
               <w:spacing w:after="40" w:before="0"/>
               <w:jc w:val="left"/>
             </w:pPr>
@@ -21397,6 +21875,7 @@
           </w:tcPr>
           <w:p>
             <w:pPr>
+              <w:keepNext w:val="false"/>
               <w:spacing w:after="40" w:before="0"/>
               <w:jc w:val="center"/>
             </w:pPr>
@@ -21431,6 +21910,7 @@
           </w:tcPr>
           <w:p>
             <w:pPr>
+              <w:keepNext w:val="false"/>
               <w:spacing w:after="40" w:before="0"/>
               <w:jc w:val="left"/>
             </w:pPr>
@@ -21495,6 +21975,7 @@
           </w:tcPr>
           <w:p>
             <w:pPr>
+              <w:keepNext w:val="false"/>
               <w:spacing w:after="40" w:before="0"/>
               <w:jc w:val="center"/>
             </w:pPr>
@@ -21529,6 +22010,7 @@
           </w:tcPr>
           <w:p>
             <w:pPr>
+              <w:keepNext w:val="false"/>
               <w:spacing w:after="40" w:before="0"/>
               <w:jc w:val="left"/>
             </w:pPr>
@@ -21561,6 +22043,7 @@
           </w:tcPr>
           <w:p>
             <w:pPr>
+              <w:keepNext w:val="false"/>
               <w:spacing w:after="40" w:before="0"/>
               <w:jc w:val="left"/>
             </w:pPr>
@@ -21593,6 +22076,7 @@
           </w:tcPr>
           <w:p>
             <w:pPr>
+              <w:keepNext w:val="false"/>
               <w:spacing w:after="40" w:before="0"/>
               <w:jc w:val="left"/>
             </w:pPr>
@@ -21625,6 +22109,7 @@
           </w:tcPr>
           <w:p>
             <w:pPr>
+              <w:keepNext w:val="false"/>
               <w:spacing w:after="40" w:before="0"/>
               <w:jc w:val="left"/>
             </w:pPr>
@@ -21657,6 +22142,7 @@
           </w:tcPr>
           <w:p>
             <w:pPr>
+              <w:keepNext w:val="false"/>
               <w:spacing w:after="40" w:before="0"/>
               <w:jc w:val="left"/>
             </w:pPr>
@@ -21691,6 +22177,7 @@
           </w:tcPr>
           <w:p>
             <w:pPr>
+              <w:keepNext w:val="false"/>
               <w:spacing w:after="40" w:before="0"/>
               <w:jc w:val="left"/>
             </w:pPr>
@@ -21728,7 +22215,7 @@
             <w:pPr>
               <w:spacing w:after="20" w:before="0"/>
             </w:pPr>
-            <w:hyperlink w:history="1" r:id="rId_0yniwgiy8zwup30suhuv">
+            <w:hyperlink w:history="1" r:id="rId_his--tw2vca9rnhy5t9c">
               <w:r>
                 <w:rPr>
                   <w:rFonts w:ascii="Arial" w:cs="Arial" w:eastAsia="Arial" w:hAnsi="Arial"/>
@@ -21761,7 +22248,7 @@
               <w:spacing w:after="10" w:before="0"/>
               <w:ind w:left="120"/>
             </w:pPr>
-            <w:hyperlink w:history="1" r:id="rId3lkfcyhk0cuqyu-irtypu">
+            <w:hyperlink w:history="1" r:id="rIdxs6slt4d8e_7y69x9y_oo">
               <w:r>
                 <w:rPr>
                   <w:rFonts w:ascii="Arial" w:cs="Arial" w:eastAsia="Arial" w:hAnsi="Arial"/>
@@ -21806,7 +22293,7 @@
             <w:pPr>
               <w:spacing w:after="20" w:before="0"/>
             </w:pPr>
-            <w:hyperlink w:history="1" r:id="rIdchdsp-hdtc3v0pi_tjgor">
+            <w:hyperlink w:history="1" r:id="rIdciwije1trzt9ssrowtl7h">
               <w:r>
                 <w:rPr>
                   <w:rFonts w:ascii="Arial" w:cs="Arial" w:eastAsia="Arial" w:hAnsi="Arial"/>
@@ -21839,7 +22326,7 @@
               <w:spacing w:after="10" w:before="0"/>
               <w:ind w:left="120"/>
             </w:pPr>
-            <w:hyperlink w:history="1" r:id="rIdmfw0hsajbs64xwhyobwec">
+            <w:hyperlink w:history="1" r:id="rIdvr2hdmgv1y2j_jieoh47z">
               <w:r>
                 <w:rPr>
                   <w:rFonts w:ascii="Arial" w:cs="Arial" w:eastAsia="Arial" w:hAnsi="Arial"/>
@@ -21867,6 +22354,7 @@
           </w:tcPr>
           <w:p>
             <w:pPr>
+              <w:keepNext w:val="false"/>
               <w:spacing w:after="40" w:before="0"/>
               <w:jc w:val="left"/>
             </w:pPr>
@@ -21899,6 +22387,7 @@
           </w:tcPr>
           <w:p>
             <w:pPr>
+              <w:keepNext w:val="false"/>
               <w:spacing w:after="40" w:before="0"/>
               <w:jc w:val="left"/>
             </w:pPr>
@@ -21931,6 +22420,7 @@
           </w:tcPr>
           <w:p>
             <w:pPr>
+              <w:keepNext w:val="false"/>
               <w:spacing w:after="40" w:before="0"/>
               <w:jc w:val="left"/>
             </w:pPr>
@@ -21963,6 +22453,7 @@
           </w:tcPr>
           <w:p>
             <w:pPr>
+              <w:keepNext w:val="false"/>
               <w:spacing w:after="40" w:before="0"/>
               <w:jc w:val="left"/>
             </w:pPr>
@@ -21997,6 +22488,7 @@
           </w:tcPr>
           <w:p>
             <w:pPr>
+              <w:keepNext w:val="false"/>
               <w:spacing w:after="40" w:before="0"/>
               <w:jc w:val="left"/>
             </w:pPr>
@@ -22034,7 +22526,7 @@
             <w:pPr>
               <w:spacing w:after="20" w:before="0"/>
             </w:pPr>
-            <w:hyperlink w:history="1" r:id="rIdvm7tlzow59ntwu6vamlw3">
+            <w:hyperlink w:history="1" r:id="rIdp5viqekk2bwdqwz3ewxfu">
               <w:r>
                 <w:rPr>
                   <w:rFonts w:ascii="Arial" w:cs="Arial" w:eastAsia="Arial" w:hAnsi="Arial"/>
@@ -22067,7 +22559,7 @@
               <w:spacing w:after="10" w:before="0"/>
               <w:ind w:left="120"/>
             </w:pPr>
-            <w:hyperlink w:history="1" r:id="rId8irlrdby9odfq0gl5ytss">
+            <w:hyperlink w:history="1" r:id="rIdpoyt5ibwoymiwlqtx7zys">
               <w:r>
                 <w:rPr>
                   <w:rFonts w:ascii="Arial" w:cs="Arial" w:eastAsia="Arial" w:hAnsi="Arial"/>
@@ -22112,7 +22604,7 @@
             <w:pPr>
               <w:spacing w:after="20" w:before="0"/>
             </w:pPr>
-            <w:hyperlink w:history="1" r:id="rId3pl_blkr2llubtqbiglui">
+            <w:hyperlink w:history="1" r:id="rIdfalroag-glfryapw_hsg_">
               <w:r>
                 <w:rPr>
                   <w:rFonts w:ascii="Arial" w:cs="Arial" w:eastAsia="Arial" w:hAnsi="Arial"/>
@@ -22145,7 +22637,7 @@
               <w:spacing w:after="10" w:before="0"/>
               <w:ind w:left="120"/>
             </w:pPr>
-            <w:hyperlink w:history="1" r:id="rIdahbk_xbqder2fonduq0c2">
+            <w:hyperlink w:history="1" r:id="rId4cpfhmoa2bzfxdz-kqoba">
               <w:r>
                 <w:rPr>
                   <w:rFonts w:ascii="Arial" w:cs="Arial" w:eastAsia="Arial" w:hAnsi="Arial"/>
@@ -22173,6 +22665,7 @@
           </w:tcPr>
           <w:p>
             <w:pPr>
+              <w:keepNext w:val="false"/>
               <w:spacing w:after="40" w:before="0"/>
               <w:jc w:val="left"/>
             </w:pPr>
@@ -22192,6 +22685,7 @@
           </w:p>
           <w:p>
             <w:pPr>
+              <w:keepNext w:val="false"/>
               <w:spacing w:after="40" w:before="0"/>
               <w:jc w:val="left"/>
             </w:pPr>
@@ -22211,6 +22705,7 @@
           </w:p>
           <w:p>
             <w:pPr>
+              <w:keepNext w:val="false"/>
               <w:spacing w:after="40" w:before="0"/>
               <w:jc w:val="left"/>
             </w:pPr>
@@ -22230,6 +22725,7 @@
           </w:p>
           <w:p>
             <w:pPr>
+              <w:keepNext w:val="false"/>
               <w:spacing w:after="40" w:before="0"/>
               <w:jc w:val="left"/>
             </w:pPr>
@@ -22249,6 +22745,7 @@
           </w:p>
           <w:p>
             <w:pPr>
+              <w:keepNext w:val="false"/>
               <w:spacing w:after="40" w:before="0"/>
               <w:jc w:val="left"/>
             </w:pPr>
@@ -22268,6 +22765,7 @@
           </w:p>
           <w:p>
             <w:pPr>
+              <w:keepNext w:val="false"/>
               <w:spacing w:after="40" w:before="0"/>
               <w:jc w:val="left"/>
             </w:pPr>
@@ -22287,6 +22785,7 @@
           </w:p>
           <w:p>
             <w:pPr>
+              <w:keepNext w:val="false"/>
               <w:spacing w:after="40" w:before="0"/>
               <w:jc w:val="left"/>
             </w:pPr>
@@ -22306,6 +22805,7 @@
           </w:p>
           <w:p>
             <w:pPr>
+              <w:keepNext w:val="false"/>
               <w:spacing w:after="40" w:before="0"/>
               <w:jc w:val="left"/>
             </w:pPr>
@@ -22325,6 +22825,7 @@
           </w:p>
           <w:p>
             <w:pPr>
+              <w:keepNext w:val="false"/>
               <w:spacing w:after="40" w:before="0"/>
               <w:jc w:val="left"/>
             </w:pPr>
@@ -22357,6 +22858,7 @@
           </w:tcPr>
           <w:p>
             <w:pPr>
+              <w:keepNext w:val="false"/>
               <w:spacing w:after="40" w:before="0"/>
               <w:jc w:val="left"/>
             </w:pPr>
@@ -22376,6 +22878,7 @@
           </w:p>
           <w:p>
             <w:pPr>
+              <w:keepNext w:val="false"/>
               <w:spacing w:after="40" w:before="0"/>
               <w:jc w:val="left"/>
             </w:pPr>
@@ -22395,6 +22898,7 @@
           </w:p>
           <w:p>
             <w:pPr>
+              <w:keepNext w:val="false"/>
               <w:spacing w:after="40" w:before="0"/>
               <w:jc w:val="left"/>
             </w:pPr>
@@ -22414,6 +22918,7 @@
           </w:p>
           <w:p>
             <w:pPr>
+              <w:keepNext w:val="false"/>
               <w:spacing w:after="40" w:before="0"/>
               <w:jc w:val="left"/>
             </w:pPr>
@@ -22433,6 +22938,7 @@
           </w:p>
           <w:p>
             <w:pPr>
+              <w:keepNext w:val="false"/>
               <w:spacing w:after="40" w:before="0"/>
               <w:jc w:val="left"/>
             </w:pPr>
@@ -22452,6 +22958,7 @@
           </w:p>
           <w:p>
             <w:pPr>
+              <w:keepNext w:val="false"/>
               <w:spacing w:after="40" w:before="0"/>
               <w:jc w:val="left"/>
             </w:pPr>
@@ -22471,6 +22978,7 @@
           </w:p>
           <w:p>
             <w:pPr>
+              <w:keepNext w:val="false"/>
               <w:spacing w:after="40" w:before="0"/>
               <w:jc w:val="left"/>
             </w:pPr>
@@ -22503,6 +23011,7 @@
           </w:tcPr>
           <w:p>
             <w:pPr>
+              <w:keepNext w:val="false"/>
               <w:spacing w:after="40" w:before="0"/>
               <w:jc w:val="left"/>
             </w:pPr>
@@ -22535,6 +23044,7 @@
           </w:tcPr>
           <w:p>
             <w:pPr>
+              <w:keepNext w:val="false"/>
               <w:spacing w:after="40" w:before="0"/>
               <w:jc w:val="left"/>
             </w:pPr>
@@ -22569,6 +23079,7 @@
           </w:tcPr>
           <w:p>
             <w:pPr>
+              <w:keepNext w:val="false"/>
               <w:spacing w:after="40" w:before="0"/>
               <w:jc w:val="left"/>
             </w:pPr>
@@ -22606,7 +23117,7 @@
             <w:pPr>
               <w:spacing w:after="20" w:before="0"/>
             </w:pPr>
-            <w:hyperlink w:history="1" r:id="rIdkmemzt6b-z-ddwpuoghz5">
+            <w:hyperlink w:history="1" r:id="rIdhf73u41negdwdfdf-q5yx">
               <w:r>
                 <w:rPr>
                   <w:rFonts w:ascii="Arial" w:cs="Arial" w:eastAsia="Arial" w:hAnsi="Arial"/>
@@ -22639,7 +23150,7 @@
               <w:spacing w:after="10" w:before="0"/>
               <w:ind w:left="120"/>
             </w:pPr>
-            <w:hyperlink w:history="1" r:id="rIds1wo_anuyfaj6-vg8bhi_">
+            <w:hyperlink w:history="1" r:id="rIdyqoqjnw5ji8erhnsibwa_">
               <w:r>
                 <w:rPr>
                   <w:rFonts w:ascii="Arial" w:cs="Arial" w:eastAsia="Arial" w:hAnsi="Arial"/>
@@ -22684,7 +23195,7 @@
             <w:pPr>
               <w:spacing w:after="20" w:before="0"/>
             </w:pPr>
-            <w:hyperlink w:history="1" r:id="rIdmegoiozc_5qimvfbcjv2m">
+            <w:hyperlink w:history="1" r:id="rIdop9tz7kge5k5utpbl8jja">
               <w:r>
                 <w:rPr>
                   <w:rFonts w:ascii="Arial" w:cs="Arial" w:eastAsia="Arial" w:hAnsi="Arial"/>
@@ -22717,7 +23228,7 @@
               <w:spacing w:after="10" w:before="0"/>
               <w:ind w:left="120"/>
             </w:pPr>
-            <w:hyperlink w:history="1" r:id="rIddox0hdb5dzoc-tloyxlbk">
+            <w:hyperlink w:history="1" r:id="rIdfzlpybhvo8japeqe4tder">
               <w:r>
                 <w:rPr>
                   <w:rFonts w:ascii="Arial" w:cs="Arial" w:eastAsia="Arial" w:hAnsi="Arial"/>
@@ -22745,6 +23256,7 @@
           </w:tcPr>
           <w:p>
             <w:pPr>
+              <w:keepNext w:val="false"/>
               <w:spacing w:after="40" w:before="0"/>
               <w:jc w:val="left"/>
             </w:pPr>
@@ -22777,6 +23289,7 @@
           </w:tcPr>
           <w:p>
             <w:pPr>
+              <w:keepNext w:val="false"/>
               <w:spacing w:after="40" w:before="0"/>
               <w:jc w:val="left"/>
             </w:pPr>
@@ -22796,6 +23309,7 @@
           </w:p>
           <w:p>
             <w:pPr>
+              <w:keepNext w:val="false"/>
               <w:spacing w:after="40" w:before="0"/>
               <w:jc w:val="left"/>
             </w:pPr>
@@ -22815,6 +23329,7 @@
           </w:p>
           <w:p>
             <w:pPr>
+              <w:keepNext w:val="false"/>
               <w:spacing w:after="40" w:before="0"/>
               <w:jc w:val="left"/>
             </w:pPr>
@@ -22834,6 +23349,7 @@
           </w:p>
           <w:p>
             <w:pPr>
+              <w:keepNext w:val="false"/>
               <w:spacing w:after="40" w:before="0"/>
               <w:jc w:val="left"/>
             </w:pPr>
@@ -22853,6 +23369,7 @@
           </w:p>
           <w:p>
             <w:pPr>
+              <w:keepNext w:val="false"/>
               <w:spacing w:after="40" w:before="0"/>
               <w:jc w:val="left"/>
             </w:pPr>
@@ -22872,6 +23389,7 @@
           </w:p>
           <w:p>
             <w:pPr>
+              <w:keepNext w:val="false"/>
               <w:spacing w:after="40" w:before="0"/>
               <w:jc w:val="left"/>
             </w:pPr>
@@ -22891,6 +23409,7 @@
           </w:p>
           <w:p>
             <w:pPr>
+              <w:keepNext w:val="false"/>
               <w:spacing w:after="40" w:before="0"/>
               <w:jc w:val="left"/>
             </w:pPr>
@@ -22910,6 +23429,7 @@
           </w:p>
           <w:p>
             <w:pPr>
+              <w:keepNext w:val="false"/>
               <w:spacing w:after="40" w:before="0"/>
               <w:jc w:val="left"/>
             </w:pPr>
@@ -22929,6 +23449,7 @@
           </w:p>
           <w:p>
             <w:pPr>
+              <w:keepNext w:val="false"/>
               <w:spacing w:after="40" w:before="0"/>
               <w:jc w:val="left"/>
             </w:pPr>
@@ -22948,6 +23469,7 @@
           </w:p>
           <w:p>
             <w:pPr>
+              <w:keepNext w:val="false"/>
               <w:spacing w:after="40" w:before="0"/>
               <w:jc w:val="left"/>
             </w:pPr>
@@ -22967,6 +23489,7 @@
           </w:p>
           <w:p>
             <w:pPr>
+              <w:keepNext w:val="false"/>
               <w:spacing w:after="40" w:before="0"/>
               <w:jc w:val="left"/>
             </w:pPr>
@@ -22999,6 +23522,7 @@
           </w:tcPr>
           <w:p>
             <w:pPr>
+              <w:keepNext w:val="false"/>
               <w:spacing w:after="40" w:before="0"/>
               <w:jc w:val="left"/>
             </w:pPr>
@@ -23031,6 +23555,7 @@
           </w:tcPr>
           <w:p>
             <w:pPr>
+              <w:keepNext w:val="false"/>
               <w:spacing w:after="40" w:before="0"/>
               <w:jc w:val="left"/>
             </w:pPr>
@@ -23065,6 +23590,7 @@
           </w:tcPr>
           <w:p>
             <w:pPr>
+              <w:keepNext w:val="false"/>
               <w:spacing w:after="40" w:before="0"/>
               <w:jc w:val="left"/>
             </w:pPr>
@@ -23102,7 +23628,7 @@
             <w:pPr>
               <w:spacing w:after="20" w:before="0"/>
             </w:pPr>
-            <w:hyperlink w:history="1" r:id="rIdce17mln3ekyfcjdnabt93">
+            <w:hyperlink w:history="1" r:id="rIdw5tterffrcvghohgzg4co">
               <w:r>
                 <w:rPr>
                   <w:rFonts w:ascii="Arial" w:cs="Arial" w:eastAsia="Arial" w:hAnsi="Arial"/>
@@ -23135,7 +23661,7 @@
               <w:spacing w:after="10" w:before="0"/>
               <w:ind w:left="120"/>
             </w:pPr>
-            <w:hyperlink w:history="1" r:id="rIdfcarf6hckntret2laklvr">
+            <w:hyperlink w:history="1" r:id="rIdoztrqwgkvbyta6deqy4ns">
               <w:r>
                 <w:rPr>
                   <w:rFonts w:ascii="Arial" w:cs="Arial" w:eastAsia="Arial" w:hAnsi="Arial"/>
@@ -23180,7 +23706,7 @@
             <w:pPr>
               <w:spacing w:after="20" w:before="0"/>
             </w:pPr>
-            <w:hyperlink w:history="1" r:id="rIdsqf49mtuukgnoanyrhas0">
+            <w:hyperlink w:history="1" r:id="rIdyl_il2wa9v9sxlyrpvmr3">
               <w:r>
                 <w:rPr>
                   <w:rFonts w:ascii="Arial" w:cs="Arial" w:eastAsia="Arial" w:hAnsi="Arial"/>
@@ -23213,7 +23739,7 @@
               <w:spacing w:after="10" w:before="0"/>
               <w:ind w:left="120"/>
             </w:pPr>
-            <w:hyperlink w:history="1" r:id="rId1vonj1ewd03ymryj3hmw3">
+            <w:hyperlink w:history="1" r:id="rIdpxvhhxwkmvgjxces2vrw4">
               <w:r>
                 <w:rPr>
                   <w:rFonts w:ascii="Arial" w:cs="Arial" w:eastAsia="Arial" w:hAnsi="Arial"/>
@@ -23241,6 +23767,7 @@
           </w:tcPr>
           <w:p>
             <w:pPr>
+              <w:keepNext w:val="false"/>
               <w:spacing w:after="40" w:before="0"/>
               <w:jc w:val="left"/>
             </w:pPr>
@@ -23273,6 +23800,7 @@
           </w:tcPr>
           <w:p>
             <w:pPr>
+              <w:keepNext w:val="false"/>
               <w:spacing w:after="40" w:before="0"/>
               <w:jc w:val="left"/>
             </w:pPr>
@@ -23292,6 +23820,7 @@
           </w:p>
           <w:p>
             <w:pPr>
+              <w:keepNext w:val="false"/>
               <w:spacing w:after="40" w:before="0"/>
               <w:jc w:val="left"/>
             </w:pPr>
@@ -23311,6 +23840,7 @@
           </w:p>
           <w:p>
             <w:pPr>
+              <w:keepNext w:val="false"/>
               <w:spacing w:after="40" w:before="0"/>
               <w:jc w:val="left"/>
             </w:pPr>
@@ -23330,6 +23860,7 @@
           </w:p>
           <w:p>
             <w:pPr>
+              <w:keepNext w:val="false"/>
               <w:spacing w:after="40" w:before="0"/>
               <w:jc w:val="left"/>
             </w:pPr>
@@ -23349,6 +23880,7 @@
           </w:p>
           <w:p>
             <w:pPr>
+              <w:keepNext w:val="false"/>
               <w:spacing w:after="40" w:before="0"/>
               <w:jc w:val="left"/>
             </w:pPr>
@@ -23368,6 +23900,7 @@
           </w:p>
           <w:p>
             <w:pPr>
+              <w:keepNext w:val="false"/>
               <w:spacing w:after="40" w:before="0"/>
               <w:jc w:val="left"/>
             </w:pPr>
@@ -23387,6 +23920,7 @@
           </w:p>
           <w:p>
             <w:pPr>
+              <w:keepNext w:val="false"/>
               <w:spacing w:after="40" w:before="0"/>
               <w:jc w:val="left"/>
             </w:pPr>
@@ -23419,6 +23953,7 @@
           </w:tcPr>
           <w:p>
             <w:pPr>
+              <w:keepNext w:val="false"/>
               <w:spacing w:after="40" w:before="0"/>
               <w:jc w:val="left"/>
             </w:pPr>
@@ -23451,6 +23986,7 @@
           </w:tcPr>
           <w:p>
             <w:pPr>
+              <w:keepNext w:val="false"/>
               <w:spacing w:after="40" w:before="0"/>
               <w:jc w:val="left"/>
             </w:pPr>
@@ -23485,6 +24021,7 @@
           </w:tcPr>
           <w:p>
             <w:pPr>
+              <w:keepNext w:val="false"/>
               <w:spacing w:after="40" w:before="0"/>
               <w:jc w:val="left"/>
             </w:pPr>
@@ -23522,7 +24059,7 @@
             <w:pPr>
               <w:spacing w:after="20" w:before="0"/>
             </w:pPr>
-            <w:hyperlink w:history="1" r:id="rIdkxnagse8hjpzcu7kgo-tm">
+            <w:hyperlink w:history="1" r:id="rIdfzwbicwf_imjslnhnrlzb">
               <w:r>
                 <w:rPr>
                   <w:rFonts w:ascii="Arial" w:cs="Arial" w:eastAsia="Arial" w:hAnsi="Arial"/>
@@ -23555,7 +24092,7 @@
               <w:spacing w:after="10" w:before="0"/>
               <w:ind w:left="120"/>
             </w:pPr>
-            <w:hyperlink w:history="1" r:id="rIdgpgvhswrzsh7ttgmxe5rf">
+            <w:hyperlink w:history="1" r:id="rIdpnxauluejjjvzpj5jc6th">
               <w:r>
                 <w:rPr>
                   <w:rFonts w:ascii="Arial" w:cs="Arial" w:eastAsia="Arial" w:hAnsi="Arial"/>
@@ -23600,7 +24137,7 @@
             <w:pPr>
               <w:spacing w:after="20" w:before="0"/>
             </w:pPr>
-            <w:hyperlink w:history="1" r:id="rId5liqvxl8mcopobzz_ikwe">
+            <w:hyperlink w:history="1" r:id="rIdmn5ov_cr_jzifxt5tcbju">
               <w:r>
                 <w:rPr>
                   <w:rFonts w:ascii="Arial" w:cs="Arial" w:eastAsia="Arial" w:hAnsi="Arial"/>
@@ -23633,7 +24170,7 @@
               <w:spacing w:after="10" w:before="0"/>
               <w:ind w:left="120"/>
             </w:pPr>
-            <w:hyperlink w:history="1" r:id="rIdpg0wiipk6ks0svlwhqrit">
+            <w:hyperlink w:history="1" r:id="rIdpimqw9eee_39mledqbplb">
               <w:r>
                 <w:rPr>
                   <w:rFonts w:ascii="Arial" w:cs="Arial" w:eastAsia="Arial" w:hAnsi="Arial"/>
@@ -23661,6 +24198,7 @@
           </w:tcPr>
           <w:p>
             <w:pPr>
+              <w:keepNext w:val="false"/>
               <w:spacing w:after="40" w:before="0"/>
               <w:jc w:val="left"/>
             </w:pPr>
@@ -23693,6 +24231,7 @@
           </w:tcPr>
           <w:p>
             <w:pPr>
+              <w:keepNext w:val="false"/>
               <w:spacing w:after="40" w:before="0"/>
               <w:jc w:val="left"/>
             </w:pPr>
@@ -23712,6 +24251,7 @@
           </w:p>
           <w:p>
             <w:pPr>
+              <w:keepNext w:val="false"/>
               <w:spacing w:after="40" w:before="0"/>
               <w:jc w:val="left"/>
             </w:pPr>
@@ -23731,6 +24271,7 @@
           </w:p>
           <w:p>
             <w:pPr>
+              <w:keepNext w:val="false"/>
               <w:spacing w:after="40" w:before="0"/>
               <w:jc w:val="left"/>
             </w:pPr>
@@ -23750,6 +24291,7 @@
           </w:p>
           <w:p>
             <w:pPr>
+              <w:keepNext w:val="false"/>
               <w:spacing w:after="40" w:before="0"/>
               <w:jc w:val="left"/>
             </w:pPr>
@@ -23769,6 +24311,7 @@
           </w:p>
           <w:p>
             <w:pPr>
+              <w:keepNext w:val="false"/>
               <w:spacing w:after="40" w:before="0"/>
               <w:jc w:val="left"/>
             </w:pPr>
@@ -23801,6 +24344,7 @@
           </w:tcPr>
           <w:p>
             <w:pPr>
+              <w:keepNext w:val="false"/>
               <w:spacing w:after="40" w:before="0"/>
               <w:jc w:val="left"/>
             </w:pPr>
@@ -23833,6 +24377,7 @@
           </w:tcPr>
           <w:p>
             <w:pPr>
+              <w:keepNext w:val="false"/>
               <w:spacing w:after="40" w:before="0"/>
               <w:jc w:val="left"/>
             </w:pPr>
@@ -23892,6 +24437,7 @@
           </w:tcPr>
           <w:p>
             <w:pPr>
+              <w:keepNext w:val="false"/>
               <w:spacing w:after="40" w:before="0"/>
               <w:jc w:val="center"/>
             </w:pPr>
@@ -23926,6 +24472,7 @@
           </w:tcPr>
           <w:p>
             <w:pPr>
+              <w:keepNext w:val="false"/>
               <w:spacing w:after="40" w:before="0"/>
               <w:jc w:val="left"/>
             </w:pPr>
@@ -23987,6 +24534,7 @@
           </w:tcPr>
           <w:p>
             <w:pPr>
+              <w:keepNext w:val="false"/>
               <w:spacing w:after="40" w:before="0"/>
               <w:jc w:val="center"/>
             </w:pPr>
@@ -24021,6 +24569,7 @@
           </w:tcPr>
           <w:p>
             <w:pPr>
+              <w:keepNext w:val="false"/>
               <w:spacing w:after="40" w:before="0"/>
               <w:jc w:val="left"/>
             </w:pPr>
@@ -24053,6 +24602,7 @@
           </w:tcPr>
           <w:p>
             <w:pPr>
+              <w:keepNext w:val="false"/>
               <w:spacing w:after="40" w:before="0"/>
               <w:jc w:val="left"/>
             </w:pPr>
@@ -24087,6 +24637,7 @@
           </w:tcPr>
           <w:p>
             <w:pPr>
+              <w:keepNext w:val="false"/>
               <w:spacing w:after="40" w:before="0"/>
               <w:jc w:val="left"/>
             </w:pPr>
@@ -24119,6 +24670,7 @@
           </w:tcPr>
           <w:p>
             <w:pPr>
+              <w:keepNext w:val="false"/>
               <w:spacing w:after="40" w:before="0"/>
               <w:jc w:val="left"/>
             </w:pPr>
@@ -24153,6 +24705,7 @@
           </w:tcPr>
           <w:p>
             <w:pPr>
+              <w:keepNext w:val="false"/>
               <w:spacing w:after="40" w:before="0"/>
               <w:jc w:val="left"/>
             </w:pPr>
@@ -24185,6 +24738,7 @@
           </w:tcPr>
           <w:p>
             <w:pPr>
+              <w:keepNext w:val="false"/>
               <w:spacing w:after="40" w:before="0"/>
               <w:jc w:val="left"/>
             </w:pPr>
@@ -24221,7 +24775,7 @@
         </w:rPr>
         <w:t xml:space="preserve">© 2026 SeaVuria and ARES. Aligned with KICD objectives. Developed by SeaVuria; technical implementation by ARES (with AI assistance from Claude). Licensed under </w:t>
       </w:r>
-      <w:hyperlink w:history="1" r:id="rIdpnapbsoclldsc29uqxbgi">
+      <w:hyperlink w:history="1" r:id="rIdqve-rjr7fcbjj7dd6qk3s">
         <w:r>
           <w:rPr>
             <w:rFonts w:ascii="Arial" w:cs="Arial" w:eastAsia="Arial" w:hAnsi="Arial"/>
@@ -24242,7 +24796,7 @@
         </w:rPr>
         <w:t xml:space="preserve"> (</w:t>
       </w:r>
-      <w:hyperlink w:history="1" r:id="rIddbjh1sphntcvl3zedeenp">
+      <w:hyperlink w:history="1" r:id="rId6gul2fdjxif9ptrfswbhk">
         <w:r>
           <w:rPr>
             <w:rFonts w:ascii="Arial" w:cs="Arial" w:eastAsia="Arial" w:hAnsi="Arial"/>
@@ -24302,6 +24856,7 @@
           </w:tcPr>
           <w:p>
             <w:pPr>
+              <w:keepNext w:val="false"/>
               <w:spacing w:after="40" w:before="0"/>
               <w:jc w:val="center"/>
             </w:pPr>
@@ -24337,6 +24892,7 @@
           </w:tcPr>
           <w:p>
             <w:pPr>
+              <w:keepNext w:val="false"/>
               <w:spacing w:after="40" w:before="0"/>
               <w:jc w:val="center"/>
             </w:pPr>
@@ -24371,6 +24927,7 @@
           </w:tcPr>
           <w:p>
             <w:pPr>
+              <w:keepNext w:val="false"/>
               <w:spacing w:after="40" w:before="0"/>
               <w:jc w:val="left"/>
             </w:pPr>
@@ -24403,6 +24960,7 @@
           </w:tcPr>
           <w:p>
             <w:pPr>
+              <w:keepNext w:val="false"/>
               <w:spacing w:after="40" w:before="0"/>
               <w:jc w:val="left"/>
             </w:pPr>
@@ -24437,6 +24995,7 @@
           </w:tcPr>
           <w:p>
             <w:pPr>
+              <w:keepNext w:val="false"/>
               <w:spacing w:after="40" w:before="0"/>
               <w:jc w:val="left"/>
             </w:pPr>
@@ -24469,6 +25028,7 @@
           </w:tcPr>
           <w:p>
             <w:pPr>
+              <w:keepNext w:val="false"/>
               <w:spacing w:after="40" w:before="0"/>
               <w:jc w:val="left"/>
             </w:pPr>
@@ -24503,6 +25063,7 @@
           </w:tcPr>
           <w:p>
             <w:pPr>
+              <w:keepNext w:val="false"/>
               <w:spacing w:after="40" w:before="0"/>
               <w:jc w:val="left"/>
             </w:pPr>
@@ -24610,6 +25171,7 @@
           </w:tcPr>
           <w:p>
             <w:pPr>
+              <w:keepNext w:val="false"/>
               <w:spacing w:after="40" w:before="0"/>
               <w:jc w:val="left"/>
             </w:pPr>
@@ -24697,6 +25259,7 @@
           </w:tcPr>
           <w:p>
             <w:pPr>
+              <w:keepNext w:val="false"/>
               <w:spacing w:after="40" w:before="0"/>
               <w:jc w:val="left"/>
             </w:pPr>
@@ -24784,6 +25347,7 @@
           </w:tcPr>
           <w:p>
             <w:pPr>
+              <w:keepNext w:val="false"/>
               <w:spacing w:after="40" w:before="0"/>
               <w:jc w:val="left"/>
             </w:pPr>
@@ -24816,6 +25380,7 @@
           </w:tcPr>
           <w:p>
             <w:pPr>
+              <w:keepNext w:val="false"/>
               <w:spacing w:after="40" w:before="0"/>
               <w:jc w:val="left"/>
             </w:pPr>
@@ -24850,6 +25415,7 @@
           </w:tcPr>
           <w:p>
             <w:pPr>
+              <w:keepNext w:val="false"/>
               <w:spacing w:after="40" w:before="0"/>
               <w:jc w:val="left"/>
             </w:pPr>
@@ -24882,6 +25448,7 @@
           </w:tcPr>
           <w:p>
             <w:pPr>
+              <w:keepNext w:val="false"/>
               <w:spacing w:after="40" w:before="0"/>
               <w:jc w:val="left"/>
             </w:pPr>
@@ -24916,6 +25483,7 @@
           </w:tcPr>
           <w:p>
             <w:pPr>
+              <w:keepNext w:val="false"/>
               <w:spacing w:after="40" w:before="0"/>
               <w:jc w:val="left"/>
             </w:pPr>
@@ -24948,6 +25516,7 @@
           </w:tcPr>
           <w:p>
             <w:pPr>
+              <w:keepNext w:val="false"/>
               <w:spacing w:after="40" w:before="0"/>
               <w:jc w:val="left"/>
             </w:pPr>
@@ -25007,6 +25576,7 @@
           </w:tcPr>
           <w:p>
             <w:pPr>
+              <w:keepNext w:val="false"/>
               <w:spacing w:after="40" w:before="0"/>
               <w:jc w:val="center"/>
             </w:pPr>
@@ -25041,6 +25611,7 @@
           </w:tcPr>
           <w:p>
             <w:pPr>
+              <w:keepNext w:val="false"/>
               <w:spacing w:after="40" w:before="0"/>
               <w:jc w:val="left"/>
             </w:pPr>
@@ -25060,6 +25631,7 @@
           </w:p>
           <w:p>
             <w:pPr>
+              <w:keepNext w:val="false"/>
               <w:spacing w:after="40" w:before="0"/>
               <w:jc w:val="left"/>
             </w:pPr>
@@ -25079,6 +25651,7 @@
           </w:p>
           <w:p>
             <w:pPr>
+              <w:keepNext w:val="false"/>
               <w:spacing w:after="40" w:before="0"/>
               <w:jc w:val="left"/>
             </w:pPr>
@@ -25098,6 +25671,7 @@
           </w:p>
           <w:p>
             <w:pPr>
+              <w:keepNext w:val="false"/>
               <w:spacing w:after="40" w:before="0"/>
               <w:jc w:val="left"/>
             </w:pPr>
@@ -25117,6 +25691,7 @@
           </w:p>
           <w:p>
             <w:pPr>
+              <w:keepNext w:val="false"/>
               <w:spacing w:after="40" w:before="0"/>
               <w:jc w:val="left"/>
             </w:pPr>
@@ -25181,6 +25756,7 @@
           </w:tcPr>
           <w:p>
             <w:pPr>
+              <w:keepNext w:val="false"/>
               <w:spacing w:after="40" w:before="0"/>
               <w:jc w:val="center"/>
             </w:pPr>
@@ -25215,6 +25791,7 @@
           </w:tcPr>
           <w:p>
             <w:pPr>
+              <w:keepNext w:val="false"/>
               <w:spacing w:after="40" w:before="0"/>
               <w:jc w:val="left"/>
             </w:pPr>
@@ -25247,6 +25824,7 @@
           </w:tcPr>
           <w:p>
             <w:pPr>
+              <w:keepNext w:val="false"/>
               <w:spacing w:after="40" w:before="0"/>
               <w:jc w:val="left"/>
             </w:pPr>
@@ -25279,6 +25857,7 @@
           </w:tcPr>
           <w:p>
             <w:pPr>
+              <w:keepNext w:val="false"/>
               <w:spacing w:after="40" w:before="0"/>
               <w:jc w:val="left"/>
             </w:pPr>
@@ -25311,6 +25890,7 @@
           </w:tcPr>
           <w:p>
             <w:pPr>
+              <w:keepNext w:val="false"/>
               <w:spacing w:after="40" w:before="0"/>
               <w:jc w:val="left"/>
             </w:pPr>
@@ -25343,6 +25923,7 @@
           </w:tcPr>
           <w:p>
             <w:pPr>
+              <w:keepNext w:val="false"/>
               <w:spacing w:after="40" w:before="0"/>
               <w:jc w:val="left"/>
             </w:pPr>
@@ -25377,6 +25958,7 @@
           </w:tcPr>
           <w:p>
             <w:pPr>
+              <w:keepNext w:val="false"/>
               <w:spacing w:after="40" w:before="0"/>
               <w:jc w:val="left"/>
             </w:pPr>
@@ -25414,7 +25996,7 @@
             <w:pPr>
               <w:spacing w:after="20" w:before="0"/>
             </w:pPr>
-            <w:hyperlink w:history="1" r:id="rIdzlgp_pprntrnioty-jcp8">
+            <w:hyperlink w:history="1" r:id="rIdhg4flvopwjzavkpxsmtpu">
               <w:r>
                 <w:rPr>
                   <w:rFonts w:ascii="Arial" w:cs="Arial" w:eastAsia="Arial" w:hAnsi="Arial"/>
@@ -25447,7 +26029,7 @@
               <w:spacing w:after="10" w:before="0"/>
               <w:ind w:left="120"/>
             </w:pPr>
-            <w:hyperlink w:history="1" r:id="rIdtk3r57hluubengpvd0n1y">
+            <w:hyperlink w:history="1" r:id="rIdzpztxkgmyuwh2rp4femrp">
               <w:r>
                 <w:rPr>
                   <w:rFonts w:ascii="Arial" w:cs="Arial" w:eastAsia="Arial" w:hAnsi="Arial"/>
@@ -25492,7 +26074,7 @@
             <w:pPr>
               <w:spacing w:after="20" w:before="0"/>
             </w:pPr>
-            <w:hyperlink w:history="1" r:id="rId4hnxkhl2m4z1lahozufay">
+            <w:hyperlink w:history="1" r:id="rIdltxxkdbhsjkxh6myefdop">
               <w:r>
                 <w:rPr>
                   <w:rFonts w:ascii="Arial" w:cs="Arial" w:eastAsia="Arial" w:hAnsi="Arial"/>
@@ -25525,7 +26107,7 @@
               <w:spacing w:after="10" w:before="0"/>
               <w:ind w:left="120"/>
             </w:pPr>
-            <w:hyperlink w:history="1" r:id="rIde7tzq0xlqi2sqxtwgbav7">
+            <w:hyperlink w:history="1" r:id="rIdqx3jzefxywcwdruejwk-c">
               <w:r>
                 <w:rPr>
                   <w:rFonts w:ascii="Arial" w:cs="Arial" w:eastAsia="Arial" w:hAnsi="Arial"/>
@@ -25553,6 +26135,7 @@
           </w:tcPr>
           <w:p>
             <w:pPr>
+              <w:keepNext w:val="false"/>
               <w:spacing w:after="40" w:before="0"/>
               <w:jc w:val="left"/>
             </w:pPr>
@@ -25585,6 +26168,7 @@
           </w:tcPr>
           <w:p>
             <w:pPr>
+              <w:keepNext w:val="false"/>
               <w:spacing w:after="40" w:before="0"/>
               <w:jc w:val="left"/>
             </w:pPr>
@@ -25617,6 +26201,7 @@
           </w:tcPr>
           <w:p>
             <w:pPr>
+              <w:keepNext w:val="false"/>
               <w:spacing w:after="40" w:before="0"/>
               <w:jc w:val="left"/>
             </w:pPr>
@@ -25649,6 +26234,7 @@
           </w:tcPr>
           <w:p>
             <w:pPr>
+              <w:keepNext w:val="false"/>
               <w:spacing w:after="40" w:before="0"/>
               <w:jc w:val="left"/>
             </w:pPr>
@@ -25683,6 +26269,7 @@
           </w:tcPr>
           <w:p>
             <w:pPr>
+              <w:keepNext w:val="false"/>
               <w:spacing w:after="40" w:before="0"/>
               <w:jc w:val="left"/>
             </w:pPr>
@@ -25720,7 +26307,7 @@
             <w:pPr>
               <w:spacing w:after="20" w:before="0"/>
             </w:pPr>
-            <w:hyperlink w:history="1" r:id="rIddopsjilq77llf3xmyrkal">
+            <w:hyperlink w:history="1" r:id="rIdqdfeo9amgr4wlu_zwohza">
               <w:r>
                 <w:rPr>
                   <w:rFonts w:ascii="Arial" w:cs="Arial" w:eastAsia="Arial" w:hAnsi="Arial"/>
@@ -25753,7 +26340,7 @@
               <w:spacing w:after="10" w:before="0"/>
               <w:ind w:left="120"/>
             </w:pPr>
-            <w:hyperlink w:history="1" r:id="rIdz4xduztsfkwst9420-stb">
+            <w:hyperlink w:history="1" r:id="rIddu4zbyr18l7waduchrrcp">
               <w:r>
                 <w:rPr>
                   <w:rFonts w:ascii="Arial" w:cs="Arial" w:eastAsia="Arial" w:hAnsi="Arial"/>
@@ -25798,7 +26385,7 @@
             <w:pPr>
               <w:spacing w:after="20" w:before="0"/>
             </w:pPr>
-            <w:hyperlink w:history="1" r:id="rIdsxrf8g3ap68r3yldaya-s">
+            <w:hyperlink w:history="1" r:id="rId0jbjbngwqcuncmoz2j5zw">
               <w:r>
                 <w:rPr>
                   <w:rFonts w:ascii="Arial" w:cs="Arial" w:eastAsia="Arial" w:hAnsi="Arial"/>
@@ -25831,7 +26418,7 @@
               <w:spacing w:after="10" w:before="0"/>
               <w:ind w:left="120"/>
             </w:pPr>
-            <w:hyperlink w:history="1" r:id="rId7fuqhluuj49dj5xibrbvx">
+            <w:hyperlink w:history="1" r:id="rIdld_qai6ywlvnmhg551j1j">
               <w:r>
                 <w:rPr>
                   <w:rFonts w:ascii="Arial" w:cs="Arial" w:eastAsia="Arial" w:hAnsi="Arial"/>
@@ -25859,6 +26446,7 @@
           </w:tcPr>
           <w:p>
             <w:pPr>
+              <w:keepNext w:val="false"/>
               <w:spacing w:after="40" w:before="0"/>
               <w:jc w:val="left"/>
             </w:pPr>
@@ -25891,6 +26479,7 @@
           </w:tcPr>
           <w:p>
             <w:pPr>
+              <w:keepNext w:val="false"/>
               <w:spacing w:after="40" w:before="0"/>
               <w:jc w:val="left"/>
             </w:pPr>
@@ -25923,6 +26512,7 @@
           </w:tcPr>
           <w:p>
             <w:pPr>
+              <w:keepNext w:val="false"/>
               <w:spacing w:after="40" w:before="0"/>
               <w:jc w:val="left"/>
             </w:pPr>
@@ -25955,6 +26545,7 @@
           </w:tcPr>
           <w:p>
             <w:pPr>
+              <w:keepNext w:val="false"/>
               <w:spacing w:after="40" w:before="0"/>
               <w:jc w:val="left"/>
             </w:pPr>
@@ -25989,6 +26580,7 @@
           </w:tcPr>
           <w:p>
             <w:pPr>
+              <w:keepNext w:val="false"/>
               <w:spacing w:after="40" w:before="0"/>
               <w:jc w:val="left"/>
             </w:pPr>
@@ -26026,7 +26618,7 @@
             <w:pPr>
               <w:spacing w:after="20" w:before="0"/>
             </w:pPr>
-            <w:hyperlink w:history="1" r:id="rIdstjbmvfrqjyojx10cc825">
+            <w:hyperlink w:history="1" r:id="rIdcw-xkfirhpioqxcvz1ck9">
               <w:r>
                 <w:rPr>
                   <w:rFonts w:ascii="Arial" w:cs="Arial" w:eastAsia="Arial" w:hAnsi="Arial"/>
@@ -26059,7 +26651,7 @@
               <w:spacing w:after="10" w:before="0"/>
               <w:ind w:left="120"/>
             </w:pPr>
-            <w:hyperlink w:history="1" r:id="rIdailwhy9n0lzftpdtehyks">
+            <w:hyperlink w:history="1" r:id="rIdxgjqlmgxmeha04cdb2vaf">
               <w:r>
                 <w:rPr>
                   <w:rFonts w:ascii="Arial" w:cs="Arial" w:eastAsia="Arial" w:hAnsi="Arial"/>
@@ -26104,7 +26696,7 @@
             <w:pPr>
               <w:spacing w:after="20" w:before="0"/>
             </w:pPr>
-            <w:hyperlink w:history="1" r:id="rIdzgoiazvdewprsy1snaiqk">
+            <w:hyperlink w:history="1" r:id="rIduvgjdaotikzxj0j5cmdh1">
               <w:r>
                 <w:rPr>
                   <w:rFonts w:ascii="Arial" w:cs="Arial" w:eastAsia="Arial" w:hAnsi="Arial"/>
@@ -26137,7 +26729,7 @@
               <w:spacing w:after="10" w:before="0"/>
               <w:ind w:left="120"/>
             </w:pPr>
-            <w:hyperlink w:history="1" r:id="rIdghz2pry9_zk0xehxhustv">
+            <w:hyperlink w:history="1" r:id="rIdm_motohqcl-mkzicw80xs">
               <w:r>
                 <w:rPr>
                   <w:rFonts w:ascii="Arial" w:cs="Arial" w:eastAsia="Arial" w:hAnsi="Arial"/>
@@ -26165,6 +26757,7 @@
           </w:tcPr>
           <w:p>
             <w:pPr>
+              <w:keepNext w:val="false"/>
               <w:spacing w:after="40" w:before="0"/>
               <w:jc w:val="left"/>
             </w:pPr>
@@ -26197,6 +26790,7 @@
           </w:tcPr>
           <w:p>
             <w:pPr>
+              <w:keepNext w:val="false"/>
               <w:spacing w:after="40" w:before="0"/>
               <w:jc w:val="left"/>
             </w:pPr>
@@ -26229,6 +26823,7 @@
           </w:tcPr>
           <w:p>
             <w:pPr>
+              <w:keepNext w:val="false"/>
               <w:spacing w:after="40" w:before="0"/>
               <w:jc w:val="left"/>
             </w:pPr>
@@ -26261,6 +26856,7 @@
           </w:tcPr>
           <w:p>
             <w:pPr>
+              <w:keepNext w:val="false"/>
               <w:spacing w:after="40" w:before="0"/>
               <w:jc w:val="left"/>
             </w:pPr>
@@ -26295,6 +26891,7 @@
           </w:tcPr>
           <w:p>
             <w:pPr>
+              <w:keepNext w:val="false"/>
               <w:spacing w:after="40" w:before="0"/>
               <w:jc w:val="left"/>
             </w:pPr>
@@ -26332,7 +26929,7 @@
             <w:pPr>
               <w:spacing w:after="20" w:before="0"/>
             </w:pPr>
-            <w:hyperlink w:history="1" r:id="rId3errjyn8ajlvwq2mlvtv2">
+            <w:hyperlink w:history="1" r:id="rIdep5fptpjdzyg6f0q0yt-r">
               <w:r>
                 <w:rPr>
                   <w:rFonts w:ascii="Arial" w:cs="Arial" w:eastAsia="Arial" w:hAnsi="Arial"/>
@@ -26365,7 +26962,7 @@
               <w:spacing w:after="10" w:before="0"/>
               <w:ind w:left="120"/>
             </w:pPr>
-            <w:hyperlink w:history="1" r:id="rId0uhntgmak7loxbzbkkld0">
+            <w:hyperlink w:history="1" r:id="rIdczgss-tkb7zj1gbthezcl">
               <w:r>
                 <w:rPr>
                   <w:rFonts w:ascii="Arial" w:cs="Arial" w:eastAsia="Arial" w:hAnsi="Arial"/>
@@ -26410,7 +27007,7 @@
             <w:pPr>
               <w:spacing w:after="20" w:before="0"/>
             </w:pPr>
-            <w:hyperlink w:history="1" r:id="rIdlmwusyzwcekm7a6opqaap">
+            <w:hyperlink w:history="1" r:id="rId_5xcnrrxbqt-3hhy9dd0m">
               <w:r>
                 <w:rPr>
                   <w:rFonts w:ascii="Arial" w:cs="Arial" w:eastAsia="Arial" w:hAnsi="Arial"/>
@@ -26443,7 +27040,7 @@
               <w:spacing w:after="10" w:before="0"/>
               <w:ind w:left="120"/>
             </w:pPr>
-            <w:hyperlink w:history="1" r:id="rIdhy04mgxt61mpee-fqkx0g">
+            <w:hyperlink w:history="1" r:id="rIdrog3guwvcn496kr9d80ph">
               <w:r>
                 <w:rPr>
                   <w:rFonts w:ascii="Arial" w:cs="Arial" w:eastAsia="Arial" w:hAnsi="Arial"/>
@@ -26471,6 +27068,7 @@
           </w:tcPr>
           <w:p>
             <w:pPr>
+              <w:keepNext w:val="false"/>
               <w:spacing w:after="40" w:before="0"/>
               <w:jc w:val="left"/>
             </w:pPr>
@@ -26503,6 +27101,7 @@
           </w:tcPr>
           <w:p>
             <w:pPr>
+              <w:keepNext w:val="false"/>
               <w:spacing w:after="40" w:before="0"/>
               <w:jc w:val="left"/>
             </w:pPr>
@@ -26535,6 +27134,7 @@
           </w:tcPr>
           <w:p>
             <w:pPr>
+              <w:keepNext w:val="false"/>
               <w:spacing w:after="40" w:before="0"/>
               <w:jc w:val="left"/>
             </w:pPr>
@@ -26567,6 +27167,7 @@
           </w:tcPr>
           <w:p>
             <w:pPr>
+              <w:keepNext w:val="false"/>
               <w:spacing w:after="40" w:before="0"/>
               <w:jc w:val="left"/>
             </w:pPr>
@@ -26601,6 +27202,7 @@
           </w:tcPr>
           <w:p>
             <w:pPr>
+              <w:keepNext w:val="false"/>
               <w:spacing w:after="40" w:before="0"/>
               <w:jc w:val="left"/>
             </w:pPr>
@@ -26638,7 +27240,7 @@
             <w:pPr>
               <w:spacing w:after="20" w:before="0"/>
             </w:pPr>
-            <w:hyperlink w:history="1" r:id="rId3yljtexxnozdiizx55y3k">
+            <w:hyperlink w:history="1" r:id="rIdwhk3cvc7lxq1zutfzk3jv">
               <w:r>
                 <w:rPr>
                   <w:rFonts w:ascii="Arial" w:cs="Arial" w:eastAsia="Arial" w:hAnsi="Arial"/>
@@ -26671,7 +27273,7 @@
               <w:spacing w:after="10" w:before="0"/>
               <w:ind w:left="120"/>
             </w:pPr>
-            <w:hyperlink w:history="1" r:id="rIda4rkjs-xcevecczlrtaji">
+            <w:hyperlink w:history="1" r:id="rIdwbynbdajabvc_ckrpvodv">
               <w:r>
                 <w:rPr>
                   <w:rFonts w:ascii="Arial" w:cs="Arial" w:eastAsia="Arial" w:hAnsi="Arial"/>
@@ -26716,7 +27318,7 @@
             <w:pPr>
               <w:spacing w:after="20" w:before="0"/>
             </w:pPr>
-            <w:hyperlink w:history="1" r:id="rIdimfvsujks6j3ijn29h_wp">
+            <w:hyperlink w:history="1" r:id="rIdukviaxzowkbru0vopqvcq">
               <w:r>
                 <w:rPr>
                   <w:rFonts w:ascii="Arial" w:cs="Arial" w:eastAsia="Arial" w:hAnsi="Arial"/>
@@ -26765,7 +27367,7 @@
               <w:spacing w:after="10" w:before="0"/>
               <w:ind w:left="120"/>
             </w:pPr>
-            <w:hyperlink w:history="1" r:id="rId6m634wyzj-gzhexbxqwyc">
+            <w:hyperlink w:history="1" r:id="rIdcajb8jjgbjqswlv7t-8xs">
               <w:r>
                 <w:rPr>
                   <w:rFonts w:ascii="Arial" w:cs="Arial" w:eastAsia="Arial" w:hAnsi="Arial"/>
@@ -26793,6 +27395,7 @@
           </w:tcPr>
           <w:p>
             <w:pPr>
+              <w:keepNext w:val="false"/>
               <w:spacing w:after="40" w:before="0"/>
               <w:jc w:val="left"/>
             </w:pPr>
@@ -26825,6 +27428,7 @@
           </w:tcPr>
           <w:p>
             <w:pPr>
+              <w:keepNext w:val="false"/>
               <w:spacing w:after="40" w:before="0"/>
               <w:jc w:val="left"/>
             </w:pPr>
@@ -26857,6 +27461,7 @@
           </w:tcPr>
           <w:p>
             <w:pPr>
+              <w:keepNext w:val="false"/>
               <w:spacing w:after="40" w:before="0"/>
               <w:jc w:val="left"/>
             </w:pPr>
@@ -26889,6 +27494,7 @@
           </w:tcPr>
           <w:p>
             <w:pPr>
+              <w:keepNext w:val="false"/>
               <w:spacing w:after="40" w:before="0"/>
               <w:jc w:val="left"/>
             </w:pPr>
@@ -26948,6 +27554,7 @@
           </w:tcPr>
           <w:p>
             <w:pPr>
+              <w:keepNext w:val="false"/>
               <w:spacing w:after="40" w:before="0"/>
               <w:jc w:val="center"/>
             </w:pPr>
@@ -26982,6 +27589,7 @@
           </w:tcPr>
           <w:p>
             <w:pPr>
+              <w:keepNext w:val="false"/>
               <w:spacing w:after="40" w:before="0"/>
               <w:jc w:val="left"/>
             </w:pPr>
@@ -27001,6 +27609,7 @@
           </w:p>
           <w:p>
             <w:pPr>
+              <w:keepNext w:val="false"/>
               <w:spacing w:after="40" w:before="0"/>
               <w:jc w:val="left"/>
             </w:pPr>
@@ -27020,6 +27629,7 @@
           </w:p>
           <w:p>
             <w:pPr>
+              <w:keepNext w:val="false"/>
               <w:spacing w:after="40" w:before="0"/>
               <w:jc w:val="left"/>
             </w:pPr>
@@ -27039,6 +27649,7 @@
           </w:p>
           <w:p>
             <w:pPr>
+              <w:keepNext w:val="false"/>
               <w:spacing w:after="40" w:before="0"/>
               <w:jc w:val="left"/>
             </w:pPr>
@@ -27058,6 +27669,7 @@
           </w:p>
           <w:p>
             <w:pPr>
+              <w:keepNext w:val="false"/>
               <w:spacing w:after="40" w:before="0"/>
               <w:jc w:val="left"/>
             </w:pPr>
@@ -27119,6 +27731,7 @@
           </w:tcPr>
           <w:p>
             <w:pPr>
+              <w:keepNext w:val="false"/>
               <w:spacing w:after="40" w:before="0"/>
               <w:jc w:val="center"/>
             </w:pPr>
@@ -27153,6 +27766,7 @@
           </w:tcPr>
           <w:p>
             <w:pPr>
+              <w:keepNext w:val="false"/>
               <w:spacing w:after="40" w:before="0"/>
               <w:jc w:val="left"/>
             </w:pPr>
@@ -27185,6 +27799,7 @@
           </w:tcPr>
           <w:p>
             <w:pPr>
+              <w:keepNext w:val="false"/>
               <w:spacing w:after="40" w:before="0"/>
               <w:jc w:val="left"/>
             </w:pPr>
@@ -27219,6 +27834,7 @@
           </w:tcPr>
           <w:p>
             <w:pPr>
+              <w:keepNext w:val="false"/>
               <w:spacing w:after="40" w:before="0"/>
               <w:jc w:val="left"/>
             </w:pPr>
@@ -27251,6 +27867,7 @@
           </w:tcPr>
           <w:p>
             <w:pPr>
+              <w:keepNext w:val="false"/>
               <w:spacing w:after="40" w:before="0"/>
               <w:jc w:val="left"/>
             </w:pPr>
@@ -27285,6 +27902,7 @@
           </w:tcPr>
           <w:p>
             <w:pPr>
+              <w:keepNext w:val="false"/>
               <w:spacing w:after="40" w:before="0"/>
               <w:jc w:val="left"/>
             </w:pPr>
@@ -27317,6 +27935,7 @@
           </w:tcPr>
           <w:p>
             <w:pPr>
+              <w:keepNext w:val="false"/>
               <w:spacing w:after="40" w:before="0"/>
               <w:jc w:val="left"/>
             </w:pPr>
@@ -27353,7 +27972,7 @@
         </w:rPr>
         <w:t xml:space="preserve">© 2026 SeaVuria and ARES. Aligned with KICD objectives. Developed by SeaVuria; technical implementation by ARES (with AI assistance from Claude). Licensed under </w:t>
       </w:r>
-      <w:hyperlink w:history="1" r:id="rIdgmy5v53mirdjaoieu6rkv">
+      <w:hyperlink w:history="1" r:id="rIdcfbuha5rb8kpzepay3ssw">
         <w:r>
           <w:rPr>
             <w:rFonts w:ascii="Arial" w:cs="Arial" w:eastAsia="Arial" w:hAnsi="Arial"/>
@@ -27374,7 +27993,7 @@
         </w:rPr>
         <w:t xml:space="preserve"> (</w:t>
       </w:r>
-      <w:hyperlink w:history="1" r:id="rIdof28gfblacvhnfidlxlvn">
+      <w:hyperlink w:history="1" r:id="rIdtrtfeuz7trffg1wdg-nrv">
         <w:r>
           <w:rPr>
             <w:rFonts w:ascii="Arial" w:cs="Arial" w:eastAsia="Arial" w:hAnsi="Arial"/>
@@ -27435,6 +28054,7 @@
           </w:tcPr>
           <w:p>
             <w:pPr>
+              <w:keepNext w:val="false"/>
               <w:spacing w:after="40" w:before="0"/>
               <w:jc w:val="center"/>
             </w:pPr>
@@ -27469,6 +28089,7 @@
           </w:tcPr>
           <w:p>
             <w:pPr>
+              <w:keepNext w:val="false"/>
               <w:spacing w:after="40" w:before="0"/>
               <w:jc w:val="left"/>
             </w:pPr>
@@ -27501,6 +28122,7 @@
           </w:tcPr>
           <w:p>
             <w:pPr>
+              <w:keepNext w:val="false"/>
               <w:spacing w:after="40" w:before="0"/>
               <w:jc w:val="left"/>
             </w:pPr>
@@ -27533,6 +28155,7 @@
           </w:tcPr>
           <w:p>
             <w:pPr>
+              <w:keepNext w:val="false"/>
               <w:spacing w:after="40" w:before="0"/>
               <w:jc w:val="left"/>
             </w:pPr>
@@ -27567,6 +28190,7 @@
           </w:tcPr>
           <w:p>
             <w:pPr>
+              <w:keepNext w:val="false"/>
               <w:spacing w:after="40" w:before="0"/>
               <w:jc w:val="left"/>
             </w:pPr>
@@ -27599,6 +28223,7 @@
           </w:tcPr>
           <w:p>
             <w:pPr>
+              <w:keepNext w:val="false"/>
               <w:spacing w:after="40" w:before="0"/>
               <w:jc w:val="left"/>
             </w:pPr>
@@ -27631,6 +28256,7 @@
           </w:tcPr>
           <w:p>
             <w:pPr>
+              <w:keepNext w:val="false"/>
               <w:spacing w:after="40" w:before="0"/>
               <w:jc w:val="left"/>
             </w:pPr>
@@ -27665,6 +28291,7 @@
           </w:tcPr>
           <w:p>
             <w:pPr>
+              <w:keepNext w:val="false"/>
               <w:spacing w:after="40" w:before="0"/>
               <w:jc w:val="left"/>
             </w:pPr>
@@ -27697,6 +28324,7 @@
           </w:tcPr>
           <w:p>
             <w:pPr>
+              <w:keepNext w:val="false"/>
               <w:spacing w:after="40" w:before="0"/>
               <w:jc w:val="left"/>
             </w:pPr>
@@ -27729,6 +28357,7 @@
           </w:tcPr>
           <w:p>
             <w:pPr>
+              <w:keepNext w:val="false"/>
               <w:spacing w:after="40" w:before="0"/>
               <w:jc w:val="left"/>
             </w:pPr>
@@ -27763,6 +28392,7 @@
           </w:tcPr>
           <w:p>
             <w:pPr>
+              <w:keepNext w:val="false"/>
               <w:spacing w:after="40" w:before="0"/>
               <w:jc w:val="left"/>
             </w:pPr>
@@ -27795,6 +28425,7 @@
           </w:tcPr>
           <w:p>
             <w:pPr>
+              <w:keepNext w:val="false"/>
               <w:spacing w:after="40" w:before="0"/>
               <w:jc w:val="left"/>
             </w:pPr>
@@ -27827,6 +28458,7 @@
           </w:tcPr>
           <w:p>
             <w:pPr>
+              <w:keepNext w:val="false"/>
               <w:spacing w:after="40" w:before="0"/>
               <w:jc w:val="left"/>
             </w:pPr>

--- a/data/outputs/v2/Essential_Mathematics/SS1.1_Real_Numbers/Essential_Mathematics_Real_Numbers_CBE_LessonSequence.docx
+++ b/data/outputs/v2/Essential_Mathematics/SS1.1_Real_Numbers/Essential_Mathematics_Real_Numbers_CBE_LessonSequence.docx
@@ -2118,7 +2118,7 @@
         </w:rPr>
         <w:t xml:space="preserve">© 2026 SeaVuria and ARES. This work is licensed under a </w:t>
       </w:r>
-      <w:hyperlink w:history="1" r:id="rIdxfckjd2yyuz9yaqnmfngq">
+      <w:hyperlink w:history="1" r:id="rIdsids6nmbocblupdcgx4cj">
         <w:r>
           <w:rPr>
             <w:rFonts w:ascii="Arial" w:cs="Arial" w:eastAsia="Arial" w:hAnsi="Arial"/>
@@ -2138,7 +2138,7 @@
         </w:rPr>
         <w:t xml:space="preserve"> (</w:t>
       </w:r>
-      <w:hyperlink w:history="1" r:id="rIdfk1x5_hvslultsfcpyvy6">
+      <w:hyperlink w:history="1" r:id="rIdtesfj2zo30t3v80a1yidh">
         <w:r>
           <w:rPr>
             <w:rFonts w:ascii="Arial" w:cs="Arial" w:eastAsia="Arial" w:hAnsi="Arial"/>
@@ -2158,7 +2158,7 @@
         </w:rPr>
         <w:t xml:space="preserve">). To view a copy of this license, visit </w:t>
       </w:r>
-      <w:hyperlink w:history="1" r:id="rId5izuehirzkh1oajudfw23">
+      <w:hyperlink w:history="1" r:id="rIdwy4xv2yfjz2m0xneiyoas">
         <w:r>
           <w:rPr>
             <w:rFonts w:ascii="Arial" w:cs="Arial" w:eastAsia="Arial" w:hAnsi="Arial"/>
@@ -3197,7 +3197,7 @@
             <w:pPr>
               <w:spacing w:after="20" w:before="0"/>
             </w:pPr>
-            <w:hyperlink w:history="1" r:id="rIdlhce2kbprm9leejbqxaos">
+            <w:hyperlink w:history="1" r:id="rIdgr3kgywgewomztetqo0ji">
               <w:r>
                 <w:rPr>
                   <w:rFonts w:ascii="Arial" w:cs="Arial" w:eastAsia="Arial" w:hAnsi="Arial"/>
@@ -3230,7 +3230,7 @@
               <w:spacing w:after="10" w:before="0"/>
               <w:ind w:left="120"/>
             </w:pPr>
-            <w:hyperlink w:history="1" r:id="rId7pdpmroelgghrk2pybkyh">
+            <w:hyperlink w:history="1" r:id="rIdzpdzt5urpvuhqj2lbzr-k">
               <w:r>
                 <w:rPr>
                   <w:rFonts w:ascii="Arial" w:cs="Arial" w:eastAsia="Arial" w:hAnsi="Arial"/>
@@ -3275,7 +3275,7 @@
             <w:pPr>
               <w:spacing w:after="20" w:before="0"/>
             </w:pPr>
-            <w:hyperlink w:history="1" r:id="rIdxecj5gmnopguplmf1mssz">
+            <w:hyperlink w:history="1" r:id="rIdb_yfqj_jnnhz_e9wx7od2">
               <w:r>
                 <w:rPr>
                   <w:rFonts w:ascii="Arial" w:cs="Arial" w:eastAsia="Arial" w:hAnsi="Arial"/>
@@ -3308,7 +3308,7 @@
               <w:spacing w:after="10" w:before="0"/>
               <w:ind w:left="120"/>
             </w:pPr>
-            <w:hyperlink w:history="1" r:id="rIdpg8pt2j46lz3c07ozuyzt">
+            <w:hyperlink w:history="1" r:id="rIdbyz4movugp7nzvmt8iqzp">
               <w:r>
                 <w:rPr>
                   <w:rFonts w:ascii="Arial" w:cs="Arial" w:eastAsia="Arial" w:hAnsi="Arial"/>
@@ -3588,7 +3588,7 @@
             <w:pPr>
               <w:spacing w:after="20" w:before="0"/>
             </w:pPr>
-            <w:hyperlink w:history="1" r:id="rIdsj4e5xqraszgy2jjl3ef0">
+            <w:hyperlink w:history="1" r:id="rIdkf1z3q62zr_qkf5oeqpey">
               <w:r>
                 <w:rPr>
                   <w:rFonts w:ascii="Arial" w:cs="Arial" w:eastAsia="Arial" w:hAnsi="Arial"/>
@@ -3621,7 +3621,7 @@
               <w:spacing w:after="10" w:before="0"/>
               <w:ind w:left="120"/>
             </w:pPr>
-            <w:hyperlink w:history="1" r:id="rIdjrkm23jtlkjkmsd6xuqsp">
+            <w:hyperlink w:history="1" r:id="rIdyavd0i7zjvfmrmp84yxra">
               <w:r>
                 <w:rPr>
                   <w:rFonts w:ascii="Arial" w:cs="Arial" w:eastAsia="Arial" w:hAnsi="Arial"/>
@@ -3666,7 +3666,7 @@
             <w:pPr>
               <w:spacing w:after="20" w:before="0"/>
             </w:pPr>
-            <w:hyperlink w:history="1" r:id="rId3tuddtq0zothomkww5jin">
+            <w:hyperlink w:history="1" r:id="rIdr83sjvobw7va_xm40-h0f">
               <w:r>
                 <w:rPr>
                   <w:rFonts w:ascii="Arial" w:cs="Arial" w:eastAsia="Arial" w:hAnsi="Arial"/>
@@ -3699,7 +3699,7 @@
               <w:spacing w:after="10" w:before="0"/>
               <w:ind w:left="120"/>
             </w:pPr>
-            <w:hyperlink w:history="1" r:id="rId7jobl1m00pvalf0_7yhok">
+            <w:hyperlink w:history="1" r:id="rIdjdzni0quddhkgm1dcm37s">
               <w:r>
                 <w:rPr>
                   <w:rFonts w:ascii="Arial" w:cs="Arial" w:eastAsia="Arial" w:hAnsi="Arial"/>
@@ -3999,7 +3999,7 @@
             <w:pPr>
               <w:spacing w:after="20" w:before="0"/>
             </w:pPr>
-            <w:hyperlink w:history="1" r:id="rIdsqddui66sb2yc-1k58srj">
+            <w:hyperlink w:history="1" r:id="rIdxp-tacmboovb5oza7pnkl">
               <w:r>
                 <w:rPr>
                   <w:rFonts w:ascii="Arial" w:cs="Arial" w:eastAsia="Arial" w:hAnsi="Arial"/>
@@ -4032,7 +4032,7 @@
               <w:spacing w:after="10" w:before="0"/>
               <w:ind w:left="120"/>
             </w:pPr>
-            <w:hyperlink w:history="1" r:id="rIdhcjprh_9c8umqgi5_4pow">
+            <w:hyperlink w:history="1" r:id="rIdm297a1q5u6b9yuku1rscy">
               <w:r>
                 <w:rPr>
                   <w:rFonts w:ascii="Arial" w:cs="Arial" w:eastAsia="Arial" w:hAnsi="Arial"/>
@@ -4077,7 +4077,7 @@
             <w:pPr>
               <w:spacing w:after="20" w:before="0"/>
             </w:pPr>
-            <w:hyperlink w:history="1" r:id="rIdl8l1fgou42go2ir5qh_9k">
+            <w:hyperlink w:history="1" r:id="rIdkp1uvo3cpieevd35yxxzd">
               <w:r>
                 <w:rPr>
                   <w:rFonts w:ascii="Arial" w:cs="Arial" w:eastAsia="Arial" w:hAnsi="Arial"/>
@@ -4110,7 +4110,7 @@
               <w:spacing w:after="10" w:before="0"/>
               <w:ind w:left="120"/>
             </w:pPr>
-            <w:hyperlink w:history="1" r:id="rIdp1cqxs1ty6nejyd5fdvee">
+            <w:hyperlink w:history="1" r:id="rIdgxxq6hfjy-7pqgijf-dvd">
               <w:r>
                 <w:rPr>
                   <w:rFonts w:ascii="Arial" w:cs="Arial" w:eastAsia="Arial" w:hAnsi="Arial"/>
@@ -4430,7 +4430,7 @@
             <w:pPr>
               <w:spacing w:after="20" w:before="0"/>
             </w:pPr>
-            <w:hyperlink w:history="1" r:id="rIdwrnvnm1-vtgbo6atf9lxd">
+            <w:hyperlink w:history="1" r:id="rIddkli7k5c-dhswji2q55al">
               <w:r>
                 <w:rPr>
                   <w:rFonts w:ascii="Arial" w:cs="Arial" w:eastAsia="Arial" w:hAnsi="Arial"/>
@@ -4463,7 +4463,7 @@
               <w:spacing w:after="10" w:before="0"/>
               <w:ind w:left="120"/>
             </w:pPr>
-            <w:hyperlink w:history="1" r:id="rIdttr-ftemrsk2dkzbyifi3">
+            <w:hyperlink w:history="1" r:id="rIdku7motttawmlf24eluwdn">
               <w:r>
                 <w:rPr>
                   <w:rFonts w:ascii="Arial" w:cs="Arial" w:eastAsia="Arial" w:hAnsi="Arial"/>
@@ -4508,7 +4508,7 @@
             <w:pPr>
               <w:spacing w:after="20" w:before="0"/>
             </w:pPr>
-            <w:hyperlink w:history="1" r:id="rIdvvhcsrperebequwuyyz8v">
+            <w:hyperlink w:history="1" r:id="rId_qlczrzmanovjkufu_9w7">
               <w:r>
                 <w:rPr>
                   <w:rFonts w:ascii="Arial" w:cs="Arial" w:eastAsia="Arial" w:hAnsi="Arial"/>
@@ -4541,7 +4541,7 @@
               <w:spacing w:after="10" w:before="0"/>
               <w:ind w:left="120"/>
             </w:pPr>
-            <w:hyperlink w:history="1" r:id="rIdckxyg1sushecmqluoafo7">
+            <w:hyperlink w:history="1" r:id="rId310xc1mh9suy9-n82jxmx">
               <w:r>
                 <w:rPr>
                   <w:rFonts w:ascii="Arial" w:cs="Arial" w:eastAsia="Arial" w:hAnsi="Arial"/>
@@ -4841,7 +4841,7 @@
             <w:pPr>
               <w:spacing w:after="20" w:before="0"/>
             </w:pPr>
-            <w:hyperlink w:history="1" r:id="rIdampoziuhsrfm-kc1yyou1">
+            <w:hyperlink w:history="1" r:id="rIdgm7umz_6r36xpsdnqqa8l">
               <w:r>
                 <w:rPr>
                   <w:rFonts w:ascii="Arial" w:cs="Arial" w:eastAsia="Arial" w:hAnsi="Arial"/>
@@ -4874,7 +4874,7 @@
               <w:spacing w:after="10" w:before="0"/>
               <w:ind w:left="120"/>
             </w:pPr>
-            <w:hyperlink w:history="1" r:id="rIdgk7relyqq-pndboh0clmx">
+            <w:hyperlink w:history="1" r:id="rIdiheojmiztvpiug8o4chmu">
               <w:r>
                 <w:rPr>
                   <w:rFonts w:ascii="Arial" w:cs="Arial" w:eastAsia="Arial" w:hAnsi="Arial"/>
@@ -4919,7 +4919,7 @@
             <w:pPr>
               <w:spacing w:after="20" w:before="0"/>
             </w:pPr>
-            <w:hyperlink w:history="1" r:id="rIdi9zedrfsvqjcg9zobmaxw">
+            <w:hyperlink w:history="1" r:id="rIdkeula9iqxuxuxcy2sucfm">
               <w:r>
                 <w:rPr>
                   <w:rFonts w:ascii="Arial" w:cs="Arial" w:eastAsia="Arial" w:hAnsi="Arial"/>
@@ -4952,7 +4952,7 @@
               <w:spacing w:after="10" w:before="0"/>
               <w:ind w:left="120"/>
             </w:pPr>
-            <w:hyperlink w:history="1" r:id="rIdjogpqvrlm9qcstkpqmenb">
+            <w:hyperlink w:history="1" r:id="rIdvu3agvdk4ifkvfccwi5st">
               <w:r>
                 <w:rPr>
                   <w:rFonts w:ascii="Arial" w:cs="Arial" w:eastAsia="Arial" w:hAnsi="Arial"/>
@@ -5577,7 +5577,7 @@
         </w:rPr>
         <w:t xml:space="preserve">© 2026 SeaVuria and ARES. Aligned with KICD objectives. Developed by SeaVuria; technical implementation by ARES (with AI assistance from Claude). Licensed under </w:t>
       </w:r>
-      <w:hyperlink w:history="1" r:id="rIdb7rx3lzdweqp1jc4bsf5a">
+      <w:hyperlink w:history="1" r:id="rIdofrnfflnxoinm7l7bx_pl">
         <w:r>
           <w:rPr>
             <w:rFonts w:ascii="Arial" w:cs="Arial" w:eastAsia="Arial" w:hAnsi="Arial"/>
@@ -5598,7 +5598,7 @@
         </w:rPr>
         <w:t xml:space="preserve"> (</w:t>
       </w:r>
-      <w:hyperlink w:history="1" r:id="rIddji9zj-drkaq4q36suy98">
+      <w:hyperlink w:history="1" r:id="rIdlntuommq-_oxuqsdsu5-z">
         <w:r>
           <w:rPr>
             <w:rFonts w:ascii="Arial" w:cs="Arial" w:eastAsia="Arial" w:hAnsi="Arial"/>
@@ -6638,7 +6638,7 @@
             <w:pPr>
               <w:spacing w:after="20" w:before="0"/>
             </w:pPr>
-            <w:hyperlink w:history="1" r:id="rIdohy7rjj38gvt2qrh2s6g0">
+            <w:hyperlink w:history="1" r:id="rId0izoq2dvwa5xcicambk5m">
               <w:r>
                 <w:rPr>
                   <w:rFonts w:ascii="Arial" w:cs="Arial" w:eastAsia="Arial" w:hAnsi="Arial"/>
@@ -6671,7 +6671,7 @@
               <w:spacing w:after="10" w:before="0"/>
               <w:ind w:left="120"/>
             </w:pPr>
-            <w:hyperlink w:history="1" r:id="rIdbonfdjk_nfwkybn36n_8m">
+            <w:hyperlink w:history="1" r:id="rIdoqtedka9v57ldwosdj-wf">
               <w:r>
                 <w:rPr>
                   <w:rFonts w:ascii="Arial" w:cs="Arial" w:eastAsia="Arial" w:hAnsi="Arial"/>
@@ -6716,7 +6716,7 @@
             <w:pPr>
               <w:spacing w:after="20" w:before="0"/>
             </w:pPr>
-            <w:hyperlink w:history="1" r:id="rIdo1wlogncazhmmdfizzonl">
+            <w:hyperlink w:history="1" r:id="rId4ncneywfmurt4jxc2qaqo">
               <w:r>
                 <w:rPr>
                   <w:rFonts w:ascii="Arial" w:cs="Arial" w:eastAsia="Arial" w:hAnsi="Arial"/>
@@ -6749,7 +6749,7 @@
               <w:spacing w:after="10" w:before="0"/>
               <w:ind w:left="120"/>
             </w:pPr>
-            <w:hyperlink w:history="1" r:id="rIdhr8xhqhyjtppqaeo5wroq">
+            <w:hyperlink w:history="1" r:id="rIdgidh4mhqgeuuhxofkxvi1">
               <w:r>
                 <w:rPr>
                   <w:rFonts w:ascii="Arial" w:cs="Arial" w:eastAsia="Arial" w:hAnsi="Arial"/>
@@ -6949,7 +6949,7 @@
             <w:pPr>
               <w:spacing w:after="20" w:before="0"/>
             </w:pPr>
-            <w:hyperlink w:history="1" r:id="rIdvjh4nj6tomomzeleype4k">
+            <w:hyperlink w:history="1" r:id="rIdn6a4ljfm-fxspdau6jtm8">
               <w:r>
                 <w:rPr>
                   <w:rFonts w:ascii="Arial" w:cs="Arial" w:eastAsia="Arial" w:hAnsi="Arial"/>
@@ -6982,7 +6982,7 @@
               <w:spacing w:after="10" w:before="0"/>
               <w:ind w:left="120"/>
             </w:pPr>
-            <w:hyperlink w:history="1" r:id="rIdjb2mmsqu0ftpz91bxzpil">
+            <w:hyperlink w:history="1" r:id="rIdjtkh2ihvj5hlpivoedmoy">
               <w:r>
                 <w:rPr>
                   <w:rFonts w:ascii="Arial" w:cs="Arial" w:eastAsia="Arial" w:hAnsi="Arial"/>
@@ -7027,7 +7027,7 @@
             <w:pPr>
               <w:spacing w:after="20" w:before="0"/>
             </w:pPr>
-            <w:hyperlink w:history="1" r:id="rIdas3cbejxjqsyklvoszvqn">
+            <w:hyperlink w:history="1" r:id="rIdk44laq_hvuiez65jtqe_h">
               <w:r>
                 <w:rPr>
                   <w:rFonts w:ascii="Arial" w:cs="Arial" w:eastAsia="Arial" w:hAnsi="Arial"/>
@@ -7060,7 +7060,7 @@
               <w:spacing w:after="10" w:before="0"/>
               <w:ind w:left="120"/>
             </w:pPr>
-            <w:hyperlink w:history="1" r:id="rIdpqhzhyrzlvvfrfxywf4fh">
+            <w:hyperlink w:history="1" r:id="rIdimqax5ogzqelbt-njvj0h">
               <w:r>
                 <w:rPr>
                   <w:rFonts w:ascii="Arial" w:cs="Arial" w:eastAsia="Arial" w:hAnsi="Arial"/>
@@ -7500,7 +7500,7 @@
             <w:pPr>
               <w:spacing w:after="20" w:before="0"/>
             </w:pPr>
-            <w:hyperlink w:history="1" r:id="rIdwtf-xs4quq0cdyd9c6hty">
+            <w:hyperlink w:history="1" r:id="rIdlmhiek5g4it3kqfartefk">
               <w:r>
                 <w:rPr>
                   <w:rFonts w:ascii="Arial" w:cs="Arial" w:eastAsia="Arial" w:hAnsi="Arial"/>
@@ -7533,7 +7533,7 @@
               <w:spacing w:after="10" w:before="0"/>
               <w:ind w:left="120"/>
             </w:pPr>
-            <w:hyperlink w:history="1" r:id="rIdw9paqpmt8bprbifebmamz">
+            <w:hyperlink w:history="1" r:id="rIdbqi2pzl_uhe-bea6a7an-">
               <w:r>
                 <w:rPr>
                   <w:rFonts w:ascii="Arial" w:cs="Arial" w:eastAsia="Arial" w:hAnsi="Arial"/>
@@ -7578,7 +7578,7 @@
             <w:pPr>
               <w:spacing w:after="20" w:before="0"/>
             </w:pPr>
-            <w:hyperlink w:history="1" r:id="rId8ewckge0nvuy176arkhx5">
+            <w:hyperlink w:history="1" r:id="rIdl_bu3aepxlylupcuntpku">
               <w:r>
                 <w:rPr>
                   <w:rFonts w:ascii="Arial" w:cs="Arial" w:eastAsia="Arial" w:hAnsi="Arial"/>
@@ -7611,7 +7611,7 @@
               <w:spacing w:after="10" w:before="0"/>
               <w:ind w:left="120"/>
             </w:pPr>
-            <w:hyperlink w:history="1" r:id="rIdpxrg-iktzrx1uiti6hglh">
+            <w:hyperlink w:history="1" r:id="rIdmfnpi9fs_zegwkn451dxe">
               <w:r>
                 <w:rPr>
                   <w:rFonts w:ascii="Arial" w:cs="Arial" w:eastAsia="Arial" w:hAnsi="Arial"/>
@@ -7811,7 +7811,7 @@
             <w:pPr>
               <w:spacing w:after="20" w:before="0"/>
             </w:pPr>
-            <w:hyperlink w:history="1" r:id="rId7bimf0o_rvuzr7ozozrvl">
+            <w:hyperlink w:history="1" r:id="rIdrgsqh4t4azdrnt3o_5rcr">
               <w:r>
                 <w:rPr>
                   <w:rFonts w:ascii="Arial" w:cs="Arial" w:eastAsia="Arial" w:hAnsi="Arial"/>
@@ -7844,7 +7844,7 @@
               <w:spacing w:after="10" w:before="0"/>
               <w:ind w:left="120"/>
             </w:pPr>
-            <w:hyperlink w:history="1" r:id="rIdb_5-kjwbmgodjhahvl7xo">
+            <w:hyperlink w:history="1" r:id="rIdv8sk2n5ss_qnf80w7ktaz">
               <w:r>
                 <w:rPr>
                   <w:rFonts w:ascii="Arial" w:cs="Arial" w:eastAsia="Arial" w:hAnsi="Arial"/>
@@ -7889,7 +7889,7 @@
             <w:pPr>
               <w:spacing w:after="20" w:before="0"/>
             </w:pPr>
-            <w:hyperlink w:history="1" r:id="rIdvdqwp7cvfddxqx7j4z0uh">
+            <w:hyperlink w:history="1" r:id="rIdmexghyltbsujtrpyka0-g">
               <w:r>
                 <w:rPr>
                   <w:rFonts w:ascii="Arial" w:cs="Arial" w:eastAsia="Arial" w:hAnsi="Arial"/>
@@ -7922,7 +7922,7 @@
               <w:spacing w:after="10" w:before="0"/>
               <w:ind w:left="120"/>
             </w:pPr>
-            <w:hyperlink w:history="1" r:id="rIdvjxesj0iligwnn1zwbn-m">
+            <w:hyperlink w:history="1" r:id="rIdrk3ebnyumoe8ggrkbqhjc">
               <w:r>
                 <w:rPr>
                   <w:rFonts w:ascii="Arial" w:cs="Arial" w:eastAsia="Arial" w:hAnsi="Arial"/>
@@ -8122,7 +8122,7 @@
             <w:pPr>
               <w:spacing w:after="20" w:before="0"/>
             </w:pPr>
-            <w:hyperlink w:history="1" r:id="rIdhsfcpq5zbbod-aljhbpkw">
+            <w:hyperlink w:history="1" r:id="rIdtnuptceyxu373edjekmft">
               <w:r>
                 <w:rPr>
                   <w:rFonts w:ascii="Arial" w:cs="Arial" w:eastAsia="Arial" w:hAnsi="Arial"/>
@@ -8155,7 +8155,7 @@
               <w:spacing w:after="10" w:before="0"/>
               <w:ind w:left="120"/>
             </w:pPr>
-            <w:hyperlink w:history="1" r:id="rIdrkeldvy-moguh3oig94sg">
+            <w:hyperlink w:history="1" r:id="rIdwhmbeydbfpltgse4d2wpr">
               <w:r>
                 <w:rPr>
                   <w:rFonts w:ascii="Arial" w:cs="Arial" w:eastAsia="Arial" w:hAnsi="Arial"/>
@@ -8200,7 +8200,7 @@
             <w:pPr>
               <w:spacing w:after="20" w:before="0"/>
             </w:pPr>
-            <w:hyperlink w:history="1" r:id="rIdck0_ewq2cfd695wil1_y3">
+            <w:hyperlink w:history="1" r:id="rIdmwakqb6avivy9er5-itya">
               <w:r>
                 <w:rPr>
                   <w:rFonts w:ascii="Arial" w:cs="Arial" w:eastAsia="Arial" w:hAnsi="Arial"/>
@@ -8249,7 +8249,7 @@
               <w:spacing w:after="10" w:before="0"/>
               <w:ind w:left="120"/>
             </w:pPr>
-            <w:hyperlink w:history="1" r:id="rIdvpthbi7nsvcs6torq9xyz">
+            <w:hyperlink w:history="1" r:id="rId6ugnhpsq1d-tiypajvkro">
               <w:r>
                 <w:rPr>
                   <w:rFonts w:ascii="Arial" w:cs="Arial" w:eastAsia="Arial" w:hAnsi="Arial"/>
@@ -8774,7 +8774,7 @@
         </w:rPr>
         <w:t xml:space="preserve">© 2026 SeaVuria and ARES. Aligned with KICD objectives. Developed by SeaVuria; technical implementation by ARES (with AI assistance from Claude). Licensed under </w:t>
       </w:r>
-      <w:hyperlink w:history="1" r:id="rIdbferf2471knwx6asrd1g2">
+      <w:hyperlink w:history="1" r:id="rIdkg3pbtjhzozvrn8er8xzf">
         <w:r>
           <w:rPr>
             <w:rFonts w:ascii="Arial" w:cs="Arial" w:eastAsia="Arial" w:hAnsi="Arial"/>
@@ -8795,7 +8795,7 @@
         </w:rPr>
         <w:t xml:space="preserve"> (</w:t>
       </w:r>
-      <w:hyperlink w:history="1" r:id="rIdldqjpxqujrurg22ch2g1x">
+      <w:hyperlink w:history="1" r:id="rIdn7bk76a9kd3dqyzdxkwsc">
         <w:r>
           <w:rPr>
             <w:rFonts w:ascii="Arial" w:cs="Arial" w:eastAsia="Arial" w:hAnsi="Arial"/>
@@ -9835,7 +9835,7 @@
             <w:pPr>
               <w:spacing w:after="20" w:before="0"/>
             </w:pPr>
-            <w:hyperlink w:history="1" r:id="rIdoscbod0nrjnvpfycyfg2l">
+            <w:hyperlink w:history="1" r:id="rId6l9o-790pq5gdkc5drda8">
               <w:r>
                 <w:rPr>
                   <w:rFonts w:ascii="Arial" w:cs="Arial" w:eastAsia="Arial" w:hAnsi="Arial"/>
@@ -9868,7 +9868,7 @@
               <w:spacing w:after="10" w:before="0"/>
               <w:ind w:left="120"/>
             </w:pPr>
-            <w:hyperlink w:history="1" r:id="rIdje-vz5c1d3gujlnywk2mp">
+            <w:hyperlink w:history="1" r:id="rIdocpewlgir0c5cq-bdcrtz">
               <w:r>
                 <w:rPr>
                   <w:rFonts w:ascii="Arial" w:cs="Arial" w:eastAsia="Arial" w:hAnsi="Arial"/>
@@ -9913,7 +9913,7 @@
             <w:pPr>
               <w:spacing w:after="20" w:before="0"/>
             </w:pPr>
-            <w:hyperlink w:history="1" r:id="rId6wxj-ybanfw8osnviwpuo">
+            <w:hyperlink w:history="1" r:id="rIdmuo5alvo8igh-aq2pomfk">
               <w:r>
                 <w:rPr>
                   <w:rFonts w:ascii="Arial" w:cs="Arial" w:eastAsia="Arial" w:hAnsi="Arial"/>
@@ -9946,7 +9946,7 @@
               <w:spacing w:after="10" w:before="0"/>
               <w:ind w:left="120"/>
             </w:pPr>
-            <w:hyperlink w:history="1" r:id="rIdmt9bgww69emgnp5doeyby">
+            <w:hyperlink w:history="1" r:id="rId2wgdocyep2_ivfdwpszda">
               <w:r>
                 <w:rPr>
                   <w:rFonts w:ascii="Arial" w:cs="Arial" w:eastAsia="Arial" w:hAnsi="Arial"/>
@@ -10146,7 +10146,7 @@
             <w:pPr>
               <w:spacing w:after="20" w:before="0"/>
             </w:pPr>
-            <w:hyperlink w:history="1" r:id="rIdapqlcxutlfcjx1utesfke">
+            <w:hyperlink w:history="1" r:id="rIdmmetqqngnmo-eeq2xi5yj">
               <w:r>
                 <w:rPr>
                   <w:rFonts w:ascii="Arial" w:cs="Arial" w:eastAsia="Arial" w:hAnsi="Arial"/>
@@ -10179,7 +10179,7 @@
               <w:spacing w:after="10" w:before="0"/>
               <w:ind w:left="120"/>
             </w:pPr>
-            <w:hyperlink w:history="1" r:id="rIds6wyvd_bconitypzswpaz">
+            <w:hyperlink w:history="1" r:id="rIdux2a4riw5hhmebjgfpeja">
               <w:r>
                 <w:rPr>
                   <w:rFonts w:ascii="Arial" w:cs="Arial" w:eastAsia="Arial" w:hAnsi="Arial"/>
@@ -10224,7 +10224,7 @@
             <w:pPr>
               <w:spacing w:after="20" w:before="0"/>
             </w:pPr>
-            <w:hyperlink w:history="1" r:id="rIdxjugbq6uy-0ectfrwf9l6">
+            <w:hyperlink w:history="1" r:id="rIdpddw81uhtlboth5fcqb1w">
               <w:r>
                 <w:rPr>
                   <w:rFonts w:ascii="Arial" w:cs="Arial" w:eastAsia="Arial" w:hAnsi="Arial"/>
@@ -10257,7 +10257,7 @@
               <w:spacing w:after="10" w:before="0"/>
               <w:ind w:left="120"/>
             </w:pPr>
-            <w:hyperlink w:history="1" r:id="rIdzojp6eie0a44srlsnx-7r">
+            <w:hyperlink w:history="1" r:id="rIdpn4cixpwius0yutp5rsv3">
               <w:r>
                 <w:rPr>
                   <w:rFonts w:ascii="Arial" w:cs="Arial" w:eastAsia="Arial" w:hAnsi="Arial"/>
@@ -10457,7 +10457,7 @@
             <w:pPr>
               <w:spacing w:after="20" w:before="0"/>
             </w:pPr>
-            <w:hyperlink w:history="1" r:id="rIdni-i7bdhazcxd4f5r0huz">
+            <w:hyperlink w:history="1" r:id="rIdtvjizy_h3kk7b2vzed0ts">
               <w:r>
                 <w:rPr>
                   <w:rFonts w:ascii="Arial" w:cs="Arial" w:eastAsia="Arial" w:hAnsi="Arial"/>
@@ -10490,7 +10490,7 @@
               <w:spacing w:after="10" w:before="0"/>
               <w:ind w:left="120"/>
             </w:pPr>
-            <w:hyperlink w:history="1" r:id="rIdnylotcrwi9gdxxq3hkqse">
+            <w:hyperlink w:history="1" r:id="rIdc1u4qy-rmdjebaunzpjfj">
               <w:r>
                 <w:rPr>
                   <w:rFonts w:ascii="Arial" w:cs="Arial" w:eastAsia="Arial" w:hAnsi="Arial"/>
@@ -10535,7 +10535,7 @@
             <w:pPr>
               <w:spacing w:after="20" w:before="0"/>
             </w:pPr>
-            <w:hyperlink w:history="1" r:id="rId7kcgyrt0pm_q6hpj9f4nu">
+            <w:hyperlink w:history="1" r:id="rIdqicsgkbmqz9d9zdqswekq">
               <w:r>
                 <w:rPr>
                   <w:rFonts w:ascii="Arial" w:cs="Arial" w:eastAsia="Arial" w:hAnsi="Arial"/>
@@ -10568,7 +10568,7 @@
               <w:spacing w:after="10" w:before="0"/>
               <w:ind w:left="120"/>
             </w:pPr>
-            <w:hyperlink w:history="1" r:id="rIdaq4ujysr_qorlnyjhskbt">
+            <w:hyperlink w:history="1" r:id="rIdw-bfmbv6-362ewmst7wxt">
               <w:r>
                 <w:rPr>
                   <w:rFonts w:ascii="Arial" w:cs="Arial" w:eastAsia="Arial" w:hAnsi="Arial"/>
@@ -10768,7 +10768,7 @@
             <w:pPr>
               <w:spacing w:after="20" w:before="0"/>
             </w:pPr>
-            <w:hyperlink w:history="1" r:id="rIdyreyhavngzc3c6ovkjfpw">
+            <w:hyperlink w:history="1" r:id="rIdokkqkrrjsenkfw4tddkno">
               <w:r>
                 <w:rPr>
                   <w:rFonts w:ascii="Arial" w:cs="Arial" w:eastAsia="Arial" w:hAnsi="Arial"/>
@@ -10801,7 +10801,7 @@
               <w:spacing w:after="10" w:before="0"/>
               <w:ind w:left="120"/>
             </w:pPr>
-            <w:hyperlink w:history="1" r:id="rIdcbd0fymrwn5moyug-j97_">
+            <w:hyperlink w:history="1" r:id="rIdftapf7epini54ksb8j_pu">
               <w:r>
                 <w:rPr>
                   <w:rFonts w:ascii="Arial" w:cs="Arial" w:eastAsia="Arial" w:hAnsi="Arial"/>
@@ -10846,7 +10846,7 @@
             <w:pPr>
               <w:spacing w:after="20" w:before="0"/>
             </w:pPr>
-            <w:hyperlink w:history="1" r:id="rIdv7gtsgpbxzpbwq59ezgcy">
+            <w:hyperlink w:history="1" r:id="rIdrt5bui6hv8l_5ic7sw3hx">
               <w:r>
                 <w:rPr>
                   <w:rFonts w:ascii="Arial" w:cs="Arial" w:eastAsia="Arial" w:hAnsi="Arial"/>
@@ -10879,7 +10879,7 @@
               <w:spacing w:after="10" w:before="0"/>
               <w:ind w:left="120"/>
             </w:pPr>
-            <w:hyperlink w:history="1" r:id="rIdrwxcrxgcmmqf3vfgbah2f">
+            <w:hyperlink w:history="1" r:id="rIdy7z6hisdnlixp8ehdgxqh">
               <w:r>
                 <w:rPr>
                   <w:rFonts w:ascii="Arial" w:cs="Arial" w:eastAsia="Arial" w:hAnsi="Arial"/>
@@ -11079,7 +11079,7 @@
             <w:pPr>
               <w:spacing w:after="20" w:before="0"/>
             </w:pPr>
-            <w:hyperlink w:history="1" r:id="rId875mxw2727xttyyfae3yg">
+            <w:hyperlink w:history="1" r:id="rIdtzhsczxuy6-de9uoxvq71">
               <w:r>
                 <w:rPr>
                   <w:rFonts w:ascii="Arial" w:cs="Arial" w:eastAsia="Arial" w:hAnsi="Arial"/>
@@ -11112,7 +11112,7 @@
               <w:spacing w:after="10" w:before="0"/>
               <w:ind w:left="120"/>
             </w:pPr>
-            <w:hyperlink w:history="1" r:id="rIdos5wc6qsenetlc1xodyh4">
+            <w:hyperlink w:history="1" r:id="rId3mqivjd82ug1xndxnk8t6">
               <w:r>
                 <w:rPr>
                   <w:rFonts w:ascii="Arial" w:cs="Arial" w:eastAsia="Arial" w:hAnsi="Arial"/>
@@ -11157,7 +11157,7 @@
             <w:pPr>
               <w:spacing w:after="20" w:before="0"/>
             </w:pPr>
-            <w:hyperlink w:history="1" r:id="rIdhs7_-pqrkv9wav2selmnm">
+            <w:hyperlink w:history="1" r:id="rId_3aqtgqv83wwc43u9hxyh">
               <w:r>
                 <w:rPr>
                   <w:rFonts w:ascii="Arial" w:cs="Arial" w:eastAsia="Arial" w:hAnsi="Arial"/>
@@ -11190,7 +11190,7 @@
               <w:spacing w:after="10" w:before="0"/>
               <w:ind w:left="120"/>
             </w:pPr>
-            <w:hyperlink w:history="1" r:id="rIdgmsseoryklo5hnq5tjkti">
+            <w:hyperlink w:history="1" r:id="rIdnuf667wge5j8hurwgfi08">
               <w:r>
                 <w:rPr>
                   <w:rFonts w:ascii="Arial" w:cs="Arial" w:eastAsia="Arial" w:hAnsi="Arial"/>
@@ -11815,7 +11815,7 @@
         </w:rPr>
         <w:t xml:space="preserve">© 2026 SeaVuria and ARES. Aligned with KICD objectives. Developed by SeaVuria; technical implementation by ARES (with AI assistance from Claude). Licensed under </w:t>
       </w:r>
-      <w:hyperlink w:history="1" r:id="rIdpqbxirxs8epbnbykmdo2q">
+      <w:hyperlink w:history="1" r:id="rIdnjy-uipntdvgdqo9s5ntk">
         <w:r>
           <w:rPr>
             <w:rFonts w:ascii="Arial" w:cs="Arial" w:eastAsia="Arial" w:hAnsi="Arial"/>
@@ -11836,7 +11836,7 @@
         </w:rPr>
         <w:t xml:space="preserve"> (</w:t>
       </w:r>
-      <w:hyperlink w:history="1" r:id="rIdxt3xxvxmlgzy-ecyawjuj">
+      <w:hyperlink w:history="1" r:id="rIdv2a8evavtecfquiehyo54">
         <w:r>
           <w:rPr>
             <w:rFonts w:ascii="Arial" w:cs="Arial" w:eastAsia="Arial" w:hAnsi="Arial"/>
@@ -12956,7 +12956,7 @@
             <w:pPr>
               <w:spacing w:after="20" w:before="0"/>
             </w:pPr>
-            <w:hyperlink w:history="1" r:id="rIdpdkgjuzm6rbztuhoqfcyt">
+            <w:hyperlink w:history="1" r:id="rIdpehkrvvp1sm2meibyfizt">
               <w:r>
                 <w:rPr>
                   <w:rFonts w:ascii="Arial" w:cs="Arial" w:eastAsia="Arial" w:hAnsi="Arial"/>
@@ -12989,7 +12989,7 @@
               <w:spacing w:after="10" w:before="0"/>
               <w:ind w:left="120"/>
             </w:pPr>
-            <w:hyperlink w:history="1" r:id="rIdl6zrfsujprtepjenlgbg3">
+            <w:hyperlink w:history="1" r:id="rId2ksno4bio3ozomgpbmfsf">
               <w:r>
                 <w:rPr>
                   <w:rFonts w:ascii="Arial" w:cs="Arial" w:eastAsia="Arial" w:hAnsi="Arial"/>
@@ -13034,7 +13034,7 @@
             <w:pPr>
               <w:spacing w:after="20" w:before="0"/>
             </w:pPr>
-            <w:hyperlink w:history="1" r:id="rIdjitcy9iibr0u35qk1c2o9">
+            <w:hyperlink w:history="1" r:id="rIdfldvf9uyma4dfp3iw3pfv">
               <w:r>
                 <w:rPr>
                   <w:rFonts w:ascii="Arial" w:cs="Arial" w:eastAsia="Arial" w:hAnsi="Arial"/>
@@ -13067,7 +13067,7 @@
               <w:spacing w:after="10" w:before="0"/>
               <w:ind w:left="120"/>
             </w:pPr>
-            <w:hyperlink w:history="1" r:id="rIdqdi64i55dc6rsua7w60ia">
+            <w:hyperlink w:history="1" r:id="rId0kh2gveuasbh-drxcitia">
               <w:r>
                 <w:rPr>
                   <w:rFonts w:ascii="Arial" w:cs="Arial" w:eastAsia="Arial" w:hAnsi="Arial"/>
@@ -13267,7 +13267,7 @@
             <w:pPr>
               <w:spacing w:after="20" w:before="0"/>
             </w:pPr>
-            <w:hyperlink w:history="1" r:id="rIda1pywikro9irzc-78_ldt">
+            <w:hyperlink w:history="1" r:id="rIdej0xtek-1baj54haasifr">
               <w:r>
                 <w:rPr>
                   <w:rFonts w:ascii="Arial" w:cs="Arial" w:eastAsia="Arial" w:hAnsi="Arial"/>
@@ -13300,7 +13300,7 @@
               <w:spacing w:after="10" w:before="0"/>
               <w:ind w:left="120"/>
             </w:pPr>
-            <w:hyperlink w:history="1" r:id="rIdu9qjcjeryebgbqf2dv9h1">
+            <w:hyperlink w:history="1" r:id="rIdkdjv_zgzhniyiyk8xxdt_">
               <w:r>
                 <w:rPr>
                   <w:rFonts w:ascii="Arial" w:cs="Arial" w:eastAsia="Arial" w:hAnsi="Arial"/>
@@ -13345,7 +13345,7 @@
             <w:pPr>
               <w:spacing w:after="20" w:before="0"/>
             </w:pPr>
-            <w:hyperlink w:history="1" r:id="rIddfpvn6vem_ep2o0x5bf0v">
+            <w:hyperlink w:history="1" r:id="rIdgbfbguz4epxene37kpdf_">
               <w:r>
                 <w:rPr>
                   <w:rFonts w:ascii="Arial" w:cs="Arial" w:eastAsia="Arial" w:hAnsi="Arial"/>
@@ -13378,7 +13378,7 @@
               <w:spacing w:after="10" w:before="0"/>
               <w:ind w:left="120"/>
             </w:pPr>
-            <w:hyperlink w:history="1" r:id="rIdxw8rccrrrd8_pfswin_xs">
+            <w:hyperlink w:history="1" r:id="rIdy0hjiy_hhvh-jijf-waaw">
               <w:r>
                 <w:rPr>
                   <w:rFonts w:ascii="Arial" w:cs="Arial" w:eastAsia="Arial" w:hAnsi="Arial"/>
@@ -13578,7 +13578,7 @@
             <w:pPr>
               <w:spacing w:after="20" w:before="0"/>
             </w:pPr>
-            <w:hyperlink w:history="1" r:id="rIdfympzalzuvc1ttmtmp6ek">
+            <w:hyperlink w:history="1" r:id="rIdpyjxfhzybw5diltnl2wix">
               <w:r>
                 <w:rPr>
                   <w:rFonts w:ascii="Arial" w:cs="Arial" w:eastAsia="Arial" w:hAnsi="Arial"/>
@@ -13611,7 +13611,7 @@
               <w:spacing w:after="10" w:before="0"/>
               <w:ind w:left="120"/>
             </w:pPr>
-            <w:hyperlink w:history="1" r:id="rIdzzkqonppwz8y0ehnd7ced">
+            <w:hyperlink w:history="1" r:id="rIdpkn0eqsczjdlbodpujyib">
               <w:r>
                 <w:rPr>
                   <w:rFonts w:ascii="Arial" w:cs="Arial" w:eastAsia="Arial" w:hAnsi="Arial"/>
@@ -13656,7 +13656,7 @@
             <w:pPr>
               <w:spacing w:after="20" w:before="0"/>
             </w:pPr>
-            <w:hyperlink w:history="1" r:id="rIdqcvp3hvwqtxxmajauuqew">
+            <w:hyperlink w:history="1" r:id="rIda_yv7iy8gc4fsi52ua6xh">
               <w:r>
                 <w:rPr>
                   <w:rFonts w:ascii="Arial" w:cs="Arial" w:eastAsia="Arial" w:hAnsi="Arial"/>
@@ -13705,7 +13705,7 @@
               <w:spacing w:after="10" w:before="0"/>
               <w:ind w:left="120"/>
             </w:pPr>
-            <w:hyperlink w:history="1" r:id="rIdl--kpmphdqqe5agzde6p5">
+            <w:hyperlink w:history="1" r:id="rIdxgzwzehwwqggvtupq7zcu">
               <w:r>
                 <w:rPr>
                   <w:rFonts w:ascii="Arial" w:cs="Arial" w:eastAsia="Arial" w:hAnsi="Arial"/>
@@ -13905,7 +13905,7 @@
             <w:pPr>
               <w:spacing w:after="20" w:before="0"/>
             </w:pPr>
-            <w:hyperlink w:history="1" r:id="rIdrnegus0sff9yd_fifwdda">
+            <w:hyperlink w:history="1" r:id="rIdkdcwnv7tcvdp-5ztk6vuc">
               <w:r>
                 <w:rPr>
                   <w:rFonts w:ascii="Arial" w:cs="Arial" w:eastAsia="Arial" w:hAnsi="Arial"/>
@@ -13938,7 +13938,7 @@
               <w:spacing w:after="10" w:before="0"/>
               <w:ind w:left="120"/>
             </w:pPr>
-            <w:hyperlink w:history="1" r:id="rIdgklirtfmlrsppbwe2ywb3">
+            <w:hyperlink w:history="1" r:id="rIdgdp5sqgtdo2qlv6fz2jy-">
               <w:r>
                 <w:rPr>
                   <w:rFonts w:ascii="Arial" w:cs="Arial" w:eastAsia="Arial" w:hAnsi="Arial"/>
@@ -13983,7 +13983,7 @@
             <w:pPr>
               <w:spacing w:after="20" w:before="0"/>
             </w:pPr>
-            <w:hyperlink w:history="1" r:id="rIdi9__oaosrazpjjvhu2crr">
+            <w:hyperlink w:history="1" r:id="rId8jfivhjud5znbqzcz4cja">
               <w:r>
                 <w:rPr>
                   <w:rFonts w:ascii="Arial" w:cs="Arial" w:eastAsia="Arial" w:hAnsi="Arial"/>
@@ -14032,7 +14032,7 @@
               <w:spacing w:after="10" w:before="0"/>
               <w:ind w:left="120"/>
             </w:pPr>
-            <w:hyperlink w:history="1" r:id="rIdneuol7urf7n4awm4e7l77">
+            <w:hyperlink w:history="1" r:id="rId2jdqdae6hybh_hvnpf8yp">
               <w:r>
                 <w:rPr>
                   <w:rFonts w:ascii="Arial" w:cs="Arial" w:eastAsia="Arial" w:hAnsi="Arial"/>
@@ -14232,7 +14232,7 @@
             <w:pPr>
               <w:spacing w:after="20" w:before="0"/>
             </w:pPr>
-            <w:hyperlink w:history="1" r:id="rIdobazn0nkvu7a-3fcpu5r_">
+            <w:hyperlink w:history="1" r:id="rId6d_udkedyipuiduefcuux">
               <w:r>
                 <w:rPr>
                   <w:rFonts w:ascii="Arial" w:cs="Arial" w:eastAsia="Arial" w:hAnsi="Arial"/>
@@ -14265,7 +14265,7 @@
               <w:spacing w:after="10" w:before="0"/>
               <w:ind w:left="120"/>
             </w:pPr>
-            <w:hyperlink w:history="1" r:id="rIdwz-luudpna3z8yrf_ftdh">
+            <w:hyperlink w:history="1" r:id="rIdrldanpivmwi6lt3rnw0ra">
               <w:r>
                 <w:rPr>
                   <w:rFonts w:ascii="Arial" w:cs="Arial" w:eastAsia="Arial" w:hAnsi="Arial"/>
@@ -14310,7 +14310,7 @@
             <w:pPr>
               <w:spacing w:after="20" w:before="0"/>
             </w:pPr>
-            <w:hyperlink w:history="1" r:id="rIdu9d9rifoihdlj6oub_qge">
+            <w:hyperlink w:history="1" r:id="rIdlktdnqpsei0uofsflr0ql">
               <w:r>
                 <w:rPr>
                   <w:rFonts w:ascii="Arial" w:cs="Arial" w:eastAsia="Arial" w:hAnsi="Arial"/>
@@ -14359,7 +14359,7 @@
               <w:spacing w:after="10" w:before="0"/>
               <w:ind w:left="120"/>
             </w:pPr>
-            <w:hyperlink w:history="1" r:id="rIdhl7g60v-bwdoarcmgug7u">
+            <w:hyperlink w:history="1" r:id="rIdoyzi5gp7w3zv-gezlrbs1">
               <w:r>
                 <w:rPr>
                   <w:rFonts w:ascii="Arial" w:cs="Arial" w:eastAsia="Arial" w:hAnsi="Arial"/>
@@ -14884,7 +14884,7 @@
         </w:rPr>
         <w:t xml:space="preserve">© 2026 SeaVuria and ARES. Aligned with KICD objectives. Developed by SeaVuria; technical implementation by ARES (with AI assistance from Claude). Licensed under </w:t>
       </w:r>
-      <w:hyperlink w:history="1" r:id="rId7b83dsywzxusghc4mfu3q">
+      <w:hyperlink w:history="1" r:id="rIdoz5__0yebgzwoetxwl_qg">
         <w:r>
           <w:rPr>
             <w:rFonts w:ascii="Arial" w:cs="Arial" w:eastAsia="Arial" w:hAnsi="Arial"/>
@@ -14905,7 +14905,7 @@
         </w:rPr>
         <w:t xml:space="preserve"> (</w:t>
       </w:r>
-      <w:hyperlink w:history="1" r:id="rIdi5qw-u2rwoep7-hekxktf">
+      <w:hyperlink w:history="1" r:id="rIdzv-4pf6zcjxm4ue9wlqqo">
         <w:r>
           <w:rPr>
             <w:rFonts w:ascii="Arial" w:cs="Arial" w:eastAsia="Arial" w:hAnsi="Arial"/>
@@ -15945,7 +15945,7 @@
             <w:pPr>
               <w:spacing w:after="20" w:before="0"/>
             </w:pPr>
-            <w:hyperlink w:history="1" r:id="rIdilnheeqe4gu6yyvzbijwt">
+            <w:hyperlink w:history="1" r:id="rIduunvy6pld86x4mhumhltp">
               <w:r>
                 <w:rPr>
                   <w:rFonts w:ascii="Arial" w:cs="Arial" w:eastAsia="Arial" w:hAnsi="Arial"/>
@@ -15978,7 +15978,7 @@
               <w:spacing w:after="10" w:before="0"/>
               <w:ind w:left="120"/>
             </w:pPr>
-            <w:hyperlink w:history="1" r:id="rIdfd2jv09id9yiphv7u4lbb">
+            <w:hyperlink w:history="1" r:id="rIde27obicj5jsjfz2wkg6j0">
               <w:r>
                 <w:rPr>
                   <w:rFonts w:ascii="Arial" w:cs="Arial" w:eastAsia="Arial" w:hAnsi="Arial"/>
@@ -16023,7 +16023,7 @@
             <w:pPr>
               <w:spacing w:after="20" w:before="0"/>
             </w:pPr>
-            <w:hyperlink w:history="1" r:id="rIdd7mqtgzwe3dyd51gnsaci">
+            <w:hyperlink w:history="1" r:id="rIdd2jsvlum4nk75vjl5zfzx">
               <w:r>
                 <w:rPr>
                   <w:rFonts w:ascii="Arial" w:cs="Arial" w:eastAsia="Arial" w:hAnsi="Arial"/>
@@ -16056,7 +16056,7 @@
               <w:spacing w:after="10" w:before="0"/>
               <w:ind w:left="120"/>
             </w:pPr>
-            <w:hyperlink w:history="1" r:id="rIdyzfuhmxx2yvcdpvocxbok">
+            <w:hyperlink w:history="1" r:id="rId2j1lr97r6ukzwklgbtr8v">
               <w:r>
                 <w:rPr>
                   <w:rFonts w:ascii="Arial" w:cs="Arial" w:eastAsia="Arial" w:hAnsi="Arial"/>
@@ -16256,7 +16256,7 @@
             <w:pPr>
               <w:spacing w:after="20" w:before="0"/>
             </w:pPr>
-            <w:hyperlink w:history="1" r:id="rIdxs0hgidgdlpnmmbnbisde">
+            <w:hyperlink w:history="1" r:id="rIdv6vhawpsgzco-oauaipcd">
               <w:r>
                 <w:rPr>
                   <w:rFonts w:ascii="Arial" w:cs="Arial" w:eastAsia="Arial" w:hAnsi="Arial"/>
@@ -16289,7 +16289,7 @@
               <w:spacing w:after="10" w:before="0"/>
               <w:ind w:left="120"/>
             </w:pPr>
-            <w:hyperlink w:history="1" r:id="rIdeiphjvcjhdv3djftqgghe">
+            <w:hyperlink w:history="1" r:id="rIdh1rut4hlv0su0ssqugorx">
               <w:r>
                 <w:rPr>
                   <w:rFonts w:ascii="Arial" w:cs="Arial" w:eastAsia="Arial" w:hAnsi="Arial"/>
@@ -16334,7 +16334,7 @@
             <w:pPr>
               <w:spacing w:after="20" w:before="0"/>
             </w:pPr>
-            <w:hyperlink w:history="1" r:id="rIdinwphlwyo6mejwe8yg3vk">
+            <w:hyperlink w:history="1" r:id="rIdikmkn9yfp4iqkwojxv48w">
               <w:r>
                 <w:rPr>
                   <w:rFonts w:ascii="Arial" w:cs="Arial" w:eastAsia="Arial" w:hAnsi="Arial"/>
@@ -16367,7 +16367,7 @@
               <w:spacing w:after="10" w:before="0"/>
               <w:ind w:left="120"/>
             </w:pPr>
-            <w:hyperlink w:history="1" r:id="rIdit_bakjxkiasxln4nuao6">
+            <w:hyperlink w:history="1" r:id="rIducbmqckztmg_qd0dtbxei">
               <w:r>
                 <w:rPr>
                   <w:rFonts w:ascii="Arial" w:cs="Arial" w:eastAsia="Arial" w:hAnsi="Arial"/>
@@ -16567,7 +16567,7 @@
             <w:pPr>
               <w:spacing w:after="20" w:before="0"/>
             </w:pPr>
-            <w:hyperlink w:history="1" r:id="rId5g2igzz1ujlg2urfvhxji">
+            <w:hyperlink w:history="1" r:id="rIdrr9h7k2p66_b5qjgcdtdg">
               <w:r>
                 <w:rPr>
                   <w:rFonts w:ascii="Arial" w:cs="Arial" w:eastAsia="Arial" w:hAnsi="Arial"/>
@@ -16600,7 +16600,7 @@
               <w:spacing w:after="10" w:before="0"/>
               <w:ind w:left="120"/>
             </w:pPr>
-            <w:hyperlink w:history="1" r:id="rIdfpqdtxldsdbnuiznw670e">
+            <w:hyperlink w:history="1" r:id="rId1gspzalpbwti0mgcgm_0l">
               <w:r>
                 <w:rPr>
                   <w:rFonts w:ascii="Arial" w:cs="Arial" w:eastAsia="Arial" w:hAnsi="Arial"/>
@@ -16645,7 +16645,7 @@
             <w:pPr>
               <w:spacing w:after="20" w:before="0"/>
             </w:pPr>
-            <w:hyperlink w:history="1" r:id="rIdrmy-mtodctqpyww25icvd">
+            <w:hyperlink w:history="1" r:id="rIdzb4d9p1r5tmlgwtfdpuk-">
               <w:r>
                 <w:rPr>
                   <w:rFonts w:ascii="Arial" w:cs="Arial" w:eastAsia="Arial" w:hAnsi="Arial"/>
@@ -16694,7 +16694,7 @@
               <w:spacing w:after="10" w:before="0"/>
               <w:ind w:left="120"/>
             </w:pPr>
-            <w:hyperlink w:history="1" r:id="rId7zv4z5ez8x91oz0g_6jcn">
+            <w:hyperlink w:history="1" r:id="rIdifoh_kzgerexf5w7psbgu">
               <w:r>
                 <w:rPr>
                   <w:rFonts w:ascii="Arial" w:cs="Arial" w:eastAsia="Arial" w:hAnsi="Arial"/>
@@ -16894,7 +16894,7 @@
             <w:pPr>
               <w:spacing w:after="20" w:before="0"/>
             </w:pPr>
-            <w:hyperlink w:history="1" r:id="rIdr3ghoipga0gf7sajdcewy">
+            <w:hyperlink w:history="1" r:id="rId-xo4gbx7pfjeggquksa4n">
               <w:r>
                 <w:rPr>
                   <w:rFonts w:ascii="Arial" w:cs="Arial" w:eastAsia="Arial" w:hAnsi="Arial"/>
@@ -16927,7 +16927,7 @@
               <w:spacing w:after="10" w:before="0"/>
               <w:ind w:left="120"/>
             </w:pPr>
-            <w:hyperlink w:history="1" r:id="rIdn3no515yu4m-mz6suas1d">
+            <w:hyperlink w:history="1" r:id="rId96zjghvocsw6o2js2jykh">
               <w:r>
                 <w:rPr>
                   <w:rFonts w:ascii="Arial" w:cs="Arial" w:eastAsia="Arial" w:hAnsi="Arial"/>
@@ -16972,7 +16972,7 @@
             <w:pPr>
               <w:spacing w:after="20" w:before="0"/>
             </w:pPr>
-            <w:hyperlink w:history="1" r:id="rIdtivmszrs9vwxn0hye1auf">
+            <w:hyperlink w:history="1" r:id="rIdk1cudd8aajydxj5-ofksp">
               <w:r>
                 <w:rPr>
                   <w:rFonts w:ascii="Arial" w:cs="Arial" w:eastAsia="Arial" w:hAnsi="Arial"/>
@@ -17021,7 +17021,7 @@
               <w:spacing w:after="10" w:before="0"/>
               <w:ind w:left="120"/>
             </w:pPr>
-            <w:hyperlink w:history="1" r:id="rIdmyn4okvmtbwe6h89fltbw">
+            <w:hyperlink w:history="1" r:id="rId9ghakebektcpdiygzu0xu">
               <w:r>
                 <w:rPr>
                   <w:rFonts w:ascii="Arial" w:cs="Arial" w:eastAsia="Arial" w:hAnsi="Arial"/>
@@ -17221,7 +17221,7 @@
             <w:pPr>
               <w:spacing w:after="20" w:before="0"/>
             </w:pPr>
-            <w:hyperlink w:history="1" r:id="rId9ysjpwx5cgrgp21_ikj2l">
+            <w:hyperlink w:history="1" r:id="rIdnczolhkk2wwr4zv3uxqaw">
               <w:r>
                 <w:rPr>
                   <w:rFonts w:ascii="Arial" w:cs="Arial" w:eastAsia="Arial" w:hAnsi="Arial"/>
@@ -17254,7 +17254,7 @@
               <w:spacing w:after="10" w:before="0"/>
               <w:ind w:left="120"/>
             </w:pPr>
-            <w:hyperlink w:history="1" r:id="rIdzdjpsiq5z_u96lgakrzmz">
+            <w:hyperlink w:history="1" r:id="rId7g_yi96lexxlhwiyyvzc2">
               <w:r>
                 <w:rPr>
                   <w:rFonts w:ascii="Arial" w:cs="Arial" w:eastAsia="Arial" w:hAnsi="Arial"/>
@@ -17299,7 +17299,7 @@
             <w:pPr>
               <w:spacing w:after="20" w:before="0"/>
             </w:pPr>
-            <w:hyperlink w:history="1" r:id="rIdgyzz2dxryrbpvojaapbvs">
+            <w:hyperlink w:history="1" r:id="rIdmylwc2y9yio4b0coruajd">
               <w:r>
                 <w:rPr>
                   <w:rFonts w:ascii="Arial" w:cs="Arial" w:eastAsia="Arial" w:hAnsi="Arial"/>
@@ -17348,7 +17348,7 @@
               <w:spacing w:after="10" w:before="0"/>
               <w:ind w:left="120"/>
             </w:pPr>
-            <w:hyperlink w:history="1" r:id="rId2dc3cewtnlbyyvlelcfr-">
+            <w:hyperlink w:history="1" r:id="rIdxj60ofv5wqewmqcvmm3dp">
               <w:r>
                 <w:rPr>
                   <w:rFonts w:ascii="Arial" w:cs="Arial" w:eastAsia="Arial" w:hAnsi="Arial"/>
@@ -17873,7 +17873,7 @@
         </w:rPr>
         <w:t xml:space="preserve">© 2026 SeaVuria and ARES. Aligned with KICD objectives. Developed by SeaVuria; technical implementation by ARES (with AI assistance from Claude). Licensed under </w:t>
       </w:r>
-      <w:hyperlink w:history="1" r:id="rIdnr0u0aogocw18vgmmhh1w">
+      <w:hyperlink w:history="1" r:id="rIdf1bn9kp5xysyuhpfgai_o">
         <w:r>
           <w:rPr>
             <w:rFonts w:ascii="Arial" w:cs="Arial" w:eastAsia="Arial" w:hAnsi="Arial"/>
@@ -17894,7 +17894,7 @@
         </w:rPr>
         <w:t xml:space="preserve"> (</w:t>
       </w:r>
-      <w:hyperlink w:history="1" r:id="rIdarrywpao38lm-jvyaolcr">
+      <w:hyperlink w:history="1" r:id="rIdrksx6fwgdjefltnk6aqs1">
         <w:r>
           <w:rPr>
             <w:rFonts w:ascii="Arial" w:cs="Arial" w:eastAsia="Arial" w:hAnsi="Arial"/>
@@ -19114,7 +19114,7 @@
             <w:pPr>
               <w:spacing w:after="20" w:before="0"/>
             </w:pPr>
-            <w:hyperlink w:history="1" r:id="rId_q-u2qcsuhvytoeoto6al">
+            <w:hyperlink w:history="1" r:id="rIderbwge2i0fjn29xychgh2">
               <w:r>
                 <w:rPr>
                   <w:rFonts w:ascii="Arial" w:cs="Arial" w:eastAsia="Arial" w:hAnsi="Arial"/>
@@ -19147,7 +19147,7 @@
               <w:spacing w:after="10" w:before="0"/>
               <w:ind w:left="120"/>
             </w:pPr>
-            <w:hyperlink w:history="1" r:id="rIdedwayf1isjqebpugzej9u">
+            <w:hyperlink w:history="1" r:id="rId3ojpgnuuexadqquscwwgr">
               <w:r>
                 <w:rPr>
                   <w:rFonts w:ascii="Arial" w:cs="Arial" w:eastAsia="Arial" w:hAnsi="Arial"/>
@@ -19192,7 +19192,7 @@
             <w:pPr>
               <w:spacing w:after="20" w:before="0"/>
             </w:pPr>
-            <w:hyperlink w:history="1" r:id="rIdkzp4qlalwmd90h-zr8abq">
+            <w:hyperlink w:history="1" r:id="rId9vmox_bq2ug4vbt11nsmx">
               <w:r>
                 <w:rPr>
                   <w:rFonts w:ascii="Arial" w:cs="Arial" w:eastAsia="Arial" w:hAnsi="Arial"/>
@@ -19225,7 +19225,7 @@
               <w:spacing w:after="10" w:before="0"/>
               <w:ind w:left="120"/>
             </w:pPr>
-            <w:hyperlink w:history="1" r:id="rIdc-2xafhmbighxga2v8krt">
+            <w:hyperlink w:history="1" r:id="rId1nvd1go-xmmwphdmpawjb">
               <w:r>
                 <w:rPr>
                   <w:rFonts w:ascii="Arial" w:cs="Arial" w:eastAsia="Arial" w:hAnsi="Arial"/>
@@ -19425,7 +19425,7 @@
             <w:pPr>
               <w:spacing w:after="20" w:before="0"/>
             </w:pPr>
-            <w:hyperlink w:history="1" r:id="rIdcjtg91qgacumnprk61l4u">
+            <w:hyperlink w:history="1" r:id="rIdgmnlnjrsn3i8cclokb-de">
               <w:r>
                 <w:rPr>
                   <w:rFonts w:ascii="Arial" w:cs="Arial" w:eastAsia="Arial" w:hAnsi="Arial"/>
@@ -19458,7 +19458,7 @@
               <w:spacing w:after="10" w:before="0"/>
               <w:ind w:left="120"/>
             </w:pPr>
-            <w:hyperlink w:history="1" r:id="rIdvr1lnbkgfhpn7smmqwmh4">
+            <w:hyperlink w:history="1" r:id="rIdo1vaueifher60qdy-hxot">
               <w:r>
                 <w:rPr>
                   <w:rFonts w:ascii="Arial" w:cs="Arial" w:eastAsia="Arial" w:hAnsi="Arial"/>
@@ -19503,7 +19503,7 @@
             <w:pPr>
               <w:spacing w:after="20" w:before="0"/>
             </w:pPr>
-            <w:hyperlink w:history="1" r:id="rIdw5bcgnjohonspvgdqdx_l">
+            <w:hyperlink w:history="1" r:id="rIdym1geiyzvx6j2ajhfh6gv">
               <w:r>
                 <w:rPr>
                   <w:rFonts w:ascii="Arial" w:cs="Arial" w:eastAsia="Arial" w:hAnsi="Arial"/>
@@ -19536,7 +19536,7 @@
               <w:spacing w:after="10" w:before="0"/>
               <w:ind w:left="120"/>
             </w:pPr>
-            <w:hyperlink w:history="1" r:id="rIdanx0l-gwwia7uidj1htfu">
+            <w:hyperlink w:history="1" r:id="rId5rzumdmaucv-jrha25ba9">
               <w:r>
                 <w:rPr>
                   <w:rFonts w:ascii="Arial" w:cs="Arial" w:eastAsia="Arial" w:hAnsi="Arial"/>
@@ -19736,7 +19736,7 @@
             <w:pPr>
               <w:spacing w:after="20" w:before="0"/>
             </w:pPr>
-            <w:hyperlink w:history="1" r:id="rIdp-ov97xng3ijgjhkudh7n">
+            <w:hyperlink w:history="1" r:id="rIdkphdcmd4jzdydzp2t72xm">
               <w:r>
                 <w:rPr>
                   <w:rFonts w:ascii="Arial" w:cs="Arial" w:eastAsia="Arial" w:hAnsi="Arial"/>
@@ -19769,7 +19769,7 @@
               <w:spacing w:after="10" w:before="0"/>
               <w:ind w:left="120"/>
             </w:pPr>
-            <w:hyperlink w:history="1" r:id="rId6xp_47fwu_fhdeivrx7ri">
+            <w:hyperlink w:history="1" r:id="rIdnzl1qg8jtpsqskyqbvyvl">
               <w:r>
                 <w:rPr>
                   <w:rFonts w:ascii="Arial" w:cs="Arial" w:eastAsia="Arial" w:hAnsi="Arial"/>
@@ -19814,7 +19814,7 @@
             <w:pPr>
               <w:spacing w:after="20" w:before="0"/>
             </w:pPr>
-            <w:hyperlink w:history="1" r:id="rIdptpg4lgqy8j7-sghc-bi2">
+            <w:hyperlink w:history="1" r:id="rIdt0tc6epk0na3iymnatqfw">
               <w:r>
                 <w:rPr>
                   <w:rFonts w:ascii="Arial" w:cs="Arial" w:eastAsia="Arial" w:hAnsi="Arial"/>
@@ -19847,7 +19847,7 @@
               <w:spacing w:after="10" w:before="0"/>
               <w:ind w:left="120"/>
             </w:pPr>
-            <w:hyperlink w:history="1" r:id="rIdueesw3y7vhb_sbk1m5wlo">
+            <w:hyperlink w:history="1" r:id="rIdxpe1hdj1ze0den80z8p80">
               <w:r>
                 <w:rPr>
                   <w:rFonts w:ascii="Arial" w:cs="Arial" w:eastAsia="Arial" w:hAnsi="Arial"/>
@@ -20047,7 +20047,7 @@
             <w:pPr>
               <w:spacing w:after="20" w:before="0"/>
             </w:pPr>
-            <w:hyperlink w:history="1" r:id="rIddkm0ieru6oxskt8ooh8xj">
+            <w:hyperlink w:history="1" r:id="rIdi_ralsfanc9qxp3v84akf">
               <w:r>
                 <w:rPr>
                   <w:rFonts w:ascii="Arial" w:cs="Arial" w:eastAsia="Arial" w:hAnsi="Arial"/>
@@ -20080,7 +20080,7 @@
               <w:spacing w:after="10" w:before="0"/>
               <w:ind w:left="120"/>
             </w:pPr>
-            <w:hyperlink w:history="1" r:id="rId0qp7mqxsrsthrhq_m0sf7">
+            <w:hyperlink w:history="1" r:id="rId43nqukvpfw1qyodvgewxk">
               <w:r>
                 <w:rPr>
                   <w:rFonts w:ascii="Arial" w:cs="Arial" w:eastAsia="Arial" w:hAnsi="Arial"/>
@@ -20125,7 +20125,7 @@
             <w:pPr>
               <w:spacing w:after="20" w:before="0"/>
             </w:pPr>
-            <w:hyperlink w:history="1" r:id="rIdgzrwj4vyaal1lm1xlogt2">
+            <w:hyperlink w:history="1" r:id="rIdeski5fkbpp-avh-kzpu2b">
               <w:r>
                 <w:rPr>
                   <w:rFonts w:ascii="Arial" w:cs="Arial" w:eastAsia="Arial" w:hAnsi="Arial"/>
@@ -20158,7 +20158,7 @@
               <w:spacing w:after="10" w:before="0"/>
               <w:ind w:left="120"/>
             </w:pPr>
-            <w:hyperlink w:history="1" r:id="rIdfz_bnajphoatyikeeiskj">
+            <w:hyperlink w:history="1" r:id="rIdhu4mmjkryic7citt36gmw">
               <w:r>
                 <w:rPr>
                   <w:rFonts w:ascii="Arial" w:cs="Arial" w:eastAsia="Arial" w:hAnsi="Arial"/>
@@ -20358,7 +20358,7 @@
             <w:pPr>
               <w:spacing w:after="20" w:before="0"/>
             </w:pPr>
-            <w:hyperlink w:history="1" r:id="rIds3bwnyimgl3kssrplf_zs">
+            <w:hyperlink w:history="1" r:id="rId7rore3fvlficfpxcbapdw">
               <w:r>
                 <w:rPr>
                   <w:rFonts w:ascii="Arial" w:cs="Arial" w:eastAsia="Arial" w:hAnsi="Arial"/>
@@ -20391,7 +20391,7 @@
               <w:spacing w:after="10" w:before="0"/>
               <w:ind w:left="120"/>
             </w:pPr>
-            <w:hyperlink w:history="1" r:id="rIdtgqwwrrjrnf9k56cg7p80">
+            <w:hyperlink w:history="1" r:id="rIdscdjtw4yvctvx5rncr_eh">
               <w:r>
                 <w:rPr>
                   <w:rFonts w:ascii="Arial" w:cs="Arial" w:eastAsia="Arial" w:hAnsi="Arial"/>
@@ -20436,7 +20436,7 @@
             <w:pPr>
               <w:spacing w:after="20" w:before="0"/>
             </w:pPr>
-            <w:hyperlink w:history="1" r:id="rIdtqclrizezy316-z4zdriw">
+            <w:hyperlink w:history="1" r:id="rIdh46w_mwg5iiz43ylynx68">
               <w:r>
                 <w:rPr>
                   <w:rFonts w:ascii="Arial" w:cs="Arial" w:eastAsia="Arial" w:hAnsi="Arial"/>
@@ -20469,7 +20469,7 @@
               <w:spacing w:after="10" w:before="0"/>
               <w:ind w:left="120"/>
             </w:pPr>
-            <w:hyperlink w:history="1" r:id="rId0dbkji5tfn2vpnkctpoz1">
+            <w:hyperlink w:history="1" r:id="rIdm5rmxrprnqkxjicqggnlu">
               <w:r>
                 <w:rPr>
                   <w:rFonts w:ascii="Arial" w:cs="Arial" w:eastAsia="Arial" w:hAnsi="Arial"/>
@@ -21154,7 +21154,7 @@
         </w:rPr>
         <w:t xml:space="preserve">© 2026 SeaVuria and ARES. Aligned with KICD objectives. Developed by SeaVuria; technical implementation by ARES (with AI assistance from Claude). Licensed under </w:t>
       </w:r>
-      <w:hyperlink w:history="1" r:id="rIdwhvxvwu4femwugpynldcd">
+      <w:hyperlink w:history="1" r:id="rIdd8hmlypvo4wqvgcfwwted">
         <w:r>
           <w:rPr>
             <w:rFonts w:ascii="Arial" w:cs="Arial" w:eastAsia="Arial" w:hAnsi="Arial"/>
@@ -21175,7 +21175,7 @@
         </w:rPr>
         <w:t xml:space="preserve"> (</w:t>
       </w:r>
-      <w:hyperlink w:history="1" r:id="rIdjlhk1lrskcsdg4krffrhh">
+      <w:hyperlink w:history="1" r:id="rId237nnwpyp_5ptaq40tjtq">
         <w:r>
           <w:rPr>
             <w:rFonts w:ascii="Arial" w:cs="Arial" w:eastAsia="Arial" w:hAnsi="Arial"/>
@@ -22215,7 +22215,7 @@
             <w:pPr>
               <w:spacing w:after="20" w:before="0"/>
             </w:pPr>
-            <w:hyperlink w:history="1" r:id="rId_his--tw2vca9rnhy5t9c">
+            <w:hyperlink w:history="1" r:id="rId2ora8f0g6l1lw1dvgnn1z">
               <w:r>
                 <w:rPr>
                   <w:rFonts w:ascii="Arial" w:cs="Arial" w:eastAsia="Arial" w:hAnsi="Arial"/>
@@ -22248,7 +22248,7 @@
               <w:spacing w:after="10" w:before="0"/>
               <w:ind w:left="120"/>
             </w:pPr>
-            <w:hyperlink w:history="1" r:id="rIdxs6slt4d8e_7y69x9y_oo">
+            <w:hyperlink w:history="1" r:id="rIdzoux9k4amx8dsphmyfhnw">
               <w:r>
                 <w:rPr>
                   <w:rFonts w:ascii="Arial" w:cs="Arial" w:eastAsia="Arial" w:hAnsi="Arial"/>
@@ -22293,7 +22293,7 @@
             <w:pPr>
               <w:spacing w:after="20" w:before="0"/>
             </w:pPr>
-            <w:hyperlink w:history="1" r:id="rIdciwije1trzt9ssrowtl7h">
+            <w:hyperlink w:history="1" r:id="rIdu6hcwut3csni-owoc-hmd">
               <w:r>
                 <w:rPr>
                   <w:rFonts w:ascii="Arial" w:cs="Arial" w:eastAsia="Arial" w:hAnsi="Arial"/>
@@ -22326,7 +22326,7 @@
               <w:spacing w:after="10" w:before="0"/>
               <w:ind w:left="120"/>
             </w:pPr>
-            <w:hyperlink w:history="1" r:id="rIdvr2hdmgv1y2j_jieoh47z">
+            <w:hyperlink w:history="1" r:id="rIdtdzsvtdmubsjgubod5siy">
               <w:r>
                 <w:rPr>
                   <w:rFonts w:ascii="Arial" w:cs="Arial" w:eastAsia="Arial" w:hAnsi="Arial"/>
@@ -22526,7 +22526,7 @@
             <w:pPr>
               <w:spacing w:after="20" w:before="0"/>
             </w:pPr>
-            <w:hyperlink w:history="1" r:id="rIdp5viqekk2bwdqwz3ewxfu">
+            <w:hyperlink w:history="1" r:id="rIdhr7aju0z3swcf7ccyuhdf">
               <w:r>
                 <w:rPr>
                   <w:rFonts w:ascii="Arial" w:cs="Arial" w:eastAsia="Arial" w:hAnsi="Arial"/>
@@ -22559,7 +22559,7 @@
               <w:spacing w:after="10" w:before="0"/>
               <w:ind w:left="120"/>
             </w:pPr>
-            <w:hyperlink w:history="1" r:id="rIdpoyt5ibwoymiwlqtx7zys">
+            <w:hyperlink w:history="1" r:id="rId89i6piwmtoxr0s6xpzyvl">
               <w:r>
                 <w:rPr>
                   <w:rFonts w:ascii="Arial" w:cs="Arial" w:eastAsia="Arial" w:hAnsi="Arial"/>
@@ -22604,7 +22604,7 @@
             <w:pPr>
               <w:spacing w:after="20" w:before="0"/>
             </w:pPr>
-            <w:hyperlink w:history="1" r:id="rIdfalroag-glfryapw_hsg_">
+            <w:hyperlink w:history="1" r:id="rIdrnhphcnbgunq_nwbrczln">
               <w:r>
                 <w:rPr>
                   <w:rFonts w:ascii="Arial" w:cs="Arial" w:eastAsia="Arial" w:hAnsi="Arial"/>
@@ -22637,7 +22637,7 @@
               <w:spacing w:after="10" w:before="0"/>
               <w:ind w:left="120"/>
             </w:pPr>
-            <w:hyperlink w:history="1" r:id="rId4cpfhmoa2bzfxdz-kqoba">
+            <w:hyperlink w:history="1" r:id="rId7oiuuc28qnwabohbmwdsn">
               <w:r>
                 <w:rPr>
                   <w:rFonts w:ascii="Arial" w:cs="Arial" w:eastAsia="Arial" w:hAnsi="Arial"/>
@@ -23117,7 +23117,7 @@
             <w:pPr>
               <w:spacing w:after="20" w:before="0"/>
             </w:pPr>
-            <w:hyperlink w:history="1" r:id="rIdhf73u41negdwdfdf-q5yx">
+            <w:hyperlink w:history="1" r:id="rIdit8yx8s1a9w-ey_5zanvp">
               <w:r>
                 <w:rPr>
                   <w:rFonts w:ascii="Arial" w:cs="Arial" w:eastAsia="Arial" w:hAnsi="Arial"/>
@@ -23150,7 +23150,7 @@
               <w:spacing w:after="10" w:before="0"/>
               <w:ind w:left="120"/>
             </w:pPr>
-            <w:hyperlink w:history="1" r:id="rIdyqoqjnw5ji8erhnsibwa_">
+            <w:hyperlink w:history="1" r:id="rIdpuqpbaenht2wivw683k9v">
               <w:r>
                 <w:rPr>
                   <w:rFonts w:ascii="Arial" w:cs="Arial" w:eastAsia="Arial" w:hAnsi="Arial"/>
@@ -23195,7 +23195,7 @@
             <w:pPr>
               <w:spacing w:after="20" w:before="0"/>
             </w:pPr>
-            <w:hyperlink w:history="1" r:id="rIdop9tz7kge5k5utpbl8jja">
+            <w:hyperlink w:history="1" r:id="rIdll1uf_ydlzjl-pggh31np">
               <w:r>
                 <w:rPr>
                   <w:rFonts w:ascii="Arial" w:cs="Arial" w:eastAsia="Arial" w:hAnsi="Arial"/>
@@ -23228,7 +23228,7 @@
               <w:spacing w:after="10" w:before="0"/>
               <w:ind w:left="120"/>
             </w:pPr>
-            <w:hyperlink w:history="1" r:id="rIdfzlpybhvo8japeqe4tder">
+            <w:hyperlink w:history="1" r:id="rIdbpjrxpav-zuw4xlqkcsdg">
               <w:r>
                 <w:rPr>
                   <w:rFonts w:ascii="Arial" w:cs="Arial" w:eastAsia="Arial" w:hAnsi="Arial"/>
@@ -23628,7 +23628,7 @@
             <w:pPr>
               <w:spacing w:after="20" w:before="0"/>
             </w:pPr>
-            <w:hyperlink w:history="1" r:id="rIdw5tterffrcvghohgzg4co">
+            <w:hyperlink w:history="1" r:id="rIdai7rt1cowo6qvkzkw7fjz">
               <w:r>
                 <w:rPr>
                   <w:rFonts w:ascii="Arial" w:cs="Arial" w:eastAsia="Arial" w:hAnsi="Arial"/>
@@ -23661,7 +23661,7 @@
               <w:spacing w:after="10" w:before="0"/>
               <w:ind w:left="120"/>
             </w:pPr>
-            <w:hyperlink w:history="1" r:id="rIdoztrqwgkvbyta6deqy4ns">
+            <w:hyperlink w:history="1" r:id="rIdgn0vfo5hegmy97483uivi">
               <w:r>
                 <w:rPr>
                   <w:rFonts w:ascii="Arial" w:cs="Arial" w:eastAsia="Arial" w:hAnsi="Arial"/>
@@ -23706,7 +23706,7 @@
             <w:pPr>
               <w:spacing w:after="20" w:before="0"/>
             </w:pPr>
-            <w:hyperlink w:history="1" r:id="rIdyl_il2wa9v9sxlyrpvmr3">
+            <w:hyperlink w:history="1" r:id="rIdpfpwimatawpp0f6vtb0iz">
               <w:r>
                 <w:rPr>
                   <w:rFonts w:ascii="Arial" w:cs="Arial" w:eastAsia="Arial" w:hAnsi="Arial"/>
@@ -23739,7 +23739,7 @@
               <w:spacing w:after="10" w:before="0"/>
               <w:ind w:left="120"/>
             </w:pPr>
-            <w:hyperlink w:history="1" r:id="rIdpxvhhxwkmvgjxces2vrw4">
+            <w:hyperlink w:history="1" r:id="rIdlki3bdwugnuvkjxj6d18s">
               <w:r>
                 <w:rPr>
                   <w:rFonts w:ascii="Arial" w:cs="Arial" w:eastAsia="Arial" w:hAnsi="Arial"/>
@@ -24059,7 +24059,7 @@
             <w:pPr>
               <w:spacing w:after="20" w:before="0"/>
             </w:pPr>
-            <w:hyperlink w:history="1" r:id="rIdfzwbicwf_imjslnhnrlzb">
+            <w:hyperlink w:history="1" r:id="rIdturrcgzp1qaqsgffbsjpk">
               <w:r>
                 <w:rPr>
                   <w:rFonts w:ascii="Arial" w:cs="Arial" w:eastAsia="Arial" w:hAnsi="Arial"/>
@@ -24092,7 +24092,7 @@
               <w:spacing w:after="10" w:before="0"/>
               <w:ind w:left="120"/>
             </w:pPr>
-            <w:hyperlink w:history="1" r:id="rIdpnxauluejjjvzpj5jc6th">
+            <w:hyperlink w:history="1" r:id="rId8iuo9dbsb0d12ifuwnr3t">
               <w:r>
                 <w:rPr>
                   <w:rFonts w:ascii="Arial" w:cs="Arial" w:eastAsia="Arial" w:hAnsi="Arial"/>
@@ -24137,7 +24137,7 @@
             <w:pPr>
               <w:spacing w:after="20" w:before="0"/>
             </w:pPr>
-            <w:hyperlink w:history="1" r:id="rIdmn5ov_cr_jzifxt5tcbju">
+            <w:hyperlink w:history="1" r:id="rIdvmtao5t8sf06jj6cpawcy">
               <w:r>
                 <w:rPr>
                   <w:rFonts w:ascii="Arial" w:cs="Arial" w:eastAsia="Arial" w:hAnsi="Arial"/>
@@ -24170,7 +24170,7 @@
               <w:spacing w:after="10" w:before="0"/>
               <w:ind w:left="120"/>
             </w:pPr>
-            <w:hyperlink w:history="1" r:id="rIdpimqw9eee_39mledqbplb">
+            <w:hyperlink w:history="1" r:id="rId0qegsvitwrvbwsplhzvzp">
               <w:r>
                 <w:rPr>
                   <w:rFonts w:ascii="Arial" w:cs="Arial" w:eastAsia="Arial" w:hAnsi="Arial"/>
@@ -24775,7 +24775,7 @@
         </w:rPr>
         <w:t xml:space="preserve">© 2026 SeaVuria and ARES. Aligned with KICD objectives. Developed by SeaVuria; technical implementation by ARES (with AI assistance from Claude). Licensed under </w:t>
       </w:r>
-      <w:hyperlink w:history="1" r:id="rIdqve-rjr7fcbjj7dd6qk3s">
+      <w:hyperlink w:history="1" r:id="rIdkeytsyacjjx7jo61nkdt5">
         <w:r>
           <w:rPr>
             <w:rFonts w:ascii="Arial" w:cs="Arial" w:eastAsia="Arial" w:hAnsi="Arial"/>
@@ -24796,7 +24796,7 @@
         </w:rPr>
         <w:t xml:space="preserve"> (</w:t>
       </w:r>
-      <w:hyperlink w:history="1" r:id="rId6gul2fdjxif9ptrfswbhk">
+      <w:hyperlink w:history="1" r:id="rIdws1w_p4phkfwgrxsykvrv">
         <w:r>
           <w:rPr>
             <w:rFonts w:ascii="Arial" w:cs="Arial" w:eastAsia="Arial" w:hAnsi="Arial"/>
@@ -25996,7 +25996,7 @@
             <w:pPr>
               <w:spacing w:after="20" w:before="0"/>
             </w:pPr>
-            <w:hyperlink w:history="1" r:id="rIdhg4flvopwjzavkpxsmtpu">
+            <w:hyperlink w:history="1" r:id="rId3v7x9gqrptmjwdddlpgnh">
               <w:r>
                 <w:rPr>
                   <w:rFonts w:ascii="Arial" w:cs="Arial" w:eastAsia="Arial" w:hAnsi="Arial"/>
@@ -26029,7 +26029,7 @@
               <w:spacing w:after="10" w:before="0"/>
               <w:ind w:left="120"/>
             </w:pPr>
-            <w:hyperlink w:history="1" r:id="rIdzpztxkgmyuwh2rp4femrp">
+            <w:hyperlink w:history="1" r:id="rId8hzb23gm9twrq_bxdyo1m">
               <w:r>
                 <w:rPr>
                   <w:rFonts w:ascii="Arial" w:cs="Arial" w:eastAsia="Arial" w:hAnsi="Arial"/>
@@ -26074,7 +26074,7 @@
             <w:pPr>
               <w:spacing w:after="20" w:before="0"/>
             </w:pPr>
-            <w:hyperlink w:history="1" r:id="rIdltxxkdbhsjkxh6myefdop">
+            <w:hyperlink w:history="1" r:id="rIdy-t8uliziumah268vrnpx">
               <w:r>
                 <w:rPr>
                   <w:rFonts w:ascii="Arial" w:cs="Arial" w:eastAsia="Arial" w:hAnsi="Arial"/>
@@ -26107,7 +26107,7 @@
               <w:spacing w:after="10" w:before="0"/>
               <w:ind w:left="120"/>
             </w:pPr>
-            <w:hyperlink w:history="1" r:id="rIdqx3jzefxywcwdruejwk-c">
+            <w:hyperlink w:history="1" r:id="rId6drsdapcjk1hdzpftyd8a">
               <w:r>
                 <w:rPr>
                   <w:rFonts w:ascii="Arial" w:cs="Arial" w:eastAsia="Arial" w:hAnsi="Arial"/>
@@ -26307,7 +26307,7 @@
             <w:pPr>
               <w:spacing w:after="20" w:before="0"/>
             </w:pPr>
-            <w:hyperlink w:history="1" r:id="rIdqdfeo9amgr4wlu_zwohza">
+            <w:hyperlink w:history="1" r:id="rIdku0rlqvadezmw3nupv3wv">
               <w:r>
                 <w:rPr>
                   <w:rFonts w:ascii="Arial" w:cs="Arial" w:eastAsia="Arial" w:hAnsi="Arial"/>
@@ -26340,7 +26340,7 @@
               <w:spacing w:after="10" w:before="0"/>
               <w:ind w:left="120"/>
             </w:pPr>
-            <w:hyperlink w:history="1" r:id="rIddu4zbyr18l7waduchrrcp">
+            <w:hyperlink w:history="1" r:id="rIdsfpeul_ul8oiptnpokdlt">
               <w:r>
                 <w:rPr>
                   <w:rFonts w:ascii="Arial" w:cs="Arial" w:eastAsia="Arial" w:hAnsi="Arial"/>
@@ -26385,7 +26385,7 @@
             <w:pPr>
               <w:spacing w:after="20" w:before="0"/>
             </w:pPr>
-            <w:hyperlink w:history="1" r:id="rId0jbjbngwqcuncmoz2j5zw">
+            <w:hyperlink w:history="1" r:id="rId7fluxyct0bfawveqr0aip">
               <w:r>
                 <w:rPr>
                   <w:rFonts w:ascii="Arial" w:cs="Arial" w:eastAsia="Arial" w:hAnsi="Arial"/>
@@ -26418,7 +26418,7 @@
               <w:spacing w:after="10" w:before="0"/>
               <w:ind w:left="120"/>
             </w:pPr>
-            <w:hyperlink w:history="1" r:id="rIdld_qai6ywlvnmhg551j1j">
+            <w:hyperlink w:history="1" r:id="rIdrma9ckwnnqmsp0abmjhqm">
               <w:r>
                 <w:rPr>
                   <w:rFonts w:ascii="Arial" w:cs="Arial" w:eastAsia="Arial" w:hAnsi="Arial"/>
@@ -26618,7 +26618,7 @@
             <w:pPr>
               <w:spacing w:after="20" w:before="0"/>
             </w:pPr>
-            <w:hyperlink w:history="1" r:id="rIdcw-xkfirhpioqxcvz1ck9">
+            <w:hyperlink w:history="1" r:id="rIdojvunbd5womyolo3jn2bp">
               <w:r>
                 <w:rPr>
                   <w:rFonts w:ascii="Arial" w:cs="Arial" w:eastAsia="Arial" w:hAnsi="Arial"/>
@@ -26651,7 +26651,7 @@
               <w:spacing w:after="10" w:before="0"/>
               <w:ind w:left="120"/>
             </w:pPr>
-            <w:hyperlink w:history="1" r:id="rIdxgjqlmgxmeha04cdb2vaf">
+            <w:hyperlink w:history="1" r:id="rId7wg00gh-or6eyre37b-mb">
               <w:r>
                 <w:rPr>
                   <w:rFonts w:ascii="Arial" w:cs="Arial" w:eastAsia="Arial" w:hAnsi="Arial"/>
@@ -26696,7 +26696,7 @@
             <w:pPr>
               <w:spacing w:after="20" w:before="0"/>
             </w:pPr>
-            <w:hyperlink w:history="1" r:id="rIduvgjdaotikzxj0j5cmdh1">
+            <w:hyperlink w:history="1" r:id="rIdknsnmupacxrkn49xvahee">
               <w:r>
                 <w:rPr>
                   <w:rFonts w:ascii="Arial" w:cs="Arial" w:eastAsia="Arial" w:hAnsi="Arial"/>
@@ -26729,7 +26729,7 @@
               <w:spacing w:after="10" w:before="0"/>
               <w:ind w:left="120"/>
             </w:pPr>
-            <w:hyperlink w:history="1" r:id="rIdm_motohqcl-mkzicw80xs">
+            <w:hyperlink w:history="1" r:id="rIdi-g4dbjwzjcxjsljipggb">
               <w:r>
                 <w:rPr>
                   <w:rFonts w:ascii="Arial" w:cs="Arial" w:eastAsia="Arial" w:hAnsi="Arial"/>
@@ -26929,7 +26929,7 @@
             <w:pPr>
               <w:spacing w:after="20" w:before="0"/>
             </w:pPr>
-            <w:hyperlink w:history="1" r:id="rIdep5fptpjdzyg6f0q0yt-r">
+            <w:hyperlink w:history="1" r:id="rIdswpaf039sq4aef-asds81">
               <w:r>
                 <w:rPr>
                   <w:rFonts w:ascii="Arial" w:cs="Arial" w:eastAsia="Arial" w:hAnsi="Arial"/>
@@ -26962,7 +26962,7 @@
               <w:spacing w:after="10" w:before="0"/>
               <w:ind w:left="120"/>
             </w:pPr>
-            <w:hyperlink w:history="1" r:id="rIdczgss-tkb7zj1gbthezcl">
+            <w:hyperlink w:history="1" r:id="rIdxdxghfb7zyuj9lbpnhc6p">
               <w:r>
                 <w:rPr>
                   <w:rFonts w:ascii="Arial" w:cs="Arial" w:eastAsia="Arial" w:hAnsi="Arial"/>
@@ -27007,7 +27007,7 @@
             <w:pPr>
               <w:spacing w:after="20" w:before="0"/>
             </w:pPr>
-            <w:hyperlink w:history="1" r:id="rId_5xcnrrxbqt-3hhy9dd0m">
+            <w:hyperlink w:history="1" r:id="rIdi1nwszcr3qux-m_oknupf">
               <w:r>
                 <w:rPr>
                   <w:rFonts w:ascii="Arial" w:cs="Arial" w:eastAsia="Arial" w:hAnsi="Arial"/>
@@ -27040,7 +27040,7 @@
               <w:spacing w:after="10" w:before="0"/>
               <w:ind w:left="120"/>
             </w:pPr>
-            <w:hyperlink w:history="1" r:id="rIdrog3guwvcn496kr9d80ph">
+            <w:hyperlink w:history="1" r:id="rIdzrzz3aovehdhzyama4l-5">
               <w:r>
                 <w:rPr>
                   <w:rFonts w:ascii="Arial" w:cs="Arial" w:eastAsia="Arial" w:hAnsi="Arial"/>
@@ -27240,7 +27240,7 @@
             <w:pPr>
               <w:spacing w:after="20" w:before="0"/>
             </w:pPr>
-            <w:hyperlink w:history="1" r:id="rIdwhk3cvc7lxq1zutfzk3jv">
+            <w:hyperlink w:history="1" r:id="rId1w6i3ui8nmibl-shytolt">
               <w:r>
                 <w:rPr>
                   <w:rFonts w:ascii="Arial" w:cs="Arial" w:eastAsia="Arial" w:hAnsi="Arial"/>
@@ -27273,7 +27273,7 @@
               <w:spacing w:after="10" w:before="0"/>
               <w:ind w:left="120"/>
             </w:pPr>
-            <w:hyperlink w:history="1" r:id="rIdwbynbdajabvc_ckrpvodv">
+            <w:hyperlink w:history="1" r:id="rId44pr0t2x-wrvcqimwvezi">
               <w:r>
                 <w:rPr>
                   <w:rFonts w:ascii="Arial" w:cs="Arial" w:eastAsia="Arial" w:hAnsi="Arial"/>
@@ -27318,7 +27318,7 @@
             <w:pPr>
               <w:spacing w:after="20" w:before="0"/>
             </w:pPr>
-            <w:hyperlink w:history="1" r:id="rIdukviaxzowkbru0vopqvcq">
+            <w:hyperlink w:history="1" r:id="rIdde86yp17bpmuih97gx_18">
               <w:r>
                 <w:rPr>
                   <w:rFonts w:ascii="Arial" w:cs="Arial" w:eastAsia="Arial" w:hAnsi="Arial"/>
@@ -27367,7 +27367,7 @@
               <w:spacing w:after="10" w:before="0"/>
               <w:ind w:left="120"/>
             </w:pPr>
-            <w:hyperlink w:history="1" r:id="rIdcajb8jjgbjqswlv7t-8xs">
+            <w:hyperlink w:history="1" r:id="rId-gghoyj3zvyulecqtbe1v">
               <w:r>
                 <w:rPr>
                   <w:rFonts w:ascii="Arial" w:cs="Arial" w:eastAsia="Arial" w:hAnsi="Arial"/>
@@ -27972,7 +27972,7 @@
         </w:rPr>
         <w:t xml:space="preserve">© 2026 SeaVuria and ARES. Aligned with KICD objectives. Developed by SeaVuria; technical implementation by ARES (with AI assistance from Claude). Licensed under </w:t>
       </w:r>
-      <w:hyperlink w:history="1" r:id="rIdcfbuha5rb8kpzepay3ssw">
+      <w:hyperlink w:history="1" r:id="rIdbju6_eco9msz4n4dwvfj6">
         <w:r>
           <w:rPr>
             <w:rFonts w:ascii="Arial" w:cs="Arial" w:eastAsia="Arial" w:hAnsi="Arial"/>
@@ -27993,7 +27993,7 @@
         </w:rPr>
         <w:t xml:space="preserve"> (</w:t>
       </w:r>
-      <w:hyperlink w:history="1" r:id="rIdtrtfeuz7trffg1wdg-nrv">
+      <w:hyperlink w:history="1" r:id="rIdnk6zz7cloorcuqhw77jhe">
         <w:r>
           <w:rPr>
             <w:rFonts w:ascii="Arial" w:cs="Arial" w:eastAsia="Arial" w:hAnsi="Arial"/>
